--- a/docs/historia/roteiro/Roteiro.docx
+++ b/docs/historia/roteiro/Roteiro.docx
@@ -126,7 +126,7 @@
           </w:tcPr>
           <w:p>
             <w:r>
-              <w:t xml:space="preserve">0.2 — Rascunho</w:t>
+              <w:t xml:space="preserve">0.3 — Rascunho</w:t>
             </w:r>
           </w:p>
         </w:tc>
@@ -2875,6 +2875,15 @@
     <w:p>
       <w:pPr>
         <w:pStyle w:val="NotaTime"/>
+        <w:spacing w:after="100"/>
+      </w:pPr>
+      <w:r>
+        <w:t xml:space="preserve">Falas novas, escritas no roteiro e ainda fora do jogo, aparecem com uma barra azul à esquerda.</w:t>
+      </w:r>
+    </w:p>
+    <w:p>
+      <w:pPr>
+        <w:pStyle w:val="NotaTime"/>
         <w:spacing w:after="160"/>
       </w:pPr>
       <w:r>
@@ -9714,7 +9723,7 @@
               <w:keepNext/>
             </w:pPr>
             <w:r>
-              <w:t xml:space="preserve">Rádio</w:t>
+              <w:t xml:space="preserve">Rádio, com respostas do Gabriel</w:t>
             </w:r>
           </w:p>
         </w:tc>
@@ -9766,7 +9775,7 @@
               <w:keepNext/>
             </w:pPr>
             <w:r>
-              <w:t xml:space="preserve">No jogo</w:t>
+              <w:t xml:space="preserve">No jogo, com falas novas em rascunho</w:t>
             </w:r>
           </w:p>
         </w:tc>
@@ -9808,7 +9817,7 @@
         <w:spacing w:after="60"/>
       </w:pPr>
       <w:r>
-        <w:t xml:space="preserve">Transmissão clarice_biblioteca_01  (dados/transmissoes/clarice_biblioteca_01.tres)</w:t>
+        <w:t xml:space="preserve">Transmissão clarice_biblioteca_01  (dados/transmissoes/clarice_biblioteca_01.tres), com falas novas do roteiro</w:t>
       </w:r>
     </w:p>
     <w:p>
@@ -9861,10 +9870,50 @@
     </w:p>
     <w:p>
       <w:pPr>
-        <w:pStyle w:val="Dialogo"/>
-      </w:pPr>
-      <w:r>
-        <w:t xml:space="preserve">Eu fico na escuta. Qualquer coisa, chama. E não confia nas luzes.</w:t>
+        <w:pStyle w:val="PersonagemNovo"/>
+      </w:pPr>
+      <w:r>
+        <w:t xml:space="preserve">GABRIEL (RÁDIO)</w:t>
+      </w:r>
+    </w:p>
+    <w:p>
+      <w:pPr>
+        <w:pStyle w:val="DialogoNovo"/>
+      </w:pPr>
+      <w:r>
+        <w:t xml:space="preserve">Peraí, o que tá acontecendo? Isso é algum tipo de brincadeira? Olha, eu preciso ir pra casa, tenho muito trabalho pra fazer da faculdade, não tô no clima.</w:t>
+      </w:r>
+    </w:p>
+    <w:p>
+      <w:pPr>
+        <w:pStyle w:val="PersonagemNovo"/>
+      </w:pPr>
+      <w:r>
+        <w:t xml:space="preserve">CLARICE (RÁDIO)</w:t>
+      </w:r>
+    </w:p>
+    <w:p>
+      <w:pPr>
+        <w:pStyle w:val="DialogoNovo"/>
+      </w:pPr>
+      <w:r>
+        <w:t xml:space="preserve">Ah, entendo. Olha, eu vou explicar tudo, mas preciso que você saia daí e venha me encontrar. Sei que parece loucura, mas não foi só você. Enfim, qualquer coisa me avisa por aqui. Até logo.</w:t>
+      </w:r>
+    </w:p>
+    <w:p>
+      <w:pPr>
+        <w:pStyle w:val="PersonagemNovo"/>
+      </w:pPr>
+      <w:r>
+        <w:t xml:space="preserve">GABRIEL</w:t>
+      </w:r>
+    </w:p>
+    <w:p>
+      <w:pPr>
+        <w:pStyle w:val="DialogoNovo"/>
+      </w:pPr>
+      <w:r>
+        <w:t xml:space="preserve">Espera… Que loucura é essa? Ah, desligou.</w:t>
       </w:r>
     </w:p>
     <w:p>
@@ -9932,6 +9981,42 @@
       </w:r>
       <w:r>
         <w:t xml:space="preserve">Sem o rádio, nenhuma transmissão toca. O jogador aprende que os robôs têm rotina e avisos, e que existe alguém do outro lado.</w:t>
+      </w:r>
+    </w:p>
+    <w:p>
+      <w:pPr>
+        <w:pStyle w:val="NotaTime"/>
+        <w:spacing w:after="60" w:before="60"/>
+      </w:pPr>
+      <w:r>
+        <w:t xml:space="preserve">Nota: Linhas com barra azul à esquerda são suas e ainda não estão no jogo. As outras já tocam.</w:t>
+      </w:r>
+    </w:p>
+    <w:p>
+      <w:pPr>
+        <w:pStyle w:val="NotaTime"/>
+        <w:spacing w:after="60" w:before="60"/>
+      </w:pPr>
+      <w:r>
+        <w:t xml:space="preserve">Nota: Só a escrita foi corrigida: Clarisse virou Clarice, e ajustei “peraí”, “casa”, “tô”, “daí” e a pontuação. O sentido ficou como você escreveu.</w:t>
+      </w:r>
+    </w:p>
+    <w:p>
+      <w:pPr>
+        <w:pStyle w:val="NotaTime"/>
+        <w:spacing w:after="60" w:before="60"/>
+      </w:pPr>
+      <w:r>
+        <w:t xml:space="preserve">Nota: Sumiu do seu texto a última fala da Clarice que já toca no jogo: “Eu fico na escuta. Qualquer coisa, chama. E não confia nas luzes.” Foi de propósito?</w:t>
+      </w:r>
+    </w:p>
+    <w:p>
+      <w:pPr>
+        <w:pStyle w:val="NotaTime"/>
+        <w:spacing w:after="60" w:before="60"/>
+      </w:pPr>
+      <w:r>
+        <w:t xml:space="preserve">Nota: No jogo, o rádio não tem resposta do Gabriel e não pausa. Ver o Anexo B, item 1.</w:t>
       </w:r>
     </w:p>
     <w:p>
@@ -10930,7 +11015,7 @@
               <w:keepNext/>
             </w:pPr>
             <w:r>
-              <w:t xml:space="preserve">Rádio</w:t>
+              <w:t xml:space="preserve">Rádio (telefone), com respostas do Gabriel</w:t>
             </w:r>
           </w:p>
         </w:tc>
@@ -10982,7 +11067,7 @@
               <w:keepNext/>
             </w:pPr>
             <w:r>
-              <w:t xml:space="preserve">No jogo</w:t>
+              <w:t xml:space="preserve">No jogo, com falas novas em rascunho</w:t>
             </w:r>
           </w:p>
         </w:tc>
@@ -11024,7 +11109,7 @@
         <w:spacing w:after="60"/>
       </w:pPr>
       <w:r>
-        <w:t xml:space="preserve">Transmissão zane_01  (dados/transmissoes/zane_01.tres)</w:t>
+        <w:t xml:space="preserve">Transmissão zane_01  (dados/transmissoes/zane_01.tres), com falas novas do roteiro</w:t>
       </w:r>
     </w:p>
     <w:p>
@@ -11045,10 +11130,122 @@
     </w:p>
     <w:p>
       <w:pPr>
+        <w:pStyle w:val="PersonagemNovo"/>
+      </w:pPr>
+      <w:r>
+        <w:t xml:space="preserve">GABRIEL (TELEFONE)</w:t>
+      </w:r>
+    </w:p>
+    <w:p>
+      <w:pPr>
+        <w:pStyle w:val="DialogoNovo"/>
+      </w:pPr>
+      <w:r>
+        <w:t xml:space="preserve">Alô, meu nome é Gabriel. Olha, você pode me explicar o que é tudo isso? Esses robôs são de verdade? Que lugar é esse? Como isso aconteceu?</w:t>
+      </w:r>
+    </w:p>
+    <w:p>
+      <w:pPr>
+        <w:pStyle w:val="PersonagemNovo"/>
+      </w:pPr>
+      <w:r>
+        <w:t xml:space="preserve">ZANE (TELEFONE)</w:t>
+      </w:r>
+    </w:p>
+    <w:p>
+      <w:pPr>
+        <w:pStyle w:val="DialogoNovo"/>
+      </w:pPr>
+      <w:r>
+        <w:t xml:space="preserve">Eu sei que parece brincadeira, mas infelizmente não. A Clarice vai te explicar quando você chegar até ela.</w:t>
+      </w:r>
+    </w:p>
+    <w:p>
+      <w:pPr>
+        <w:pStyle w:val="Personagem"/>
+      </w:pPr>
+      <w:r>
+        <w:t xml:space="preserve">ZANE (TELEFONE)</w:t>
+      </w:r>
+    </w:p>
+    <w:p>
+      <w:pPr>
         <w:pStyle w:val="Dialogo"/>
       </w:pPr>
       <w:r>
-        <w:t xml:space="preserve">Não desliga. O sistema acusou a grade da ala leste subindo. Foi você, né?</w:t>
+        <w:t xml:space="preserve">Achou o disquete da Clarice? Ela guarda senha em tudo. Pré-histórico, mas funciona.</w:t>
+      </w:r>
+    </w:p>
+    <w:p>
+      <w:pPr>
+        <w:pStyle w:val="PersonagemNovo"/>
+      </w:pPr>
+      <w:r>
+        <w:t xml:space="preserve">GABRIEL (TELEFONE)</w:t>
+      </w:r>
+    </w:p>
+    <w:p>
+      <w:pPr>
+        <w:pStyle w:val="DialogoNovo"/>
+      </w:pPr>
+      <w:r>
+        <w:t xml:space="preserve">Achei, sim. Fazia tempo que não via um desses.</w:t>
+      </w:r>
+    </w:p>
+    <w:p>
+      <w:pPr>
+        <w:pStyle w:val="PersonagemNovo"/>
+      </w:pPr>
+      <w:r>
+        <w:t xml:space="preserve">ZANE (TELEFONE)</w:t>
+      </w:r>
+    </w:p>
+    <w:p>
+      <w:pPr>
+        <w:pStyle w:val="DialogoNovo"/>
+      </w:pPr>
+      <w:r>
+        <w:t xml:space="preserve">Eu só vi em museu. No meu tempo só restam lembranças disso.</w:t>
+      </w:r>
+    </w:p>
+    <w:p>
+      <w:pPr>
+        <w:pStyle w:val="PersonagemNovo"/>
+      </w:pPr>
+      <w:r>
+        <w:t xml:space="preserve">GABRIEL (TELEFONE)</w:t>
+      </w:r>
+    </w:p>
+    <w:p>
+      <w:pPr>
+        <w:pStyle w:val="DialogoNovo"/>
+      </w:pPr>
+      <w:r>
+        <w:t xml:space="preserve">Como assim, seu tempo?</w:t>
+      </w:r>
+    </w:p>
+    <w:p>
+      <w:pPr>
+        <w:pStyle w:val="PersonagemNovo"/>
+      </w:pPr>
+      <w:r>
+        <w:t xml:space="preserve">ZANE (TELEFONE)</w:t>
+      </w:r>
+    </w:p>
+    <w:p>
+      <w:pPr>
+        <w:pStyle w:val="DialogoNovo"/>
+      </w:pPr>
+      <w:r>
+        <w:t xml:space="preserve">[continuando]</w:t>
+      </w:r>
+    </w:p>
+    <w:p>
+      <w:pPr>
+        <w:pStyle w:val="Personagem"/>
+      </w:pPr>
+      <w:r>
+        <w:t xml:space="preserve">ZANE (TELEFONE)</w:t>
       </w:r>
     </w:p>
     <w:p>
@@ -11056,7 +11253,7 @@
         <w:pStyle w:val="Dialogo"/>
       </w:pPr>
       <w:r>
-        <w:t xml:space="preserve">Achou o disquete da Clarice? Ela guarda senha em tudo. Pré-histórico, mas funciona.</w:t>
+        <w:t xml:space="preserve">A porta do fim da ala leste é eletrônica. Segura aí... Pronto. Destranquei.</w:t>
       </w:r>
     </w:p>
     <w:p>
@@ -11064,15 +11261,23 @@
         <w:pStyle w:val="Dialogo"/>
       </w:pPr>
       <w:r>
-        <w:t xml:space="preserve">A porta do fim da ala leste é eletrônica. Segura aí... Pronto. Destranquei.</w:t>
-      </w:r>
-    </w:p>
-    <w:p>
-      <w:pPr>
-        <w:pStyle w:val="Dialogo"/>
-      </w:pPr>
-      <w:r>
         <w:t xml:space="preserve">Eu sou o Zane. Agora sai da Biblioteca. E não fica embaixo das luzes, sério. Fui!</w:t>
+      </w:r>
+    </w:p>
+    <w:p>
+      <w:pPr>
+        <w:pStyle w:val="PersonagemNovo"/>
+      </w:pPr>
+      <w:r>
+        <w:t xml:space="preserve">GABRIEL</w:t>
+      </w:r>
+    </w:p>
+    <w:p>
+      <w:pPr>
+        <w:pStyle w:val="DialogoNovo"/>
+      </w:pPr>
+      <w:r>
+        <w:t xml:space="preserve">Espera! Ah, tinha que ser. Bem que poderia ser uma pegadinha, mas essa tá bem feita.</w:t>
       </w:r>
     </w:p>
     <w:p>
@@ -11128,6 +11333,42 @@
       </w:r>
       <w:r>
         <w:t xml:space="preserve">Sair pela ala leste rumo ao Bloco de salas.</w:t>
+      </w:r>
+    </w:p>
+    <w:p>
+      <w:pPr>
+        <w:pStyle w:val="NotaTime"/>
+        <w:spacing w:after="60" w:before="60"/>
+      </w:pPr>
+      <w:r>
+        <w:t xml:space="preserve">Nota: Linhas com barra azul à esquerda são suas e ainda não estão no jogo. As outras já tocam.</w:t>
+      </w:r>
+    </w:p>
+    <w:p>
+      <w:pPr>
+        <w:pStyle w:val="NotaTime"/>
+        <w:spacing w:after="60" w:before="60"/>
+      </w:pPr>
+      <w:r>
+        <w:t xml:space="preserve">Nota: Só a escrita foi corrigida: Clarisse virou Clarice, e ajustei “alô”, “Gabriel”, “restam” e a pontuação. O sentido ficou como você escreveu.</w:t>
+      </w:r>
+    </w:p>
+    <w:p>
+      <w:pPr>
+        <w:pStyle w:val="NotaTime"/>
+        <w:spacing w:after="60" w:before="60"/>
+      </w:pPr>
+      <w:r>
+        <w:t xml:space="preserve">Nota: Sumiu do seu texto a fala do Zane: “Não desliga. O sistema acusou a grade da ala leste subindo. Foi você, né?”. Foi de propósito?</w:t>
+      </w:r>
+    </w:p>
+    <w:p>
+      <w:pPr>
+        <w:pStyle w:val="NotaTime"/>
+        <w:spacing w:after="60" w:before="60"/>
+      </w:pPr>
+      <w:r>
+        <w:t xml:space="preserve">Nota: “[continuando]” é uma fala do Zane que você deixou para escrever depois. Ver o Anexo B, item 5.</w:t>
       </w:r>
     </w:p>
     <w:p>
@@ -11448,10 +11689,10 @@
         </w:tblBorders>
       </w:tblPr>
       <w:tblGrid>
-        <w:gridCol w:w="2400"/>
+        <w:gridCol w:w="2300"/>
         <w:gridCol w:w="1200"/>
-        <w:gridCol w:w="900"/>
-        <w:gridCol w:w="2100"/>
+        <w:gridCol w:w="1100"/>
+        <w:gridCol w:w="2000"/>
         <w:gridCol w:w="2426"/>
       </w:tblGrid>
       <w:tr>
@@ -11460,7 +11701,7 @@
         </w:trPr>
         <w:tc>
           <w:tcPr>
-            <w:tcW w:type="dxa" w:w="2400"/>
+            <w:tcW w:type="dxa" w:w="2300"/>
             <w:tcBorders>
               <w:top w:val="single" w:color="BFC9D1" w:sz="4"/>
               <w:left w:val="single" w:color="BFC9D1" w:sz="4"/>
@@ -11518,7 +11759,7 @@
         </w:tc>
         <w:tc>
           <w:tcPr>
-            <w:tcW w:type="dxa" w:w="900"/>
+            <w:tcW w:type="dxa" w:w="1100"/>
             <w:tcBorders>
               <w:top w:val="single" w:color="BFC9D1" w:sz="4"/>
               <w:left w:val="single" w:color="BFC9D1" w:sz="4"/>
@@ -11547,7 +11788,7 @@
         </w:tc>
         <w:tc>
           <w:tcPr>
-            <w:tcW w:type="dxa" w:w="2100"/>
+            <w:tcW w:type="dxa" w:w="2000"/>
             <w:tcBorders>
               <w:top w:val="single" w:color="BFC9D1" w:sz="4"/>
               <w:left w:val="single" w:color="BFC9D1" w:sz="4"/>
@@ -11610,7 +11851,7 @@
         </w:trPr>
         <w:tc>
           <w:tcPr>
-            <w:tcW w:type="dxa" w:w="2400"/>
+            <w:tcW w:type="dxa" w:w="2300"/>
             <w:tcBorders>
               <w:top w:val="single" w:color="BFC9D1" w:sz="4"/>
               <w:left w:val="single" w:color="BFC9D1" w:sz="4"/>
@@ -11655,13 +11896,13 @@
           </w:tcPr>
           <w:p>
             <w:r>
-              <w:t xml:space="preserve">CLARICE</w:t>
-            </w:r>
-          </w:p>
-        </w:tc>
-        <w:tc>
-          <w:tcPr>
-            <w:tcW w:type="dxa" w:w="900"/>
+              <w:t xml:space="preserve">Clarice, Gabriel</w:t>
+            </w:r>
+          </w:p>
+        </w:tc>
+        <w:tc>
+          <w:tcPr>
+            <w:tcW w:type="dxa" w:w="1100"/>
             <w:tcBorders>
               <w:top w:val="single" w:color="BFC9D1" w:sz="4"/>
               <w:left w:val="single" w:color="BFC9D1" w:sz="4"/>
@@ -11684,7 +11925,7 @@
         </w:tc>
         <w:tc>
           <w:tcPr>
-            <w:tcW w:type="dxa" w:w="2100"/>
+            <w:tcW w:type="dxa" w:w="2000"/>
             <w:tcBorders>
               <w:top w:val="single" w:color="BFC9D1" w:sz="4"/>
               <w:left w:val="single" w:color="BFC9D1" w:sz="4"/>
@@ -11724,7 +11965,7 @@
           </w:tcPr>
           <w:p>
             <w:r>
-              <w:t xml:space="preserve">Primeira voz do rádio: a Clarice, com o que o Henrique vê pelas câmeras.</w:t>
+              <w:t xml:space="preserve">Primeira voz do rádio: a Clarice, com o que o Henrique vê pelas câmeras. O Gabriel estranha e ela o chama para o encontrar.</w:t>
             </w:r>
           </w:p>
         </w:tc>
@@ -11735,7 +11976,7 @@
         </w:trPr>
         <w:tc>
           <w:tcPr>
-            <w:tcW w:type="dxa" w:w="2400"/>
+            <w:tcW w:type="dxa" w:w="2300"/>
             <w:tcBorders>
               <w:top w:val="single" w:color="BFC9D1" w:sz="4"/>
               <w:left w:val="single" w:color="BFC9D1" w:sz="4"/>
@@ -11786,7 +12027,7 @@
         </w:tc>
         <w:tc>
           <w:tcPr>
-            <w:tcW w:type="dxa" w:w="900"/>
+            <w:tcW w:type="dxa" w:w="1100"/>
             <w:tcBorders>
               <w:top w:val="single" w:color="BFC9D1" w:sz="4"/>
               <w:left w:val="single" w:color="BFC9D1" w:sz="4"/>
@@ -11809,7 +12050,7 @@
         </w:tc>
         <w:tc>
           <w:tcPr>
-            <w:tcW w:type="dxa" w:w="2100"/>
+            <w:tcW w:type="dxa" w:w="2000"/>
             <w:tcBorders>
               <w:top w:val="single" w:color="BFC9D1" w:sz="4"/>
               <w:left w:val="single" w:color="BFC9D1" w:sz="4"/>
@@ -11860,7 +12101,7 @@
         </w:trPr>
         <w:tc>
           <w:tcPr>
-            <w:tcW w:type="dxa" w:w="2400"/>
+            <w:tcW w:type="dxa" w:w="2300"/>
             <w:tcBorders>
               <w:top w:val="single" w:color="BFC9D1" w:sz="4"/>
               <w:left w:val="single" w:color="BFC9D1" w:sz="4"/>
@@ -11905,13 +12146,13 @@
           </w:tcPr>
           <w:p>
             <w:r>
-              <w:t xml:space="preserve">ZANE</w:t>
-            </w:r>
-          </w:p>
-        </w:tc>
-        <w:tc>
-          <w:tcPr>
-            <w:tcW w:type="dxa" w:w="900"/>
+              <w:t xml:space="preserve">Zane, Gabriel</w:t>
+            </w:r>
+          </w:p>
+        </w:tc>
+        <w:tc>
+          <w:tcPr>
+            <w:tcW w:type="dxa" w:w="1100"/>
             <w:tcBorders>
               <w:top w:val="single" w:color="BFC9D1" w:sz="4"/>
               <w:left w:val="single" w:color="BFC9D1" w:sz="4"/>
@@ -11934,7 +12175,7 @@
         </w:tc>
         <w:tc>
           <w:tcPr>
-            <w:tcW w:type="dxa" w:w="2100"/>
+            <w:tcW w:type="dxa" w:w="2000"/>
             <w:tcBorders>
               <w:top w:val="single" w:color="BFC9D1" w:sz="4"/>
               <w:left w:val="single" w:color="BFC9D1" w:sz="4"/>
@@ -11974,7 +12215,7 @@
           </w:tcPr>
           <w:p>
             <w:r>
-              <w:t xml:space="preserve">Primeira ligação do Zane: destranca a porta pelo sistema.</w:t>
+              <w:t xml:space="preserve">Primeira ligação do Zane: o Gabriel faz perguntas e ele destranca a porta pelo sistema.</w:t>
             </w:r>
           </w:p>
         </w:tc>
@@ -11985,7 +12226,7 @@
         </w:trPr>
         <w:tc>
           <w:tcPr>
-            <w:tcW w:type="dxa" w:w="2400"/>
+            <w:tcW w:type="dxa" w:w="2300"/>
             <w:tcBorders>
               <w:top w:val="single" w:color="BFC9D1" w:sz="4"/>
               <w:left w:val="single" w:color="BFC9D1" w:sz="4"/>
@@ -12031,7 +12272,7 @@
         </w:tc>
         <w:tc>
           <w:tcPr>
-            <w:tcW w:type="dxa" w:w="900"/>
+            <w:tcW w:type="dxa" w:w="1100"/>
             <w:tcBorders>
               <w:top w:val="single" w:color="BFC9D1" w:sz="4"/>
               <w:left w:val="single" w:color="BFC9D1" w:sz="4"/>
@@ -12054,7 +12295,7 @@
         </w:tc>
         <w:tc>
           <w:tcPr>
-            <w:tcW w:type="dxa" w:w="2100"/>
+            <w:tcW w:type="dxa" w:w="2000"/>
             <w:tcBorders>
               <w:top w:val="single" w:color="BFC9D1" w:sz="4"/>
               <w:left w:val="single" w:color="BFC9D1" w:sz="4"/>
@@ -18232,10 +18473,10 @@
         </w:tblBorders>
       </w:tblPr>
       <w:tblGrid>
-        <w:gridCol w:w="2400"/>
+        <w:gridCol w:w="2300"/>
         <w:gridCol w:w="1200"/>
-        <w:gridCol w:w="900"/>
-        <w:gridCol w:w="2100"/>
+        <w:gridCol w:w="1100"/>
+        <w:gridCol w:w="2000"/>
         <w:gridCol w:w="2426"/>
       </w:tblGrid>
       <w:tr>
@@ -18244,7 +18485,7 @@
         </w:trPr>
         <w:tc>
           <w:tcPr>
-            <w:tcW w:type="dxa" w:w="2400"/>
+            <w:tcW w:type="dxa" w:w="2300"/>
             <w:tcBorders>
               <w:top w:val="single" w:color="BFC9D1" w:sz="4"/>
               <w:left w:val="single" w:color="BFC9D1" w:sz="4"/>
@@ -18302,7 +18543,7 @@
         </w:tc>
         <w:tc>
           <w:tcPr>
-            <w:tcW w:type="dxa" w:w="900"/>
+            <w:tcW w:type="dxa" w:w="1100"/>
             <w:tcBorders>
               <w:top w:val="single" w:color="BFC9D1" w:sz="4"/>
               <w:left w:val="single" w:color="BFC9D1" w:sz="4"/>
@@ -18331,7 +18572,7 @@
         </w:tc>
         <w:tc>
           <w:tcPr>
-            <w:tcW w:type="dxa" w:w="2100"/>
+            <w:tcW w:type="dxa" w:w="2000"/>
             <w:tcBorders>
               <w:top w:val="single" w:color="BFC9D1" w:sz="4"/>
               <w:left w:val="single" w:color="BFC9D1" w:sz="4"/>
@@ -18394,7 +18635,7 @@
         </w:trPr>
         <w:tc>
           <w:tcPr>
-            <w:tcW w:type="dxa" w:w="2400"/>
+            <w:tcW w:type="dxa" w:w="2300"/>
             <w:tcBorders>
               <w:top w:val="single" w:color="BFC9D1" w:sz="4"/>
               <w:left w:val="single" w:color="BFC9D1" w:sz="4"/>
@@ -18445,7 +18686,7 @@
         </w:tc>
         <w:tc>
           <w:tcPr>
-            <w:tcW w:type="dxa" w:w="900"/>
+            <w:tcW w:type="dxa" w:w="1100"/>
             <w:tcBorders>
               <w:top w:val="single" w:color="BFC9D1" w:sz="4"/>
               <w:left w:val="single" w:color="BFC9D1" w:sz="4"/>
@@ -18468,7 +18709,7 @@
         </w:tc>
         <w:tc>
           <w:tcPr>
-            <w:tcW w:type="dxa" w:w="2100"/>
+            <w:tcW w:type="dxa" w:w="2000"/>
             <w:tcBorders>
               <w:top w:val="single" w:color="BFC9D1" w:sz="4"/>
               <w:left w:val="single" w:color="BFC9D1" w:sz="4"/>
@@ -18519,7 +18760,7 @@
         </w:trPr>
         <w:tc>
           <w:tcPr>
-            <w:tcW w:type="dxa" w:w="2400"/>
+            <w:tcW w:type="dxa" w:w="2300"/>
             <w:tcBorders>
               <w:top w:val="single" w:color="BFC9D1" w:sz="4"/>
               <w:left w:val="single" w:color="BFC9D1" w:sz="4"/>
@@ -18570,7 +18811,7 @@
         </w:tc>
         <w:tc>
           <w:tcPr>
-            <w:tcW w:type="dxa" w:w="900"/>
+            <w:tcW w:type="dxa" w:w="1100"/>
             <w:tcBorders>
               <w:top w:val="single" w:color="BFC9D1" w:sz="4"/>
               <w:left w:val="single" w:color="BFC9D1" w:sz="4"/>
@@ -18593,7 +18834,7 @@
         </w:tc>
         <w:tc>
           <w:tcPr>
-            <w:tcW w:type="dxa" w:w="2100"/>
+            <w:tcW w:type="dxa" w:w="2000"/>
             <w:tcBorders>
               <w:top w:val="single" w:color="BFC9D1" w:sz="4"/>
               <w:left w:val="single" w:color="BFC9D1" w:sz="4"/>
@@ -18644,7 +18885,7 @@
         </w:trPr>
         <w:tc>
           <w:tcPr>
-            <w:tcW w:type="dxa" w:w="2400"/>
+            <w:tcW w:type="dxa" w:w="2300"/>
             <w:tcBorders>
               <w:top w:val="single" w:color="BFC9D1" w:sz="4"/>
               <w:left w:val="single" w:color="BFC9D1" w:sz="4"/>
@@ -18695,7 +18936,7 @@
         </w:tc>
         <w:tc>
           <w:tcPr>
-            <w:tcW w:type="dxa" w:w="900"/>
+            <w:tcW w:type="dxa" w:w="1100"/>
             <w:tcBorders>
               <w:top w:val="single" w:color="BFC9D1" w:sz="4"/>
               <w:left w:val="single" w:color="BFC9D1" w:sz="4"/>
@@ -18718,7 +18959,7 @@
         </w:tc>
         <w:tc>
           <w:tcPr>
-            <w:tcW w:type="dxa" w:w="2100"/>
+            <w:tcW w:type="dxa" w:w="2000"/>
             <w:tcBorders>
               <w:top w:val="single" w:color="BFC9D1" w:sz="4"/>
               <w:left w:val="single" w:color="BFC9D1" w:sz="4"/>
@@ -18769,7 +19010,7 @@
         </w:trPr>
         <w:tc>
           <w:tcPr>
-            <w:tcW w:type="dxa" w:w="2400"/>
+            <w:tcW w:type="dxa" w:w="2300"/>
             <w:tcBorders>
               <w:top w:val="single" w:color="BFC9D1" w:sz="4"/>
               <w:left w:val="single" w:color="BFC9D1" w:sz="4"/>
@@ -18820,7 +19061,7 @@
         </w:tc>
         <w:tc>
           <w:tcPr>
-            <w:tcW w:type="dxa" w:w="900"/>
+            <w:tcW w:type="dxa" w:w="1100"/>
             <w:tcBorders>
               <w:top w:val="single" w:color="BFC9D1" w:sz="4"/>
               <w:left w:val="single" w:color="BFC9D1" w:sz="4"/>
@@ -18843,7 +19084,7 @@
         </w:tc>
         <w:tc>
           <w:tcPr>
-            <w:tcW w:type="dxa" w:w="2100"/>
+            <w:tcW w:type="dxa" w:w="2000"/>
             <w:tcBorders>
               <w:top w:val="single" w:color="BFC9D1" w:sz="4"/>
               <w:left w:val="single" w:color="BFC9D1" w:sz="4"/>
@@ -18894,7 +19135,7 @@
         </w:trPr>
         <w:tc>
           <w:tcPr>
-            <w:tcW w:type="dxa" w:w="2400"/>
+            <w:tcW w:type="dxa" w:w="2300"/>
             <w:tcBorders>
               <w:top w:val="single" w:color="BFC9D1" w:sz="4"/>
               <w:left w:val="single" w:color="BFC9D1" w:sz="4"/>
@@ -18945,7 +19186,7 @@
         </w:tc>
         <w:tc>
           <w:tcPr>
-            <w:tcW w:type="dxa" w:w="900"/>
+            <w:tcW w:type="dxa" w:w="1100"/>
             <w:tcBorders>
               <w:top w:val="single" w:color="BFC9D1" w:sz="4"/>
               <w:left w:val="single" w:color="BFC9D1" w:sz="4"/>
@@ -18968,7 +19209,7 @@
         </w:tc>
         <w:tc>
           <w:tcPr>
-            <w:tcW w:type="dxa" w:w="2100"/>
+            <w:tcW w:type="dxa" w:w="2000"/>
             <w:tcBorders>
               <w:top w:val="single" w:color="BFC9D1" w:sz="4"/>
               <w:left w:val="single" w:color="BFC9D1" w:sz="4"/>
@@ -19019,7 +19260,7 @@
         </w:trPr>
         <w:tc>
           <w:tcPr>
-            <w:tcW w:type="dxa" w:w="2400"/>
+            <w:tcW w:type="dxa" w:w="2300"/>
             <w:tcBorders>
               <w:top w:val="single" w:color="BFC9D1" w:sz="4"/>
               <w:left w:val="single" w:color="BFC9D1" w:sz="4"/>
@@ -19070,7 +19311,7 @@
         </w:tc>
         <w:tc>
           <w:tcPr>
-            <w:tcW w:type="dxa" w:w="900"/>
+            <w:tcW w:type="dxa" w:w="1100"/>
             <w:tcBorders>
               <w:top w:val="single" w:color="BFC9D1" w:sz="4"/>
               <w:left w:val="single" w:color="BFC9D1" w:sz="4"/>
@@ -19093,7 +19334,7 @@
         </w:tc>
         <w:tc>
           <w:tcPr>
-            <w:tcW w:type="dxa" w:w="2100"/>
+            <w:tcW w:type="dxa" w:w="2000"/>
             <w:tcBorders>
               <w:top w:val="single" w:color="BFC9D1" w:sz="4"/>
               <w:left w:val="single" w:color="BFC9D1" w:sz="4"/>
@@ -19144,7 +19385,7 @@
         </w:trPr>
         <w:tc>
           <w:tcPr>
-            <w:tcW w:type="dxa" w:w="2400"/>
+            <w:tcW w:type="dxa" w:w="2300"/>
             <w:tcBorders>
               <w:top w:val="single" w:color="BFC9D1" w:sz="4"/>
               <w:left w:val="single" w:color="BFC9D1" w:sz="4"/>
@@ -19195,7 +19436,7 @@
         </w:tc>
         <w:tc>
           <w:tcPr>
-            <w:tcW w:type="dxa" w:w="900"/>
+            <w:tcW w:type="dxa" w:w="1100"/>
             <w:tcBorders>
               <w:top w:val="single" w:color="BFC9D1" w:sz="4"/>
               <w:left w:val="single" w:color="BFC9D1" w:sz="4"/>
@@ -19218,7 +19459,7 @@
         </w:tc>
         <w:tc>
           <w:tcPr>
-            <w:tcW w:type="dxa" w:w="2100"/>
+            <w:tcW w:type="dxa" w:w="2000"/>
             <w:tcBorders>
               <w:top w:val="single" w:color="BFC9D1" w:sz="4"/>
               <w:left w:val="single" w:color="BFC9D1" w:sz="4"/>
@@ -19269,7 +19510,7 @@
         </w:trPr>
         <w:tc>
           <w:tcPr>
-            <w:tcW w:type="dxa" w:w="2400"/>
+            <w:tcW w:type="dxa" w:w="2300"/>
             <w:tcBorders>
               <w:top w:val="single" w:color="BFC9D1" w:sz="4"/>
               <w:left w:val="single" w:color="BFC9D1" w:sz="4"/>
@@ -19320,7 +19561,7 @@
         </w:tc>
         <w:tc>
           <w:tcPr>
-            <w:tcW w:type="dxa" w:w="900"/>
+            <w:tcW w:type="dxa" w:w="1100"/>
             <w:tcBorders>
               <w:top w:val="single" w:color="BFC9D1" w:sz="4"/>
               <w:left w:val="single" w:color="BFC9D1" w:sz="4"/>
@@ -19343,7 +19584,7 @@
         </w:tc>
         <w:tc>
           <w:tcPr>
-            <w:tcW w:type="dxa" w:w="2100"/>
+            <w:tcW w:type="dxa" w:w="2000"/>
             <w:tcBorders>
               <w:top w:val="single" w:color="BFC9D1" w:sz="4"/>
               <w:left w:val="single" w:color="BFC9D1" w:sz="4"/>
@@ -19394,7 +19635,7 @@
         </w:trPr>
         <w:tc>
           <w:tcPr>
-            <w:tcW w:type="dxa" w:w="2400"/>
+            <w:tcW w:type="dxa" w:w="2300"/>
             <w:tcBorders>
               <w:top w:val="single" w:color="BFC9D1" w:sz="4"/>
               <w:left w:val="single" w:color="BFC9D1" w:sz="4"/>
@@ -19440,7 +19681,7 @@
         </w:tc>
         <w:tc>
           <w:tcPr>
-            <w:tcW w:type="dxa" w:w="900"/>
+            <w:tcW w:type="dxa" w:w="1100"/>
             <w:tcBorders>
               <w:top w:val="single" w:color="BFC9D1" w:sz="4"/>
               <w:left w:val="single" w:color="BFC9D1" w:sz="4"/>
@@ -19463,7 +19704,7 @@
         </w:tc>
         <w:tc>
           <w:tcPr>
-            <w:tcW w:type="dxa" w:w="2100"/>
+            <w:tcW w:type="dxa" w:w="2000"/>
             <w:tcBorders>
               <w:top w:val="single" w:color="BFC9D1" w:sz="4"/>
               <w:left w:val="single" w:color="BFC9D1" w:sz="4"/>
@@ -23361,10 +23602,10 @@
         </w:tblBorders>
       </w:tblPr>
       <w:tblGrid>
-        <w:gridCol w:w="2400"/>
+        <w:gridCol w:w="2300"/>
         <w:gridCol w:w="1200"/>
-        <w:gridCol w:w="900"/>
-        <w:gridCol w:w="2100"/>
+        <w:gridCol w:w="1100"/>
+        <w:gridCol w:w="2000"/>
         <w:gridCol w:w="2426"/>
       </w:tblGrid>
       <w:tr>
@@ -23373,7 +23614,7 @@
         </w:trPr>
         <w:tc>
           <w:tcPr>
-            <w:tcW w:type="dxa" w:w="2400"/>
+            <w:tcW w:type="dxa" w:w="2300"/>
             <w:tcBorders>
               <w:top w:val="single" w:color="BFC9D1" w:sz="4"/>
               <w:left w:val="single" w:color="BFC9D1" w:sz="4"/>
@@ -23431,7 +23672,7 @@
         </w:tc>
         <w:tc>
           <w:tcPr>
-            <w:tcW w:type="dxa" w:w="900"/>
+            <w:tcW w:type="dxa" w:w="1100"/>
             <w:tcBorders>
               <w:top w:val="single" w:color="BFC9D1" w:sz="4"/>
               <w:left w:val="single" w:color="BFC9D1" w:sz="4"/>
@@ -23460,7 +23701,7 @@
         </w:tc>
         <w:tc>
           <w:tcPr>
-            <w:tcW w:type="dxa" w:w="2100"/>
+            <w:tcW w:type="dxa" w:w="2000"/>
             <w:tcBorders>
               <w:top w:val="single" w:color="BFC9D1" w:sz="4"/>
               <w:left w:val="single" w:color="BFC9D1" w:sz="4"/>
@@ -23523,7 +23764,7 @@
         </w:trPr>
         <w:tc>
           <w:tcPr>
-            <w:tcW w:type="dxa" w:w="2400"/>
+            <w:tcW w:type="dxa" w:w="2300"/>
             <w:tcBorders>
               <w:top w:val="single" w:color="BFC9D1" w:sz="4"/>
               <w:left w:val="single" w:color="BFC9D1" w:sz="4"/>
@@ -23574,7 +23815,7 @@
         </w:tc>
         <w:tc>
           <w:tcPr>
-            <w:tcW w:type="dxa" w:w="900"/>
+            <w:tcW w:type="dxa" w:w="1100"/>
             <w:tcBorders>
               <w:top w:val="single" w:color="BFC9D1" w:sz="4"/>
               <w:left w:val="single" w:color="BFC9D1" w:sz="4"/>
@@ -23597,7 +23838,7 @@
         </w:tc>
         <w:tc>
           <w:tcPr>
-            <w:tcW w:type="dxa" w:w="2100"/>
+            <w:tcW w:type="dxa" w:w="2000"/>
             <w:tcBorders>
               <w:top w:val="single" w:color="BFC9D1" w:sz="4"/>
               <w:left w:val="single" w:color="BFC9D1" w:sz="4"/>
@@ -23648,7 +23889,7 @@
         </w:trPr>
         <w:tc>
           <w:tcPr>
-            <w:tcW w:type="dxa" w:w="2400"/>
+            <w:tcW w:type="dxa" w:w="2300"/>
             <w:tcBorders>
               <w:top w:val="single" w:color="BFC9D1" w:sz="4"/>
               <w:left w:val="single" w:color="BFC9D1" w:sz="4"/>
@@ -23699,7 +23940,7 @@
         </w:tc>
         <w:tc>
           <w:tcPr>
-            <w:tcW w:type="dxa" w:w="900"/>
+            <w:tcW w:type="dxa" w:w="1100"/>
             <w:tcBorders>
               <w:top w:val="single" w:color="BFC9D1" w:sz="4"/>
               <w:left w:val="single" w:color="BFC9D1" w:sz="4"/>
@@ -23722,7 +23963,7 @@
         </w:tc>
         <w:tc>
           <w:tcPr>
-            <w:tcW w:type="dxa" w:w="2100"/>
+            <w:tcW w:type="dxa" w:w="2000"/>
             <w:tcBorders>
               <w:top w:val="single" w:color="BFC9D1" w:sz="4"/>
               <w:left w:val="single" w:color="BFC9D1" w:sz="4"/>
@@ -23773,7 +24014,7 @@
         </w:trPr>
         <w:tc>
           <w:tcPr>
-            <w:tcW w:type="dxa" w:w="2400"/>
+            <w:tcW w:type="dxa" w:w="2300"/>
             <w:tcBorders>
               <w:top w:val="single" w:color="BFC9D1" w:sz="4"/>
               <w:left w:val="single" w:color="BFC9D1" w:sz="4"/>
@@ -23824,7 +24065,7 @@
         </w:tc>
         <w:tc>
           <w:tcPr>
-            <w:tcW w:type="dxa" w:w="900"/>
+            <w:tcW w:type="dxa" w:w="1100"/>
             <w:tcBorders>
               <w:top w:val="single" w:color="BFC9D1" w:sz="4"/>
               <w:left w:val="single" w:color="BFC9D1" w:sz="4"/>
@@ -23847,7 +24088,7 @@
         </w:tc>
         <w:tc>
           <w:tcPr>
-            <w:tcW w:type="dxa" w:w="2100"/>
+            <w:tcW w:type="dxa" w:w="2000"/>
             <w:tcBorders>
               <w:top w:val="single" w:color="BFC9D1" w:sz="4"/>
               <w:left w:val="single" w:color="BFC9D1" w:sz="4"/>
@@ -23898,7 +24139,7 @@
         </w:trPr>
         <w:tc>
           <w:tcPr>
-            <w:tcW w:type="dxa" w:w="2400"/>
+            <w:tcW w:type="dxa" w:w="2300"/>
             <w:tcBorders>
               <w:top w:val="single" w:color="BFC9D1" w:sz="4"/>
               <w:left w:val="single" w:color="BFC9D1" w:sz="4"/>
@@ -23949,7 +24190,7 @@
         </w:tc>
         <w:tc>
           <w:tcPr>
-            <w:tcW w:type="dxa" w:w="900"/>
+            <w:tcW w:type="dxa" w:w="1100"/>
             <w:tcBorders>
               <w:top w:val="single" w:color="BFC9D1" w:sz="4"/>
               <w:left w:val="single" w:color="BFC9D1" w:sz="4"/>
@@ -23972,7 +24213,7 @@
         </w:tc>
         <w:tc>
           <w:tcPr>
-            <w:tcW w:type="dxa" w:w="2100"/>
+            <w:tcW w:type="dxa" w:w="2000"/>
             <w:tcBorders>
               <w:top w:val="single" w:color="BFC9D1" w:sz="4"/>
               <w:left w:val="single" w:color="BFC9D1" w:sz="4"/>
@@ -24023,7 +24264,7 @@
         </w:trPr>
         <w:tc>
           <w:tcPr>
-            <w:tcW w:type="dxa" w:w="2400"/>
+            <w:tcW w:type="dxa" w:w="2300"/>
             <w:tcBorders>
               <w:top w:val="single" w:color="BFC9D1" w:sz="4"/>
               <w:left w:val="single" w:color="BFC9D1" w:sz="4"/>
@@ -24074,7 +24315,7 @@
         </w:tc>
         <w:tc>
           <w:tcPr>
-            <w:tcW w:type="dxa" w:w="900"/>
+            <w:tcW w:type="dxa" w:w="1100"/>
             <w:tcBorders>
               <w:top w:val="single" w:color="BFC9D1" w:sz="4"/>
               <w:left w:val="single" w:color="BFC9D1" w:sz="4"/>
@@ -24097,7 +24338,7 @@
         </w:tc>
         <w:tc>
           <w:tcPr>
-            <w:tcW w:type="dxa" w:w="2100"/>
+            <w:tcW w:type="dxa" w:w="2000"/>
             <w:tcBorders>
               <w:top w:val="single" w:color="BFC9D1" w:sz="4"/>
               <w:left w:val="single" w:color="BFC9D1" w:sz="4"/>
@@ -24148,7 +24389,7 @@
         </w:trPr>
         <w:tc>
           <w:tcPr>
-            <w:tcW w:type="dxa" w:w="2400"/>
+            <w:tcW w:type="dxa" w:w="2300"/>
             <w:tcBorders>
               <w:top w:val="single" w:color="BFC9D1" w:sz="4"/>
               <w:left w:val="single" w:color="BFC9D1" w:sz="4"/>
@@ -24199,7 +24440,7 @@
         </w:tc>
         <w:tc>
           <w:tcPr>
-            <w:tcW w:type="dxa" w:w="900"/>
+            <w:tcW w:type="dxa" w:w="1100"/>
             <w:tcBorders>
               <w:top w:val="single" w:color="BFC9D1" w:sz="4"/>
               <w:left w:val="single" w:color="BFC9D1" w:sz="4"/>
@@ -24222,7 +24463,7 @@
         </w:tc>
         <w:tc>
           <w:tcPr>
-            <w:tcW w:type="dxa" w:w="2100"/>
+            <w:tcW w:type="dxa" w:w="2000"/>
             <w:tcBorders>
               <w:top w:val="single" w:color="BFC9D1" w:sz="4"/>
               <w:left w:val="single" w:color="BFC9D1" w:sz="4"/>
@@ -24273,7 +24514,7 @@
         </w:trPr>
         <w:tc>
           <w:tcPr>
-            <w:tcW w:type="dxa" w:w="2400"/>
+            <w:tcW w:type="dxa" w:w="2300"/>
             <w:tcBorders>
               <w:top w:val="single" w:color="BFC9D1" w:sz="4"/>
               <w:left w:val="single" w:color="BFC9D1" w:sz="4"/>
@@ -24319,7 +24560,7 @@
         </w:tc>
         <w:tc>
           <w:tcPr>
-            <w:tcW w:type="dxa" w:w="900"/>
+            <w:tcW w:type="dxa" w:w="1100"/>
             <w:tcBorders>
               <w:top w:val="single" w:color="BFC9D1" w:sz="4"/>
               <w:left w:val="single" w:color="BFC9D1" w:sz="4"/>
@@ -24342,7 +24583,7 @@
         </w:tc>
         <w:tc>
           <w:tcPr>
-            <w:tcW w:type="dxa" w:w="2100"/>
+            <w:tcW w:type="dxa" w:w="2000"/>
             <w:tcBorders>
               <w:top w:val="single" w:color="BFC9D1" w:sz="4"/>
               <w:left w:val="single" w:color="BFC9D1" w:sz="4"/>
@@ -28270,10 +28511,10 @@
         </w:tblBorders>
       </w:tblPr>
       <w:tblGrid>
-        <w:gridCol w:w="2400"/>
+        <w:gridCol w:w="2300"/>
         <w:gridCol w:w="1200"/>
-        <w:gridCol w:w="900"/>
-        <w:gridCol w:w="2100"/>
+        <w:gridCol w:w="1100"/>
+        <w:gridCol w:w="2000"/>
         <w:gridCol w:w="2426"/>
       </w:tblGrid>
       <w:tr>
@@ -28282,7 +28523,7 @@
         </w:trPr>
         <w:tc>
           <w:tcPr>
-            <w:tcW w:type="dxa" w:w="2400"/>
+            <w:tcW w:type="dxa" w:w="2300"/>
             <w:tcBorders>
               <w:top w:val="single" w:color="BFC9D1" w:sz="4"/>
               <w:left w:val="single" w:color="BFC9D1" w:sz="4"/>
@@ -28340,7 +28581,7 @@
         </w:tc>
         <w:tc>
           <w:tcPr>
-            <w:tcW w:type="dxa" w:w="900"/>
+            <w:tcW w:type="dxa" w:w="1100"/>
             <w:tcBorders>
               <w:top w:val="single" w:color="BFC9D1" w:sz="4"/>
               <w:left w:val="single" w:color="BFC9D1" w:sz="4"/>
@@ -28369,7 +28610,7 @@
         </w:tc>
         <w:tc>
           <w:tcPr>
-            <w:tcW w:type="dxa" w:w="2100"/>
+            <w:tcW w:type="dxa" w:w="2000"/>
             <w:tcBorders>
               <w:top w:val="single" w:color="BFC9D1" w:sz="4"/>
               <w:left w:val="single" w:color="BFC9D1" w:sz="4"/>
@@ -28432,7 +28673,7 @@
         </w:trPr>
         <w:tc>
           <w:tcPr>
-            <w:tcW w:type="dxa" w:w="2400"/>
+            <w:tcW w:type="dxa" w:w="2300"/>
             <w:tcBorders>
               <w:top w:val="single" w:color="BFC9D1" w:sz="4"/>
               <w:left w:val="single" w:color="BFC9D1" w:sz="4"/>
@@ -28483,7 +28724,7 @@
         </w:tc>
         <w:tc>
           <w:tcPr>
-            <w:tcW w:type="dxa" w:w="900"/>
+            <w:tcW w:type="dxa" w:w="1100"/>
             <w:tcBorders>
               <w:top w:val="single" w:color="BFC9D1" w:sz="4"/>
               <w:left w:val="single" w:color="BFC9D1" w:sz="4"/>
@@ -28506,7 +28747,7 @@
         </w:tc>
         <w:tc>
           <w:tcPr>
-            <w:tcW w:type="dxa" w:w="2100"/>
+            <w:tcW w:type="dxa" w:w="2000"/>
             <w:tcBorders>
               <w:top w:val="single" w:color="BFC9D1" w:sz="4"/>
               <w:left w:val="single" w:color="BFC9D1" w:sz="4"/>
@@ -28557,7 +28798,7 @@
         </w:trPr>
         <w:tc>
           <w:tcPr>
-            <w:tcW w:type="dxa" w:w="2400"/>
+            <w:tcW w:type="dxa" w:w="2300"/>
             <w:tcBorders>
               <w:top w:val="single" w:color="BFC9D1" w:sz="4"/>
               <w:left w:val="single" w:color="BFC9D1" w:sz="4"/>
@@ -28608,7 +28849,7 @@
         </w:tc>
         <w:tc>
           <w:tcPr>
-            <w:tcW w:type="dxa" w:w="900"/>
+            <w:tcW w:type="dxa" w:w="1100"/>
             <w:tcBorders>
               <w:top w:val="single" w:color="BFC9D1" w:sz="4"/>
               <w:left w:val="single" w:color="BFC9D1" w:sz="4"/>
@@ -28631,7 +28872,7 @@
         </w:tc>
         <w:tc>
           <w:tcPr>
-            <w:tcW w:type="dxa" w:w="2100"/>
+            <w:tcW w:type="dxa" w:w="2000"/>
             <w:tcBorders>
               <w:top w:val="single" w:color="BFC9D1" w:sz="4"/>
               <w:left w:val="single" w:color="BFC9D1" w:sz="4"/>
@@ -28682,7 +28923,7 @@
         </w:trPr>
         <w:tc>
           <w:tcPr>
-            <w:tcW w:type="dxa" w:w="2400"/>
+            <w:tcW w:type="dxa" w:w="2300"/>
             <w:tcBorders>
               <w:top w:val="single" w:color="BFC9D1" w:sz="4"/>
               <w:left w:val="single" w:color="BFC9D1" w:sz="4"/>
@@ -28728,7 +28969,7 @@
         </w:tc>
         <w:tc>
           <w:tcPr>
-            <w:tcW w:type="dxa" w:w="900"/>
+            <w:tcW w:type="dxa" w:w="1100"/>
             <w:tcBorders>
               <w:top w:val="single" w:color="BFC9D1" w:sz="4"/>
               <w:left w:val="single" w:color="BFC9D1" w:sz="4"/>
@@ -28751,7 +28992,7 @@
         </w:tc>
         <w:tc>
           <w:tcPr>
-            <w:tcW w:type="dxa" w:w="2100"/>
+            <w:tcW w:type="dxa" w:w="2000"/>
             <w:tcBorders>
               <w:top w:val="single" w:color="BFC9D1" w:sz="4"/>
               <w:left w:val="single" w:color="BFC9D1" w:sz="4"/>
@@ -33544,10 +33785,10 @@
         </w:tblBorders>
       </w:tblPr>
       <w:tblGrid>
-        <w:gridCol w:w="2400"/>
+        <w:gridCol w:w="2300"/>
         <w:gridCol w:w="1200"/>
-        <w:gridCol w:w="900"/>
-        <w:gridCol w:w="2100"/>
+        <w:gridCol w:w="1100"/>
+        <w:gridCol w:w="2000"/>
         <w:gridCol w:w="2426"/>
       </w:tblGrid>
       <w:tr>
@@ -33556,7 +33797,7 @@
         </w:trPr>
         <w:tc>
           <w:tcPr>
-            <w:tcW w:type="dxa" w:w="2400"/>
+            <w:tcW w:type="dxa" w:w="2300"/>
             <w:tcBorders>
               <w:top w:val="single" w:color="BFC9D1" w:sz="4"/>
               <w:left w:val="single" w:color="BFC9D1" w:sz="4"/>
@@ -33614,7 +33855,7 @@
         </w:tc>
         <w:tc>
           <w:tcPr>
-            <w:tcW w:type="dxa" w:w="900"/>
+            <w:tcW w:type="dxa" w:w="1100"/>
             <w:tcBorders>
               <w:top w:val="single" w:color="BFC9D1" w:sz="4"/>
               <w:left w:val="single" w:color="BFC9D1" w:sz="4"/>
@@ -33643,7 +33884,7 @@
         </w:tc>
         <w:tc>
           <w:tcPr>
-            <w:tcW w:type="dxa" w:w="2100"/>
+            <w:tcW w:type="dxa" w:w="2000"/>
             <w:tcBorders>
               <w:top w:val="single" w:color="BFC9D1" w:sz="4"/>
               <w:left w:val="single" w:color="BFC9D1" w:sz="4"/>
@@ -33706,7 +33947,7 @@
         </w:trPr>
         <w:tc>
           <w:tcPr>
-            <w:tcW w:type="dxa" w:w="2400"/>
+            <w:tcW w:type="dxa" w:w="2300"/>
             <w:tcBorders>
               <w:top w:val="single" w:color="BFC9D1" w:sz="4"/>
               <w:left w:val="single" w:color="BFC9D1" w:sz="4"/>
@@ -33757,7 +33998,7 @@
         </w:tc>
         <w:tc>
           <w:tcPr>
-            <w:tcW w:type="dxa" w:w="900"/>
+            <w:tcW w:type="dxa" w:w="1100"/>
             <w:tcBorders>
               <w:top w:val="single" w:color="BFC9D1" w:sz="4"/>
               <w:left w:val="single" w:color="BFC9D1" w:sz="4"/>
@@ -33780,7 +34021,7 @@
         </w:tc>
         <w:tc>
           <w:tcPr>
-            <w:tcW w:type="dxa" w:w="2100"/>
+            <w:tcW w:type="dxa" w:w="2000"/>
             <w:tcBorders>
               <w:top w:val="single" w:color="BFC9D1" w:sz="4"/>
               <w:left w:val="single" w:color="BFC9D1" w:sz="4"/>
@@ -33831,7 +34072,7 @@
         </w:trPr>
         <w:tc>
           <w:tcPr>
-            <w:tcW w:type="dxa" w:w="2400"/>
+            <w:tcW w:type="dxa" w:w="2300"/>
             <w:tcBorders>
               <w:top w:val="single" w:color="BFC9D1" w:sz="4"/>
               <w:left w:val="single" w:color="BFC9D1" w:sz="4"/>
@@ -33882,7 +34123,7 @@
         </w:tc>
         <w:tc>
           <w:tcPr>
-            <w:tcW w:type="dxa" w:w="900"/>
+            <w:tcW w:type="dxa" w:w="1100"/>
             <w:tcBorders>
               <w:top w:val="single" w:color="BFC9D1" w:sz="4"/>
               <w:left w:val="single" w:color="BFC9D1" w:sz="4"/>
@@ -33905,7 +34146,7 @@
         </w:tc>
         <w:tc>
           <w:tcPr>
-            <w:tcW w:type="dxa" w:w="2100"/>
+            <w:tcW w:type="dxa" w:w="2000"/>
             <w:tcBorders>
               <w:top w:val="single" w:color="BFC9D1" w:sz="4"/>
               <w:left w:val="single" w:color="BFC9D1" w:sz="4"/>
@@ -33956,7 +34197,7 @@
         </w:trPr>
         <w:tc>
           <w:tcPr>
-            <w:tcW w:type="dxa" w:w="2400"/>
+            <w:tcW w:type="dxa" w:w="2300"/>
             <w:tcBorders>
               <w:top w:val="single" w:color="BFC9D1" w:sz="4"/>
               <w:left w:val="single" w:color="BFC9D1" w:sz="4"/>
@@ -34002,7 +34243,7 @@
         </w:tc>
         <w:tc>
           <w:tcPr>
-            <w:tcW w:type="dxa" w:w="900"/>
+            <w:tcW w:type="dxa" w:w="1100"/>
             <w:tcBorders>
               <w:top w:val="single" w:color="BFC9D1" w:sz="4"/>
               <w:left w:val="single" w:color="BFC9D1" w:sz="4"/>
@@ -34025,7 +34266,7 @@
         </w:tc>
         <w:tc>
           <w:tcPr>
-            <w:tcW w:type="dxa" w:w="2100"/>
+            <w:tcW w:type="dxa" w:w="2000"/>
             <w:tcBorders>
               <w:top w:val="single" w:color="BFC9D1" w:sz="4"/>
               <w:left w:val="single" w:color="BFC9D1" w:sz="4"/>
@@ -35662,10 +35903,10 @@
         </w:tblBorders>
       </w:tblPr>
       <w:tblGrid>
-        <w:gridCol w:w="2400"/>
+        <w:gridCol w:w="2300"/>
         <w:gridCol w:w="1200"/>
-        <w:gridCol w:w="900"/>
-        <w:gridCol w:w="2100"/>
+        <w:gridCol w:w="1100"/>
+        <w:gridCol w:w="2000"/>
         <w:gridCol w:w="2426"/>
       </w:tblGrid>
       <w:tr>
@@ -35674,7 +35915,7 @@
         </w:trPr>
         <w:tc>
           <w:tcPr>
-            <w:tcW w:type="dxa" w:w="2400"/>
+            <w:tcW w:type="dxa" w:w="2300"/>
             <w:tcBorders>
               <w:top w:val="single" w:color="BFC9D1" w:sz="4"/>
               <w:left w:val="single" w:color="BFC9D1" w:sz="4"/>
@@ -35732,7 +35973,7 @@
         </w:tc>
         <w:tc>
           <w:tcPr>
-            <w:tcW w:type="dxa" w:w="900"/>
+            <w:tcW w:type="dxa" w:w="1100"/>
             <w:tcBorders>
               <w:top w:val="single" w:color="BFC9D1" w:sz="4"/>
               <w:left w:val="single" w:color="BFC9D1" w:sz="4"/>
@@ -35761,7 +36002,7 @@
         </w:tc>
         <w:tc>
           <w:tcPr>
-            <w:tcW w:type="dxa" w:w="2100"/>
+            <w:tcW w:type="dxa" w:w="2000"/>
             <w:tcBorders>
               <w:top w:val="single" w:color="BFC9D1" w:sz="4"/>
               <w:left w:val="single" w:color="BFC9D1" w:sz="4"/>
@@ -35824,7 +36065,7 @@
         </w:trPr>
         <w:tc>
           <w:tcPr>
-            <w:tcW w:type="dxa" w:w="2400"/>
+            <w:tcW w:type="dxa" w:w="2300"/>
             <w:tcBorders>
               <w:top w:val="single" w:color="BFC9D1" w:sz="4"/>
               <w:left w:val="single" w:color="BFC9D1" w:sz="4"/>
@@ -35870,7 +36111,7 @@
         </w:tc>
         <w:tc>
           <w:tcPr>
-            <w:tcW w:type="dxa" w:w="900"/>
+            <w:tcW w:type="dxa" w:w="1100"/>
             <w:tcBorders>
               <w:top w:val="single" w:color="BFC9D1" w:sz="4"/>
               <w:left w:val="single" w:color="BFC9D1" w:sz="4"/>
@@ -35893,7 +36134,7 @@
         </w:tc>
         <w:tc>
           <w:tcPr>
-            <w:tcW w:type="dxa" w:w="2100"/>
+            <w:tcW w:type="dxa" w:w="2000"/>
             <w:tcBorders>
               <w:top w:val="single" w:color="BFC9D1" w:sz="4"/>
               <w:left w:val="single" w:color="BFC9D1" w:sz="4"/>
@@ -35944,7 +36185,7 @@
         </w:trPr>
         <w:tc>
           <w:tcPr>
-            <w:tcW w:type="dxa" w:w="2400"/>
+            <w:tcW w:type="dxa" w:w="2300"/>
             <w:tcBorders>
               <w:top w:val="single" w:color="BFC9D1" w:sz="4"/>
               <w:left w:val="single" w:color="BFC9D1" w:sz="4"/>
@@ -35990,7 +36231,7 @@
         </w:tc>
         <w:tc>
           <w:tcPr>
-            <w:tcW w:type="dxa" w:w="900"/>
+            <w:tcW w:type="dxa" w:w="1100"/>
             <w:tcBorders>
               <w:top w:val="single" w:color="BFC9D1" w:sz="4"/>
               <w:left w:val="single" w:color="BFC9D1" w:sz="4"/>
@@ -36013,7 +36254,7 @@
         </w:tc>
         <w:tc>
           <w:tcPr>
-            <w:tcW w:type="dxa" w:w="2100"/>
+            <w:tcW w:type="dxa" w:w="2000"/>
             <w:tcBorders>
               <w:top w:val="single" w:color="BFC9D1" w:sz="4"/>
               <w:left w:val="single" w:color="BFC9D1" w:sz="4"/>
@@ -36064,7 +36305,7 @@
         </w:trPr>
         <w:tc>
           <w:tcPr>
-            <w:tcW w:type="dxa" w:w="2400"/>
+            <w:tcW w:type="dxa" w:w="2300"/>
             <w:tcBorders>
               <w:top w:val="single" w:color="BFC9D1" w:sz="4"/>
               <w:left w:val="single" w:color="BFC9D1" w:sz="4"/>
@@ -36110,7 +36351,7 @@
         </w:tc>
         <w:tc>
           <w:tcPr>
-            <w:tcW w:type="dxa" w:w="900"/>
+            <w:tcW w:type="dxa" w:w="1100"/>
             <w:tcBorders>
               <w:top w:val="single" w:color="BFC9D1" w:sz="4"/>
               <w:left w:val="single" w:color="BFC9D1" w:sz="4"/>
@@ -36133,7 +36374,7 @@
         </w:tc>
         <w:tc>
           <w:tcPr>
-            <w:tcW w:type="dxa" w:w="2100"/>
+            <w:tcW w:type="dxa" w:w="2000"/>
             <w:tcBorders>
               <w:top w:val="single" w:color="BFC9D1" w:sz="4"/>
               <w:left w:val="single" w:color="BFC9D1" w:sz="4"/>
@@ -37522,6 +37763,162 @@
         <w:pStyle w:val="Heading2"/>
       </w:pPr>
       <w:r>
+        <w:t xml:space="preserve">Revisão das falas novas (cenas 1.3 e 1.7)</w:t>
+      </w:r>
+    </w:p>
+    <w:p>
+      <w:pPr>
+        <w:spacing w:after="100"/>
+      </w:pPr>
+      <w:r>
+        <w:t xml:space="preserve">Notas sobre o que foi escrito. As sugestões de fala abaixo são só exemplos e não foram aplicadas às cenas.</w:t>
+      </w:r>
+    </w:p>
+    <w:p>
+      <w:pPr>
+        <w:pStyle w:val="ListParagraph"/>
+        <w:numPr>
+          <w:ilvl w:val="0"/>
+          <w:numId w:val="2"/>
+        </w:numPr>
+        <w:spacing w:after="80"/>
+      </w:pPr>
+      <w:r>
+        <w:rPr>
+          <w:b/>
+          <w:bCs/>
+        </w:rPr>
+        <w:t xml:space="preserve">1. O rádio não responde.</w:t>
+      </w:r>
+      <w:r>
+        <w:t xml:space="preserve"> Hoje uma transmissão tem um falante só e toca sem pausar o jogo: o Gabriel anda enquanto ouve. Para ele responder, a cena precisa virar um diálogo com retratos, que pausa o jogo. Caminhos: (a) só a primeira conversa pelo rádio vira diálogo e as outras continuam transmissões; (b) o Gabriel só responde no telefone; (c) criar transmissões com mais de um falante. A ligação do Zane (1.7) combina mais com resposta, porque o jogador para no balcão para atender.</w:t>
+      </w:r>
+    </w:p>
+    <w:p>
+      <w:pPr>
+        <w:pStyle w:val="ListParagraph"/>
+        <w:numPr>
+          <w:ilvl w:val="0"/>
+          <w:numId w:val="2"/>
+        </w:numPr>
+        <w:spacing w:after="80"/>
+      </w:pPr>
+      <w:r>
+        <w:rPr>
+          <w:b/>
+          <w:bCs/>
+        </w:rPr>
+        <w:t xml:space="preserve">2. O tom do Gabriel.</w:t>
+      </w:r>
+      <w:r>
+        <w:t xml:space="preserve"> A ficha dele diz: frases curtas, ironia seca, mais ouvinte que falante. As falas novas são longas e fazem várias perguntas de uma vez. A ideia (descrença, “tenho trabalho da faculdade”) combina com o prólogo, mas falta a ironia. Exemplo: “Peraí. Isso é pegadinha? Eu tenho lista de equação pra entregar, não tô no clima.”</w:t>
+      </w:r>
+    </w:p>
+    <w:p>
+      <w:pPr>
+        <w:pStyle w:val="ListParagraph"/>
+        <w:numPr>
+          <w:ilvl w:val="0"/>
+          <w:numId w:val="2"/>
+        </w:numPr>
+        <w:spacing w:after="80"/>
+      </w:pPr>
+      <w:r>
+        <w:rPr>
+          <w:b/>
+          <w:bCs/>
+        </w:rPr>
+        <w:t xml:space="preserve">3. Quando ele duvida.</w:t>
+      </w:r>
+      <w:r>
+        <w:t xml:space="preserve"> Na 1.3 o Gabriel já passou por um robô no salão e leu o diário do Baltazar. Na 1.7 já religou a energia e leu o bilhete e o disquete da Clarice. Perguntar “esses robôs são de verdade?” ou falar em pegadinha na 1.7 soa tarde. Sugestão: concentrar a descrença na 1.3 e deixar a 1.7 para a curiosidade e a ironia.</w:t>
+      </w:r>
+    </w:p>
+    <w:p>
+      <w:pPr>
+        <w:pStyle w:val="ListParagraph"/>
+        <w:numPr>
+          <w:ilvl w:val="0"/>
+          <w:numId w:val="2"/>
+        </w:numPr>
+        <w:spacing w:after="80"/>
+      </w:pPr>
+      <w:r>
+        <w:rPr>
+          <w:b/>
+          <w:bCs/>
+        </w:rPr>
+        <w:t xml:space="preserve">4. A voz da Clarice e do Zane.</w:t>
+      </w:r>
+      <w:r>
+        <w:t xml:space="preserve"> A Clarice debocha, usa gírias dos anos 90 (“meu filho”), explica como problema de lógica e diz “não confie nas luzes”. O Zane fala rápido, com gírias de futuro, e interrompe. As falas novas dos dois estão neutras. Exemplo para a Clarice: “Eu explico tudo, meu filho, mas não por rádio. Sai daí e vem me achar. E não confia nas luzes.” Para o Zane: ele corta o Gabriel no meio da pergunta.</w:t>
+      </w:r>
+    </w:p>
+    <w:p>
+      <w:pPr>
+        <w:pStyle w:val="ListParagraph"/>
+        <w:numPr>
+          <w:ilvl w:val="0"/>
+          <w:numId w:val="2"/>
+        </w:numPr>
+        <w:spacing w:after="80"/>
+      </w:pPr>
+      <w:r>
+        <w:rPr>
+          <w:b/>
+          <w:bCs/>
+        </w:rPr>
+        <w:t xml:space="preserve">5. “Como assim, seu tempo?”</w:t>
+      </w:r>
+      <w:r>
+        <w:t xml:space="preserve"> O Zane deixa escapar que é de outra época e a resposta ficou como “[continuando]”. Depende de quando o Gabriel descobre que cada um vem de uma época: o bilhete da Clarice já diz “de 1994”, mas ninguém diz 2123, e a anotação do Caderno nesta cena se chama “Zane, 2123”. Decisão do grupo: nesta ligação ele já fica sabendo que o Zane é do futuro?</w:t>
+      </w:r>
+    </w:p>
+    <w:p>
+      <w:pPr>
+        <w:pStyle w:val="ListParagraph"/>
+        <w:numPr>
+          <w:ilvl w:val="0"/>
+          <w:numId w:val="2"/>
+        </w:numPr>
+        <w:spacing w:after="80"/>
+      </w:pPr>
+      <w:r>
+        <w:rPr>
+          <w:b/>
+          <w:bCs/>
+        </w:rPr>
+        <w:t xml:space="preserve">6. Onde achar a Clarice.</w:t>
+      </w:r>
+      <w:r>
+        <w:t xml:space="preserve"> Na 1.3 ela manda o Gabriel encontrá-la, mas não diz onde, e o Zane só diz “a Clarice vai te explicar quando você chegar até ela”. O lugar (Bloco de salas) aparece no bilhete da 1.6. Se é de propósito, tudo bem.</w:t>
+      </w:r>
+    </w:p>
+    <w:p>
+      <w:pPr>
+        <w:pStyle w:val="ListParagraph"/>
+        <w:numPr>
+          <w:ilvl w:val="0"/>
+          <w:numId w:val="2"/>
+        </w:numPr>
+        <w:spacing w:after="80"/>
+      </w:pPr>
+      <w:r>
+        <w:rPr>
+          <w:b/>
+          <w:bCs/>
+        </w:rPr>
+        <w:t xml:space="preserve">7. O que funcionou.</w:t>
+      </w:r>
+      <w:r>
+        <w:t xml:space="preserve"> O Gabriel dizer o nome na ligação resolve de graça como o Zane sabe o nome dele no rádio do Centro de Convivência. E o “não foi só você” da Clarice combina com ela ter chegado antes.</w:t>
+      </w:r>
+    </w:p>
+    <w:p>
+      <w:pPr>
+        <w:pStyle w:val="Heading2"/>
+      </w:pPr>
+      <w:r>
         <w:t xml:space="preserve">Diálogos que existem nos arquivos, mas não tocam no jogo</w:t>
       </w:r>
     </w:p>
@@ -38777,6 +39174,103 @@
       </w:tr>
       <w:tr>
         <w:trPr>
+          <w:trHeight w:val="480" w:hRule="atLeast"/>
+        </w:trPr>
+        <w:tc>
+          <w:tcPr>
+            <w:tcW w:type="dxa" w:w="1100"/>
+            <w:tcBorders>
+              <w:top w:val="single" w:color="BFC9D1" w:sz="4"/>
+              <w:left w:val="single" w:color="BFC9D1" w:sz="4"/>
+              <w:bottom w:val="single" w:color="BFC9D1" w:sz="4"/>
+              <w:right w:val="single" w:color="BFC9D1" w:sz="4"/>
+            </w:tcBorders>
+            <w:tcMar>
+              <w:top w:type="dxa" w:w="70"/>
+              <w:left w:type="dxa" w:w="110"/>
+              <w:bottom w:type="dxa" w:w="70"/>
+              <w:right w:type="dxa" w:w="110"/>
+            </w:tcMar>
+            <w:vAlign w:val="top"/>
+          </w:tcPr>
+          <w:p>
+            <w:r>
+              <w:t xml:space="preserve">0.3</w:t>
+            </w:r>
+          </w:p>
+        </w:tc>
+        <w:tc>
+          <w:tcPr>
+            <w:tcW w:type="dxa" w:w="1400"/>
+            <w:tcBorders>
+              <w:top w:val="single" w:color="BFC9D1" w:sz="4"/>
+              <w:left w:val="single" w:color="BFC9D1" w:sz="4"/>
+              <w:bottom w:val="single" w:color="BFC9D1" w:sz="4"/>
+              <w:right w:val="single" w:color="BFC9D1" w:sz="4"/>
+            </w:tcBorders>
+            <w:tcMar>
+              <w:top w:type="dxa" w:w="70"/>
+              <w:left w:type="dxa" w:w="110"/>
+              <w:bottom w:type="dxa" w:w="70"/>
+              <w:right w:type="dxa" w:w="110"/>
+            </w:tcMar>
+            <w:vAlign w:val="top"/>
+          </w:tcPr>
+          <w:p>
+            <w:r>
+              <w:t xml:space="preserve">18/10/2026</w:t>
+            </w:r>
+          </w:p>
+        </w:tc>
+        <w:tc>
+          <w:tcPr>
+            <w:tcW w:type="dxa" w:w="2000"/>
+            <w:tcBorders>
+              <w:top w:val="single" w:color="BFC9D1" w:sz="4"/>
+              <w:left w:val="single" w:color="BFC9D1" w:sz="4"/>
+              <w:bottom w:val="single" w:color="BFC9D1" w:sz="4"/>
+              <w:right w:val="single" w:color="BFC9D1" w:sz="4"/>
+            </w:tcBorders>
+            <w:tcMar>
+              <w:top w:type="dxa" w:w="70"/>
+              <w:left w:type="dxa" w:w="110"/>
+              <w:bottom w:type="dxa" w:w="70"/>
+              <w:right w:type="dxa" w:w="110"/>
+            </w:tcMar>
+            <w:vAlign w:val="top"/>
+          </w:tcPr>
+          <w:p>
+            <w:r>
+              <w:t xml:space="preserve"/>
+            </w:r>
+          </w:p>
+        </w:tc>
+        <w:tc>
+          <w:tcPr>
+            <w:tcW w:type="dxa" w:w="4526"/>
+            <w:tcBorders>
+              <w:top w:val="single" w:color="BFC9D1" w:sz="4"/>
+              <w:left w:val="single" w:color="BFC9D1" w:sz="4"/>
+              <w:bottom w:val="single" w:color="BFC9D1" w:sz="4"/>
+              <w:right w:val="single" w:color="BFC9D1" w:sz="4"/>
+            </w:tcBorders>
+            <w:tcMar>
+              <w:top w:type="dxa" w:w="70"/>
+              <w:left w:type="dxa" w:w="110"/>
+              <w:bottom w:type="dxa" w:w="70"/>
+              <w:right w:type="dxa" w:w="110"/>
+            </w:tcMar>
+            <w:vAlign w:val="top"/>
+          </w:tcPr>
+          <w:p>
+            <w:r>
+              <w:t xml:space="preserve">Falas novas das cenas 1.3 e 1.7 estruturadas e revisadas; revisão no Anexo B.</w:t>
+            </w:r>
+          </w:p>
+        </w:tc>
+      </w:tr>
+      <w:tr>
+        <w:trPr>
           <w:trHeight w:val="560" w:hRule="atLeast"/>
         </w:trPr>
         <w:tc>
@@ -39033,7 +39527,7 @@
         <w:sz w:val="17"/>
         <w:szCs w:val="17"/>
       </w:rPr>
-      <w:t xml:space="preserve">Versão 0.2 — Rascunho</w:t>
+      <w:t xml:space="preserve">Versão 0.3 — Rascunho</w:t>
     </w:r>
     <w:r>
       <w:rPr>
@@ -39615,6 +40109,45 @@
       <w:color w:val="7A8794"/>
       <w:sz w:val="17"/>
       <w:szCs w:val="17"/>
+    </w:rPr>
+  </w:style>
+  <w:style w:type="paragraph" w:styleId="PersonagemNovo">
+    <w:name w:val="Personagem novo"/>
+    <w:basedOn w:val="Normal"/>
+    <w:next w:val="Normal"/>
+    <w:qFormat/>
+    <w:pPr>
+      <w:keepNext/>
+      <w:pBdr>
+        <w:left w:val="single" w:color="2A7F8E" w:sz="18" w:space="10"/>
+      </w:pBdr>
+      <w:spacing w:after="0" w:before="120"/>
+      <w:ind w:left="1440" w:right="1440"/>
+      <w:jc w:val="center"/>
+    </w:pPr>
+    <w:rPr>
+      <w:rFonts w:ascii="Courier New" w:cs="Courier New" w:eastAsia="Courier New" w:hAnsi="Courier New"/>
+      <w:caps/>
+      <w:sz w:val="22"/>
+      <w:szCs w:val="22"/>
+    </w:rPr>
+  </w:style>
+  <w:style w:type="paragraph" w:styleId="DialogoNovo">
+    <w:name w:val="Dialogo novo"/>
+    <w:basedOn w:val="Normal"/>
+    <w:next w:val="Normal"/>
+    <w:qFormat/>
+    <w:pPr>
+      <w:pBdr>
+        <w:left w:val="single" w:color="2A7F8E" w:sz="18" w:space="10"/>
+      </w:pBdr>
+      <w:spacing w:after="160"/>
+      <w:ind w:left="1440" w:right="1440"/>
+    </w:pPr>
+    <w:rPr>
+      <w:rFonts w:ascii="Courier New" w:cs="Courier New" w:eastAsia="Courier New" w:hAnsi="Courier New"/>
+      <w:sz w:val="22"/>
+      <w:szCs w:val="22"/>
     </w:rPr>
   </w:style>
   <w:style w:type="paragraph" w:styleId="Cena">

--- a/docs/historia/roteiro/Roteiro.docx
+++ b/docs/historia/roteiro/Roteiro.docx
@@ -126,7 +126,7 @@
           </w:tcPr>
           <w:p>
             <w:r>
-              <w:t xml:space="preserve">0.3 — Rascunho</w:t>
+              <w:t xml:space="preserve">0.4 — Rascunho</w:t>
             </w:r>
           </w:p>
         </w:tc>
@@ -9897,7 +9897,7 @@
         <w:pStyle w:val="DialogoNovo"/>
       </w:pPr>
       <w:r>
-        <w:t xml:space="preserve">Ah, entendo. Olha, eu vou explicar tudo, mas preciso que você saia daí e venha me encontrar. Sei que parece loucura, mas não foi só você. Enfim, qualquer coisa me avisa por aqui. Até logo.</w:t>
+        <w:t xml:space="preserve">Ah, entendo. Pegadinha com robô de verdade custaria uma fortuna, meu filho. Olha, eu vou explicar tudo, mas preciso que você saia daí e venha me encontrar no Bloco de salas. Sei que parece loucura, mas não foi só você. Enfim, qualquer coisa me avisa por aqui. E não confia nas luzes. Até logo.</w:t>
       </w:r>
     </w:p>
     <w:p>
@@ -9998,7 +9998,7 @@
         <w:spacing w:after="60" w:before="60"/>
       </w:pPr>
       <w:r>
-        <w:t xml:space="preserve">Nota: Só a escrita foi corrigida: Clarisse virou Clarice, e ajustei “peraí”, “casa”, “tô”, “daí” e a pontuação. O sentido ficou como você escreveu.</w:t>
+        <w:t xml:space="preserve">Nota: Decidido: o rádio aceita respostas do Gabriel, como o telefone. Falta levar isso para o jogo (Anexo B, item 1).</w:t>
       </w:r>
     </w:p>
     <w:p>
@@ -10007,16 +10007,7 @@
         <w:spacing w:after="60" w:before="60"/>
       </w:pPr>
       <w:r>
-        <w:t xml:space="preserve">Nota: Sumiu do seu texto a última fala da Clarice que já toca no jogo: “Eu fico na escuta. Qualquer coisa, chama. E não confia nas luzes.” Foi de propósito?</w:t>
-      </w:r>
-    </w:p>
-    <w:p>
-      <w:pPr>
-        <w:pStyle w:val="NotaTime"/>
-        <w:spacing w:after="60" w:before="60"/>
-      </w:pPr>
-      <w:r>
-        <w:t xml:space="preserve">Nota: No jogo, o rádio não tem resposta do Gabriel e não pausa. Ver o Anexo B, item 1.</w:t>
+        <w:t xml:space="preserve">Nota: Acrescentei na fala da Clarice: “Pegadinha com robô de verdade custaria uma fortuna, meu filho.”, “no Bloco de salas” e “E não confia nas luzes.”</w:t>
       </w:r>
     </w:p>
     <w:p>
@@ -11141,7 +11132,7 @@
         <w:pStyle w:val="DialogoNovo"/>
       </w:pPr>
       <w:r>
-        <w:t xml:space="preserve">Alô, meu nome é Gabriel. Olha, você pode me explicar o que é tudo isso? Esses robôs são de verdade? Que lugar é esse? Como isso aconteceu?</w:t>
+        <w:t xml:space="preserve">Alô, meu nome é Gabriel. Olha, você pode me explicar o que é tudo isso? Que lugar é esse? Como isso acon—</w:t>
       </w:r>
     </w:p>
     <w:p>
@@ -11157,7 +11148,7 @@
         <w:pStyle w:val="DialogoNovo"/>
       </w:pPr>
       <w:r>
-        <w:t xml:space="preserve">Eu sei que parece brincadeira, mas infelizmente não. A Clarice vai te explicar quando você chegar até ela.</w:t>
+        <w:t xml:space="preserve">Calma, calma! É pergunta demais pra uma linha só. Infelizmente não dá pra explicar tudo por aqui: a Clarice te explica quando você chegar até ela.</w:t>
       </w:r>
     </w:p>
     <w:p>
@@ -11237,7 +11228,7 @@
         <w:pStyle w:val="DialogoNovo"/>
       </w:pPr>
       <w:r>
-        <w:t xml:space="preserve">[continuando]</w:t>
+        <w:t xml:space="preserve">Ih, escapou. Isso é papo longo e a linha tá ruim: depois você junta as peças.</w:t>
       </w:r>
     </w:p>
     <w:p>
@@ -11277,7 +11268,7 @@
         <w:pStyle w:val="DialogoNovo"/>
       </w:pPr>
       <w:r>
-        <w:t xml:space="preserve">Espera! Ah, tinha que ser. Bem que poderia ser uma pegadinha, mas essa tá bem feita.</w:t>
+        <w:t xml:space="preserve">Espera! Ah, tinha que ser. Desligou. Todo mundo aqui explica pela metade.</w:t>
       </w:r>
     </w:p>
     <w:p>
@@ -11350,7 +11341,7 @@
         <w:spacing w:after="60" w:before="60"/>
       </w:pPr>
       <w:r>
-        <w:t xml:space="preserve">Nota: Só a escrita foi corrigida: Clarisse virou Clarice, e ajustei “alô”, “Gabriel”, “restam” e a pontuação. O sentido ficou como você escreveu.</w:t>
+        <w:t xml:space="preserve">Nota: Para concentrar a descrença na 1.3, tirei “Esses robôs são de verdade?”, troquei o “parece brincadeira” do Zane e a “pegadinha” do fim por curiosidade e ironia.</w:t>
       </w:r>
     </w:p>
     <w:p>
@@ -11359,7 +11350,7 @@
         <w:spacing w:after="60" w:before="60"/>
       </w:pPr>
       <w:r>
-        <w:t xml:space="preserve">Nota: Sumiu do seu texto a fala do Zane: “Não desliga. O sistema acusou a grade da ala leste subindo. Foi você, né?”. Foi de propósito?</w:t>
+        <w:t xml:space="preserve">Nota: Acrescentei na voz do Zane: ele corta a pergunta do Gabriel (“Calma, calma!”) e escapa no “seu tempo” (“Ih, escapou…”). Fica como indício, sem resposta (Anexo B, item 5).</w:t>
       </w:r>
     </w:p>
     <w:p>
@@ -11368,7 +11359,7 @@
         <w:spacing w:after="60" w:before="60"/>
       </w:pPr>
       <w:r>
-        <w:t xml:space="preserve">Nota: “[continuando]” é uma fala do Zane que você deixou para escrever depois. Ver o Anexo B, item 5.</w:t>
+        <w:t xml:space="preserve">Nota: Ainda em aberto: a fala do Zane “Não desliga. O sistema acusou a grade da ala leste subindo. Foi você, né?” continua fora do seu texto. Foi de propósito?</w:t>
       </w:r>
     </w:p>
     <w:p>
@@ -37771,7 +37762,7 @@
         <w:spacing w:after="100"/>
       </w:pPr>
       <w:r>
-        <w:t xml:space="preserve">Notas sobre o que foi escrito. As sugestões de fala abaixo são só exemplos e não foram aplicadas às cenas.</w:t>
+        <w:t xml:space="preserve">Cada item diz se foi decidido ou aplicado nas cenas.</w:t>
       </w:r>
     </w:p>
     <w:p>
@@ -37788,10 +37779,10 @@
           <w:b/>
           <w:bCs/>
         </w:rPr>
-        <w:t xml:space="preserve">1. O rádio não responde.</w:t>
-      </w:r>
-      <w:r>
-        <w:t xml:space="preserve"> Hoje uma transmissão tem um falante só e toca sem pausar o jogo: o Gabriel anda enquanto ouve. Para ele responder, a cena precisa virar um diálogo com retratos, que pausa o jogo. Caminhos: (a) só a primeira conversa pelo rádio vira diálogo e as outras continuam transmissões; (b) o Gabriel só responde no telefone; (c) criar transmissões com mais de um falante. A ligação do Zane (1.7) combina mais com resposta, porque o jogador para no balcão para atender.</w:t>
+        <w:t xml:space="preserve">1. O rádio e o telefone aceitam resposta. Decidido em 18/10.</w:t>
+      </w:r>
+      <w:r>
+        <w:t xml:space="preserve"> Hoje uma transmissão tem um falante só e toca sem pausar o jogo, então o Gabriel ainda não responde. Falta escolher como isso funciona no jogo: um diálogo com retratos, que pausa, ou uma transmissão com mais de um falante. Como é uma decisão de mecânica, vale registrar em docs/decisoes.md.</w:t>
       </w:r>
     </w:p>
     <w:p>
@@ -37808,10 +37799,10 @@
           <w:b/>
           <w:bCs/>
         </w:rPr>
-        <w:t xml:space="preserve">2. O tom do Gabriel.</w:t>
-      </w:r>
-      <w:r>
-        <w:t xml:space="preserve"> A ficha dele diz: frases curtas, ironia seca, mais ouvinte que falante. As falas novas são longas e fazem várias perguntas de uma vez. A ideia (descrença, “tenho trabalho da faculdade”) combina com o prólogo, mas falta a ironia. Exemplo: “Peraí. Isso é pegadinha? Eu tenho lista de equação pra entregar, não tô no clima.”</w:t>
+        <w:t xml:space="preserve">2. O tom do Gabriel. Lembrete para cada cena nova.</w:t>
+      </w:r>
+      <w:r>
+        <w:t xml:space="preserve"> A ficha dele diz: frases curtas, ironia seca, mais ouvinte que falante. As falas novas desta versão são longas e fazem várias perguntas de uma vez. A ideia combina com o prólogo, mas falta a ironia. Exemplo: “Peraí. Isso é pegadinha? Eu tenho lista de equação pra entregar, não tô no clima.”</w:t>
       </w:r>
     </w:p>
     <w:p>
@@ -37828,10 +37819,10 @@
           <w:b/>
           <w:bCs/>
         </w:rPr>
-        <w:t xml:space="preserve">3. Quando ele duvida.</w:t>
-      </w:r>
-      <w:r>
-        <w:t xml:space="preserve"> Na 1.3 o Gabriel já passou por um robô no salão e leu o diário do Baltazar. Na 1.7 já religou a energia e leu o bilhete e o disquete da Clarice. Perguntar “esses robôs são de verdade?” ou falar em pegadinha na 1.7 soa tarde. Sugestão: concentrar a descrença na 1.3 e deixar a 1.7 para a curiosidade e a ironia.</w:t>
+        <w:t xml:space="preserve">3. Quando ele duvida. Aplicado.</w:t>
+      </w:r>
+      <w:r>
+        <w:t xml:space="preserve"> A descrença ficou na 1.3, a primeira conversa pelo rádio. Na 1.7 o Gabriel já se escondeu de robôs, religou a energia e leu o bilhete e o disquete, então ali ele fica com a curiosidade e a ironia.</w:t>
       </w:r>
     </w:p>
     <w:p>
@@ -37848,10 +37839,10 @@
           <w:b/>
           <w:bCs/>
         </w:rPr>
-        <w:t xml:space="preserve">4. A voz da Clarice e do Zane.</w:t>
-      </w:r>
-      <w:r>
-        <w:t xml:space="preserve"> A Clarice debocha, usa gírias dos anos 90 (“meu filho”), explica como problema de lógica e diz “não confie nas luzes”. O Zane fala rápido, com gírias de futuro, e interrompe. As falas novas dos dois estão neutras. Exemplo para a Clarice: “Eu explico tudo, meu filho, mas não por rádio. Sai daí e vem me achar. E não confia nas luzes.” Para o Zane: ele corta o Gabriel no meio da pergunta.</w:t>
+        <w:t xml:space="preserve">4. A voz da Clarice e do Zane. Aplicado, em pequeno.</w:t>
+      </w:r>
+      <w:r>
+        <w:t xml:space="preserve"> Clarice: um deboche (“Pegadinha com robô de verdade custaria uma fortuna, meu filho.”) e o “E não confia nas luzes.” de volta. Zane: ele corta a pergunta do Gabriel e escapa no assunto do tempo dele. A ficha do Zane fala em gírias de um futuro que ninguém reconhece, mas ainda não há exemplos delas. Vale o grupo inventar algumas.</w:t>
       </w:r>
     </w:p>
     <w:p>
@@ -37868,10 +37859,10 @@
           <w:b/>
           <w:bCs/>
         </w:rPr>
-        <w:t xml:space="preserve">5. “Como assim, seu tempo?”</w:t>
-      </w:r>
-      <w:r>
-        <w:t xml:space="preserve"> O Zane deixa escapar que é de outra época e a resposta ficou como “[continuando]”. Depende de quando o Gabriel descobre que cada um vem de uma época: o bilhete da Clarice já diz “de 1994”, mas ninguém diz 2123, e a anotação do Caderno nesta cena se chama “Zane, 2123”. Decisão do grupo: nesta ligação ele já fica sabendo que o Zane é do futuro?</w:t>
+        <w:t xml:space="preserve">5. “Como assim, seu tempo?” Decidido: indício, sem resposta.</w:t>
+      </w:r>
+      <w:r>
+        <w:t xml:space="preserve"> O Zane deixa escapar e muda de assunto, e o Gabriel fica na dúvida. Um cuidado: a anotação do Caderno desta cena se chama “Zane, 2123” e entrega a resposta. Para manter a dúvida, o título pode virar só “Zane”. Isso é no arquivo dados/transmissoes/zane_01.tres.</w:t>
       </w:r>
     </w:p>
     <w:p>
@@ -37888,10 +37879,10 @@
           <w:b/>
           <w:bCs/>
         </w:rPr>
-        <w:t xml:space="preserve">6. Onde achar a Clarice.</w:t>
-      </w:r>
-      <w:r>
-        <w:t xml:space="preserve"> Na 1.3 ela manda o Gabriel encontrá-la, mas não diz onde, e o Zane só diz “a Clarice vai te explicar quando você chegar até ela”. O lugar (Bloco de salas) aparece no bilhete da 1.6. Se é de propósito, tudo bem.</w:t>
+        <w:t xml:space="preserve">6. Onde achar a Clarice. Aplicado.</w:t>
+      </w:r>
+      <w:r>
+        <w:t xml:space="preserve"> Na 1.3 a Clarice agora diz que é no Bloco de salas. O Zane continua dizendo só que a Clarice explica.</w:t>
       </w:r>
     </w:p>
     <w:p>
@@ -39271,6 +39262,103 @@
       </w:tr>
       <w:tr>
         <w:trPr>
+          <w:trHeight w:val="480" w:hRule="atLeast"/>
+        </w:trPr>
+        <w:tc>
+          <w:tcPr>
+            <w:tcW w:type="dxa" w:w="1100"/>
+            <w:tcBorders>
+              <w:top w:val="single" w:color="BFC9D1" w:sz="4"/>
+              <w:left w:val="single" w:color="BFC9D1" w:sz="4"/>
+              <w:bottom w:val="single" w:color="BFC9D1" w:sz="4"/>
+              <w:right w:val="single" w:color="BFC9D1" w:sz="4"/>
+            </w:tcBorders>
+            <w:tcMar>
+              <w:top w:type="dxa" w:w="70"/>
+              <w:left w:type="dxa" w:w="110"/>
+              <w:bottom w:type="dxa" w:w="70"/>
+              <w:right w:type="dxa" w:w="110"/>
+            </w:tcMar>
+            <w:vAlign w:val="top"/>
+          </w:tcPr>
+          <w:p>
+            <w:r>
+              <w:t xml:space="preserve">0.4</w:t>
+            </w:r>
+          </w:p>
+        </w:tc>
+        <w:tc>
+          <w:tcPr>
+            <w:tcW w:type="dxa" w:w="1400"/>
+            <w:tcBorders>
+              <w:top w:val="single" w:color="BFC9D1" w:sz="4"/>
+              <w:left w:val="single" w:color="BFC9D1" w:sz="4"/>
+              <w:bottom w:val="single" w:color="BFC9D1" w:sz="4"/>
+              <w:right w:val="single" w:color="BFC9D1" w:sz="4"/>
+            </w:tcBorders>
+            <w:tcMar>
+              <w:top w:type="dxa" w:w="70"/>
+              <w:left w:type="dxa" w:w="110"/>
+              <w:bottom w:type="dxa" w:w="70"/>
+              <w:right w:type="dxa" w:w="110"/>
+            </w:tcMar>
+            <w:vAlign w:val="top"/>
+          </w:tcPr>
+          <w:p>
+            <w:r>
+              <w:t xml:space="preserve">18/10/2026</w:t>
+            </w:r>
+          </w:p>
+        </w:tc>
+        <w:tc>
+          <w:tcPr>
+            <w:tcW w:type="dxa" w:w="2000"/>
+            <w:tcBorders>
+              <w:top w:val="single" w:color="BFC9D1" w:sz="4"/>
+              <w:left w:val="single" w:color="BFC9D1" w:sz="4"/>
+              <w:bottom w:val="single" w:color="BFC9D1" w:sz="4"/>
+              <w:right w:val="single" w:color="BFC9D1" w:sz="4"/>
+            </w:tcBorders>
+            <w:tcMar>
+              <w:top w:type="dxa" w:w="70"/>
+              <w:left w:type="dxa" w:w="110"/>
+              <w:bottom w:type="dxa" w:w="70"/>
+              <w:right w:type="dxa" w:w="110"/>
+            </w:tcMar>
+            <w:vAlign w:val="top"/>
+          </w:tcPr>
+          <w:p>
+            <w:r>
+              <w:t xml:space="preserve"/>
+            </w:r>
+          </w:p>
+        </w:tc>
+        <w:tc>
+          <w:tcPr>
+            <w:tcW w:type="dxa" w:w="4526"/>
+            <w:tcBorders>
+              <w:top w:val="single" w:color="BFC9D1" w:sz="4"/>
+              <w:left w:val="single" w:color="BFC9D1" w:sz="4"/>
+              <w:bottom w:val="single" w:color="BFC9D1" w:sz="4"/>
+              <w:right w:val="single" w:color="BFC9D1" w:sz="4"/>
+            </w:tcBorders>
+            <w:tcMar>
+              <w:top w:type="dxa" w:w="70"/>
+              <w:left w:type="dxa" w:w="110"/>
+              <w:bottom w:type="dxa" w:w="70"/>
+              <w:right w:type="dxa" w:w="110"/>
+            </w:tcMar>
+            <w:vAlign w:val="top"/>
+          </w:tcPr>
+          <w:p>
+            <w:r>
+              <w:t xml:space="preserve">Decisões aplicadas nas cenas 1.3 e 1.7: rádio com resposta, descrença só na 1.3, voz da Clarice e do Zane, Bloco de salas.</w:t>
+            </w:r>
+          </w:p>
+        </w:tc>
+      </w:tr>
+      <w:tr>
+        <w:trPr>
           <w:trHeight w:val="560" w:hRule="atLeast"/>
         </w:trPr>
         <w:tc>
@@ -39527,7 +39615,7 @@
         <w:sz w:val="17"/>
         <w:szCs w:val="17"/>
       </w:rPr>
-      <w:t xml:space="preserve">Versão 0.3 — Rascunho</w:t>
+      <w:t xml:space="preserve">Versão 0.4 — Rascunho</w:t>
     </w:r>
     <w:r>
       <w:rPr>

--- a/docs/historia/roteiro/Roteiro.docx
+++ b/docs/historia/roteiro/Roteiro.docx
@@ -126,7 +126,7 @@
           </w:tcPr>
           <w:p>
             <w:r>
-              <w:t xml:space="preserve">0.4 — Rascunho</w:t>
+              <w:t xml:space="preserve">0.6 — Rascunho</w:t>
             </w:r>
           </w:p>
         </w:tc>
@@ -3460,7 +3460,7 @@
           </w:tcPr>
           <w:p>
             <w:r>
-              <w:t xml:space="preserve">1994</w:t>
+              <w:t xml:space="preserve">1990</w:t>
             </w:r>
           </w:p>
         </w:tc>
@@ -9933,7 +9933,7 @@
           <w:b/>
           <w:bCs/>
         </w:rPr>
-        <w:t xml:space="preserve">Clarice, 1994.</w:t>
+        <w:t xml:space="preserve">Clarice, 1990.</w:t>
       </w:r>
       <w:r>
         <w:rPr>
@@ -10294,7 +10294,7 @@
           <w:b/>
           <w:bCs/>
         </w:rPr>
-        <w:t xml:space="preserve">Clarice, 1994.</w:t>
+        <w:t xml:space="preserve">Clarice, 1990.</w:t>
       </w:r>
       <w:r>
         <w:rPr>
@@ -13006,7 +13006,7 @@
                 <w:sz w:val="16"/>
                 <w:szCs w:val="16"/>
               </w:rPr>
-              <w:t xml:space="preserve">Clarice, 1994 · papel: caderno_clarice</w:t>
+              <w:t xml:space="preserve">Clarice, 1990 · papel: caderno_clarice</w:t>
             </w:r>
           </w:p>
         </w:tc>
@@ -13029,7 +13029,7 @@
           </w:tcPr>
           <w:p>
             <w:r>
-              <w:t xml:space="preserve">1994</w:t>
+              <w:t xml:space="preserve">1990</w:t>
             </w:r>
           </w:p>
         </w:tc>
@@ -13079,7 +13079,7 @@
                 <w:sz w:val="17"/>
                 <w:szCs w:val="17"/>
               </w:rPr>
-              <w:t xml:space="preserve">Se alguém ler isso: sou a Clarice, de 1994, Processamento de Dados. Rodei um programa no terminal da Biblioteca de madrugada e PUF, vim parar aqui. Totalmente surreal.</w:t>
+              <w:t xml:space="preserve">Se alguém ler isso: sou a Clarice, de 1990, Processamento de Dados. Rodei um programa no terminal da Biblioteca de madrugada e PUF, vim parar aqui. Totalmente surreal.</w:t>
             </w:r>
           </w:p>
           <w:p>
@@ -13219,7 +13219,7 @@
                 <w:sz w:val="17"/>
                 <w:szCs w:val="17"/>
               </w:rPr>
-              <w:t xml:space="preserve">Aluna de 1994. Os robôs repetem sempre o mesmo caminho: dá para decorar.  Guardou senhas num disquete. Uma delas abre a grade do salão.  Foi para o Bloco de salas e pediu que quem chegasse a procurasse lá. Escreveu: não confie nas luzes.</w:t>
+              <w:t xml:space="preserve">Aluna de 1990. Os robôs repetem sempre o mesmo caminho: dá para decorar.  Guardou senhas num disquete. Uma delas abre a grade do salão.  Foi para o Bloco de salas e pediu que quem chegasse a procurasse lá. Escreveu: não confie nas luzes.</w:t>
             </w:r>
           </w:p>
         </w:tc>
@@ -13263,7 +13263,7 @@
                 <w:sz w:val="16"/>
                 <w:szCs w:val="16"/>
               </w:rPr>
-              <w:t xml:space="preserve">Clarice, 1994 · papel: caderno_clarice</w:t>
+              <w:t xml:space="preserve">Clarice, 1990 · papel: caderno_clarice</w:t>
             </w:r>
           </w:p>
         </w:tc>
@@ -13286,7 +13286,7 @@
           </w:tcPr>
           <w:p>
             <w:r>
-              <w:t xml:space="preserve">1994</w:t>
+              <w:t xml:space="preserve">1990</w:t>
             </w:r>
           </w:p>
         </w:tc>
@@ -15402,7 +15402,7 @@
           <w:b/>
           <w:bCs/>
         </w:rPr>
-        <w:t xml:space="preserve">Clarice, 1994.</w:t>
+        <w:t xml:space="preserve">Clarice, 1990.</w:t>
       </w:r>
       <w:r>
         <w:rPr>
@@ -15658,7 +15658,7 @@
               <w:keepNext/>
             </w:pPr>
             <w:r>
-              <w:t xml:space="preserve">No jogo</w:t>
+              <w:t xml:space="preserve">No jogo, com falas novas em rascunho</w:t>
             </w:r>
           </w:p>
         </w:tc>
@@ -15835,7 +15835,7 @@
     </w:p>
     <w:p>
       <w:pPr>
-        <w:pStyle w:val="Personagem"/>
+        <w:pStyle w:val="PersonagemNovo"/>
       </w:pPr>
       <w:r>
         <w:t xml:space="preserve">CLARICE</w:t>
@@ -15843,10 +15843,106 @@
     </w:p>
     <w:p>
       <w:pPr>
-        <w:pStyle w:val="Dialogo"/>
-      </w:pPr>
-      <w:r>
-        <w:t xml:space="preserve">Mil anos, meu filho. Mil. O Henrique garante que, de alguma forma, isso aqui é 3026. Eu fiz a conta três vezes: fecha.</w:t>
+        <w:pStyle w:val="DialogoNovo"/>
+      </w:pPr>
+      <w:r>
+        <w:t xml:space="preserve">Praticamente mil anos, meu filho. Mil. Na verdade, pra mim foi mais. Agora, você é de que ano? O Henrique garante que, de alguma forma, isso aqui é 3026. Eu fiz a conta três vezes: fecha.</w:t>
+      </w:r>
+    </w:p>
+    <w:p>
+      <w:pPr>
+        <w:pStyle w:val="PersonagemNovo"/>
+      </w:pPr>
+      <w:r>
+        <w:t xml:space="preserve">GABRIEL (surpreso)</w:t>
+      </w:r>
+    </w:p>
+    <w:p>
+      <w:pPr>
+        <w:pStyle w:val="DialogoNovo"/>
+      </w:pPr>
+      <w:r>
+        <w:t xml:space="preserve">Quê? Viagem no tempo? Isso é real? Eu sou de 2026, e você?</w:t>
+      </w:r>
+    </w:p>
+    <w:p>
+      <w:pPr>
+        <w:pStyle w:val="PersonagemNovo"/>
+      </w:pPr>
+      <w:r>
+        <w:t xml:space="preserve">CLARICE</w:t>
+      </w:r>
+    </w:p>
+    <w:p>
+      <w:pPr>
+        <w:pStyle w:val="DialogoNovo"/>
+      </w:pPr>
+      <w:r>
+        <w:t xml:space="preserve">Eu sei, calma, se é que dá pra ficar. Sou de 1990. Você é do futuro pra mim, então. Você e o Zane. Sei que parece surreal, mas basicamente cinco pessoas, contando com você, vieram parar aqui, só que não ao mesmo tempo. Eu já estou aqui há [dias dela] dias, e o Zane, há [dias dele]. Tem também o Henrique, que é a nossa esperança: ainda não nos vimos pessoalmente, mas ele nos ajudou bastante. E a, digamos, agitada Diana.</w:t>
+      </w:r>
+    </w:p>
+    <w:p>
+      <w:pPr>
+        <w:pStyle w:val="PersonagemNovo"/>
+      </w:pPr>
+      <w:r>
+        <w:t xml:space="preserve">GABRIEL</w:t>
+      </w:r>
+    </w:p>
+    <w:p>
+      <w:pPr>
+        <w:pStyle w:val="DialogoNovo"/>
+      </w:pPr>
+      <w:r>
+        <w:t xml:space="preserve">Surreal é pouco. Como a gente vai voltar? Vocês estão construindo um DeLorean, por acaso?</w:t>
+      </w:r>
+    </w:p>
+    <w:p>
+      <w:pPr>
+        <w:pStyle w:val="PersonagemNovo"/>
+      </w:pPr>
+      <w:r>
+        <w:t xml:space="preserve">CLARICE (sorrindo)</w:t>
+      </w:r>
+    </w:p>
+    <w:p>
+      <w:pPr>
+        <w:pStyle w:val="DialogoNovo"/>
+      </w:pPr>
+      <w:r>
+        <w:t xml:space="preserve">Haha, gostei da referência. Ainda se fala desse filme no futuro? Você assistiu o terceiro filme? Que azar eu ser puxada antes de assistir, eu ia nesse fim de semana.</w:t>
+      </w:r>
+    </w:p>
+    <w:p>
+      <w:pPr>
+        <w:pStyle w:val="PersonagemNovo"/>
+      </w:pPr>
+      <w:r>
+        <w:t xml:space="preserve">GABRIEL</w:t>
+      </w:r>
+    </w:p>
+    <w:p>
+      <w:pPr>
+        <w:pStyle w:val="DialogoNovo"/>
+      </w:pPr>
+      <w:r>
+        <w:t xml:space="preserve">Sim, filmaço, inclusive. Mas vamos focar primeiro em sair daqui vivos, que eu te conto tudo.</w:t>
+      </w:r>
+    </w:p>
+    <w:p>
+      <w:pPr>
+        <w:pStyle w:val="PersonagemNovo"/>
+      </w:pPr>
+      <w:r>
+        <w:t xml:space="preserve">CLARICE</w:t>
+      </w:r>
+    </w:p>
+    <w:p>
+      <w:pPr>
+        <w:pStyle w:val="DialogoNovo"/>
+      </w:pPr>
+      <w:r>
+        <w:t xml:space="preserve">Ahh, quero saber. Enfim.</w:t>
       </w:r>
     </w:p>
     <w:p>
@@ -16042,6 +16138,51 @@
       </w:pPr>
       <w:r>
         <w:t xml:space="preserve">Pisa de leve que o robô escuta. Se ele vier, joga uma pedra longe: ele vai atrás do barulho. É reflexo, eu já testei.</w:t>
+      </w:r>
+    </w:p>
+    <w:p>
+      <w:pPr>
+        <w:pStyle w:val="NotaTime"/>
+        <w:spacing w:after="60" w:before="60"/>
+      </w:pPr>
+      <w:r>
+        <w:t xml:space="preserve">Nota: Linhas com barra azul à esquerda são suas e ainda não estão no jogo. As outras já tocam.</w:t>
+      </w:r>
+    </w:p>
+    <w:p>
+      <w:pPr>
+        <w:pStyle w:val="NotaTime"/>
+        <w:spacing w:after="60" w:before="60"/>
+      </w:pPr>
+      <w:r>
+        <w:t xml:space="preserve">Nota: Só a escrita foi corrigida: Clarisse e “Calrice” viraram Clarice, e ajustei “daí”, “dá pra”, “é do futuro”, “surreal, mas”, “cinco”, “daqui”, “DeLorean” e a pontuação. Onde estava “(ano dela)”, pus 1990.</w:t>
+      </w:r>
+    </w:p>
+    <w:p>
+      <w:pPr>
+        <w:pStyle w:val="NotaTime"/>
+        <w:spacing w:after="60" w:before="60"/>
+      </w:pPr>
+      <w:r>
+        <w:t xml:space="preserve">Nota: Ficaram como [dias dela] e [dias dele] os números de dias: a história só diz “com dias de diferença”. A ordem de chegada é Henrique, Zane, Clarice, Diana e Gabriel.</w:t>
+      </w:r>
+    </w:p>
+    <w:p>
+      <w:pPr>
+        <w:pStyle w:val="NotaTime"/>
+        <w:spacing w:after="60" w:before="60"/>
+      </w:pPr>
+      <w:r>
+        <w:t xml:space="preserve">Nota: Marquei o retrato do Gabriel como “surpreso” na primeira fala nova (você não indicou). Troque se preferir.</w:t>
+      </w:r>
+    </w:p>
+    <w:p>
+      <w:pPr>
+        <w:pStyle w:val="NotaTime"/>
+        <w:spacing w:after="60" w:before="60"/>
+      </w:pPr>
+      <w:r>
+        <w:t xml:space="preserve">Nota: Revisão do Ato 2 no Anexo B.</w:t>
       </w:r>
     </w:p>
     <w:p>
@@ -17460,7 +17601,7 @@
           <w:b/>
           <w:bCs/>
         </w:rPr>
-        <w:t xml:space="preserve">Clarice, 1994.</w:t>
+        <w:t xml:space="preserve">Clarice, 1990.</w:t>
       </w:r>
       <w:r>
         <w:rPr>
@@ -17790,7 +17931,7 @@
           <w:b/>
           <w:bCs/>
         </w:rPr>
-        <w:t xml:space="preserve">Clarice, 1994.</w:t>
+        <w:t xml:space="preserve">Clarice, 1990.</w:t>
       </w:r>
       <w:r>
         <w:rPr>
@@ -18120,7 +18261,7 @@
           <w:b/>
           <w:bCs/>
         </w:rPr>
-        <w:t xml:space="preserve">Clarice, 1994.</w:t>
+        <w:t xml:space="preserve">Clarice, 1990.</w:t>
       </w:r>
       <w:r>
         <w:rPr>
@@ -18865,7 +19006,7 @@
           </w:tcPr>
           <w:p>
             <w:r>
-              <w:t xml:space="preserve">Ela perdeu o molho de chaves na 102 e propõe uma permuta.</w:t>
+              <w:t xml:space="preserve">Ela perdeu o molho de chaves na 102 e propõe uma permuta. Se o Gabriel perguntar do lugar, ela conta quem mais veio parar ali.</w:t>
             </w:r>
           </w:p>
         </w:tc>
@@ -37910,6 +38051,182 @@
         <w:pStyle w:val="Heading2"/>
       </w:pPr>
       <w:r>
+        <w:t xml:space="preserve">Revisão do Ato 2 (Bloco de salas)</w:t>
+      </w:r>
+    </w:p>
+    <w:p>
+      <w:pPr>
+        <w:spacing w:after="100"/>
+      </w:pPr>
+      <w:r>
+        <w:t xml:space="preserve">As falas novas estão na cena 2.2, no trecho “lugar” do primeiro encontro com a Clarice.</w:t>
+      </w:r>
+    </w:p>
+    <w:p>
+      <w:pPr>
+        <w:pStyle w:val="ListParagraph"/>
+        <w:numPr>
+          <w:ilvl w:val="0"/>
+          <w:numId w:val="2"/>
+        </w:numPr>
+        <w:spacing w:after="80"/>
+      </w:pPr>
+      <w:r>
+        <w:rPr>
+          <w:b/>
+          <w:bCs/>
+        </w:rPr>
+        <w:t xml:space="preserve">1. O que funcionou.</w:t>
+      </w:r>
+      <w:r>
+        <w:t xml:space="preserve"> O duelo de ironias entre o Gabriel e a Clarice (“Surreal é pouco” e o DeLorean) é o que a ficha pede para os dois. O DeLorean também encaixa no 1990 da Clarice: De Volta para o Futuro Parte III é um filme de 1990, e “eu ia nesse fim de semana” fica coerente. A conta dela também fecha: de 1990 a 3026 são 1036 anos, então “mil anos, pra mim foi mais” está certo. E o Henrique como “nossa esperança” prepara bem a virada dele.</w:t>
+      </w:r>
+    </w:p>
+    <w:p>
+      <w:pPr>
+        <w:pStyle w:val="ListParagraph"/>
+        <w:numPr>
+          <w:ilvl w:val="0"/>
+          <w:numId w:val="2"/>
+        </w:numPr>
+        <w:spacing w:after="80"/>
+      </w:pPr>
+      <w:r>
+        <w:rPr>
+          <w:b/>
+          <w:bCs/>
+        </w:rPr>
+        <w:t xml:space="preserve">2. O Gabriel já sabe o ano dela.</w:t>
+      </w:r>
+      <w:r>
+        <w:t xml:space="preserve"> O bilhete da cena 1.6 diz “Clarice, de 1990”, e o Caderno anota “Aluna de 1990”. Aqui ele pergunta “e você?” como se fosse novidade. Sugestão: “2026. O seu eu já sei, li no bilhete.”</w:t>
+      </w:r>
+    </w:p>
+    <w:p>
+      <w:pPr>
+        <w:pStyle w:val="ListParagraph"/>
+        <w:numPr>
+          <w:ilvl w:val="0"/>
+          <w:numId w:val="2"/>
+        </w:numPr>
+        <w:spacing w:after="80"/>
+      </w:pPr>
+      <w:r>
+        <w:rPr>
+          <w:b/>
+          <w:bCs/>
+        </w:rPr>
+        <w:t xml:space="preserve">3. A informação mais importante está num ramo opcional.</w:t>
+      </w:r>
+      <w:r>
+        <w:t xml:space="preserve"> Quem escolher “Preciso sair daqui” nunca ouve que há mais gente, de outras épocas, nem que o Henrique e a Diana existem. Vale decidir se isso sai do ramo “lugar” ou se a cena 2.4 reconta.</w:t>
+      </w:r>
+    </w:p>
+    <w:p>
+      <w:pPr>
+        <w:pStyle w:val="ListParagraph"/>
+        <w:numPr>
+          <w:ilvl w:val="0"/>
+          <w:numId w:val="2"/>
+        </w:numPr>
+        <w:spacing w:after="80"/>
+      </w:pPr>
+      <w:r>
+        <w:rPr>
+          <w:b/>
+          <w:bCs/>
+        </w:rPr>
+        <w:t xml:space="preserve">4. Repete e contradiz a cena 2.4.</w:t>
+      </w:r>
+      <w:r>
+        <w:t xml:space="preserve"> Na permuta a Clarice conta de novo que a Diana chegou depois e que o Henrique vê pelas câmeras e avisou do 3026. Dá para cortar. Além disso, a anotação do Caderno dessa conversa diz “A Clarice chegou primeiro”, o que contradiz a história (o Henrique é o primeiro e o Zane chega antes dela) e a fala nova (“não ao mesmo tempo”). Sugestão: “A Clarice chegou antes de mim.” Fica no arquivo dados/dialogos/clarice_bloco_devolve_chave.json.</w:t>
+      </w:r>
+    </w:p>
+    <w:p>
+      <w:pPr>
+        <w:pStyle w:val="ListParagraph"/>
+        <w:numPr>
+          <w:ilvl w:val="0"/>
+          <w:numId w:val="2"/>
+        </w:numPr>
+        <w:spacing w:after="80"/>
+      </w:pPr>
+      <w:r>
+        <w:rPr>
+          <w:b/>
+          <w:bCs/>
+        </w:rPr>
+        <w:t xml:space="preserve">5. Cinco pessoas e o Baltazar.</w:t>
+      </w:r>
+      <w:r>
+        <w:t xml:space="preserve"> Gabriel, Clarice, Zane, Henrique e Diana são cinco, e o Baltazar fica de fora. Pela história ele se isolou e não está no rádio, então a Clarice pode mesmo não saber dele. Se for assim, “cinco” está certo. Se ela sabe, são seis.</w:t>
+      </w:r>
+    </w:p>
+    <w:p>
+      <w:pPr>
+        <w:pStyle w:val="ListParagraph"/>
+        <w:numPr>
+          <w:ilvl w:val="0"/>
+          <w:numId w:val="2"/>
+        </w:numPr>
+        <w:spacing w:after="80"/>
+      </w:pPr>
+      <w:r>
+        <w:rPr>
+          <w:b/>
+          <w:bCs/>
+        </w:rPr>
+        <w:t xml:space="preserve">6. Os dias.</w:t>
+      </w:r>
+      <w:r>
+        <w:t xml:space="preserve"> Faltam os números de [dias dela] e [dias dele]. A ordem é Henrique, Zane, Clarice, Diana. Se não quiserem fixar, “faz uns dias” serve.</w:t>
+      </w:r>
+    </w:p>
+    <w:p>
+      <w:pPr>
+        <w:pStyle w:val="ListParagraph"/>
+        <w:numPr>
+          <w:ilvl w:val="0"/>
+          <w:numId w:val="2"/>
+        </w:numPr>
+        <w:spacing w:after="80"/>
+      </w:pPr>
+      <w:r>
+        <w:rPr>
+          <w:b/>
+          <w:bCs/>
+        </w:rPr>
+        <w:t xml:space="preserve">7. O tom do Gabriel (lembrete).</w:t>
+      </w:r>
+      <w:r>
+        <w:t xml:space="preserve"> “QUE? Viagem no tempo? Isso é real?” são três perguntas seguidas, e a ficha pede frases curtas e ironia seca. O DeLorean está no tom. Exemplo para a primeira: “Mil anos. Ótimo. E a lista de equações, como fica?”</w:t>
+      </w:r>
+    </w:p>
+    <w:p>
+      <w:pPr>
+        <w:pStyle w:val="ListParagraph"/>
+        <w:numPr>
+          <w:ilvl w:val="0"/>
+          <w:numId w:val="2"/>
+        </w:numPr>
+        <w:spacing w:after="80"/>
+      </w:pPr>
+      <w:r>
+        <w:rPr>
+          <w:b/>
+          <w:bCs/>
+        </w:rPr>
+        <w:t xml:space="preserve">8. Fala longa demais.</w:t>
+      </w:r>
+      <w:r>
+        <w:t xml:space="preserve"> A terceira fala da Clarice tem cerca de 90 palavras numa caixa só. No jogo cada fala é uma caixa, então vale quebrar em três ou quatro.</w:t>
+      </w:r>
+    </w:p>
+    <w:p>
+      <w:pPr>
+        <w:pStyle w:val="Heading2"/>
+      </w:pPr>
+      <w:r>
         <w:t xml:space="preserve">Diálogos que existem nos arquivos, mas não tocam no jogo</w:t>
       </w:r>
     </w:p>
@@ -39359,6 +39676,200 @@
       </w:tr>
       <w:tr>
         <w:trPr>
+          <w:trHeight w:val="480" w:hRule="atLeast"/>
+        </w:trPr>
+        <w:tc>
+          <w:tcPr>
+            <w:tcW w:type="dxa" w:w="1100"/>
+            <w:tcBorders>
+              <w:top w:val="single" w:color="BFC9D1" w:sz="4"/>
+              <w:left w:val="single" w:color="BFC9D1" w:sz="4"/>
+              <w:bottom w:val="single" w:color="BFC9D1" w:sz="4"/>
+              <w:right w:val="single" w:color="BFC9D1" w:sz="4"/>
+            </w:tcBorders>
+            <w:tcMar>
+              <w:top w:type="dxa" w:w="70"/>
+              <w:left w:type="dxa" w:w="110"/>
+              <w:bottom w:type="dxa" w:w="70"/>
+              <w:right w:type="dxa" w:w="110"/>
+            </w:tcMar>
+            <w:vAlign w:val="top"/>
+          </w:tcPr>
+          <w:p>
+            <w:r>
+              <w:t xml:space="preserve">0.5</w:t>
+            </w:r>
+          </w:p>
+        </w:tc>
+        <w:tc>
+          <w:tcPr>
+            <w:tcW w:type="dxa" w:w="1400"/>
+            <w:tcBorders>
+              <w:top w:val="single" w:color="BFC9D1" w:sz="4"/>
+              <w:left w:val="single" w:color="BFC9D1" w:sz="4"/>
+              <w:bottom w:val="single" w:color="BFC9D1" w:sz="4"/>
+              <w:right w:val="single" w:color="BFC9D1" w:sz="4"/>
+            </w:tcBorders>
+            <w:tcMar>
+              <w:top w:type="dxa" w:w="70"/>
+              <w:left w:type="dxa" w:w="110"/>
+              <w:bottom w:type="dxa" w:w="70"/>
+              <w:right w:type="dxa" w:w="110"/>
+            </w:tcMar>
+            <w:vAlign w:val="top"/>
+          </w:tcPr>
+          <w:p>
+            <w:r>
+              <w:t xml:space="preserve">18/10/2026</w:t>
+            </w:r>
+          </w:p>
+        </w:tc>
+        <w:tc>
+          <w:tcPr>
+            <w:tcW w:type="dxa" w:w="2000"/>
+            <w:tcBorders>
+              <w:top w:val="single" w:color="BFC9D1" w:sz="4"/>
+              <w:left w:val="single" w:color="BFC9D1" w:sz="4"/>
+              <w:bottom w:val="single" w:color="BFC9D1" w:sz="4"/>
+              <w:right w:val="single" w:color="BFC9D1" w:sz="4"/>
+            </w:tcBorders>
+            <w:tcMar>
+              <w:top w:type="dxa" w:w="70"/>
+              <w:left w:type="dxa" w:w="110"/>
+              <w:bottom w:type="dxa" w:w="70"/>
+              <w:right w:type="dxa" w:w="110"/>
+            </w:tcMar>
+            <w:vAlign w:val="top"/>
+          </w:tcPr>
+          <w:p>
+            <w:r>
+              <w:t xml:space="preserve"/>
+            </w:r>
+          </w:p>
+        </w:tc>
+        <w:tc>
+          <w:tcPr>
+            <w:tcW w:type="dxa" w:w="4526"/>
+            <w:tcBorders>
+              <w:top w:val="single" w:color="BFC9D1" w:sz="4"/>
+              <w:left w:val="single" w:color="BFC9D1" w:sz="4"/>
+              <w:bottom w:val="single" w:color="BFC9D1" w:sz="4"/>
+              <w:right w:val="single" w:color="BFC9D1" w:sz="4"/>
+            </w:tcBorders>
+            <w:tcMar>
+              <w:top w:type="dxa" w:w="70"/>
+              <w:left w:type="dxa" w:w="110"/>
+              <w:bottom w:type="dxa" w:w="70"/>
+              <w:right w:type="dxa" w:w="110"/>
+            </w:tcMar>
+            <w:vAlign w:val="top"/>
+          </w:tcPr>
+          <w:p>
+            <w:r>
+              <w:t xml:space="preserve">A Clarice passa a ser de 1990 (antes 1994).</w:t>
+            </w:r>
+          </w:p>
+        </w:tc>
+      </w:tr>
+      <w:tr>
+        <w:trPr>
+          <w:trHeight w:val="480" w:hRule="atLeast"/>
+        </w:trPr>
+        <w:tc>
+          <w:tcPr>
+            <w:tcW w:type="dxa" w:w="1100"/>
+            <w:tcBorders>
+              <w:top w:val="single" w:color="BFC9D1" w:sz="4"/>
+              <w:left w:val="single" w:color="BFC9D1" w:sz="4"/>
+              <w:bottom w:val="single" w:color="BFC9D1" w:sz="4"/>
+              <w:right w:val="single" w:color="BFC9D1" w:sz="4"/>
+            </w:tcBorders>
+            <w:tcMar>
+              <w:top w:type="dxa" w:w="70"/>
+              <w:left w:type="dxa" w:w="110"/>
+              <w:bottom w:type="dxa" w:w="70"/>
+              <w:right w:type="dxa" w:w="110"/>
+            </w:tcMar>
+            <w:vAlign w:val="top"/>
+          </w:tcPr>
+          <w:p>
+            <w:r>
+              <w:t xml:space="preserve">0.6</w:t>
+            </w:r>
+          </w:p>
+        </w:tc>
+        <w:tc>
+          <w:tcPr>
+            <w:tcW w:type="dxa" w:w="1400"/>
+            <w:tcBorders>
+              <w:top w:val="single" w:color="BFC9D1" w:sz="4"/>
+              <w:left w:val="single" w:color="BFC9D1" w:sz="4"/>
+              <w:bottom w:val="single" w:color="BFC9D1" w:sz="4"/>
+              <w:right w:val="single" w:color="BFC9D1" w:sz="4"/>
+            </w:tcBorders>
+            <w:tcMar>
+              <w:top w:type="dxa" w:w="70"/>
+              <w:left w:type="dxa" w:w="110"/>
+              <w:bottom w:type="dxa" w:w="70"/>
+              <w:right w:type="dxa" w:w="110"/>
+            </w:tcMar>
+            <w:vAlign w:val="top"/>
+          </w:tcPr>
+          <w:p>
+            <w:r>
+              <w:t xml:space="preserve">18/10/2026</w:t>
+            </w:r>
+          </w:p>
+        </w:tc>
+        <w:tc>
+          <w:tcPr>
+            <w:tcW w:type="dxa" w:w="2000"/>
+            <w:tcBorders>
+              <w:top w:val="single" w:color="BFC9D1" w:sz="4"/>
+              <w:left w:val="single" w:color="BFC9D1" w:sz="4"/>
+              <w:bottom w:val="single" w:color="BFC9D1" w:sz="4"/>
+              <w:right w:val="single" w:color="BFC9D1" w:sz="4"/>
+            </w:tcBorders>
+            <w:tcMar>
+              <w:top w:type="dxa" w:w="70"/>
+              <w:left w:type="dxa" w:w="110"/>
+              <w:bottom w:type="dxa" w:w="70"/>
+              <w:right w:type="dxa" w:w="110"/>
+            </w:tcMar>
+            <w:vAlign w:val="top"/>
+          </w:tcPr>
+          <w:p>
+            <w:r>
+              <w:t xml:space="preserve"/>
+            </w:r>
+          </w:p>
+        </w:tc>
+        <w:tc>
+          <w:tcPr>
+            <w:tcW w:type="dxa" w:w="4526"/>
+            <w:tcBorders>
+              <w:top w:val="single" w:color="BFC9D1" w:sz="4"/>
+              <w:left w:val="single" w:color="BFC9D1" w:sz="4"/>
+              <w:bottom w:val="single" w:color="BFC9D1" w:sz="4"/>
+              <w:right w:val="single" w:color="BFC9D1" w:sz="4"/>
+            </w:tcBorders>
+            <w:tcMar>
+              <w:top w:type="dxa" w:w="70"/>
+              <w:left w:type="dxa" w:w="110"/>
+              <w:bottom w:type="dxa" w:w="70"/>
+              <w:right w:type="dxa" w:w="110"/>
+            </w:tcMar>
+            <w:vAlign w:val="top"/>
+          </w:tcPr>
+          <w:p>
+            <w:r>
+              <w:t xml:space="preserve">Falas novas da cena 2.2 estruturadas; revisão do Ato 2 no Anexo B.</w:t>
+            </w:r>
+          </w:p>
+        </w:tc>
+      </w:tr>
+      <w:tr>
+        <w:trPr>
           <w:trHeight w:val="560" w:hRule="atLeast"/>
         </w:trPr>
         <w:tc>
@@ -39615,7 +40126,7 @@
         <w:sz w:val="17"/>
         <w:szCs w:val="17"/>
       </w:rPr>
-      <w:t xml:space="preserve">Versão 0.4 — Rascunho</w:t>
+      <w:t xml:space="preserve">Versão 0.6 — Rascunho</w:t>
     </w:r>
     <w:r>
       <w:rPr>

--- a/docs/historia/roteiro/Roteiro.docx
+++ b/docs/historia/roteiro/Roteiro.docx
@@ -126,7 +126,7 @@
           </w:tcPr>
           <w:p>
             <w:r>
-              <w:t xml:space="preserve">0.6 — Rascunho</w:t>
+              <w:t xml:space="preserve">0.7 — Rascunho</w:t>
             </w:r>
           </w:p>
         </w:tc>
@@ -15776,46 +15776,10 @@
     </w:p>
     <w:p>
       <w:pPr>
-        <w:pStyle w:val="Escolha"/>
-      </w:pPr>
-      <w:r>
-        <w:rPr>
-          <w:b/>
-          <w:bCs/>
-          <w:color w:val="2A7F8E"/>
-        </w:rPr>
-        <w:t xml:space="preserve">ESCOLHA  </w:t>
-      </w:r>
-      <w:r>
-        <w:t xml:space="preserve">“O que aconteceu com este lugar?”</w:t>
-      </w:r>
-      <w:r>
-        <w:rPr>
-          <w:color w:val="7A8794"/>
-        </w:rPr>
-        <w:t xml:space="preserve">   → lugar</w:t>
-      </w:r>
-    </w:p>
-    <w:p>
-      <w:pPr>
-        <w:pStyle w:val="Escolha"/>
-      </w:pPr>
-      <w:r>
-        <w:rPr>
-          <w:b/>
-          <w:bCs/>
-          <w:color w:val="2A7F8E"/>
-        </w:rPr>
-        <w:t xml:space="preserve">ESCOLHA  </w:t>
-      </w:r>
-      <w:r>
-        <w:t xml:space="preserve">“Preciso sair daqui.”</w:t>
-      </w:r>
-      <w:r>
-        <w:rPr>
-          <w:color w:val="7A8794"/>
-        </w:rPr>
-        <w:t xml:space="preserve">   → molho</w:t>
+        <w:pStyle w:val="Fluxo"/>
+      </w:pPr>
+      <w:r>
+        <w:t xml:space="preserve">segue para o trecho lugar</w:t>
       </w:r>
     </w:p>
     <w:p>
@@ -15862,7 +15826,7 @@
         <w:pStyle w:val="DialogoNovo"/>
       </w:pPr>
       <w:r>
-        <w:t xml:space="preserve">Quê? Viagem no tempo? Isso é real? Eu sou de 2026, e você?</w:t>
+        <w:t xml:space="preserve">Quê? Viagem no tempo? Isso é real? Eu sou de 2026. O seu eu já sei, li no bilhete.</w:t>
       </w:r>
     </w:p>
     <w:p>
@@ -15878,7 +15842,31 @@
         <w:pStyle w:val="DialogoNovo"/>
       </w:pPr>
       <w:r>
-        <w:t xml:space="preserve">Eu sei, calma, se é que dá pra ficar. Sou de 1990. Você é do futuro pra mim, então. Você e o Zane. Sei que parece surreal, mas basicamente cinco pessoas, contando com você, vieram parar aqui, só que não ao mesmo tempo. Eu já estou aqui há [dias dela] dias, e o Zane, há [dias dele]. Tem também o Henrique, que é a nossa esperança: ainda não nos vimos pessoalmente, mas ele nos ajudou bastante. E a, digamos, agitada Diana.</w:t>
+        <w:t xml:space="preserve">Eu sei, calma, se é que dá pra ficar. O bilhete, claro. Então você é do futuro pra mim. Você e o Zane.</w:t>
+      </w:r>
+    </w:p>
+    <w:p>
+      <w:pPr>
+        <w:pStyle w:val="DialogoNovo"/>
+      </w:pPr>
+      <w:r>
+        <w:t xml:space="preserve">Sei que parece surreal, mas basicamente cinco pessoas, contando com você, vieram parar aqui, só que não ao mesmo tempo.</w:t>
+      </w:r>
+    </w:p>
+    <w:p>
+      <w:pPr>
+        <w:pStyle w:val="DialogoNovo"/>
+      </w:pPr>
+      <w:r>
+        <w:t xml:space="preserve">Eu já estou aqui há seis dias, e o Zane, há nove.</w:t>
+      </w:r>
+    </w:p>
+    <w:p>
+      <w:pPr>
+        <w:pStyle w:val="DialogoNovo"/>
+      </w:pPr>
+      <w:r>
+        <w:t xml:space="preserve">Tem também o Henrique, que é a nossa esperança: ainda não nos vimos pessoalmente, mas ele nos ajudou bastante. E a, digamos, agitada Diana.</w:t>
       </w:r>
     </w:p>
     <w:p>
@@ -16155,7 +16143,7 @@
         <w:spacing w:after="60" w:before="60"/>
       </w:pPr>
       <w:r>
-        <w:t xml:space="preserve">Nota: Só a escrita foi corrigida: Clarisse e “Calrice” viraram Clarice, e ajustei “daí”, “dá pra”, “é do futuro”, “surreal, mas”, “cinco”, “daqui”, “DeLorean” e a pontuação. Onde estava “(ano dela)”, pus 1990.</w:t>
+        <w:t xml:space="preserve">Nota: Só a escrita foi corrigida: Clarisse e “Calrice” viraram Clarice, e ajustei “daí”, “dá pra”, “é do futuro”, “surreal, mas”, “cinco”, “daqui”, “DeLorean” e a pontuação. O retrato “surpreso” do Gabriel é meu, porque você não indicou.</w:t>
       </w:r>
     </w:p>
     <w:p>
@@ -16164,7 +16152,7 @@
         <w:spacing w:after="60" w:before="60"/>
       </w:pPr>
       <w:r>
-        <w:t xml:space="preserve">Nota: Ficaram como [dias dela] e [dias dele] os números de dias: a história só diz “com dias de diferença”. A ordem de chegada é Henrique, Zane, Clarice, Diana e Gabriel.</w:t>
+        <w:t xml:space="preserve">Nota: Decidido nesta rodada: tirei as duas escolhas (“O que aconteceu com este lugar?” e “Preciso sair daqui.”). Agora a Clarice sempre conta isso e depois segue para o molho. O arquivo do jogo ainda tem as escolhas. A fala longa dela foi quebrada em quatro, e o Gabriel diz que já sabe o ano dela pelo bilhete. A reação da Clarice a isso (“O bilhete, claro.”) é minha, ajuste se quiser.</w:t>
       </w:r>
     </w:p>
     <w:p>
@@ -16173,7 +16161,7 @@
         <w:spacing w:after="60" w:before="60"/>
       </w:pPr>
       <w:r>
-        <w:t xml:space="preserve">Nota: Marquei o retrato do Gabriel como “surpreso” na primeira fala nova (você não indicou). Troque se preferir.</w:t>
+        <w:t xml:space="preserve">Nota: Dias contados a partir da chegada do Gabriel, com 3 dias entre cada chegada: Diana 3, Clarice 6, Zane 9, Henrique 12. Se o Baltazar entrar antes da Clarice, os números dela e do Zane sobem 3 (História Completa, 10.4).</w:t>
       </w:r>
     </w:p>
     <w:p>
@@ -22313,6 +22301,15 @@
     </w:p>
     <w:p>
       <w:pPr>
+        <w:pStyle w:val="NotaTime"/>
+        <w:spacing w:after="60" w:before="60"/>
+      </w:pPr>
+      <w:r>
+        <w:t xml:space="preserve">Nota: Decidido em 18/10: o grupo só descobre o Baltazar no Ato 3, pelo Zane. Antes disso a Clarice não sabe dele (por isso ela diz “cinco pessoas”). Falta escrever essa fala.</w:t>
+      </w:r>
+    </w:p>
+    <w:p>
+      <w:pPr>
         <w:spacing w:after="200"/>
       </w:pPr>
     </w:p>
@@ -38059,7 +38056,7 @@
         <w:spacing w:after="100"/>
       </w:pPr>
       <w:r>
-        <w:t xml:space="preserve">As falas novas estão na cena 2.2, no trecho “lugar” do primeiro encontro com a Clarice.</w:t>
+        <w:t xml:space="preserve">As falas novas estão na cena 2.2. Cada item diz se foi aplicado, decidido ou se ainda espera resposta.</w:t>
       </w:r>
     </w:p>
     <w:p>
@@ -38079,7 +38076,7 @@
         <w:t xml:space="preserve">1. O que funcionou.</w:t>
       </w:r>
       <w:r>
-        <w:t xml:space="preserve"> O duelo de ironias entre o Gabriel e a Clarice (“Surreal é pouco” e o DeLorean) é o que a ficha pede para os dois. O DeLorean também encaixa no 1990 da Clarice: De Volta para o Futuro Parte III é um filme de 1990, e “eu ia nesse fim de semana” fica coerente. A conta dela também fecha: de 1990 a 3026 são 1036 anos, então “mil anos, pra mim foi mais” está certo. E o Henrique como “nossa esperança” prepara bem a virada dele.</w:t>
+        <w:t xml:space="preserve"> O duelo de ironias entre o Gabriel e a Clarice (“Surreal é pouco” e o DeLorean) é o que a ficha pede para os dois. O DeLorean também encaixa no 1990 da Clarice: De Volta para o Futuro Parte III é um filme de 1990, e “eu ia nesse fim de semana” fica coerente. A conta dela fecha: de 1990 a 3026 são 1036 anos. E o Henrique como “nossa esperança” prepara bem a virada dele.</w:t>
       </w:r>
     </w:p>
     <w:p>
@@ -38096,10 +38093,10 @@
           <w:b/>
           <w:bCs/>
         </w:rPr>
-        <w:t xml:space="preserve">2. O Gabriel já sabe o ano dela.</w:t>
-      </w:r>
-      <w:r>
-        <w:t xml:space="preserve"> O bilhete da cena 1.6 diz “Clarice, de 1990”, e o Caderno anota “Aluna de 1990”. Aqui ele pergunta “e você?” como se fosse novidade. Sugestão: “2026. O seu eu já sei, li no bilhete.”</w:t>
+        <w:t xml:space="preserve">2. Os dias. Aplicado.</w:t>
+      </w:r>
+      <w:r>
+        <w:t xml:space="preserve"> Cada chegada vem 3 dias depois da anterior (registrado na História Completa e em docs/decisoes.md). Contando a partir da chegada do Gabriel: Diana 3, Clarice 6, Zane 9, Henrique 12. A Clarice diz “seis dias” e “nove”. Se o Baltazar entrar antes da Clarice, os dois números sobem 3.</w:t>
       </w:r>
     </w:p>
     <w:p>
@@ -38116,10 +38113,10 @@
           <w:b/>
           <w:bCs/>
         </w:rPr>
-        <w:t xml:space="preserve">3. A informação mais importante está num ramo opcional.</w:t>
-      </w:r>
-      <w:r>
-        <w:t xml:space="preserve"> Quem escolher “Preciso sair daqui” nunca ouve que há mais gente, de outras épocas, nem que o Henrique e a Diana existem. Vale decidir se isso sai do ramo “lugar” ou se a cena 2.4 reconta.</w:t>
+        <w:t xml:space="preserve">3. Cinco pessoas e o Baltazar. Decidido.</w:t>
+      </w:r>
+      <w:r>
+        <w:t xml:space="preserve"> A Clarice não sabe do Baltazar, então “cinco” fica. O grupo descobre o Baltazar no Ato 3, pelo Zane (nota na cena 3.1).</w:t>
       </w:r>
     </w:p>
     <w:p>
@@ -38136,10 +38133,10 @@
           <w:b/>
           <w:bCs/>
         </w:rPr>
-        <w:t xml:space="preserve">4. Repete e contradiz a cena 2.4.</w:t>
-      </w:r>
-      <w:r>
-        <w:t xml:space="preserve"> Na permuta a Clarice conta de novo que a Diana chegou depois e que o Henrique vê pelas câmeras e avisou do 3026. Dá para cortar. Além disso, a anotação do Caderno dessa conversa diz “A Clarice chegou primeiro”, o que contradiz a história (o Henrique é o primeiro e o Zane chega antes dela) e a fala nova (“não ao mesmo tempo”). Sugestão: “A Clarice chegou antes de mim.” Fica no arquivo dados/dialogos/clarice_bloco_devolve_chave.json.</w:t>
+        <w:t xml:space="preserve">4. O ano da Clarice. Aplicado.</w:t>
+      </w:r>
+      <w:r>
+        <w:t xml:space="preserve"> O Gabriel diz que já sabe pelo bilhete, e a Clarice reage. A reação dela é minha.</w:t>
       </w:r>
     </w:p>
     <w:p>
@@ -38156,10 +38153,10 @@
           <w:b/>
           <w:bCs/>
         </w:rPr>
-        <w:t xml:space="preserve">5. Cinco pessoas e o Baltazar.</w:t>
-      </w:r>
-      <w:r>
-        <w:t xml:space="preserve"> Gabriel, Clarice, Zane, Henrique e Diana são cinco, e o Baltazar fica de fora. Pela história ele se isolou e não está no rádio, então a Clarice pode mesmo não saber dele. Se for assim, “cinco” está certo. Se ela sabe, são seis.</w:t>
+        <w:t xml:space="preserve">5. O ramo opcional. Aplicado.</w:t>
+      </w:r>
+      <w:r>
+        <w:t xml:space="preserve"> Tirei as duas escolhas, então todo jogador ouve que há mais gente e de outras épocas. No arquivo do jogo as escolhas ainda existem.</w:t>
       </w:r>
     </w:p>
     <w:p>
@@ -38176,10 +38173,10 @@
           <w:b/>
           <w:bCs/>
         </w:rPr>
-        <w:t xml:space="preserve">6. Os dias.</w:t>
-      </w:r>
-      <w:r>
-        <w:t xml:space="preserve"> Faltam os números de [dias dela] e [dias dele]. A ordem é Henrique, Zane, Clarice, Diana. Se não quiserem fixar, “faz uns dias” serve.</w:t>
+        <w:t xml:space="preserve">6. Fala longa. Aplicado.</w:t>
+      </w:r>
+      <w:r>
+        <w:t xml:space="preserve"> A terceira fala da Clarice virou quatro.</w:t>
       </w:r>
     </w:p>
     <w:p>
@@ -38196,10 +38193,10 @@
           <w:b/>
           <w:bCs/>
         </w:rPr>
-        <w:t xml:space="preserve">7. O tom do Gabriel (lembrete).</w:t>
-      </w:r>
-      <w:r>
-        <w:t xml:space="preserve"> “QUE? Viagem no tempo? Isso é real?” são três perguntas seguidas, e a ficha pede frases curtas e ironia seca. O DeLorean está no tom. Exemplo para a primeira: “Mil anos. Ótimo. E a lista de equações, como fica?”</w:t>
+        <w:t xml:space="preserve">7. Repete e contradiz a cena 2.4. Aguarda resposta.</w:t>
+      </w:r>
+      <w:r>
+        <w:t xml:space="preserve"> Na permuta a Clarice conta de novo que a Diana chegou depois e que o Henrique avisou do 3026: dá para cortar. E a anotação do Caderno dessa conversa diz “A Clarice chegou primeiro”, o que contradiz a história e a fala nova. Sugestão: “A Clarice chegou antes de mim.” Fica em dados/dialogos/clarice_bloco_devolve_chave.json.</w:t>
       </w:r>
     </w:p>
     <w:p>
@@ -38216,10 +38213,412 @@
           <w:b/>
           <w:bCs/>
         </w:rPr>
-        <w:t xml:space="preserve">8. Fala longa demais.</w:t>
-      </w:r>
-      <w:r>
-        <w:t xml:space="preserve"> A terceira fala da Clarice tem cerca de 90 palavras numa caixa só. No jogo cada fala é uma caixa, então vale quebrar em três ou quatro.</w:t>
+        <w:t xml:space="preserve">8. O tom do Gabriel (lembrete).</w:t>
+      </w:r>
+      <w:r>
+        <w:t xml:space="preserve"> “Quê? Viagem no tempo? Isso é real?” são três perguntas seguidas, e a ficha pede frases curtas e ironia seca. O DeLorean está no tom. Exemplo para a primeira: “Mil anos. Ótimo. E a lista de equações, como fica?”</w:t>
+      </w:r>
+    </w:p>
+    <w:p>
+      <w:pPr>
+        <w:pStyle w:val="Heading2"/>
+      </w:pPr>
+      <w:r>
+        <w:t xml:space="preserve">Ordem de chegada: onde está nos documentos</w:t>
+      </w:r>
+    </w:p>
+    <w:tbl>
+      <w:tblPr>
+        <w:tblW w:type="dxa" w:w="9026"/>
+        <w:tblBorders>
+          <w:top w:val="single" w:color="auto" w:sz="4"/>
+          <w:left w:val="single" w:color="auto" w:sz="4"/>
+          <w:bottom w:val="single" w:color="auto" w:sz="4"/>
+          <w:right w:val="single" w:color="auto" w:sz="4"/>
+          <w:insideH w:val="single" w:color="auto" w:sz="4"/>
+          <w:insideV w:val="single" w:color="auto" w:sz="4"/>
+        </w:tblBorders>
+      </w:tblPr>
+      <w:tblGrid>
+        <w:gridCol w:w="3600"/>
+        <w:gridCol w:w="5426"/>
+      </w:tblGrid>
+      <w:tr>
+        <w:trPr>
+          <w:tblHeader/>
+        </w:trPr>
+        <w:tc>
+          <w:tcPr>
+            <w:tcW w:type="dxa" w:w="3600"/>
+            <w:tcBorders>
+              <w:top w:val="single" w:color="BFC9D1" w:sz="4"/>
+              <w:left w:val="single" w:color="BFC9D1" w:sz="4"/>
+              <w:bottom w:val="single" w:color="BFC9D1" w:sz="4"/>
+              <w:right w:val="single" w:color="BFC9D1" w:sz="4"/>
+            </w:tcBorders>
+            <w:shd w:fill="1F2A3C" w:color="auto" w:val="clear"/>
+            <w:tcMar>
+              <w:top w:type="dxa" w:w="70"/>
+              <w:left w:type="dxa" w:w="110"/>
+              <w:bottom w:type="dxa" w:w="70"/>
+              <w:right w:type="dxa" w:w="110"/>
+            </w:tcMar>
+            <w:vAlign w:val="top"/>
+          </w:tcPr>
+          <w:p>
+            <w:r>
+              <w:rPr>
+                <w:b/>
+                <w:bCs/>
+                <w:color w:val="FFFFFF"/>
+              </w:rPr>
+              <w:t xml:space="preserve">Documento</w:t>
+            </w:r>
+          </w:p>
+        </w:tc>
+        <w:tc>
+          <w:tcPr>
+            <w:tcW w:type="dxa" w:w="5426"/>
+            <w:tcBorders>
+              <w:top w:val="single" w:color="BFC9D1" w:sz="4"/>
+              <w:left w:val="single" w:color="BFC9D1" w:sz="4"/>
+              <w:bottom w:val="single" w:color="BFC9D1" w:sz="4"/>
+              <w:right w:val="single" w:color="BFC9D1" w:sz="4"/>
+            </w:tcBorders>
+            <w:shd w:fill="1F2A3C" w:color="auto" w:val="clear"/>
+            <w:tcMar>
+              <w:top w:type="dxa" w:w="70"/>
+              <w:left w:type="dxa" w:w="110"/>
+              <w:bottom w:type="dxa" w:w="70"/>
+              <w:right w:type="dxa" w:w="110"/>
+            </w:tcMar>
+            <w:vAlign w:val="top"/>
+          </w:tcPr>
+          <w:p>
+            <w:r>
+              <w:rPr>
+                <w:b/>
+                <w:bCs/>
+                <w:color w:val="FFFFFF"/>
+              </w:rPr>
+              <w:t xml:space="preserve">O que diz</w:t>
+            </w:r>
+          </w:p>
+        </w:tc>
+      </w:tr>
+      <w:tr>
+        <w:trPr>
+          <w:trHeight w:val="480" w:hRule="atLeast"/>
+        </w:trPr>
+        <w:tc>
+          <w:tcPr>
+            <w:tcW w:type="dxa" w:w="3600"/>
+            <w:tcBorders>
+              <w:top w:val="single" w:color="BFC9D1" w:sz="4"/>
+              <w:left w:val="single" w:color="BFC9D1" w:sz="4"/>
+              <w:bottom w:val="single" w:color="BFC9D1" w:sz="4"/>
+              <w:right w:val="single" w:color="BFC9D1" w:sz="4"/>
+            </w:tcBorders>
+            <w:tcMar>
+              <w:top w:type="dxa" w:w="70"/>
+              <w:left w:type="dxa" w:w="110"/>
+              <w:bottom w:type="dxa" w:w="70"/>
+              <w:right w:type="dxa" w:w="110"/>
+            </w:tcMar>
+            <w:vAlign w:val="top"/>
+          </w:tcPr>
+          <w:p>
+            <w:r>
+              <w:t xml:space="preserve">docs/historia/História_Completa.md, seção 4.1</w:t>
+            </w:r>
+          </w:p>
+        </w:tc>
+        <w:tc>
+          <w:tcPr>
+            <w:tcW w:type="dxa" w:w="5426"/>
+            <w:tcBorders>
+              <w:top w:val="single" w:color="BFC9D1" w:sz="4"/>
+              <w:left w:val="single" w:color="BFC9D1" w:sz="4"/>
+              <w:bottom w:val="single" w:color="BFC9D1" w:sz="4"/>
+              <w:right w:val="single" w:color="BFC9D1" w:sz="4"/>
+            </w:tcBorders>
+            <w:tcMar>
+              <w:top w:type="dxa" w:w="70"/>
+              <w:left w:type="dxa" w:w="110"/>
+              <w:bottom w:type="dxa" w:w="70"/>
+              <w:right w:type="dxa" w:w="110"/>
+            </w:tcMar>
+            <w:vAlign w:val="top"/>
+          </w:tcPr>
+          <w:p>
+            <w:r>
+              <w:t xml:space="preserve">Ordem: Henrique primeiro, Zane antes da Clarice, Diana depois da Clarice, Gabriel por último. Chegaram com 3 dias de intervalo. Baltazar pendente.</w:t>
+            </w:r>
+          </w:p>
+        </w:tc>
+      </w:tr>
+      <w:tr>
+        <w:trPr>
+          <w:trHeight w:val="480" w:hRule="atLeast"/>
+        </w:trPr>
+        <w:tc>
+          <w:tcPr>
+            <w:tcW w:type="dxa" w:w="3600"/>
+            <w:tcBorders>
+              <w:top w:val="single" w:color="BFC9D1" w:sz="4"/>
+              <w:left w:val="single" w:color="BFC9D1" w:sz="4"/>
+              <w:bottom w:val="single" w:color="BFC9D1" w:sz="4"/>
+              <w:right w:val="single" w:color="BFC9D1" w:sz="4"/>
+            </w:tcBorders>
+            <w:tcMar>
+              <w:top w:type="dxa" w:w="70"/>
+              <w:left w:type="dxa" w:w="110"/>
+              <w:bottom w:type="dxa" w:w="70"/>
+              <w:right w:type="dxa" w:w="110"/>
+            </w:tcMar>
+            <w:vAlign w:val="top"/>
+          </w:tcPr>
+          <w:p>
+            <w:r>
+              <w:t xml:space="preserve">docs/historia/História_Completa.md, seção 7.2, item 5</w:t>
+            </w:r>
+          </w:p>
+        </w:tc>
+        <w:tc>
+          <w:tcPr>
+            <w:tcW w:type="dxa" w:w="5426"/>
+            <w:tcBorders>
+              <w:top w:val="single" w:color="BFC9D1" w:sz="4"/>
+              <w:left w:val="single" w:color="BFC9D1" w:sz="4"/>
+              <w:bottom w:val="single" w:color="BFC9D1" w:sz="4"/>
+              <w:right w:val="single" w:color="BFC9D1" w:sz="4"/>
+            </w:tcBorders>
+            <w:tcMar>
+              <w:top w:type="dxa" w:w="70"/>
+              <w:left w:type="dxa" w:w="110"/>
+              <w:bottom w:type="dxa" w:w="70"/>
+              <w:right w:type="dxa" w:w="110"/>
+            </w:tcMar>
+            <w:vAlign w:val="top"/>
+          </w:tcPr>
+          <w:p>
+            <w:r>
+              <w:t xml:space="preserve">Os outros pulsos, com 3 dias de intervalo. Zane antes da Clarice, Diana depois.</w:t>
+            </w:r>
+          </w:p>
+        </w:tc>
+      </w:tr>
+      <w:tr>
+        <w:trPr>
+          <w:trHeight w:val="480" w:hRule="atLeast"/>
+        </w:trPr>
+        <w:tc>
+          <w:tcPr>
+            <w:tcW w:type="dxa" w:w="3600"/>
+            <w:tcBorders>
+              <w:top w:val="single" w:color="BFC9D1" w:sz="4"/>
+              <w:left w:val="single" w:color="BFC9D1" w:sz="4"/>
+              <w:bottom w:val="single" w:color="BFC9D1" w:sz="4"/>
+              <w:right w:val="single" w:color="BFC9D1" w:sz="4"/>
+            </w:tcBorders>
+            <w:tcMar>
+              <w:top w:type="dxa" w:w="70"/>
+              <w:left w:type="dxa" w:w="110"/>
+              <w:bottom w:type="dxa" w:w="70"/>
+              <w:right w:type="dxa" w:w="110"/>
+            </w:tcMar>
+            <w:vAlign w:val="top"/>
+          </w:tcPr>
+          <w:p>
+            <w:r>
+              <w:t xml:space="preserve">docs/historia/História_Completa.md, seção 10.4</w:t>
+            </w:r>
+          </w:p>
+        </w:tc>
+        <w:tc>
+          <w:tcPr>
+            <w:tcW w:type="dxa" w:w="5426"/>
+            <w:tcBorders>
+              <w:top w:val="single" w:color="BFC9D1" w:sz="4"/>
+              <w:left w:val="single" w:color="BFC9D1" w:sz="4"/>
+              <w:bottom w:val="single" w:color="BFC9D1" w:sz="4"/>
+              <w:right w:val="single" w:color="BFC9D1" w:sz="4"/>
+            </w:tcBorders>
+            <w:tcMar>
+              <w:top w:type="dxa" w:w="70"/>
+              <w:left w:type="dxa" w:w="110"/>
+              <w:bottom w:type="dxa" w:w="70"/>
+              <w:right w:type="dxa" w:w="110"/>
+            </w:tcMar>
+            <w:vAlign w:val="top"/>
+          </w:tcPr>
+          <w:p>
+            <w:r>
+              <w:t xml:space="preserve">Pendência: a posição do Baltazar na ordem e a sala dele na Biblioteca.</w:t>
+            </w:r>
+          </w:p>
+        </w:tc>
+      </w:tr>
+      <w:tr>
+        <w:trPr>
+          <w:trHeight w:val="480" w:hRule="atLeast"/>
+        </w:trPr>
+        <w:tc>
+          <w:tcPr>
+            <w:tcW w:type="dxa" w:w="3600"/>
+            <w:tcBorders>
+              <w:top w:val="single" w:color="BFC9D1" w:sz="4"/>
+              <w:left w:val="single" w:color="BFC9D1" w:sz="4"/>
+              <w:bottom w:val="single" w:color="BFC9D1" w:sz="4"/>
+              <w:right w:val="single" w:color="BFC9D1" w:sz="4"/>
+            </w:tcBorders>
+            <w:tcMar>
+              <w:top w:type="dxa" w:w="70"/>
+              <w:left w:type="dxa" w:w="110"/>
+              <w:bottom w:type="dxa" w:w="70"/>
+              <w:right w:type="dxa" w:w="110"/>
+            </w:tcMar>
+            <w:vAlign w:val="top"/>
+          </w:tcPr>
+          <w:p>
+            <w:r>
+              <w:t xml:space="preserve">docs/historia/personagens/ (henrique, zane, diana, resumo)</w:t>
+            </w:r>
+          </w:p>
+        </w:tc>
+        <w:tc>
+          <w:tcPr>
+            <w:tcW w:type="dxa" w:w="5426"/>
+            <w:tcBorders>
+              <w:top w:val="single" w:color="BFC9D1" w:sz="4"/>
+              <w:left w:val="single" w:color="BFC9D1" w:sz="4"/>
+              <w:bottom w:val="single" w:color="BFC9D1" w:sz="4"/>
+              <w:right w:val="single" w:color="BFC9D1" w:sz="4"/>
+            </w:tcBorders>
+            <w:tcMar>
+              <w:top w:type="dxa" w:w="70"/>
+              <w:left w:type="dxa" w:w="110"/>
+              <w:bottom w:type="dxa" w:w="70"/>
+              <w:right w:type="dxa" w:w="110"/>
+            </w:tcMar>
+            <w:vAlign w:val="top"/>
+          </w:tcPr>
+          <w:p>
+            <w:r>
+              <w:t xml:space="preserve">Repetem a ordem. O resumo diz que só falta o Baltazar.</w:t>
+            </w:r>
+          </w:p>
+        </w:tc>
+      </w:tr>
+      <w:tr>
+        <w:trPr>
+          <w:trHeight w:val="480" w:hRule="atLeast"/>
+        </w:trPr>
+        <w:tc>
+          <w:tcPr>
+            <w:tcW w:type="dxa" w:w="3600"/>
+            <w:tcBorders>
+              <w:top w:val="single" w:color="BFC9D1" w:sz="4"/>
+              <w:left w:val="single" w:color="BFC9D1" w:sz="4"/>
+              <w:bottom w:val="single" w:color="BFC9D1" w:sz="4"/>
+              <w:right w:val="single" w:color="BFC9D1" w:sz="4"/>
+            </w:tcBorders>
+            <w:tcMar>
+              <w:top w:type="dxa" w:w="70"/>
+              <w:left w:type="dxa" w:w="110"/>
+              <w:bottom w:type="dxa" w:w="70"/>
+              <w:right w:type="dxa" w:w="110"/>
+            </w:tcMar>
+            <w:vAlign w:val="top"/>
+          </w:tcPr>
+          <w:p>
+            <w:r>
+              <w:t xml:space="preserve">docs/decisoes.md, 2026-10-11 e 2026-10-08</w:t>
+            </w:r>
+          </w:p>
+        </w:tc>
+        <w:tc>
+          <w:tcPr>
+            <w:tcW w:type="dxa" w:w="5426"/>
+            <w:tcBorders>
+              <w:top w:val="single" w:color="BFC9D1" w:sz="4"/>
+              <w:left w:val="single" w:color="BFC9D1" w:sz="4"/>
+              <w:bottom w:val="single" w:color="BFC9D1" w:sz="4"/>
+              <w:right w:val="single" w:color="BFC9D1" w:sz="4"/>
+            </w:tcBorders>
+            <w:tcMar>
+              <w:top w:type="dxa" w:w="70"/>
+              <w:left w:type="dxa" w:w="110"/>
+              <w:bottom w:type="dxa" w:w="70"/>
+              <w:right w:type="dxa" w:w="110"/>
+            </w:tcMar>
+            <w:vAlign w:val="top"/>
+          </w:tcPr>
+          <w:p>
+            <w:r>
+              <w:t xml:space="preserve">Onde a ordem foi fechada (Henrique primeiro; Zane antes da Clarice). Uma entrada de 2026-10-06 ainda diz que o Zane era o último, e está superada.</w:t>
+            </w:r>
+          </w:p>
+        </w:tc>
+      </w:tr>
+      <w:tr>
+        <w:trPr>
+          <w:trHeight w:val="480" w:hRule="atLeast"/>
+        </w:trPr>
+        <w:tc>
+          <w:tcPr>
+            <w:tcW w:type="dxa" w:w="3600"/>
+            <w:tcBorders>
+              <w:top w:val="single" w:color="BFC9D1" w:sz="4"/>
+              <w:left w:val="single" w:color="BFC9D1" w:sz="4"/>
+              <w:bottom w:val="single" w:color="BFC9D1" w:sz="4"/>
+              <w:right w:val="single" w:color="BFC9D1" w:sz="4"/>
+            </w:tcBorders>
+            <w:tcMar>
+              <w:top w:type="dxa" w:w="70"/>
+              <w:left w:type="dxa" w:w="110"/>
+              <w:bottom w:type="dxa" w:w="70"/>
+              <w:right w:type="dxa" w:w="110"/>
+            </w:tcMar>
+            <w:vAlign w:val="top"/>
+          </w:tcPr>
+          <w:p>
+            <w:r>
+              <w:t xml:space="preserve">docs/decisoes.md, 2026-10-18</w:t>
+            </w:r>
+          </w:p>
+        </w:tc>
+        <w:tc>
+          <w:tcPr>
+            <w:tcW w:type="dxa" w:w="5426"/>
+            <w:tcBorders>
+              <w:top w:val="single" w:color="BFC9D1" w:sz="4"/>
+              <w:left w:val="single" w:color="BFC9D1" w:sz="4"/>
+              <w:bottom w:val="single" w:color="BFC9D1" w:sz="4"/>
+              <w:right w:val="single" w:color="BFC9D1" w:sz="4"/>
+            </w:tcBorders>
+            <w:tcMar>
+              <w:top w:type="dxa" w:w="70"/>
+              <w:left w:type="dxa" w:w="110"/>
+              <w:bottom w:type="dxa" w:w="70"/>
+              <w:right w:type="dxa" w:w="110"/>
+            </w:tcMar>
+            <w:vAlign w:val="top"/>
+          </w:tcPr>
+          <w:p>
+            <w:r>
+              <w:t xml:space="preserve">Os 3 dias de intervalo.</w:t>
+            </w:r>
+          </w:p>
+        </w:tc>
+      </w:tr>
+    </w:tbl>
+    <w:p>
+      <w:pPr>
+        <w:spacing w:after="120" w:before="100"/>
+      </w:pPr>
+      <w:r>
+        <w:t xml:space="preserve">Falta definir a posição do Baltazar na ordem. Ela decide quantos dias cada um está lá.</w:t>
       </w:r>
     </w:p>
     <w:p>
@@ -39870,6 +40269,103 @@
       </w:tr>
       <w:tr>
         <w:trPr>
+          <w:trHeight w:val="480" w:hRule="atLeast"/>
+        </w:trPr>
+        <w:tc>
+          <w:tcPr>
+            <w:tcW w:type="dxa" w:w="1100"/>
+            <w:tcBorders>
+              <w:top w:val="single" w:color="BFC9D1" w:sz="4"/>
+              <w:left w:val="single" w:color="BFC9D1" w:sz="4"/>
+              <w:bottom w:val="single" w:color="BFC9D1" w:sz="4"/>
+              <w:right w:val="single" w:color="BFC9D1" w:sz="4"/>
+            </w:tcBorders>
+            <w:tcMar>
+              <w:top w:type="dxa" w:w="70"/>
+              <w:left w:type="dxa" w:w="110"/>
+              <w:bottom w:type="dxa" w:w="70"/>
+              <w:right w:type="dxa" w:w="110"/>
+            </w:tcMar>
+            <w:vAlign w:val="top"/>
+          </w:tcPr>
+          <w:p>
+            <w:r>
+              <w:t xml:space="preserve">0.7</w:t>
+            </w:r>
+          </w:p>
+        </w:tc>
+        <w:tc>
+          <w:tcPr>
+            <w:tcW w:type="dxa" w:w="1400"/>
+            <w:tcBorders>
+              <w:top w:val="single" w:color="BFC9D1" w:sz="4"/>
+              <w:left w:val="single" w:color="BFC9D1" w:sz="4"/>
+              <w:bottom w:val="single" w:color="BFC9D1" w:sz="4"/>
+              <w:right w:val="single" w:color="BFC9D1" w:sz="4"/>
+            </w:tcBorders>
+            <w:tcMar>
+              <w:top w:type="dxa" w:w="70"/>
+              <w:left w:type="dxa" w:w="110"/>
+              <w:bottom w:type="dxa" w:w="70"/>
+              <w:right w:type="dxa" w:w="110"/>
+            </w:tcMar>
+            <w:vAlign w:val="top"/>
+          </w:tcPr>
+          <w:p>
+            <w:r>
+              <w:t xml:space="preserve">18/10/2026</w:t>
+            </w:r>
+          </w:p>
+        </w:tc>
+        <w:tc>
+          <w:tcPr>
+            <w:tcW w:type="dxa" w:w="2000"/>
+            <w:tcBorders>
+              <w:top w:val="single" w:color="BFC9D1" w:sz="4"/>
+              <w:left w:val="single" w:color="BFC9D1" w:sz="4"/>
+              <w:bottom w:val="single" w:color="BFC9D1" w:sz="4"/>
+              <w:right w:val="single" w:color="BFC9D1" w:sz="4"/>
+            </w:tcBorders>
+            <w:tcMar>
+              <w:top w:type="dxa" w:w="70"/>
+              <w:left w:type="dxa" w:w="110"/>
+              <w:bottom w:type="dxa" w:w="70"/>
+              <w:right w:type="dxa" w:w="110"/>
+            </w:tcMar>
+            <w:vAlign w:val="top"/>
+          </w:tcPr>
+          <w:p>
+            <w:r>
+              <w:t xml:space="preserve"/>
+            </w:r>
+          </w:p>
+        </w:tc>
+        <w:tc>
+          <w:tcPr>
+            <w:tcW w:type="dxa" w:w="4526"/>
+            <w:tcBorders>
+              <w:top w:val="single" w:color="BFC9D1" w:sz="4"/>
+              <w:left w:val="single" w:color="BFC9D1" w:sz="4"/>
+              <w:bottom w:val="single" w:color="BFC9D1" w:sz="4"/>
+              <w:right w:val="single" w:color="BFC9D1" w:sz="4"/>
+            </w:tcBorders>
+            <w:tcMar>
+              <w:top w:type="dxa" w:w="70"/>
+              <w:left w:type="dxa" w:w="110"/>
+              <w:bottom w:type="dxa" w:w="70"/>
+              <w:right w:type="dxa" w:w="110"/>
+            </w:tcMar>
+            <w:vAlign w:val="top"/>
+          </w:tcPr>
+          <w:p>
+            <w:r>
+              <w:t xml:space="preserve">Cena 2.2 sem ramo, com a fala longa quebrada e os dias da Clarice; ordem de chegada no Anexo B.</w:t>
+            </w:r>
+          </w:p>
+        </w:tc>
+      </w:tr>
+      <w:tr>
+        <w:trPr>
           <w:trHeight w:val="560" w:hRule="atLeast"/>
         </w:trPr>
         <w:tc>
@@ -40126,7 +40622,7 @@
         <w:sz w:val="17"/>
         <w:szCs w:val="17"/>
       </w:rPr>
-      <w:t xml:space="preserve">Versão 0.6 — Rascunho</w:t>
+      <w:t xml:space="preserve">Versão 0.7 — Rascunho</w:t>
     </w:r>
     <w:r>
       <w:rPr>

--- a/docs/historia/roteiro/Roteiro.docx
+++ b/docs/historia/roteiro/Roteiro.docx
@@ -126,7 +126,7 @@
           </w:tcPr>
           <w:p>
             <w:r>
-              <w:t xml:space="preserve">0.7 — Rascunho</w:t>
+              <w:t xml:space="preserve">0.8 — Rascunho</w:t>
             </w:r>
           </w:p>
         </w:tc>
@@ -183,7 +183,7 @@
           </w:tcPr>
           <w:p>
             <w:r>
-              <w:t xml:space="preserve">18/10/2026</w:t>
+              <w:t xml:space="preserve">26/10/2026</w:t>
             </w:r>
           </w:p>
         </w:tc>
@@ -2869,7 +2869,16 @@
         <w:spacing w:after="120"/>
       </w:pPr>
       <w:r>
-        <w:t xml:space="preserve">Tudo que já acontece no jogo está transcrito nos atos, com status No jogo: as cutscenes do prólogo, as falas do rádio e do telefone, as conversas com os personagens e os documentos. As falas são cópias exatas de dados/dialogos/, dados/transmissoes/ e dados/documentos/ em 18/10/2026.</w:t>
+        <w:t xml:space="preserve">Tudo que já acontece no jogo está transcrito nos atos, com status No jogo: as cutscenes do prólogo, as falas do rádio e do telefone, as conversas com os personagens e os documentos. As falas são cópias exatas de dados/dialogos/, dados/transmissoes/ e dados/documentos/ em 26/10/2026.</w:t>
+      </w:r>
+    </w:p>
+    <w:p>
+      <w:pPr>
+        <w:pStyle w:val="NotaTime"/>
+        <w:spacing w:after="60"/>
+      </w:pPr>
+      <w:r>
+        <w:t xml:space="preserve">As conversas do grupo pelo rádio (id grupo_*) têm várias vozes, como um diálogo: cada fala traz o nome de quem fala. Elas tocam sem pausar o jogo. O Henrique nunca fala na frequência: o que ele diz chega pela Clarice.</w:t>
       </w:r>
     </w:p>
     <w:p>
@@ -3304,7 +3313,7 @@
           </w:tcPr>
           <w:p>
             <w:r>
-              <w:t xml:space="preserve">Ato 1 (só o diário e o acampamento)</w:t>
+              <w:t xml:space="preserve">Ato 1 (só o diário e o acampamento). No Ato 3 o grupo descobre pelo rádio que existe alguém de 1750</w:t>
             </w:r>
           </w:p>
         </w:tc>
@@ -3405,7 +3414,7 @@
           </w:tcPr>
           <w:p>
             <w:r>
-              <w:t xml:space="preserve">Citada no Ato 2. Ainda não aparece</w:t>
+              <w:t xml:space="preserve">Pelo rádio, nos Atos 1 a 5 (conversas do grupo). Em pessoa, ainda não aparece</w:t>
             </w:r>
           </w:p>
         </w:tc>
@@ -3506,7 +3515,7 @@
           </w:tcPr>
           <w:p>
             <w:r>
-              <w:t xml:space="preserve">Atos 1 (rádio, bilhete) e 2 (em pessoa)</w:t>
+              <w:t xml:space="preserve">Atos 1 (rádio, bilhete), 2 (em pessoa) e 3 a 5 (rádio)</w:t>
             </w:r>
           </w:p>
         </w:tc>
@@ -3607,7 +3616,7 @@
           </w:tcPr>
           <w:p>
             <w:r>
-              <w:t xml:space="preserve">Citado nos Atos 1 e 2. Em pessoa no Ato 5</w:t>
+              <w:t xml:space="preserve">Citado nos Atos 1 a 4, pela Clarice. Em pessoa no Ato 5</w:t>
             </w:r>
           </w:p>
         </w:tc>
@@ -3708,7 +3717,7 @@
           </w:tcPr>
           <w:p>
             <w:r>
-              <w:t xml:space="preserve">Atos 1 (telefone), 3 (em pessoa) e 4 (rádio)</w:t>
+              <w:t xml:space="preserve">Atos 1 (telefone), 2 a 5 (rádio) e 3 (em pessoa)</w:t>
             </w:r>
           </w:p>
         </w:tc>
@@ -8004,7 +8013,7 @@
           </w:tcPr>
           <w:p>
             <w:r>
-              <w:t xml:space="preserve">Gabriel. Clarice (rádio e bilhete), Zane (telefone) e Baltazar (só o acampamento e o diário). Robôs.</w:t>
+              <w:t xml:space="preserve">Gabriel. Clarice (rádio e bilhete), Diana (rádio), Zane (telefone) e Baltazar (só o acampamento e o diário). Robôs.</w:t>
             </w:r>
           </w:p>
         </w:tc>
@@ -10584,6 +10593,206 @@
       </w:r>
       <w:r>
         <w:t xml:space="preserve">Aviso colado na porta (ordem dos disjuntores).</w:t>
+      </w:r>
+    </w:p>
+    <w:p>
+      <w:pPr>
+        <w:pStyle w:val="Condicao"/>
+      </w:pPr>
+      <w:r>
+        <w:t xml:space="preserve">QUANDO GABRIEL VOLTA AO SALÃO COM A ENERGIA LIGADA</w:t>
+      </w:r>
+    </w:p>
+    <w:p>
+      <w:pPr>
+        <w:pStyle w:val="NotaTime"/>
+        <w:spacing w:after="60"/>
+      </w:pPr>
+      <w:r>
+        <w:t xml:space="preserve">Transmissão grupo_biblioteca_01  (dados/transmissoes/grupo_biblioteca_01.tres), conversa do grupo</w:t>
+      </w:r>
+    </w:p>
+    <w:p>
+      <w:pPr>
+        <w:pStyle w:val="Personagem"/>
+      </w:pPr>
+      <w:r>
+        <w:t xml:space="preserve">DIANA (RÁDIO)</w:t>
+      </w:r>
+    </w:p>
+    <w:p>
+      <w:pPr>
+        <w:pStyle w:val="Dialogo"/>
+      </w:pPr>
+      <w:r>
+        <w:t xml:space="preserve">Chhh... Clarice! As luzes da Biblioteca acenderam! O Henrique disse que acenderam, todas de uma vez!</w:t>
+      </w:r>
+    </w:p>
+    <w:p>
+      <w:pPr>
+        <w:pStyle w:val="Personagem"/>
+      </w:pPr>
+      <w:r>
+        <w:t xml:space="preserve">CLARICE (RÁDIO)</w:t>
+      </w:r>
+    </w:p>
+    <w:p>
+      <w:pPr>
+        <w:pStyle w:val="Dialogo"/>
+      </w:pPr>
+      <w:r>
+        <w:t xml:space="preserve">Diana. O botão. Você tá apertando o botão do rádio.</w:t>
+      </w:r>
+    </w:p>
+    <w:p>
+      <w:pPr>
+        <w:pStyle w:val="Personagem"/>
+      </w:pPr>
+      <w:r>
+        <w:t xml:space="preserve">DIANA (RÁDIO)</w:t>
+      </w:r>
+    </w:p>
+    <w:p>
+      <w:pPr>
+        <w:pStyle w:val="Dialogo"/>
+      </w:pPr>
+      <w:r>
+        <w:t xml:space="preserve">Ai, meu Deus. Ele ouviu? Ele ouviu tudo?</w:t>
+      </w:r>
+    </w:p>
+    <w:p>
+      <w:pPr>
+        <w:pStyle w:val="Personagem"/>
+      </w:pPr>
+      <w:r>
+        <w:t xml:space="preserve">GABRIEL (RÁDIO)</w:t>
+      </w:r>
+    </w:p>
+    <w:p>
+      <w:pPr>
+        <w:pStyle w:val="Dialogo"/>
+      </w:pPr>
+      <w:r>
+        <w:t xml:space="preserve">Ouvi. Quem é você?</w:t>
+      </w:r>
+    </w:p>
+    <w:p>
+      <w:pPr>
+        <w:pStyle w:val="Personagem"/>
+      </w:pPr>
+      <w:r>
+        <w:t xml:space="preserve">DIANA (RÁDIO)</w:t>
+      </w:r>
+    </w:p>
+    <w:p>
+      <w:pPr>
+        <w:pStyle w:val="Dialogo"/>
+      </w:pPr>
+      <w:r>
+        <w:t xml:space="preserve">Diana! Da obra. Quer dizer, de 1978. Você acendeu as luzes? Tá louco? Agora eles te enxergam!</w:t>
+      </w:r>
+    </w:p>
+    <w:p>
+      <w:pPr>
+        <w:pStyle w:val="Personagem"/>
+      </w:pPr>
+      <w:r>
+        <w:t xml:space="preserve">CLARICE (RÁDIO)</w:t>
+      </w:r>
+    </w:p>
+    <w:p>
+      <w:pPr>
+        <w:pStyle w:val="Dialogo"/>
+      </w:pPr>
+      <w:r>
+        <w:t xml:space="preserve">Ela exagera. Mas não tá errada: com a luz acesa, a Sentinela do salão muda a ronda.</w:t>
+      </w:r>
+    </w:p>
+    <w:p>
+      <w:pPr>
+        <w:pStyle w:val="Personagem"/>
+      </w:pPr>
+      <w:r>
+        <w:t xml:space="preserve">GABRIEL (RÁDIO)</w:t>
+      </w:r>
+    </w:p>
+    <w:p>
+      <w:pPr>
+        <w:pStyle w:val="Dialogo"/>
+      </w:pPr>
+      <w:r>
+        <w:t xml:space="preserve">Ótimo. Acendi a luz pra eles me acharem melhor.</w:t>
+      </w:r>
+    </w:p>
+    <w:p>
+      <w:pPr>
+        <w:pStyle w:val="Personagem"/>
+      </w:pPr>
+      <w:r>
+        <w:t xml:space="preserve">CLARICE (RÁDIO)</w:t>
+      </w:r>
+    </w:p>
+    <w:p>
+      <w:pPr>
+        <w:pStyle w:val="Dialogo"/>
+      </w:pPr>
+      <w:r>
+        <w:t xml:space="preserve">É o preço. O terminal só liga com energia. Lê o disquete e anda pelas sombras.</w:t>
+      </w:r>
+    </w:p>
+    <w:p>
+      <w:pPr>
+        <w:pStyle w:val="Personagem"/>
+      </w:pPr>
+      <w:r>
+        <w:t xml:space="preserve">DIANA (RÁDIO)</w:t>
+      </w:r>
+    </w:p>
+    <w:p>
+      <w:pPr>
+        <w:pStyle w:val="Dialogo"/>
+      </w:pPr>
+      <w:r>
+        <w:t xml:space="preserve">E toma cuidado! Pronto, falei. Soltando o botão. Soltei!</w:t>
+      </w:r>
+    </w:p>
+    <w:p>
+      <w:pPr>
+        <w:pStyle w:val="Jogabilidade"/>
+      </w:pPr>
+      <w:r>
+        <w:rPr>
+          <w:b/>
+          <w:bCs/>
+          <w:color w:val="2A7F8E"/>
+        </w:rPr>
+        <w:t xml:space="preserve">CADERNO  </w:t>
+      </w:r>
+      <w:r>
+        <w:rPr>
+          <w:b/>
+          <w:bCs/>
+        </w:rPr>
+        <w:t xml:space="preserve">Diana, no rádio.</w:t>
+      </w:r>
+      <w:r>
+        <w:rPr>
+          <w:i/>
+          <w:iCs/>
+        </w:rPr>
+        <w:t xml:space="preserve"> Uma segunda voz no rádio: a Diana, de 1978, que está com a Clarice. Fala alto e acha que tudo é o fim.</w:t>
+      </w:r>
+    </w:p>
+    <w:p>
+      <w:pPr>
+        <w:pStyle w:val="Jogabilidade"/>
+      </w:pPr>
+      <w:r>
+        <w:rPr>
+          <w:i/>
+          <w:iCs/>
+        </w:rPr>
+        <w:t xml:space="preserve">Com as luzes acesas, os robôs do salão enxergam melhor e a Sentinela muda a ronda. Passar pelas sombras.</w:t>
       </w:r>
     </w:p>
     <w:p>
@@ -12114,6 +12323,131 @@
                 <w:sz w:val="15"/>
                 <w:szCs w:val="15"/>
               </w:rPr>
+              <w:t xml:space="preserve">grupo_biblioteca_01</w:t>
+            </w:r>
+          </w:p>
+        </w:tc>
+        <w:tc>
+          <w:tcPr>
+            <w:tcW w:type="dxa" w:w="1200"/>
+            <w:tcBorders>
+              <w:top w:val="single" w:color="BFC9D1" w:sz="4"/>
+              <w:left w:val="single" w:color="BFC9D1" w:sz="4"/>
+              <w:bottom w:val="single" w:color="BFC9D1" w:sz="4"/>
+              <w:right w:val="single" w:color="BFC9D1" w:sz="4"/>
+            </w:tcBorders>
+            <w:tcMar>
+              <w:top w:type="dxa" w:w="70"/>
+              <w:left w:type="dxa" w:w="110"/>
+              <w:bottom w:type="dxa" w:w="70"/>
+              <w:right w:type="dxa" w:w="110"/>
+            </w:tcMar>
+            <w:vAlign w:val="top"/>
+          </w:tcPr>
+          <w:p>
+            <w:r>
+              <w:t xml:space="preserve">Diana, Clarice, Gabriel</w:t>
+            </w:r>
+          </w:p>
+        </w:tc>
+        <w:tc>
+          <w:tcPr>
+            <w:tcW w:type="dxa" w:w="1100"/>
+            <w:tcBorders>
+              <w:top w:val="single" w:color="BFC9D1" w:sz="4"/>
+              <w:left w:val="single" w:color="BFC9D1" w:sz="4"/>
+              <w:bottom w:val="single" w:color="BFC9D1" w:sz="4"/>
+              <w:right w:val="single" w:color="BFC9D1" w:sz="4"/>
+            </w:tcBorders>
+            <w:tcMar>
+              <w:top w:type="dxa" w:w="70"/>
+              <w:left w:type="dxa" w:w="110"/>
+              <w:bottom w:type="dxa" w:w="70"/>
+              <w:right w:type="dxa" w:w="110"/>
+            </w:tcMar>
+            <w:vAlign w:val="top"/>
+          </w:tcPr>
+          <w:p>
+            <w:r>
+              <w:t xml:space="preserve">rádio</w:t>
+            </w:r>
+          </w:p>
+        </w:tc>
+        <w:tc>
+          <w:tcPr>
+            <w:tcW w:type="dxa" w:w="2000"/>
+            <w:tcBorders>
+              <w:top w:val="single" w:color="BFC9D1" w:sz="4"/>
+              <w:left w:val="single" w:color="BFC9D1" w:sz="4"/>
+              <w:bottom w:val="single" w:color="BFC9D1" w:sz="4"/>
+              <w:right w:val="single" w:color="BFC9D1" w:sz="4"/>
+            </w:tcBorders>
+            <w:tcMar>
+              <w:top w:type="dxa" w:w="70"/>
+              <w:left w:type="dxa" w:w="110"/>
+              <w:bottom w:type="dxa" w:w="70"/>
+              <w:right w:type="dxa" w:w="110"/>
+            </w:tcMar>
+            <w:vAlign w:val="top"/>
+          </w:tcPr>
+          <w:p>
+            <w:r>
+              <w:t xml:space="preserve">Cena 1.5. Voltar ao salão depois de religar a energia</w:t>
+            </w:r>
+          </w:p>
+        </w:tc>
+        <w:tc>
+          <w:tcPr>
+            <w:tcW w:type="dxa" w:w="2426"/>
+            <w:tcBorders>
+              <w:top w:val="single" w:color="BFC9D1" w:sz="4"/>
+              <w:left w:val="single" w:color="BFC9D1" w:sz="4"/>
+              <w:bottom w:val="single" w:color="BFC9D1" w:sz="4"/>
+              <w:right w:val="single" w:color="BFC9D1" w:sz="4"/>
+            </w:tcBorders>
+            <w:tcMar>
+              <w:top w:type="dxa" w:w="70"/>
+              <w:left w:type="dxa" w:w="110"/>
+              <w:bottom w:type="dxa" w:w="70"/>
+              <w:right w:type="dxa" w:w="110"/>
+            </w:tcMar>
+            <w:vAlign w:val="top"/>
+          </w:tcPr>
+          <w:p>
+            <w:r>
+              <w:t xml:space="preserve">A Diana aparece no rádio, apertando o botão sem querer. Com as luzes acesas, a Sentinela muda a ronda.</w:t>
+            </w:r>
+          </w:p>
+        </w:tc>
+      </w:tr>
+      <w:tr>
+        <w:trPr>
+          <w:trHeight w:val="480" w:hRule="atLeast"/>
+        </w:trPr>
+        <w:tc>
+          <w:tcPr>
+            <w:tcW w:type="dxa" w:w="2300"/>
+            <w:tcBorders>
+              <w:top w:val="single" w:color="BFC9D1" w:sz="4"/>
+              <w:left w:val="single" w:color="BFC9D1" w:sz="4"/>
+              <w:bottom w:val="single" w:color="BFC9D1" w:sz="4"/>
+              <w:right w:val="single" w:color="BFC9D1" w:sz="4"/>
+            </w:tcBorders>
+            <w:tcMar>
+              <w:top w:type="dxa" w:w="70"/>
+              <w:left w:type="dxa" w:w="110"/>
+              <w:bottom w:type="dxa" w:w="70"/>
+              <w:right w:type="dxa" w:w="110"/>
+            </w:tcMar>
+            <w:vAlign w:val="top"/>
+          </w:tcPr>
+          <w:p>
+            <w:r>
+              <w:rPr>
+                <w:rFonts w:ascii="Courier New" w:cs="Courier New" w:eastAsia="Courier New" w:hAnsi="Courier New"/>
+                <w:sz w:val="15"/>
+                <w:szCs w:val="15"/>
+              </w:rPr>
               <w:t xml:space="preserve">zane_01</w:t>
             </w:r>
           </w:p>
@@ -14045,7 +14379,7 @@
           </w:tcPr>
           <w:p>
             <w:r>
-              <w:t xml:space="preserve">Gabriel e Clarice. Diana é citada, mas ainda não aparece. Robôs.</w:t>
+              <w:t xml:space="preserve">Gabriel e Clarice. Diana e Zane pelo rádio. Robôs.</w:t>
             </w:r>
           </w:p>
         </w:tc>
@@ -17629,6 +17963,222 @@
     </w:p>
     <w:p>
       <w:pPr>
+        <w:pStyle w:val="Condicao"/>
+      </w:pPr>
+      <w:r>
+        <w:t xml:space="preserve">QUANDO O CLAVICULÁRIO ABRE E GABRIEL VOLTA AO CORREDOR</w:t>
+      </w:r>
+    </w:p>
+    <w:p>
+      <w:pPr>
+        <w:pStyle w:val="NotaTime"/>
+        <w:spacing w:after="60"/>
+      </w:pPr>
+      <w:r>
+        <w:t xml:space="preserve">Transmissão grupo_bloco_01  (dados/transmissoes/grupo_bloco_01.tres), conversa do grupo</w:t>
+      </w:r>
+    </w:p>
+    <w:p>
+      <w:pPr>
+        <w:pStyle w:val="Personagem"/>
+      </w:pPr>
+      <w:r>
+        <w:t xml:space="preserve">CLARICE (RÁDIO)</w:t>
+      </w:r>
+    </w:p>
+    <w:p>
+      <w:pPr>
+        <w:pStyle w:val="Dialogo"/>
+      </w:pPr>
+      <w:r>
+        <w:t xml:space="preserve">Chhh... O Henrique viu o claviculário aberto. Contou os tracinhos, foi? Ponto pra você de novo, estudante.</w:t>
+      </w:r>
+    </w:p>
+    <w:p>
+      <w:pPr>
+        <w:pStyle w:val="Personagem"/>
+      </w:pPr>
+      <w:r>
+        <w:t xml:space="preserve">GABRIEL (RÁDIO)</w:t>
+      </w:r>
+    </w:p>
+    <w:p>
+      <w:pPr>
+        <w:pStyle w:val="Dialogo"/>
+      </w:pPr>
+      <w:r>
+        <w:t xml:space="preserve">Conta de lousa. Nível primário.</w:t>
+      </w:r>
+    </w:p>
+    <w:p>
+      <w:pPr>
+        <w:pStyle w:val="Personagem"/>
+      </w:pPr>
+      <w:r>
+        <w:t xml:space="preserve">DIANA (RÁDIO)</w:t>
+      </w:r>
+    </w:p>
+    <w:p>
+      <w:pPr>
+        <w:pStyle w:val="Dialogo"/>
+      </w:pPr>
+      <w:r>
+        <w:t xml:space="preserve">A 206 é o depósito! Tá na minha planta, com uma seta enorme!</w:t>
+      </w:r>
+    </w:p>
+    <w:p>
+      <w:pPr>
+        <w:pStyle w:val="Personagem"/>
+      </w:pPr>
+      <w:r>
+        <w:t xml:space="preserve">CLARICE (RÁDIO)</w:t>
+      </w:r>
+    </w:p>
+    <w:p>
+      <w:pPr>
+        <w:pStyle w:val="Dialogo"/>
+      </w:pPr>
+      <w:r>
+        <w:t xml:space="preserve">Ele não tá vendo a sua planta, Diana. Ninguém vê desenho pelo rádio.</w:t>
+      </w:r>
+    </w:p>
+    <w:p>
+      <w:pPr>
+        <w:pStyle w:val="Personagem"/>
+      </w:pPr>
+      <w:r>
+        <w:t xml:space="preserve">DIANA (RÁDIO)</w:t>
+      </w:r>
+    </w:p>
+    <w:p>
+      <w:pPr>
+        <w:pStyle w:val="Dialogo"/>
+      </w:pPr>
+      <w:r>
+        <w:t xml:space="preserve">Mas tá desenhada! Lá dentro é estante pra todo lado, feito labirinto. E tem um daqueles autômatos baixinhos. O que escuta.</w:t>
+      </w:r>
+    </w:p>
+    <w:p>
+      <w:pPr>
+        <w:pStyle w:val="Personagem"/>
+      </w:pPr>
+      <w:r>
+        <w:t xml:space="preserve">CLARICE (RÁDIO)</w:t>
+      </w:r>
+    </w:p>
+    <w:p>
+      <w:pPr>
+        <w:pStyle w:val="Dialogo"/>
+      </w:pPr>
+      <w:r>
+        <w:t xml:space="preserve">Rastreador. Chama Rastreador. Mas é isso: lá dentro, pisa como se o chão fosse de vidro.</w:t>
+      </w:r>
+    </w:p>
+    <w:p>
+      <w:pPr>
+        <w:pStyle w:val="Personagem"/>
+      </w:pPr>
+      <w:r>
+        <w:t xml:space="preserve">DIANA (RÁDIO)</w:t>
+      </w:r>
+    </w:p>
+    <w:p>
+      <w:pPr>
+        <w:pStyle w:val="Dialogo"/>
+      </w:pPr>
+      <w:r>
+        <w:t xml:space="preserve">Autômato, Rastreador, tanto faz! Se ele te ouvir, é o fim!</w:t>
+      </w:r>
+    </w:p>
+    <w:p>
+      <w:pPr>
+        <w:pStyle w:val="Personagem"/>
+      </w:pPr>
+      <w:r>
+        <w:t xml:space="preserve">GABRIEL (RÁDIO)</w:t>
+      </w:r>
+    </w:p>
+    <w:p>
+      <w:pPr>
+        <w:pStyle w:val="Dialogo"/>
+      </w:pPr>
+      <w:r>
+        <w:t xml:space="preserve">Ela é sempre assim?</w:t>
+      </w:r>
+    </w:p>
+    <w:p>
+      <w:pPr>
+        <w:pStyle w:val="Personagem"/>
+      </w:pPr>
+      <w:r>
+        <w:t xml:space="preserve">CLARICE (RÁDIO)</w:t>
+      </w:r>
+    </w:p>
+    <w:p>
+      <w:pPr>
+        <w:pStyle w:val="Dialogo"/>
+      </w:pPr>
+      <w:r>
+        <w:t xml:space="preserve">Desde que chegou. Três dias de "é o fim". Até agora, nenhum fim.</w:t>
+      </w:r>
+    </w:p>
+    <w:p>
+      <w:pPr>
+        <w:pStyle w:val="Personagem"/>
+      </w:pPr>
+      <w:r>
+        <w:t xml:space="preserve">DIANA (RÁDIO)</w:t>
+      </w:r>
+    </w:p>
+    <w:p>
+      <w:pPr>
+        <w:pStyle w:val="Dialogo"/>
+      </w:pPr>
+      <w:r>
+        <w:t xml:space="preserve">Ainda!</w:t>
+      </w:r>
+    </w:p>
+    <w:p>
+      <w:pPr>
+        <w:pStyle w:val="Jogabilidade"/>
+      </w:pPr>
+      <w:r>
+        <w:rPr>
+          <w:b/>
+          <w:bCs/>
+          <w:color w:val="2A7F8E"/>
+        </w:rPr>
+        <w:t xml:space="preserve">CADERNO  </w:t>
+      </w:r>
+      <w:r>
+        <w:rPr>
+          <w:b/>
+          <w:bCs/>
+        </w:rPr>
+        <w:t xml:space="preserve">Clarice e Diana, no rádio.</w:t>
+      </w:r>
+      <w:r>
+        <w:rPr>
+          <w:i/>
+          <w:iCs/>
+        </w:rPr>
+        <w:t xml:space="preserve"> A chave do claviculário abre o depósito (206). Lá dentro tem estantes como um labirinto e um Rastreador, o robô que escuta: pisar devagar.</w:t>
+      </w:r>
+    </w:p>
+    <w:p>
+      <w:pPr>
+        <w:pStyle w:val="Jogabilidade"/>
+      </w:pPr>
+      <w:r>
+        <w:rPr>
+          <w:i/>
+          <w:iCs/>
+        </w:rPr>
+        <w:t xml:space="preserve">A Diana desenha o mapa e chama os robôs de autômatos. A Clarice já se acostumou com o drama.</w:t>
+      </w:r>
+    </w:p>
+    <w:p>
+      <w:pPr>
         <w:spacing w:after="200"/>
       </w:pPr>
     </w:p>
@@ -18257,6 +18807,222 @@
           <w:iCs/>
         </w:rPr>
         <w:t xml:space="preserve"> A Clarice e a Diana ficaram na 103. A Clarice continua mapeando as rondas dos robôs. Diz que, se sair agora, perde o ciclo inteiro.</w:t>
+      </w:r>
+    </w:p>
+    <w:p>
+      <w:pPr>
+        <w:pStyle w:val="Condicao"/>
+      </w:pPr>
+      <w:r>
+        <w:t xml:space="preserve">LOGO DEPOIS, NA MESMA FREQUÊNCIA</w:t>
+      </w:r>
+    </w:p>
+    <w:p>
+      <w:pPr>
+        <w:pStyle w:val="NotaTime"/>
+        <w:spacing w:after="60"/>
+      </w:pPr>
+      <w:r>
+        <w:t xml:space="preserve">Transmissão grupo_bloco_02  (dados/transmissoes/grupo_bloco_02.tres), conversa do grupo</w:t>
+      </w:r>
+    </w:p>
+    <w:p>
+      <w:pPr>
+        <w:pStyle w:val="Personagem"/>
+      </w:pPr>
+      <w:r>
+        <w:t xml:space="preserve">ZANE (RÁDIO)</w:t>
+      </w:r>
+    </w:p>
+    <w:p>
+      <w:pPr>
+        <w:pStyle w:val="Dialogo"/>
+      </w:pPr>
+      <w:r>
+        <w:t xml:space="preserve">Chhh... Atenção, frequência! O sensor da porta corta-fogo do bloco acusou aberta. Foi o Gabriel?</w:t>
+      </w:r>
+    </w:p>
+    <w:p>
+      <w:pPr>
+        <w:pStyle w:val="Personagem"/>
+      </w:pPr>
+      <w:r>
+        <w:t xml:space="preserve">CLARICE (RÁDIO)</w:t>
+      </w:r>
+    </w:p>
+    <w:p>
+      <w:pPr>
+        <w:pStyle w:val="Dialogo"/>
+      </w:pPr>
+      <w:r>
+        <w:t xml:space="preserve">Foi. Sem senha, sem sistema. Um alicate e um pouco de cérebro, Zane.</w:t>
+      </w:r>
+    </w:p>
+    <w:p>
+      <w:pPr>
+        <w:pStyle w:val="Personagem"/>
+      </w:pPr>
+      <w:r>
+        <w:t xml:space="preserve">ZANE (RÁDIO)</w:t>
+      </w:r>
+    </w:p>
+    <w:p>
+      <w:pPr>
+        <w:pStyle w:val="Dialogo"/>
+      </w:pPr>
+      <w:r>
+        <w:t xml:space="preserve">Alicate. Que analógico. Cromado, mas analógico.</w:t>
+      </w:r>
+    </w:p>
+    <w:p>
+      <w:pPr>
+        <w:pStyle w:val="Personagem"/>
+      </w:pPr>
+      <w:r>
+        <w:t xml:space="preserve">GABRIEL (RÁDIO)</w:t>
+      </w:r>
+    </w:p>
+    <w:p>
+      <w:pPr>
+        <w:pStyle w:val="Dialogo"/>
+      </w:pPr>
+      <w:r>
+        <w:t xml:space="preserve">O do telefone? Você também tá nessa frequência?</w:t>
+      </w:r>
+    </w:p>
+    <w:p>
+      <w:pPr>
+        <w:pStyle w:val="Personagem"/>
+      </w:pPr>
+      <w:r>
+        <w:t xml:space="preserve">ZANE (RÁDIO)</w:t>
+      </w:r>
+    </w:p>
+    <w:p>
+      <w:pPr>
+        <w:pStyle w:val="Dialogo"/>
+      </w:pPr>
+      <w:r>
+        <w:t xml:space="preserve">Eu sou essa frequência. Quem você acha que mantém ela no ar?</w:t>
+      </w:r>
+    </w:p>
+    <w:p>
+      <w:pPr>
+        <w:pStyle w:val="Personagem"/>
+      </w:pPr>
+      <w:r>
+        <w:t xml:space="preserve">CLARICE (RÁDIO)</w:t>
+      </w:r>
+    </w:p>
+    <w:p>
+      <w:pPr>
+        <w:pStyle w:val="Dialogo"/>
+      </w:pPr>
+      <w:r>
+        <w:t xml:space="preserve">Ele mantém. E não deixa ninguém esquecer.</w:t>
+      </w:r>
+    </w:p>
+    <w:p>
+      <w:pPr>
+        <w:pStyle w:val="Personagem"/>
+      </w:pPr>
+      <w:r>
+        <w:t xml:space="preserve">ZANE (RÁDIO)</w:t>
+      </w:r>
+    </w:p>
+    <w:p>
+      <w:pPr>
+        <w:pStyle w:val="Dialogo"/>
+      </w:pPr>
+      <w:r>
+        <w:t xml:space="preserve">Do outro lado dessa porta é comigo. Vem que eu te acho. Tem trabalho pra você.</w:t>
+      </w:r>
+    </w:p>
+    <w:p>
+      <w:pPr>
+        <w:pStyle w:val="Personagem"/>
+      </w:pPr>
+      <w:r>
+        <w:t xml:space="preserve">DIANA (RÁDIO)</w:t>
+      </w:r>
+    </w:p>
+    <w:p>
+      <w:pPr>
+        <w:pStyle w:val="Dialogo"/>
+      </w:pPr>
+      <w:r>
+        <w:t xml:space="preserve">E você manda ele sozinho pro meio dos autômatos?!</w:t>
+      </w:r>
+    </w:p>
+    <w:p>
+      <w:pPr>
+        <w:pStyle w:val="Personagem"/>
+      </w:pPr>
+      <w:r>
+        <w:t xml:space="preserve">ZANE (RÁDIO)</w:t>
+      </w:r>
+    </w:p>
+    <w:p>
+      <w:pPr>
+        <w:pStyle w:val="Dialogo"/>
+      </w:pPr>
+      <w:r>
+        <w:t xml:space="preserve">Despluga, Diana. Ele passou por dois andares de robô. Tá zerado.</w:t>
+      </w:r>
+    </w:p>
+    <w:p>
+      <w:pPr>
+        <w:pStyle w:val="Personagem"/>
+      </w:pPr>
+      <w:r>
+        <w:t xml:space="preserve">GABRIEL (RÁDIO)</w:t>
+      </w:r>
+    </w:p>
+    <w:p>
+      <w:pPr>
+        <w:pStyle w:val="Dialogo"/>
+      </w:pPr>
+      <w:r>
+        <w:t xml:space="preserve">Zerado. Claro.</w:t>
+      </w:r>
+    </w:p>
+    <w:p>
+      <w:pPr>
+        <w:pStyle w:val="Jogabilidade"/>
+      </w:pPr>
+      <w:r>
+        <w:rPr>
+          <w:b/>
+          <w:bCs/>
+          <w:color w:val="2A7F8E"/>
+        </w:rPr>
+        <w:t xml:space="preserve">CADERNO  </w:t>
+      </w:r>
+      <w:r>
+        <w:rPr>
+          <w:b/>
+          <w:bCs/>
+        </w:rPr>
+        <w:t xml:space="preserve">Zane, na frequência.</w:t>
+      </w:r>
+      <w:r>
+        <w:rPr>
+          <w:i/>
+          <w:iCs/>
+        </w:rPr>
+        <w:t xml:space="preserve"> O Zane, o do telefone, também está na frequência: é ele quem a mantém no ar. Do outro lado da porta corta-fogo, ele me espera.</w:t>
+      </w:r>
+    </w:p>
+    <w:p>
+      <w:pPr>
+        <w:pStyle w:val="Jogabilidade"/>
+      </w:pPr>
+      <w:r>
+        <w:rPr>
+          <w:i/>
+          <w:iCs/>
+        </w:rPr>
+        <w:t xml:space="preserve">Fala umas palavras estranhas: "cromado", "zerado", "despluga". Chama a Clarice de analógica.</w:t>
       </w:r>
     </w:p>
     <w:p>
@@ -19527,7 +20293,7 @@
                 <w:sz w:val="15"/>
                 <w:szCs w:val="15"/>
               </w:rPr>
-              <w:t xml:space="preserve">clarice_04</w:t>
+              <w:t xml:space="preserve">grupo_bloco_01</w:t>
             </w:r>
           </w:p>
         </w:tc>
@@ -19550,7 +20316,7 @@
           </w:tcPr>
           <w:p>
             <w:r>
-              <w:t xml:space="preserve">CLARICE</w:t>
+              <w:t xml:space="preserve">Clarice, Gabriel, Diana</w:t>
             </w:r>
           </w:p>
         </w:tc>
@@ -19596,7 +20362,7 @@
           </w:tcPr>
           <w:p>
             <w:r>
-              <w:t xml:space="preserve">Cena 2.6. Pegar o alicate no depósito (206)</w:t>
+              <w:t xml:space="preserve">Cena 2.5. Abrir o claviculário e voltar ao corredor</w:t>
             </w:r>
           </w:p>
         </w:tc>
@@ -19619,7 +20385,7 @@
           </w:tcPr>
           <w:p>
             <w:r>
-              <w:t xml:space="preserve">A ronda mudou; o buraco da 204 desce direto para a 104.</w:t>
+              <w:t xml:space="preserve">O depósito (206) e o Rastreador. A Diana e o mapa à mão; a Clarice e o "é o fim".</w:t>
             </w:r>
           </w:p>
         </w:tc>
@@ -19652,6 +20418,131 @@
                 <w:sz w:val="15"/>
                 <w:szCs w:val="15"/>
               </w:rPr>
+              <w:t xml:space="preserve">clarice_04</w:t>
+            </w:r>
+          </w:p>
+        </w:tc>
+        <w:tc>
+          <w:tcPr>
+            <w:tcW w:type="dxa" w:w="1200"/>
+            <w:tcBorders>
+              <w:top w:val="single" w:color="BFC9D1" w:sz="4"/>
+              <w:left w:val="single" w:color="BFC9D1" w:sz="4"/>
+              <w:bottom w:val="single" w:color="BFC9D1" w:sz="4"/>
+              <w:right w:val="single" w:color="BFC9D1" w:sz="4"/>
+            </w:tcBorders>
+            <w:tcMar>
+              <w:top w:type="dxa" w:w="70"/>
+              <w:left w:type="dxa" w:w="110"/>
+              <w:bottom w:type="dxa" w:w="70"/>
+              <w:right w:type="dxa" w:w="110"/>
+            </w:tcMar>
+            <w:vAlign w:val="top"/>
+          </w:tcPr>
+          <w:p>
+            <w:r>
+              <w:t xml:space="preserve">CLARICE</w:t>
+            </w:r>
+          </w:p>
+        </w:tc>
+        <w:tc>
+          <w:tcPr>
+            <w:tcW w:type="dxa" w:w="1100"/>
+            <w:tcBorders>
+              <w:top w:val="single" w:color="BFC9D1" w:sz="4"/>
+              <w:left w:val="single" w:color="BFC9D1" w:sz="4"/>
+              <w:bottom w:val="single" w:color="BFC9D1" w:sz="4"/>
+              <w:right w:val="single" w:color="BFC9D1" w:sz="4"/>
+            </w:tcBorders>
+            <w:tcMar>
+              <w:top w:type="dxa" w:w="70"/>
+              <w:left w:type="dxa" w:w="110"/>
+              <w:bottom w:type="dxa" w:w="70"/>
+              <w:right w:type="dxa" w:w="110"/>
+            </w:tcMar>
+            <w:vAlign w:val="top"/>
+          </w:tcPr>
+          <w:p>
+            <w:r>
+              <w:t xml:space="preserve">rádio</w:t>
+            </w:r>
+          </w:p>
+        </w:tc>
+        <w:tc>
+          <w:tcPr>
+            <w:tcW w:type="dxa" w:w="2000"/>
+            <w:tcBorders>
+              <w:top w:val="single" w:color="BFC9D1" w:sz="4"/>
+              <w:left w:val="single" w:color="BFC9D1" w:sz="4"/>
+              <w:bottom w:val="single" w:color="BFC9D1" w:sz="4"/>
+              <w:right w:val="single" w:color="BFC9D1" w:sz="4"/>
+            </w:tcBorders>
+            <w:tcMar>
+              <w:top w:type="dxa" w:w="70"/>
+              <w:left w:type="dxa" w:w="110"/>
+              <w:bottom w:type="dxa" w:w="70"/>
+              <w:right w:type="dxa" w:w="110"/>
+            </w:tcMar>
+            <w:vAlign w:val="top"/>
+          </w:tcPr>
+          <w:p>
+            <w:r>
+              <w:t xml:space="preserve">Cena 2.6. Pegar o alicate no depósito (206)</w:t>
+            </w:r>
+          </w:p>
+        </w:tc>
+        <w:tc>
+          <w:tcPr>
+            <w:tcW w:type="dxa" w:w="2426"/>
+            <w:tcBorders>
+              <w:top w:val="single" w:color="BFC9D1" w:sz="4"/>
+              <w:left w:val="single" w:color="BFC9D1" w:sz="4"/>
+              <w:bottom w:val="single" w:color="BFC9D1" w:sz="4"/>
+              <w:right w:val="single" w:color="BFC9D1" w:sz="4"/>
+            </w:tcBorders>
+            <w:tcMar>
+              <w:top w:type="dxa" w:w="70"/>
+              <w:left w:type="dxa" w:w="110"/>
+              <w:bottom w:type="dxa" w:w="70"/>
+              <w:right w:type="dxa" w:w="110"/>
+            </w:tcMar>
+            <w:vAlign w:val="top"/>
+          </w:tcPr>
+          <w:p>
+            <w:r>
+              <w:t xml:space="preserve">A ronda mudou; o buraco da 204 desce direto para a 104.</w:t>
+            </w:r>
+          </w:p>
+        </w:tc>
+      </w:tr>
+      <w:tr>
+        <w:trPr>
+          <w:trHeight w:val="480" w:hRule="atLeast"/>
+        </w:trPr>
+        <w:tc>
+          <w:tcPr>
+            <w:tcW w:type="dxa" w:w="2300"/>
+            <w:tcBorders>
+              <w:top w:val="single" w:color="BFC9D1" w:sz="4"/>
+              <w:left w:val="single" w:color="BFC9D1" w:sz="4"/>
+              <w:bottom w:val="single" w:color="BFC9D1" w:sz="4"/>
+              <w:right w:val="single" w:color="BFC9D1" w:sz="4"/>
+            </w:tcBorders>
+            <w:tcMar>
+              <w:top w:type="dxa" w:w="70"/>
+              <w:left w:type="dxa" w:w="110"/>
+              <w:bottom w:type="dxa" w:w="70"/>
+              <w:right w:type="dxa" w:w="110"/>
+            </w:tcMar>
+            <w:vAlign w:val="top"/>
+          </w:tcPr>
+          <w:p>
+            <w:r>
+              <w:rPr>
+                <w:rFonts w:ascii="Courier New" w:cs="Courier New" w:eastAsia="Courier New" w:hAnsi="Courier New"/>
+                <w:sz w:val="15"/>
+                <w:szCs w:val="15"/>
+              </w:rPr>
               <w:t xml:space="preserve">clarice_03</w:t>
             </w:r>
           </w:p>
@@ -19745,6 +20636,131 @@
           <w:p>
             <w:r>
               <w:t xml:space="preserve">Despedida: ela e a Diana ficam na 103.</w:t>
+            </w:r>
+          </w:p>
+        </w:tc>
+      </w:tr>
+      <w:tr>
+        <w:trPr>
+          <w:trHeight w:val="480" w:hRule="atLeast"/>
+        </w:trPr>
+        <w:tc>
+          <w:tcPr>
+            <w:tcW w:type="dxa" w:w="2300"/>
+            <w:tcBorders>
+              <w:top w:val="single" w:color="BFC9D1" w:sz="4"/>
+              <w:left w:val="single" w:color="BFC9D1" w:sz="4"/>
+              <w:bottom w:val="single" w:color="BFC9D1" w:sz="4"/>
+              <w:right w:val="single" w:color="BFC9D1" w:sz="4"/>
+            </w:tcBorders>
+            <w:tcMar>
+              <w:top w:type="dxa" w:w="70"/>
+              <w:left w:type="dxa" w:w="110"/>
+              <w:bottom w:type="dxa" w:w="70"/>
+              <w:right w:type="dxa" w:w="110"/>
+            </w:tcMar>
+            <w:vAlign w:val="top"/>
+          </w:tcPr>
+          <w:p>
+            <w:r>
+              <w:rPr>
+                <w:rFonts w:ascii="Courier New" w:cs="Courier New" w:eastAsia="Courier New" w:hAnsi="Courier New"/>
+                <w:sz w:val="15"/>
+                <w:szCs w:val="15"/>
+              </w:rPr>
+              <w:t xml:space="preserve">grupo_bloco_02</w:t>
+            </w:r>
+          </w:p>
+        </w:tc>
+        <w:tc>
+          <w:tcPr>
+            <w:tcW w:type="dxa" w:w="1200"/>
+            <w:tcBorders>
+              <w:top w:val="single" w:color="BFC9D1" w:sz="4"/>
+              <w:left w:val="single" w:color="BFC9D1" w:sz="4"/>
+              <w:bottom w:val="single" w:color="BFC9D1" w:sz="4"/>
+              <w:right w:val="single" w:color="BFC9D1" w:sz="4"/>
+            </w:tcBorders>
+            <w:tcMar>
+              <w:top w:type="dxa" w:w="70"/>
+              <w:left w:type="dxa" w:w="110"/>
+              <w:bottom w:type="dxa" w:w="70"/>
+              <w:right w:type="dxa" w:w="110"/>
+            </w:tcMar>
+            <w:vAlign w:val="top"/>
+          </w:tcPr>
+          <w:p>
+            <w:r>
+              <w:t xml:space="preserve">Zane, Clarice, Gabriel, Diana</w:t>
+            </w:r>
+          </w:p>
+        </w:tc>
+        <w:tc>
+          <w:tcPr>
+            <w:tcW w:type="dxa" w:w="1100"/>
+            <w:tcBorders>
+              <w:top w:val="single" w:color="BFC9D1" w:sz="4"/>
+              <w:left w:val="single" w:color="BFC9D1" w:sz="4"/>
+              <w:bottom w:val="single" w:color="BFC9D1" w:sz="4"/>
+              <w:right w:val="single" w:color="BFC9D1" w:sz="4"/>
+            </w:tcBorders>
+            <w:tcMar>
+              <w:top w:type="dxa" w:w="70"/>
+              <w:left w:type="dxa" w:w="110"/>
+              <w:bottom w:type="dxa" w:w="70"/>
+              <w:right w:type="dxa" w:w="110"/>
+            </w:tcMar>
+            <w:vAlign w:val="top"/>
+          </w:tcPr>
+          <w:p>
+            <w:r>
+              <w:t xml:space="preserve">rádio</w:t>
+            </w:r>
+          </w:p>
+        </w:tc>
+        <w:tc>
+          <w:tcPr>
+            <w:tcW w:type="dxa" w:w="2000"/>
+            <w:tcBorders>
+              <w:top w:val="single" w:color="BFC9D1" w:sz="4"/>
+              <w:left w:val="single" w:color="BFC9D1" w:sz="4"/>
+              <w:bottom w:val="single" w:color="BFC9D1" w:sz="4"/>
+              <w:right w:val="single" w:color="BFC9D1" w:sz="4"/>
+            </w:tcBorders>
+            <w:tcMar>
+              <w:top w:type="dxa" w:w="70"/>
+              <w:left w:type="dxa" w:w="110"/>
+              <w:bottom w:type="dxa" w:w="70"/>
+              <w:right w:type="dxa" w:w="110"/>
+            </w:tcMar>
+            <w:vAlign w:val="top"/>
+          </w:tcPr>
+          <w:p>
+            <w:r>
+              <w:t xml:space="preserve">Cena 2.7. Logo depois de clarice_03</w:t>
+            </w:r>
+          </w:p>
+        </w:tc>
+        <w:tc>
+          <w:tcPr>
+            <w:tcW w:type="dxa" w:w="2426"/>
+            <w:tcBorders>
+              <w:top w:val="single" w:color="BFC9D1" w:sz="4"/>
+              <w:left w:val="single" w:color="BFC9D1" w:sz="4"/>
+              <w:bottom w:val="single" w:color="BFC9D1" w:sz="4"/>
+              <w:right w:val="single" w:color="BFC9D1" w:sz="4"/>
+            </w:tcBorders>
+            <w:tcMar>
+              <w:top w:type="dxa" w:w="70"/>
+              <w:left w:type="dxa" w:w="110"/>
+              <w:bottom w:type="dxa" w:w="70"/>
+              <w:right w:type="dxa" w:w="110"/>
+            </w:tcMar>
+            <w:vAlign w:val="top"/>
+          </w:tcPr>
+          <w:p>
+            <w:r>
+              <w:t xml:space="preserve">O Zane entra na frequência, provoca a Clarice ("analógica") e espera o Gabriel do outro lado da porta.</w:t>
             </w:r>
           </w:p>
         </w:tc>
@@ -20784,7 +21800,7 @@
           </w:tcPr>
           <w:p>
             <w:r>
-              <w:t xml:space="preserve">Gabriel e Zane (em pessoa). Robôs: Sentinela e Rastreador.</w:t>
+              <w:t xml:space="preserve">Gabriel e Zane (em pessoa). Clarice e Diana pelo rádio. Robôs: Sentinela e Rastreador.</w:t>
             </w:r>
           </w:p>
         </w:tc>
@@ -21832,7 +22848,47 @@
         <w:pStyle w:val="Dialogo"/>
       </w:pPr>
       <w:r>
-        <w:t xml:space="preserve">Lacrada. Mas a trava lê três nós de controle, espalhados pelo labirinto. Invadiu os três, ela solta. Se eu pudesse ir lá, abria em dois minutos.</w:t>
+        <w:t xml:space="preserve">Lacrada. E não é só a saída: a trava do bunker passa pela mesma rede. Ela lê três nós de controle, espalhados pelo labirinto. Invadiu os três, solta tudo.</w:t>
+      </w:r>
+    </w:p>
+    <w:p>
+      <w:pPr>
+        <w:pStyle w:val="Personagem"/>
+      </w:pPr>
+      <w:r>
+        <w:t xml:space="preserve">GABRIEL (surpreso)</w:t>
+      </w:r>
+    </w:p>
+    <w:p>
+      <w:pPr>
+        <w:pStyle w:val="Dialogo"/>
+      </w:pPr>
+      <w:r>
+        <w:t xml:space="preserve">O bunker? Onde o Henrique fica?</w:t>
+      </w:r>
+    </w:p>
+    <w:p>
+      <w:pPr>
+        <w:pStyle w:val="Personagem"/>
+      </w:pPr>
+      <w:r>
+        <w:t xml:space="preserve">ZANE (desconfiado)</w:t>
+      </w:r>
+    </w:p>
+    <w:p>
+      <w:pPr>
+        <w:pStyle w:val="Dialogo"/>
+      </w:pPr>
+      <w:r>
+        <w:t xml:space="preserve">Esse. Tá trancado lá desde antes de eu chegar, "consertando tudo". Consertando o quê? Nunca me mostrou uma linha.</w:t>
+      </w:r>
+    </w:p>
+    <w:p>
+      <w:pPr>
+        <w:pStyle w:val="Dialogo"/>
+      </w:pPr>
+      <w:r>
+        <w:t xml:space="preserve">E repara: tudo o que a gente sabe passa por ele. As câmeras, as rondas, até que isso aqui é 3026. Eu quero ver com os meus olhos o que ele faz lá.</w:t>
       </w:r>
     </w:p>
     <w:p>
@@ -21908,154 +22964,13 @@
         <w:t xml:space="preserve">ESCOLHA  </w:t>
       </w:r>
       <w:r>
-        <w:t xml:space="preserve">“Tá bom. Me dá esse notebook.”</w:t>
+        <w:t xml:space="preserve">“Por que desconfiar do Henrique?”</w:t>
       </w:r>
       <w:r>
         <w:rPr>
           <w:color w:val="7A8794"/>
         </w:rPr>
-        <w:t xml:space="preserve">   → toma</w:t>
-      </w:r>
-    </w:p>
-    <w:p>
-      <w:pPr>
-        <w:pStyle w:val="Trecho"/>
-      </w:pPr>
-      <w:r>
-        <w:rPr>
-          <w:b/>
-          <w:bCs/>
-        </w:rPr>
-        <w:t xml:space="preserve">TRECHO  </w:t>
-      </w:r>
-      <w:r>
-        <w:t xml:space="preserve">como</w:t>
-      </w:r>
-    </w:p>
-    <w:p>
-      <w:pPr>
-        <w:pStyle w:val="Personagem"/>
-      </w:pPr>
-      <w:r>
-        <w:t xml:space="preserve">ZANE (confiante)</w:t>
-      </w:r>
-    </w:p>
-    <w:p>
-      <w:pPr>
-        <w:pStyle w:val="Dialogo"/>
-      </w:pPr>
-      <w:r>
-        <w:t xml:space="preserve">Toma o meu notebook de pesquisa. Chega perto do terminal do nó, equipa e aciona: abre um joguinho de invasão. Acertou, o nó cai.</w:t>
-      </w:r>
-    </w:p>
-    <w:p>
-      <w:pPr>
-        <w:pStyle w:val="Personagem"/>
-      </w:pPr>
-      <w:r>
-        <w:t xml:space="preserve">ZANE</w:t>
-      </w:r>
-    </w:p>
-    <w:p>
-      <w:pPr>
-        <w:pStyle w:val="Dialogo"/>
-      </w:pPr>
-      <w:r>
-        <w:t xml:space="preserve">Nos nós não gasta bateria: o terminal alimenta o notebook. Pode errar à vontade, só não erra perto de robô.</w:t>
-      </w:r>
-    </w:p>
-    <w:p>
-      <w:pPr>
-        <w:pStyle w:val="Fluxo"/>
-      </w:pPr>
-      <w:r>
-        <w:t xml:space="preserve">segue para o trecho menu</w:t>
-      </w:r>
-    </w:p>
-    <w:p>
-      <w:pPr>
-        <w:pStyle w:val="Trecho"/>
-      </w:pPr>
-      <w:r>
-        <w:rPr>
-          <w:b/>
-          <w:bCs/>
-        </w:rPr>
-        <w:t xml:space="preserve">TRECHO  </w:t>
-      </w:r>
-      <w:r>
-        <w:t xml:space="preserve">robos</w:t>
-      </w:r>
-    </w:p>
-    <w:p>
-      <w:pPr>
-        <w:pStyle w:val="Personagem"/>
-      </w:pPr>
-      <w:r>
-        <w:t xml:space="preserve">ZANE (assustado)</w:t>
-      </w:r>
-    </w:p>
-    <w:p>
-      <w:pPr>
-        <w:pStyle w:val="Dialogo"/>
-      </w:pPr>
-      <w:r>
-        <w:t xml:space="preserve">Uns seis, na última contagem. A Sentinela é a alta, de olho vermelho: vê longe, e mais longe ainda com a sua lanterna acesa.</w:t>
-      </w:r>
-    </w:p>
-    <w:p>
-      <w:pPr>
-        <w:pStyle w:val="Personagem"/>
-      </w:pPr>
-      <w:r>
-        <w:t xml:space="preserve">ZANE</w:t>
-      </w:r>
-    </w:p>
-    <w:p>
-      <w:pPr>
-        <w:pStyle w:val="Dialogo"/>
-      </w:pPr>
-      <w:r>
-        <w:t xml:space="preserve">O Rastreador é o baixinho, de antena. Quase não enxerga, mas ouve tudo. Correr perto dele é pedir pra morrer.</w:t>
-      </w:r>
-    </w:p>
-    <w:p>
-      <w:pPr>
-        <w:pStyle w:val="Personagem"/>
-      </w:pPr>
-      <w:r>
-        <w:t xml:space="preserve">ZANE (confiante)</w:t>
-      </w:r>
-    </w:p>
-    <w:p>
-      <w:pPr>
-        <w:pStyle w:val="Dialogo"/>
-      </w:pPr>
-      <w:r>
-        <w:t xml:space="preserve">Anda devagar, apaga a lanterna quando precisar e usa os cantos. Cada salão tem uma entrada só, então olha antes de entrar.</w:t>
-      </w:r>
-    </w:p>
-    <w:p>
-      <w:pPr>
-        <w:pStyle w:val="Fluxo"/>
-      </w:pPr>
-      <w:r>
-        <w:t xml:space="preserve">segue para o trecho menu</w:t>
-      </w:r>
-    </w:p>
-    <w:p>
-      <w:pPr>
-        <w:pStyle w:val="Trecho"/>
-      </w:pPr>
-      <w:r>
-        <w:rPr>
-          <w:b/>
-          <w:bCs/>
-        </w:rPr>
-        <w:t xml:space="preserve">TRECHO  </w:t>
-      </w:r>
-      <w:r>
-        <w:t xml:space="preserve">menu</w:t>
+        <w:t xml:space="preserve">   → henrique</w:t>
       </w:r>
     </w:p>
     <w:p>
@@ -22071,13 +22986,241 @@
         <w:t xml:space="preserve">ESCOLHA  </w:t>
       </w:r>
       <w:r>
-        <w:t xml:space="preserve">“Como eu invado um nó?”</w:t>
+        <w:t xml:space="preserve">“Tá bom. Me dá esse notebook.”</w:t>
       </w:r>
       <w:r>
         <w:rPr>
           <w:color w:val="7A8794"/>
         </w:rPr>
-        <w:t xml:space="preserve">   → como</w:t>
+        <w:t xml:space="preserve">   → toma</w:t>
+      </w:r>
+    </w:p>
+    <w:p>
+      <w:pPr>
+        <w:pStyle w:val="Trecho"/>
+      </w:pPr>
+      <w:r>
+        <w:rPr>
+          <w:b/>
+          <w:bCs/>
+        </w:rPr>
+        <w:t xml:space="preserve">TRECHO  </w:t>
+      </w:r>
+      <w:r>
+        <w:t xml:space="preserve">como</w:t>
+      </w:r>
+    </w:p>
+    <w:p>
+      <w:pPr>
+        <w:pStyle w:val="Personagem"/>
+      </w:pPr>
+      <w:r>
+        <w:t xml:space="preserve">ZANE (confiante)</w:t>
+      </w:r>
+    </w:p>
+    <w:p>
+      <w:pPr>
+        <w:pStyle w:val="Dialogo"/>
+      </w:pPr>
+      <w:r>
+        <w:t xml:space="preserve">Toma o meu notebook de pesquisa. Chega perto do terminal do nó, equipa e aciona: abre um joguinho de invasão. Acertou, o nó cai.</w:t>
+      </w:r>
+    </w:p>
+    <w:p>
+      <w:pPr>
+        <w:pStyle w:val="Personagem"/>
+      </w:pPr>
+      <w:r>
+        <w:t xml:space="preserve">ZANE</w:t>
+      </w:r>
+    </w:p>
+    <w:p>
+      <w:pPr>
+        <w:pStyle w:val="Dialogo"/>
+      </w:pPr>
+      <w:r>
+        <w:t xml:space="preserve">Nos nós não gasta bateria: o terminal alimenta o notebook. Pode errar à vontade, só não erra perto de robô.</w:t>
+      </w:r>
+    </w:p>
+    <w:p>
+      <w:pPr>
+        <w:pStyle w:val="Fluxo"/>
+      </w:pPr>
+      <w:r>
+        <w:t xml:space="preserve">segue para o trecho menu</w:t>
+      </w:r>
+    </w:p>
+    <w:p>
+      <w:pPr>
+        <w:pStyle w:val="Trecho"/>
+      </w:pPr>
+      <w:r>
+        <w:rPr>
+          <w:b/>
+          <w:bCs/>
+        </w:rPr>
+        <w:t xml:space="preserve">TRECHO  </w:t>
+      </w:r>
+      <w:r>
+        <w:t xml:space="preserve">robos</w:t>
+      </w:r>
+    </w:p>
+    <w:p>
+      <w:pPr>
+        <w:pStyle w:val="Personagem"/>
+      </w:pPr>
+      <w:r>
+        <w:t xml:space="preserve">ZANE (assustado)</w:t>
+      </w:r>
+    </w:p>
+    <w:p>
+      <w:pPr>
+        <w:pStyle w:val="Dialogo"/>
+      </w:pPr>
+      <w:r>
+        <w:t xml:space="preserve">Uns seis, na última contagem. A Sentinela é a alta, de olho vermelho: vê longe, e mais longe ainda com a sua lanterna acesa.</w:t>
+      </w:r>
+    </w:p>
+    <w:p>
+      <w:pPr>
+        <w:pStyle w:val="Personagem"/>
+      </w:pPr>
+      <w:r>
+        <w:t xml:space="preserve">ZANE</w:t>
+      </w:r>
+    </w:p>
+    <w:p>
+      <w:pPr>
+        <w:pStyle w:val="Dialogo"/>
+      </w:pPr>
+      <w:r>
+        <w:t xml:space="preserve">O Rastreador é o baixinho, de antena. Quase não enxerga, mas ouve tudo. Correr perto dele é pedir pra morrer.</w:t>
+      </w:r>
+    </w:p>
+    <w:p>
+      <w:pPr>
+        <w:pStyle w:val="Personagem"/>
+      </w:pPr>
+      <w:r>
+        <w:t xml:space="preserve">ZANE (confiante)</w:t>
+      </w:r>
+    </w:p>
+    <w:p>
+      <w:pPr>
+        <w:pStyle w:val="Dialogo"/>
+      </w:pPr>
+      <w:r>
+        <w:t xml:space="preserve">Anda devagar, apaga a lanterna quando precisar e usa os cantos. Cada salão tem uma entrada só, então olha antes de entrar.</w:t>
+      </w:r>
+    </w:p>
+    <w:p>
+      <w:pPr>
+        <w:pStyle w:val="Fluxo"/>
+      </w:pPr>
+      <w:r>
+        <w:t xml:space="preserve">segue para o trecho menu</w:t>
+      </w:r>
+    </w:p>
+    <w:p>
+      <w:pPr>
+        <w:pStyle w:val="Trecho"/>
+      </w:pPr>
+      <w:r>
+        <w:rPr>
+          <w:b/>
+          <w:bCs/>
+        </w:rPr>
+        <w:t xml:space="preserve">TRECHO  </w:t>
+      </w:r>
+      <w:r>
+        <w:t xml:space="preserve">henrique</w:t>
+      </w:r>
+    </w:p>
+    <w:p>
+      <w:pPr>
+        <w:pStyle w:val="Personagem"/>
+      </w:pPr>
+      <w:r>
+        <w:t xml:space="preserve">GABRIEL</w:t>
+      </w:r>
+    </w:p>
+    <w:p>
+      <w:pPr>
+        <w:pStyle w:val="Dialogo"/>
+      </w:pPr>
+      <w:r>
+        <w:t xml:space="preserve">As dicas dele me trouxeram até aqui. Funcionaram.</w:t>
+      </w:r>
+    </w:p>
+    <w:p>
+      <w:pPr>
+        <w:pStyle w:val="Personagem"/>
+      </w:pPr>
+      <w:r>
+        <w:t xml:space="preserve">ZANE (desconfiado)</w:t>
+      </w:r>
+    </w:p>
+    <w:p>
+      <w:pPr>
+        <w:pStyle w:val="Dialogo"/>
+      </w:pPr>
+      <w:r>
+        <w:t xml:space="preserve">Funcionar, funcionam. Toda ronda que ele passa bate certinho.</w:t>
+      </w:r>
+    </w:p>
+    <w:p>
+      <w:pPr>
+        <w:pStyle w:val="Personagem"/>
+      </w:pPr>
+      <w:r>
+        <w:t xml:space="preserve">ZANE (frustrado)</w:t>
+      </w:r>
+    </w:p>
+    <w:p>
+      <w:pPr>
+        <w:pStyle w:val="Dialogo"/>
+      </w:pPr>
+      <w:r>
+        <w:t xml:space="preserve">Mas ele nunca pede ajuda, nunca chama ninguém pra lá. Ninguém conserta nada sozinho e calado desse jeito. Ninguém.</w:t>
+      </w:r>
+    </w:p>
+    <w:p>
+      <w:pPr>
+        <w:pStyle w:val="Personagem"/>
+      </w:pPr>
+      <w:r>
+        <w:t xml:space="preserve">ZANE</w:t>
+      </w:r>
+    </w:p>
+    <w:p>
+      <w:pPr>
+        <w:pStyle w:val="Dialogo"/>
+      </w:pPr>
+      <w:r>
+        <w:t xml:space="preserve">Sei lá. Pode ser só o jeito dele. É por isso que eu quero ver.</w:t>
+      </w:r>
+    </w:p>
+    <w:p>
+      <w:pPr>
+        <w:pStyle w:val="Fluxo"/>
+      </w:pPr>
+      <w:r>
+        <w:t xml:space="preserve">segue para o trecho menu</w:t>
+      </w:r>
+    </w:p>
+    <w:p>
+      <w:pPr>
+        <w:pStyle w:val="Trecho"/>
+      </w:pPr>
+      <w:r>
+        <w:rPr>
+          <w:b/>
+          <w:bCs/>
+        </w:rPr>
+        <w:t xml:space="preserve">TRECHO  </w:t>
+      </w:r>
+      <w:r>
+        <w:t xml:space="preserve">menu</w:t>
       </w:r>
     </w:p>
     <w:p>
@@ -22093,13 +23236,13 @@
         <w:t xml:space="preserve">ESCOLHA  </w:t>
       </w:r>
       <w:r>
-        <w:t xml:space="preserve">“E os robôs?”</w:t>
+        <w:t xml:space="preserve">“Como eu invado um nó?”</w:t>
       </w:r>
       <w:r>
         <w:rPr>
           <w:color w:val="7A8794"/>
         </w:rPr>
-        <w:t xml:space="preserve">   → robos</w:t>
+        <w:t xml:space="preserve">   → como</w:t>
       </w:r>
     </w:p>
     <w:p>
@@ -22115,6 +23258,50 @@
         <w:t xml:space="preserve">ESCOLHA  </w:t>
       </w:r>
       <w:r>
+        <w:t xml:space="preserve">“E os robôs?”</w:t>
+      </w:r>
+      <w:r>
+        <w:rPr>
+          <w:color w:val="7A8794"/>
+        </w:rPr>
+        <w:t xml:space="preserve">   → robos</w:t>
+      </w:r>
+    </w:p>
+    <w:p>
+      <w:pPr>
+        <w:pStyle w:val="Escolha"/>
+      </w:pPr>
+      <w:r>
+        <w:rPr>
+          <w:b/>
+          <w:bCs/>
+          <w:color w:val="2A7F8E"/>
+        </w:rPr>
+        <w:t xml:space="preserve">ESCOLHA  </w:t>
+      </w:r>
+      <w:r>
+        <w:t xml:space="preserve">“Por que desconfiar do Henrique?”</w:t>
+      </w:r>
+      <w:r>
+        <w:rPr>
+          <w:color w:val="7A8794"/>
+        </w:rPr>
+        <w:t xml:space="preserve">   → henrique</w:t>
+      </w:r>
+    </w:p>
+    <w:p>
+      <w:pPr>
+        <w:pStyle w:val="Escolha"/>
+      </w:pPr>
+      <w:r>
+        <w:rPr>
+          <w:b/>
+          <w:bCs/>
+          <w:color w:val="2A7F8E"/>
+        </w:rPr>
+        <w:t xml:space="preserve">ESCOLHA  </w:t>
+      </w:r>
+      <w:r>
         <w:t xml:space="preserve">“Tá bom. Me dá esse notebook.”</w:t>
       </w:r>
       <w:r>
@@ -22223,7 +23410,19 @@
           <w:i/>
           <w:iCs/>
         </w:rPr>
-        <w:t xml:space="preserve">A saída do subsolo está lacrada pelo sistema. A trava lê três nós de controle espalhados pelo labirinto, em salões com uma entrada só. O Zane não consegue invadir de longe: a rede do subsolo é fechada.</w:t>
+        <w:t xml:space="preserve">A saída do subsolo está lacrada pelo sistema, e o bunker do Henrique também: a mesma trava lê três nós de controle espalhados pelo labirinto, em salões com uma entrada só. O Zane não consegue invadir de longe: a rede do subsolo é fechada.</w:t>
+      </w:r>
+    </w:p>
+    <w:p>
+      <w:pPr>
+        <w:pStyle w:val="Jogabilidade"/>
+      </w:pPr>
+      <w:r>
+        <w:rPr>
+          <w:i/>
+          <w:iCs/>
+        </w:rPr>
+        <w:t xml:space="preserve">O Zane desconfia do Henrique. Diz que ele está trancado no bunker "consertando tudo" e nunca mostrou nada, e que tudo o que o grupo sabe passa por ele.</w:t>
       </w:r>
     </w:p>
     <w:p>
@@ -22301,11 +23500,227 @@
     </w:p>
     <w:p>
       <w:pPr>
+        <w:pStyle w:val="Condicao"/>
+      </w:pPr>
+      <w:r>
+        <w:t xml:space="preserve">DEPOIS DE RECEBER O NOTEBOOK, JÁ NO LABIRINTO</w:t>
+      </w:r>
+    </w:p>
+    <w:p>
+      <w:pPr>
         <w:pStyle w:val="NotaTime"/>
-        <w:spacing w:after="60" w:before="60"/>
-      </w:pPr>
-      <w:r>
-        <w:t xml:space="preserve">Nota: Decidido em 18/10: o grupo só descobre o Baltazar no Ato 3, pelo Zane. Antes disso a Clarice não sabe dele (por isso ela diz “cinco pessoas”). Falta escrever essa fala.</w:t>
+        <w:spacing w:after="60"/>
+      </w:pPr>
+      <w:r>
+        <w:t xml:space="preserve">Transmissão grupo_labirinto_01  (dados/transmissoes/grupo_labirinto_01.tres), conversa do grupo</w:t>
+      </w:r>
+    </w:p>
+    <w:p>
+      <w:pPr>
+        <w:pStyle w:val="Personagem"/>
+      </w:pPr>
+      <w:r>
+        <w:t xml:space="preserve">CLARICE (RÁDIO)</w:t>
+      </w:r>
+    </w:p>
+    <w:p>
+      <w:pPr>
+        <w:pStyle w:val="Dialogo"/>
+      </w:pPr>
+      <w:r>
+        <w:t xml:space="preserve">Chhh... Zane. Você deu o seu notebook pro estudante e mandou ele fazer o serviço?</w:t>
+      </w:r>
+    </w:p>
+    <w:p>
+      <w:pPr>
+        <w:pStyle w:val="Personagem"/>
+      </w:pPr>
+      <w:r>
+        <w:t xml:space="preserve">ZANE (RÁDIO)</w:t>
+      </w:r>
+    </w:p>
+    <w:p>
+      <w:pPr>
+        <w:pStyle w:val="Dialogo"/>
+      </w:pPr>
+      <w:r>
+        <w:t xml:space="preserve">Eu delego. É diferente.</w:t>
+      </w:r>
+    </w:p>
+    <w:p>
+      <w:pPr>
+        <w:pStyle w:val="Personagem"/>
+      </w:pPr>
+      <w:r>
+        <w:t xml:space="preserve">CLARICE (RÁDIO)</w:t>
+      </w:r>
+    </w:p>
+    <w:p>
+      <w:pPr>
+        <w:pStyle w:val="Dialogo"/>
+      </w:pPr>
+      <w:r>
+        <w:t xml:space="preserve">É igual, meu filho.</w:t>
+      </w:r>
+    </w:p>
+    <w:p>
+      <w:pPr>
+        <w:pStyle w:val="Personagem"/>
+      </w:pPr>
+      <w:r>
+        <w:t xml:space="preserve">GABRIEL (RÁDIO)</w:t>
+      </w:r>
+    </w:p>
+    <w:p>
+      <w:pPr>
+        <w:pStyle w:val="Dialogo"/>
+      </w:pPr>
+      <w:r>
+        <w:t xml:space="preserve">E o Henrique? Ele não vê os robôs daqui de baixo?</w:t>
+      </w:r>
+    </w:p>
+    <w:p>
+      <w:pPr>
+        <w:pStyle w:val="Personagem"/>
+      </w:pPr>
+      <w:r>
+        <w:t xml:space="preserve">CLARICE (RÁDIO)</w:t>
+      </w:r>
+    </w:p>
+    <w:p>
+      <w:pPr>
+        <w:pStyle w:val="Dialogo"/>
+      </w:pPr>
+      <w:r>
+        <w:t xml:space="preserve">Diz que não. As câmeras do subsolo não chegam até ele. Aí embaixo vocês tão por conta própria.</w:t>
+      </w:r>
+    </w:p>
+    <w:p>
+      <w:pPr>
+        <w:pStyle w:val="Personagem"/>
+      </w:pPr>
+      <w:r>
+        <w:t xml:space="preserve">ZANE (RÁDIO)</w:t>
+      </w:r>
+    </w:p>
+    <w:p>
+      <w:pPr>
+        <w:pStyle w:val="Dialogo"/>
+      </w:pPr>
+      <w:r>
+        <w:t xml:space="preserve">Não chegam. Sei.</w:t>
+      </w:r>
+    </w:p>
+    <w:p>
+      <w:pPr>
+        <w:pStyle w:val="Personagem"/>
+      </w:pPr>
+      <w:r>
+        <w:t xml:space="preserve">CLARICE (RÁDIO)</w:t>
+      </w:r>
+    </w:p>
+    <w:p>
+      <w:pPr>
+        <w:pStyle w:val="Dialogo"/>
+      </w:pPr>
+      <w:r>
+        <w:t xml:space="preserve">Lá vem você.</w:t>
+      </w:r>
+    </w:p>
+    <w:p>
+      <w:pPr>
+        <w:pStyle w:val="Personagem"/>
+      </w:pPr>
+      <w:r>
+        <w:t xml:space="preserve">ZANE (RÁDIO)</w:t>
+      </w:r>
+    </w:p>
+    <w:p>
+      <w:pPr>
+        <w:pStyle w:val="Dialogo"/>
+      </w:pPr>
+      <w:r>
+        <w:t xml:space="preserve">Não falei nada. Só acho estranho: o campus inteiro chega até ele. Menos aqui.</w:t>
+      </w:r>
+    </w:p>
+    <w:p>
+      <w:pPr>
+        <w:pStyle w:val="Personagem"/>
+      </w:pPr>
+      <w:r>
+        <w:t xml:space="preserve">CLARICE (RÁDIO)</w:t>
+      </w:r>
+    </w:p>
+    <w:p>
+      <w:pPr>
+        <w:pStyle w:val="Dialogo"/>
+      </w:pPr>
+      <w:r>
+        <w:t xml:space="preserve">Gabriel, a rota deles é um grafo. Anota onde cada um vira. O resto é paciência.</w:t>
+      </w:r>
+    </w:p>
+    <w:p>
+      <w:pPr>
+        <w:pStyle w:val="Personagem"/>
+      </w:pPr>
+      <w:r>
+        <w:t xml:space="preserve">GABRIEL (RÁDIO)</w:t>
+      </w:r>
+    </w:p>
+    <w:p>
+      <w:pPr>
+        <w:pStyle w:val="Dialogo"/>
+      </w:pPr>
+      <w:r>
+        <w:t xml:space="preserve">Paciência eu tenho. Perna, nem tanto.</w:t>
+      </w:r>
+    </w:p>
+    <w:p>
+      <w:pPr>
+        <w:pStyle w:val="Jogabilidade"/>
+      </w:pPr>
+      <w:r>
+        <w:rPr>
+          <w:b/>
+          <w:bCs/>
+          <w:color w:val="2A7F8E"/>
+        </w:rPr>
+        <w:t xml:space="preserve">CADERNO  </w:t>
+      </w:r>
+      <w:r>
+        <w:rPr>
+          <w:b/>
+          <w:bCs/>
+        </w:rPr>
+        <w:t xml:space="preserve">Sem câmeras no subsolo.</w:t>
+      </w:r>
+      <w:r>
+        <w:rPr>
+          <w:i/>
+          <w:iCs/>
+        </w:rPr>
+        <w:t xml:space="preserve"> O Henrique diz que as câmeras do subsolo não chegam até ele: aqui embaixo ninguém me avisa das rondas. O Zane achou estranho, porque o resto do campus chega.</w:t>
+      </w:r>
+    </w:p>
+    <w:p>
+      <w:pPr>
+        <w:pStyle w:val="Jogabilidade"/>
+      </w:pPr>
+      <w:r>
+        <w:rPr>
+          <w:i/>
+          <w:iCs/>
+        </w:rPr>
+        <w:t xml:space="preserve">A Clarice: anotar onde cada robô vira.</w:t>
+      </w:r>
+    </w:p>
+    <w:p>
+      <w:pPr>
+        <w:pStyle w:val="NotaTime"/>
+        <w:spacing w:after="60"/>
+      </w:pPr>
+      <w:r>
+        <w:t xml:space="preserve">Nota: Decidido em 18/10: o grupo só descobre o Baltazar no Ato 3, pelo Zane. Escrito em 26/10: é a conversa grupo_labirinto_02, quando o segundo nó cai (cena 3.2). O Gabriel conta do acampamento e do diário, e o grupo entende que há alguém de 1750 fora da frequência.</w:t>
       </w:r>
     </w:p>
     <w:p>
@@ -22647,154 +24062,13 @@
         <w:t xml:space="preserve">ESCOLHA  </w:t>
       </w:r>
       <w:r>
-        <w:t xml:space="preserve">“Até mais, Zane.”</w:t>
+        <w:t xml:space="preserve">“Por que desconfiar do Henrique?”</w:t>
       </w:r>
       <w:r>
         <w:rPr>
           <w:color w:val="7A8794"/>
         </w:rPr>
-        <w:t xml:space="preserve">   → tchau</w:t>
-      </w:r>
-    </w:p>
-    <w:p>
-      <w:pPr>
-        <w:pStyle w:val="Trecho"/>
-      </w:pPr>
-      <w:r>
-        <w:rPr>
-          <w:b/>
-          <w:bCs/>
-        </w:rPr>
-        <w:t xml:space="preserve">TRECHO  </w:t>
-      </w:r>
-      <w:r>
-        <w:t xml:space="preserve">como</w:t>
-      </w:r>
-    </w:p>
-    <w:p>
-      <w:pPr>
-        <w:pStyle w:val="Personagem"/>
-      </w:pPr>
-      <w:r>
-        <w:t xml:space="preserve">ZANE (confiante)</w:t>
-      </w:r>
-    </w:p>
-    <w:p>
-      <w:pPr>
-        <w:pStyle w:val="Dialogo"/>
-      </w:pPr>
-      <w:r>
-        <w:t xml:space="preserve">Toma o meu notebook de pesquisa. Chega perto do terminal do nó, equipa e aciona: abre um joguinho de invasão. Acertou, o nó cai.</w:t>
-      </w:r>
-    </w:p>
-    <w:p>
-      <w:pPr>
-        <w:pStyle w:val="Personagem"/>
-      </w:pPr>
-      <w:r>
-        <w:t xml:space="preserve">ZANE</w:t>
-      </w:r>
-    </w:p>
-    <w:p>
-      <w:pPr>
-        <w:pStyle w:val="Dialogo"/>
-      </w:pPr>
-      <w:r>
-        <w:t xml:space="preserve">Nos nós não gasta bateria: o terminal alimenta o notebook. Pode errar à vontade, só não erra perto de robô.</w:t>
-      </w:r>
-    </w:p>
-    <w:p>
-      <w:pPr>
-        <w:pStyle w:val="Fluxo"/>
-      </w:pPr>
-      <w:r>
-        <w:t xml:space="preserve">segue para o trecho oficina_menu</w:t>
-      </w:r>
-    </w:p>
-    <w:p>
-      <w:pPr>
-        <w:pStyle w:val="Trecho"/>
-      </w:pPr>
-      <w:r>
-        <w:rPr>
-          <w:b/>
-          <w:bCs/>
-        </w:rPr>
-        <w:t xml:space="preserve">TRECHO  </w:t>
-      </w:r>
-      <w:r>
-        <w:t xml:space="preserve">robos</w:t>
-      </w:r>
-    </w:p>
-    <w:p>
-      <w:pPr>
-        <w:pStyle w:val="Personagem"/>
-      </w:pPr>
-      <w:r>
-        <w:t xml:space="preserve">ZANE (assustado)</w:t>
-      </w:r>
-    </w:p>
-    <w:p>
-      <w:pPr>
-        <w:pStyle w:val="Dialogo"/>
-      </w:pPr>
-      <w:r>
-        <w:t xml:space="preserve">Uns seis, na última contagem. A Sentinela é a alta, de olho vermelho: vê longe, e mais longe ainda com a sua lanterna acesa.</w:t>
-      </w:r>
-    </w:p>
-    <w:p>
-      <w:pPr>
-        <w:pStyle w:val="Personagem"/>
-      </w:pPr>
-      <w:r>
-        <w:t xml:space="preserve">ZANE</w:t>
-      </w:r>
-    </w:p>
-    <w:p>
-      <w:pPr>
-        <w:pStyle w:val="Dialogo"/>
-      </w:pPr>
-      <w:r>
-        <w:t xml:space="preserve">O Rastreador é o baixinho, de antena. Quase não enxerga, mas ouve tudo. Correr perto dele é pedir pra morrer.</w:t>
-      </w:r>
-    </w:p>
-    <w:p>
-      <w:pPr>
-        <w:pStyle w:val="Personagem"/>
-      </w:pPr>
-      <w:r>
-        <w:t xml:space="preserve">ZANE (confiante)</w:t>
-      </w:r>
-    </w:p>
-    <w:p>
-      <w:pPr>
-        <w:pStyle w:val="Dialogo"/>
-      </w:pPr>
-      <w:r>
-        <w:t xml:space="preserve">Anda devagar, apaga a lanterna quando precisar e usa os cantos. Cada salão tem uma entrada só, então olha antes de entrar.</w:t>
-      </w:r>
-    </w:p>
-    <w:p>
-      <w:pPr>
-        <w:pStyle w:val="Fluxo"/>
-      </w:pPr>
-      <w:r>
-        <w:t xml:space="preserve">segue para o trecho oficina_menu</w:t>
-      </w:r>
-    </w:p>
-    <w:p>
-      <w:pPr>
-        <w:pStyle w:val="Trecho"/>
-      </w:pPr>
-      <w:r>
-        <w:rPr>
-          <w:b/>
-          <w:bCs/>
-        </w:rPr>
-        <w:t xml:space="preserve">TRECHO  </w:t>
-      </w:r>
-      <w:r>
-        <w:t xml:space="preserve">oficina_menu</w:t>
+        <w:t xml:space="preserve">   → henrique</w:t>
       </w:r>
     </w:p>
     <w:p>
@@ -22810,13 +24084,241 @@
         <w:t xml:space="preserve">ESCOLHA  </w:t>
       </w:r>
       <w:r>
-        <w:t xml:space="preserve">“Como eu invado um nó?”</w:t>
+        <w:t xml:space="preserve">“Até mais, Zane.”</w:t>
       </w:r>
       <w:r>
         <w:rPr>
           <w:color w:val="7A8794"/>
         </w:rPr>
-        <w:t xml:space="preserve">   → como</w:t>
+        <w:t xml:space="preserve">   → tchau</w:t>
+      </w:r>
+    </w:p>
+    <w:p>
+      <w:pPr>
+        <w:pStyle w:val="Trecho"/>
+      </w:pPr>
+      <w:r>
+        <w:rPr>
+          <w:b/>
+          <w:bCs/>
+        </w:rPr>
+        <w:t xml:space="preserve">TRECHO  </w:t>
+      </w:r>
+      <w:r>
+        <w:t xml:space="preserve">como</w:t>
+      </w:r>
+    </w:p>
+    <w:p>
+      <w:pPr>
+        <w:pStyle w:val="Personagem"/>
+      </w:pPr>
+      <w:r>
+        <w:t xml:space="preserve">ZANE (confiante)</w:t>
+      </w:r>
+    </w:p>
+    <w:p>
+      <w:pPr>
+        <w:pStyle w:val="Dialogo"/>
+      </w:pPr>
+      <w:r>
+        <w:t xml:space="preserve">Toma o meu notebook de pesquisa. Chega perto do terminal do nó, equipa e aciona: abre um joguinho de invasão. Acertou, o nó cai.</w:t>
+      </w:r>
+    </w:p>
+    <w:p>
+      <w:pPr>
+        <w:pStyle w:val="Personagem"/>
+      </w:pPr>
+      <w:r>
+        <w:t xml:space="preserve">ZANE</w:t>
+      </w:r>
+    </w:p>
+    <w:p>
+      <w:pPr>
+        <w:pStyle w:val="Dialogo"/>
+      </w:pPr>
+      <w:r>
+        <w:t xml:space="preserve">Nos nós não gasta bateria: o terminal alimenta o notebook. Pode errar à vontade, só não erra perto de robô.</w:t>
+      </w:r>
+    </w:p>
+    <w:p>
+      <w:pPr>
+        <w:pStyle w:val="Fluxo"/>
+      </w:pPr>
+      <w:r>
+        <w:t xml:space="preserve">segue para o trecho oficina_menu</w:t>
+      </w:r>
+    </w:p>
+    <w:p>
+      <w:pPr>
+        <w:pStyle w:val="Trecho"/>
+      </w:pPr>
+      <w:r>
+        <w:rPr>
+          <w:b/>
+          <w:bCs/>
+        </w:rPr>
+        <w:t xml:space="preserve">TRECHO  </w:t>
+      </w:r>
+      <w:r>
+        <w:t xml:space="preserve">robos</w:t>
+      </w:r>
+    </w:p>
+    <w:p>
+      <w:pPr>
+        <w:pStyle w:val="Personagem"/>
+      </w:pPr>
+      <w:r>
+        <w:t xml:space="preserve">ZANE (assustado)</w:t>
+      </w:r>
+    </w:p>
+    <w:p>
+      <w:pPr>
+        <w:pStyle w:val="Dialogo"/>
+      </w:pPr>
+      <w:r>
+        <w:t xml:space="preserve">Uns seis, na última contagem. A Sentinela é a alta, de olho vermelho: vê longe, e mais longe ainda com a sua lanterna acesa.</w:t>
+      </w:r>
+    </w:p>
+    <w:p>
+      <w:pPr>
+        <w:pStyle w:val="Personagem"/>
+      </w:pPr>
+      <w:r>
+        <w:t xml:space="preserve">ZANE</w:t>
+      </w:r>
+    </w:p>
+    <w:p>
+      <w:pPr>
+        <w:pStyle w:val="Dialogo"/>
+      </w:pPr>
+      <w:r>
+        <w:t xml:space="preserve">O Rastreador é o baixinho, de antena. Quase não enxerga, mas ouve tudo. Correr perto dele é pedir pra morrer.</w:t>
+      </w:r>
+    </w:p>
+    <w:p>
+      <w:pPr>
+        <w:pStyle w:val="Personagem"/>
+      </w:pPr>
+      <w:r>
+        <w:t xml:space="preserve">ZANE (confiante)</w:t>
+      </w:r>
+    </w:p>
+    <w:p>
+      <w:pPr>
+        <w:pStyle w:val="Dialogo"/>
+      </w:pPr>
+      <w:r>
+        <w:t xml:space="preserve">Anda devagar, apaga a lanterna quando precisar e usa os cantos. Cada salão tem uma entrada só, então olha antes de entrar.</w:t>
+      </w:r>
+    </w:p>
+    <w:p>
+      <w:pPr>
+        <w:pStyle w:val="Fluxo"/>
+      </w:pPr>
+      <w:r>
+        <w:t xml:space="preserve">segue para o trecho oficina_menu</w:t>
+      </w:r>
+    </w:p>
+    <w:p>
+      <w:pPr>
+        <w:pStyle w:val="Trecho"/>
+      </w:pPr>
+      <w:r>
+        <w:rPr>
+          <w:b/>
+          <w:bCs/>
+        </w:rPr>
+        <w:t xml:space="preserve">TRECHO  </w:t>
+      </w:r>
+      <w:r>
+        <w:t xml:space="preserve">henrique</w:t>
+      </w:r>
+    </w:p>
+    <w:p>
+      <w:pPr>
+        <w:pStyle w:val="Personagem"/>
+      </w:pPr>
+      <w:r>
+        <w:t xml:space="preserve">GABRIEL</w:t>
+      </w:r>
+    </w:p>
+    <w:p>
+      <w:pPr>
+        <w:pStyle w:val="Dialogo"/>
+      </w:pPr>
+      <w:r>
+        <w:t xml:space="preserve">As dicas dele me trouxeram até aqui. Funcionaram.</w:t>
+      </w:r>
+    </w:p>
+    <w:p>
+      <w:pPr>
+        <w:pStyle w:val="Personagem"/>
+      </w:pPr>
+      <w:r>
+        <w:t xml:space="preserve">ZANE (desconfiado)</w:t>
+      </w:r>
+    </w:p>
+    <w:p>
+      <w:pPr>
+        <w:pStyle w:val="Dialogo"/>
+      </w:pPr>
+      <w:r>
+        <w:t xml:space="preserve">Funcionar, funcionam. Toda ronda que ele passa bate certinho.</w:t>
+      </w:r>
+    </w:p>
+    <w:p>
+      <w:pPr>
+        <w:pStyle w:val="Personagem"/>
+      </w:pPr>
+      <w:r>
+        <w:t xml:space="preserve">ZANE (frustrado)</w:t>
+      </w:r>
+    </w:p>
+    <w:p>
+      <w:pPr>
+        <w:pStyle w:val="Dialogo"/>
+      </w:pPr>
+      <w:r>
+        <w:t xml:space="preserve">Mas ele nunca pede ajuda, nunca chama ninguém pra lá. Ninguém conserta nada sozinho e calado desse jeito. Ninguém.</w:t>
+      </w:r>
+    </w:p>
+    <w:p>
+      <w:pPr>
+        <w:pStyle w:val="Personagem"/>
+      </w:pPr>
+      <w:r>
+        <w:t xml:space="preserve">ZANE</w:t>
+      </w:r>
+    </w:p>
+    <w:p>
+      <w:pPr>
+        <w:pStyle w:val="Dialogo"/>
+      </w:pPr>
+      <w:r>
+        <w:t xml:space="preserve">Sei lá. Pode ser só o jeito dele. É por isso que eu quero ver.</w:t>
+      </w:r>
+    </w:p>
+    <w:p>
+      <w:pPr>
+        <w:pStyle w:val="Fluxo"/>
+      </w:pPr>
+      <w:r>
+        <w:t xml:space="preserve">segue para o trecho oficina_menu</w:t>
+      </w:r>
+    </w:p>
+    <w:p>
+      <w:pPr>
+        <w:pStyle w:val="Trecho"/>
+      </w:pPr>
+      <w:r>
+        <w:rPr>
+          <w:b/>
+          <w:bCs/>
+        </w:rPr>
+        <w:t xml:space="preserve">TRECHO  </w:t>
+      </w:r>
+      <w:r>
+        <w:t xml:space="preserve">oficina_menu</w:t>
       </w:r>
     </w:p>
     <w:p>
@@ -22832,13 +24334,13 @@
         <w:t xml:space="preserve">ESCOLHA  </w:t>
       </w:r>
       <w:r>
-        <w:t xml:space="preserve">“E os robôs?”</w:t>
+        <w:t xml:space="preserve">“Como eu invado um nó?”</w:t>
       </w:r>
       <w:r>
         <w:rPr>
           <w:color w:val="7A8794"/>
         </w:rPr>
-        <w:t xml:space="preserve">   → robos</w:t>
+        <w:t xml:space="preserve">   → como</w:t>
       </w:r>
     </w:p>
     <w:p>
@@ -22854,6 +24356,50 @@
         <w:t xml:space="preserve">ESCOLHA  </w:t>
       </w:r>
       <w:r>
+        <w:t xml:space="preserve">“E os robôs?”</w:t>
+      </w:r>
+      <w:r>
+        <w:rPr>
+          <w:color w:val="7A8794"/>
+        </w:rPr>
+        <w:t xml:space="preserve">   → robos</w:t>
+      </w:r>
+    </w:p>
+    <w:p>
+      <w:pPr>
+        <w:pStyle w:val="Escolha"/>
+      </w:pPr>
+      <w:r>
+        <w:rPr>
+          <w:b/>
+          <w:bCs/>
+          <w:color w:val="2A7F8E"/>
+        </w:rPr>
+        <w:t xml:space="preserve">ESCOLHA  </w:t>
+      </w:r>
+      <w:r>
+        <w:t xml:space="preserve">“Por que desconfiar do Henrique?”</w:t>
+      </w:r>
+      <w:r>
+        <w:rPr>
+          <w:color w:val="7A8794"/>
+        </w:rPr>
+        <w:t xml:space="preserve">   → henrique</w:t>
+      </w:r>
+    </w:p>
+    <w:p>
+      <w:pPr>
+        <w:pStyle w:val="Escolha"/>
+      </w:pPr>
+      <w:r>
+        <w:rPr>
+          <w:b/>
+          <w:bCs/>
+          <w:color w:val="2A7F8E"/>
+        </w:rPr>
+        <w:t xml:space="preserve">ESCOLHA  </w:t>
+      </w:r>
+      <w:r>
         <w:t xml:space="preserve">“Até mais, Zane.”</w:t>
       </w:r>
       <w:r>
@@ -22892,6 +24438,222 @@
       </w:pPr>
       <w:r>
         <w:t xml:space="preserve">Vai com calma. E apaga a lanterna na hora certa!</w:t>
+      </w:r>
+    </w:p>
+    <w:p>
+      <w:pPr>
+        <w:pStyle w:val="Condicao"/>
+      </w:pPr>
+      <w:r>
+        <w:t xml:space="preserve">QUANDO O SEGUNDO NÓ CAI</w:t>
+      </w:r>
+    </w:p>
+    <w:p>
+      <w:pPr>
+        <w:pStyle w:val="NotaTime"/>
+        <w:spacing w:after="60"/>
+      </w:pPr>
+      <w:r>
+        <w:t xml:space="preserve">Transmissão grupo_labirinto_02  (dados/transmissoes/grupo_labirinto_02.tres), conversa do grupo</w:t>
+      </w:r>
+    </w:p>
+    <w:p>
+      <w:pPr>
+        <w:pStyle w:val="Personagem"/>
+      </w:pPr>
+      <w:r>
+        <w:t xml:space="preserve">ZANE (RÁDIO)</w:t>
+      </w:r>
+    </w:p>
+    <w:p>
+      <w:pPr>
+        <w:pStyle w:val="Dialogo"/>
+      </w:pPr>
+      <w:r>
+        <w:t xml:space="preserve">Chhh... Dois de três! Tá voando, Gabriel.</w:t>
+      </w:r>
+    </w:p>
+    <w:p>
+      <w:pPr>
+        <w:pStyle w:val="Personagem"/>
+      </w:pPr>
+      <w:r>
+        <w:t xml:space="preserve">GABRIEL (RÁDIO)</w:t>
+      </w:r>
+    </w:p>
+    <w:p>
+      <w:pPr>
+        <w:pStyle w:val="Dialogo"/>
+      </w:pPr>
+      <w:r>
+        <w:t xml:space="preserve">Pergunta. Alguém aqui desmontou um robô na Biblioteca?</w:t>
+      </w:r>
+    </w:p>
+    <w:p>
+      <w:pPr>
+        <w:pStyle w:val="Personagem"/>
+      </w:pPr>
+      <w:r>
+        <w:t xml:space="preserve">ZANE (RÁDIO)</w:t>
+      </w:r>
+    </w:p>
+    <w:p>
+      <w:pPr>
+        <w:pStyle w:val="Dialogo"/>
+      </w:pPr>
+      <w:r>
+        <w:t xml:space="preserve">Desmontar? Com que ferramenta? Eu mal encosto num.</w:t>
+      </w:r>
+    </w:p>
+    <w:p>
+      <w:pPr>
+        <w:pStyle w:val="Personagem"/>
+      </w:pPr>
+      <w:r>
+        <w:t xml:space="preserve">CLARICE (RÁDIO)</w:t>
+      </w:r>
+    </w:p>
+    <w:p>
+      <w:pPr>
+        <w:pStyle w:val="Dialogo"/>
+      </w:pPr>
+      <w:r>
+        <w:t xml:space="preserve">Eu não. Por quê?</w:t>
+      </w:r>
+    </w:p>
+    <w:p>
+      <w:pPr>
+        <w:pStyle w:val="Personagem"/>
+      </w:pPr>
+      <w:r>
+        <w:t xml:space="preserve">GABRIEL (RÁDIO)</w:t>
+      </w:r>
+    </w:p>
+    <w:p>
+      <w:pPr>
+        <w:pStyle w:val="Dialogo"/>
+      </w:pPr>
+      <w:r>
+        <w:t xml:space="preserve">Tinha um acampamento entre as raízes da árvore. Vela, luneta rachada, um robô aberto peça por peça. E um diário. De 1750.</w:t>
+      </w:r>
+    </w:p>
+    <w:p>
+      <w:pPr>
+        <w:pStyle w:val="Personagem"/>
+      </w:pPr>
+      <w:r>
+        <w:t xml:space="preserve">DIANA (RÁDIO)</w:t>
+      </w:r>
+    </w:p>
+    <w:p>
+      <w:pPr>
+        <w:pStyle w:val="Dialogo"/>
+      </w:pPr>
+      <w:r>
+        <w:t xml:space="preserve">1750?! Isso é antes de tudo! Antes da obra, antes da cidade, antes de... tudo!</w:t>
+      </w:r>
+    </w:p>
+    <w:p>
+      <w:pPr>
+        <w:pStyle w:val="Personagem"/>
+      </w:pPr>
+      <w:r>
+        <w:t xml:space="preserve">CLARICE (RÁDIO)</w:t>
+      </w:r>
+    </w:p>
+    <w:p>
+      <w:pPr>
+        <w:pStyle w:val="Dialogo"/>
+      </w:pPr>
+      <w:r>
+        <w:t xml:space="preserve">Na frequência não tem ninguém de 1750. Eu saberia. Eu anoto tudo.</w:t>
+      </w:r>
+    </w:p>
+    <w:p>
+      <w:pPr>
+        <w:pStyle w:val="Personagem"/>
+      </w:pPr>
+      <w:r>
+        <w:t xml:space="preserve">ZANE (RÁDIO)</w:t>
+      </w:r>
+    </w:p>
+    <w:p>
+      <w:pPr>
+        <w:pStyle w:val="Dialogo"/>
+      </w:pPr>
+      <w:r>
+        <w:t xml:space="preserve">Então tem alguém fora da rede. Sozinho. Sem rádio.</w:t>
+      </w:r>
+    </w:p>
+    <w:p>
+      <w:pPr>
+        <w:pStyle w:val="Personagem"/>
+      </w:pPr>
+      <w:r>
+        <w:t xml:space="preserve">CLARICE (RÁDIO)</w:t>
+      </w:r>
+    </w:p>
+    <w:p>
+      <w:pPr>
+        <w:pStyle w:val="Dialogo"/>
+      </w:pPr>
+      <w:r>
+        <w:t xml:space="preserve">Sozinho. Eu sei como é isso.</w:t>
+      </w:r>
+    </w:p>
+    <w:p>
+      <w:pPr>
+        <w:pStyle w:val="Personagem"/>
+      </w:pPr>
+      <w:r>
+        <w:t xml:space="preserve">ZANE (RÁDIO)</w:t>
+      </w:r>
+    </w:p>
+    <w:p>
+      <w:pPr>
+        <w:pStyle w:val="Dialogo"/>
+      </w:pPr>
+      <w:r>
+        <w:t xml:space="preserve">Depois a gente pensa nisso. Deu lag, Gabriel? O terceiro nó não cai sozinho.</w:t>
+      </w:r>
+    </w:p>
+    <w:p>
+      <w:pPr>
+        <w:pStyle w:val="Jogabilidade"/>
+      </w:pPr>
+      <w:r>
+        <w:rPr>
+          <w:b/>
+          <w:bCs/>
+          <w:color w:val="2A7F8E"/>
+        </w:rPr>
+        <w:t xml:space="preserve">CADERNO  </w:t>
+      </w:r>
+      <w:r>
+        <w:rPr>
+          <w:b/>
+          <w:bCs/>
+        </w:rPr>
+        <w:t xml:space="preserve">Alguém de 1750.</w:t>
+      </w:r>
+      <w:r>
+        <w:rPr>
+          <w:i/>
+          <w:iCs/>
+        </w:rPr>
+        <w:t xml:space="preserve"> Contei do acampamento e do diário de 1750 que achei na Biblioteca. Ninguém na frequência é de lá: tem mais alguém no campus, fora da rede, sozinho e sem rádio.</w:t>
+      </w:r>
+    </w:p>
+    <w:p>
+      <w:pPr>
+        <w:pStyle w:val="Jogabilidade"/>
+      </w:pPr>
+      <w:r>
+        <w:rPr>
+          <w:i/>
+          <w:iCs/>
+        </w:rPr>
+        <w:t xml:space="preserve">A Clarice disse que sabe como é isso.</w:t>
       </w:r>
     </w:p>
     <w:p>
@@ -23322,7 +25084,23 @@
         <w:pStyle w:val="Dialogo"/>
       </w:pPr>
       <w:r>
-        <w:t xml:space="preserve">Pronto, destravou. O duto sai na passarela do Centro de Convivência, em cima de uma praça de alimentação: o elevador de carga que desce pro bunker fica lá nos fundos. Vai lá, eu te guio pelo rádio!</w:t>
+        <w:t xml:space="preserve">Pronto, destravou. O duto sai na passarela do Centro de Convivência, em cima de uma praça de alimentação: o elevador de carga que desce pro bunker fica lá nos fundos.</w:t>
+      </w:r>
+    </w:p>
+    <w:p>
+      <w:pPr>
+        <w:pStyle w:val="Personagem"/>
+      </w:pPr>
+      <w:r>
+        <w:t xml:space="preserve">ZANE (desconfiado)</w:t>
+      </w:r>
+    </w:p>
+    <w:p>
+      <w:pPr>
+        <w:pStyle w:val="Dialogo"/>
+      </w:pPr>
+      <w:r>
+        <w:t xml:space="preserve">E a trava do bunker soltou junto. Vai na frente, eu te guio pelo rádio. E fica de olho no Henrique, tá?</w:t>
       </w:r>
     </w:p>
     <w:p>
@@ -23361,7 +25139,7 @@
           <w:i/>
           <w:iCs/>
         </w:rPr>
-        <w:t xml:space="preserve">O Zane o abriu. O duto sai na passarela do Centro de Convivência, por onde dá para chegar ao elevador de carga do bunker. O Zane continua no rádio comigo.</w:t>
+        <w:t xml:space="preserve">O Zane o abriu. O duto sai na passarela do Centro de Convivência, por onde dá para chegar ao elevador de carga do bunker. A trava do bunker soltou junto. O Zane continua no rádio comigo e pediu que eu fique de olho no Henrique.</w:t>
       </w:r>
     </w:p>
     <w:p>
@@ -24007,7 +25785,7 @@
           </w:tcPr>
           <w:p>
             <w:r>
-              <w:t xml:space="preserve">Apresenta o problema: a saída está lacrada e a trava lê três nós de controle.</w:t>
+              <w:t xml:space="preserve">Apresenta o problema: a mesma trava lacra a saída e o bunker, e lê três nós de controle. O Zane desconfia do Henrique.</w:t>
             </w:r>
           </w:p>
         </w:tc>
@@ -24165,7 +25943,7 @@
                 <w:sz w:val="15"/>
                 <w:szCs w:val="15"/>
               </w:rPr>
-              <w:t xml:space="preserve">zane_labirinto_de_novo</w:t>
+              <w:t xml:space="preserve">grupo_labirinto_01</w:t>
             </w:r>
           </w:p>
         </w:tc>
@@ -24188,7 +25966,7 @@
           </w:tcPr>
           <w:p>
             <w:r>
-              <w:t xml:space="preserve">Zane</w:t>
+              <w:t xml:space="preserve">Clarice, Zane, Gabriel</w:t>
             </w:r>
           </w:p>
         </w:tc>
@@ -24211,7 +25989,7 @@
           </w:tcPr>
           <w:p>
             <w:r>
-              <w:t xml:space="preserve">em pessoa</w:t>
+              <w:t xml:space="preserve">rádio</w:t>
             </w:r>
           </w:p>
         </w:tc>
@@ -24234,7 +26012,7 @@
           </w:tcPr>
           <w:p>
             <w:r>
-              <w:t xml:space="preserve">Cena 3.2. Se gabriel voltar à oficina enquanto os nós não caíram</w:t>
+              <w:t xml:space="preserve">Cena 3.1. Depois de receber o notebook</w:t>
             </w:r>
           </w:p>
         </w:tc>
@@ -24257,7 +26035,7 @@
           </w:tcPr>
           <w:p>
             <w:r>
-              <w:t xml:space="preserve">Dicas: como invadir um nó e como são os robôs.</w:t>
+              <w:t xml:space="preserve">O Henrique diz que as câmeras do subsolo não chegam até ele. O Zane acha estranho.</w:t>
             </w:r>
           </w:p>
         </w:tc>
@@ -24290,7 +26068,7 @@
                 <w:sz w:val="15"/>
                 <w:szCs w:val="15"/>
               </w:rPr>
-              <w:t xml:space="preserve">zane_labirinto_01</w:t>
+              <w:t xml:space="preserve">zane_labirinto_de_novo</w:t>
             </w:r>
           </w:p>
         </w:tc>
@@ -24313,7 +26091,7 @@
           </w:tcPr>
           <w:p>
             <w:r>
-              <w:t xml:space="preserve">ZANE</w:t>
+              <w:t xml:space="preserve">Zane</w:t>
             </w:r>
           </w:p>
         </w:tc>
@@ -24336,7 +26114,7 @@
           </w:tcPr>
           <w:p>
             <w:r>
-              <w:t xml:space="preserve">rádio</w:t>
+              <w:t xml:space="preserve">em pessoa</w:t>
             </w:r>
           </w:p>
         </w:tc>
@@ -24359,7 +26137,7 @@
           </w:tcPr>
           <w:p>
             <w:r>
-              <w:t xml:space="preserve">Cena 3.2. Quando o terceiro nó cai</w:t>
+              <w:t xml:space="preserve">Cena 3.2. Se gabriel voltar à oficina enquanto os nós não caíram</w:t>
             </w:r>
           </w:p>
         </w:tc>
@@ -24382,7 +26160,7 @@
           </w:tcPr>
           <w:p>
             <w:r>
-              <w:t xml:space="preserve">Chama Gabriel de volta à oficina.</w:t>
+              <w:t xml:space="preserve">Dicas: como invadir um nó, como são os robôs e por que desconfiar do Henrique.</w:t>
             </w:r>
           </w:p>
         </w:tc>
@@ -24415,6 +26193,256 @@
                 <w:sz w:val="15"/>
                 <w:szCs w:val="15"/>
               </w:rPr>
+              <w:t xml:space="preserve">grupo_labirinto_02</w:t>
+            </w:r>
+          </w:p>
+        </w:tc>
+        <w:tc>
+          <w:tcPr>
+            <w:tcW w:type="dxa" w:w="1200"/>
+            <w:tcBorders>
+              <w:top w:val="single" w:color="BFC9D1" w:sz="4"/>
+              <w:left w:val="single" w:color="BFC9D1" w:sz="4"/>
+              <w:bottom w:val="single" w:color="BFC9D1" w:sz="4"/>
+              <w:right w:val="single" w:color="BFC9D1" w:sz="4"/>
+            </w:tcBorders>
+            <w:tcMar>
+              <w:top w:type="dxa" w:w="70"/>
+              <w:left w:type="dxa" w:w="110"/>
+              <w:bottom w:type="dxa" w:w="70"/>
+              <w:right w:type="dxa" w:w="110"/>
+            </w:tcMar>
+            <w:vAlign w:val="top"/>
+          </w:tcPr>
+          <w:p>
+            <w:r>
+              <w:t xml:space="preserve">Zane, Gabriel, Clarice, Diana</w:t>
+            </w:r>
+          </w:p>
+        </w:tc>
+        <w:tc>
+          <w:tcPr>
+            <w:tcW w:type="dxa" w:w="1100"/>
+            <w:tcBorders>
+              <w:top w:val="single" w:color="BFC9D1" w:sz="4"/>
+              <w:left w:val="single" w:color="BFC9D1" w:sz="4"/>
+              <w:bottom w:val="single" w:color="BFC9D1" w:sz="4"/>
+              <w:right w:val="single" w:color="BFC9D1" w:sz="4"/>
+            </w:tcBorders>
+            <w:tcMar>
+              <w:top w:type="dxa" w:w="70"/>
+              <w:left w:type="dxa" w:w="110"/>
+              <w:bottom w:type="dxa" w:w="70"/>
+              <w:right w:type="dxa" w:w="110"/>
+            </w:tcMar>
+            <w:vAlign w:val="top"/>
+          </w:tcPr>
+          <w:p>
+            <w:r>
+              <w:t xml:space="preserve">rádio</w:t>
+            </w:r>
+          </w:p>
+        </w:tc>
+        <w:tc>
+          <w:tcPr>
+            <w:tcW w:type="dxa" w:w="2000"/>
+            <w:tcBorders>
+              <w:top w:val="single" w:color="BFC9D1" w:sz="4"/>
+              <w:left w:val="single" w:color="BFC9D1" w:sz="4"/>
+              <w:bottom w:val="single" w:color="BFC9D1" w:sz="4"/>
+              <w:right w:val="single" w:color="BFC9D1" w:sz="4"/>
+            </w:tcBorders>
+            <w:tcMar>
+              <w:top w:type="dxa" w:w="70"/>
+              <w:left w:type="dxa" w:w="110"/>
+              <w:bottom w:type="dxa" w:w="70"/>
+              <w:right w:type="dxa" w:w="110"/>
+            </w:tcMar>
+            <w:vAlign w:val="top"/>
+          </w:tcPr>
+          <w:p>
+            <w:r>
+              <w:t xml:space="preserve">Cena 3.2. Quando o segundo nó cai</w:t>
+            </w:r>
+          </w:p>
+        </w:tc>
+        <w:tc>
+          <w:tcPr>
+            <w:tcW w:type="dxa" w:w="2426"/>
+            <w:tcBorders>
+              <w:top w:val="single" w:color="BFC9D1" w:sz="4"/>
+              <w:left w:val="single" w:color="BFC9D1" w:sz="4"/>
+              <w:bottom w:val="single" w:color="BFC9D1" w:sz="4"/>
+              <w:right w:val="single" w:color="BFC9D1" w:sz="4"/>
+            </w:tcBorders>
+            <w:tcMar>
+              <w:top w:type="dxa" w:w="70"/>
+              <w:left w:type="dxa" w:w="110"/>
+              <w:bottom w:type="dxa" w:w="70"/>
+              <w:right w:type="dxa" w:w="110"/>
+            </w:tcMar>
+            <w:vAlign w:val="top"/>
+          </w:tcPr>
+          <w:p>
+            <w:r>
+              <w:t xml:space="preserve">O Gabriel conta do acampamento e do diário: há alguém de 1750 fora da frequência.</w:t>
+            </w:r>
+          </w:p>
+        </w:tc>
+      </w:tr>
+      <w:tr>
+        <w:trPr>
+          <w:trHeight w:val="480" w:hRule="atLeast"/>
+        </w:trPr>
+        <w:tc>
+          <w:tcPr>
+            <w:tcW w:type="dxa" w:w="2300"/>
+            <w:tcBorders>
+              <w:top w:val="single" w:color="BFC9D1" w:sz="4"/>
+              <w:left w:val="single" w:color="BFC9D1" w:sz="4"/>
+              <w:bottom w:val="single" w:color="BFC9D1" w:sz="4"/>
+              <w:right w:val="single" w:color="BFC9D1" w:sz="4"/>
+            </w:tcBorders>
+            <w:tcMar>
+              <w:top w:type="dxa" w:w="70"/>
+              <w:left w:type="dxa" w:w="110"/>
+              <w:bottom w:type="dxa" w:w="70"/>
+              <w:right w:type="dxa" w:w="110"/>
+            </w:tcMar>
+            <w:vAlign w:val="top"/>
+          </w:tcPr>
+          <w:p>
+            <w:r>
+              <w:rPr>
+                <w:rFonts w:ascii="Courier New" w:cs="Courier New" w:eastAsia="Courier New" w:hAnsi="Courier New"/>
+                <w:sz w:val="15"/>
+                <w:szCs w:val="15"/>
+              </w:rPr>
+              <w:t xml:space="preserve">zane_labirinto_01</w:t>
+            </w:r>
+          </w:p>
+        </w:tc>
+        <w:tc>
+          <w:tcPr>
+            <w:tcW w:type="dxa" w:w="1200"/>
+            <w:tcBorders>
+              <w:top w:val="single" w:color="BFC9D1" w:sz="4"/>
+              <w:left w:val="single" w:color="BFC9D1" w:sz="4"/>
+              <w:bottom w:val="single" w:color="BFC9D1" w:sz="4"/>
+              <w:right w:val="single" w:color="BFC9D1" w:sz="4"/>
+            </w:tcBorders>
+            <w:tcMar>
+              <w:top w:type="dxa" w:w="70"/>
+              <w:left w:type="dxa" w:w="110"/>
+              <w:bottom w:type="dxa" w:w="70"/>
+              <w:right w:type="dxa" w:w="110"/>
+            </w:tcMar>
+            <w:vAlign w:val="top"/>
+          </w:tcPr>
+          <w:p>
+            <w:r>
+              <w:t xml:space="preserve">ZANE</w:t>
+            </w:r>
+          </w:p>
+        </w:tc>
+        <w:tc>
+          <w:tcPr>
+            <w:tcW w:type="dxa" w:w="1100"/>
+            <w:tcBorders>
+              <w:top w:val="single" w:color="BFC9D1" w:sz="4"/>
+              <w:left w:val="single" w:color="BFC9D1" w:sz="4"/>
+              <w:bottom w:val="single" w:color="BFC9D1" w:sz="4"/>
+              <w:right w:val="single" w:color="BFC9D1" w:sz="4"/>
+            </w:tcBorders>
+            <w:tcMar>
+              <w:top w:type="dxa" w:w="70"/>
+              <w:left w:type="dxa" w:w="110"/>
+              <w:bottom w:type="dxa" w:w="70"/>
+              <w:right w:type="dxa" w:w="110"/>
+            </w:tcMar>
+            <w:vAlign w:val="top"/>
+          </w:tcPr>
+          <w:p>
+            <w:r>
+              <w:t xml:space="preserve">rádio</w:t>
+            </w:r>
+          </w:p>
+        </w:tc>
+        <w:tc>
+          <w:tcPr>
+            <w:tcW w:type="dxa" w:w="2000"/>
+            <w:tcBorders>
+              <w:top w:val="single" w:color="BFC9D1" w:sz="4"/>
+              <w:left w:val="single" w:color="BFC9D1" w:sz="4"/>
+              <w:bottom w:val="single" w:color="BFC9D1" w:sz="4"/>
+              <w:right w:val="single" w:color="BFC9D1" w:sz="4"/>
+            </w:tcBorders>
+            <w:tcMar>
+              <w:top w:type="dxa" w:w="70"/>
+              <w:left w:type="dxa" w:w="110"/>
+              <w:bottom w:type="dxa" w:w="70"/>
+              <w:right w:type="dxa" w:w="110"/>
+            </w:tcMar>
+            <w:vAlign w:val="top"/>
+          </w:tcPr>
+          <w:p>
+            <w:r>
+              <w:t xml:space="preserve">Cena 3.2. Quando o terceiro nó cai</w:t>
+            </w:r>
+          </w:p>
+        </w:tc>
+        <w:tc>
+          <w:tcPr>
+            <w:tcW w:type="dxa" w:w="2426"/>
+            <w:tcBorders>
+              <w:top w:val="single" w:color="BFC9D1" w:sz="4"/>
+              <w:left w:val="single" w:color="BFC9D1" w:sz="4"/>
+              <w:bottom w:val="single" w:color="BFC9D1" w:sz="4"/>
+              <w:right w:val="single" w:color="BFC9D1" w:sz="4"/>
+            </w:tcBorders>
+            <w:tcMar>
+              <w:top w:type="dxa" w:w="70"/>
+              <w:left w:type="dxa" w:w="110"/>
+              <w:bottom w:type="dxa" w:w="70"/>
+              <w:right w:type="dxa" w:w="110"/>
+            </w:tcMar>
+            <w:vAlign w:val="top"/>
+          </w:tcPr>
+          <w:p>
+            <w:r>
+              <w:t xml:space="preserve">Chama Gabriel de volta à oficina.</w:t>
+            </w:r>
+          </w:p>
+        </w:tc>
+      </w:tr>
+      <w:tr>
+        <w:trPr>
+          <w:trHeight w:val="480" w:hRule="atLeast"/>
+        </w:trPr>
+        <w:tc>
+          <w:tcPr>
+            <w:tcW w:type="dxa" w:w="2300"/>
+            <w:tcBorders>
+              <w:top w:val="single" w:color="BFC9D1" w:sz="4"/>
+              <w:left w:val="single" w:color="BFC9D1" w:sz="4"/>
+              <w:bottom w:val="single" w:color="BFC9D1" w:sz="4"/>
+              <w:right w:val="single" w:color="BFC9D1" w:sz="4"/>
+            </w:tcBorders>
+            <w:tcMar>
+              <w:top w:type="dxa" w:w="70"/>
+              <w:left w:type="dxa" w:w="110"/>
+              <w:bottom w:type="dxa" w:w="70"/>
+              <w:right w:type="dxa" w:w="110"/>
+            </w:tcMar>
+            <w:vAlign w:val="top"/>
+          </w:tcPr>
+          <w:p>
+            <w:r>
+              <w:rPr>
+                <w:rFonts w:ascii="Courier New" w:cs="Courier New" w:eastAsia="Courier New" w:hAnsi="Courier New"/>
+                <w:sz w:val="15"/>
+                <w:szCs w:val="15"/>
+              </w:rPr>
               <w:t xml:space="preserve">zane_labirinto_alcapao</w:t>
             </w:r>
           </w:p>
@@ -24507,7 +26535,7 @@
           </w:tcPr>
           <w:p>
             <w:r>
-              <w:t xml:space="preserve">Revela a saída: um duto até a passarela do Centro de Convivência.</w:t>
+              <w:t xml:space="preserve">Revela a saída: um duto até a passarela do Centro de Convivência. A trava do bunker soltou junto: "fica de olho no Henrique".</w:t>
             </w:r>
           </w:p>
         </w:tc>
@@ -25672,7 +27700,7 @@
           </w:tcPr>
           <w:p>
             <w:r>
-              <w:t xml:space="preserve">Gabriel. Zane guia pelo rádio, sem ninguém em pessoa no local. Robôs: duas Sentinelas e Rastreadores.</w:t>
+              <w:t xml:space="preserve">Gabriel. Zane guia pelo rádio, sem ninguém em pessoa no local; Clarice e Diana também falam na frequência. Robôs: duas Sentinelas e Rastreadores.</w:t>
             </w:r>
           </w:p>
         </w:tc>
@@ -26957,6 +28985,206 @@
     </w:p>
     <w:p>
       <w:pPr>
+        <w:pStyle w:val="Condicao"/>
+      </w:pPr>
+      <w:r>
+        <w:t xml:space="preserve">AO DESCER DA PASSARELA PARA A PRAÇA CENTRAL</w:t>
+      </w:r>
+    </w:p>
+    <w:p>
+      <w:pPr>
+        <w:pStyle w:val="NotaTime"/>
+        <w:spacing w:after="60"/>
+      </w:pPr>
+      <w:r>
+        <w:t xml:space="preserve">Transmissão grupo_convivencia_01  (dados/transmissoes/grupo_convivencia_01.tres), conversa do grupo</w:t>
+      </w:r>
+    </w:p>
+    <w:p>
+      <w:pPr>
+        <w:pStyle w:val="Personagem"/>
+      </w:pPr>
+      <w:r>
+        <w:t xml:space="preserve">ZANE (RÁDIO)</w:t>
+      </w:r>
+    </w:p>
+    <w:p>
+      <w:pPr>
+        <w:pStyle w:val="Dialogo"/>
+      </w:pPr>
+      <w:r>
+        <w:t xml:space="preserve">Chhh... Frequência aberta. A Diana quer falar com você e não me deixa em paz.</w:t>
+      </w:r>
+    </w:p>
+    <w:p>
+      <w:pPr>
+        <w:pStyle w:val="Personagem"/>
+      </w:pPr>
+      <w:r>
+        <w:t xml:space="preserve">DIANA (RÁDIO)</w:t>
+      </w:r>
+    </w:p>
+    <w:p>
+      <w:pPr>
+        <w:pStyle w:val="Dialogo"/>
+      </w:pPr>
+      <w:r>
+        <w:t xml:space="preserve">Não é verdade! É só... é aquela praça grande? Com árvores?</w:t>
+      </w:r>
+    </w:p>
+    <w:p>
+      <w:pPr>
+        <w:pStyle w:val="Personagem"/>
+      </w:pPr>
+      <w:r>
+        <w:t xml:space="preserve">GABRIEL (RÁDIO)</w:t>
+      </w:r>
+    </w:p>
+    <w:p>
+      <w:pPr>
+        <w:pStyle w:val="Dialogo"/>
+      </w:pPr>
+      <w:r>
+        <w:t xml:space="preserve">Árvores maiores que o prédio. Furando a cúpula.</w:t>
+      </w:r>
+    </w:p>
+    <w:p>
+      <w:pPr>
+        <w:pStyle w:val="Personagem"/>
+      </w:pPr>
+      <w:r>
+        <w:t xml:space="preserve">DIANA (RÁDIO)</w:t>
+      </w:r>
+    </w:p>
+    <w:p>
+      <w:pPr>
+        <w:pStyle w:val="Dialogo"/>
+      </w:pPr>
+      <w:r>
+        <w:t xml:space="preserve">Na obra, a gente plantou umas mudas num pátio. Desse tamanhinho. Será que são as mesmas?</w:t>
+      </w:r>
+    </w:p>
+    <w:p>
+      <w:pPr>
+        <w:pStyle w:val="Personagem"/>
+      </w:pPr>
+      <w:r>
+        <w:t xml:space="preserve">GABRIEL (RÁDIO)</w:t>
+      </w:r>
+    </w:p>
+    <w:p>
+      <w:pPr>
+        <w:pStyle w:val="Dialogo"/>
+      </w:pPr>
+      <w:r>
+        <w:t xml:space="preserve">Se forem, cresceram bem.</w:t>
+      </w:r>
+    </w:p>
+    <w:p>
+      <w:pPr>
+        <w:pStyle w:val="Personagem"/>
+      </w:pPr>
+      <w:r>
+        <w:t xml:space="preserve">ZANE (RÁDIO)</w:t>
+      </w:r>
+    </w:p>
+    <w:p>
+      <w:pPr>
+        <w:pStyle w:val="Dialogo"/>
+      </w:pPr>
+      <w:r>
+        <w:t xml:space="preserve">Mil anos de rega. Cromado.</w:t>
+      </w:r>
+    </w:p>
+    <w:p>
+      <w:pPr>
+        <w:pStyle w:val="Personagem"/>
+      </w:pPr>
+      <w:r>
+        <w:t xml:space="preserve">CLARICE (RÁDIO)</w:t>
+      </w:r>
+    </w:p>
+    <w:p>
+      <w:pPr>
+        <w:pStyle w:val="Dialogo"/>
+      </w:pPr>
+      <w:r>
+        <w:t xml:space="preserve">Diana, deixa o menino. Duas Sentinelas, lembra?</w:t>
+      </w:r>
+    </w:p>
+    <w:p>
+      <w:pPr>
+        <w:pStyle w:val="Personagem"/>
+      </w:pPr>
+      <w:r>
+        <w:t xml:space="preserve">DIANA (RÁDIO)</w:t>
+      </w:r>
+    </w:p>
+    <w:p>
+      <w:pPr>
+        <w:pStyle w:val="Dialogo"/>
+      </w:pPr>
+      <w:r>
+        <w:t xml:space="preserve">Eu sei! Eu só queria que alguma coisa aqui ainda fosse... nossa.</w:t>
+      </w:r>
+    </w:p>
+    <w:p>
+      <w:pPr>
+        <w:pStyle w:val="Personagem"/>
+      </w:pPr>
+      <w:r>
+        <w:t xml:space="preserve">GABRIEL (RÁDIO)</w:t>
+      </w:r>
+    </w:p>
+    <w:p>
+      <w:pPr>
+        <w:pStyle w:val="Dialogo"/>
+      </w:pPr>
+      <w:r>
+        <w:t xml:space="preserve">Vou passar por baixo delas. Com cuidado.</w:t>
+      </w:r>
+    </w:p>
+    <w:p>
+      <w:pPr>
+        <w:pStyle w:val="Jogabilidade"/>
+      </w:pPr>
+      <w:r>
+        <w:rPr>
+          <w:b/>
+          <w:bCs/>
+          <w:color w:val="2A7F8E"/>
+        </w:rPr>
+        <w:t xml:space="preserve">CADERNO  </w:t>
+      </w:r>
+      <w:r>
+        <w:rPr>
+          <w:b/>
+          <w:bCs/>
+        </w:rPr>
+        <w:t xml:space="preserve">As árvores da praça.</w:t>
+      </w:r>
+      <w:r>
+        <w:rPr>
+          <w:i/>
+          <w:iCs/>
+        </w:rPr>
+        <w:t xml:space="preserve"> A Diana acha que as árvores da praça podem ser as mudas que plantaram no pátio da obra, em 1978. Hoje passam da cúpula.</w:t>
+      </w:r>
+    </w:p>
+    <w:p>
+      <w:pPr>
+        <w:pStyle w:val="Jogabilidade"/>
+      </w:pPr>
+      <w:r>
+        <w:rPr>
+          <w:i/>
+          <w:iCs/>
+        </w:rPr>
+        <w:t xml:space="preserve">Servem de cobertura contra as Sentinelas.</w:t>
+      </w:r>
+    </w:p>
+    <w:p>
+      <w:pPr>
         <w:spacing w:after="200"/>
       </w:pPr>
     </w:p>
@@ -28049,6 +30277,254 @@
     </w:p>
     <w:p>
       <w:pPr>
+        <w:pStyle w:val="Condicao"/>
+      </w:pPr>
+      <w:r>
+        <w:t xml:space="preserve">NO CHURRASCO SOLAR, COM O ELEVADOR JÁ LIBERADO</w:t>
+      </w:r>
+    </w:p>
+    <w:p>
+      <w:pPr>
+        <w:pStyle w:val="NotaTime"/>
+        <w:spacing w:after="60"/>
+      </w:pPr>
+      <w:r>
+        <w:t xml:space="preserve">Transmissão grupo_convivencia_03  (dados/transmissoes/grupo_convivencia_03.tres), conversa do grupo</w:t>
+      </w:r>
+    </w:p>
+    <w:p>
+      <w:pPr>
+        <w:pStyle w:val="Personagem"/>
+      </w:pPr>
+      <w:r>
+        <w:t xml:space="preserve">CLARICE (RÁDIO)</w:t>
+      </w:r>
+    </w:p>
+    <w:p>
+      <w:pPr>
+        <w:pStyle w:val="Dialogo"/>
+      </w:pPr>
+      <w:r>
+        <w:t xml:space="preserve">Chhh... Gabriel, espera. Recado do Henrique.</w:t>
+      </w:r>
+    </w:p>
+    <w:p>
+      <w:pPr>
+        <w:pStyle w:val="Personagem"/>
+      </w:pPr>
+      <w:r>
+        <w:t xml:space="preserve">GABRIEL (RÁDIO)</w:t>
+      </w:r>
+    </w:p>
+    <w:p>
+      <w:pPr>
+        <w:pStyle w:val="Dialogo"/>
+      </w:pPr>
+      <w:r>
+        <w:t xml:space="preserve">Ele fala comigo agora?</w:t>
+      </w:r>
+    </w:p>
+    <w:p>
+      <w:pPr>
+        <w:pStyle w:val="Personagem"/>
+      </w:pPr>
+      <w:r>
+        <w:t xml:space="preserve">CLARICE (RÁDIO)</w:t>
+      </w:r>
+    </w:p>
+    <w:p>
+      <w:pPr>
+        <w:pStyle w:val="Dialogo"/>
+      </w:pPr>
+      <w:r>
+        <w:t xml:space="preserve">Comigo. Ele pediu pra você não descer. Diz que o bunker é perigoso e que é melhor cada um ficar no seu canto.</w:t>
+      </w:r>
+    </w:p>
+    <w:p>
+      <w:pPr>
+        <w:pStyle w:val="Personagem"/>
+      </w:pPr>
+      <w:r>
+        <w:t xml:space="preserve">ZANE (RÁDIO)</w:t>
+      </w:r>
+    </w:p>
+    <w:p>
+      <w:pPr>
+        <w:pStyle w:val="Dialogo"/>
+      </w:pPr>
+      <w:r>
+        <w:t xml:space="preserve">Claro que ele disse.</w:t>
+      </w:r>
+    </w:p>
+    <w:p>
+      <w:pPr>
+        <w:pStyle w:val="Personagem"/>
+      </w:pPr>
+      <w:r>
+        <w:t xml:space="preserve">CLARICE (RÁDIO)</w:t>
+      </w:r>
+    </w:p>
+    <w:p>
+      <w:pPr>
+        <w:pStyle w:val="Dialogo"/>
+      </w:pPr>
+      <w:r>
+        <w:t xml:space="preserve">Zane.</w:t>
+      </w:r>
+    </w:p>
+    <w:p>
+      <w:pPr>
+        <w:pStyle w:val="Personagem"/>
+      </w:pPr>
+      <w:r>
+        <w:t xml:space="preserve">ZANE (RÁDIO)</w:t>
+      </w:r>
+    </w:p>
+    <w:p>
+      <w:pPr>
+        <w:pStyle w:val="Dialogo"/>
+      </w:pPr>
+      <w:r>
+        <w:t xml:space="preserve">Que foi? Ele tá trancado lá desde antes de mim, e a primeira coisa que pede é que ninguém desça. Fritou, Clarice.</w:t>
+      </w:r>
+    </w:p>
+    <w:p>
+      <w:pPr>
+        <w:pStyle w:val="Personagem"/>
+      </w:pPr>
+      <w:r>
+        <w:t xml:space="preserve">DIANA (RÁDIO)</w:t>
+      </w:r>
+    </w:p>
+    <w:p>
+      <w:pPr>
+        <w:pStyle w:val="Dialogo"/>
+      </w:pPr>
+      <w:r>
+        <w:t xml:space="preserve">E se ele tiver razão? E se lá embaixo for pior?</w:t>
+      </w:r>
+    </w:p>
+    <w:p>
+      <w:pPr>
+        <w:pStyle w:val="Personagem"/>
+      </w:pPr>
+      <w:r>
+        <w:t xml:space="preserve">GABRIEL (RÁDIO)</w:t>
+      </w:r>
+    </w:p>
+    <w:p>
+      <w:pPr>
+        <w:pStyle w:val="Dialogo"/>
+      </w:pPr>
+      <w:r>
+        <w:t xml:space="preserve">Pior que uma praça cheia de robô com holofote?</w:t>
+      </w:r>
+    </w:p>
+    <w:p>
+      <w:pPr>
+        <w:pStyle w:val="Personagem"/>
+      </w:pPr>
+      <w:r>
+        <w:t xml:space="preserve">DIANA (RÁDIO)</w:t>
+      </w:r>
+    </w:p>
+    <w:p>
+      <w:pPr>
+        <w:pStyle w:val="Dialogo"/>
+      </w:pPr>
+      <w:r>
+        <w:t xml:space="preserve">...Não sei. Pode ser!</w:t>
+      </w:r>
+    </w:p>
+    <w:p>
+      <w:pPr>
+        <w:pStyle w:val="Personagem"/>
+      </w:pPr>
+      <w:r>
+        <w:t xml:space="preserve">CLARICE (RÁDIO)</w:t>
+      </w:r>
+    </w:p>
+    <w:p>
+      <w:pPr>
+        <w:pStyle w:val="Dialogo"/>
+      </w:pPr>
+      <w:r>
+        <w:t xml:space="preserve">As dicas dele sempre bateram, Zane. Sempre.</w:t>
+      </w:r>
+    </w:p>
+    <w:p>
+      <w:pPr>
+        <w:pStyle w:val="Personagem"/>
+      </w:pPr>
+      <w:r>
+        <w:t xml:space="preserve">ZANE (RÁDIO)</w:t>
+      </w:r>
+    </w:p>
+    <w:p>
+      <w:pPr>
+        <w:pStyle w:val="Dialogo"/>
+      </w:pPr>
+      <w:r>
+        <w:t xml:space="preserve">Bater, bate. Gabriel, a decisão é sua. O elevador tá zerado.</w:t>
+      </w:r>
+    </w:p>
+    <w:p>
+      <w:pPr>
+        <w:pStyle w:val="Personagem"/>
+      </w:pPr>
+      <w:r>
+        <w:t xml:space="preserve">GABRIEL (RÁDIO)</w:t>
+      </w:r>
+    </w:p>
+    <w:p>
+      <w:pPr>
+        <w:pStyle w:val="Dialogo"/>
+      </w:pPr>
+      <w:r>
+        <w:t xml:space="preserve">Já cheguei até aqui. Vou descer.</w:t>
+      </w:r>
+    </w:p>
+    <w:p>
+      <w:pPr>
+        <w:pStyle w:val="Jogabilidade"/>
+      </w:pPr>
+      <w:r>
+        <w:rPr>
+          <w:b/>
+          <w:bCs/>
+          <w:color w:val="2A7F8E"/>
+        </w:rPr>
+        <w:t xml:space="preserve">CADERNO  </w:t>
+      </w:r>
+      <w:r>
+        <w:rPr>
+          <w:b/>
+          <w:bCs/>
+        </w:rPr>
+        <w:t xml:space="preserve">Recado do Henrique.</w:t>
+      </w:r>
+      <w:r>
+        <w:rPr>
+          <w:i/>
+          <w:iCs/>
+        </w:rPr>
+        <w:t xml:space="preserve"> Pelo rádio, a Clarice passou um recado do Henrique: não descer ao bunker, cada um no seu canto. O Zane não gostou. A Clarice confia nele: as dicas sempre bateram.</w:t>
+      </w:r>
+    </w:p>
+    <w:p>
+      <w:pPr>
+        <w:pStyle w:val="Jogabilidade"/>
+      </w:pPr>
+      <w:r>
+        <w:rPr>
+          <w:i/>
+          <w:iCs/>
+        </w:rPr>
+        <w:t xml:space="preserve">Vou descer.</w:t>
+      </w:r>
+    </w:p>
+    <w:p>
+      <w:pPr>
         <w:pStyle w:val="NotaTime"/>
         <w:spacing w:after="60" w:before="60"/>
       </w:pPr>
@@ -28320,6 +30796,178 @@
       </w:r>
       <w:r>
         <w:t xml:space="preserve">Aviso da loja (2025), ordem de impressão (3026), ingresso, bilhete do lanterninha e os três canhotos.</w:t>
+      </w:r>
+    </w:p>
+    <w:p>
+      <w:pPr>
+        <w:pStyle w:val="Condicao"/>
+      </w:pPr>
+      <w:r>
+        <w:t xml:space="preserve">AO ENTRAR NO HALL DO CINE ANDRÔMEDA</w:t>
+      </w:r>
+    </w:p>
+    <w:p>
+      <w:pPr>
+        <w:pStyle w:val="NotaTime"/>
+        <w:spacing w:after="60"/>
+      </w:pPr>
+      <w:r>
+        <w:t xml:space="preserve">Transmissão grupo_convivencia_02  (dados/transmissoes/grupo_convivencia_02.tres), conversa do grupo</w:t>
+      </w:r>
+    </w:p>
+    <w:p>
+      <w:pPr>
+        <w:pStyle w:val="Personagem"/>
+      </w:pPr>
+      <w:r>
+        <w:t xml:space="preserve">CLARICE (RÁDIO)</w:t>
+      </w:r>
+    </w:p>
+    <w:p>
+      <w:pPr>
+        <w:pStyle w:val="Dialogo"/>
+      </w:pPr>
+      <w:r>
+        <w:t xml:space="preserve">Chhh... O Henrique disse que você entrou num cinema. Num cinema, meu filho. Com robô rondando.</w:t>
+      </w:r>
+    </w:p>
+    <w:p>
+      <w:pPr>
+        <w:pStyle w:val="Personagem"/>
+      </w:pPr>
+      <w:r>
+        <w:t xml:space="preserve">GABRIEL (RÁDIO)</w:t>
+      </w:r>
+    </w:p>
+    <w:p>
+      <w:pPr>
+        <w:pStyle w:val="Dialogo"/>
+      </w:pPr>
+      <w:r>
+        <w:t xml:space="preserve">Tá passando "A Última Transmissão". Sessão das sete e meia.</w:t>
+      </w:r>
+    </w:p>
+    <w:p>
+      <w:pPr>
+        <w:pStyle w:val="Personagem"/>
+      </w:pPr>
+      <w:r>
+        <w:t xml:space="preserve">ZANE (RÁDIO)</w:t>
+      </w:r>
+    </w:p>
+    <w:p>
+      <w:pPr>
+        <w:pStyle w:val="Dialogo"/>
+      </w:pPr>
+      <w:r>
+        <w:t xml:space="preserve">Título apropriado. Eu não confiaria.</w:t>
+      </w:r>
+    </w:p>
+    <w:p>
+      <w:pPr>
+        <w:pStyle w:val="Personagem"/>
+      </w:pPr>
+      <w:r>
+        <w:t xml:space="preserve">DIANA (RÁDIO)</w:t>
+      </w:r>
+    </w:p>
+    <w:p>
+      <w:pPr>
+        <w:pStyle w:val="Dialogo"/>
+      </w:pPr>
+      <w:r>
+        <w:t xml:space="preserve">Eu nunca fui num cinema sozinha. Minha mãe não deixava.</w:t>
+      </w:r>
+    </w:p>
+    <w:p>
+      <w:pPr>
+        <w:pStyle w:val="Personagem"/>
+      </w:pPr>
+      <w:r>
+        <w:t xml:space="preserve">CLARICE (RÁDIO)</w:t>
+      </w:r>
+    </w:p>
+    <w:p>
+      <w:pPr>
+        <w:pStyle w:val="Dialogo"/>
+      </w:pPr>
+      <w:r>
+        <w:t xml:space="preserve">Se tiver papel por aí, junta. Cinema guarda canhoto como eu guardo senha.</w:t>
+      </w:r>
+    </w:p>
+    <w:p>
+      <w:pPr>
+        <w:pStyle w:val="Personagem"/>
+      </w:pPr>
+      <w:r>
+        <w:t xml:space="preserve">GABRIEL (RÁDIO)</w:t>
+      </w:r>
+    </w:p>
+    <w:p>
+      <w:pPr>
+        <w:pStyle w:val="Dialogo"/>
+      </w:pPr>
+      <w:r>
+        <w:t xml:space="preserve">E pipoca de mil anos. Passo.</w:t>
+      </w:r>
+    </w:p>
+    <w:p>
+      <w:pPr>
+        <w:pStyle w:val="Personagem"/>
+      </w:pPr>
+      <w:r>
+        <w:t xml:space="preserve">DIANA (RÁDIO)</w:t>
+      </w:r>
+    </w:p>
+    <w:p>
+      <w:pPr>
+        <w:pStyle w:val="Dialogo"/>
+      </w:pPr>
+      <w:r>
+        <w:t xml:space="preserve">Só não senta! Se sentar, você dorme, e se dormir...</w:t>
+      </w:r>
+    </w:p>
+    <w:p>
+      <w:pPr>
+        <w:pStyle w:val="Personagem"/>
+      </w:pPr>
+      <w:r>
+        <w:t xml:space="preserve">CLARICE (RÁDIO)</w:t>
+      </w:r>
+    </w:p>
+    <w:p>
+      <w:pPr>
+        <w:pStyle w:val="Dialogo"/>
+      </w:pPr>
+      <w:r>
+        <w:t xml:space="preserve">...é o fim. A gente sabe, Diana.</w:t>
+      </w:r>
+    </w:p>
+    <w:p>
+      <w:pPr>
+        <w:pStyle w:val="Jogabilidade"/>
+      </w:pPr>
+      <w:r>
+        <w:rPr>
+          <w:b/>
+          <w:bCs/>
+          <w:color w:val="2A7F8E"/>
+        </w:rPr>
+        <w:t xml:space="preserve">CADERNO  </w:t>
+      </w:r>
+      <w:r>
+        <w:rPr>
+          <w:b/>
+          <w:bCs/>
+        </w:rPr>
+        <w:t xml:space="preserve">O cinema.</w:t>
+      </w:r>
+      <w:r>
+        <w:rPr>
+          <w:i/>
+          <w:iCs/>
+        </w:rPr>
+        <w:t xml:space="preserve"> O Cine Andrômeda ainda mostra "sem sinal". A Clarice disse para juntar os papéis do cinema: cinema guarda canhoto como ela guarda senha.</w:t>
       </w:r>
     </w:p>
     <w:p>
@@ -28949,6 +31597,131 @@
                 <w:sz w:val="15"/>
                 <w:szCs w:val="15"/>
               </w:rPr>
+              <w:t xml:space="preserve">grupo_convivencia_01</w:t>
+            </w:r>
+          </w:p>
+        </w:tc>
+        <w:tc>
+          <w:tcPr>
+            <w:tcW w:type="dxa" w:w="1200"/>
+            <w:tcBorders>
+              <w:top w:val="single" w:color="BFC9D1" w:sz="4"/>
+              <w:left w:val="single" w:color="BFC9D1" w:sz="4"/>
+              <w:bottom w:val="single" w:color="BFC9D1" w:sz="4"/>
+              <w:right w:val="single" w:color="BFC9D1" w:sz="4"/>
+            </w:tcBorders>
+            <w:tcMar>
+              <w:top w:type="dxa" w:w="70"/>
+              <w:left w:type="dxa" w:w="110"/>
+              <w:bottom w:type="dxa" w:w="70"/>
+              <w:right w:type="dxa" w:w="110"/>
+            </w:tcMar>
+            <w:vAlign w:val="top"/>
+          </w:tcPr>
+          <w:p>
+            <w:r>
+              <w:t xml:space="preserve">Zane, Diana, Gabriel, Clarice</w:t>
+            </w:r>
+          </w:p>
+        </w:tc>
+        <w:tc>
+          <w:tcPr>
+            <w:tcW w:type="dxa" w:w="1100"/>
+            <w:tcBorders>
+              <w:top w:val="single" w:color="BFC9D1" w:sz="4"/>
+              <w:left w:val="single" w:color="BFC9D1" w:sz="4"/>
+              <w:bottom w:val="single" w:color="BFC9D1" w:sz="4"/>
+              <w:right w:val="single" w:color="BFC9D1" w:sz="4"/>
+            </w:tcBorders>
+            <w:tcMar>
+              <w:top w:type="dxa" w:w="70"/>
+              <w:left w:type="dxa" w:w="110"/>
+              <w:bottom w:type="dxa" w:w="70"/>
+              <w:right w:type="dxa" w:w="110"/>
+            </w:tcMar>
+            <w:vAlign w:val="top"/>
+          </w:tcPr>
+          <w:p>
+            <w:r>
+              <w:t xml:space="preserve">rádio</w:t>
+            </w:r>
+          </w:p>
+        </w:tc>
+        <w:tc>
+          <w:tcPr>
+            <w:tcW w:type="dxa" w:w="2000"/>
+            <w:tcBorders>
+              <w:top w:val="single" w:color="BFC9D1" w:sz="4"/>
+              <w:left w:val="single" w:color="BFC9D1" w:sz="4"/>
+              <w:bottom w:val="single" w:color="BFC9D1" w:sz="4"/>
+              <w:right w:val="single" w:color="BFC9D1" w:sz="4"/>
+            </w:tcBorders>
+            <w:tcMar>
+              <w:top w:type="dxa" w:w="70"/>
+              <w:left w:type="dxa" w:w="110"/>
+              <w:bottom w:type="dxa" w:w="70"/>
+              <w:right w:type="dxa" w:w="110"/>
+            </w:tcMar>
+            <w:vAlign w:val="top"/>
+          </w:tcPr>
+          <w:p>
+            <w:r>
+              <w:t xml:space="preserve">Cena 4.1. Chegar à praça central</w:t>
+            </w:r>
+          </w:p>
+        </w:tc>
+        <w:tc>
+          <w:tcPr>
+            <w:tcW w:type="dxa" w:w="2426"/>
+            <w:tcBorders>
+              <w:top w:val="single" w:color="BFC9D1" w:sz="4"/>
+              <w:left w:val="single" w:color="BFC9D1" w:sz="4"/>
+              <w:bottom w:val="single" w:color="BFC9D1" w:sz="4"/>
+              <w:right w:val="single" w:color="BFC9D1" w:sz="4"/>
+            </w:tcBorders>
+            <w:tcMar>
+              <w:top w:type="dxa" w:w="70"/>
+              <w:left w:type="dxa" w:w="110"/>
+              <w:bottom w:type="dxa" w:w="70"/>
+              <w:right w:type="dxa" w:w="110"/>
+            </w:tcMar>
+            <w:vAlign w:val="top"/>
+          </w:tcPr>
+          <w:p>
+            <w:r>
+              <w:t xml:space="preserve">A Diana acha que as árvores da praça são as mudas que viu plantar na obra.</w:t>
+            </w:r>
+          </w:p>
+        </w:tc>
+      </w:tr>
+      <w:tr>
+        <w:trPr>
+          <w:trHeight w:val="480" w:hRule="atLeast"/>
+        </w:trPr>
+        <w:tc>
+          <w:tcPr>
+            <w:tcW w:type="dxa" w:w="2300"/>
+            <w:tcBorders>
+              <w:top w:val="single" w:color="BFC9D1" w:sz="4"/>
+              <w:left w:val="single" w:color="BFC9D1" w:sz="4"/>
+              <w:bottom w:val="single" w:color="BFC9D1" w:sz="4"/>
+              <w:right w:val="single" w:color="BFC9D1" w:sz="4"/>
+            </w:tcBorders>
+            <w:tcMar>
+              <w:top w:type="dxa" w:w="70"/>
+              <w:left w:type="dxa" w:w="110"/>
+              <w:bottom w:type="dxa" w:w="70"/>
+              <w:right w:type="dxa" w:w="110"/>
+            </w:tcMar>
+            <w:vAlign w:val="top"/>
+          </w:tcPr>
+          <w:p>
+            <w:r>
+              <w:rPr>
+                <w:rFonts w:ascii="Courier New" w:cs="Courier New" w:eastAsia="Courier New" w:hAnsi="Courier New"/>
+                <w:sz w:val="15"/>
+                <w:szCs w:val="15"/>
+              </w:rPr>
               <w:t xml:space="preserve">zane_convivencia_02</w:t>
             </w:r>
           </w:p>
@@ -29042,6 +31815,256 @@
           <w:p>
             <w:r>
               <w:t xml:space="preserve">O elevador destravou, mas as luzes mudaram a ronda.</w:t>
+            </w:r>
+          </w:p>
+        </w:tc>
+      </w:tr>
+      <w:tr>
+        <w:trPr>
+          <w:trHeight w:val="480" w:hRule="atLeast"/>
+        </w:trPr>
+        <w:tc>
+          <w:tcPr>
+            <w:tcW w:type="dxa" w:w="2300"/>
+            <w:tcBorders>
+              <w:top w:val="single" w:color="BFC9D1" w:sz="4"/>
+              <w:left w:val="single" w:color="BFC9D1" w:sz="4"/>
+              <w:bottom w:val="single" w:color="BFC9D1" w:sz="4"/>
+              <w:right w:val="single" w:color="BFC9D1" w:sz="4"/>
+            </w:tcBorders>
+            <w:tcMar>
+              <w:top w:type="dxa" w:w="70"/>
+              <w:left w:type="dxa" w:w="110"/>
+              <w:bottom w:type="dxa" w:w="70"/>
+              <w:right w:type="dxa" w:w="110"/>
+            </w:tcMar>
+            <w:vAlign w:val="top"/>
+          </w:tcPr>
+          <w:p>
+            <w:r>
+              <w:rPr>
+                <w:rFonts w:ascii="Courier New" w:cs="Courier New" w:eastAsia="Courier New" w:hAnsi="Courier New"/>
+                <w:sz w:val="15"/>
+                <w:szCs w:val="15"/>
+              </w:rPr>
+              <w:t xml:space="preserve">grupo_convivencia_03</w:t>
+            </w:r>
+          </w:p>
+        </w:tc>
+        <w:tc>
+          <w:tcPr>
+            <w:tcW w:type="dxa" w:w="1200"/>
+            <w:tcBorders>
+              <w:top w:val="single" w:color="BFC9D1" w:sz="4"/>
+              <w:left w:val="single" w:color="BFC9D1" w:sz="4"/>
+              <w:bottom w:val="single" w:color="BFC9D1" w:sz="4"/>
+              <w:right w:val="single" w:color="BFC9D1" w:sz="4"/>
+            </w:tcBorders>
+            <w:tcMar>
+              <w:top w:type="dxa" w:w="70"/>
+              <w:left w:type="dxa" w:w="110"/>
+              <w:bottom w:type="dxa" w:w="70"/>
+              <w:right w:type="dxa" w:w="110"/>
+            </w:tcMar>
+            <w:vAlign w:val="top"/>
+          </w:tcPr>
+          <w:p>
+            <w:r>
+              <w:t xml:space="preserve">Clarice, Gabriel, Zane, Diana</w:t>
+            </w:r>
+          </w:p>
+        </w:tc>
+        <w:tc>
+          <w:tcPr>
+            <w:tcW w:type="dxa" w:w="1100"/>
+            <w:tcBorders>
+              <w:top w:val="single" w:color="BFC9D1" w:sz="4"/>
+              <w:left w:val="single" w:color="BFC9D1" w:sz="4"/>
+              <w:bottom w:val="single" w:color="BFC9D1" w:sz="4"/>
+              <w:right w:val="single" w:color="BFC9D1" w:sz="4"/>
+            </w:tcBorders>
+            <w:tcMar>
+              <w:top w:type="dxa" w:w="70"/>
+              <w:left w:type="dxa" w:w="110"/>
+              <w:bottom w:type="dxa" w:w="70"/>
+              <w:right w:type="dxa" w:w="110"/>
+            </w:tcMar>
+            <w:vAlign w:val="top"/>
+          </w:tcPr>
+          <w:p>
+            <w:r>
+              <w:t xml:space="preserve">rádio</w:t>
+            </w:r>
+          </w:p>
+        </w:tc>
+        <w:tc>
+          <w:tcPr>
+            <w:tcW w:type="dxa" w:w="2000"/>
+            <w:tcBorders>
+              <w:top w:val="single" w:color="BFC9D1" w:sz="4"/>
+              <w:left w:val="single" w:color="BFC9D1" w:sz="4"/>
+              <w:bottom w:val="single" w:color="BFC9D1" w:sz="4"/>
+              <w:right w:val="single" w:color="BFC9D1" w:sz="4"/>
+            </w:tcBorders>
+            <w:tcMar>
+              <w:top w:type="dxa" w:w="70"/>
+              <w:left w:type="dxa" w:w="110"/>
+              <w:bottom w:type="dxa" w:w="70"/>
+              <w:right w:type="dxa" w:w="110"/>
+            </w:tcMar>
+            <w:vAlign w:val="top"/>
+          </w:tcPr>
+          <w:p>
+            <w:r>
+              <w:t xml:space="preserve">Cena 4.5. No Churrasco Solar, depois de zane_convivencia_02</w:t>
+            </w:r>
+          </w:p>
+        </w:tc>
+        <w:tc>
+          <w:tcPr>
+            <w:tcW w:type="dxa" w:w="2426"/>
+            <w:tcBorders>
+              <w:top w:val="single" w:color="BFC9D1" w:sz="4"/>
+              <w:left w:val="single" w:color="BFC9D1" w:sz="4"/>
+              <w:bottom w:val="single" w:color="BFC9D1" w:sz="4"/>
+              <w:right w:val="single" w:color="BFC9D1" w:sz="4"/>
+            </w:tcBorders>
+            <w:tcMar>
+              <w:top w:type="dxa" w:w="70"/>
+              <w:left w:type="dxa" w:w="110"/>
+              <w:bottom w:type="dxa" w:w="70"/>
+              <w:right w:type="dxa" w:w="110"/>
+            </w:tcMar>
+            <w:vAlign w:val="top"/>
+          </w:tcPr>
+          <w:p>
+            <w:r>
+              <w:t xml:space="preserve">Recado do Henrique, pela Clarice: não descer ao bunker. O Zane desconfia; o Gabriel decide descer.</w:t>
+            </w:r>
+          </w:p>
+        </w:tc>
+      </w:tr>
+      <w:tr>
+        <w:trPr>
+          <w:trHeight w:val="480" w:hRule="atLeast"/>
+        </w:trPr>
+        <w:tc>
+          <w:tcPr>
+            <w:tcW w:type="dxa" w:w="2300"/>
+            <w:tcBorders>
+              <w:top w:val="single" w:color="BFC9D1" w:sz="4"/>
+              <w:left w:val="single" w:color="BFC9D1" w:sz="4"/>
+              <w:bottom w:val="single" w:color="BFC9D1" w:sz="4"/>
+              <w:right w:val="single" w:color="BFC9D1" w:sz="4"/>
+            </w:tcBorders>
+            <w:tcMar>
+              <w:top w:type="dxa" w:w="70"/>
+              <w:left w:type="dxa" w:w="110"/>
+              <w:bottom w:type="dxa" w:w="70"/>
+              <w:right w:type="dxa" w:w="110"/>
+            </w:tcMar>
+            <w:vAlign w:val="top"/>
+          </w:tcPr>
+          <w:p>
+            <w:r>
+              <w:rPr>
+                <w:rFonts w:ascii="Courier New" w:cs="Courier New" w:eastAsia="Courier New" w:hAnsi="Courier New"/>
+                <w:sz w:val="15"/>
+                <w:szCs w:val="15"/>
+              </w:rPr>
+              <w:t xml:space="preserve">grupo_convivencia_02</w:t>
+            </w:r>
+          </w:p>
+        </w:tc>
+        <w:tc>
+          <w:tcPr>
+            <w:tcW w:type="dxa" w:w="1200"/>
+            <w:tcBorders>
+              <w:top w:val="single" w:color="BFC9D1" w:sz="4"/>
+              <w:left w:val="single" w:color="BFC9D1" w:sz="4"/>
+              <w:bottom w:val="single" w:color="BFC9D1" w:sz="4"/>
+              <w:right w:val="single" w:color="BFC9D1" w:sz="4"/>
+            </w:tcBorders>
+            <w:tcMar>
+              <w:top w:type="dxa" w:w="70"/>
+              <w:left w:type="dxa" w:w="110"/>
+              <w:bottom w:type="dxa" w:w="70"/>
+              <w:right w:type="dxa" w:w="110"/>
+            </w:tcMar>
+            <w:vAlign w:val="top"/>
+          </w:tcPr>
+          <w:p>
+            <w:r>
+              <w:t xml:space="preserve">Clarice, Gabriel, Zane, Diana</w:t>
+            </w:r>
+          </w:p>
+        </w:tc>
+        <w:tc>
+          <w:tcPr>
+            <w:tcW w:type="dxa" w:w="1100"/>
+            <w:tcBorders>
+              <w:top w:val="single" w:color="BFC9D1" w:sz="4"/>
+              <w:left w:val="single" w:color="BFC9D1" w:sz="4"/>
+              <w:bottom w:val="single" w:color="BFC9D1" w:sz="4"/>
+              <w:right w:val="single" w:color="BFC9D1" w:sz="4"/>
+            </w:tcBorders>
+            <w:tcMar>
+              <w:top w:type="dxa" w:w="70"/>
+              <w:left w:type="dxa" w:w="110"/>
+              <w:bottom w:type="dxa" w:w="70"/>
+              <w:right w:type="dxa" w:w="110"/>
+            </w:tcMar>
+            <w:vAlign w:val="top"/>
+          </w:tcPr>
+          <w:p>
+            <w:r>
+              <w:t xml:space="preserve">rádio</w:t>
+            </w:r>
+          </w:p>
+        </w:tc>
+        <w:tc>
+          <w:tcPr>
+            <w:tcW w:type="dxa" w:w="2000"/>
+            <w:tcBorders>
+              <w:top w:val="single" w:color="BFC9D1" w:sz="4"/>
+              <w:left w:val="single" w:color="BFC9D1" w:sz="4"/>
+              <w:bottom w:val="single" w:color="BFC9D1" w:sz="4"/>
+              <w:right w:val="single" w:color="BFC9D1" w:sz="4"/>
+            </w:tcBorders>
+            <w:tcMar>
+              <w:top w:type="dxa" w:w="70"/>
+              <w:left w:type="dxa" w:w="110"/>
+              <w:bottom w:type="dxa" w:w="70"/>
+              <w:right w:type="dxa" w:w="110"/>
+            </w:tcMar>
+            <w:vAlign w:val="top"/>
+          </w:tcPr>
+          <w:p>
+            <w:r>
+              <w:t xml:space="preserve">Cena 4.6. Entrar no Cine Andrômeda (opcional)</w:t>
+            </w:r>
+          </w:p>
+        </w:tc>
+        <w:tc>
+          <w:tcPr>
+            <w:tcW w:type="dxa" w:w="2426"/>
+            <w:tcBorders>
+              <w:top w:val="single" w:color="BFC9D1" w:sz="4"/>
+              <w:left w:val="single" w:color="BFC9D1" w:sz="4"/>
+              <w:bottom w:val="single" w:color="BFC9D1" w:sz="4"/>
+              <w:right w:val="single" w:color="BFC9D1" w:sz="4"/>
+            </w:tcBorders>
+            <w:tcMar>
+              <w:top w:type="dxa" w:w="70"/>
+              <w:left w:type="dxa" w:w="110"/>
+              <w:bottom w:type="dxa" w:w="70"/>
+              <w:right w:type="dxa" w:w="110"/>
+            </w:tcMar>
+            <w:vAlign w:val="top"/>
+          </w:tcPr>
+          <w:p>
+            <w:r>
+              <w:t xml:space="preserve">O cinema de cada época e a dica de juntar os canhotos.</w:t>
             </w:r>
           </w:p>
         </w:tc>
@@ -30238,7 +33261,7 @@
                 <w:sz w:val="17"/>
                 <w:szCs w:val="17"/>
               </w:rPr>
-              <w:t xml:space="preserve">POLTRONA F-12 — MEIA-ENTRADA ESTUDANTE</w:t>
+              <w:t xml:space="preserve">POLTRONA A-12 — MEIA-ENTRADA ESTUDANTE</w:t>
             </w:r>
           </w:p>
           <w:p>
@@ -30881,7 +33904,7 @@
                 <w:sz w:val="17"/>
                 <w:szCs w:val="17"/>
               </w:rPr>
-              <w:t xml:space="preserve">FILEIRA F — POLTRONA 7</w:t>
+              <w:t xml:space="preserve">FILEIRA A — POLTRONA 7</w:t>
             </w:r>
           </w:p>
           <w:p>
@@ -30932,7 +33955,7 @@
                 <w:sz w:val="17"/>
                 <w:szCs w:val="17"/>
               </w:rPr>
-              <w:t xml:space="preserve">Canhoto da Bia, amiga do lanterninha: fileira F, poltrona 7.</w:t>
+              <w:t xml:space="preserve">Canhoto da Bia, amiga do lanterninha: fileira A, poltrona 7.</w:t>
             </w:r>
           </w:p>
         </w:tc>
@@ -31709,7 +34732,7 @@
           </w:tcPr>
           <w:p>
             <w:r>
-              <w:t xml:space="preserve">Gabriel e Henrique (na central de dados).</w:t>
+              <w:t xml:space="preserve">Gabriel e Henrique (na central de dados). Clarice, Diana e Zane pelo rádio. No fim, o grupo todo numa sala só (menos o Baltazar).</w:t>
             </w:r>
           </w:p>
         </w:tc>
@@ -32207,7 +35230,343 @@
           </w:tcPr>
           <w:p>
             <w:r>
+              <w:t xml:space="preserve">A chegada ao bunker</w:t>
+            </w:r>
+          </w:p>
+        </w:tc>
+        <w:tc>
+          <w:tcPr>
+            <w:tcW w:type="dxa" w:w="4000"/>
+            <w:tcBorders>
+              <w:top w:val="single" w:color="BFC9D1" w:sz="4"/>
+              <w:left w:val="single" w:color="BFC9D1" w:sz="4"/>
+              <w:bottom w:val="single" w:color="BFC9D1" w:sz="4"/>
+              <w:right w:val="single" w:color="BFC9D1" w:sz="4"/>
+            </w:tcBorders>
+            <w:tcMar>
+              <w:top w:type="dxa" w:w="70"/>
+              <w:left w:type="dxa" w:w="110"/>
+              <w:bottom w:type="dxa" w:w="70"/>
+              <w:right w:type="dxa" w:w="110"/>
+            </w:tcMar>
+            <w:vAlign w:val="top"/>
+          </w:tcPr>
+          <w:p>
+            <w:r>
+              <w:t xml:space="preserve">BUNKER – ENTRADA – 3026</w:t>
+            </w:r>
+          </w:p>
+        </w:tc>
+      </w:tr>
+      <w:tr>
+        <w:trPr>
+          <w:trHeight w:val="480" w:hRule="atLeast"/>
+        </w:trPr>
+        <w:tc>
+          <w:tcPr>
+            <w:tcW w:type="dxa" w:w="900"/>
+            <w:tcBorders>
+              <w:top w:val="single" w:color="BFC9D1" w:sz="4"/>
+              <w:left w:val="single" w:color="BFC9D1" w:sz="4"/>
+              <w:bottom w:val="single" w:color="BFC9D1" w:sz="4"/>
+              <w:right w:val="single" w:color="BFC9D1" w:sz="4"/>
+            </w:tcBorders>
+            <w:tcMar>
+              <w:top w:type="dxa" w:w="70"/>
+              <w:left w:type="dxa" w:w="110"/>
+              <w:bottom w:type="dxa" w:w="70"/>
+              <w:right w:type="dxa" w:w="110"/>
+            </w:tcMar>
+            <w:vAlign w:val="top"/>
+          </w:tcPr>
+          <w:p>
+            <w:pPr>
+              <w:rPr>
+                <w:b/>
+                <w:bCs/>
+              </w:rPr>
+            </w:pPr>
+            <w:r>
+              <w:rPr>
+                <w:b/>
+                <w:bCs/>
+              </w:rPr>
+              <w:t xml:space="preserve">5.2</w:t>
+            </w:r>
+          </w:p>
+        </w:tc>
+        <w:tc>
+          <w:tcPr>
+            <w:tcW w:type="dxa" w:w="4126"/>
+            <w:tcBorders>
+              <w:top w:val="single" w:color="BFC9D1" w:sz="4"/>
+              <w:left w:val="single" w:color="BFC9D1" w:sz="4"/>
+              <w:bottom w:val="single" w:color="BFC9D1" w:sz="4"/>
+              <w:right w:val="single" w:color="BFC9D1" w:sz="4"/>
+            </w:tcBorders>
+            <w:tcMar>
+              <w:top w:type="dxa" w:w="70"/>
+              <w:left w:type="dxa" w:w="110"/>
+              <w:bottom w:type="dxa" w:w="70"/>
+              <w:right w:type="dxa" w:w="110"/>
+            </w:tcMar>
+            <w:vAlign w:val="top"/>
+          </w:tcPr>
+          <w:p>
+            <w:r>
               <w:t xml:space="preserve">O Henrique na sala de dados</w:t>
+            </w:r>
+          </w:p>
+        </w:tc>
+        <w:tc>
+          <w:tcPr>
+            <w:tcW w:type="dxa" w:w="4000"/>
+            <w:tcBorders>
+              <w:top w:val="single" w:color="BFC9D1" w:sz="4"/>
+              <w:left w:val="single" w:color="BFC9D1" w:sz="4"/>
+              <w:bottom w:val="single" w:color="BFC9D1" w:sz="4"/>
+              <w:right w:val="single" w:color="BFC9D1" w:sz="4"/>
+            </w:tcBorders>
+            <w:tcMar>
+              <w:top w:type="dxa" w:w="70"/>
+              <w:left w:type="dxa" w:w="110"/>
+              <w:bottom w:type="dxa" w:w="70"/>
+              <w:right w:type="dxa" w:w="110"/>
+            </w:tcMar>
+            <w:vAlign w:val="top"/>
+          </w:tcPr>
+          <w:p>
+            <w:r>
+              <w:t xml:space="preserve">BUNKER – CENTRAL DE DADOS – 3026</w:t>
+            </w:r>
+          </w:p>
+        </w:tc>
+      </w:tr>
+      <w:tr>
+        <w:trPr>
+          <w:trHeight w:val="480" w:hRule="atLeast"/>
+        </w:trPr>
+        <w:tc>
+          <w:tcPr>
+            <w:tcW w:type="dxa" w:w="900"/>
+            <w:tcBorders>
+              <w:top w:val="single" w:color="BFC9D1" w:sz="4"/>
+              <w:left w:val="single" w:color="BFC9D1" w:sz="4"/>
+              <w:bottom w:val="single" w:color="BFC9D1" w:sz="4"/>
+              <w:right w:val="single" w:color="BFC9D1" w:sz="4"/>
+            </w:tcBorders>
+            <w:tcMar>
+              <w:top w:type="dxa" w:w="70"/>
+              <w:left w:type="dxa" w:w="110"/>
+              <w:bottom w:type="dxa" w:w="70"/>
+              <w:right w:type="dxa" w:w="110"/>
+            </w:tcMar>
+            <w:vAlign w:val="top"/>
+          </w:tcPr>
+          <w:p>
+            <w:pPr>
+              <w:rPr>
+                <w:b/>
+                <w:bCs/>
+              </w:rPr>
+            </w:pPr>
+            <w:r>
+              <w:rPr>
+                <w:b/>
+                <w:bCs/>
+              </w:rPr>
+              <w:t xml:space="preserve">5.3</w:t>
+            </w:r>
+          </w:p>
+        </w:tc>
+        <w:tc>
+          <w:tcPr>
+            <w:tcW w:type="dxa" w:w="4126"/>
+            <w:tcBorders>
+              <w:top w:val="single" w:color="BFC9D1" w:sz="4"/>
+              <w:left w:val="single" w:color="BFC9D1" w:sz="4"/>
+              <w:bottom w:val="single" w:color="BFC9D1" w:sz="4"/>
+              <w:right w:val="single" w:color="BFC9D1" w:sz="4"/>
+            </w:tcBorders>
+            <w:tcMar>
+              <w:top w:type="dxa" w:w="70"/>
+              <w:left w:type="dxa" w:w="110"/>
+              <w:bottom w:type="dxa" w:w="70"/>
+              <w:right w:type="dxa" w:w="110"/>
+            </w:tcMar>
+            <w:vAlign w:val="top"/>
+          </w:tcPr>
+          <w:p>
+            <w:r>
+              <w:t xml:space="preserve">Depois do Henrique</w:t>
+            </w:r>
+          </w:p>
+        </w:tc>
+        <w:tc>
+          <w:tcPr>
+            <w:tcW w:type="dxa" w:w="4000"/>
+            <w:tcBorders>
+              <w:top w:val="single" w:color="BFC9D1" w:sz="4"/>
+              <w:left w:val="single" w:color="BFC9D1" w:sz="4"/>
+              <w:bottom w:val="single" w:color="BFC9D1" w:sz="4"/>
+              <w:right w:val="single" w:color="BFC9D1" w:sz="4"/>
+            </w:tcBorders>
+            <w:tcMar>
+              <w:top w:type="dxa" w:w="70"/>
+              <w:left w:type="dxa" w:w="110"/>
+              <w:bottom w:type="dxa" w:w="70"/>
+              <w:right w:type="dxa" w:w="110"/>
+            </w:tcMar>
+            <w:vAlign w:val="top"/>
+          </w:tcPr>
+          <w:p>
+            <w:r>
+              <w:t xml:space="preserve">BUNKER – CORREDOR A – 3026</w:t>
+            </w:r>
+          </w:p>
+        </w:tc>
+      </w:tr>
+      <w:tr>
+        <w:trPr>
+          <w:trHeight w:val="480" w:hRule="atLeast"/>
+        </w:trPr>
+        <w:tc>
+          <w:tcPr>
+            <w:tcW w:type="dxa" w:w="900"/>
+            <w:tcBorders>
+              <w:top w:val="single" w:color="BFC9D1" w:sz="4"/>
+              <w:left w:val="single" w:color="BFC9D1" w:sz="4"/>
+              <w:bottom w:val="single" w:color="BFC9D1" w:sz="4"/>
+              <w:right w:val="single" w:color="BFC9D1" w:sz="4"/>
+            </w:tcBorders>
+            <w:tcMar>
+              <w:top w:type="dxa" w:w="70"/>
+              <w:left w:type="dxa" w:w="110"/>
+              <w:bottom w:type="dxa" w:w="70"/>
+              <w:right w:type="dxa" w:w="110"/>
+            </w:tcMar>
+            <w:vAlign w:val="top"/>
+          </w:tcPr>
+          <w:p>
+            <w:pPr>
+              <w:rPr>
+                <w:b/>
+                <w:bCs/>
+              </w:rPr>
+            </w:pPr>
+            <w:r>
+              <w:rPr>
+                <w:b/>
+                <w:bCs/>
+              </w:rPr>
+              <w:t xml:space="preserve">5.4</w:t>
+            </w:r>
+          </w:p>
+        </w:tc>
+        <w:tc>
+          <w:tcPr>
+            <w:tcW w:type="dxa" w:w="4126"/>
+            <w:tcBorders>
+              <w:top w:val="single" w:color="BFC9D1" w:sz="4"/>
+              <w:left w:val="single" w:color="BFC9D1" w:sz="4"/>
+              <w:bottom w:val="single" w:color="BFC9D1" w:sz="4"/>
+              <w:right w:val="single" w:color="BFC9D1" w:sz="4"/>
+            </w:tcBorders>
+            <w:tcMar>
+              <w:top w:type="dxa" w:w="70"/>
+              <w:left w:type="dxa" w:w="110"/>
+              <w:bottom w:type="dxa" w:w="70"/>
+              <w:right w:type="dxa" w:w="110"/>
+            </w:tcMar>
+            <w:vAlign w:val="top"/>
+          </w:tcPr>
+          <w:p>
+            <w:r>
+              <w:t xml:space="preserve">A energia volta</w:t>
+            </w:r>
+          </w:p>
+        </w:tc>
+        <w:tc>
+          <w:tcPr>
+            <w:tcW w:type="dxa" w:w="4000"/>
+            <w:tcBorders>
+              <w:top w:val="single" w:color="BFC9D1" w:sz="4"/>
+              <w:left w:val="single" w:color="BFC9D1" w:sz="4"/>
+              <w:bottom w:val="single" w:color="BFC9D1" w:sz="4"/>
+              <w:right w:val="single" w:color="BFC9D1" w:sz="4"/>
+            </w:tcBorders>
+            <w:tcMar>
+              <w:top w:type="dxa" w:w="70"/>
+              <w:left w:type="dxa" w:w="110"/>
+              <w:bottom w:type="dxa" w:w="70"/>
+              <w:right w:type="dxa" w:w="110"/>
+            </w:tcMar>
+            <w:vAlign w:val="top"/>
+          </w:tcPr>
+          <w:p>
+            <w:r>
+              <w:t xml:space="preserve">BUNKER – GERADOR – 3026</w:t>
+            </w:r>
+          </w:p>
+        </w:tc>
+      </w:tr>
+      <w:tr>
+        <w:trPr>
+          <w:trHeight w:val="480" w:hRule="atLeast"/>
+        </w:trPr>
+        <w:tc>
+          <w:tcPr>
+            <w:tcW w:type="dxa" w:w="900"/>
+            <w:tcBorders>
+              <w:top w:val="single" w:color="BFC9D1" w:sz="4"/>
+              <w:left w:val="single" w:color="BFC9D1" w:sz="4"/>
+              <w:bottom w:val="single" w:color="BFC9D1" w:sz="4"/>
+              <w:right w:val="single" w:color="BFC9D1" w:sz="4"/>
+            </w:tcBorders>
+            <w:tcMar>
+              <w:top w:type="dxa" w:w="70"/>
+              <w:left w:type="dxa" w:w="110"/>
+              <w:bottom w:type="dxa" w:w="70"/>
+              <w:right w:type="dxa" w:w="110"/>
+            </w:tcMar>
+            <w:vAlign w:val="top"/>
+          </w:tcPr>
+          <w:p>
+            <w:pPr>
+              <w:rPr>
+                <w:b/>
+                <w:bCs/>
+              </w:rPr>
+            </w:pPr>
+            <w:r>
+              <w:rPr>
+                <w:b/>
+                <w:bCs/>
+              </w:rPr>
+              <w:t xml:space="preserve">5.5</w:t>
+            </w:r>
+          </w:p>
+        </w:tc>
+        <w:tc>
+          <w:tcPr>
+            <w:tcW w:type="dxa" w:w="4126"/>
+            <w:tcBorders>
+              <w:top w:val="single" w:color="BFC9D1" w:sz="4"/>
+              <w:left w:val="single" w:color="BFC9D1" w:sz="4"/>
+              <w:bottom w:val="single" w:color="BFC9D1" w:sz="4"/>
+              <w:right w:val="single" w:color="BFC9D1" w:sz="4"/>
+            </w:tcBorders>
+            <w:tcMar>
+              <w:top w:type="dxa" w:w="70"/>
+              <w:left w:type="dxa" w:w="110"/>
+              <w:bottom w:type="dxa" w:w="70"/>
+              <w:right w:type="dxa" w:w="110"/>
+            </w:tcMar>
+            <w:vAlign w:val="top"/>
+          </w:tcPr>
+          <w:p>
+            <w:r>
+              <w:t xml:space="preserve">O encontro</w:t>
             </w:r>
           </w:p>
         </w:tc>
@@ -32264,7 +35623,7 @@
         <w:pStyle w:val="Heading3"/>
       </w:pPr>
       <w:r>
-        <w:t xml:space="preserve">Cena 5.1 — O Henrique na sala de dados</w:t>
+        <w:t xml:space="preserve">Cena 5.1 — A chegada ao bunker</w:t>
       </w:r>
     </w:p>
     <w:tbl>
@@ -32408,6 +35767,429 @@
               <w:keepNext/>
             </w:pPr>
             <w:r>
+              <w:t xml:space="preserve">Rádio</w:t>
+            </w:r>
+          </w:p>
+        </w:tc>
+        <w:tc>
+          <w:tcPr>
+            <w:tcW w:type="dxa" w:w="4626"/>
+            <w:tcBorders>
+              <w:top w:val="single" w:color="BFC9D1" w:sz="4"/>
+              <w:left w:val="single" w:color="BFC9D1" w:sz="4"/>
+              <w:bottom w:val="single" w:color="BFC9D1" w:sz="4"/>
+              <w:right w:val="single" w:color="BFC9D1" w:sz="4"/>
+            </w:tcBorders>
+            <w:tcMar>
+              <w:top w:type="dxa" w:w="70"/>
+              <w:left w:type="dxa" w:w="110"/>
+              <w:bottom w:type="dxa" w:w="70"/>
+              <w:right w:type="dxa" w:w="110"/>
+            </w:tcMar>
+            <w:vAlign w:val="top"/>
+          </w:tcPr>
+          <w:p>
+            <w:pPr>
+              <w:keepNext/>
+            </w:pPr>
+            <w:r>
+              <w:t xml:space="preserve">Descer pelo elevador de carga do Centro de Convivência e chegar à entrada do bunker</w:t>
+            </w:r>
+          </w:p>
+        </w:tc>
+        <w:tc>
+          <w:tcPr>
+            <w:tcW w:type="dxa" w:w="2000"/>
+            <w:tcBorders>
+              <w:top w:val="single" w:color="BFC9D1" w:sz="4"/>
+              <w:left w:val="single" w:color="BFC9D1" w:sz="4"/>
+              <w:bottom w:val="single" w:color="BFC9D1" w:sz="4"/>
+              <w:right w:val="single" w:color="BFC9D1" w:sz="4"/>
+            </w:tcBorders>
+            <w:tcMar>
+              <w:top w:type="dxa" w:w="70"/>
+              <w:left w:type="dxa" w:w="110"/>
+              <w:bottom w:type="dxa" w:w="70"/>
+              <w:right w:type="dxa" w:w="110"/>
+            </w:tcMar>
+            <w:vAlign w:val="top"/>
+          </w:tcPr>
+          <w:p>
+            <w:pPr>
+              <w:keepNext/>
+            </w:pPr>
+            <w:r>
+              <w:t xml:space="preserve">No jogo</w:t>
+            </w:r>
+          </w:p>
+        </w:tc>
+      </w:tr>
+    </w:tbl>
+    <w:p>
+      <w:pPr>
+        <w:pStyle w:val="Cena"/>
+      </w:pPr>
+      <w:r>
+        <w:t xml:space="preserve">INT. BUNKER – ENTRADA – 3026</w:t>
+      </w:r>
+    </w:p>
+    <w:p>
+      <w:pPr>
+        <w:pStyle w:val="Acao"/>
+      </w:pPr>
+      <w:r>
+        <w:t xml:space="preserve">A escada da superfície termina num posto de descontaminação: chuveiros, faixas de perigo, armários e um posto de guarda com lampião. O elevador está sem energia. O rádio chia.</w:t>
+      </w:r>
+    </w:p>
+    <w:p>
+      <w:pPr>
+        <w:pStyle w:val="NotaTime"/>
+        <w:spacing w:after="60"/>
+      </w:pPr>
+      <w:r>
+        <w:t xml:space="preserve">Transmissão grupo_bunker_01  (dados/transmissoes/grupo_bunker_01.tres), conversa do grupo</w:t>
+      </w:r>
+    </w:p>
+    <w:p>
+      <w:pPr>
+        <w:pStyle w:val="Personagem"/>
+      </w:pPr>
+      <w:r>
+        <w:t xml:space="preserve">DIANA (RÁDIO)</w:t>
+      </w:r>
+    </w:p>
+    <w:p>
+      <w:pPr>
+        <w:pStyle w:val="Dialogo"/>
+      </w:pPr>
+      <w:r>
+        <w:t xml:space="preserve">Chhh... Ele desceu! Clarice, ele desceu mesmo!</w:t>
+      </w:r>
+    </w:p>
+    <w:p>
+      <w:pPr>
+        <w:pStyle w:val="Personagem"/>
+      </w:pPr>
+      <w:r>
+        <w:t xml:space="preserve">CLARICE (RÁDIO)</w:t>
+      </w:r>
+    </w:p>
+    <w:p>
+      <w:pPr>
+        <w:pStyle w:val="Dialogo"/>
+      </w:pPr>
+      <w:r>
+        <w:t xml:space="preserve">Tô vendo, Diana. Quer dizer, o Henrique tá vendo.</w:t>
+      </w:r>
+    </w:p>
+    <w:p>
+      <w:pPr>
+        <w:pStyle w:val="Dialogo"/>
+      </w:pPr>
+      <w:r>
+        <w:t xml:space="preserve">Gabriel, recado dele: aí embaixo os robôs também patrulham. A sala de dados é trancada, mas ele vai abrir a porta pra você.</w:t>
+      </w:r>
+    </w:p>
+    <w:p>
+      <w:pPr>
+        <w:pStyle w:val="Personagem"/>
+      </w:pPr>
+      <w:r>
+        <w:t xml:space="preserve">GABRIEL (RÁDIO)</w:t>
+      </w:r>
+    </w:p>
+    <w:p>
+      <w:pPr>
+        <w:pStyle w:val="Dialogo"/>
+      </w:pPr>
+      <w:r>
+        <w:t xml:space="preserve">Que gentil. Depois de pedir pra eu não vir.</w:t>
+      </w:r>
+    </w:p>
+    <w:p>
+      <w:pPr>
+        <w:pStyle w:val="Personagem"/>
+      </w:pPr>
+      <w:r>
+        <w:t xml:space="preserve">ZANE (RÁDIO)</w:t>
+      </w:r>
+    </w:p>
+    <w:p>
+      <w:pPr>
+        <w:pStyle w:val="Dialogo"/>
+      </w:pPr>
+      <w:r>
+        <w:t xml:space="preserve">Repara em tudo, Gabriel. Nas telas, nos papéis, no que ele não fala.</w:t>
+      </w:r>
+    </w:p>
+    <w:p>
+      <w:pPr>
+        <w:pStyle w:val="Personagem"/>
+      </w:pPr>
+      <w:r>
+        <w:t xml:space="preserve">CLARICE (RÁDIO)</w:t>
+      </w:r>
+    </w:p>
+    <w:p>
+      <w:pPr>
+        <w:pStyle w:val="Dialogo"/>
+      </w:pPr>
+      <w:r>
+        <w:t xml:space="preserve">Ele é tímido, Zane. Não é suspeito.</w:t>
+      </w:r>
+    </w:p>
+    <w:p>
+      <w:pPr>
+        <w:pStyle w:val="Personagem"/>
+      </w:pPr>
+      <w:r>
+        <w:t xml:space="preserve">ZANE (RÁDIO)</w:t>
+      </w:r>
+    </w:p>
+    <w:p>
+      <w:pPr>
+        <w:pStyle w:val="Dialogo"/>
+      </w:pPr>
+      <w:r>
+        <w:t xml:space="preserve">Dá pra ser os dois.</w:t>
+      </w:r>
+    </w:p>
+    <w:p>
+      <w:pPr>
+        <w:pStyle w:val="Personagem"/>
+      </w:pPr>
+      <w:r>
+        <w:t xml:space="preserve">DIANA (RÁDIO)</w:t>
+      </w:r>
+    </w:p>
+    <w:p>
+      <w:pPr>
+        <w:pStyle w:val="Dialogo"/>
+      </w:pPr>
+      <w:r>
+        <w:t xml:space="preserve">Gabriel, se alguma coisa der errado, grita! Quer dizer, não grita, que os autômatos escutam. Sussurra!</w:t>
+      </w:r>
+    </w:p>
+    <w:p>
+      <w:pPr>
+        <w:pStyle w:val="Personagem"/>
+      </w:pPr>
+      <w:r>
+        <w:t xml:space="preserve">GABRIEL (RÁDIO)</w:t>
+      </w:r>
+    </w:p>
+    <w:p>
+      <w:pPr>
+        <w:pStyle w:val="Dialogo"/>
+      </w:pPr>
+      <w:r>
+        <w:t xml:space="preserve">Sussurro. Anotado.</w:t>
+      </w:r>
+    </w:p>
+    <w:p>
+      <w:pPr>
+        <w:pStyle w:val="Jogabilidade"/>
+      </w:pPr>
+      <w:r>
+        <w:rPr>
+          <w:b/>
+          <w:bCs/>
+          <w:color w:val="2A7F8E"/>
+        </w:rPr>
+        <w:t xml:space="preserve">CADERNO  </w:t>
+      </w:r>
+      <w:r>
+        <w:rPr>
+          <w:b/>
+          <w:bCs/>
+        </w:rPr>
+        <w:t xml:space="preserve">O bunker.</w:t>
+      </w:r>
+      <w:r>
+        <w:rPr>
+          <w:i/>
+          <w:iCs/>
+        </w:rPr>
+        <w:t xml:space="preserve"> Cheguei ao bunker. Os robôs patrulham aqui também. O Henrique está trancado na sala de dados e vai abrir a porta pra mim.</w:t>
+      </w:r>
+    </w:p>
+    <w:p>
+      <w:pPr>
+        <w:pStyle w:val="Jogabilidade"/>
+      </w:pPr>
+      <w:r>
+        <w:rPr>
+          <w:i/>
+          <w:iCs/>
+        </w:rPr>
+        <w:t xml:space="preserve">O Zane pediu para eu reparar no que o Henrique não fala. A Clarice acha que ele só é tímido.</w:t>
+      </w:r>
+    </w:p>
+    <w:p>
+      <w:pPr>
+        <w:pStyle w:val="Jogabilidade"/>
+      </w:pPr>
+      <w:r>
+        <w:rPr>
+          <w:b/>
+          <w:bCs/>
+          <w:color w:val="2A7F8E"/>
+        </w:rPr>
+        <w:t xml:space="preserve">JOGABILIDADE  </w:t>
+      </w:r>
+      <w:r>
+        <w:t xml:space="preserve">Atravessar o Corredor A sem ser visto pela Sentinela até a sala de dados, que o Henrique abre.</w:t>
+      </w:r>
+    </w:p>
+    <w:p>
+      <w:pPr>
+        <w:pStyle w:val="Heading3"/>
+      </w:pPr>
+      <w:r>
+        <w:t xml:space="preserve">Cena 5.2 — O Henrique na sala de dados</w:t>
+      </w:r>
+    </w:p>
+    <w:tbl>
+      <w:tblPr>
+        <w:tblW w:type="dxa" w:w="9026"/>
+        <w:tblBorders>
+          <w:top w:val="single" w:color="auto" w:sz="4"/>
+          <w:left w:val="single" w:color="auto" w:sz="4"/>
+          <w:bottom w:val="single" w:color="auto" w:sz="4"/>
+          <w:right w:val="single" w:color="auto" w:sz="4"/>
+          <w:insideH w:val="single" w:color="auto" w:sz="4"/>
+          <w:insideV w:val="single" w:color="auto" w:sz="4"/>
+        </w:tblBorders>
+      </w:tblPr>
+      <w:tblGrid>
+        <w:gridCol w:w="2400"/>
+        <w:gridCol w:w="4626"/>
+        <w:gridCol w:w="2000"/>
+      </w:tblGrid>
+      <w:tr>
+        <w:tc>
+          <w:tcPr>
+            <w:tcW w:type="dxa" w:w="2400"/>
+            <w:tcBorders>
+              <w:top w:val="single" w:color="BFC9D1" w:sz="4"/>
+              <w:left w:val="single" w:color="BFC9D1" w:sz="4"/>
+              <w:bottom w:val="single" w:color="BFC9D1" w:sz="4"/>
+              <w:right w:val="single" w:color="BFC9D1" w:sz="4"/>
+            </w:tcBorders>
+            <w:shd w:fill="E8EEF2" w:color="auto" w:val="clear"/>
+            <w:tcMar>
+              <w:top w:type="dxa" w:w="70"/>
+              <w:left w:type="dxa" w:w="110"/>
+              <w:bottom w:type="dxa" w:w="70"/>
+              <w:right w:type="dxa" w:w="110"/>
+            </w:tcMar>
+            <w:vAlign w:val="top"/>
+          </w:tcPr>
+          <w:p>
+            <w:pPr>
+              <w:keepNext/>
+            </w:pPr>
+            <w:r>
+              <w:rPr>
+                <w:b/>
+                <w:bCs/>
+                <w:color w:val="1F2A3C"/>
+              </w:rPr>
+              <w:t xml:space="preserve">Tipo</w:t>
+            </w:r>
+          </w:p>
+        </w:tc>
+        <w:tc>
+          <w:tcPr>
+            <w:tcW w:type="dxa" w:w="4626"/>
+            <w:tcBorders>
+              <w:top w:val="single" w:color="BFC9D1" w:sz="4"/>
+              <w:left w:val="single" w:color="BFC9D1" w:sz="4"/>
+              <w:bottom w:val="single" w:color="BFC9D1" w:sz="4"/>
+              <w:right w:val="single" w:color="BFC9D1" w:sz="4"/>
+            </w:tcBorders>
+            <w:shd w:fill="E8EEF2" w:color="auto" w:val="clear"/>
+            <w:tcMar>
+              <w:top w:type="dxa" w:w="70"/>
+              <w:left w:type="dxa" w:w="110"/>
+              <w:bottom w:type="dxa" w:w="70"/>
+              <w:right w:type="dxa" w:w="110"/>
+            </w:tcMar>
+            <w:vAlign w:val="top"/>
+          </w:tcPr>
+          <w:p>
+            <w:pPr>
+              <w:keepNext/>
+            </w:pPr>
+            <w:r>
+              <w:rPr>
+                <w:b/>
+                <w:bCs/>
+                <w:color w:val="1F2A3C"/>
+              </w:rPr>
+              <w:t xml:space="preserve">Gatilho</w:t>
+            </w:r>
+          </w:p>
+        </w:tc>
+        <w:tc>
+          <w:tcPr>
+            <w:tcW w:type="dxa" w:w="2000"/>
+            <w:tcBorders>
+              <w:top w:val="single" w:color="BFC9D1" w:sz="4"/>
+              <w:left w:val="single" w:color="BFC9D1" w:sz="4"/>
+              <w:bottom w:val="single" w:color="BFC9D1" w:sz="4"/>
+              <w:right w:val="single" w:color="BFC9D1" w:sz="4"/>
+            </w:tcBorders>
+            <w:shd w:fill="E8EEF2" w:color="auto" w:val="clear"/>
+            <w:tcMar>
+              <w:top w:type="dxa" w:w="70"/>
+              <w:left w:type="dxa" w:w="110"/>
+              <w:bottom w:type="dxa" w:w="70"/>
+              <w:right w:type="dxa" w:w="110"/>
+            </w:tcMar>
+            <w:vAlign w:val="top"/>
+          </w:tcPr>
+          <w:p>
+            <w:pPr>
+              <w:keepNext/>
+            </w:pPr>
+            <w:r>
+              <w:rPr>
+                <w:b/>
+                <w:bCs/>
+                <w:color w:val="1F2A3C"/>
+              </w:rPr>
+              <w:t xml:space="preserve">Status</w:t>
+            </w:r>
+          </w:p>
+        </w:tc>
+      </w:tr>
+      <w:tr>
+        <w:trPr>
+          <w:trHeight w:val="420" w:hRule="atLeast"/>
+        </w:trPr>
+        <w:tc>
+          <w:tcPr>
+            <w:tcW w:type="dxa" w:w="2400"/>
+            <w:tcBorders>
+              <w:top w:val="single" w:color="BFC9D1" w:sz="4"/>
+              <w:left w:val="single" w:color="BFC9D1" w:sz="4"/>
+              <w:bottom w:val="single" w:color="BFC9D1" w:sz="4"/>
+              <w:right w:val="single" w:color="BFC9D1" w:sz="4"/>
+            </w:tcBorders>
+            <w:tcMar>
+              <w:top w:type="dxa" w:w="70"/>
+              <w:left w:type="dxa" w:w="110"/>
+              <w:bottom w:type="dxa" w:w="70"/>
+              <w:right w:type="dxa" w:w="110"/>
+            </w:tcMar>
+            <w:vAlign w:val="top"/>
+          </w:tcPr>
+          <w:p>
+            <w:pPr>
+              <w:keepNext/>
+            </w:pPr>
+            <w:r>
               <w:t xml:space="preserve">Diálogo</w:t>
             </w:r>
           </w:p>
@@ -33606,15 +37388,1192 @@
         <w:pStyle w:val="Heading3"/>
       </w:pPr>
       <w:r>
-        <w:t xml:space="preserve">Cena 5.2 — </w:t>
+        <w:t xml:space="preserve">Cena 5.3 — Depois do Henrique</w:t>
+      </w:r>
+    </w:p>
+    <w:tbl>
+      <w:tblPr>
+        <w:tblW w:type="dxa" w:w="9026"/>
+        <w:tblBorders>
+          <w:top w:val="single" w:color="auto" w:sz="4"/>
+          <w:left w:val="single" w:color="auto" w:sz="4"/>
+          <w:bottom w:val="single" w:color="auto" w:sz="4"/>
+          <w:right w:val="single" w:color="auto" w:sz="4"/>
+          <w:insideH w:val="single" w:color="auto" w:sz="4"/>
+          <w:insideV w:val="single" w:color="auto" w:sz="4"/>
+        </w:tblBorders>
+      </w:tblPr>
+      <w:tblGrid>
+        <w:gridCol w:w="2400"/>
+        <w:gridCol w:w="4626"/>
+        <w:gridCol w:w="2000"/>
+      </w:tblGrid>
+      <w:tr>
+        <w:tc>
+          <w:tcPr>
+            <w:tcW w:type="dxa" w:w="2400"/>
+            <w:tcBorders>
+              <w:top w:val="single" w:color="BFC9D1" w:sz="4"/>
+              <w:left w:val="single" w:color="BFC9D1" w:sz="4"/>
+              <w:bottom w:val="single" w:color="BFC9D1" w:sz="4"/>
+              <w:right w:val="single" w:color="BFC9D1" w:sz="4"/>
+            </w:tcBorders>
+            <w:shd w:fill="E8EEF2" w:color="auto" w:val="clear"/>
+            <w:tcMar>
+              <w:top w:type="dxa" w:w="70"/>
+              <w:left w:type="dxa" w:w="110"/>
+              <w:bottom w:type="dxa" w:w="70"/>
+              <w:right w:type="dxa" w:w="110"/>
+            </w:tcMar>
+            <w:vAlign w:val="top"/>
+          </w:tcPr>
+          <w:p>
+            <w:pPr>
+              <w:keepNext/>
+            </w:pPr>
+            <w:r>
+              <w:rPr>
+                <w:b/>
+                <w:bCs/>
+                <w:color w:val="1F2A3C"/>
+              </w:rPr>
+              <w:t xml:space="preserve">Tipo</w:t>
+            </w:r>
+          </w:p>
+        </w:tc>
+        <w:tc>
+          <w:tcPr>
+            <w:tcW w:type="dxa" w:w="4626"/>
+            <w:tcBorders>
+              <w:top w:val="single" w:color="BFC9D1" w:sz="4"/>
+              <w:left w:val="single" w:color="BFC9D1" w:sz="4"/>
+              <w:bottom w:val="single" w:color="BFC9D1" w:sz="4"/>
+              <w:right w:val="single" w:color="BFC9D1" w:sz="4"/>
+            </w:tcBorders>
+            <w:shd w:fill="E8EEF2" w:color="auto" w:val="clear"/>
+            <w:tcMar>
+              <w:top w:type="dxa" w:w="70"/>
+              <w:left w:type="dxa" w:w="110"/>
+              <w:bottom w:type="dxa" w:w="70"/>
+              <w:right w:type="dxa" w:w="110"/>
+            </w:tcMar>
+            <w:vAlign w:val="top"/>
+          </w:tcPr>
+          <w:p>
+            <w:pPr>
+              <w:keepNext/>
+            </w:pPr>
+            <w:r>
+              <w:rPr>
+                <w:b/>
+                <w:bCs/>
+                <w:color w:val="1F2A3C"/>
+              </w:rPr>
+              <w:t xml:space="preserve">Gatilho</w:t>
+            </w:r>
+          </w:p>
+        </w:tc>
+        <w:tc>
+          <w:tcPr>
+            <w:tcW w:type="dxa" w:w="2000"/>
+            <w:tcBorders>
+              <w:top w:val="single" w:color="BFC9D1" w:sz="4"/>
+              <w:left w:val="single" w:color="BFC9D1" w:sz="4"/>
+              <w:bottom w:val="single" w:color="BFC9D1" w:sz="4"/>
+              <w:right w:val="single" w:color="BFC9D1" w:sz="4"/>
+            </w:tcBorders>
+            <w:shd w:fill="E8EEF2" w:color="auto" w:val="clear"/>
+            <w:tcMar>
+              <w:top w:type="dxa" w:w="70"/>
+              <w:left w:type="dxa" w:w="110"/>
+              <w:bottom w:type="dxa" w:w="70"/>
+              <w:right w:type="dxa" w:w="110"/>
+            </w:tcMar>
+            <w:vAlign w:val="top"/>
+          </w:tcPr>
+          <w:p>
+            <w:pPr>
+              <w:keepNext/>
+            </w:pPr>
+            <w:r>
+              <w:rPr>
+                <w:b/>
+                <w:bCs/>
+                <w:color w:val="1F2A3C"/>
+              </w:rPr>
+              <w:t xml:space="preserve">Status</w:t>
+            </w:r>
+          </w:p>
+        </w:tc>
+      </w:tr>
+      <w:tr>
+        <w:trPr>
+          <w:trHeight w:val="420" w:hRule="atLeast"/>
+        </w:trPr>
+        <w:tc>
+          <w:tcPr>
+            <w:tcW w:type="dxa" w:w="2400"/>
+            <w:tcBorders>
+              <w:top w:val="single" w:color="BFC9D1" w:sz="4"/>
+              <w:left w:val="single" w:color="BFC9D1" w:sz="4"/>
+              <w:bottom w:val="single" w:color="BFC9D1" w:sz="4"/>
+              <w:right w:val="single" w:color="BFC9D1" w:sz="4"/>
+            </w:tcBorders>
+            <w:tcMar>
+              <w:top w:type="dxa" w:w="70"/>
+              <w:left w:type="dxa" w:w="110"/>
+              <w:bottom w:type="dxa" w:w="70"/>
+              <w:right w:type="dxa" w:w="110"/>
+            </w:tcMar>
+            <w:vAlign w:val="top"/>
+          </w:tcPr>
+          <w:p>
+            <w:pPr>
+              <w:keepNext/>
+            </w:pPr>
+            <w:r>
+              <w:t xml:space="preserve">Rádio</w:t>
+            </w:r>
+          </w:p>
+        </w:tc>
+        <w:tc>
+          <w:tcPr>
+            <w:tcW w:type="dxa" w:w="4626"/>
+            <w:tcBorders>
+              <w:top w:val="single" w:color="BFC9D1" w:sz="4"/>
+              <w:left w:val="single" w:color="BFC9D1" w:sz="4"/>
+              <w:bottom w:val="single" w:color="BFC9D1" w:sz="4"/>
+              <w:right w:val="single" w:color="BFC9D1" w:sz="4"/>
+            </w:tcBorders>
+            <w:tcMar>
+              <w:top w:type="dxa" w:w="70"/>
+              <w:left w:type="dxa" w:w="110"/>
+              <w:bottom w:type="dxa" w:w="70"/>
+              <w:right w:type="dxa" w:w="110"/>
+            </w:tcMar>
+            <w:vAlign w:val="top"/>
+          </w:tcPr>
+          <w:p>
+            <w:pPr>
+              <w:keepNext/>
+            </w:pPr>
+            <w:r>
+              <w:t xml:space="preserve">Sair da sala de dados para o Corredor A, depois da primeira conversa com o Henrique</w:t>
+            </w:r>
+          </w:p>
+        </w:tc>
+        <w:tc>
+          <w:tcPr>
+            <w:tcW w:type="dxa" w:w="2000"/>
+            <w:tcBorders>
+              <w:top w:val="single" w:color="BFC9D1" w:sz="4"/>
+              <w:left w:val="single" w:color="BFC9D1" w:sz="4"/>
+              <w:bottom w:val="single" w:color="BFC9D1" w:sz="4"/>
+              <w:right w:val="single" w:color="BFC9D1" w:sz="4"/>
+            </w:tcBorders>
+            <w:tcMar>
+              <w:top w:type="dxa" w:w="70"/>
+              <w:left w:type="dxa" w:w="110"/>
+              <w:bottom w:type="dxa" w:w="70"/>
+              <w:right w:type="dxa" w:w="110"/>
+            </w:tcMar>
+            <w:vAlign w:val="top"/>
+          </w:tcPr>
+          <w:p>
+            <w:pPr>
+              <w:keepNext/>
+            </w:pPr>
+            <w:r>
+              <w:t xml:space="preserve">No jogo</w:t>
+            </w:r>
+          </w:p>
+        </w:tc>
+      </w:tr>
+    </w:tbl>
+    <w:p>
+      <w:pPr>
+        <w:pStyle w:val="Cena"/>
+      </w:pPr>
+      <w:r>
+        <w:t xml:space="preserve">INT. BUNKER – CORREDOR A – 3026</w:t>
+      </w:r>
+    </w:p>
+    <w:p>
+      <w:pPr>
+        <w:pStyle w:val="Acao"/>
+      </w:pPr>
+      <w:r>
+        <w:t xml:space="preserve">O corredor principal do bunker, com canos, quadros elétricos e nichos. A Sentinela continua a ronda. O rádio chia assim que a porta da sala de dados se fecha.</w:t>
+      </w:r>
+    </w:p>
+    <w:p>
+      <w:pPr>
+        <w:pStyle w:val="NotaTime"/>
+        <w:spacing w:after="60"/>
+      </w:pPr>
+      <w:r>
+        <w:t xml:space="preserve">Transmissão grupo_bunker_02  (dados/transmissoes/grupo_bunker_02.tres), conversa do grupo</w:t>
+      </w:r>
+    </w:p>
+    <w:p>
+      <w:pPr>
+        <w:pStyle w:val="Personagem"/>
+      </w:pPr>
+      <w:r>
+        <w:t xml:space="preserve">ZANE (RÁDIO)</w:t>
+      </w:r>
+    </w:p>
+    <w:p>
+      <w:pPr>
+        <w:pStyle w:val="Dialogo"/>
+      </w:pPr>
+      <w:r>
+        <w:t xml:space="preserve">Chhh... E aí? Viu ele? O que ele faz lá dentro?</w:t>
+      </w:r>
+    </w:p>
+    <w:p>
+      <w:pPr>
+        <w:pStyle w:val="Personagem"/>
+      </w:pPr>
+      <w:r>
+        <w:t xml:space="preserve">GABRIEL (RÁDIO)</w:t>
+      </w:r>
+    </w:p>
+    <w:p>
+      <w:pPr>
+        <w:pStyle w:val="Dialogo"/>
+      </w:pPr>
+      <w:r>
+        <w:t xml:space="preserve">Conta robô. Anota o horário de cada um em cada câmera.</w:t>
+      </w:r>
+    </w:p>
+    <w:p>
+      <w:pPr>
+        <w:pStyle w:val="Personagem"/>
+      </w:pPr>
+      <w:r>
+        <w:t xml:space="preserve">ZANE (RÁDIO)</w:t>
+      </w:r>
+    </w:p>
+    <w:p>
+      <w:pPr>
+        <w:pStyle w:val="Dialogo"/>
+      </w:pPr>
+      <w:r>
+        <w:t xml:space="preserve">Tanto tempo pra "consertar tudo", e ele conta robô.</w:t>
+      </w:r>
+    </w:p>
+    <w:p>
+      <w:pPr>
+        <w:pStyle w:val="Personagem"/>
+      </w:pPr>
+      <w:r>
+        <w:t xml:space="preserve">CLARICE (RÁDIO)</w:t>
+      </w:r>
+    </w:p>
+    <w:p>
+      <w:pPr>
+        <w:pStyle w:val="Dialogo"/>
+      </w:pPr>
+      <w:r>
+        <w:t xml:space="preserve">É graças a essa contagem que o Gabriel chegou vivo aí, Zane.</w:t>
+      </w:r>
+    </w:p>
+    <w:p>
+      <w:pPr>
+        <w:pStyle w:val="Personagem"/>
+      </w:pPr>
+      <w:r>
+        <w:t xml:space="preserve">GABRIEL (RÁDIO)</w:t>
+      </w:r>
+    </w:p>
+    <w:p>
+      <w:pPr>
+        <w:pStyle w:val="Dialogo"/>
+      </w:pPr>
+      <w:r>
+        <w:t xml:space="preserve">Ele ficou nervoso quando o assunto foi a Âncora.</w:t>
+      </w:r>
+    </w:p>
+    <w:p>
+      <w:pPr>
+        <w:pStyle w:val="Personagem"/>
+      </w:pPr>
+      <w:r>
+        <w:t xml:space="preserve">ZANE (RÁDIO)</w:t>
+      </w:r>
+    </w:p>
+    <w:p>
+      <w:pPr>
+        <w:pStyle w:val="Dialogo"/>
+      </w:pPr>
+      <w:r>
+        <w:t xml:space="preserve">Nervoso como?</w:t>
+      </w:r>
+    </w:p>
+    <w:p>
+      <w:pPr>
+        <w:pStyle w:val="Personagem"/>
+      </w:pPr>
+      <w:r>
+        <w:t xml:space="preserve">GABRIEL (RÁDIO)</w:t>
+      </w:r>
+    </w:p>
+    <w:p>
+      <w:pPr>
+        <w:pStyle w:val="Dialogo"/>
+      </w:pPr>
+      <w:r>
+        <w:t xml:space="preserve">Como quem estudou pra prova e jura que não estudou.</w:t>
+      </w:r>
+    </w:p>
+    <w:p>
+      <w:pPr>
+        <w:pStyle w:val="Personagem"/>
+      </w:pPr>
+      <w:r>
+        <w:t xml:space="preserve">DIANA (RÁDIO)</w:t>
+      </w:r>
+    </w:p>
+    <w:p>
+      <w:pPr>
+        <w:pStyle w:val="Dialogo"/>
+      </w:pPr>
+      <w:r>
+        <w:t xml:space="preserve">Coitado! Sozinho esse tempo todo, eu também ia ficar nervosa!</w:t>
+      </w:r>
+    </w:p>
+    <w:p>
+      <w:pPr>
+        <w:pStyle w:val="Personagem"/>
+      </w:pPr>
+      <w:r>
+        <w:t xml:space="preserve">CLARICE (RÁDIO)</w:t>
+      </w:r>
+    </w:p>
+    <w:p>
+      <w:pPr>
+        <w:pStyle w:val="Dialogo"/>
+      </w:pPr>
+      <w:r>
+        <w:t xml:space="preserve">Vai pro gerador, Gabriel, no setor B. Sem energia, nem o Zane quebra a senha.</w:t>
+      </w:r>
+    </w:p>
+    <w:p>
+      <w:pPr>
+        <w:pStyle w:val="Personagem"/>
+      </w:pPr>
+      <w:r>
+        <w:t xml:space="preserve">ZANE (RÁDIO)</w:t>
+      </w:r>
+    </w:p>
+    <w:p>
+      <w:pPr>
+        <w:pStyle w:val="Dialogo"/>
+      </w:pPr>
+      <w:r>
+        <w:t xml:space="preserve">Ei. "Nem o Zane"? Eu quebro qualquer coisa. Com energia.</w:t>
+      </w:r>
+    </w:p>
+    <w:p>
+      <w:pPr>
+        <w:pStyle w:val="Jogabilidade"/>
+      </w:pPr>
+      <w:r>
+        <w:rPr>
+          <w:b/>
+          <w:bCs/>
+          <w:color w:val="2A7F8E"/>
+        </w:rPr>
+        <w:t xml:space="preserve">CADERNO  </w:t>
+      </w:r>
+      <w:r>
+        <w:rPr>
+          <w:b/>
+          <w:bCs/>
+        </w:rPr>
+        <w:t xml:space="preserve">Depois do Henrique.</w:t>
       </w:r>
       <w:r>
         <w:rPr>
           <w:i/>
           <w:iCs/>
-          <w:color w:val="7A8794"/>
         </w:rPr>
-        <w:t xml:space="preserve">[nova cena]</w:t>
+        <w:t xml:space="preserve"> Contei pelo rádio o que vi: o Henrique conta robôs e fica nervoso com a Âncora. O Zane desconfia mais. A Diana tem pena dele.</w:t>
+      </w:r>
+    </w:p>
+    <w:p>
+      <w:pPr>
+        <w:pStyle w:val="Jogabilidade"/>
+      </w:pPr>
+      <w:r>
+        <w:rPr>
+          <w:i/>
+          <w:iCs/>
+        </w:rPr>
+        <w:t xml:space="preserve">Próximo passo: religar o gerador, no setor B, para o Zane quebrar a senha.</w:t>
+      </w:r>
+    </w:p>
+    <w:p>
+      <w:pPr>
+        <w:pStyle w:val="Jogabilidade"/>
+      </w:pPr>
+      <w:r>
+        <w:rPr>
+          <w:b/>
+          <w:bCs/>
+          <w:color w:val="2A7F8E"/>
+        </w:rPr>
+        <w:t xml:space="preserve">JOGABILIDADE  </w:t>
+      </w:r>
+      <w:r>
+        <w:t xml:space="preserve">Descer pela escada ao setor B e chegar ao gerador, passando pelo Rastreador. As duas salas antigas ficam no caminho, sem explicação.</w:t>
+      </w:r>
+    </w:p>
+    <w:p>
+      <w:pPr>
+        <w:pStyle w:val="Heading3"/>
+      </w:pPr>
+      <w:r>
+        <w:t xml:space="preserve">Cena 5.4 — A energia volta</w:t>
+      </w:r>
+    </w:p>
+    <w:tbl>
+      <w:tblPr>
+        <w:tblW w:type="dxa" w:w="9026"/>
+        <w:tblBorders>
+          <w:top w:val="single" w:color="auto" w:sz="4"/>
+          <w:left w:val="single" w:color="auto" w:sz="4"/>
+          <w:bottom w:val="single" w:color="auto" w:sz="4"/>
+          <w:right w:val="single" w:color="auto" w:sz="4"/>
+          <w:insideH w:val="single" w:color="auto" w:sz="4"/>
+          <w:insideV w:val="single" w:color="auto" w:sz="4"/>
+        </w:tblBorders>
+      </w:tblPr>
+      <w:tblGrid>
+        <w:gridCol w:w="2400"/>
+        <w:gridCol w:w="4626"/>
+        <w:gridCol w:w="2000"/>
+      </w:tblGrid>
+      <w:tr>
+        <w:tc>
+          <w:tcPr>
+            <w:tcW w:type="dxa" w:w="2400"/>
+            <w:tcBorders>
+              <w:top w:val="single" w:color="BFC9D1" w:sz="4"/>
+              <w:left w:val="single" w:color="BFC9D1" w:sz="4"/>
+              <w:bottom w:val="single" w:color="BFC9D1" w:sz="4"/>
+              <w:right w:val="single" w:color="BFC9D1" w:sz="4"/>
+            </w:tcBorders>
+            <w:shd w:fill="E8EEF2" w:color="auto" w:val="clear"/>
+            <w:tcMar>
+              <w:top w:type="dxa" w:w="70"/>
+              <w:left w:type="dxa" w:w="110"/>
+              <w:bottom w:type="dxa" w:w="70"/>
+              <w:right w:type="dxa" w:w="110"/>
+            </w:tcMar>
+            <w:vAlign w:val="top"/>
+          </w:tcPr>
+          <w:p>
+            <w:pPr>
+              <w:keepNext/>
+            </w:pPr>
+            <w:r>
+              <w:rPr>
+                <w:b/>
+                <w:bCs/>
+                <w:color w:val="1F2A3C"/>
+              </w:rPr>
+              <w:t xml:space="preserve">Tipo</w:t>
+            </w:r>
+          </w:p>
+        </w:tc>
+        <w:tc>
+          <w:tcPr>
+            <w:tcW w:type="dxa" w:w="4626"/>
+            <w:tcBorders>
+              <w:top w:val="single" w:color="BFC9D1" w:sz="4"/>
+              <w:left w:val="single" w:color="BFC9D1" w:sz="4"/>
+              <w:bottom w:val="single" w:color="BFC9D1" w:sz="4"/>
+              <w:right w:val="single" w:color="BFC9D1" w:sz="4"/>
+            </w:tcBorders>
+            <w:shd w:fill="E8EEF2" w:color="auto" w:val="clear"/>
+            <w:tcMar>
+              <w:top w:type="dxa" w:w="70"/>
+              <w:left w:type="dxa" w:w="110"/>
+              <w:bottom w:type="dxa" w:w="70"/>
+              <w:right w:type="dxa" w:w="110"/>
+            </w:tcMar>
+            <w:vAlign w:val="top"/>
+          </w:tcPr>
+          <w:p>
+            <w:pPr>
+              <w:keepNext/>
+            </w:pPr>
+            <w:r>
+              <w:rPr>
+                <w:b/>
+                <w:bCs/>
+                <w:color w:val="1F2A3C"/>
+              </w:rPr>
+              <w:t xml:space="preserve">Gatilho</w:t>
+            </w:r>
+          </w:p>
+        </w:tc>
+        <w:tc>
+          <w:tcPr>
+            <w:tcW w:type="dxa" w:w="2000"/>
+            <w:tcBorders>
+              <w:top w:val="single" w:color="BFC9D1" w:sz="4"/>
+              <w:left w:val="single" w:color="BFC9D1" w:sz="4"/>
+              <w:bottom w:val="single" w:color="BFC9D1" w:sz="4"/>
+              <w:right w:val="single" w:color="BFC9D1" w:sz="4"/>
+            </w:tcBorders>
+            <w:shd w:fill="E8EEF2" w:color="auto" w:val="clear"/>
+            <w:tcMar>
+              <w:top w:type="dxa" w:w="70"/>
+              <w:left w:type="dxa" w:w="110"/>
+              <w:bottom w:type="dxa" w:w="70"/>
+              <w:right w:type="dxa" w:w="110"/>
+            </w:tcMar>
+            <w:vAlign w:val="top"/>
+          </w:tcPr>
+          <w:p>
+            <w:pPr>
+              <w:keepNext/>
+            </w:pPr>
+            <w:r>
+              <w:rPr>
+                <w:b/>
+                <w:bCs/>
+                <w:color w:val="1F2A3C"/>
+              </w:rPr>
+              <w:t xml:space="preserve">Status</w:t>
+            </w:r>
+          </w:p>
+        </w:tc>
+      </w:tr>
+      <w:tr>
+        <w:trPr>
+          <w:trHeight w:val="420" w:hRule="atLeast"/>
+        </w:trPr>
+        <w:tc>
+          <w:tcPr>
+            <w:tcW w:type="dxa" w:w="2400"/>
+            <w:tcBorders>
+              <w:top w:val="single" w:color="BFC9D1" w:sz="4"/>
+              <w:left w:val="single" w:color="BFC9D1" w:sz="4"/>
+              <w:bottom w:val="single" w:color="BFC9D1" w:sz="4"/>
+              <w:right w:val="single" w:color="BFC9D1" w:sz="4"/>
+            </w:tcBorders>
+            <w:tcMar>
+              <w:top w:type="dxa" w:w="70"/>
+              <w:left w:type="dxa" w:w="110"/>
+              <w:bottom w:type="dxa" w:w="70"/>
+              <w:right w:type="dxa" w:w="110"/>
+            </w:tcMar>
+            <w:vAlign w:val="top"/>
+          </w:tcPr>
+          <w:p>
+            <w:pPr>
+              <w:keepNext/>
+            </w:pPr>
+            <w:r>
+              <w:t xml:space="preserve">Jogável e rádio</w:t>
+            </w:r>
+          </w:p>
+        </w:tc>
+        <w:tc>
+          <w:tcPr>
+            <w:tcW w:type="dxa" w:w="4626"/>
+            <w:tcBorders>
+              <w:top w:val="single" w:color="BFC9D1" w:sz="4"/>
+              <w:left w:val="single" w:color="BFC9D1" w:sz="4"/>
+              <w:bottom w:val="single" w:color="BFC9D1" w:sz="4"/>
+              <w:right w:val="single" w:color="BFC9D1" w:sz="4"/>
+            </w:tcBorders>
+            <w:tcMar>
+              <w:top w:type="dxa" w:w="70"/>
+              <w:left w:type="dxa" w:w="110"/>
+              <w:bottom w:type="dxa" w:w="70"/>
+              <w:right w:type="dxa" w:w="110"/>
+            </w:tcMar>
+            <w:vAlign w:val="top"/>
+          </w:tcPr>
+          <w:p>
+            <w:pPr>
+              <w:keepNext/>
+            </w:pPr>
+            <w:r>
+              <w:t xml:space="preserve">Resolver o quadro de religação do gerador</w:t>
+            </w:r>
+          </w:p>
+        </w:tc>
+        <w:tc>
+          <w:tcPr>
+            <w:tcW w:type="dxa" w:w="2000"/>
+            <w:tcBorders>
+              <w:top w:val="single" w:color="BFC9D1" w:sz="4"/>
+              <w:left w:val="single" w:color="BFC9D1" w:sz="4"/>
+              <w:bottom w:val="single" w:color="BFC9D1" w:sz="4"/>
+              <w:right w:val="single" w:color="BFC9D1" w:sz="4"/>
+            </w:tcBorders>
+            <w:tcMar>
+              <w:top w:type="dxa" w:w="70"/>
+              <w:left w:type="dxa" w:w="110"/>
+              <w:bottom w:type="dxa" w:w="70"/>
+              <w:right w:type="dxa" w:w="110"/>
+            </w:tcMar>
+            <w:vAlign w:val="top"/>
+          </w:tcPr>
+          <w:p>
+            <w:pPr>
+              <w:keepNext/>
+            </w:pPr>
+            <w:r>
+              <w:t xml:space="preserve">No jogo</w:t>
+            </w:r>
+          </w:p>
+        </w:tc>
+      </w:tr>
+    </w:tbl>
+    <w:p>
+      <w:pPr>
+        <w:pStyle w:val="Cena"/>
+      </w:pPr>
+      <w:r>
+        <w:t xml:space="preserve">INT. BUNKER – GERADOR – 3026</w:t>
+      </w:r>
+    </w:p>
+    <w:p>
+      <w:pPr>
+        <w:pStyle w:val="Acao"/>
+      </w:pPr>
+      <w:r>
+        <w:t xml:space="preserve">Dois geradores a diesel, tambores de combustível e o quadro de religação. Com o cabo do carretel, Gabriel leva a energia aos sete pontos do bunker. As luzes voltam.</w:t>
+      </w:r>
+    </w:p>
+    <w:p>
+      <w:pPr>
+        <w:pStyle w:val="Jogabilidade"/>
+      </w:pPr>
+      <w:r>
+        <w:rPr>
+          <w:b/>
+          <w:bCs/>
+          <w:color w:val="2A7F8E"/>
+        </w:rPr>
+        <w:t xml:space="preserve">JOGABILIDADE  </w:t>
+      </w:r>
+      <w:r>
+        <w:t xml:space="preserve">Ligar os sete pontos com os 23 m de cabo: só existe um jeito, a árvore geradora mínima (Kruskal). A energia libera o elevador e o arsenal.</w:t>
+      </w:r>
+    </w:p>
+    <w:p>
+      <w:pPr>
+        <w:pStyle w:val="NotaTime"/>
+        <w:spacing w:after="60"/>
+      </w:pPr>
+      <w:r>
+        <w:t xml:space="preserve">Transmissão zane_bunker_01  (dados/transmissoes/zane_bunker_01.tres)</w:t>
+      </w:r>
+    </w:p>
+    <w:p>
+      <w:pPr>
+        <w:pStyle w:val="Personagem"/>
+      </w:pPr>
+      <w:r>
+        <w:t xml:space="preserve">ZANE (RÁDIO)</w:t>
+      </w:r>
+    </w:p>
+    <w:p>
+      <w:pPr>
+        <w:pStyle w:val="Dialogo"/>
+      </w:pPr>
+      <w:r>
+        <w:t xml:space="preserve">Chhh... Gabriel? A luz voltou aqui também! Foi você no gerador?</w:t>
+      </w:r>
+    </w:p>
+    <w:p>
+      <w:pPr>
+        <w:pStyle w:val="Dialogo"/>
+      </w:pPr>
+      <w:r>
+        <w:t xml:space="preserve">Com energia, o sistema do setor B baixou a guarda. Vem pra sala de dados: tá todo mundo aqui.</w:t>
+      </w:r>
+    </w:p>
+    <w:p>
+      <w:pPr>
+        <w:pStyle w:val="Jogabilidade"/>
+      </w:pPr>
+      <w:r>
+        <w:rPr>
+          <w:b/>
+          <w:bCs/>
+          <w:color w:val="2A7F8E"/>
+        </w:rPr>
+        <w:t xml:space="preserve">CADERNO  </w:t>
+      </w:r>
+      <w:r>
+        <w:rPr>
+          <w:b/>
+          <w:bCs/>
+        </w:rPr>
+        <w:t xml:space="preserve">A energia voltou ao bunker.</w:t>
+      </w:r>
+      <w:r>
+        <w:rPr>
+          <w:i/>
+          <w:iCs/>
+        </w:rPr>
+        <w:t xml:space="preserve"> Religuei o quadro do gerador com o cabo do carretel. O elevador e o arsenal ganharam energia. O Zane chamou pelo rádio: está todo mundo na sala de dados.</w:t>
+      </w:r>
+    </w:p>
+    <w:p>
+      <w:pPr>
+        <w:pStyle w:val="Heading3"/>
+      </w:pPr>
+      <w:r>
+        <w:t xml:space="preserve">Cena 5.5 — O encontro</w:t>
+      </w:r>
+    </w:p>
+    <w:tbl>
+      <w:tblPr>
+        <w:tblW w:type="dxa" w:w="9026"/>
+        <w:tblBorders>
+          <w:top w:val="single" w:color="auto" w:sz="4"/>
+          <w:left w:val="single" w:color="auto" w:sz="4"/>
+          <w:bottom w:val="single" w:color="auto" w:sz="4"/>
+          <w:right w:val="single" w:color="auto" w:sz="4"/>
+          <w:insideH w:val="single" w:color="auto" w:sz="4"/>
+          <w:insideV w:val="single" w:color="auto" w:sz="4"/>
+        </w:tblBorders>
+      </w:tblPr>
+      <w:tblGrid>
+        <w:gridCol w:w="2400"/>
+        <w:gridCol w:w="4626"/>
+        <w:gridCol w:w="2000"/>
+      </w:tblGrid>
+      <w:tr>
+        <w:tc>
+          <w:tcPr>
+            <w:tcW w:type="dxa" w:w="2400"/>
+            <w:tcBorders>
+              <w:top w:val="single" w:color="BFC9D1" w:sz="4"/>
+              <w:left w:val="single" w:color="BFC9D1" w:sz="4"/>
+              <w:bottom w:val="single" w:color="BFC9D1" w:sz="4"/>
+              <w:right w:val="single" w:color="BFC9D1" w:sz="4"/>
+            </w:tcBorders>
+            <w:shd w:fill="E8EEF2" w:color="auto" w:val="clear"/>
+            <w:tcMar>
+              <w:top w:type="dxa" w:w="70"/>
+              <w:left w:type="dxa" w:w="110"/>
+              <w:bottom w:type="dxa" w:w="70"/>
+              <w:right w:type="dxa" w:w="110"/>
+            </w:tcMar>
+            <w:vAlign w:val="top"/>
+          </w:tcPr>
+          <w:p>
+            <w:pPr>
+              <w:keepNext/>
+            </w:pPr>
+            <w:r>
+              <w:rPr>
+                <w:b/>
+                <w:bCs/>
+                <w:color w:val="1F2A3C"/>
+              </w:rPr>
+              <w:t xml:space="preserve">Tipo</w:t>
+            </w:r>
+          </w:p>
+        </w:tc>
+        <w:tc>
+          <w:tcPr>
+            <w:tcW w:type="dxa" w:w="4626"/>
+            <w:tcBorders>
+              <w:top w:val="single" w:color="BFC9D1" w:sz="4"/>
+              <w:left w:val="single" w:color="BFC9D1" w:sz="4"/>
+              <w:bottom w:val="single" w:color="BFC9D1" w:sz="4"/>
+              <w:right w:val="single" w:color="BFC9D1" w:sz="4"/>
+            </w:tcBorders>
+            <w:shd w:fill="E8EEF2" w:color="auto" w:val="clear"/>
+            <w:tcMar>
+              <w:top w:type="dxa" w:w="70"/>
+              <w:left w:type="dxa" w:w="110"/>
+              <w:bottom w:type="dxa" w:w="70"/>
+              <w:right w:type="dxa" w:w="110"/>
+            </w:tcMar>
+            <w:vAlign w:val="top"/>
+          </w:tcPr>
+          <w:p>
+            <w:pPr>
+              <w:keepNext/>
+            </w:pPr>
+            <w:r>
+              <w:rPr>
+                <w:b/>
+                <w:bCs/>
+                <w:color w:val="1F2A3C"/>
+              </w:rPr>
+              <w:t xml:space="preserve">Gatilho</w:t>
+            </w:r>
+          </w:p>
+        </w:tc>
+        <w:tc>
+          <w:tcPr>
+            <w:tcW w:type="dxa" w:w="2000"/>
+            <w:tcBorders>
+              <w:top w:val="single" w:color="BFC9D1" w:sz="4"/>
+              <w:left w:val="single" w:color="BFC9D1" w:sz="4"/>
+              <w:bottom w:val="single" w:color="BFC9D1" w:sz="4"/>
+              <w:right w:val="single" w:color="BFC9D1" w:sz="4"/>
+            </w:tcBorders>
+            <w:shd w:fill="E8EEF2" w:color="auto" w:val="clear"/>
+            <w:tcMar>
+              <w:top w:type="dxa" w:w="70"/>
+              <w:left w:type="dxa" w:w="110"/>
+              <w:bottom w:type="dxa" w:w="70"/>
+              <w:right w:type="dxa" w:w="110"/>
+            </w:tcMar>
+            <w:vAlign w:val="top"/>
+          </w:tcPr>
+          <w:p>
+            <w:pPr>
+              <w:keepNext/>
+            </w:pPr>
+            <w:r>
+              <w:rPr>
+                <w:b/>
+                <w:bCs/>
+                <w:color w:val="1F2A3C"/>
+              </w:rPr>
+              <w:t xml:space="preserve">Status</w:t>
+            </w:r>
+          </w:p>
+        </w:tc>
+      </w:tr>
+      <w:tr>
+        <w:trPr>
+          <w:trHeight w:val="420" w:hRule="atLeast"/>
+        </w:trPr>
+        <w:tc>
+          <w:tcPr>
+            <w:tcW w:type="dxa" w:w="2400"/>
+            <w:tcBorders>
+              <w:top w:val="single" w:color="BFC9D1" w:sz="4"/>
+              <w:left w:val="single" w:color="BFC9D1" w:sz="4"/>
+              <w:bottom w:val="single" w:color="BFC9D1" w:sz="4"/>
+              <w:right w:val="single" w:color="BFC9D1" w:sz="4"/>
+            </w:tcBorders>
+            <w:tcMar>
+              <w:top w:type="dxa" w:w="70"/>
+              <w:left w:type="dxa" w:w="110"/>
+              <w:bottom w:type="dxa" w:w="70"/>
+              <w:right w:type="dxa" w:w="110"/>
+            </w:tcMar>
+            <w:vAlign w:val="top"/>
+          </w:tcPr>
+          <w:p>
+            <w:pPr>
+              <w:keepNext/>
+            </w:pPr>
+            <w:r>
+              <w:t xml:space="preserve">Diálogo</w:t>
+            </w:r>
+          </w:p>
+        </w:tc>
+        <w:tc>
+          <w:tcPr>
+            <w:tcW w:type="dxa" w:w="4626"/>
+            <w:tcBorders>
+              <w:top w:val="single" w:color="BFC9D1" w:sz="4"/>
+              <w:left w:val="single" w:color="BFC9D1" w:sz="4"/>
+              <w:bottom w:val="single" w:color="BFC9D1" w:sz="4"/>
+              <w:right w:val="single" w:color="BFC9D1" w:sz="4"/>
+            </w:tcBorders>
+            <w:tcMar>
+              <w:top w:type="dxa" w:w="70"/>
+              <w:left w:type="dxa" w:w="110"/>
+              <w:bottom w:type="dxa" w:w="70"/>
+              <w:right w:type="dxa" w:w="110"/>
+            </w:tcMar>
+            <w:vAlign w:val="top"/>
+          </w:tcPr>
+          <w:p>
+            <w:pPr>
+              <w:keepNext/>
+            </w:pPr>
+            <w:r>
+              <w:t xml:space="preserve">Voltar à sala de dados depois de religar a energia (começa sozinho quando Gabriel chega perto)</w:t>
+            </w:r>
+          </w:p>
+        </w:tc>
+        <w:tc>
+          <w:tcPr>
+            <w:tcW w:type="dxa" w:w="2000"/>
+            <w:tcBorders>
+              <w:top w:val="single" w:color="BFC9D1" w:sz="4"/>
+              <w:left w:val="single" w:color="BFC9D1" w:sz="4"/>
+              <w:bottom w:val="single" w:color="BFC9D1" w:sz="4"/>
+              <w:right w:val="single" w:color="BFC9D1" w:sz="4"/>
+            </w:tcBorders>
+            <w:tcMar>
+              <w:top w:type="dxa" w:w="70"/>
+              <w:left w:type="dxa" w:w="110"/>
+              <w:bottom w:type="dxa" w:w="70"/>
+              <w:right w:type="dxa" w:w="110"/>
+            </w:tcMar>
+            <w:vAlign w:val="top"/>
+          </w:tcPr>
+          <w:p>
+            <w:pPr>
+              <w:keepNext/>
+            </w:pPr>
+            <w:r>
+              <w:t xml:space="preserve">No jogo, rascunho</w:t>
+            </w:r>
+          </w:p>
+        </w:tc>
+      </w:tr>
+    </w:tbl>
+    <w:p>
+      <w:pPr>
+        <w:pStyle w:val="Cena"/>
+      </w:pPr>
+      <w:r>
+        <w:t xml:space="preserve">INT. BUNKER – CENTRAL DE DADOS – 3026</w:t>
+      </w:r>
+    </w:p>
+    <w:p>
+      <w:pPr>
+        <w:pStyle w:val="Acao"/>
+      </w:pPr>
+      <w:r>
+        <w:t xml:space="preserve">Na sala de dados, pela primeira vez, estão todos numa sala só: o Henrique, o Zane, a Clarice e a Diana. A comporta do núcleo, no fim do Corredor B, está destravada.</w:t>
+      </w:r>
+    </w:p>
+    <w:p>
+      <w:pPr>
+        <w:pStyle w:val="NotaTime"/>
+        <w:spacing w:after="60"/>
+      </w:pPr>
+      <w:r>
+        <w:t xml:space="preserve">Diálogo bunker_encontro  (dados/dialogos/bunker_encontro.json)</w:t>
+      </w:r>
+    </w:p>
+    <w:p>
+      <w:pPr>
+        <w:pStyle w:val="Trecho"/>
+      </w:pPr>
+      <w:r>
+        <w:rPr>
+          <w:b/>
+          <w:bCs/>
+        </w:rPr>
+        <w:t xml:space="preserve">TRECHO  </w:t>
+      </w:r>
+      <w:r>
+        <w:t xml:space="preserve">encontro  (começa aqui)</w:t>
+      </w:r>
+    </w:p>
+    <w:p>
+      <w:pPr>
+        <w:pStyle w:val="Personagem"/>
+      </w:pPr>
+      <w:r>
+        <w:t xml:space="preserve">ZANE (empolgado)</w:t>
+      </w:r>
+    </w:p>
+    <w:p>
+      <w:pPr>
+        <w:pStyle w:val="Dialogo"/>
+      </w:pPr>
+      <w:r>
+        <w:t xml:space="preserve">Gabriel! Até que enfim! Viu a luz voltar? Com energia, o sistema do setor B baixou a guarda. Doze caracteres, três tentativas por vez... e quebrei.</w:t>
+      </w:r>
+    </w:p>
+    <w:p>
+      <w:pPr>
+        <w:pStyle w:val="Personagem"/>
+      </w:pPr>
+      <w:r>
+        <w:t xml:space="preserve">ZANE (confiante)</w:t>
+      </w:r>
+    </w:p>
+    <w:p>
+      <w:pPr>
+        <w:pStyle w:val="Dialogo"/>
+      </w:pPr>
+      <w:r>
+        <w:t xml:space="preserve">A comporta do núcleo tá destravada. Pode descer quando quiser.</w:t>
+      </w:r>
+    </w:p>
+    <w:p>
+      <w:pPr>
+        <w:pStyle w:val="Personagem"/>
+      </w:pPr>
+      <w:r>
+        <w:t xml:space="preserve">CLARICE (sorrindo)</w:t>
+      </w:r>
+    </w:p>
+    <w:p>
+      <w:pPr>
+        <w:pStyle w:val="Dialogo"/>
+      </w:pPr>
+      <w:r>
+        <w:t xml:space="preserve">Meu filho, você demorou. Isso aqui é totalmente surreal: todo mundo numa sala só, pela primeira vez.</w:t>
+      </w:r>
+    </w:p>
+    <w:p>
+      <w:pPr>
+        <w:pStyle w:val="Personagem"/>
+      </w:pPr>
+      <w:r>
+        <w:t xml:space="preserve">DIANA (dramática)</w:t>
+      </w:r>
+    </w:p>
+    <w:p>
+      <w:pPr>
+        <w:pStyle w:val="Dialogo"/>
+      </w:pPr>
+      <w:r>
+        <w:t xml:space="preserve">Eu achei que era o fim! Juro! E olha a gente aqui, todo mundo junto!</w:t>
+      </w:r>
+    </w:p>
+    <w:p>
+      <w:pPr>
+        <w:pStyle w:val="Personagem"/>
+      </w:pPr>
+      <w:r>
+        <w:t xml:space="preserve">HENRIQUE (nervoso)</w:t>
+      </w:r>
+    </w:p>
+    <w:p>
+      <w:pPr>
+        <w:pStyle w:val="Dialogo"/>
+      </w:pPr>
+      <w:r>
+        <w:t xml:space="preserve">Todo mundo... aqui. Quer dizer. Eu sempre disse que era melhor cada um no seu canto.</w:t>
+      </w:r>
+    </w:p>
+    <w:p>
+      <w:pPr>
+        <w:pStyle w:val="Personagem"/>
+      </w:pPr>
+      <w:r>
+        <w:t xml:space="preserve">GABRIEL</w:t>
+      </w:r>
+    </w:p>
+    <w:p>
+      <w:pPr>
+        <w:pStyle w:val="Dialogo"/>
+      </w:pPr>
+      <w:r>
+        <w:t xml:space="preserve">Pois é. Não deu.</w:t>
+      </w:r>
+    </w:p>
+    <w:p>
+      <w:pPr>
+        <w:pStyle w:val="Personagem"/>
+      </w:pPr>
+      <w:r>
+        <w:t xml:space="preserve">ZANE (desconfiado)</w:t>
+      </w:r>
+    </w:p>
+    <w:p>
+      <w:pPr>
+        <w:pStyle w:val="Dialogo"/>
+      </w:pPr>
+      <w:r>
+        <w:t xml:space="preserve">Melhor assim. Daqui pra frente, ninguém fala por ninguém.</w:t>
+      </w:r>
+    </w:p>
+    <w:p>
+      <w:pPr>
+        <w:pStyle w:val="Personagem"/>
+      </w:pPr>
+      <w:r>
+        <w:t xml:space="preserve">CLARICE (séria)</w:t>
+      </w:r>
+    </w:p>
+    <w:p>
+      <w:pPr>
+        <w:pStyle w:val="Dialogo"/>
+      </w:pPr>
+      <w:r>
+        <w:t xml:space="preserve">Então é pela comporta. Vai na frente, Gabriel: você é o que mais andou por aí.</w:t>
+      </w:r>
+    </w:p>
+    <w:p>
+      <w:pPr>
+        <w:pStyle w:val="Jogabilidade"/>
+      </w:pPr>
+      <w:r>
+        <w:rPr>
+          <w:b/>
+          <w:bCs/>
+          <w:color w:val="2A7F8E"/>
+        </w:rPr>
+        <w:t xml:space="preserve">CADERNO  </w:t>
+      </w:r>
+      <w:r>
+        <w:rPr>
+          <w:b/>
+          <w:bCs/>
+        </w:rPr>
+        <w:t xml:space="preserve">Todos na sala de dados.</w:t>
+      </w:r>
+      <w:r>
+        <w:rPr>
+          <w:i/>
+          <w:iCs/>
+        </w:rPr>
+        <w:t xml:space="preserve"> Religuei a energia do bunker e o Zane quebrou a senha do setor B. Quando cheguei à sala de dados, estavam todos lá: o Henrique, o Zane, a Clarice e a Diana. A primeira vez de todo mundo numa sala só.</w:t>
+      </w:r>
+    </w:p>
+    <w:p>
+      <w:pPr>
+        <w:pStyle w:val="Jogabilidade"/>
+      </w:pPr>
+      <w:r>
+        <w:rPr>
+          <w:i/>
+          <w:iCs/>
+        </w:rPr>
+        <w:t xml:space="preserve">A comporta do núcleo, no fim do Corredor B, está destravada.</w:t>
+      </w:r>
+    </w:p>
+    <w:p>
+      <w:pPr>
+        <w:pStyle w:val="Jogabilidade"/>
+      </w:pPr>
+      <w:r>
+        <w:rPr>
+          <w:b/>
+          <w:bCs/>
+          <w:color w:val="2A7F8E"/>
+        </w:rPr>
+        <w:t xml:space="preserve">JOGABILIDADE  </w:t>
+      </w:r>
+      <w:r>
+        <w:t xml:space="preserve">Descer pela comporta do núcleo, no fim do Corredor B, rumo ao Laboratório (D-Tec).</w:t>
+      </w:r>
+    </w:p>
+    <w:p>
+      <w:pPr>
+        <w:pStyle w:val="NotaTime"/>
+        <w:spacing w:after="60"/>
+      </w:pPr>
+      <w:r>
+        <w:t xml:space="preserve">Nota: A cena é provisória (História Completa, Ato 3): as falas são rascunho, e como a Clarice e a Diana chegam ao bunker continua em aberto.</w:t>
+      </w:r>
+    </w:p>
+    <w:p>
+      <w:pPr>
+        <w:pStyle w:val="Heading3"/>
+      </w:pPr>
+      <w:r>
+        <w:t xml:space="preserve">Cena 5.6 — [nova cena]</w:t>
       </w:r>
     </w:p>
     <w:tbl>
@@ -34098,7 +39057,7 @@
                 <w:sz w:val="15"/>
                 <w:szCs w:val="15"/>
               </w:rPr>
-              <w:t xml:space="preserve">henrique_primeiro_encontro</w:t>
+              <w:t xml:space="preserve">grupo_bunker_01</w:t>
             </w:r>
           </w:p>
         </w:tc>
@@ -34121,7 +39080,7 @@
           </w:tcPr>
           <w:p>
             <w:r>
-              <w:t xml:space="preserve">Henrique, Gabriel</w:t>
+              <w:t xml:space="preserve">Diana, Clarice, Gabriel, Zane</w:t>
             </w:r>
           </w:p>
         </w:tc>
@@ -34144,7 +39103,7 @@
           </w:tcPr>
           <w:p>
             <w:r>
-              <w:t xml:space="preserve">em pessoa</w:t>
+              <w:t xml:space="preserve">rádio</w:t>
             </w:r>
           </w:p>
         </w:tc>
@@ -34167,7 +39126,7 @@
           </w:tcPr>
           <w:p>
             <w:r>
-              <w:t xml:space="preserve">Cena 5.1. Falar com o Henrique na estação</w:t>
+              <w:t xml:space="preserve">Cena 5.1. Chegar à entrada do bunker</w:t>
             </w:r>
           </w:p>
         </w:tc>
@@ -34190,7 +39149,7 @@
           </w:tcPr>
           <w:p>
             <w:r>
-              <w:t xml:space="preserve">Gabriel o reconhece pela lenda do campus. Ele se diz tentando consertar tudo e prefere cada um no seu canto.</w:t>
+              <w:t xml:space="preserve">Robôs também no bunker; o Henrique vai abrir a porta. O Zane: "repara no que ele não fala".</w:t>
             </w:r>
           </w:p>
         </w:tc>
@@ -34223,6 +39182,131 @@
                 <w:sz w:val="15"/>
                 <w:szCs w:val="15"/>
               </w:rPr>
+              <w:t xml:space="preserve">henrique_primeiro_encontro</w:t>
+            </w:r>
+          </w:p>
+        </w:tc>
+        <w:tc>
+          <w:tcPr>
+            <w:tcW w:type="dxa" w:w="1200"/>
+            <w:tcBorders>
+              <w:top w:val="single" w:color="BFC9D1" w:sz="4"/>
+              <w:left w:val="single" w:color="BFC9D1" w:sz="4"/>
+              <w:bottom w:val="single" w:color="BFC9D1" w:sz="4"/>
+              <w:right w:val="single" w:color="BFC9D1" w:sz="4"/>
+            </w:tcBorders>
+            <w:tcMar>
+              <w:top w:type="dxa" w:w="70"/>
+              <w:left w:type="dxa" w:w="110"/>
+              <w:bottom w:type="dxa" w:w="70"/>
+              <w:right w:type="dxa" w:w="110"/>
+            </w:tcMar>
+            <w:vAlign w:val="top"/>
+          </w:tcPr>
+          <w:p>
+            <w:r>
+              <w:t xml:space="preserve">Henrique, Gabriel</w:t>
+            </w:r>
+          </w:p>
+        </w:tc>
+        <w:tc>
+          <w:tcPr>
+            <w:tcW w:type="dxa" w:w="1100"/>
+            <w:tcBorders>
+              <w:top w:val="single" w:color="BFC9D1" w:sz="4"/>
+              <w:left w:val="single" w:color="BFC9D1" w:sz="4"/>
+              <w:bottom w:val="single" w:color="BFC9D1" w:sz="4"/>
+              <w:right w:val="single" w:color="BFC9D1" w:sz="4"/>
+            </w:tcBorders>
+            <w:tcMar>
+              <w:top w:type="dxa" w:w="70"/>
+              <w:left w:type="dxa" w:w="110"/>
+              <w:bottom w:type="dxa" w:w="70"/>
+              <w:right w:type="dxa" w:w="110"/>
+            </w:tcMar>
+            <w:vAlign w:val="top"/>
+          </w:tcPr>
+          <w:p>
+            <w:r>
+              <w:t xml:space="preserve">em pessoa</w:t>
+            </w:r>
+          </w:p>
+        </w:tc>
+        <w:tc>
+          <w:tcPr>
+            <w:tcW w:type="dxa" w:w="2000"/>
+            <w:tcBorders>
+              <w:top w:val="single" w:color="BFC9D1" w:sz="4"/>
+              <w:left w:val="single" w:color="BFC9D1" w:sz="4"/>
+              <w:bottom w:val="single" w:color="BFC9D1" w:sz="4"/>
+              <w:right w:val="single" w:color="BFC9D1" w:sz="4"/>
+            </w:tcBorders>
+            <w:tcMar>
+              <w:top w:type="dxa" w:w="70"/>
+              <w:left w:type="dxa" w:w="110"/>
+              <w:bottom w:type="dxa" w:w="70"/>
+              <w:right w:type="dxa" w:w="110"/>
+            </w:tcMar>
+            <w:vAlign w:val="top"/>
+          </w:tcPr>
+          <w:p>
+            <w:r>
+              <w:t xml:space="preserve">Cena 5.2. Falar com o Henrique na estação</w:t>
+            </w:r>
+          </w:p>
+        </w:tc>
+        <w:tc>
+          <w:tcPr>
+            <w:tcW w:type="dxa" w:w="2426"/>
+            <w:tcBorders>
+              <w:top w:val="single" w:color="BFC9D1" w:sz="4"/>
+              <w:left w:val="single" w:color="BFC9D1" w:sz="4"/>
+              <w:bottom w:val="single" w:color="BFC9D1" w:sz="4"/>
+              <w:right w:val="single" w:color="BFC9D1" w:sz="4"/>
+            </w:tcBorders>
+            <w:tcMar>
+              <w:top w:type="dxa" w:w="70"/>
+              <w:left w:type="dxa" w:w="110"/>
+              <w:bottom w:type="dxa" w:w="70"/>
+              <w:right w:type="dxa" w:w="110"/>
+            </w:tcMar>
+            <w:vAlign w:val="top"/>
+          </w:tcPr>
+          <w:p>
+            <w:r>
+              <w:t xml:space="preserve">Gabriel o reconhece pela lenda do campus. Ele se diz tentando consertar tudo e prefere cada um no seu canto.</w:t>
+            </w:r>
+          </w:p>
+        </w:tc>
+      </w:tr>
+      <w:tr>
+        <w:trPr>
+          <w:trHeight w:val="480" w:hRule="atLeast"/>
+        </w:trPr>
+        <w:tc>
+          <w:tcPr>
+            <w:tcW w:type="dxa" w:w="2300"/>
+            <w:tcBorders>
+              <w:top w:val="single" w:color="BFC9D1" w:sz="4"/>
+              <w:left w:val="single" w:color="BFC9D1" w:sz="4"/>
+              <w:bottom w:val="single" w:color="BFC9D1" w:sz="4"/>
+              <w:right w:val="single" w:color="BFC9D1" w:sz="4"/>
+            </w:tcBorders>
+            <w:tcMar>
+              <w:top w:type="dxa" w:w="70"/>
+              <w:left w:type="dxa" w:w="110"/>
+              <w:bottom w:type="dxa" w:w="70"/>
+              <w:right w:type="dxa" w:w="110"/>
+            </w:tcMar>
+            <w:vAlign w:val="top"/>
+          </w:tcPr>
+          <w:p>
+            <w:r>
+              <w:rPr>
+                <w:rFonts w:ascii="Courier New" w:cs="Courier New" w:eastAsia="Courier New" w:hAnsi="Courier New"/>
+                <w:sz w:val="15"/>
+                <w:szCs w:val="15"/>
+              </w:rPr>
               <w:t xml:space="preserve">henrique_de_novo</w:t>
             </w:r>
           </w:p>
@@ -34292,7 +39376,7 @@
           </w:tcPr>
           <w:p>
             <w:r>
-              <w:t xml:space="preserve">Cena 5.1. Se gabriel voltar a falar com ele</w:t>
+              <w:t xml:space="preserve">Cena 5.2. Se gabriel voltar a falar com ele</w:t>
             </w:r>
           </w:p>
         </w:tc>
@@ -34316,6 +39400,381 @@
           <w:p>
             <w:r>
               <w:t xml:space="preserve">Menu de conversa: o conserto, o setor B e as rondas.</w:t>
+            </w:r>
+          </w:p>
+        </w:tc>
+      </w:tr>
+      <w:tr>
+        <w:trPr>
+          <w:trHeight w:val="480" w:hRule="atLeast"/>
+        </w:trPr>
+        <w:tc>
+          <w:tcPr>
+            <w:tcW w:type="dxa" w:w="2300"/>
+            <w:tcBorders>
+              <w:top w:val="single" w:color="BFC9D1" w:sz="4"/>
+              <w:left w:val="single" w:color="BFC9D1" w:sz="4"/>
+              <w:bottom w:val="single" w:color="BFC9D1" w:sz="4"/>
+              <w:right w:val="single" w:color="BFC9D1" w:sz="4"/>
+            </w:tcBorders>
+            <w:tcMar>
+              <w:top w:type="dxa" w:w="70"/>
+              <w:left w:type="dxa" w:w="110"/>
+              <w:bottom w:type="dxa" w:w="70"/>
+              <w:right w:type="dxa" w:w="110"/>
+            </w:tcMar>
+            <w:vAlign w:val="top"/>
+          </w:tcPr>
+          <w:p>
+            <w:r>
+              <w:rPr>
+                <w:rFonts w:ascii="Courier New" w:cs="Courier New" w:eastAsia="Courier New" w:hAnsi="Courier New"/>
+                <w:sz w:val="15"/>
+                <w:szCs w:val="15"/>
+              </w:rPr>
+              <w:t xml:space="preserve">grupo_bunker_02</w:t>
+            </w:r>
+          </w:p>
+        </w:tc>
+        <w:tc>
+          <w:tcPr>
+            <w:tcW w:type="dxa" w:w="1200"/>
+            <w:tcBorders>
+              <w:top w:val="single" w:color="BFC9D1" w:sz="4"/>
+              <w:left w:val="single" w:color="BFC9D1" w:sz="4"/>
+              <w:bottom w:val="single" w:color="BFC9D1" w:sz="4"/>
+              <w:right w:val="single" w:color="BFC9D1" w:sz="4"/>
+            </w:tcBorders>
+            <w:tcMar>
+              <w:top w:type="dxa" w:w="70"/>
+              <w:left w:type="dxa" w:w="110"/>
+              <w:bottom w:type="dxa" w:w="70"/>
+              <w:right w:type="dxa" w:w="110"/>
+            </w:tcMar>
+            <w:vAlign w:val="top"/>
+          </w:tcPr>
+          <w:p>
+            <w:r>
+              <w:t xml:space="preserve">Zane, Gabriel, Clarice, Diana</w:t>
+            </w:r>
+          </w:p>
+        </w:tc>
+        <w:tc>
+          <w:tcPr>
+            <w:tcW w:type="dxa" w:w="1100"/>
+            <w:tcBorders>
+              <w:top w:val="single" w:color="BFC9D1" w:sz="4"/>
+              <w:left w:val="single" w:color="BFC9D1" w:sz="4"/>
+              <w:bottom w:val="single" w:color="BFC9D1" w:sz="4"/>
+              <w:right w:val="single" w:color="BFC9D1" w:sz="4"/>
+            </w:tcBorders>
+            <w:tcMar>
+              <w:top w:type="dxa" w:w="70"/>
+              <w:left w:type="dxa" w:w="110"/>
+              <w:bottom w:type="dxa" w:w="70"/>
+              <w:right w:type="dxa" w:w="110"/>
+            </w:tcMar>
+            <w:vAlign w:val="top"/>
+          </w:tcPr>
+          <w:p>
+            <w:r>
+              <w:t xml:space="preserve">rádio</w:t>
+            </w:r>
+          </w:p>
+        </w:tc>
+        <w:tc>
+          <w:tcPr>
+            <w:tcW w:type="dxa" w:w="2000"/>
+            <w:tcBorders>
+              <w:top w:val="single" w:color="BFC9D1" w:sz="4"/>
+              <w:left w:val="single" w:color="BFC9D1" w:sz="4"/>
+              <w:bottom w:val="single" w:color="BFC9D1" w:sz="4"/>
+              <w:right w:val="single" w:color="BFC9D1" w:sz="4"/>
+            </w:tcBorders>
+            <w:tcMar>
+              <w:top w:type="dxa" w:w="70"/>
+              <w:left w:type="dxa" w:w="110"/>
+              <w:bottom w:type="dxa" w:w="70"/>
+              <w:right w:type="dxa" w:w="110"/>
+            </w:tcMar>
+            <w:vAlign w:val="top"/>
+          </w:tcPr>
+          <w:p>
+            <w:r>
+              <w:t xml:space="preserve">Cena 5.3. Sair da sala de dados depois da conversa com o Henrique</w:t>
+            </w:r>
+          </w:p>
+        </w:tc>
+        <w:tc>
+          <w:tcPr>
+            <w:tcW w:type="dxa" w:w="2426"/>
+            <w:tcBorders>
+              <w:top w:val="single" w:color="BFC9D1" w:sz="4"/>
+              <w:left w:val="single" w:color="BFC9D1" w:sz="4"/>
+              <w:bottom w:val="single" w:color="BFC9D1" w:sz="4"/>
+              <w:right w:val="single" w:color="BFC9D1" w:sz="4"/>
+            </w:tcBorders>
+            <w:tcMar>
+              <w:top w:type="dxa" w:w="70"/>
+              <w:left w:type="dxa" w:w="110"/>
+              <w:bottom w:type="dxa" w:w="70"/>
+              <w:right w:type="dxa" w:w="110"/>
+            </w:tcMar>
+            <w:vAlign w:val="top"/>
+          </w:tcPr>
+          <w:p>
+            <w:r>
+              <w:t xml:space="preserve">O que o Henrique faz lá dentro; a Diana tem pena dele; ir ao gerador.</w:t>
+            </w:r>
+          </w:p>
+        </w:tc>
+      </w:tr>
+      <w:tr>
+        <w:trPr>
+          <w:trHeight w:val="480" w:hRule="atLeast"/>
+        </w:trPr>
+        <w:tc>
+          <w:tcPr>
+            <w:tcW w:type="dxa" w:w="2300"/>
+            <w:tcBorders>
+              <w:top w:val="single" w:color="BFC9D1" w:sz="4"/>
+              <w:left w:val="single" w:color="BFC9D1" w:sz="4"/>
+              <w:bottom w:val="single" w:color="BFC9D1" w:sz="4"/>
+              <w:right w:val="single" w:color="BFC9D1" w:sz="4"/>
+            </w:tcBorders>
+            <w:tcMar>
+              <w:top w:type="dxa" w:w="70"/>
+              <w:left w:type="dxa" w:w="110"/>
+              <w:bottom w:type="dxa" w:w="70"/>
+              <w:right w:type="dxa" w:w="110"/>
+            </w:tcMar>
+            <w:vAlign w:val="top"/>
+          </w:tcPr>
+          <w:p>
+            <w:r>
+              <w:rPr>
+                <w:rFonts w:ascii="Courier New" w:cs="Courier New" w:eastAsia="Courier New" w:hAnsi="Courier New"/>
+                <w:sz w:val="15"/>
+                <w:szCs w:val="15"/>
+              </w:rPr>
+              <w:t xml:space="preserve">zane_bunker_01</w:t>
+            </w:r>
+          </w:p>
+        </w:tc>
+        <w:tc>
+          <w:tcPr>
+            <w:tcW w:type="dxa" w:w="1200"/>
+            <w:tcBorders>
+              <w:top w:val="single" w:color="BFC9D1" w:sz="4"/>
+              <w:left w:val="single" w:color="BFC9D1" w:sz="4"/>
+              <w:bottom w:val="single" w:color="BFC9D1" w:sz="4"/>
+              <w:right w:val="single" w:color="BFC9D1" w:sz="4"/>
+            </w:tcBorders>
+            <w:tcMar>
+              <w:top w:type="dxa" w:w="70"/>
+              <w:left w:type="dxa" w:w="110"/>
+              <w:bottom w:type="dxa" w:w="70"/>
+              <w:right w:type="dxa" w:w="110"/>
+            </w:tcMar>
+            <w:vAlign w:val="top"/>
+          </w:tcPr>
+          <w:p>
+            <w:r>
+              <w:t xml:space="preserve">ZANE</w:t>
+            </w:r>
+          </w:p>
+        </w:tc>
+        <w:tc>
+          <w:tcPr>
+            <w:tcW w:type="dxa" w:w="1100"/>
+            <w:tcBorders>
+              <w:top w:val="single" w:color="BFC9D1" w:sz="4"/>
+              <w:left w:val="single" w:color="BFC9D1" w:sz="4"/>
+              <w:bottom w:val="single" w:color="BFC9D1" w:sz="4"/>
+              <w:right w:val="single" w:color="BFC9D1" w:sz="4"/>
+            </w:tcBorders>
+            <w:tcMar>
+              <w:top w:type="dxa" w:w="70"/>
+              <w:left w:type="dxa" w:w="110"/>
+              <w:bottom w:type="dxa" w:w="70"/>
+              <w:right w:type="dxa" w:w="110"/>
+            </w:tcMar>
+            <w:vAlign w:val="top"/>
+          </w:tcPr>
+          <w:p>
+            <w:r>
+              <w:t xml:space="preserve">rádio</w:t>
+            </w:r>
+          </w:p>
+        </w:tc>
+        <w:tc>
+          <w:tcPr>
+            <w:tcW w:type="dxa" w:w="2000"/>
+            <w:tcBorders>
+              <w:top w:val="single" w:color="BFC9D1" w:sz="4"/>
+              <w:left w:val="single" w:color="BFC9D1" w:sz="4"/>
+              <w:bottom w:val="single" w:color="BFC9D1" w:sz="4"/>
+              <w:right w:val="single" w:color="BFC9D1" w:sz="4"/>
+            </w:tcBorders>
+            <w:tcMar>
+              <w:top w:type="dxa" w:w="70"/>
+              <w:left w:type="dxa" w:w="110"/>
+              <w:bottom w:type="dxa" w:w="70"/>
+              <w:right w:type="dxa" w:w="110"/>
+            </w:tcMar>
+            <w:vAlign w:val="top"/>
+          </w:tcPr>
+          <w:p>
+            <w:r>
+              <w:t xml:space="preserve">Cena 5.4. Religar o quadro do gerador</w:t>
+            </w:r>
+          </w:p>
+        </w:tc>
+        <w:tc>
+          <w:tcPr>
+            <w:tcW w:type="dxa" w:w="2426"/>
+            <w:tcBorders>
+              <w:top w:val="single" w:color="BFC9D1" w:sz="4"/>
+              <w:left w:val="single" w:color="BFC9D1" w:sz="4"/>
+              <w:bottom w:val="single" w:color="BFC9D1" w:sz="4"/>
+              <w:right w:val="single" w:color="BFC9D1" w:sz="4"/>
+            </w:tcBorders>
+            <w:tcMar>
+              <w:top w:type="dxa" w:w="70"/>
+              <w:left w:type="dxa" w:w="110"/>
+              <w:bottom w:type="dxa" w:w="70"/>
+              <w:right w:type="dxa" w:w="110"/>
+            </w:tcMar>
+            <w:vAlign w:val="top"/>
+          </w:tcPr>
+          <w:p>
+            <w:r>
+              <w:t xml:space="preserve">A luz voltou; o setor B baixou a guarda. Vem pra sala de dados: tá todo mundo aqui.</w:t>
+            </w:r>
+          </w:p>
+        </w:tc>
+      </w:tr>
+      <w:tr>
+        <w:trPr>
+          <w:trHeight w:val="480" w:hRule="atLeast"/>
+        </w:trPr>
+        <w:tc>
+          <w:tcPr>
+            <w:tcW w:type="dxa" w:w="2300"/>
+            <w:tcBorders>
+              <w:top w:val="single" w:color="BFC9D1" w:sz="4"/>
+              <w:left w:val="single" w:color="BFC9D1" w:sz="4"/>
+              <w:bottom w:val="single" w:color="BFC9D1" w:sz="4"/>
+              <w:right w:val="single" w:color="BFC9D1" w:sz="4"/>
+            </w:tcBorders>
+            <w:tcMar>
+              <w:top w:type="dxa" w:w="70"/>
+              <w:left w:type="dxa" w:w="110"/>
+              <w:bottom w:type="dxa" w:w="70"/>
+              <w:right w:type="dxa" w:w="110"/>
+            </w:tcMar>
+            <w:vAlign w:val="top"/>
+          </w:tcPr>
+          <w:p>
+            <w:r>
+              <w:rPr>
+                <w:rFonts w:ascii="Courier New" w:cs="Courier New" w:eastAsia="Courier New" w:hAnsi="Courier New"/>
+                <w:sz w:val="15"/>
+                <w:szCs w:val="15"/>
+              </w:rPr>
+              <w:t xml:space="preserve">bunker_encontro</w:t>
+            </w:r>
+          </w:p>
+        </w:tc>
+        <w:tc>
+          <w:tcPr>
+            <w:tcW w:type="dxa" w:w="1200"/>
+            <w:tcBorders>
+              <w:top w:val="single" w:color="BFC9D1" w:sz="4"/>
+              <w:left w:val="single" w:color="BFC9D1" w:sz="4"/>
+              <w:bottom w:val="single" w:color="BFC9D1" w:sz="4"/>
+              <w:right w:val="single" w:color="BFC9D1" w:sz="4"/>
+            </w:tcBorders>
+            <w:tcMar>
+              <w:top w:type="dxa" w:w="70"/>
+              <w:left w:type="dxa" w:w="110"/>
+              <w:bottom w:type="dxa" w:w="70"/>
+              <w:right w:type="dxa" w:w="110"/>
+            </w:tcMar>
+            <w:vAlign w:val="top"/>
+          </w:tcPr>
+          <w:p>
+            <w:r>
+              <w:t xml:space="preserve">Zane, Clarice, Diana, Henrique, Gabriel</w:t>
+            </w:r>
+          </w:p>
+        </w:tc>
+        <w:tc>
+          <w:tcPr>
+            <w:tcW w:type="dxa" w:w="1100"/>
+            <w:tcBorders>
+              <w:top w:val="single" w:color="BFC9D1" w:sz="4"/>
+              <w:left w:val="single" w:color="BFC9D1" w:sz="4"/>
+              <w:bottom w:val="single" w:color="BFC9D1" w:sz="4"/>
+              <w:right w:val="single" w:color="BFC9D1" w:sz="4"/>
+            </w:tcBorders>
+            <w:tcMar>
+              <w:top w:type="dxa" w:w="70"/>
+              <w:left w:type="dxa" w:w="110"/>
+              <w:bottom w:type="dxa" w:w="70"/>
+              <w:right w:type="dxa" w:w="110"/>
+            </w:tcMar>
+            <w:vAlign w:val="top"/>
+          </w:tcPr>
+          <w:p>
+            <w:r>
+              <w:t xml:space="preserve">em pessoa</w:t>
+            </w:r>
+          </w:p>
+        </w:tc>
+        <w:tc>
+          <w:tcPr>
+            <w:tcW w:type="dxa" w:w="2000"/>
+            <w:tcBorders>
+              <w:top w:val="single" w:color="BFC9D1" w:sz="4"/>
+              <w:left w:val="single" w:color="BFC9D1" w:sz="4"/>
+              <w:bottom w:val="single" w:color="BFC9D1" w:sz="4"/>
+              <w:right w:val="single" w:color="BFC9D1" w:sz="4"/>
+            </w:tcBorders>
+            <w:tcMar>
+              <w:top w:type="dxa" w:w="70"/>
+              <w:left w:type="dxa" w:w="110"/>
+              <w:bottom w:type="dxa" w:w="70"/>
+              <w:right w:type="dxa" w:w="110"/>
+            </w:tcMar>
+            <w:vAlign w:val="top"/>
+          </w:tcPr>
+          <w:p>
+            <w:r>
+              <w:t xml:space="preserve">Cena 5.5. Voltar à sala de dados com a energia</w:t>
+            </w:r>
+          </w:p>
+        </w:tc>
+        <w:tc>
+          <w:tcPr>
+            <w:tcW w:type="dxa" w:w="2426"/>
+            <w:tcBorders>
+              <w:top w:val="single" w:color="BFC9D1" w:sz="4"/>
+              <w:left w:val="single" w:color="BFC9D1" w:sz="4"/>
+              <w:bottom w:val="single" w:color="BFC9D1" w:sz="4"/>
+              <w:right w:val="single" w:color="BFC9D1" w:sz="4"/>
+            </w:tcBorders>
+            <w:tcMar>
+              <w:top w:type="dxa" w:w="70"/>
+              <w:left w:type="dxa" w:w="110"/>
+              <w:bottom w:type="dxa" w:w="70"/>
+              <w:right w:type="dxa" w:w="110"/>
+            </w:tcMar>
+            <w:vAlign w:val="top"/>
+          </w:tcPr>
+          <w:p>
+            <w:r>
+              <w:t xml:space="preserve">O grupo se encontra pela primeira vez numa sala só. Rascunho.</w:t>
             </w:r>
           </w:p>
         </w:tc>
@@ -37811,7 +43270,7 @@
         <w:spacing w:after="60"/>
       </w:pPr>
       <w:r>
-        <w:t xml:space="preserve">Diana: só é citada pela Clarice (Bloco de salas). Nenhuma cena com ela.</w:t>
+        <w:t xml:space="preserve">Diana: fala pelo rádio nas conversas do grupo (Atos 1 a 5), mas ainda não aparece em pessoa.</w:t>
       </w:r>
     </w:p>
     <w:p>
@@ -37824,7 +43283,7 @@
         <w:spacing w:after="60"/>
       </w:pPr>
       <w:r>
-        <w:t xml:space="preserve">Baltazar: só o diário e o acampamento, no Ato 1. Ele nunca aparece em pessoa.</w:t>
+        <w:t xml:space="preserve">Baltazar: só o diário e o acampamento, no Ato 1, e a conversa grupo_labirinto_02, em que o grupo descobre que existe alguém de 1750. Ele nunca aparece em pessoa.</w:t>
       </w:r>
     </w:p>
     <w:p>
@@ -37871,7 +43330,7 @@
         <w:spacing w:after="60"/>
       </w:pPr>
       <w:r>
-        <w:t xml:space="preserve">O Henrique diz no bunker que o Zane está tentando quebrar a senha do setor B, mas o Zane não fala do bunker nem do Henrique em nenhuma conversa do Labirinto nem no rádio do Centro de Convivência. A História Completa diz que o Zane desconfia do Henrique desde antes (Ato 2).</w:t>
+        <w:t xml:space="preserve">Resolvido em 26/10/2026: o Zane agora fala do bunker e do Henrique no Labirinto (cenas 3.1, 3.2 e 3.3), e a desconfiança dele volta nas conversas do grupo pelo rádio.</w:t>
       </w:r>
     </w:p>
     <w:p>
@@ -37884,6 +43343,19 @@
         <w:spacing w:after="60"/>
       </w:pPr>
       <w:r>
+        <w:t xml:space="preserve">A transmissão zane_convivencia_01 (cena 4.1) tem duas falas que passam de duas linhas e são cortadas na caixa do rádio (cada fala cabe ~170 caracteres). A fala não foi mudada: o grupo decide como encurtar.</w:t>
+      </w:r>
+    </w:p>
+    <w:p>
+      <w:pPr>
+        <w:pStyle w:val="ListParagraph"/>
+        <w:numPr>
+          <w:ilvl w:val="0"/>
+          <w:numId w:val="2"/>
+        </w:numPr>
+        <w:spacing w:after="60"/>
+      </w:pPr>
+      <w:r>
         <w:t xml:space="preserve">docs/fases/biblioteca.md, seção 6, diz que o disquete da Clarice e a primeira ligação do Zane não existem. Os dois já existem no jogo (Ato 1, cenas 1.6 e 1.7).</w:t>
       </w:r>
     </w:p>
@@ -37922,6 +43394,9 @@
       <w:r>
         <w:t xml:space="preserve"> Hoje uma transmissão tem um falante só e toca sem pausar o jogo, então o Gabriel ainda não responde. Falta escolher como isso funciona no jogo: um diálogo com retratos, que pausa, ou uma transmissão com mais de um falante. Como é uma decisão de mecânica, vale registrar em docs/decisoes.md.</w:t>
       </w:r>
+      <w:r>
+        <w:t xml:space="preserve"> Resolvido em 26/10/2026: uma transmissão com mais de um falante (campo falantes), sem pausar o jogo. As conversas do grupo (grupo_*) já usam isso. As falas novas das cenas 1.3 e 1.7 ainda não foram levadas para o jogo.</w:t>
+      </w:r>
     </w:p>
     <w:p>
       <w:pPr>
@@ -37981,6 +43456,9 @@
       </w:r>
       <w:r>
         <w:t xml:space="preserve"> Clarice: um deboche (“Pegadinha com robô de verdade custaria uma fortuna, meu filho.”) e o “E não confia nas luzes.” de volta. Zane: ele corta a pergunta do Gabriel e escapa no assunto do tempo dele. A ficha do Zane fala em gírias de um futuro que ninguém reconhece, mas ainda não há exemplos delas. Vale o grupo inventar algumas.</w:t>
+      </w:r>
+      <w:r>
+        <w:t xml:space="preserve"> Feito em 26/10/2026: seis gírias na ficha do Zane (cromado, zerado, analógico, deu lag, despluga, fritou).</w:t>
       </w:r>
     </w:p>
     <w:p>
@@ -38630,910 +44108,8 @@
       </w:r>
     </w:p>
     <w:p>
-      <w:pPr>
-        <w:spacing w:after="120"/>
-      </w:pPr>
-      <w:r>
-        <w:t xml:space="preserve">Os dois diálogos abaixo estão ligados à cena personagens/clarice.tscn, que não é usada em nenhuma sala. Eles põem a Clarice num bunker, com três monitores, e a fazem dizer “sempre” como se já conhecesse o Gabriel. No jogo, a Clarice está na sala 103 e conhece o Gabriel ali. Decidam se aproveitam, reescrevem ou apagam.</w:t>
-      </w:r>
-    </w:p>
-    <w:p>
-      <w:pPr>
-        <w:pStyle w:val="NotaTime"/>
-        <w:spacing w:after="60"/>
-      </w:pPr>
-      <w:r>
-        <w:t xml:space="preserve">Diálogo clarice_primeiro_encontro  (dados/dialogos/clarice_primeiro_encontro.json)</w:t>
-      </w:r>
-    </w:p>
-    <w:p>
-      <w:pPr>
-        <w:pStyle w:val="Trecho"/>
-      </w:pPr>
-      <w:r>
-        <w:rPr>
-          <w:b/>
-          <w:bCs/>
-        </w:rPr>
-        <w:t xml:space="preserve">TRECHO  </w:t>
-      </w:r>
-      <w:r>
-        <w:t xml:space="preserve">abertura  (começa aqui)</w:t>
-      </w:r>
-    </w:p>
-    <w:p>
-      <w:pPr>
-        <w:pStyle w:val="Personagem"/>
-      </w:pPr>
-      <w:r>
-        <w:t xml:space="preserve">CLARICE (séria)</w:t>
-      </w:r>
-    </w:p>
-    <w:p>
-      <w:pPr>
-        <w:pStyle w:val="Dialogo"/>
-      </w:pPr>
-      <w:r>
-        <w:t xml:space="preserve">Não encosta em nada. Tô compilando, e se esse troço travar eu perco a noite inteira.</w:t>
-      </w:r>
-    </w:p>
-    <w:p>
-      <w:pPr>
-        <w:pStyle w:val="Personagem"/>
-      </w:pPr>
-      <w:r>
-        <w:t xml:space="preserve">GABRIEL (surpreso)</w:t>
-      </w:r>
-    </w:p>
-    <w:p>
-      <w:pPr>
-        <w:pStyle w:val="Dialogo"/>
-      </w:pPr>
-      <w:r>
-        <w:t xml:space="preserve">Você... é a Clarice? Do bilhete da Biblioteca?</w:t>
-      </w:r>
-    </w:p>
-    <w:p>
-      <w:pPr>
-        <w:pStyle w:val="Personagem"/>
-      </w:pPr>
-      <w:r>
-        <w:t xml:space="preserve">CLARICE (sorrindo)</w:t>
-      </w:r>
-    </w:p>
-    <w:p>
-      <w:pPr>
-        <w:pStyle w:val="Dialogo"/>
-      </w:pPr>
-      <w:r>
-        <w:t xml:space="preserve">Parecia despedida, né? Relaxa. Tô vivinha da silva. Meio pálida de tanto monitor, mas viva.</w:t>
-      </w:r>
-    </w:p>
-    <w:p>
-      <w:pPr>
-        <w:pStyle w:val="Personagem"/>
-      </w:pPr>
-      <w:r>
-        <w:t xml:space="preserve">GABRIEL (preocupado)</w:t>
-      </w:r>
-    </w:p>
-    <w:p>
-      <w:pPr>
-        <w:pStyle w:val="Dialogo"/>
-      </w:pPr>
-      <w:r>
-        <w:t xml:space="preserve">Como você sabe que eu li o bilhete?</w:t>
-      </w:r>
-    </w:p>
-    <w:p>
-      <w:pPr>
-        <w:pStyle w:val="Personagem"/>
-      </w:pPr>
-      <w:r>
-        <w:t xml:space="preserve">CLARICE</w:t>
-      </w:r>
-    </w:p>
-    <w:p>
-      <w:pPr>
-        <w:pStyle w:val="Dialogo"/>
-      </w:pPr>
-      <w:r>
-        <w:t xml:space="preserve">Você sempre lê. E sempre chega aqui com essa cara de quem viu assombração.</w:t>
-      </w:r>
-    </w:p>
-    <w:p>
-      <w:pPr>
-        <w:pStyle w:val="Escolha"/>
-      </w:pPr>
-      <w:r>
-        <w:rPr>
-          <w:b/>
-          <w:bCs/>
-          <w:color w:val="2A7F8E"/>
-        </w:rPr>
-        <w:t xml:space="preserve">ESCOLHA  </w:t>
-      </w:r>
-      <w:r>
-        <w:t xml:space="preserve">“Como assim, "sempre"?”</w:t>
-      </w:r>
-      <w:r>
-        <w:rPr>
-          <w:color w:val="7A8794"/>
-        </w:rPr>
-        <w:t xml:space="preserve">   → sempre</w:t>
-      </w:r>
-    </w:p>
-    <w:p>
-      <w:pPr>
-        <w:pStyle w:val="Escolha"/>
-      </w:pPr>
-      <w:r>
-        <w:rPr>
-          <w:b/>
-          <w:bCs/>
-          <w:color w:val="2A7F8E"/>
-        </w:rPr>
-        <w:t xml:space="preserve">ESCOLHA  </w:t>
-      </w:r>
-      <w:r>
-        <w:t xml:space="preserve">“Que lugar é este?”</w:t>
-      </w:r>
-      <w:r>
-        <w:rPr>
-          <w:color w:val="7A8794"/>
-        </w:rPr>
-        <w:t xml:space="preserve">   → bunker</w:t>
-      </w:r>
-    </w:p>
-    <w:p>
-      <w:pPr>
-        <w:pStyle w:val="Escolha"/>
-      </w:pPr>
-      <w:r>
-        <w:rPr>
-          <w:b/>
-          <w:bCs/>
-          <w:color w:val="2A7F8E"/>
-        </w:rPr>
-        <w:t xml:space="preserve">ESCOLHA  </w:t>
-      </w:r>
-      <w:r>
-        <w:t xml:space="preserve">“Como você sobrevive aqui?”</w:t>
-      </w:r>
-      <w:r>
-        <w:rPr>
-          <w:color w:val="7A8794"/>
-        </w:rPr>
-        <w:t xml:space="preserve">   → sobreviver</w:t>
-      </w:r>
-    </w:p>
-    <w:p>
-      <w:pPr>
-        <w:pStyle w:val="Trecho"/>
-      </w:pPr>
-      <w:r>
-        <w:rPr>
-          <w:b/>
-          <w:bCs/>
-        </w:rPr>
-        <w:t xml:space="preserve">TRECHO  </w:t>
-      </w:r>
-      <w:r>
-        <w:t xml:space="preserve">sempre</w:t>
-      </w:r>
-    </w:p>
-    <w:p>
-      <w:pPr>
-        <w:pStyle w:val="Personagem"/>
-      </w:pPr>
-      <w:r>
-        <w:t xml:space="preserve">CLARICE (séria)</w:t>
-      </w:r>
-    </w:p>
-    <w:p>
-      <w:pPr>
-        <w:pStyle w:val="Dialogo"/>
-      </w:pPr>
-      <w:r>
-        <w:t xml:space="preserve">Esquece. Força de expressão.</w:t>
-      </w:r>
-    </w:p>
-    <w:p>
-      <w:pPr>
-        <w:pStyle w:val="Personagem"/>
-      </w:pPr>
-      <w:r>
-        <w:t xml:space="preserve">GABRIEL (preocupado)</w:t>
-      </w:r>
-    </w:p>
-    <w:p>
-      <w:pPr>
-        <w:pStyle w:val="Dialogo"/>
-      </w:pPr>
-      <w:r>
-        <w:t xml:space="preserve">Você falou "sempre" duas vezes.</w:t>
-      </w:r>
-    </w:p>
-    <w:p>
-      <w:pPr>
-        <w:pStyle w:val="Personagem"/>
-      </w:pPr>
-      <w:r>
-        <w:t xml:space="preserve">CLARICE (sorrindo)</w:t>
-      </w:r>
-    </w:p>
-    <w:p>
-      <w:pPr>
-        <w:pStyle w:val="Dialogo"/>
-      </w:pPr>
-      <w:r>
-        <w:t xml:space="preserve">E você sempre repara. Próxima pergunta.</w:t>
-      </w:r>
-    </w:p>
-    <w:p>
-      <w:pPr>
-        <w:pStyle w:val="Fluxo"/>
-      </w:pPr>
-      <w:r>
-        <w:t xml:space="preserve">segue para o trecho mais_alguma</w:t>
-      </w:r>
-    </w:p>
-    <w:p>
-      <w:pPr>
-        <w:pStyle w:val="Trecho"/>
-      </w:pPr>
-      <w:r>
-        <w:rPr>
-          <w:b/>
-          <w:bCs/>
-        </w:rPr>
-        <w:t xml:space="preserve">TRECHO  </w:t>
-      </w:r>
-      <w:r>
-        <w:t xml:space="preserve">bunker</w:t>
-      </w:r>
-    </w:p>
-    <w:p>
-      <w:pPr>
-        <w:pStyle w:val="Personagem"/>
-      </w:pPr>
-      <w:r>
-        <w:t xml:space="preserve">CLARICE</w:t>
-      </w:r>
-    </w:p>
-    <w:p>
-      <w:pPr>
-        <w:pStyle w:val="Dialogo"/>
-      </w:pPr>
-      <w:r>
-        <w:t xml:space="preserve">Bunker de pesquisa, embaixo do núcleo da Âncora. Os robôs não descem aqui. Acho que nem sabem que existe.</w:t>
-      </w:r>
-    </w:p>
-    <w:p>
-      <w:pPr>
-        <w:pStyle w:val="Dialogo"/>
-      </w:pPr>
-      <w:r>
-        <w:t xml:space="preserve">A energia vem direto da Âncora. É o único lugar do campus onde a luz é de confiança.</w:t>
-      </w:r>
-    </w:p>
-    <w:p>
-      <w:pPr>
-        <w:pStyle w:val="Personagem"/>
-      </w:pPr>
-      <w:r>
-        <w:t xml:space="preserve">GABRIEL</w:t>
-      </w:r>
-    </w:p>
-    <w:p>
-      <w:pPr>
-        <w:pStyle w:val="Dialogo"/>
-      </w:pPr>
-      <w:r>
-        <w:t xml:space="preserve">E as portas trancadas lá no corredor?</w:t>
-      </w:r>
-    </w:p>
-    <w:p>
-      <w:pPr>
-        <w:pStyle w:val="Personagem"/>
-      </w:pPr>
-      <w:r>
-        <w:t xml:space="preserve">CLARICE (séria)</w:t>
-      </w:r>
-    </w:p>
-    <w:p>
-      <w:pPr>
-        <w:pStyle w:val="Dialogo"/>
-      </w:pPr>
-      <w:r>
-        <w:t xml:space="preserve">Setor B: laboratório, arquivo e o acesso ao núcleo. Lacrados pelo sistema. Tô quebrando a senha, um disquete por vez.</w:t>
-      </w:r>
-    </w:p>
-    <w:p>
-      <w:pPr>
-        <w:pStyle w:val="Fluxo"/>
-      </w:pPr>
-      <w:r>
-        <w:t xml:space="preserve">segue para o trecho mais_alguma</w:t>
-      </w:r>
-    </w:p>
-    <w:p>
-      <w:pPr>
-        <w:pStyle w:val="Trecho"/>
-      </w:pPr>
-      <w:r>
-        <w:rPr>
-          <w:b/>
-          <w:bCs/>
-        </w:rPr>
-        <w:t xml:space="preserve">TRECHO  </w:t>
-      </w:r>
-      <w:r>
-        <w:t xml:space="preserve">sobreviver</w:t>
-      </w:r>
-    </w:p>
-    <w:p>
-      <w:pPr>
-        <w:pStyle w:val="Personagem"/>
-      </w:pPr>
-      <w:r>
-        <w:t xml:space="preserve">CLARICE</w:t>
-      </w:r>
-    </w:p>
-    <w:p>
-      <w:pPr>
-        <w:pStyle w:val="Dialogo"/>
-      </w:pPr>
-      <w:r>
-        <w:t xml:space="preserve">Enlatado de mil anos, água do reservatório e muita teimosia. O depósito ainda tem coisa, se você procurar.</w:t>
-      </w:r>
-    </w:p>
-    <w:p>
-      <w:pPr>
-        <w:pStyle w:val="Personagem"/>
-      </w:pPr>
-      <w:r>
-        <w:t xml:space="preserve">CLARICE (sorrindo)</w:t>
-      </w:r>
-    </w:p>
-    <w:p>
-      <w:pPr>
-        <w:pStyle w:val="Dialogo"/>
-      </w:pPr>
-      <w:r>
-        <w:t xml:space="preserve">E eu mapeei os robôs. Rota de patrulha é um grafo: ponto, ligação, ponto. É só não estar no ponto errado.</w:t>
-      </w:r>
-    </w:p>
-    <w:p>
-      <w:pPr>
-        <w:pStyle w:val="Personagem"/>
-      </w:pPr>
-      <w:r>
-        <w:t xml:space="preserve">GABRIEL (surpreso)</w:t>
-      </w:r>
-    </w:p>
-    <w:p>
-      <w:pPr>
-        <w:pStyle w:val="Dialogo"/>
-      </w:pPr>
-      <w:r>
-        <w:t xml:space="preserve">Você fez tudo isso sozinha?</w:t>
-      </w:r>
-    </w:p>
-    <w:p>
-      <w:pPr>
-        <w:pStyle w:val="Personagem"/>
-      </w:pPr>
-      <w:r>
-        <w:t xml:space="preserve">CLARICE (sorrindo)</w:t>
-      </w:r>
-    </w:p>
-    <w:p>
-      <w:pPr>
-        <w:pStyle w:val="Dialogo"/>
-      </w:pPr>
-      <w:r>
-        <w:t xml:space="preserve">Processamento de dados, meu filho. Me dá um problema que eu resolvo. Isso aqui é só um problema grande.</w:t>
-      </w:r>
-    </w:p>
-    <w:p>
-      <w:pPr>
-        <w:pStyle w:val="Fluxo"/>
-      </w:pPr>
-      <w:r>
-        <w:t xml:space="preserve">segue para o trecho mais_alguma</w:t>
-      </w:r>
-    </w:p>
-    <w:p>
-      <w:pPr>
-        <w:pStyle w:val="Trecho"/>
-      </w:pPr>
-      <w:r>
-        <w:rPr>
-          <w:b/>
-          <w:bCs/>
-        </w:rPr>
-        <w:t xml:space="preserve">TRECHO  </w:t>
-      </w:r>
-      <w:r>
-        <w:t xml:space="preserve">mais_alguma</w:t>
-      </w:r>
-    </w:p>
-    <w:p>
-      <w:pPr>
-        <w:pStyle w:val="Personagem"/>
-      </w:pPr>
-      <w:r>
-        <w:t xml:space="preserve">CLARICE</w:t>
-      </w:r>
-    </w:p>
-    <w:p>
-      <w:pPr>
-        <w:pStyle w:val="Dialogo"/>
-      </w:pPr>
-      <w:r>
-        <w:t xml:space="preserve">Mais alguma coisa? Meu código não vai se escrever sozinho.</w:t>
-      </w:r>
-    </w:p>
-    <w:p>
-      <w:pPr>
-        <w:pStyle w:val="Escolha"/>
-      </w:pPr>
-      <w:r>
-        <w:rPr>
-          <w:b/>
-          <w:bCs/>
-          <w:color w:val="2A7F8E"/>
-        </w:rPr>
-        <w:t xml:space="preserve">ESCOLHA  </w:t>
-      </w:r>
-      <w:r>
-        <w:t xml:space="preserve">“Como assim, "sempre"?”</w:t>
-      </w:r>
-      <w:r>
-        <w:rPr>
-          <w:color w:val="7A8794"/>
-        </w:rPr>
-        <w:t xml:space="preserve">   → sempre</w:t>
-      </w:r>
-    </w:p>
-    <w:p>
-      <w:pPr>
-        <w:pStyle w:val="Escolha"/>
-      </w:pPr>
-      <w:r>
-        <w:rPr>
-          <w:b/>
-          <w:bCs/>
-          <w:color w:val="2A7F8E"/>
-        </w:rPr>
-        <w:t xml:space="preserve">ESCOLHA  </w:t>
-      </w:r>
-      <w:r>
-        <w:t xml:space="preserve">“Que lugar é este?”</w:t>
-      </w:r>
-      <w:r>
-        <w:rPr>
-          <w:color w:val="7A8794"/>
-        </w:rPr>
-        <w:t xml:space="preserve">   → bunker</w:t>
-      </w:r>
-    </w:p>
-    <w:p>
-      <w:pPr>
-        <w:pStyle w:val="Escolha"/>
-      </w:pPr>
-      <w:r>
-        <w:rPr>
-          <w:b/>
-          <w:bCs/>
-          <w:color w:val="2A7F8E"/>
-        </w:rPr>
-        <w:t xml:space="preserve">ESCOLHA  </w:t>
-      </w:r>
-      <w:r>
-        <w:t xml:space="preserve">“Como você sobrevive aqui?”</w:t>
-      </w:r>
-      <w:r>
-        <w:rPr>
-          <w:color w:val="7A8794"/>
-        </w:rPr>
-        <w:t xml:space="preserve">   → sobreviver</w:t>
-      </w:r>
-    </w:p>
-    <w:p>
-      <w:pPr>
-        <w:pStyle w:val="Escolha"/>
-      </w:pPr>
-      <w:r>
-        <w:rPr>
-          <w:b/>
-          <w:bCs/>
-          <w:color w:val="2A7F8E"/>
-        </w:rPr>
-        <w:t xml:space="preserve">ESCOLHA  </w:t>
-      </w:r>
-      <w:r>
-        <w:t xml:space="preserve">“Preciso ir.”</w:t>
-      </w:r>
-      <w:r>
-        <w:rPr>
-          <w:color w:val="7A8794"/>
-        </w:rPr>
-        <w:t xml:space="preserve">   → despedida</w:t>
-      </w:r>
-    </w:p>
-    <w:p>
-      <w:pPr>
-        <w:pStyle w:val="Trecho"/>
-      </w:pPr>
-      <w:r>
-        <w:rPr>
-          <w:b/>
-          <w:bCs/>
-        </w:rPr>
-        <w:t xml:space="preserve">TRECHO  </w:t>
-      </w:r>
-      <w:r>
-        <w:t xml:space="preserve">despedida</w:t>
-      </w:r>
-    </w:p>
-    <w:p>
-      <w:pPr>
-        <w:pStyle w:val="Personagem"/>
-      </w:pPr>
-      <w:r>
-        <w:t xml:space="preserve">CLARICE</w:t>
-      </w:r>
-    </w:p>
-    <w:p>
-      <w:pPr>
-        <w:pStyle w:val="Dialogo"/>
-      </w:pPr>
-      <w:r>
-        <w:t xml:space="preserve">Vai lá. Mas escuta: se um telefone tocar pelo campus, atende. Sou eu.</w:t>
-      </w:r>
-    </w:p>
-    <w:p>
-      <w:pPr>
-        <w:pStyle w:val="Personagem"/>
-      </w:pPr>
-      <w:r>
-        <w:t xml:space="preserve">CLARICE (séria)</w:t>
-      </w:r>
-    </w:p>
-    <w:p>
-      <w:pPr>
-        <w:pStyle w:val="Dialogo"/>
-      </w:pPr>
-      <w:r>
-        <w:t xml:space="preserve">E se alguma luz piscar do jeito errado... você sabe.</w:t>
-      </w:r>
-    </w:p>
-    <w:p>
-      <w:pPr>
-        <w:pStyle w:val="Personagem"/>
-      </w:pPr>
-      <w:r>
-        <w:t xml:space="preserve">GABRIEL</w:t>
-      </w:r>
-    </w:p>
-    <w:p>
-      <w:pPr>
-        <w:pStyle w:val="Dialogo"/>
-      </w:pPr>
-      <w:r>
-        <w:t xml:space="preserve">Não confiar nas luzes.</w:t>
-      </w:r>
-    </w:p>
-    <w:p>
-      <w:pPr>
-        <w:pStyle w:val="Personagem"/>
-      </w:pPr>
-      <w:r>
-        <w:t xml:space="preserve">CLARICE (sorrindo)</w:t>
-      </w:r>
-    </w:p>
-    <w:p>
-      <w:pPr>
-        <w:pStyle w:val="Dialogo"/>
-      </w:pPr>
-      <w:r>
-        <w:t xml:space="preserve">Olha só. Aprendeu mais rápido dessa vez.</w:t>
-      </w:r>
-    </w:p>
-    <w:p>
-      <w:pPr>
-        <w:pStyle w:val="Jogabilidade"/>
-      </w:pPr>
-      <w:r>
-        <w:rPr>
-          <w:b/>
-          <w:bCs/>
-          <w:color w:val="2A7F8E"/>
-        </w:rPr>
-        <w:t xml:space="preserve">CADERNO  </w:t>
-      </w:r>
-      <w:r>
-        <w:rPr>
-          <w:b/>
-          <w:bCs/>
-        </w:rPr>
-        <w:t xml:space="preserve">Clarice está viva.</w:t>
-      </w:r>
-      <w:r>
-        <w:rPr>
-          <w:i/>
-          <w:iCs/>
-        </w:rPr>
-        <w:t xml:space="preserve"> Achei a Clarice num bunker embaixo do núcleo da Âncora. Montou uma central com três monitores e diz que as rotas dos robôs formam um grafo.</w:t>
-      </w:r>
-    </w:p>
-    <w:p>
-      <w:pPr>
-        <w:pStyle w:val="Jogabilidade"/>
-      </w:pPr>
-      <w:r>
-        <w:rPr>
-          <w:i/>
-          <w:iCs/>
-        </w:rPr>
-        <w:t xml:space="preserve">O setor B está lacrado pelo sistema. Ela está quebrando a senha.</w:t>
-      </w:r>
-    </w:p>
-    <w:p>
-      <w:pPr>
-        <w:pStyle w:val="Jogabilidade"/>
-      </w:pPr>
-      <w:r>
-        <w:rPr>
-          <w:i/>
-          <w:iCs/>
-        </w:rPr>
-        <w:t xml:space="preserve">Se um telefone tocar pelo campus, é ela.</w:t>
-      </w:r>
-    </w:p>
-    <w:p>
-      <w:pPr>
-        <w:pStyle w:val="Jogabilidade"/>
-      </w:pPr>
-      <w:r>
-        <w:rPr>
-          <w:i/>
-          <w:iCs/>
-        </w:rPr>
-        <w:t xml:space="preserve">Falou "sempre" como se já me conhecesse.</w:t>
-      </w:r>
-    </w:p>
-    <w:p>
-      <w:pPr>
-        <w:pStyle w:val="NotaTime"/>
-        <w:spacing w:after="60"/>
-      </w:pPr>
-      <w:r>
-        <w:t xml:space="preserve">Diálogo clarice_de_novo  (dados/dialogos/clarice_de_novo.json)</w:t>
-      </w:r>
-    </w:p>
-    <w:p>
-      <w:pPr>
-        <w:pStyle w:val="Trecho"/>
-      </w:pPr>
-      <w:r>
-        <w:rPr>
-          <w:b/>
-          <w:bCs/>
-        </w:rPr>
-        <w:t xml:space="preserve">TRECHO  </w:t>
-      </w:r>
-      <w:r>
-        <w:t xml:space="preserve">abertura  (começa aqui)</w:t>
-      </w:r>
-    </w:p>
-    <w:p>
-      <w:pPr>
-        <w:pStyle w:val="Personagem"/>
-      </w:pPr>
-      <w:r>
-        <w:t xml:space="preserve">CLARICE</w:t>
-      </w:r>
-    </w:p>
-    <w:p>
-      <w:pPr>
-        <w:pStyle w:val="Dialogo"/>
-      </w:pPr>
-      <w:r>
-        <w:t xml:space="preserve">Fala. Tô no meio de uma coisa aqui.</w:t>
-      </w:r>
-    </w:p>
-    <w:p>
-      <w:pPr>
-        <w:pStyle w:val="Escolha"/>
-      </w:pPr>
-      <w:r>
-        <w:rPr>
-          <w:b/>
-          <w:bCs/>
-          <w:color w:val="2A7F8E"/>
-        </w:rPr>
-        <w:t xml:space="preserve">ESCOLHA  </w:t>
-      </w:r>
-      <w:r>
-        <w:t xml:space="preserve">“Alguma novidade do setor B?”</w:t>
-      </w:r>
-      <w:r>
-        <w:rPr>
-          <w:color w:val="7A8794"/>
-        </w:rPr>
-        <w:t xml:space="preserve">   → setor_b</w:t>
-      </w:r>
-    </w:p>
-    <w:p>
-      <w:pPr>
-        <w:pStyle w:val="Escolha"/>
-      </w:pPr>
-      <w:r>
-        <w:rPr>
-          <w:b/>
-          <w:bCs/>
-          <w:color w:val="2A7F8E"/>
-        </w:rPr>
-        <w:t xml:space="preserve">ESCOLHA  </w:t>
-      </w:r>
-      <w:r>
-        <w:t xml:space="preserve">“O que você está fazendo?”</w:t>
-      </w:r>
-      <w:r>
-        <w:rPr>
-          <w:color w:val="7A8794"/>
-        </w:rPr>
-        <w:t xml:space="preserve">   → fazendo</w:t>
-      </w:r>
-    </w:p>
-    <w:p>
-      <w:pPr>
-        <w:pStyle w:val="Escolha"/>
-      </w:pPr>
-      <w:r>
-        <w:rPr>
-          <w:b/>
-          <w:bCs/>
-          <w:color w:val="2A7F8E"/>
-        </w:rPr>
-        <w:t xml:space="preserve">ESCOLHA  </w:t>
-      </w:r>
-      <w:r>
-        <w:t xml:space="preserve">“Nada, só passando.”</w:t>
-      </w:r>
-      <w:r>
-        <w:rPr>
-          <w:color w:val="7A8794"/>
-        </w:rPr>
-        <w:t xml:space="preserve">   → tchau</w:t>
-      </w:r>
-    </w:p>
-    <w:p>
-      <w:pPr>
-        <w:pStyle w:val="Trecho"/>
-      </w:pPr>
-      <w:r>
-        <w:rPr>
-          <w:b/>
-          <w:bCs/>
-        </w:rPr>
-        <w:t xml:space="preserve">TRECHO  </w:t>
-      </w:r>
-      <w:r>
-        <w:t xml:space="preserve">setor_b</w:t>
-      </w:r>
-    </w:p>
-    <w:p>
-      <w:pPr>
-        <w:pStyle w:val="Personagem"/>
-      </w:pPr>
-      <w:r>
-        <w:t xml:space="preserve">CLARICE (séria)</w:t>
-      </w:r>
-    </w:p>
-    <w:p>
-      <w:pPr>
-        <w:pStyle w:val="Dialogo"/>
-      </w:pPr>
-      <w:r>
-        <w:t xml:space="preserve">Ainda não. A senha tem doze caracteres e o sistema me expulsa a cada três tentativas.</w:t>
-      </w:r>
-    </w:p>
-    <w:p>
-      <w:pPr>
-        <w:pStyle w:val="Personagem"/>
-      </w:pPr>
-      <w:r>
-        <w:t xml:space="preserve">CLARICE</w:t>
-      </w:r>
-    </w:p>
-    <w:p>
-      <w:pPr>
-        <w:pStyle w:val="Dialogo"/>
-      </w:pPr>
-      <w:r>
-        <w:t xml:space="preserve">Volta mais tarde. Ou traz um disquete com senha, se achar algum por aí.</w:t>
-      </w:r>
-    </w:p>
-    <w:p>
-      <w:pPr>
-        <w:pStyle w:val="Trecho"/>
-      </w:pPr>
-      <w:r>
-        <w:rPr>
-          <w:b/>
-          <w:bCs/>
-        </w:rPr>
-        <w:t xml:space="preserve">TRECHO  </w:t>
-      </w:r>
-      <w:r>
-        <w:t xml:space="preserve">fazendo</w:t>
-      </w:r>
-    </w:p>
-    <w:p>
-      <w:pPr>
-        <w:pStyle w:val="Personagem"/>
-      </w:pPr>
-      <w:r>
-        <w:t xml:space="preserve">CLARICE</w:t>
-      </w:r>
-    </w:p>
-    <w:p>
-      <w:pPr>
-        <w:pStyle w:val="Dialogo"/>
-      </w:pPr>
-      <w:r>
-        <w:t xml:space="preserve">Tentando fazer os robôs me contarem por onde vão passar amanhã. Eles repetem tudo, sabia?</w:t>
-      </w:r>
-    </w:p>
-    <w:p>
-      <w:pPr>
-        <w:pStyle w:val="Personagem"/>
-      </w:pPr>
-      <w:r>
-        <w:t xml:space="preserve">CLARICE (sorrindo)</w:t>
-      </w:r>
-    </w:p>
-    <w:p>
-      <w:pPr>
-        <w:pStyle w:val="Dialogo"/>
-      </w:pPr>
-      <w:r>
-        <w:t xml:space="preserve">Igualzinho a certas pessoas que eu conheço.</w:t>
-      </w:r>
-    </w:p>
-    <w:p>
-      <w:pPr>
-        <w:pStyle w:val="Trecho"/>
-      </w:pPr>
-      <w:r>
-        <w:rPr>
-          <w:b/>
-          <w:bCs/>
-        </w:rPr>
-        <w:t xml:space="preserve">TRECHO  </w:t>
-      </w:r>
-      <w:r>
-        <w:t xml:space="preserve">tchau</w:t>
-      </w:r>
-    </w:p>
-    <w:p>
-      <w:pPr>
-        <w:pStyle w:val="Personagem"/>
-      </w:pPr>
-      <w:r>
-        <w:t xml:space="preserve">CLARICE (sorrindo)</w:t>
-      </w:r>
-    </w:p>
-    <w:p>
-      <w:pPr>
-        <w:pStyle w:val="Dialogo"/>
-      </w:pPr>
-      <w:r>
-        <w:t xml:space="preserve">Falou. Cuidado lá em cima. E não fica parado debaixo de lâmpada.</w:t>
+      <w:r>
+        <w:t xml:space="preserve">Os dois diálogos antigos da Clarice no bunker (clarice_primeiro_encontro e clarice_de_novo), com as falas de loop, foram apagados em 26/10/2026. A cena personagens/clarice.tscn ficou, sem conversa, para ser reaproveitada.</w:t>
       </w:r>
     </w:p>
     <w:p>
@@ -40366,7 +44942,7 @@
       </w:tr>
       <w:tr>
         <w:trPr>
-          <w:trHeight w:val="560" w:hRule="atLeast"/>
+          <w:trHeight w:val="480" w:hRule="atLeast"/>
         </w:trPr>
         <w:tc>
           <w:tcPr>
@@ -40387,58 +44963,58 @@
           </w:tcPr>
           <w:p>
             <w:r>
+              <w:t xml:space="preserve">0.8</w:t>
+            </w:r>
+          </w:p>
+        </w:tc>
+        <w:tc>
+          <w:tcPr>
+            <w:tcW w:type="dxa" w:w="1400"/>
+            <w:tcBorders>
+              <w:top w:val="single" w:color="BFC9D1" w:sz="4"/>
+              <w:left w:val="single" w:color="BFC9D1" w:sz="4"/>
+              <w:bottom w:val="single" w:color="BFC9D1" w:sz="4"/>
+              <w:right w:val="single" w:color="BFC9D1" w:sz="4"/>
+            </w:tcBorders>
+            <w:tcMar>
+              <w:top w:type="dxa" w:w="70"/>
+              <w:left w:type="dxa" w:w="110"/>
+              <w:bottom w:type="dxa" w:w="70"/>
+              <w:right w:type="dxa" w:w="110"/>
+            </w:tcMar>
+            <w:vAlign w:val="top"/>
+          </w:tcPr>
+          <w:p>
+            <w:r>
+              <w:t xml:space="preserve">26/10/2026</w:t>
+            </w:r>
+          </w:p>
+        </w:tc>
+        <w:tc>
+          <w:tcPr>
+            <w:tcW w:type="dxa" w:w="2000"/>
+            <w:tcBorders>
+              <w:top w:val="single" w:color="BFC9D1" w:sz="4"/>
+              <w:left w:val="single" w:color="BFC9D1" w:sz="4"/>
+              <w:bottom w:val="single" w:color="BFC9D1" w:sz="4"/>
+              <w:right w:val="single" w:color="BFC9D1" w:sz="4"/>
+            </w:tcBorders>
+            <w:tcMar>
+              <w:top w:type="dxa" w:w="70"/>
+              <w:left w:type="dxa" w:w="110"/>
+              <w:bottom w:type="dxa" w:w="70"/>
+              <w:right w:type="dxa" w:w="110"/>
+            </w:tcMar>
+            <w:vAlign w:val="top"/>
+          </w:tcPr>
+          <w:p>
+            <w:r>
               <w:t xml:space="preserve"/>
             </w:r>
           </w:p>
         </w:tc>
         <w:tc>
           <w:tcPr>
-            <w:tcW w:type="dxa" w:w="1400"/>
-            <w:tcBorders>
-              <w:top w:val="single" w:color="BFC9D1" w:sz="4"/>
-              <w:left w:val="single" w:color="BFC9D1" w:sz="4"/>
-              <w:bottom w:val="single" w:color="BFC9D1" w:sz="4"/>
-              <w:right w:val="single" w:color="BFC9D1" w:sz="4"/>
-            </w:tcBorders>
-            <w:tcMar>
-              <w:top w:type="dxa" w:w="70"/>
-              <w:left w:type="dxa" w:w="110"/>
-              <w:bottom w:type="dxa" w:w="70"/>
-              <w:right w:type="dxa" w:w="110"/>
-            </w:tcMar>
-            <w:vAlign w:val="top"/>
-          </w:tcPr>
-          <w:p>
-            <w:r>
-              <w:t xml:space="preserve"/>
-            </w:r>
-          </w:p>
-        </w:tc>
-        <w:tc>
-          <w:tcPr>
-            <w:tcW w:type="dxa" w:w="2000"/>
-            <w:tcBorders>
-              <w:top w:val="single" w:color="BFC9D1" w:sz="4"/>
-              <w:left w:val="single" w:color="BFC9D1" w:sz="4"/>
-              <w:bottom w:val="single" w:color="BFC9D1" w:sz="4"/>
-              <w:right w:val="single" w:color="BFC9D1" w:sz="4"/>
-            </w:tcBorders>
-            <w:tcMar>
-              <w:top w:type="dxa" w:w="70"/>
-              <w:left w:type="dxa" w:w="110"/>
-              <w:bottom w:type="dxa" w:w="70"/>
-              <w:right w:type="dxa" w:w="110"/>
-            </w:tcMar>
-            <w:vAlign w:val="top"/>
-          </w:tcPr>
-          <w:p>
-            <w:r>
-              <w:t xml:space="preserve"/>
-            </w:r>
-          </w:p>
-        </w:tc>
-        <w:tc>
-          <w:tcPr>
             <w:tcW w:type="dxa" w:w="4526"/>
             <w:tcBorders>
               <w:top w:val="single" w:color="BFC9D1" w:sz="4"/>
@@ -40456,7 +45032,7 @@
           </w:tcPr>
           <w:p>
             <w:r>
-              <w:t xml:space="preserve"/>
+              <w:t xml:space="preserve">Dez conversas do grupo pelo rádio, com várias vozes, nas cenas em que tocam. Bunker transcrito inteiro (chegada, depois do Henrique, energia e encontro). Zane no Labirinto com a desconfiança do Henrique. Canhotos do cinema nas fileiras novas. Saem os diálogos antigos da Clarice.</w:t>
             </w:r>
           </w:p>
         </w:tc>

--- a/docs/historia/roteiro/Roteiro.docx
+++ b/docs/historia/roteiro/Roteiro.docx
@@ -126,7 +126,7 @@
           </w:tcPr>
           <w:p>
             <w:r>
-              <w:t xml:space="preserve">0.8 — Rascunho</w:t>
+              <w:t xml:space="preserve">0.9 — Rascunho</w:t>
             </w:r>
           </w:p>
         </w:tc>
@@ -2775,6 +2775,15 @@
     </w:tbl>
     <w:p>
       <w:pPr>
+        <w:pStyle w:val="NotaTime"/>
+        <w:spacing w:after="60"/>
+      </w:pPr>
+      <w:r>
+        <w:t xml:space="preserve">Desde a versão 0.9, Personagem, Parêntese, Diálogo, Trecho e Escolha são usados no Dialogos.docx. Neste roteiro, cada conversa vira uma linha FALAS, no estilo Jogabilidade.</w:t>
+      </w:r>
+    </w:p>
+    <w:p>
+      <w:pPr>
         <w:spacing w:after="120"/>
       </w:pPr>
     </w:p>
@@ -2865,11 +2874,8 @@
       </w:r>
     </w:p>
     <w:p>
-      <w:pPr>
-        <w:spacing w:after="120"/>
-      </w:pPr>
-      <w:r>
-        <w:t xml:space="preserve">Tudo que já acontece no jogo está transcrito nos atos, com status No jogo: as cutscenes do prólogo, as falas do rádio e do telefone, as conversas com os personagens e os documentos. As falas são cópias exatas de dados/dialogos/, dados/transmissoes/ e dados/documentos/ em 26/10/2026.</w:t>
+      <w:r>
+        <w:t xml:space="preserve">Tudo que já acontece no jogo está descrito nos atos, com status No jogo: as cutscenes do prólogo, as cenas jogáveis, as conversas, o rádio, o telefone e os documentos. As falas não ficam aqui: estão em docs/historia/dialogos/Dialogos.docx, com os mesmos números de cena. Aqui, cada conversa aparece numa linha FALAS, com o id e um resumo.</w:t>
       </w:r>
     </w:p>
     <w:p>
@@ -2884,19 +2890,19 @@
     <w:p>
       <w:pPr>
         <w:pStyle w:val="NotaTime"/>
-        <w:spacing w:after="100"/>
-      </w:pPr>
-      <w:r>
-        <w:t xml:space="preserve">Falas novas, escritas no roteiro e ainda fora do jogo, aparecem com uma barra azul à esquerda.</w:t>
+        <w:spacing w:after="60"/>
+      </w:pPr>
+      <w:r>
+        <w:t xml:space="preserve">Falas novas, ainda fora do jogo, também ficam no Dialogos.docx, com uma barra azul à esquerda.</w:t>
       </w:r>
     </w:p>
     <w:p>
       <w:pPr>
         <w:pStyle w:val="NotaTime"/>
-        <w:spacing w:after="160"/>
-      </w:pPr>
-      <w:r>
-        <w:t xml:space="preserve">Atenção: o que toca no jogo continua sendo o arquivo em dados/. Mudar uma fala aqui no Word não muda o jogo. Quando o texto de uma cena for decidido, ele precisa ser levado para o arquivo de dados correspondente (o id está sempre ao lado da cena).</w:t>
+        <w:spacing w:after="60"/>
+      </w:pPr>
+      <w:r>
+        <w:t xml:space="preserve">Atenção: o que toca no jogo continua sendo o arquivo em dados/. Mudar uma fala no Word não muda o jogo. Quando o texto de uma cena for decidido, ele precisa ser levado para o arquivo de dados correspondente (o id está na linha FALAS e no Dialogos.docx).</w:t>
       </w:r>
     </w:p>
     <w:p>
@@ -5387,27 +5393,18 @@
     </w:p>
     <w:p>
       <w:pPr>
-        <w:pStyle w:val="NotaTime"/>
-        <w:spacing w:after="60"/>
-      </w:pPr>
-      <w:r>
-        <w:t xml:space="preserve">Diálogo seg_prologo_cena_01_alarme  (dados/dialogos/seg_prologo/cena_01_alarme.json)</w:t>
-      </w:r>
-    </w:p>
-    <w:p>
-      <w:pPr>
-        <w:pStyle w:val="Personagem"/>
-      </w:pPr>
-      <w:r>
-        <w:t xml:space="preserve">GABRIEL (pensamento)</w:t>
-      </w:r>
-    </w:p>
-    <w:p>
-      <w:pPr>
-        <w:pStyle w:val="Dialogo"/>
-      </w:pPr>
-      <w:r>
-        <w:t xml:space="preserve">Mais um dia. Lista de equações pra entregar e eu ainda nem saí da cama.</w:t>
+        <w:pStyle w:val="Jogabilidade"/>
+      </w:pPr>
+      <w:r>
+        <w:rPr>
+          <w:b/>
+          <w:bCs/>
+          <w:color w:val="2A7F8E"/>
+        </w:rPr>
+        <w:t xml:space="preserve">FALAS  </w:t>
+      </w:r>
+      <w:r>
+        <w:t xml:space="preserve">seg_prologo_cena_01_alarme: pensamento do Gabriel. O texto está no Dialogos.docx.</w:t>
       </w:r>
     </w:p>
     <w:p>
@@ -5646,27 +5643,18 @@
     </w:p>
     <w:p>
       <w:pPr>
-        <w:pStyle w:val="NotaTime"/>
-        <w:spacing w:after="60"/>
-      </w:pPr>
-      <w:r>
-        <w:t xml:space="preserve">Diálogo seg_prologo_cena_02_quarto  (dados/dialogos/seg_prologo/cena_02_quarto.json)</w:t>
-      </w:r>
-    </w:p>
-    <w:p>
-      <w:pPr>
-        <w:pStyle w:val="Personagem"/>
-      </w:pPr>
-      <w:r>
-        <w:t xml:space="preserve">GABRIEL (pensamento)</w:t>
-      </w:r>
-    </w:p>
-    <w:p>
-      <w:pPr>
-        <w:pStyle w:val="Dialogo"/>
-      </w:pPr>
-      <w:r>
-        <w:t xml:space="preserve">Minha avó jurava que esse anel dava sorte. Se eu não reprovar na cadeira, já é lucro.</w:t>
+        <w:pStyle w:val="Jogabilidade"/>
+      </w:pPr>
+      <w:r>
+        <w:rPr>
+          <w:b/>
+          <w:bCs/>
+          <w:color w:val="2A7F8E"/>
+        </w:rPr>
+        <w:t xml:space="preserve">FALAS  </w:t>
+      </w:r>
+      <w:r>
+        <w:t xml:space="preserve">seg_prologo_cena_02_quarto: pensamento do Gabriel. O texto está no Dialogos.docx.</w:t>
       </w:r>
     </w:p>
     <w:p>
@@ -5905,27 +5893,18 @@
     </w:p>
     <w:p>
       <w:pPr>
-        <w:pStyle w:val="NotaTime"/>
-        <w:spacing w:after="60"/>
-      </w:pPr>
-      <w:r>
-        <w:t xml:space="preserve">Diálogo seg_prologo_cena_03_trajeto  (dados/dialogos/seg_prologo/cena_03_trajeto.json)</w:t>
-      </w:r>
-    </w:p>
-    <w:p>
-      <w:pPr>
-        <w:pStyle w:val="Personagem"/>
-      </w:pPr>
-      <w:r>
-        <w:t xml:space="preserve">GABRIEL (pensamento)</w:t>
-      </w:r>
-    </w:p>
-    <w:p>
-      <w:pPr>
-        <w:pStyle w:val="Dialogo"/>
-      </w:pPr>
-      <w:r>
-        <w:t xml:space="preserve">Sete da manhã e a Washington Soares já tá travada. Pelo menos hoje o ar-condicionado do ônibus resolveu funcionar.</w:t>
+        <w:pStyle w:val="Jogabilidade"/>
+      </w:pPr>
+      <w:r>
+        <w:rPr>
+          <w:b/>
+          <w:bCs/>
+          <w:color w:val="2A7F8E"/>
+        </w:rPr>
+        <w:t xml:space="preserve">FALAS  </w:t>
+      </w:r>
+      <w:r>
+        <w:t xml:space="preserve">seg_prologo_cena_03_trajeto: pensamento do Gabriel. O texto está no Dialogos.docx.</w:t>
       </w:r>
     </w:p>
     <w:p>
@@ -6164,27 +6143,18 @@
     </w:p>
     <w:p>
       <w:pPr>
-        <w:pStyle w:val="NotaTime"/>
-        <w:spacing w:after="60"/>
-      </w:pPr>
-      <w:r>
-        <w:t xml:space="preserve">Diálogo seg_prologo_cena_04_campus_vivo  (dados/dialogos/seg_prologo/cena_04_campus_vivo.json)</w:t>
-      </w:r>
-    </w:p>
-    <w:p>
-      <w:pPr>
-        <w:pStyle w:val="Personagem"/>
-      </w:pPr>
-      <w:r>
-        <w:t xml:space="preserve">GABRIEL (pensamento)</w:t>
-      </w:r>
-    </w:p>
-    <w:p>
-      <w:pPr>
-        <w:pStyle w:val="Dialogo"/>
-      </w:pPr>
-      <w:r>
-        <w:t xml:space="preserve">Todo mundo com cara de quem sabe exatamente o que tá fazendo aqui. Eu só tô tentando entregar essa lista antes do prazo fechar.</w:t>
+        <w:pStyle w:val="Jogabilidade"/>
+      </w:pPr>
+      <w:r>
+        <w:rPr>
+          <w:b/>
+          <w:bCs/>
+          <w:color w:val="2A7F8E"/>
+        </w:rPr>
+        <w:t xml:space="preserve">FALAS  </w:t>
+      </w:r>
+      <w:r>
+        <w:t xml:space="preserve">seg_prologo_cena_04_campus_vivo: pensamento do Gabriel. O texto está no Dialogos.docx.</w:t>
       </w:r>
     </w:p>
     <w:p>
@@ -6423,27 +6393,18 @@
     </w:p>
     <w:p>
       <w:pPr>
-        <w:pStyle w:val="NotaTime"/>
-        <w:spacing w:after="60"/>
-      </w:pPr>
-      <w:r>
-        <w:t xml:space="preserve">Diálogo seg_prologo_cena_05_sala_aula  (dados/dialogos/seg_prologo/cena_05_sala_aula.json)</w:t>
-      </w:r>
-    </w:p>
-    <w:p>
-      <w:pPr>
-        <w:pStyle w:val="Personagem"/>
-      </w:pPr>
-      <w:r>
-        <w:t xml:space="preserve">GABRIEL (pensamento)</w:t>
-      </w:r>
-    </w:p>
-    <w:p>
-      <w:pPr>
-        <w:pStyle w:val="Dialogo"/>
-      </w:pPr>
-      <w:r>
-        <w:t xml:space="preserve">O professor fala como se cada derivada dessas fosse mudar o destino da humanidade. Se me garantir um cinco na média, já considero vitória.</w:t>
+        <w:pStyle w:val="Jogabilidade"/>
+      </w:pPr>
+      <w:r>
+        <w:rPr>
+          <w:b/>
+          <w:bCs/>
+          <w:color w:val="2A7F8E"/>
+        </w:rPr>
+        <w:t xml:space="preserve">FALAS  </w:t>
+      </w:r>
+      <w:r>
+        <w:t xml:space="preserve">seg_prologo_cena_05_sala_aula: pensamento do Gabriel. O texto está no Dialogos.docx.</w:t>
       </w:r>
     </w:p>
     <w:p>
@@ -6682,27 +6643,18 @@
     </w:p>
     <w:p>
       <w:pPr>
-        <w:pStyle w:val="NotaTime"/>
-        <w:spacing w:after="60"/>
-      </w:pPr>
-      <w:r>
-        <w:t xml:space="preserve">Diálogo seg_prologo_cena_06_biblioteca_externa  (dados/dialogos/seg_prologo/cena_06_biblioteca_externa.json)</w:t>
-      </w:r>
-    </w:p>
-    <w:p>
-      <w:pPr>
-        <w:pStyle w:val="Personagem"/>
-      </w:pPr>
-      <w:r>
-        <w:t xml:space="preserve">GABRIEL (pensamento)</w:t>
-      </w:r>
-    </w:p>
-    <w:p>
-      <w:pPr>
-        <w:pStyle w:val="Dialogo"/>
-      </w:pPr>
-      <w:r>
-        <w:t xml:space="preserve">Último refúgio com silêncio e ar-condicionado. Se eu me enfiar numa cabine agora, termino esses cálculos antes da meia-noite.</w:t>
+        <w:pStyle w:val="Jogabilidade"/>
+      </w:pPr>
+      <w:r>
+        <w:rPr>
+          <w:b/>
+          <w:bCs/>
+          <w:color w:val="2A7F8E"/>
+        </w:rPr>
+        <w:t xml:space="preserve">FALAS  </w:t>
+      </w:r>
+      <w:r>
+        <w:t xml:space="preserve">seg_prologo_cena_06_biblioteca_externa: pensamento do Gabriel. O texto está no Dialogos.docx.</w:t>
       </w:r>
     </w:p>
     <w:p>
@@ -6941,27 +6893,18 @@
     </w:p>
     <w:p>
       <w:pPr>
-        <w:pStyle w:val="NotaTime"/>
-        <w:spacing w:after="60"/>
-      </w:pPr>
-      <w:r>
-        <w:t xml:space="preserve">Diálogo seg_prologo_cena_07_cabine_noite  (dados/dialogos/seg_prologo/cena_07_cabine_noite.json)</w:t>
-      </w:r>
-    </w:p>
-    <w:p>
-      <w:pPr>
-        <w:pStyle w:val="Personagem"/>
-      </w:pPr>
-      <w:r>
-        <w:t xml:space="preserve">GABRIEL (pensamento)</w:t>
-      </w:r>
-    </w:p>
-    <w:p>
-      <w:pPr>
-        <w:pStyle w:val="Dialogo"/>
-      </w:pPr>
-      <w:r>
-        <w:t xml:space="preserve">Só... dez minutinhos. Só fechar o olho um instante...</w:t>
+        <w:pStyle w:val="Jogabilidade"/>
+      </w:pPr>
+      <w:r>
+        <w:rPr>
+          <w:b/>
+          <w:bCs/>
+          <w:color w:val="2A7F8E"/>
+        </w:rPr>
+        <w:t xml:space="preserve">FALAS  </w:t>
+      </w:r>
+      <w:r>
+        <w:t xml:space="preserve">seg_prologo_cena_07_cabine_noite: pensamento do Gabriel. O texto está no Dialogos.docx.</w:t>
       </w:r>
     </w:p>
     <w:p>
@@ -9822,107 +9765,18 @@
     </w:p>
     <w:p>
       <w:pPr>
-        <w:pStyle w:val="NotaTime"/>
-        <w:spacing w:after="60"/>
-      </w:pPr>
-      <w:r>
-        <w:t xml:space="preserve">Transmissão clarice_biblioteca_01  (dados/transmissoes/clarice_biblioteca_01.tres), com falas novas do roteiro</w:t>
-      </w:r>
-    </w:p>
-    <w:p>
-      <w:pPr>
-        <w:pStyle w:val="Personagem"/>
-      </w:pPr>
-      <w:r>
-        <w:t xml:space="preserve">CLARICE (RÁDIO)</w:t>
-      </w:r>
-    </w:p>
-    <w:p>
-      <w:pPr>
-        <w:pStyle w:val="Dialogo"/>
-      </w:pPr>
-      <w:r>
-        <w:t xml:space="preserve">Chhh... Ei, você aí no balcão. Isso aqui pega? Tô falando com você mesmo.</w:t>
-      </w:r>
-    </w:p>
-    <w:p>
-      <w:pPr>
-        <w:pStyle w:val="Dialogo"/>
-      </w:pPr>
-      <w:r>
-        <w:t xml:space="preserve">Sou a Clarice. Calma: tô na mesma frequência, só não tô aí do seu lado.</w:t>
-      </w:r>
-    </w:p>
-    <w:p>
-      <w:pPr>
-        <w:pStyle w:val="Dialogo"/>
-      </w:pPr>
-      <w:r>
-        <w:t xml:space="preserve">O Henrique tá com as câmeras e vê o salão daí. Uma parte, a que ainda funciona.</w:t>
-      </w:r>
-    </w:p>
-    <w:p>
-      <w:pPr>
-        <w:pStyle w:val="Dialogo"/>
-      </w:pPr>
-      <w:r>
-        <w:t xml:space="preserve">Tem um robô de um olho só fazendo a ronda. Antes de virar, ele dá um bipe.</w:t>
-      </w:r>
-    </w:p>
-    <w:p>
-      <w:pPr>
-        <w:pStyle w:val="Dialogo"/>
-      </w:pPr>
-      <w:r>
-        <w:t xml:space="preserve">Ouviu o bipe, se esconde atrás das estantes. Ele enxerga pouco.</w:t>
-      </w:r>
-    </w:p>
-    <w:p>
-      <w:pPr>
-        <w:pStyle w:val="PersonagemNovo"/>
-      </w:pPr>
-      <w:r>
-        <w:t xml:space="preserve">GABRIEL (RÁDIO)</w:t>
-      </w:r>
-    </w:p>
-    <w:p>
-      <w:pPr>
-        <w:pStyle w:val="DialogoNovo"/>
-      </w:pPr>
-      <w:r>
-        <w:t xml:space="preserve">Peraí, o que tá acontecendo? Isso é algum tipo de brincadeira? Olha, eu preciso ir pra casa, tenho muito trabalho pra fazer da faculdade, não tô no clima.</w:t>
-      </w:r>
-    </w:p>
-    <w:p>
-      <w:pPr>
-        <w:pStyle w:val="PersonagemNovo"/>
-      </w:pPr>
-      <w:r>
-        <w:t xml:space="preserve">CLARICE (RÁDIO)</w:t>
-      </w:r>
-    </w:p>
-    <w:p>
-      <w:pPr>
-        <w:pStyle w:val="DialogoNovo"/>
-      </w:pPr>
-      <w:r>
-        <w:t xml:space="preserve">Ah, entendo. Pegadinha com robô de verdade custaria uma fortuna, meu filho. Olha, eu vou explicar tudo, mas preciso que você saia daí e venha me encontrar no Bloco de salas. Sei que parece loucura, mas não foi só você. Enfim, qualquer coisa me avisa por aqui. E não confia nas luzes. Até logo.</w:t>
-      </w:r>
-    </w:p>
-    <w:p>
-      <w:pPr>
-        <w:pStyle w:val="PersonagemNovo"/>
-      </w:pPr>
-      <w:r>
-        <w:t xml:space="preserve">GABRIEL</w:t>
-      </w:r>
-    </w:p>
-    <w:p>
-      <w:pPr>
-        <w:pStyle w:val="DialogoNovo"/>
-      </w:pPr>
-      <w:r>
-        <w:t xml:space="preserve">Espera… Que loucura é essa? Ah, desligou.</w:t>
+        <w:pStyle w:val="Jogabilidade"/>
+      </w:pPr>
+      <w:r>
+        <w:rPr>
+          <w:b/>
+          <w:bCs/>
+          <w:color w:val="2A7F8E"/>
+        </w:rPr>
+        <w:t xml:space="preserve">FALAS  </w:t>
+      </w:r>
+      <w:r>
+        <w:t xml:space="preserve">clarice_biblioteca_01: Primeira voz do rádio: a Clarice, com o que o Henrique vê pelas câmeras. O Gabriel estranha e ela o chama para o encontrar. Tem falas novas em rascunho. O texto está no Dialogos.docx.</w:t>
       </w:r>
     </w:p>
     <w:p>
@@ -9990,33 +9844,6 @@
       </w:r>
       <w:r>
         <w:t xml:space="preserve">Sem o rádio, nenhuma transmissão toca. O jogador aprende que os robôs têm rotina e avisos, e que existe alguém do outro lado.</w:t>
-      </w:r>
-    </w:p>
-    <w:p>
-      <w:pPr>
-        <w:pStyle w:val="NotaTime"/>
-        <w:spacing w:after="60" w:before="60"/>
-      </w:pPr>
-      <w:r>
-        <w:t xml:space="preserve">Nota: Linhas com barra azul à esquerda são suas e ainda não estão no jogo. As outras já tocam.</w:t>
-      </w:r>
-    </w:p>
-    <w:p>
-      <w:pPr>
-        <w:pStyle w:val="NotaTime"/>
-        <w:spacing w:after="60" w:before="60"/>
-      </w:pPr>
-      <w:r>
-        <w:t xml:space="preserve">Nota: Decidido: o rádio aceita respostas do Gabriel, como o telefone. Falta levar isso para o jogo (Anexo B, item 1).</w:t>
-      </w:r>
-    </w:p>
-    <w:p>
-      <w:pPr>
-        <w:pStyle w:val="NotaTime"/>
-        <w:spacing w:after="60" w:before="60"/>
-      </w:pPr>
-      <w:r>
-        <w:t xml:space="preserve">Nota: Acrescentei na fala da Clarice: “Pegadinha com robô de verdade custaria uma fortuna, meu filho.”, “no Bloco de salas” e “E não confia nas luzes.”</w:t>
       </w:r>
     </w:p>
     <w:p>
@@ -10255,35 +10082,18 @@
     </w:p>
     <w:p>
       <w:pPr>
-        <w:pStyle w:val="NotaTime"/>
-        <w:spacing w:after="60"/>
-      </w:pPr>
-      <w:r>
-        <w:t xml:space="preserve">Transmissão clarice_biblioteca_02  (dados/transmissoes/clarice_biblioteca_02.tres)</w:t>
-      </w:r>
-    </w:p>
-    <w:p>
-      <w:pPr>
-        <w:pStyle w:val="Personagem"/>
-      </w:pPr>
-      <w:r>
-        <w:t xml:space="preserve">CLARICE (RÁDIO)</w:t>
-      </w:r>
-    </w:p>
-    <w:p>
-      <w:pPr>
-        <w:pStyle w:val="Dialogo"/>
-      </w:pPr>
-      <w:r>
-        <w:t xml:space="preserve">Chhh... Você entrou no acervo. O Henrique tá vendo: o robô daí escuta, não enxerga bem.</w:t>
-      </w:r>
-    </w:p>
-    <w:p>
-      <w:pPr>
-        <w:pStyle w:val="Dialogo"/>
-      </w:pPr>
-      <w:r>
-        <w:t xml:space="preserve">Então não corre. Passo de corrida ele ouve de longe. Anda... devagar.</w:t>
+        <w:pStyle w:val="Jogabilidade"/>
+      </w:pPr>
+      <w:r>
+        <w:rPr>
+          <w:b/>
+          <w:bCs/>
+          <w:color w:val="2A7F8E"/>
+        </w:rPr>
+        <w:t xml:space="preserve">FALAS  </w:t>
+      </w:r>
+      <w:r>
+        <w:t xml:space="preserve">clarice_biblioteca_02: O robô do acervo escuta: andar em vez de correr. O texto está no Dialogos.docx.</w:t>
       </w:r>
     </w:p>
     <w:p>
@@ -10605,155 +10415,18 @@
     </w:p>
     <w:p>
       <w:pPr>
-        <w:pStyle w:val="NotaTime"/>
-        <w:spacing w:after="60"/>
-      </w:pPr>
-      <w:r>
-        <w:t xml:space="preserve">Transmissão grupo_biblioteca_01  (dados/transmissoes/grupo_biblioteca_01.tres), conversa do grupo</w:t>
-      </w:r>
-    </w:p>
-    <w:p>
-      <w:pPr>
-        <w:pStyle w:val="Personagem"/>
-      </w:pPr>
-      <w:r>
-        <w:t xml:space="preserve">DIANA (RÁDIO)</w:t>
-      </w:r>
-    </w:p>
-    <w:p>
-      <w:pPr>
-        <w:pStyle w:val="Dialogo"/>
-      </w:pPr>
-      <w:r>
-        <w:t xml:space="preserve">Chhh... Clarice! As luzes da Biblioteca acenderam! O Henrique disse que acenderam, todas de uma vez!</w:t>
-      </w:r>
-    </w:p>
-    <w:p>
-      <w:pPr>
-        <w:pStyle w:val="Personagem"/>
-      </w:pPr>
-      <w:r>
-        <w:t xml:space="preserve">CLARICE (RÁDIO)</w:t>
-      </w:r>
-    </w:p>
-    <w:p>
-      <w:pPr>
-        <w:pStyle w:val="Dialogo"/>
-      </w:pPr>
-      <w:r>
-        <w:t xml:space="preserve">Diana. O botão. Você tá apertando o botão do rádio.</w:t>
-      </w:r>
-    </w:p>
-    <w:p>
-      <w:pPr>
-        <w:pStyle w:val="Personagem"/>
-      </w:pPr>
-      <w:r>
-        <w:t xml:space="preserve">DIANA (RÁDIO)</w:t>
-      </w:r>
-    </w:p>
-    <w:p>
-      <w:pPr>
-        <w:pStyle w:val="Dialogo"/>
-      </w:pPr>
-      <w:r>
-        <w:t xml:space="preserve">Ai, meu Deus. Ele ouviu? Ele ouviu tudo?</w:t>
-      </w:r>
-    </w:p>
-    <w:p>
-      <w:pPr>
-        <w:pStyle w:val="Personagem"/>
-      </w:pPr>
-      <w:r>
-        <w:t xml:space="preserve">GABRIEL (RÁDIO)</w:t>
-      </w:r>
-    </w:p>
-    <w:p>
-      <w:pPr>
-        <w:pStyle w:val="Dialogo"/>
-      </w:pPr>
-      <w:r>
-        <w:t xml:space="preserve">Ouvi. Quem é você?</w:t>
-      </w:r>
-    </w:p>
-    <w:p>
-      <w:pPr>
-        <w:pStyle w:val="Personagem"/>
-      </w:pPr>
-      <w:r>
-        <w:t xml:space="preserve">DIANA (RÁDIO)</w:t>
-      </w:r>
-    </w:p>
-    <w:p>
-      <w:pPr>
-        <w:pStyle w:val="Dialogo"/>
-      </w:pPr>
-      <w:r>
-        <w:t xml:space="preserve">Diana! Da obra. Quer dizer, de 1978. Você acendeu as luzes? Tá louco? Agora eles te enxergam!</w:t>
-      </w:r>
-    </w:p>
-    <w:p>
-      <w:pPr>
-        <w:pStyle w:val="Personagem"/>
-      </w:pPr>
-      <w:r>
-        <w:t xml:space="preserve">CLARICE (RÁDIO)</w:t>
-      </w:r>
-    </w:p>
-    <w:p>
-      <w:pPr>
-        <w:pStyle w:val="Dialogo"/>
-      </w:pPr>
-      <w:r>
-        <w:t xml:space="preserve">Ela exagera. Mas não tá errada: com a luz acesa, a Sentinela do salão muda a ronda.</w:t>
-      </w:r>
-    </w:p>
-    <w:p>
-      <w:pPr>
-        <w:pStyle w:val="Personagem"/>
-      </w:pPr>
-      <w:r>
-        <w:t xml:space="preserve">GABRIEL (RÁDIO)</w:t>
-      </w:r>
-    </w:p>
-    <w:p>
-      <w:pPr>
-        <w:pStyle w:val="Dialogo"/>
-      </w:pPr>
-      <w:r>
-        <w:t xml:space="preserve">Ótimo. Acendi a luz pra eles me acharem melhor.</w:t>
-      </w:r>
-    </w:p>
-    <w:p>
-      <w:pPr>
-        <w:pStyle w:val="Personagem"/>
-      </w:pPr>
-      <w:r>
-        <w:t xml:space="preserve">CLARICE (RÁDIO)</w:t>
-      </w:r>
-    </w:p>
-    <w:p>
-      <w:pPr>
-        <w:pStyle w:val="Dialogo"/>
-      </w:pPr>
-      <w:r>
-        <w:t xml:space="preserve">É o preço. O terminal só liga com energia. Lê o disquete e anda pelas sombras.</w:t>
-      </w:r>
-    </w:p>
-    <w:p>
-      <w:pPr>
-        <w:pStyle w:val="Personagem"/>
-      </w:pPr>
-      <w:r>
-        <w:t xml:space="preserve">DIANA (RÁDIO)</w:t>
-      </w:r>
-    </w:p>
-    <w:p>
-      <w:pPr>
-        <w:pStyle w:val="Dialogo"/>
-      </w:pPr>
-      <w:r>
-        <w:t xml:space="preserve">E toma cuidado! Pronto, falei. Soltando o botão. Soltei!</w:t>
+        <w:pStyle w:val="Jogabilidade"/>
+      </w:pPr>
+      <w:r>
+        <w:rPr>
+          <w:b/>
+          <w:bCs/>
+          <w:color w:val="2A7F8E"/>
+        </w:rPr>
+        <w:t xml:space="preserve">FALAS  </w:t>
+      </w:r>
+      <w:r>
+        <w:t xml:space="preserve">grupo_biblioteca_01: A Diana aparece no rádio, apertando o botão sem querer. Com as luzes acesas, a Sentinela muda a ronda. O texto está no Dialogos.docx.</w:t>
       </w:r>
     </w:p>
     <w:p>
@@ -11305,179 +10978,18 @@
     </w:p>
     <w:p>
       <w:pPr>
-        <w:pStyle w:val="NotaTime"/>
-        <w:spacing w:after="60"/>
-      </w:pPr>
-      <w:r>
-        <w:t xml:space="preserve">Transmissão zane_01  (dados/transmissoes/zane_01.tres), com falas novas do roteiro</w:t>
-      </w:r>
-    </w:p>
-    <w:p>
-      <w:pPr>
-        <w:pStyle w:val="Personagem"/>
-      </w:pPr>
-      <w:r>
-        <w:t xml:space="preserve">ZANE (TELEFONE)</w:t>
-      </w:r>
-    </w:p>
-    <w:p>
-      <w:pPr>
-        <w:pStyle w:val="Dialogo"/>
-      </w:pPr>
-      <w:r>
-        <w:t xml:space="preserve">Alô? Alô! Finalmente. Sabe quantas vezes eu chamei esse balcão? Perdi a conta.</w:t>
-      </w:r>
-    </w:p>
-    <w:p>
-      <w:pPr>
-        <w:pStyle w:val="PersonagemNovo"/>
-      </w:pPr>
-      <w:r>
-        <w:t xml:space="preserve">GABRIEL (TELEFONE)</w:t>
-      </w:r>
-    </w:p>
-    <w:p>
-      <w:pPr>
-        <w:pStyle w:val="DialogoNovo"/>
-      </w:pPr>
-      <w:r>
-        <w:t xml:space="preserve">Alô, meu nome é Gabriel. Olha, você pode me explicar o que é tudo isso? Que lugar é esse? Como isso acon—</w:t>
-      </w:r>
-    </w:p>
-    <w:p>
-      <w:pPr>
-        <w:pStyle w:val="PersonagemNovo"/>
-      </w:pPr>
-      <w:r>
-        <w:t xml:space="preserve">ZANE (TELEFONE)</w:t>
-      </w:r>
-    </w:p>
-    <w:p>
-      <w:pPr>
-        <w:pStyle w:val="DialogoNovo"/>
-      </w:pPr>
-      <w:r>
-        <w:t xml:space="preserve">Calma, calma! É pergunta demais pra uma linha só. Infelizmente não dá pra explicar tudo por aqui: a Clarice te explica quando você chegar até ela.</w:t>
-      </w:r>
-    </w:p>
-    <w:p>
-      <w:pPr>
-        <w:pStyle w:val="Personagem"/>
-      </w:pPr>
-      <w:r>
-        <w:t xml:space="preserve">ZANE (TELEFONE)</w:t>
-      </w:r>
-    </w:p>
-    <w:p>
-      <w:pPr>
-        <w:pStyle w:val="Dialogo"/>
-      </w:pPr>
-      <w:r>
-        <w:t xml:space="preserve">Achou o disquete da Clarice? Ela guarda senha em tudo. Pré-histórico, mas funciona.</w:t>
-      </w:r>
-    </w:p>
-    <w:p>
-      <w:pPr>
-        <w:pStyle w:val="PersonagemNovo"/>
-      </w:pPr>
-      <w:r>
-        <w:t xml:space="preserve">GABRIEL (TELEFONE)</w:t>
-      </w:r>
-    </w:p>
-    <w:p>
-      <w:pPr>
-        <w:pStyle w:val="DialogoNovo"/>
-      </w:pPr>
-      <w:r>
-        <w:t xml:space="preserve">Achei, sim. Fazia tempo que não via um desses.</w:t>
-      </w:r>
-    </w:p>
-    <w:p>
-      <w:pPr>
-        <w:pStyle w:val="PersonagemNovo"/>
-      </w:pPr>
-      <w:r>
-        <w:t xml:space="preserve">ZANE (TELEFONE)</w:t>
-      </w:r>
-    </w:p>
-    <w:p>
-      <w:pPr>
-        <w:pStyle w:val="DialogoNovo"/>
-      </w:pPr>
-      <w:r>
-        <w:t xml:space="preserve">Eu só vi em museu. No meu tempo só restam lembranças disso.</w:t>
-      </w:r>
-    </w:p>
-    <w:p>
-      <w:pPr>
-        <w:pStyle w:val="PersonagemNovo"/>
-      </w:pPr>
-      <w:r>
-        <w:t xml:space="preserve">GABRIEL (TELEFONE)</w:t>
-      </w:r>
-    </w:p>
-    <w:p>
-      <w:pPr>
-        <w:pStyle w:val="DialogoNovo"/>
-      </w:pPr>
-      <w:r>
-        <w:t xml:space="preserve">Como assim, seu tempo?</w:t>
-      </w:r>
-    </w:p>
-    <w:p>
-      <w:pPr>
-        <w:pStyle w:val="PersonagemNovo"/>
-      </w:pPr>
-      <w:r>
-        <w:t xml:space="preserve">ZANE (TELEFONE)</w:t>
-      </w:r>
-    </w:p>
-    <w:p>
-      <w:pPr>
-        <w:pStyle w:val="DialogoNovo"/>
-      </w:pPr>
-      <w:r>
-        <w:t xml:space="preserve">Ih, escapou. Isso é papo longo e a linha tá ruim: depois você junta as peças.</w:t>
-      </w:r>
-    </w:p>
-    <w:p>
-      <w:pPr>
-        <w:pStyle w:val="Personagem"/>
-      </w:pPr>
-      <w:r>
-        <w:t xml:space="preserve">ZANE (TELEFONE)</w:t>
-      </w:r>
-    </w:p>
-    <w:p>
-      <w:pPr>
-        <w:pStyle w:val="Dialogo"/>
-      </w:pPr>
-      <w:r>
-        <w:t xml:space="preserve">A porta do fim da ala leste é eletrônica. Segura aí... Pronto. Destranquei.</w:t>
-      </w:r>
-    </w:p>
-    <w:p>
-      <w:pPr>
-        <w:pStyle w:val="Dialogo"/>
-      </w:pPr>
-      <w:r>
-        <w:t xml:space="preserve">Eu sou o Zane. Agora sai da Biblioteca. E não fica embaixo das luzes, sério. Fui!</w:t>
-      </w:r>
-    </w:p>
-    <w:p>
-      <w:pPr>
-        <w:pStyle w:val="PersonagemNovo"/>
-      </w:pPr>
-      <w:r>
-        <w:t xml:space="preserve">GABRIEL</w:t>
-      </w:r>
-    </w:p>
-    <w:p>
-      <w:pPr>
-        <w:pStyle w:val="DialogoNovo"/>
-      </w:pPr>
-      <w:r>
-        <w:t xml:space="preserve">Espera! Ah, tinha que ser. Desligou. Todo mundo aqui explica pela metade.</w:t>
+        <w:pStyle w:val="Jogabilidade"/>
+      </w:pPr>
+      <w:r>
+        <w:rPr>
+          <w:b/>
+          <w:bCs/>
+          <w:color w:val="2A7F8E"/>
+        </w:rPr>
+        <w:t xml:space="preserve">FALAS  </w:t>
+      </w:r>
+      <w:r>
+        <w:t xml:space="preserve">zane_01: Primeira ligação do Zane: o Gabriel faz perguntas e ele destranca a porta pelo sistema. Tem falas novas em rascunho. O texto está no Dialogos.docx.</w:t>
       </w:r>
     </w:p>
     <w:p>
@@ -11533,42 +11045,6 @@
       </w:r>
       <w:r>
         <w:t xml:space="preserve">Sair pela ala leste rumo ao Bloco de salas.</w:t>
-      </w:r>
-    </w:p>
-    <w:p>
-      <w:pPr>
-        <w:pStyle w:val="NotaTime"/>
-        <w:spacing w:after="60" w:before="60"/>
-      </w:pPr>
-      <w:r>
-        <w:t xml:space="preserve">Nota: Linhas com barra azul à esquerda são suas e ainda não estão no jogo. As outras já tocam.</w:t>
-      </w:r>
-    </w:p>
-    <w:p>
-      <w:pPr>
-        <w:pStyle w:val="NotaTime"/>
-        <w:spacing w:after="60" w:before="60"/>
-      </w:pPr>
-      <w:r>
-        <w:t xml:space="preserve">Nota: Para concentrar a descrença na 1.3, tirei “Esses robôs são de verdade?”, troquei o “parece brincadeira” do Zane e a “pegadinha” do fim por curiosidade e ironia.</w:t>
-      </w:r>
-    </w:p>
-    <w:p>
-      <w:pPr>
-        <w:pStyle w:val="NotaTime"/>
-        <w:spacing w:after="60" w:before="60"/>
-      </w:pPr>
-      <w:r>
-        <w:t xml:space="preserve">Nota: Acrescentei na voz do Zane: ele corta a pergunta do Gabriel (“Calma, calma!”) e escapa no “seu tempo” (“Ih, escapou…”). Fica como indício, sem resposta (Anexo B, item 5).</w:t>
-      </w:r>
-    </w:p>
-    <w:p>
-      <w:pPr>
-        <w:pStyle w:val="NotaTime"/>
-        <w:spacing w:after="60" w:before="60"/>
-      </w:pPr>
-      <w:r>
-        <w:t xml:space="preserve">Nota: Ainda em aberto: a fala do Zane “Não desliga. O sistema acusou a grade da ala leste subindo. Foi você, né?” continua fora do seu texto. Foi de propósito?</w:t>
       </w:r>
     </w:p>
     <w:p>
@@ -15664,59 +15140,18 @@
     </w:p>
     <w:p>
       <w:pPr>
-        <w:pStyle w:val="NotaTime"/>
-        <w:spacing w:after="60"/>
-      </w:pPr>
-      <w:r>
-        <w:t xml:space="preserve">Transmissão clarice_01  (dados/transmissoes/clarice_01.tres)</w:t>
-      </w:r>
-    </w:p>
-    <w:p>
-      <w:pPr>
-        <w:pStyle w:val="Personagem"/>
-      </w:pPr>
-      <w:r>
-        <w:t xml:space="preserve">CLARICE (RÁDIO)</w:t>
-      </w:r>
-    </w:p>
-    <w:p>
-      <w:pPr>
-        <w:pStyle w:val="Dialogo"/>
-      </w:pPr>
-      <w:r>
-        <w:t xml:space="preserve">Chhh... Ei, você aí no corredor. Devagar com o entulho, meu filho: o robô que ronda aí escuta até pensamento.</w:t>
-      </w:r>
-    </w:p>
-    <w:p>
-      <w:pPr>
-        <w:pStyle w:val="Dialogo"/>
-      </w:pPr>
-      <w:r>
-        <w:t xml:space="preserve">Sou eu de novo, a Clarice. A do rádio da Biblioteca. Tô na 103, atrás da barricada.</w:t>
-      </w:r>
-    </w:p>
-    <w:p>
-      <w:pPr>
-        <w:pStyle w:val="Dialogo"/>
-      </w:pPr>
-      <w:r>
-        <w:t xml:space="preserve">Só que o robô não sai da frente da minha porta, e abrir a barricada faz um barulho dos infernos. Com ele aí, eu não mexo.</w:t>
-      </w:r>
-    </w:p>
-    <w:p>
-      <w:pPr>
-        <w:pStyle w:val="Dialogo"/>
-      </w:pPr>
-      <w:r>
-        <w:t xml:space="preserve">Faz o seguinte: na 104, o laboratório de informática, tem um terminal com teste de alarme. Liga aquilo.</w:t>
-      </w:r>
-    </w:p>
-    <w:p>
-      <w:pPr>
-        <w:pStyle w:val="Dialogo"/>
-      </w:pPr>
-      <w:r>
-        <w:t xml:space="preserve">A sirene fica no fim do corredor. Ele vai atrás do barulho: é reflexo, eu já anotei. Aí você vem. Entendeu? Então vai.</w:t>
+        <w:pStyle w:val="Jogabilidade"/>
+      </w:pPr>
+      <w:r>
+        <w:rPr>
+          <w:b/>
+          <w:bCs/>
+          <w:color w:val="2A7F8E"/>
+        </w:rPr>
+        <w:t xml:space="preserve">FALAS  </w:t>
+      </w:r>
+      <w:r>
+        <w:t xml:space="preserve">clarice_01: A Clarice pede que ele tire o robô da porta dela: teste de alarme na 104. O texto está no Dialogos.docx.</w:t>
       </w:r>
     </w:p>
     <w:p>
@@ -16022,352 +15457,18 @@
     </w:p>
     <w:p>
       <w:pPr>
-        <w:pStyle w:val="NotaTime"/>
-        <w:spacing w:after="60"/>
-      </w:pPr>
-      <w:r>
-        <w:t xml:space="preserve">Diálogo clarice_bloco_pede_molho  (dados/dialogos/clarice_bloco_pede_molho.json)</w:t>
-      </w:r>
-    </w:p>
-    <w:p>
-      <w:pPr>
-        <w:pStyle w:val="Trecho"/>
+        <w:pStyle w:val="Jogabilidade"/>
       </w:pPr>
       <w:r>
         <w:rPr>
           <w:b/>
           <w:bCs/>
+          <w:color w:val="2A7F8E"/>
         </w:rPr>
-        <w:t xml:space="preserve">TRECHO  </w:t>
-      </w:r>
-      <w:r>
-        <w:t xml:space="preserve">abertura  (começa aqui)</w:t>
-      </w:r>
-    </w:p>
-    <w:p>
-      <w:pPr>
-        <w:pStyle w:val="Personagem"/>
-      </w:pPr>
-      <w:r>
-        <w:t xml:space="preserve">CLARICE (séria)</w:t>
-      </w:r>
-    </w:p>
-    <w:p>
-      <w:pPr>
-        <w:pStyle w:val="Dialogo"/>
-      </w:pPr>
-      <w:r>
-        <w:t xml:space="preserve">Para aí. Mão onde eu possa ver, e devagar com a barricada: cada carteira que cai é um aviso pro robô.</w:t>
-      </w:r>
-    </w:p>
-    <w:p>
-      <w:pPr>
-        <w:pStyle w:val="Personagem"/>
-      </w:pPr>
-      <w:r>
-        <w:t xml:space="preserve">CLARICE</w:t>
-      </w:r>
-    </w:p>
-    <w:p>
-      <w:pPr>
-        <w:pStyle w:val="Dialogo"/>
-      </w:pPr>
-      <w:r>
-        <w:t xml:space="preserve">Você é de carne e osso mesmo, né? Não é eco, nem alucinação de quem passou dias sem dormir.</w:t>
-      </w:r>
-    </w:p>
-    <w:p>
-      <w:pPr>
-        <w:pStyle w:val="Personagem"/>
-      </w:pPr>
-      <w:r>
-        <w:t xml:space="preserve">GABRIEL (surpreso)</w:t>
-      </w:r>
-    </w:p>
-    <w:p>
-      <w:pPr>
-        <w:pStyle w:val="Dialogo"/>
-      </w:pPr>
-      <w:r>
-        <w:t xml:space="preserve">Você é a voz do rádio. É... de verdade. Uma pessoa.</w:t>
-      </w:r>
-    </w:p>
-    <w:p>
-      <w:pPr>
-        <w:pStyle w:val="Personagem"/>
-      </w:pPr>
-      <w:r>
-        <w:t xml:space="preserve">CLARICE (sorrindo)</w:t>
-      </w:r>
-    </w:p>
-    <w:p>
-      <w:pPr>
-        <w:pStyle w:val="Dialogo"/>
-      </w:pPr>
-      <w:r>
-        <w:t xml:space="preserve">De verdade e de mau humor. Clarice: a do rádio, do bilhete e do disquete. Você achou, pelo jeito.</w:t>
-      </w:r>
-    </w:p>
-    <w:p>
-      <w:pPr>
-        <w:pStyle w:val="Fluxo"/>
-      </w:pPr>
-      <w:r>
-        <w:t xml:space="preserve">segue para o trecho lugar</w:t>
-      </w:r>
-    </w:p>
-    <w:p>
-      <w:pPr>
-        <w:pStyle w:val="Trecho"/>
-      </w:pPr>
-      <w:r>
-        <w:rPr>
-          <w:b/>
-          <w:bCs/>
-        </w:rPr>
-        <w:t xml:space="preserve">TRECHO  </w:t>
-      </w:r>
-      <w:r>
-        <w:t xml:space="preserve">lugar</w:t>
-      </w:r>
-    </w:p>
-    <w:p>
-      <w:pPr>
-        <w:pStyle w:val="PersonagemNovo"/>
-      </w:pPr>
-      <w:r>
-        <w:t xml:space="preserve">CLARICE</w:t>
-      </w:r>
-    </w:p>
-    <w:p>
-      <w:pPr>
-        <w:pStyle w:val="DialogoNovo"/>
-      </w:pPr>
-      <w:r>
-        <w:t xml:space="preserve">Praticamente mil anos, meu filho. Mil. Na verdade, pra mim foi mais. Agora, você é de que ano? O Henrique garante que, de alguma forma, isso aqui é 3026. Eu fiz a conta três vezes: fecha.</w:t>
-      </w:r>
-    </w:p>
-    <w:p>
-      <w:pPr>
-        <w:pStyle w:val="PersonagemNovo"/>
-      </w:pPr>
-      <w:r>
-        <w:t xml:space="preserve">GABRIEL (surpreso)</w:t>
-      </w:r>
-    </w:p>
-    <w:p>
-      <w:pPr>
-        <w:pStyle w:val="DialogoNovo"/>
-      </w:pPr>
-      <w:r>
-        <w:t xml:space="preserve">Quê? Viagem no tempo? Isso é real? Eu sou de 2026. O seu eu já sei, li no bilhete.</w:t>
-      </w:r>
-    </w:p>
-    <w:p>
-      <w:pPr>
-        <w:pStyle w:val="PersonagemNovo"/>
-      </w:pPr>
-      <w:r>
-        <w:t xml:space="preserve">CLARICE</w:t>
-      </w:r>
-    </w:p>
-    <w:p>
-      <w:pPr>
-        <w:pStyle w:val="DialogoNovo"/>
-      </w:pPr>
-      <w:r>
-        <w:t xml:space="preserve">Eu sei, calma, se é que dá pra ficar. O bilhete, claro. Então você é do futuro pra mim. Você e o Zane.</w:t>
-      </w:r>
-    </w:p>
-    <w:p>
-      <w:pPr>
-        <w:pStyle w:val="DialogoNovo"/>
-      </w:pPr>
-      <w:r>
-        <w:t xml:space="preserve">Sei que parece surreal, mas basicamente cinco pessoas, contando com você, vieram parar aqui, só que não ao mesmo tempo.</w:t>
-      </w:r>
-    </w:p>
-    <w:p>
-      <w:pPr>
-        <w:pStyle w:val="DialogoNovo"/>
-      </w:pPr>
-      <w:r>
-        <w:t xml:space="preserve">Eu já estou aqui há seis dias, e o Zane, há nove.</w:t>
-      </w:r>
-    </w:p>
-    <w:p>
-      <w:pPr>
-        <w:pStyle w:val="DialogoNovo"/>
-      </w:pPr>
-      <w:r>
-        <w:t xml:space="preserve">Tem também o Henrique, que é a nossa esperança: ainda não nos vimos pessoalmente, mas ele nos ajudou bastante. E a, digamos, agitada Diana.</w:t>
-      </w:r>
-    </w:p>
-    <w:p>
-      <w:pPr>
-        <w:pStyle w:val="PersonagemNovo"/>
-      </w:pPr>
-      <w:r>
-        <w:t xml:space="preserve">GABRIEL</w:t>
-      </w:r>
-    </w:p>
-    <w:p>
-      <w:pPr>
-        <w:pStyle w:val="DialogoNovo"/>
-      </w:pPr>
-      <w:r>
-        <w:t xml:space="preserve">Surreal é pouco. Como a gente vai voltar? Vocês estão construindo um DeLorean, por acaso?</w:t>
-      </w:r>
-    </w:p>
-    <w:p>
-      <w:pPr>
-        <w:pStyle w:val="PersonagemNovo"/>
-      </w:pPr>
-      <w:r>
-        <w:t xml:space="preserve">CLARICE (sorrindo)</w:t>
-      </w:r>
-    </w:p>
-    <w:p>
-      <w:pPr>
-        <w:pStyle w:val="DialogoNovo"/>
-      </w:pPr>
-      <w:r>
-        <w:t xml:space="preserve">Haha, gostei da referência. Ainda se fala desse filme no futuro? Você assistiu o terceiro filme? Que azar eu ser puxada antes de assistir, eu ia nesse fim de semana.</w:t>
-      </w:r>
-    </w:p>
-    <w:p>
-      <w:pPr>
-        <w:pStyle w:val="PersonagemNovo"/>
-      </w:pPr>
-      <w:r>
-        <w:t xml:space="preserve">GABRIEL</w:t>
-      </w:r>
-    </w:p>
-    <w:p>
-      <w:pPr>
-        <w:pStyle w:val="DialogoNovo"/>
-      </w:pPr>
-      <w:r>
-        <w:t xml:space="preserve">Sim, filmaço, inclusive. Mas vamos focar primeiro em sair daqui vivos, que eu te conto tudo.</w:t>
-      </w:r>
-    </w:p>
-    <w:p>
-      <w:pPr>
-        <w:pStyle w:val="PersonagemNovo"/>
-      </w:pPr>
-      <w:r>
-        <w:t xml:space="preserve">CLARICE</w:t>
-      </w:r>
-    </w:p>
-    <w:p>
-      <w:pPr>
-        <w:pStyle w:val="DialogoNovo"/>
-      </w:pPr>
-      <w:r>
-        <w:t xml:space="preserve">Ahh, quero saber. Enfim.</w:t>
-      </w:r>
-    </w:p>
-    <w:p>
-      <w:pPr>
-        <w:pStyle w:val="Personagem"/>
-      </w:pPr>
-      <w:r>
-        <w:t xml:space="preserve">GABRIEL (preocupado)</w:t>
-      </w:r>
-    </w:p>
-    <w:p>
-      <w:pPr>
-        <w:pStyle w:val="Dialogo"/>
-      </w:pPr>
-      <w:r>
-        <w:t xml:space="preserve">Tem árvore crescendo no corredor. E areia até o joelho.</w:t>
-      </w:r>
-    </w:p>
-    <w:p>
-      <w:pPr>
-        <w:pStyle w:val="Personagem"/>
-      </w:pPr>
-      <w:r>
-        <w:t xml:space="preserve">CLARICE (sorrindo)</w:t>
-      </w:r>
-    </w:p>
-    <w:p>
-      <w:pPr>
-        <w:pStyle w:val="Dialogo"/>
-      </w:pPr>
-      <w:r>
-        <w:t xml:space="preserve">Totalmente surreal, eu sei. Mas a areia ajuda: abafa passo. É só saber onde pisar.</w:t>
-      </w:r>
-    </w:p>
-    <w:p>
-      <w:pPr>
-        <w:pStyle w:val="Fluxo"/>
-      </w:pPr>
-      <w:r>
-        <w:t xml:space="preserve">segue para o trecho molho</w:t>
-      </w:r>
-    </w:p>
-    <w:p>
-      <w:pPr>
-        <w:pStyle w:val="Trecho"/>
-      </w:pPr>
-      <w:r>
-        <w:rPr>
-          <w:b/>
-          <w:bCs/>
-        </w:rPr>
-        <w:t xml:space="preserve">TRECHO  </w:t>
-      </w:r>
-      <w:r>
-        <w:t xml:space="preserve">molho</w:t>
-      </w:r>
-    </w:p>
-    <w:p>
-      <w:pPr>
-        <w:pStyle w:val="Personagem"/>
-      </w:pPr>
-      <w:r>
-        <w:t xml:space="preserve">CLARICE (séria)</w:t>
-      </w:r>
-    </w:p>
-    <w:p>
-      <w:pPr>
-        <w:pStyle w:val="Dialogo"/>
-      </w:pPr>
-      <w:r>
-        <w:t xml:space="preserve">Pra sair, tem que subir. A grade da escada tá no cadeado, e a chave é a da fita azul.</w:t>
-      </w:r>
-    </w:p>
-    <w:p>
-      <w:pPr>
-        <w:pStyle w:val="Dialogo"/>
-      </w:pPr>
-      <w:r>
-        <w:t xml:space="preserve">Só que o molho com ela caiu na 102, aqui do lado, quando o robô me ouviu no corredor. Larguei tudo e corri.</w:t>
-      </w:r>
-    </w:p>
-    <w:p>
-      <w:pPr>
-        <w:pStyle w:val="Personagem"/>
-      </w:pPr>
-      <w:r>
-        <w:t xml:space="preserve">CLARICE</w:t>
-      </w:r>
-    </w:p>
-    <w:p>
-      <w:pPr>
-        <w:pStyle w:val="Dialogo"/>
-      </w:pPr>
-      <w:r>
-        <w:t xml:space="preserve">A proposta é justa: você traz o molho, eu te digo qual chave abre o quê. Isso não é pedir ajuda, tá? É permuta.</w:t>
-      </w:r>
-    </w:p>
-    <w:p>
-      <w:pPr>
-        <w:pStyle w:val="Dialogo"/>
-      </w:pPr>
-      <w:r>
-        <w:t xml:space="preserve">E eu não saio daqui. Tô mapeando a ronda deles pela fresta da barricada, e se eu saio perco o ciclo.</w:t>
+        <w:t xml:space="preserve">FALAS  </w:t>
+      </w:r>
+      <w:r>
+        <w:t xml:space="preserve">clarice_bloco_pede_molho: Ela perdeu o molho de chaves na 102 e propõe uma permuta. Se o Gabriel perguntar do lugar, ela conta quem mais veio parar ali. Tem falas novas em rascunho. O texto está no Dialogos.docx.</w:t>
       </w:r>
     </w:p>
     <w:p>
@@ -16431,80 +15532,18 @@
     </w:p>
     <w:p>
       <w:pPr>
-        <w:pStyle w:val="NotaTime"/>
-        <w:spacing w:after="60"/>
-      </w:pPr>
-      <w:r>
-        <w:t xml:space="preserve">Diálogo clarice_bloco_pede_molho_de_novo  (dados/dialogos/clarice_bloco_pede_molho_de_novo.json)</w:t>
-      </w:r>
-    </w:p>
-    <w:p>
-      <w:pPr>
-        <w:pStyle w:val="Personagem"/>
-      </w:pPr>
-      <w:r>
-        <w:t xml:space="preserve">CLARICE</w:t>
-      </w:r>
-    </w:p>
-    <w:p>
-      <w:pPr>
-        <w:pStyle w:val="Dialogo"/>
-      </w:pPr>
-      <w:r>
-        <w:t xml:space="preserve">E o molho? Tá na 102, na areia, perto das carteiras viradas.</w:t>
-      </w:r>
-    </w:p>
-    <w:p>
-      <w:pPr>
-        <w:pStyle w:val="Dialogo"/>
-      </w:pPr>
-      <w:r>
-        <w:t xml:space="preserve">Pisa de leve que o robô escuta. Se ele vier, joga uma pedra longe: ele vai atrás do barulho. É reflexo, eu já testei.</w:t>
-      </w:r>
-    </w:p>
-    <w:p>
-      <w:pPr>
-        <w:pStyle w:val="NotaTime"/>
-        <w:spacing w:after="60" w:before="60"/>
-      </w:pPr>
-      <w:r>
-        <w:t xml:space="preserve">Nota: Linhas com barra azul à esquerda são suas e ainda não estão no jogo. As outras já tocam.</w:t>
-      </w:r>
-    </w:p>
-    <w:p>
-      <w:pPr>
-        <w:pStyle w:val="NotaTime"/>
-        <w:spacing w:after="60" w:before="60"/>
-      </w:pPr>
-      <w:r>
-        <w:t xml:space="preserve">Nota: Só a escrita foi corrigida: Clarisse e “Calrice” viraram Clarice, e ajustei “daí”, “dá pra”, “é do futuro”, “surreal, mas”, “cinco”, “daqui”, “DeLorean” e a pontuação. O retrato “surpreso” do Gabriel é meu, porque você não indicou.</w:t>
-      </w:r>
-    </w:p>
-    <w:p>
-      <w:pPr>
-        <w:pStyle w:val="NotaTime"/>
-        <w:spacing w:after="60" w:before="60"/>
-      </w:pPr>
-      <w:r>
-        <w:t xml:space="preserve">Nota: Decidido nesta rodada: tirei as duas escolhas (“O que aconteceu com este lugar?” e “Preciso sair daqui.”). Agora a Clarice sempre conta isso e depois segue para o molho. O arquivo do jogo ainda tem as escolhas. A fala longa dela foi quebrada em quatro, e o Gabriel diz que já sabe o ano dela pelo bilhete. A reação da Clarice a isso (“O bilhete, claro.”) é minha, ajuste se quiser.</w:t>
-      </w:r>
-    </w:p>
-    <w:p>
-      <w:pPr>
-        <w:pStyle w:val="NotaTime"/>
-        <w:spacing w:after="60" w:before="60"/>
-      </w:pPr>
-      <w:r>
-        <w:t xml:space="preserve">Nota: Dias contados a partir da chegada do Gabriel, com 3 dias entre cada chegada: Diana 3, Clarice 6, Zane 9, Henrique 12. Se o Baltazar entrar antes da Clarice, os números dela e do Zane sobem 3 (História Completa, 10.4).</w:t>
-      </w:r>
-    </w:p>
-    <w:p>
-      <w:pPr>
-        <w:pStyle w:val="NotaTime"/>
-        <w:spacing w:after="60" w:before="60"/>
-      </w:pPr>
-      <w:r>
-        <w:t xml:space="preserve">Nota: Revisão do Ato 2 no Anexo B.</w:t>
+        <w:pStyle w:val="Jogabilidade"/>
+      </w:pPr>
+      <w:r>
+        <w:rPr>
+          <w:b/>
+          <w:bCs/>
+          <w:color w:val="2A7F8E"/>
+        </w:rPr>
+        <w:t xml:space="preserve">FALAS  </w:t>
+      </w:r>
+      <w:r>
+        <w:t xml:space="preserve">clarice_bloco_pede_molho_de_novo: Lembrete de onde está o molho. O texto está no Dialogos.docx.</w:t>
       </w:r>
     </w:p>
     <w:p>
@@ -16993,211 +16032,18 @@
     </w:p>
     <w:p>
       <w:pPr>
-        <w:pStyle w:val="NotaTime"/>
-        <w:spacing w:after="60"/>
-      </w:pPr>
-      <w:r>
-        <w:t xml:space="preserve">Diálogo clarice_bloco_devolve_chave  (dados/dialogos/clarice_bloco_devolve_chave.json)</w:t>
-      </w:r>
-    </w:p>
-    <w:p>
-      <w:pPr>
-        <w:pStyle w:val="Personagem"/>
-      </w:pPr>
-      <w:r>
-        <w:t xml:space="preserve">GABRIEL</w:t>
-      </w:r>
-    </w:p>
-    <w:p>
-      <w:pPr>
-        <w:pStyle w:val="Dialogo"/>
-      </w:pPr>
-      <w:r>
-        <w:t xml:space="preserve">Achei. Estava na areia, do jeito que você disse.</w:t>
-      </w:r>
-    </w:p>
-    <w:p>
-      <w:pPr>
-        <w:pStyle w:val="Personagem"/>
-      </w:pPr>
-      <w:r>
-        <w:t xml:space="preserve">CLARICE (sorrindo)</w:t>
-      </w:r>
-    </w:p>
-    <w:p>
-      <w:pPr>
-        <w:pStyle w:val="Dialogo"/>
-      </w:pPr>
-      <w:r>
-        <w:t xml:space="preserve">Meu molho! Ponto pra você, estudante.</w:t>
-      </w:r>
-    </w:p>
-    <w:p>
-      <w:pPr>
-        <w:pStyle w:val="Personagem"/>
-      </w:pPr>
-      <w:r>
-        <w:t xml:space="preserve">CLARICE</w:t>
-      </w:r>
-    </w:p>
-    <w:p>
-      <w:pPr>
-        <w:pStyle w:val="Dialogo"/>
-      </w:pPr>
-      <w:r>
-        <w:t xml:space="preserve">Toma: a da fita azul é a da grade da escada. Fui eu que botei a fita, pra achar no escuro. Etiquetei todas, aliás.</w:t>
-      </w:r>
-    </w:p>
-    <w:p>
-      <w:pPr>
-        <w:pStyle w:val="Dialogo"/>
-      </w:pPr>
-      <w:r>
-        <w:t xml:space="preserve">A saída é a porta corta-fogo, no fim do corredor de cima. Só que alguém passou uma corrente nela.</w:t>
-      </w:r>
-    </w:p>
-    <w:p>
-      <w:pPr>
-        <w:pStyle w:val="Dialogo"/>
-      </w:pPr>
-      <w:r>
-        <w:t xml:space="preserve">Tem um alicate de cortar vergalhão no depósito, a 206. A chave do depósito tá no claviculário da sala dos professores, a 203.</w:t>
-      </w:r>
-    </w:p>
-    <w:p>
-      <w:pPr>
-        <w:pStyle w:val="Personagem"/>
-      </w:pPr>
-      <w:r>
-        <w:t xml:space="preserve">CLARICE (séria)</w:t>
-      </w:r>
-    </w:p>
-    <w:p>
-      <w:pPr>
-        <w:pStyle w:val="Dialogo"/>
-      </w:pPr>
-      <w:r>
-        <w:t xml:space="preserve">O claviculário tem cadeado de segredo, três números. Dava pra ir na força bruta, mas são mil combinações e o robô de lá enxerga longe. Conta ruim.</w:t>
-      </w:r>
-    </w:p>
-    <w:p>
-      <w:pPr>
-        <w:pStyle w:val="Personagem"/>
-      </w:pPr>
-      <w:r>
-        <w:t xml:space="preserve">GABRIEL (preocupado)</w:t>
-      </w:r>
-    </w:p>
-    <w:p>
-      <w:pPr>
-        <w:pStyle w:val="Dialogo"/>
-      </w:pPr>
-      <w:r>
-        <w:t xml:space="preserve">E você? Vem comigo?</w:t>
-      </w:r>
-    </w:p>
-    <w:p>
-      <w:pPr>
-        <w:pStyle w:val="Personagem"/>
-      </w:pPr>
-      <w:r>
-        <w:t xml:space="preserve">CLARICE</w:t>
-      </w:r>
-    </w:p>
-    <w:p>
-      <w:pPr>
-        <w:pStyle w:val="Dialogo"/>
-      </w:pPr>
-      <w:r>
-        <w:t xml:space="preserve">Eu fico. Tô nesta sala desde que cheguei. Acordei na Biblioteca, igual a você, e vim parar aqui.</w:t>
-      </w:r>
-    </w:p>
-    <w:p>
-      <w:pPr>
-        <w:pStyle w:val="Personagem"/>
-      </w:pPr>
-      <w:r>
-        <w:t xml:space="preserve">CLARICE (sorrindo)</w:t>
-      </w:r>
-    </w:p>
-    <w:p>
-      <w:pPr>
-        <w:pStyle w:val="Dialogo"/>
-      </w:pPr>
-      <w:r>
-        <w:t xml:space="preserve">A Diana apareceu depois, e eu deixei ficar.</w:t>
-      </w:r>
-    </w:p>
-    <w:p>
-      <w:pPr>
-        <w:pStyle w:val="Personagem"/>
-      </w:pPr>
-      <w:r>
-        <w:t xml:space="preserve">CLARICE</w:t>
-      </w:r>
-    </w:p>
-    <w:p>
-      <w:pPr>
-        <w:pStyle w:val="Dialogo"/>
-      </w:pPr>
-      <w:r>
-        <w:t xml:space="preserve">Agora a gente junta tudo o que dá pra descobrir do que aconteceu. Eu fico com as rondas, ela com o mapa.</w:t>
-      </w:r>
-    </w:p>
-    <w:p>
-      <w:pPr>
-        <w:pStyle w:val="Dialogo"/>
-      </w:pPr>
-      <w:r>
-        <w:t xml:space="preserve">E o Henrique ajuda a gente pelo rádio. Ele vê o campus pelas câmeras, e foi ele que avisou que, de alguma forma, a gente tá em 3026.</w:t>
-      </w:r>
-    </w:p>
-    <w:p>
-      <w:pPr>
-        <w:pStyle w:val="Personagem"/>
-      </w:pPr>
-      <w:r>
-        <w:t xml:space="preserve">GABRIEL (surpreso)</w:t>
-      </w:r>
-    </w:p>
-    <w:p>
-      <w:pPr>
-        <w:pStyle w:val="Dialogo"/>
-      </w:pPr>
-      <w:r>
-        <w:t xml:space="preserve">Henrique? O das câmeras? Foi ele que te avisou de mim?</w:t>
-      </w:r>
-    </w:p>
-    <w:p>
-      <w:pPr>
-        <w:pStyle w:val="Personagem"/>
-      </w:pPr>
-      <w:r>
-        <w:t xml:space="preserve">CLARICE (sorrindo)</w:t>
-      </w:r>
-    </w:p>
-    <w:p>
-      <w:pPr>
-        <w:pStyle w:val="Dialogo"/>
-      </w:pPr>
-      <w:r>
-        <w:t xml:space="preserve">Esse mesmo. Fala pouco, mas vê tudo. Foi por ele que eu soube que você tinha acordado na Biblioteca.</w:t>
-      </w:r>
-    </w:p>
-    <w:p>
-      <w:pPr>
-        <w:pStyle w:val="Personagem"/>
-      </w:pPr>
-      <w:r>
-        <w:t xml:space="preserve">CLARICE</w:t>
-      </w:r>
-    </w:p>
-    <w:p>
-      <w:pPr>
-        <w:pStyle w:val="Dialogo"/>
-      </w:pPr>
-      <w:r>
-        <w:t xml:space="preserve">Aqui os robôs não entram. Se precisar descansar, é só vir. E eu fico na escuta do rádio.</w:t>
+        <w:pStyle w:val="Jogabilidade"/>
+      </w:pPr>
+      <w:r>
+        <w:rPr>
+          <w:b/>
+          <w:bCs/>
+          <w:color w:val="2A7F8E"/>
+        </w:rPr>
+        <w:t xml:space="preserve">FALAS  </w:t>
+      </w:r>
+      <w:r>
+        <w:t xml:space="preserve">clarice_bloco_devolve_chave: Troca o molho pela chave da grade; conta quem está ali e como chegar à saída. O texto está no Dialogos.docx.</w:t>
       </w:r>
     </w:p>
     <w:p>
@@ -17285,47 +16131,7 @@
     </w:p>
     <w:p>
       <w:pPr>
-        <w:pStyle w:val="NotaTime"/>
-        <w:spacing w:after="60"/>
-      </w:pPr>
-      <w:r>
-        <w:t xml:space="preserve">Diálogo clarice_bloco_de_novo  (dados/dialogos/clarice_bloco_de_novo.json)</w:t>
-      </w:r>
-    </w:p>
-    <w:p>
-      <w:pPr>
-        <w:pStyle w:val="Trecho"/>
-      </w:pPr>
-      <w:r>
-        <w:rPr>
-          <w:b/>
-          <w:bCs/>
-        </w:rPr>
-        <w:t xml:space="preserve">TRECHO  </w:t>
-      </w:r>
-      <w:r>
-        <w:t xml:space="preserve">posto  (começa aqui)</w:t>
-      </w:r>
-    </w:p>
-    <w:p>
-      <w:pPr>
-        <w:pStyle w:val="Personagem"/>
-      </w:pPr>
-      <w:r>
-        <w:t xml:space="preserve">CLARICE (sorrindo)</w:t>
-      </w:r>
-    </w:p>
-    <w:p>
-      <w:pPr>
-        <w:pStyle w:val="Dialogo"/>
-      </w:pPr>
-      <w:r>
-        <w:t xml:space="preserve">Voltou inteiro? Aí sim.</w:t>
-      </w:r>
-    </w:p>
-    <w:p>
-      <w:pPr>
-        <w:pStyle w:val="Escolha"/>
+        <w:pStyle w:val="Jogabilidade"/>
       </w:pPr>
       <w:r>
         <w:rPr>
@@ -17333,286 +16139,10 @@
           <w:bCs/>
           <w:color w:val="2A7F8E"/>
         </w:rPr>
-        <w:t xml:space="preserve">ESCOLHA  </w:t>
-      </w:r>
-      <w:r>
-        <w:t xml:space="preserve">“Como abro o claviculário?”</w:t>
-      </w:r>
-      <w:r>
-        <w:rPr>
-          <w:color w:val="7A8794"/>
-        </w:rPr>
-        <w:t xml:space="preserve">   → claviculario</w:t>
-      </w:r>
-    </w:p>
-    <w:p>
-      <w:pPr>
-        <w:pStyle w:val="Escolha"/>
-      </w:pPr>
-      <w:r>
-        <w:rPr>
-          <w:b/>
-          <w:bCs/>
-          <w:color w:val="2A7F8E"/>
-        </w:rPr>
-        <w:t xml:space="preserve">ESCOLHA  </w:t>
-      </w:r>
-      <w:r>
-        <w:t xml:space="preserve">“Como é o andar de cima?”</w:t>
-      </w:r>
-      <w:r>
-        <w:rPr>
-          <w:color w:val="7A8794"/>
-        </w:rPr>
-        <w:t xml:space="preserve">   → cima</w:t>
-      </w:r>
-    </w:p>
-    <w:p>
-      <w:pPr>
-        <w:pStyle w:val="Escolha"/>
-      </w:pPr>
-      <w:r>
-        <w:rPr>
-          <w:b/>
-          <w:bCs/>
-          <w:color w:val="2A7F8E"/>
-        </w:rPr>
-        <w:t xml:space="preserve">ESCOLHA  </w:t>
-      </w:r>
-      <w:r>
-        <w:t xml:space="preserve">“O que vocês já descobriram?”</w:t>
-      </w:r>
-      <w:r>
-        <w:rPr>
-          <w:color w:val="7A8794"/>
-        </w:rPr>
-        <w:t xml:space="preserve">   → descobertas</w:t>
-      </w:r>
-    </w:p>
-    <w:p>
-      <w:pPr>
-        <w:pStyle w:val="Escolha"/>
-      </w:pPr>
-      <w:r>
-        <w:rPr>
-          <w:b/>
-          <w:bCs/>
-          <w:color w:val="2A7F8E"/>
-        </w:rPr>
-        <w:t xml:space="preserve">ESCOLHA  </w:t>
-      </w:r>
-      <w:r>
-        <w:t xml:space="preserve">“Até mais, Clarice.”</w:t>
-      </w:r>
-      <w:r>
-        <w:rPr>
-          <w:color w:val="7A8794"/>
-        </w:rPr>
-        <w:t xml:space="preserve">   → tchau</w:t>
-      </w:r>
-    </w:p>
-    <w:p>
-      <w:pPr>
-        <w:pStyle w:val="Trecho"/>
-      </w:pPr>
-      <w:r>
-        <w:rPr>
-          <w:b/>
-          <w:bCs/>
-        </w:rPr>
-        <w:t xml:space="preserve">TRECHO  </w:t>
-      </w:r>
-      <w:r>
-        <w:t xml:space="preserve">claviculario</w:t>
-      </w:r>
-    </w:p>
-    <w:p>
-      <w:pPr>
-        <w:pStyle w:val="Personagem"/>
-      </w:pPr>
-      <w:r>
-        <w:t xml:space="preserve">CLARICE (séria)</w:t>
-      </w:r>
-    </w:p>
-    <w:p>
-      <w:pPr>
-        <w:pStyle w:val="Dialogo"/>
-      </w:pPr>
-      <w:r>
-        <w:t xml:space="preserve">Não sei. Esse cadeado eu não abri.</w:t>
-      </w:r>
-    </w:p>
-    <w:p>
-      <w:pPr>
-        <w:pStyle w:val="Personagem"/>
-      </w:pPr>
-      <w:r>
-        <w:t xml:space="preserve">CLARICE</w:t>
-      </w:r>
-    </w:p>
-    <w:p>
-      <w:pPr>
-        <w:pStyle w:val="Dialogo"/>
-      </w:pPr>
-      <w:r>
-        <w:t xml:space="preserve">Mas tem um papel no quadro de avisos da 203 que eu não tinha visto antes. Alguém andou contando alguma coisa.</w:t>
-      </w:r>
-    </w:p>
-    <w:p>
-      <w:pPr>
-        <w:pStyle w:val="Fluxo"/>
-      </w:pPr>
-      <w:r>
-        <w:t xml:space="preserve">segue para o trecho posto</w:t>
-      </w:r>
-    </w:p>
-    <w:p>
-      <w:pPr>
-        <w:pStyle w:val="Trecho"/>
-      </w:pPr>
-      <w:r>
-        <w:rPr>
-          <w:b/>
-          <w:bCs/>
-        </w:rPr>
-        <w:t xml:space="preserve">TRECHO  </w:t>
-      </w:r>
-      <w:r>
-        <w:t xml:space="preserve">cima</w:t>
-      </w:r>
-    </w:p>
-    <w:p>
-      <w:pPr>
-        <w:pStyle w:val="Personagem"/>
-      </w:pPr>
-      <w:r>
-        <w:t xml:space="preserve">CLARICE</w:t>
-      </w:r>
-    </w:p>
-    <w:p>
-      <w:pPr>
-        <w:pStyle w:val="Dialogo"/>
-      </w:pPr>
-      <w:r>
-        <w:t xml:space="preserve">Lá em cima o teto caiu em vários pontos. Onde bate a lua, o robô de lá te enxerga de longe.</w:t>
-      </w:r>
-    </w:p>
-    <w:p>
-      <w:pPr>
-        <w:pStyle w:val="Dialogo"/>
-      </w:pPr>
-      <w:r>
-        <w:t xml:space="preserve">Anda pelo escuro e entra nas salas pra despistar. A rota dele é um ciclo: dá pra decorar.</w:t>
-      </w:r>
-    </w:p>
-    <w:p>
-      <w:pPr>
-        <w:pStyle w:val="Fluxo"/>
-      </w:pPr>
-      <w:r>
-        <w:t xml:space="preserve">segue para o trecho posto</w:t>
-      </w:r>
-    </w:p>
-    <w:p>
-      <w:pPr>
-        <w:pStyle w:val="Trecho"/>
-      </w:pPr>
-      <w:r>
-        <w:rPr>
-          <w:b/>
-          <w:bCs/>
-        </w:rPr>
-        <w:t xml:space="preserve">TRECHO  </w:t>
-      </w:r>
-      <w:r>
-        <w:t xml:space="preserve">tchau</w:t>
-      </w:r>
-    </w:p>
-    <w:p>
-      <w:pPr>
-        <w:pStyle w:val="Personagem"/>
-      </w:pPr>
-      <w:r>
-        <w:t xml:space="preserve">CLARICE (sorrindo)</w:t>
-      </w:r>
-    </w:p>
-    <w:p>
-      <w:pPr>
-        <w:pStyle w:val="Dialogo"/>
-      </w:pPr>
-      <w:r>
-        <w:t xml:space="preserve">Vai lá. E não confia nas luzes.</w:t>
-      </w:r>
-    </w:p>
-    <w:p>
-      <w:pPr>
-        <w:pStyle w:val="Trecho"/>
-      </w:pPr>
-      <w:r>
-        <w:rPr>
-          <w:b/>
-          <w:bCs/>
-        </w:rPr>
-        <w:t xml:space="preserve">TRECHO  </w:t>
-      </w:r>
-      <w:r>
-        <w:t xml:space="preserve">descobertas</w:t>
-      </w:r>
-    </w:p>
-    <w:p>
-      <w:pPr>
-        <w:pStyle w:val="Personagem"/>
-      </w:pPr>
-      <w:r>
-        <w:t xml:space="preserve">CLARICE</w:t>
-      </w:r>
-    </w:p>
-    <w:p>
-      <w:pPr>
-        <w:pStyle w:val="Dialogo"/>
-      </w:pPr>
-      <w:r>
-        <w:t xml:space="preserve">Pouca coisa, e devagar. Eu anoto as rondas: cada robô repete o mesmo ciclo, todo dia.</w:t>
-      </w:r>
-    </w:p>
-    <w:p>
-      <w:pPr>
-        <w:pStyle w:val="Personagem"/>
-      </w:pPr>
-      <w:r>
-        <w:t xml:space="preserve">CLARICE (sorrindo)</w:t>
-      </w:r>
-    </w:p>
-    <w:p>
-      <w:pPr>
-        <w:pStyle w:val="Dialogo"/>
-      </w:pPr>
-      <w:r>
-        <w:t xml:space="preserve">A Diana desenha o mapa à mão, com as passagens que não estão em mapa nenhum. Exagera nas setas, mas acerta.</w:t>
-      </w:r>
-    </w:p>
-    <w:p>
-      <w:pPr>
-        <w:pStyle w:val="Personagem"/>
-      </w:pPr>
-      <w:r>
-        <w:t xml:space="preserve">CLARICE</w:t>
-      </w:r>
-    </w:p>
-    <w:p>
-      <w:pPr>
-        <w:pStyle w:val="Dialogo"/>
-      </w:pPr>
-      <w:r>
-        <w:t xml:space="preserve">O Henrique olha as câmeras e conta o que vê, e a gente junta com as rondas e com o mapa.</w:t>
-      </w:r>
-    </w:p>
-    <w:p>
-      <w:pPr>
-        <w:pStyle w:val="Fluxo"/>
-      </w:pPr>
-      <w:r>
-        <w:t xml:space="preserve">segue para o trecho posto</w:t>
+        <w:t xml:space="preserve">FALAS  </w:t>
+      </w:r>
+      <w:r>
+        <w:t xml:space="preserve">clarice_bloco_de_novo: Menu com as dicas do bloco: claviculário, andar de cima e o que descobriram. O texto está no Dialogos.docx.</w:t>
       </w:r>
     </w:p>
     <w:p>
@@ -17867,43 +16397,18 @@
     </w:p>
     <w:p>
       <w:pPr>
-        <w:pStyle w:val="NotaTime"/>
-        <w:spacing w:after="60"/>
-      </w:pPr>
-      <w:r>
-        <w:t xml:space="preserve">Transmissão clarice_02  (dados/transmissoes/clarice_02.tres)</w:t>
-      </w:r>
-    </w:p>
-    <w:p>
-      <w:pPr>
-        <w:pStyle w:val="Personagem"/>
-      </w:pPr>
-      <w:r>
-        <w:t xml:space="preserve">CLARICE (RÁDIO)</w:t>
-      </w:r>
-    </w:p>
-    <w:p>
-      <w:pPr>
-        <w:pStyle w:val="Dialogo"/>
-      </w:pPr>
-      <w:r>
-        <w:t xml:space="preserve">Chhh... Subiu? Então presta atenção. O robô daí de cima não é igual ao de baixo: esse não escuta, esse enxerga longe.</w:t>
-      </w:r>
-    </w:p>
-    <w:p>
-      <w:pPr>
-        <w:pStyle w:val="Dialogo"/>
-      </w:pPr>
-      <w:r>
-        <w:t xml:space="preserve">Ele para debaixo dos buracos do teto, onde a lua bate. É ali que ele te vê de longe.</w:t>
-      </w:r>
-    </w:p>
-    <w:p>
-      <w:pPr>
-        <w:pStyle w:val="Dialogo"/>
-      </w:pPr>
-      <w:r>
-        <w:t xml:space="preserve">Passa pelo escuro, colado nas portas, e não fica parado no claro. A rota dele é um ciclo: dá pra decorar.</w:t>
+        <w:pStyle w:val="Jogabilidade"/>
+      </w:pPr>
+      <w:r>
+        <w:rPr>
+          <w:b/>
+          <w:bCs/>
+          <w:color w:val="2A7F8E"/>
+        </w:rPr>
+        <w:t xml:space="preserve">FALAS  </w:t>
+      </w:r>
+      <w:r>
+        <w:t xml:space="preserve">clarice_02: O robô de cima enxerga longe; passar pelo escuro. O texto está no Dialogos.docx.</w:t>
       </w:r>
     </w:p>
     <w:p>
@@ -17971,171 +16476,18 @@
     </w:p>
     <w:p>
       <w:pPr>
-        <w:pStyle w:val="NotaTime"/>
-        <w:spacing w:after="60"/>
-      </w:pPr>
-      <w:r>
-        <w:t xml:space="preserve">Transmissão grupo_bloco_01  (dados/transmissoes/grupo_bloco_01.tres), conversa do grupo</w:t>
-      </w:r>
-    </w:p>
-    <w:p>
-      <w:pPr>
-        <w:pStyle w:val="Personagem"/>
-      </w:pPr>
-      <w:r>
-        <w:t xml:space="preserve">CLARICE (RÁDIO)</w:t>
-      </w:r>
-    </w:p>
-    <w:p>
-      <w:pPr>
-        <w:pStyle w:val="Dialogo"/>
-      </w:pPr>
-      <w:r>
-        <w:t xml:space="preserve">Chhh... O Henrique viu o claviculário aberto. Contou os tracinhos, foi? Ponto pra você de novo, estudante.</w:t>
-      </w:r>
-    </w:p>
-    <w:p>
-      <w:pPr>
-        <w:pStyle w:val="Personagem"/>
-      </w:pPr>
-      <w:r>
-        <w:t xml:space="preserve">GABRIEL (RÁDIO)</w:t>
-      </w:r>
-    </w:p>
-    <w:p>
-      <w:pPr>
-        <w:pStyle w:val="Dialogo"/>
-      </w:pPr>
-      <w:r>
-        <w:t xml:space="preserve">Conta de lousa. Nível primário.</w:t>
-      </w:r>
-    </w:p>
-    <w:p>
-      <w:pPr>
-        <w:pStyle w:val="Personagem"/>
-      </w:pPr>
-      <w:r>
-        <w:t xml:space="preserve">DIANA (RÁDIO)</w:t>
-      </w:r>
-    </w:p>
-    <w:p>
-      <w:pPr>
-        <w:pStyle w:val="Dialogo"/>
-      </w:pPr>
-      <w:r>
-        <w:t xml:space="preserve">A 206 é o depósito! Tá na minha planta, com uma seta enorme!</w:t>
-      </w:r>
-    </w:p>
-    <w:p>
-      <w:pPr>
-        <w:pStyle w:val="Personagem"/>
-      </w:pPr>
-      <w:r>
-        <w:t xml:space="preserve">CLARICE (RÁDIO)</w:t>
-      </w:r>
-    </w:p>
-    <w:p>
-      <w:pPr>
-        <w:pStyle w:val="Dialogo"/>
-      </w:pPr>
-      <w:r>
-        <w:t xml:space="preserve">Ele não tá vendo a sua planta, Diana. Ninguém vê desenho pelo rádio.</w:t>
-      </w:r>
-    </w:p>
-    <w:p>
-      <w:pPr>
-        <w:pStyle w:val="Personagem"/>
-      </w:pPr>
-      <w:r>
-        <w:t xml:space="preserve">DIANA (RÁDIO)</w:t>
-      </w:r>
-    </w:p>
-    <w:p>
-      <w:pPr>
-        <w:pStyle w:val="Dialogo"/>
-      </w:pPr>
-      <w:r>
-        <w:t xml:space="preserve">Mas tá desenhada! Lá dentro é estante pra todo lado, feito labirinto. E tem um daqueles autômatos baixinhos. O que escuta.</w:t>
-      </w:r>
-    </w:p>
-    <w:p>
-      <w:pPr>
-        <w:pStyle w:val="Personagem"/>
-      </w:pPr>
-      <w:r>
-        <w:t xml:space="preserve">CLARICE (RÁDIO)</w:t>
-      </w:r>
-    </w:p>
-    <w:p>
-      <w:pPr>
-        <w:pStyle w:val="Dialogo"/>
-      </w:pPr>
-      <w:r>
-        <w:t xml:space="preserve">Rastreador. Chama Rastreador. Mas é isso: lá dentro, pisa como se o chão fosse de vidro.</w:t>
-      </w:r>
-    </w:p>
-    <w:p>
-      <w:pPr>
-        <w:pStyle w:val="Personagem"/>
-      </w:pPr>
-      <w:r>
-        <w:t xml:space="preserve">DIANA (RÁDIO)</w:t>
-      </w:r>
-    </w:p>
-    <w:p>
-      <w:pPr>
-        <w:pStyle w:val="Dialogo"/>
-      </w:pPr>
-      <w:r>
-        <w:t xml:space="preserve">Autômato, Rastreador, tanto faz! Se ele te ouvir, é o fim!</w:t>
-      </w:r>
-    </w:p>
-    <w:p>
-      <w:pPr>
-        <w:pStyle w:val="Personagem"/>
-      </w:pPr>
-      <w:r>
-        <w:t xml:space="preserve">GABRIEL (RÁDIO)</w:t>
-      </w:r>
-    </w:p>
-    <w:p>
-      <w:pPr>
-        <w:pStyle w:val="Dialogo"/>
-      </w:pPr>
-      <w:r>
-        <w:t xml:space="preserve">Ela é sempre assim?</w:t>
-      </w:r>
-    </w:p>
-    <w:p>
-      <w:pPr>
-        <w:pStyle w:val="Personagem"/>
-      </w:pPr>
-      <w:r>
-        <w:t xml:space="preserve">CLARICE (RÁDIO)</w:t>
-      </w:r>
-    </w:p>
-    <w:p>
-      <w:pPr>
-        <w:pStyle w:val="Dialogo"/>
-      </w:pPr>
-      <w:r>
-        <w:t xml:space="preserve">Desde que chegou. Três dias de "é o fim". Até agora, nenhum fim.</w:t>
-      </w:r>
-    </w:p>
-    <w:p>
-      <w:pPr>
-        <w:pStyle w:val="Personagem"/>
-      </w:pPr>
-      <w:r>
-        <w:t xml:space="preserve">DIANA (RÁDIO)</w:t>
-      </w:r>
-    </w:p>
-    <w:p>
-      <w:pPr>
-        <w:pStyle w:val="Dialogo"/>
-      </w:pPr>
-      <w:r>
-        <w:t xml:space="preserve">Ainda!</w:t>
+        <w:pStyle w:val="Jogabilidade"/>
+      </w:pPr>
+      <w:r>
+        <w:rPr>
+          <w:b/>
+          <w:bCs/>
+          <w:color w:val="2A7F8E"/>
+        </w:rPr>
+        <w:t xml:space="preserve">FALAS  </w:t>
+      </w:r>
+      <w:r>
+        <w:t xml:space="preserve">grupo_bloco_01: O depósito (206) e o Rastreador. A Diana e o mapa à mão; a Clarice e o "é o fim". O texto está no Dialogos.docx.</w:t>
       </w:r>
     </w:p>
     <w:p>
@@ -18413,43 +16765,18 @@
     </w:p>
     <w:p>
       <w:pPr>
-        <w:pStyle w:val="NotaTime"/>
-        <w:spacing w:after="60"/>
-      </w:pPr>
-      <w:r>
-        <w:t xml:space="preserve">Transmissão clarice_04  (dados/transmissoes/clarice_04.tres)</w:t>
-      </w:r>
-    </w:p>
-    <w:p>
-      <w:pPr>
-        <w:pStyle w:val="Personagem"/>
-      </w:pPr>
-      <w:r>
-        <w:t xml:space="preserve">CLARICE (RÁDIO)</w:t>
-      </w:r>
-    </w:p>
-    <w:p>
-      <w:pPr>
-        <w:pStyle w:val="Dialogo"/>
-      </w:pPr>
-      <w:r>
-        <w:t xml:space="preserve">Chhh... Estudante. O Henrique viu pela câmera: a máquina do andar de cima mudou a ronda.</w:t>
-      </w:r>
-    </w:p>
-    <w:p>
-      <w:pPr>
-        <w:pStyle w:val="Dialogo"/>
-      </w:pPr>
-      <w:r>
-        <w:t xml:space="preserve">Agora ela vai até a escada. E até a porta do fim do corredor.</w:t>
-      </w:r>
-    </w:p>
-    <w:p>
-      <w:pPr>
-        <w:pStyle w:val="Dialogo"/>
-      </w:pPr>
-      <w:r>
-        <w:t xml:space="preserve">O buraco no chão da 204 dá na 104. Se precisar descer sem passar por ela.</w:t>
+        <w:pStyle w:val="Jogabilidade"/>
+      </w:pPr>
+      <w:r>
+        <w:rPr>
+          <w:b/>
+          <w:bCs/>
+          <w:color w:val="2A7F8E"/>
+        </w:rPr>
+        <w:t xml:space="preserve">FALAS  </w:t>
+      </w:r>
+      <w:r>
+        <w:t xml:space="preserve">clarice_04: A ronda mudou; o buraco da 204 desce direto para a 104. O texto está no Dialogos.docx.</w:t>
       </w:r>
     </w:p>
     <w:p>
@@ -18743,43 +17070,18 @@
     </w:p>
     <w:p>
       <w:pPr>
-        <w:pStyle w:val="NotaTime"/>
-        <w:spacing w:after="60"/>
-      </w:pPr>
-      <w:r>
-        <w:t xml:space="preserve">Transmissão clarice_03  (dados/transmissoes/clarice_03.tres)</w:t>
-      </w:r>
-    </w:p>
-    <w:p>
-      <w:pPr>
-        <w:pStyle w:val="Personagem"/>
-      </w:pPr>
-      <w:r>
-        <w:t xml:space="preserve">CLARICE (RÁDIO)</w:t>
-      </w:r>
-    </w:p>
-    <w:p>
-      <w:pPr>
-        <w:pStyle w:val="Dialogo"/>
-      </w:pPr>
-      <w:r>
-        <w:t xml:space="preserve">Chhh... Ouvi o estalo daqui. Cortou a corrente, foi?</w:t>
-      </w:r>
-    </w:p>
-    <w:p>
-      <w:pPr>
-        <w:pStyle w:val="Dialogo"/>
-      </w:pPr>
-      <w:r>
-        <w:t xml:space="preserve">Então vai. Eu e a Diana ficamos: ainda não fechei o mapa das rondas, e se eu saio agora perco o ciclo inteiro.</w:t>
-      </w:r>
-    </w:p>
-    <w:p>
-      <w:pPr>
-        <w:pStyle w:val="Dialogo"/>
-      </w:pPr>
-      <w:r>
-        <w:t xml:space="preserve">Qualquer coisa, chama no rádio. Tô na escuta. E não confia nas luzes.</w:t>
+        <w:pStyle w:val="Jogabilidade"/>
+      </w:pPr>
+      <w:r>
+        <w:rPr>
+          <w:b/>
+          <w:bCs/>
+          <w:color w:val="2A7F8E"/>
+        </w:rPr>
+        <w:t xml:space="preserve">FALAS  </w:t>
+      </w:r>
+      <w:r>
+        <w:t xml:space="preserve">clarice_03: Despedida: ela e a Diana ficam na 103. O texto está no Dialogos.docx.</w:t>
       </w:r>
     </w:p>
     <w:p>
@@ -18819,171 +17121,18 @@
     </w:p>
     <w:p>
       <w:pPr>
-        <w:pStyle w:val="NotaTime"/>
-        <w:spacing w:after="60"/>
-      </w:pPr>
-      <w:r>
-        <w:t xml:space="preserve">Transmissão grupo_bloco_02  (dados/transmissoes/grupo_bloco_02.tres), conversa do grupo</w:t>
-      </w:r>
-    </w:p>
-    <w:p>
-      <w:pPr>
-        <w:pStyle w:val="Personagem"/>
-      </w:pPr>
-      <w:r>
-        <w:t xml:space="preserve">ZANE (RÁDIO)</w:t>
-      </w:r>
-    </w:p>
-    <w:p>
-      <w:pPr>
-        <w:pStyle w:val="Dialogo"/>
-      </w:pPr>
-      <w:r>
-        <w:t xml:space="preserve">Chhh... Atenção, frequência! O sensor da porta corta-fogo do bloco acusou aberta. Foi o Gabriel?</w:t>
-      </w:r>
-    </w:p>
-    <w:p>
-      <w:pPr>
-        <w:pStyle w:val="Personagem"/>
-      </w:pPr>
-      <w:r>
-        <w:t xml:space="preserve">CLARICE (RÁDIO)</w:t>
-      </w:r>
-    </w:p>
-    <w:p>
-      <w:pPr>
-        <w:pStyle w:val="Dialogo"/>
-      </w:pPr>
-      <w:r>
-        <w:t xml:space="preserve">Foi. Sem senha, sem sistema. Um alicate e um pouco de cérebro, Zane.</w:t>
-      </w:r>
-    </w:p>
-    <w:p>
-      <w:pPr>
-        <w:pStyle w:val="Personagem"/>
-      </w:pPr>
-      <w:r>
-        <w:t xml:space="preserve">ZANE (RÁDIO)</w:t>
-      </w:r>
-    </w:p>
-    <w:p>
-      <w:pPr>
-        <w:pStyle w:val="Dialogo"/>
-      </w:pPr>
-      <w:r>
-        <w:t xml:space="preserve">Alicate. Que analógico. Cromado, mas analógico.</w:t>
-      </w:r>
-    </w:p>
-    <w:p>
-      <w:pPr>
-        <w:pStyle w:val="Personagem"/>
-      </w:pPr>
-      <w:r>
-        <w:t xml:space="preserve">GABRIEL (RÁDIO)</w:t>
-      </w:r>
-    </w:p>
-    <w:p>
-      <w:pPr>
-        <w:pStyle w:val="Dialogo"/>
-      </w:pPr>
-      <w:r>
-        <w:t xml:space="preserve">O do telefone? Você também tá nessa frequência?</w:t>
-      </w:r>
-    </w:p>
-    <w:p>
-      <w:pPr>
-        <w:pStyle w:val="Personagem"/>
-      </w:pPr>
-      <w:r>
-        <w:t xml:space="preserve">ZANE (RÁDIO)</w:t>
-      </w:r>
-    </w:p>
-    <w:p>
-      <w:pPr>
-        <w:pStyle w:val="Dialogo"/>
-      </w:pPr>
-      <w:r>
-        <w:t xml:space="preserve">Eu sou essa frequência. Quem você acha que mantém ela no ar?</w:t>
-      </w:r>
-    </w:p>
-    <w:p>
-      <w:pPr>
-        <w:pStyle w:val="Personagem"/>
-      </w:pPr>
-      <w:r>
-        <w:t xml:space="preserve">CLARICE (RÁDIO)</w:t>
-      </w:r>
-    </w:p>
-    <w:p>
-      <w:pPr>
-        <w:pStyle w:val="Dialogo"/>
-      </w:pPr>
-      <w:r>
-        <w:t xml:space="preserve">Ele mantém. E não deixa ninguém esquecer.</w:t>
-      </w:r>
-    </w:p>
-    <w:p>
-      <w:pPr>
-        <w:pStyle w:val="Personagem"/>
-      </w:pPr>
-      <w:r>
-        <w:t xml:space="preserve">ZANE (RÁDIO)</w:t>
-      </w:r>
-    </w:p>
-    <w:p>
-      <w:pPr>
-        <w:pStyle w:val="Dialogo"/>
-      </w:pPr>
-      <w:r>
-        <w:t xml:space="preserve">Do outro lado dessa porta é comigo. Vem que eu te acho. Tem trabalho pra você.</w:t>
-      </w:r>
-    </w:p>
-    <w:p>
-      <w:pPr>
-        <w:pStyle w:val="Personagem"/>
-      </w:pPr>
-      <w:r>
-        <w:t xml:space="preserve">DIANA (RÁDIO)</w:t>
-      </w:r>
-    </w:p>
-    <w:p>
-      <w:pPr>
-        <w:pStyle w:val="Dialogo"/>
-      </w:pPr>
-      <w:r>
-        <w:t xml:space="preserve">E você manda ele sozinho pro meio dos autômatos?!</w:t>
-      </w:r>
-    </w:p>
-    <w:p>
-      <w:pPr>
-        <w:pStyle w:val="Personagem"/>
-      </w:pPr>
-      <w:r>
-        <w:t xml:space="preserve">ZANE (RÁDIO)</w:t>
-      </w:r>
-    </w:p>
-    <w:p>
-      <w:pPr>
-        <w:pStyle w:val="Dialogo"/>
-      </w:pPr>
-      <w:r>
-        <w:t xml:space="preserve">Despluga, Diana. Ele passou por dois andares de robô. Tá zerado.</w:t>
-      </w:r>
-    </w:p>
-    <w:p>
-      <w:pPr>
-        <w:pStyle w:val="Personagem"/>
-      </w:pPr>
-      <w:r>
-        <w:t xml:space="preserve">GABRIEL (RÁDIO)</w:t>
-      </w:r>
-    </w:p>
-    <w:p>
-      <w:pPr>
-        <w:pStyle w:val="Dialogo"/>
-      </w:pPr>
-      <w:r>
-        <w:t xml:space="preserve">Zerado. Claro.</w:t>
+        <w:pStyle w:val="Jogabilidade"/>
+      </w:pPr>
+      <w:r>
+        <w:rPr>
+          <w:b/>
+          <w:bCs/>
+          <w:color w:val="2A7F8E"/>
+        </w:rPr>
+        <w:t xml:space="preserve">FALAS  </w:t>
+      </w:r>
+      <w:r>
+        <w:t xml:space="preserve">grupo_bloco_02: O Zane entra na frequência, provoca a Clarice ("analógica") e espera o Gabriel do outro lado da porta. O texto está no Dialogos.docx.</w:t>
       </w:r>
     </w:p>
     <w:p>
@@ -22749,167 +20898,7 @@
     </w:p>
     <w:p>
       <w:pPr>
-        <w:pStyle w:val="NotaTime"/>
-        <w:spacing w:after="60"/>
-      </w:pPr>
-      <w:r>
-        <w:t xml:space="preserve">Diálogo zane_labirinto_primeiro_encontro  (dados/dialogos/zane_labirinto_primeiro_encontro.json)</w:t>
-      </w:r>
-    </w:p>
-    <w:p>
-      <w:pPr>
-        <w:pStyle w:val="Trecho"/>
-      </w:pPr>
-      <w:r>
-        <w:rPr>
-          <w:b/>
-          <w:bCs/>
-        </w:rPr>
-        <w:t xml:space="preserve">TRECHO  </w:t>
-      </w:r>
-      <w:r>
-        <w:t xml:space="preserve">abertura  (começa aqui)</w:t>
-      </w:r>
-    </w:p>
-    <w:p>
-      <w:pPr>
-        <w:pStyle w:val="Personagem"/>
-      </w:pPr>
-      <w:r>
-        <w:t xml:space="preserve">ZANE (confiante)</w:t>
-      </w:r>
-    </w:p>
-    <w:p>
-      <w:pPr>
-        <w:pStyle w:val="Dialogo"/>
-      </w:pPr>
-      <w:r>
-        <w:t xml:space="preserve">Olha só: gente de carne e osso! Eu sabia que o sinal ia te puxar pra cá. Zane. A voz do telefone, lembra?</w:t>
-      </w:r>
-    </w:p>
-    <w:p>
-      <w:pPr>
-        <w:pStyle w:val="Personagem"/>
-      </w:pPr>
-      <w:r>
-        <w:t xml:space="preserve">GABRIEL</w:t>
-      </w:r>
-    </w:p>
-    <w:p>
-      <w:pPr>
-        <w:pStyle w:val="Dialogo"/>
-      </w:pPr>
-      <w:r>
-        <w:t xml:space="preserve">O do telefone da Biblioteca. Foi você que destrancou a porta pra mim.</w:t>
-      </w:r>
-    </w:p>
-    <w:p>
-      <w:pPr>
-        <w:pStyle w:val="Personagem"/>
-      </w:pPr>
-      <w:r>
-        <w:t xml:space="preserve">ZANE</w:t>
-      </w:r>
-    </w:p>
-    <w:p>
-      <w:pPr>
-        <w:pStyle w:val="Dialogo"/>
-      </w:pPr>
-      <w:r>
-        <w:t xml:space="preserve">Destranquei! De longe é fácil. Aqui embaixo é outra história: a rede do subsolo é fechada, de fora eu não passo nem com reza.</w:t>
-      </w:r>
-    </w:p>
-    <w:p>
-      <w:pPr>
-        <w:pStyle w:val="Personagem"/>
-      </w:pPr>
-      <w:r>
-        <w:t xml:space="preserve">GABRIEL (preocupado)</w:t>
-      </w:r>
-    </w:p>
-    <w:p>
-      <w:pPr>
-        <w:pStyle w:val="Dialogo"/>
-      </w:pPr>
-      <w:r>
-        <w:t xml:space="preserve">Então a saída daqui também está presa no sistema?</w:t>
-      </w:r>
-    </w:p>
-    <w:p>
-      <w:pPr>
-        <w:pStyle w:val="Personagem"/>
-      </w:pPr>
-      <w:r>
-        <w:t xml:space="preserve">ZANE (confiante)</w:t>
-      </w:r>
-    </w:p>
-    <w:p>
-      <w:pPr>
-        <w:pStyle w:val="Dialogo"/>
-      </w:pPr>
-      <w:r>
-        <w:t xml:space="preserve">Lacrada. E não é só a saída: a trava do bunker passa pela mesma rede. Ela lê três nós de controle, espalhados pelo labirinto. Invadiu os três, solta tudo.</w:t>
-      </w:r>
-    </w:p>
-    <w:p>
-      <w:pPr>
-        <w:pStyle w:val="Personagem"/>
-      </w:pPr>
-      <w:r>
-        <w:t xml:space="preserve">GABRIEL (surpreso)</w:t>
-      </w:r>
-    </w:p>
-    <w:p>
-      <w:pPr>
-        <w:pStyle w:val="Dialogo"/>
-      </w:pPr>
-      <w:r>
-        <w:t xml:space="preserve">O bunker? Onde o Henrique fica?</w:t>
-      </w:r>
-    </w:p>
-    <w:p>
-      <w:pPr>
-        <w:pStyle w:val="Personagem"/>
-      </w:pPr>
-      <w:r>
-        <w:t xml:space="preserve">ZANE (desconfiado)</w:t>
-      </w:r>
-    </w:p>
-    <w:p>
-      <w:pPr>
-        <w:pStyle w:val="Dialogo"/>
-      </w:pPr>
-      <w:r>
-        <w:t xml:space="preserve">Esse. Tá trancado lá desde antes de eu chegar, "consertando tudo". Consertando o quê? Nunca me mostrou uma linha.</w:t>
-      </w:r>
-    </w:p>
-    <w:p>
-      <w:pPr>
-        <w:pStyle w:val="Dialogo"/>
-      </w:pPr>
-      <w:r>
-        <w:t xml:space="preserve">E repara: tudo o que a gente sabe passa por ele. As câmeras, as rondas, até que isso aqui é 3026. Eu quero ver com os meus olhos o que ele faz lá.</w:t>
-      </w:r>
-    </w:p>
-    <w:p>
-      <w:pPr>
-        <w:pStyle w:val="Personagem"/>
-      </w:pPr>
-      <w:r>
-        <w:t xml:space="preserve">ZANE (assustado)</w:t>
-      </w:r>
-    </w:p>
-    <w:p>
-      <w:pPr>
-        <w:pStyle w:val="Dialogo"/>
-      </w:pPr>
-      <w:r>
-        <w:t xml:space="preserve">Só que tem robôs, e eu sou bom de máquina, não de correr. Aí entra você.</w:t>
-      </w:r>
-    </w:p>
-    <w:p>
-      <w:pPr>
-        <w:pStyle w:val="Escolha"/>
+        <w:pStyle w:val="Jogabilidade"/>
       </w:pPr>
       <w:r>
         <w:rPr>
@@ -22917,461 +20906,10 @@
           <w:bCs/>
           <w:color w:val="2A7F8E"/>
         </w:rPr>
-        <w:t xml:space="preserve">ESCOLHA  </w:t>
-      </w:r>
-      <w:r>
-        <w:t xml:space="preserve">“Como eu invado um nó?”</w:t>
-      </w:r>
-      <w:r>
-        <w:rPr>
-          <w:color w:val="7A8794"/>
-        </w:rPr>
-        <w:t xml:space="preserve">   → como</w:t>
-      </w:r>
-    </w:p>
-    <w:p>
-      <w:pPr>
-        <w:pStyle w:val="Escolha"/>
-      </w:pPr>
-      <w:r>
-        <w:rPr>
-          <w:b/>
-          <w:bCs/>
-          <w:color w:val="2A7F8E"/>
-        </w:rPr>
-        <w:t xml:space="preserve">ESCOLHA  </w:t>
-      </w:r>
-      <w:r>
-        <w:t xml:space="preserve">“E os robôs?”</w:t>
-      </w:r>
-      <w:r>
-        <w:rPr>
-          <w:color w:val="7A8794"/>
-        </w:rPr>
-        <w:t xml:space="preserve">   → robos</w:t>
-      </w:r>
-    </w:p>
-    <w:p>
-      <w:pPr>
-        <w:pStyle w:val="Escolha"/>
-      </w:pPr>
-      <w:r>
-        <w:rPr>
-          <w:b/>
-          <w:bCs/>
-          <w:color w:val="2A7F8E"/>
-        </w:rPr>
-        <w:t xml:space="preserve">ESCOLHA  </w:t>
-      </w:r>
-      <w:r>
-        <w:t xml:space="preserve">“Por que desconfiar do Henrique?”</w:t>
-      </w:r>
-      <w:r>
-        <w:rPr>
-          <w:color w:val="7A8794"/>
-        </w:rPr>
-        <w:t xml:space="preserve">   → henrique</w:t>
-      </w:r>
-    </w:p>
-    <w:p>
-      <w:pPr>
-        <w:pStyle w:val="Escolha"/>
-      </w:pPr>
-      <w:r>
-        <w:rPr>
-          <w:b/>
-          <w:bCs/>
-          <w:color w:val="2A7F8E"/>
-        </w:rPr>
-        <w:t xml:space="preserve">ESCOLHA  </w:t>
-      </w:r>
-      <w:r>
-        <w:t xml:space="preserve">“Tá bom. Me dá esse notebook.”</w:t>
-      </w:r>
-      <w:r>
-        <w:rPr>
-          <w:color w:val="7A8794"/>
-        </w:rPr>
-        <w:t xml:space="preserve">   → toma</w:t>
-      </w:r>
-    </w:p>
-    <w:p>
-      <w:pPr>
-        <w:pStyle w:val="Trecho"/>
-      </w:pPr>
-      <w:r>
-        <w:rPr>
-          <w:b/>
-          <w:bCs/>
-        </w:rPr>
-        <w:t xml:space="preserve">TRECHO  </w:t>
-      </w:r>
-      <w:r>
-        <w:t xml:space="preserve">como</w:t>
-      </w:r>
-    </w:p>
-    <w:p>
-      <w:pPr>
-        <w:pStyle w:val="Personagem"/>
-      </w:pPr>
-      <w:r>
-        <w:t xml:space="preserve">ZANE (confiante)</w:t>
-      </w:r>
-    </w:p>
-    <w:p>
-      <w:pPr>
-        <w:pStyle w:val="Dialogo"/>
-      </w:pPr>
-      <w:r>
-        <w:t xml:space="preserve">Toma o meu notebook de pesquisa. Chega perto do terminal do nó, equipa e aciona: abre um joguinho de invasão. Acertou, o nó cai.</w:t>
-      </w:r>
-    </w:p>
-    <w:p>
-      <w:pPr>
-        <w:pStyle w:val="Personagem"/>
-      </w:pPr>
-      <w:r>
-        <w:t xml:space="preserve">ZANE</w:t>
-      </w:r>
-    </w:p>
-    <w:p>
-      <w:pPr>
-        <w:pStyle w:val="Dialogo"/>
-      </w:pPr>
-      <w:r>
-        <w:t xml:space="preserve">Nos nós não gasta bateria: o terminal alimenta o notebook. Pode errar à vontade, só não erra perto de robô.</w:t>
-      </w:r>
-    </w:p>
-    <w:p>
-      <w:pPr>
-        <w:pStyle w:val="Fluxo"/>
-      </w:pPr>
-      <w:r>
-        <w:t xml:space="preserve">segue para o trecho menu</w:t>
-      </w:r>
-    </w:p>
-    <w:p>
-      <w:pPr>
-        <w:pStyle w:val="Trecho"/>
-      </w:pPr>
-      <w:r>
-        <w:rPr>
-          <w:b/>
-          <w:bCs/>
-        </w:rPr>
-        <w:t xml:space="preserve">TRECHO  </w:t>
-      </w:r>
-      <w:r>
-        <w:t xml:space="preserve">robos</w:t>
-      </w:r>
-    </w:p>
-    <w:p>
-      <w:pPr>
-        <w:pStyle w:val="Personagem"/>
-      </w:pPr>
-      <w:r>
-        <w:t xml:space="preserve">ZANE (assustado)</w:t>
-      </w:r>
-    </w:p>
-    <w:p>
-      <w:pPr>
-        <w:pStyle w:val="Dialogo"/>
-      </w:pPr>
-      <w:r>
-        <w:t xml:space="preserve">Uns seis, na última contagem. A Sentinela é a alta, de olho vermelho: vê longe, e mais longe ainda com a sua lanterna acesa.</w:t>
-      </w:r>
-    </w:p>
-    <w:p>
-      <w:pPr>
-        <w:pStyle w:val="Personagem"/>
-      </w:pPr>
-      <w:r>
-        <w:t xml:space="preserve">ZANE</w:t>
-      </w:r>
-    </w:p>
-    <w:p>
-      <w:pPr>
-        <w:pStyle w:val="Dialogo"/>
-      </w:pPr>
-      <w:r>
-        <w:t xml:space="preserve">O Rastreador é o baixinho, de antena. Quase não enxerga, mas ouve tudo. Correr perto dele é pedir pra morrer.</w:t>
-      </w:r>
-    </w:p>
-    <w:p>
-      <w:pPr>
-        <w:pStyle w:val="Personagem"/>
-      </w:pPr>
-      <w:r>
-        <w:t xml:space="preserve">ZANE (confiante)</w:t>
-      </w:r>
-    </w:p>
-    <w:p>
-      <w:pPr>
-        <w:pStyle w:val="Dialogo"/>
-      </w:pPr>
-      <w:r>
-        <w:t xml:space="preserve">Anda devagar, apaga a lanterna quando precisar e usa os cantos. Cada salão tem uma entrada só, então olha antes de entrar.</w:t>
-      </w:r>
-    </w:p>
-    <w:p>
-      <w:pPr>
-        <w:pStyle w:val="Fluxo"/>
-      </w:pPr>
-      <w:r>
-        <w:t xml:space="preserve">segue para o trecho menu</w:t>
-      </w:r>
-    </w:p>
-    <w:p>
-      <w:pPr>
-        <w:pStyle w:val="Trecho"/>
-      </w:pPr>
-      <w:r>
-        <w:rPr>
-          <w:b/>
-          <w:bCs/>
-        </w:rPr>
-        <w:t xml:space="preserve">TRECHO  </w:t>
-      </w:r>
-      <w:r>
-        <w:t xml:space="preserve">henrique</w:t>
-      </w:r>
-    </w:p>
-    <w:p>
-      <w:pPr>
-        <w:pStyle w:val="Personagem"/>
-      </w:pPr>
-      <w:r>
-        <w:t xml:space="preserve">GABRIEL</w:t>
-      </w:r>
-    </w:p>
-    <w:p>
-      <w:pPr>
-        <w:pStyle w:val="Dialogo"/>
-      </w:pPr>
-      <w:r>
-        <w:t xml:space="preserve">As dicas dele me trouxeram até aqui. Funcionaram.</w:t>
-      </w:r>
-    </w:p>
-    <w:p>
-      <w:pPr>
-        <w:pStyle w:val="Personagem"/>
-      </w:pPr>
-      <w:r>
-        <w:t xml:space="preserve">ZANE (desconfiado)</w:t>
-      </w:r>
-    </w:p>
-    <w:p>
-      <w:pPr>
-        <w:pStyle w:val="Dialogo"/>
-      </w:pPr>
-      <w:r>
-        <w:t xml:space="preserve">Funcionar, funcionam. Toda ronda que ele passa bate certinho.</w:t>
-      </w:r>
-    </w:p>
-    <w:p>
-      <w:pPr>
-        <w:pStyle w:val="Personagem"/>
-      </w:pPr>
-      <w:r>
-        <w:t xml:space="preserve">ZANE (frustrado)</w:t>
-      </w:r>
-    </w:p>
-    <w:p>
-      <w:pPr>
-        <w:pStyle w:val="Dialogo"/>
-      </w:pPr>
-      <w:r>
-        <w:t xml:space="preserve">Mas ele nunca pede ajuda, nunca chama ninguém pra lá. Ninguém conserta nada sozinho e calado desse jeito. Ninguém.</w:t>
-      </w:r>
-    </w:p>
-    <w:p>
-      <w:pPr>
-        <w:pStyle w:val="Personagem"/>
-      </w:pPr>
-      <w:r>
-        <w:t xml:space="preserve">ZANE</w:t>
-      </w:r>
-    </w:p>
-    <w:p>
-      <w:pPr>
-        <w:pStyle w:val="Dialogo"/>
-      </w:pPr>
-      <w:r>
-        <w:t xml:space="preserve">Sei lá. Pode ser só o jeito dele. É por isso que eu quero ver.</w:t>
-      </w:r>
-    </w:p>
-    <w:p>
-      <w:pPr>
-        <w:pStyle w:val="Fluxo"/>
-      </w:pPr>
-      <w:r>
-        <w:t xml:space="preserve">segue para o trecho menu</w:t>
-      </w:r>
-    </w:p>
-    <w:p>
-      <w:pPr>
-        <w:pStyle w:val="Trecho"/>
-      </w:pPr>
-      <w:r>
-        <w:rPr>
-          <w:b/>
-          <w:bCs/>
-        </w:rPr>
-        <w:t xml:space="preserve">TRECHO  </w:t>
-      </w:r>
-      <w:r>
-        <w:t xml:space="preserve">menu</w:t>
-      </w:r>
-    </w:p>
-    <w:p>
-      <w:pPr>
-        <w:pStyle w:val="Escolha"/>
-      </w:pPr>
-      <w:r>
-        <w:rPr>
-          <w:b/>
-          <w:bCs/>
-          <w:color w:val="2A7F8E"/>
-        </w:rPr>
-        <w:t xml:space="preserve">ESCOLHA  </w:t>
-      </w:r>
-      <w:r>
-        <w:t xml:space="preserve">“Como eu invado um nó?”</w:t>
-      </w:r>
-      <w:r>
-        <w:rPr>
-          <w:color w:val="7A8794"/>
-        </w:rPr>
-        <w:t xml:space="preserve">   → como</w:t>
-      </w:r>
-    </w:p>
-    <w:p>
-      <w:pPr>
-        <w:pStyle w:val="Escolha"/>
-      </w:pPr>
-      <w:r>
-        <w:rPr>
-          <w:b/>
-          <w:bCs/>
-          <w:color w:val="2A7F8E"/>
-        </w:rPr>
-        <w:t xml:space="preserve">ESCOLHA  </w:t>
-      </w:r>
-      <w:r>
-        <w:t xml:space="preserve">“E os robôs?”</w:t>
-      </w:r>
-      <w:r>
-        <w:rPr>
-          <w:color w:val="7A8794"/>
-        </w:rPr>
-        <w:t xml:space="preserve">   → robos</w:t>
-      </w:r>
-    </w:p>
-    <w:p>
-      <w:pPr>
-        <w:pStyle w:val="Escolha"/>
-      </w:pPr>
-      <w:r>
-        <w:rPr>
-          <w:b/>
-          <w:bCs/>
-          <w:color w:val="2A7F8E"/>
-        </w:rPr>
-        <w:t xml:space="preserve">ESCOLHA  </w:t>
-      </w:r>
-      <w:r>
-        <w:t xml:space="preserve">“Por que desconfiar do Henrique?”</w:t>
-      </w:r>
-      <w:r>
-        <w:rPr>
-          <w:color w:val="7A8794"/>
-        </w:rPr>
-        <w:t xml:space="preserve">   → henrique</w:t>
-      </w:r>
-    </w:p>
-    <w:p>
-      <w:pPr>
-        <w:pStyle w:val="Escolha"/>
-      </w:pPr>
-      <w:r>
-        <w:rPr>
-          <w:b/>
-          <w:bCs/>
-          <w:color w:val="2A7F8E"/>
-        </w:rPr>
-        <w:t xml:space="preserve">ESCOLHA  </w:t>
-      </w:r>
-      <w:r>
-        <w:t xml:space="preserve">“Tá bom. Me dá esse notebook.”</w:t>
-      </w:r>
-      <w:r>
-        <w:rPr>
-          <w:color w:val="7A8794"/>
-        </w:rPr>
-        <w:t xml:space="preserve">   → toma</w:t>
-      </w:r>
-    </w:p>
-    <w:p>
-      <w:pPr>
-        <w:pStyle w:val="Trecho"/>
-      </w:pPr>
-      <w:r>
-        <w:rPr>
-          <w:b/>
-          <w:bCs/>
-        </w:rPr>
-        <w:t xml:space="preserve">TRECHO  </w:t>
-      </w:r>
-      <w:r>
-        <w:t xml:space="preserve">toma</w:t>
-      </w:r>
-    </w:p>
-    <w:p>
-      <w:pPr>
-        <w:pStyle w:val="Personagem"/>
-      </w:pPr>
-      <w:r>
-        <w:t xml:space="preserve">ZANE (confiante)</w:t>
-      </w:r>
-    </w:p>
-    <w:p>
-      <w:pPr>
-        <w:pStyle w:val="Dialogo"/>
-      </w:pPr>
-      <w:r>
-        <w:t xml:space="preserve">Boa! Toma. E ó: cuidado com ele, tá? É o único que eu tenho.</w:t>
-      </w:r>
-    </w:p>
-    <w:p>
-      <w:pPr>
-        <w:pStyle w:val="Personagem"/>
-      </w:pPr>
-      <w:r>
-        <w:t xml:space="preserve">GABRIEL</w:t>
-      </w:r>
-    </w:p>
-    <w:p>
-      <w:pPr>
-        <w:pStyle w:val="Dialogo"/>
-      </w:pPr>
-      <w:r>
-        <w:t xml:space="preserve">Pode deixar. Volto quando os três nós caírem.</w:t>
-      </w:r>
-    </w:p>
-    <w:p>
-      <w:pPr>
-        <w:pStyle w:val="Personagem"/>
-      </w:pPr>
-      <w:r>
-        <w:t xml:space="preserve">ZANE (confiante)</w:t>
-      </w:r>
-    </w:p>
-    <w:p>
-      <w:pPr>
-        <w:pStyle w:val="Dialogo"/>
-      </w:pPr>
-      <w:r>
-        <w:t xml:space="preserve">Quando o terceiro cair, volta aqui: eu te mostro por onde sair. E não é pela porta que você tá pensando.</w:t>
+        <w:t xml:space="preserve">FALAS  </w:t>
+      </w:r>
+      <w:r>
+        <w:t xml:space="preserve">zane_labirinto_primeiro_encontro: Apresenta o problema: a mesma trava lacra a saída e o bunker, e lê três nós de controle. O Zane desconfia do Henrique. O texto está no Dialogos.docx.</w:t>
       </w:r>
     </w:p>
     <w:p>
@@ -23459,27 +20997,18 @@
     </w:p>
     <w:p>
       <w:pPr>
-        <w:pStyle w:val="NotaTime"/>
-        <w:spacing w:after="60"/>
-      </w:pPr>
-      <w:r>
-        <w:t xml:space="preserve">Diálogo zane_labirinto_notebook  (dados/dialogos/zane_labirinto_notebook.json)</w:t>
-      </w:r>
-    </w:p>
-    <w:p>
-      <w:pPr>
-        <w:pStyle w:val="Personagem"/>
-      </w:pPr>
-      <w:r>
-        <w:t xml:space="preserve">ZANE (assustado)</w:t>
-      </w:r>
-    </w:p>
-    <w:p>
-      <w:pPr>
-        <w:pStyle w:val="Dialogo"/>
-      </w:pPr>
-      <w:r>
-        <w:t xml:space="preserve">Ei, o notebook! Você ia sem ele? Toma. Cuidado com ele, é o único que eu tenho.</w:t>
+        <w:pStyle w:val="Jogabilidade"/>
+      </w:pPr>
+      <w:r>
+        <w:rPr>
+          <w:b/>
+          <w:bCs/>
+          <w:color w:val="2A7F8E"/>
+        </w:rPr>
+        <w:t xml:space="preserve">FALAS  </w:t>
+      </w:r>
+      <w:r>
+        <w:t xml:space="preserve">zane_labirinto_notebook: Entrega o notebook. O texto está no Dialogos.docx.</w:t>
       </w:r>
     </w:p>
     <w:p>
@@ -23508,171 +21037,18 @@
     </w:p>
     <w:p>
       <w:pPr>
-        <w:pStyle w:val="NotaTime"/>
-        <w:spacing w:after="60"/>
-      </w:pPr>
-      <w:r>
-        <w:t xml:space="preserve">Transmissão grupo_labirinto_01  (dados/transmissoes/grupo_labirinto_01.tres), conversa do grupo</w:t>
-      </w:r>
-    </w:p>
-    <w:p>
-      <w:pPr>
-        <w:pStyle w:val="Personagem"/>
-      </w:pPr>
-      <w:r>
-        <w:t xml:space="preserve">CLARICE (RÁDIO)</w:t>
-      </w:r>
-    </w:p>
-    <w:p>
-      <w:pPr>
-        <w:pStyle w:val="Dialogo"/>
-      </w:pPr>
-      <w:r>
-        <w:t xml:space="preserve">Chhh... Zane. Você deu o seu notebook pro estudante e mandou ele fazer o serviço?</w:t>
-      </w:r>
-    </w:p>
-    <w:p>
-      <w:pPr>
-        <w:pStyle w:val="Personagem"/>
-      </w:pPr>
-      <w:r>
-        <w:t xml:space="preserve">ZANE (RÁDIO)</w:t>
-      </w:r>
-    </w:p>
-    <w:p>
-      <w:pPr>
-        <w:pStyle w:val="Dialogo"/>
-      </w:pPr>
-      <w:r>
-        <w:t xml:space="preserve">Eu delego. É diferente.</w:t>
-      </w:r>
-    </w:p>
-    <w:p>
-      <w:pPr>
-        <w:pStyle w:val="Personagem"/>
-      </w:pPr>
-      <w:r>
-        <w:t xml:space="preserve">CLARICE (RÁDIO)</w:t>
-      </w:r>
-    </w:p>
-    <w:p>
-      <w:pPr>
-        <w:pStyle w:val="Dialogo"/>
-      </w:pPr>
-      <w:r>
-        <w:t xml:space="preserve">É igual, meu filho.</w:t>
-      </w:r>
-    </w:p>
-    <w:p>
-      <w:pPr>
-        <w:pStyle w:val="Personagem"/>
-      </w:pPr>
-      <w:r>
-        <w:t xml:space="preserve">GABRIEL (RÁDIO)</w:t>
-      </w:r>
-    </w:p>
-    <w:p>
-      <w:pPr>
-        <w:pStyle w:val="Dialogo"/>
-      </w:pPr>
-      <w:r>
-        <w:t xml:space="preserve">E o Henrique? Ele não vê os robôs daqui de baixo?</w:t>
-      </w:r>
-    </w:p>
-    <w:p>
-      <w:pPr>
-        <w:pStyle w:val="Personagem"/>
-      </w:pPr>
-      <w:r>
-        <w:t xml:space="preserve">CLARICE (RÁDIO)</w:t>
-      </w:r>
-    </w:p>
-    <w:p>
-      <w:pPr>
-        <w:pStyle w:val="Dialogo"/>
-      </w:pPr>
-      <w:r>
-        <w:t xml:space="preserve">Diz que não. As câmeras do subsolo não chegam até ele. Aí embaixo vocês tão por conta própria.</w:t>
-      </w:r>
-    </w:p>
-    <w:p>
-      <w:pPr>
-        <w:pStyle w:val="Personagem"/>
-      </w:pPr>
-      <w:r>
-        <w:t xml:space="preserve">ZANE (RÁDIO)</w:t>
-      </w:r>
-    </w:p>
-    <w:p>
-      <w:pPr>
-        <w:pStyle w:val="Dialogo"/>
-      </w:pPr>
-      <w:r>
-        <w:t xml:space="preserve">Não chegam. Sei.</w:t>
-      </w:r>
-    </w:p>
-    <w:p>
-      <w:pPr>
-        <w:pStyle w:val="Personagem"/>
-      </w:pPr>
-      <w:r>
-        <w:t xml:space="preserve">CLARICE (RÁDIO)</w:t>
-      </w:r>
-    </w:p>
-    <w:p>
-      <w:pPr>
-        <w:pStyle w:val="Dialogo"/>
-      </w:pPr>
-      <w:r>
-        <w:t xml:space="preserve">Lá vem você.</w:t>
-      </w:r>
-    </w:p>
-    <w:p>
-      <w:pPr>
-        <w:pStyle w:val="Personagem"/>
-      </w:pPr>
-      <w:r>
-        <w:t xml:space="preserve">ZANE (RÁDIO)</w:t>
-      </w:r>
-    </w:p>
-    <w:p>
-      <w:pPr>
-        <w:pStyle w:val="Dialogo"/>
-      </w:pPr>
-      <w:r>
-        <w:t xml:space="preserve">Não falei nada. Só acho estranho: o campus inteiro chega até ele. Menos aqui.</w:t>
-      </w:r>
-    </w:p>
-    <w:p>
-      <w:pPr>
-        <w:pStyle w:val="Personagem"/>
-      </w:pPr>
-      <w:r>
-        <w:t xml:space="preserve">CLARICE (RÁDIO)</w:t>
-      </w:r>
-    </w:p>
-    <w:p>
-      <w:pPr>
-        <w:pStyle w:val="Dialogo"/>
-      </w:pPr>
-      <w:r>
-        <w:t xml:space="preserve">Gabriel, a rota deles é um grafo. Anota onde cada um vira. O resto é paciência.</w:t>
-      </w:r>
-    </w:p>
-    <w:p>
-      <w:pPr>
-        <w:pStyle w:val="Personagem"/>
-      </w:pPr>
-      <w:r>
-        <w:t xml:space="preserve">GABRIEL (RÁDIO)</w:t>
-      </w:r>
-    </w:p>
-    <w:p>
-      <w:pPr>
-        <w:pStyle w:val="Dialogo"/>
-      </w:pPr>
-      <w:r>
-        <w:t xml:space="preserve">Paciência eu tenho. Perna, nem tanto.</w:t>
+        <w:pStyle w:val="Jogabilidade"/>
+      </w:pPr>
+      <w:r>
+        <w:rPr>
+          <w:b/>
+          <w:bCs/>
+          <w:color w:val="2A7F8E"/>
+        </w:rPr>
+        <w:t xml:space="preserve">FALAS  </w:t>
+      </w:r>
+      <w:r>
+        <w:t xml:space="preserve">grupo_labirinto_01: O Henrique diz que as câmeras do subsolo não chegam até ele. O Zane acha estranho. O texto está no Dialogos.docx.</w:t>
       </w:r>
     </w:p>
     <w:p>
@@ -23967,47 +21343,7 @@
     </w:p>
     <w:p>
       <w:pPr>
-        <w:pStyle w:val="NotaTime"/>
-        <w:spacing w:after="60"/>
-      </w:pPr>
-      <w:r>
-        <w:t xml:space="preserve">Diálogo zane_labirinto_de_novo  (dados/dialogos/zane_labirinto_de_novo.json)</w:t>
-      </w:r>
-    </w:p>
-    <w:p>
-      <w:pPr>
-        <w:pStyle w:val="Trecho"/>
-      </w:pPr>
-      <w:r>
-        <w:rPr>
-          <w:b/>
-          <w:bCs/>
-        </w:rPr>
-        <w:t xml:space="preserve">TRECHO  </w:t>
-      </w:r>
-      <w:r>
-        <w:t xml:space="preserve">oficina  (começa aqui)</w:t>
-      </w:r>
-    </w:p>
-    <w:p>
-      <w:pPr>
-        <w:pStyle w:val="Personagem"/>
-      </w:pPr>
-      <w:r>
-        <w:t xml:space="preserve">ZANE</w:t>
-      </w:r>
-    </w:p>
-    <w:p>
-      <w:pPr>
-        <w:pStyle w:val="Dialogo"/>
-      </w:pPr>
-      <w:r>
-        <w:t xml:space="preserve">Voltou inteiro? Ainda tem nó pra cair. O terminal fica no meio de cada salão.</w:t>
-      </w:r>
-    </w:p>
-    <w:p>
-      <w:pPr>
-        <w:pStyle w:val="Escolha"/>
+        <w:pStyle w:val="Jogabilidade"/>
       </w:pPr>
       <w:r>
         <w:rPr>
@@ -24015,21 +21351,23 @@
           <w:bCs/>
           <w:color w:val="2A7F8E"/>
         </w:rPr>
-        <w:t xml:space="preserve">ESCOLHA  </w:t>
-      </w:r>
-      <w:r>
-        <w:t xml:space="preserve">“Como eu invado um nó?”</w:t>
-      </w:r>
-      <w:r>
-        <w:rPr>
-          <w:color w:val="7A8794"/>
-        </w:rPr>
-        <w:t xml:space="preserve">   → como</w:t>
-      </w:r>
-    </w:p>
-    <w:p>
-      <w:pPr>
-        <w:pStyle w:val="Escolha"/>
+        <w:t xml:space="preserve">FALAS  </w:t>
+      </w:r>
+      <w:r>
+        <w:t xml:space="preserve">zane_labirinto_de_novo: Dicas: como invadir um nó, como são os robôs e por que desconfiar do Henrique. O texto está no Dialogos.docx.</w:t>
+      </w:r>
+    </w:p>
+    <w:p>
+      <w:pPr>
+        <w:pStyle w:val="Condicao"/>
+      </w:pPr>
+      <w:r>
+        <w:t xml:space="preserve">QUANDO O SEGUNDO NÓ CAI</w:t>
+      </w:r>
+    </w:p>
+    <w:p>
+      <w:pPr>
+        <w:pStyle w:val="Jogabilidade"/>
       </w:pPr>
       <w:r>
         <w:rPr>
@@ -24037,584 +21375,10 @@
           <w:bCs/>
           <w:color w:val="2A7F8E"/>
         </w:rPr>
-        <w:t xml:space="preserve">ESCOLHA  </w:t>
-      </w:r>
-      <w:r>
-        <w:t xml:space="preserve">“E os robôs?”</w:t>
-      </w:r>
-      <w:r>
-        <w:rPr>
-          <w:color w:val="7A8794"/>
-        </w:rPr>
-        <w:t xml:space="preserve">   → robos</w:t>
-      </w:r>
-    </w:p>
-    <w:p>
-      <w:pPr>
-        <w:pStyle w:val="Escolha"/>
-      </w:pPr>
-      <w:r>
-        <w:rPr>
-          <w:b/>
-          <w:bCs/>
-          <w:color w:val="2A7F8E"/>
-        </w:rPr>
-        <w:t xml:space="preserve">ESCOLHA  </w:t>
-      </w:r>
-      <w:r>
-        <w:t xml:space="preserve">“Por que desconfiar do Henrique?”</w:t>
-      </w:r>
-      <w:r>
-        <w:rPr>
-          <w:color w:val="7A8794"/>
-        </w:rPr>
-        <w:t xml:space="preserve">   → henrique</w:t>
-      </w:r>
-    </w:p>
-    <w:p>
-      <w:pPr>
-        <w:pStyle w:val="Escolha"/>
-      </w:pPr>
-      <w:r>
-        <w:rPr>
-          <w:b/>
-          <w:bCs/>
-          <w:color w:val="2A7F8E"/>
-        </w:rPr>
-        <w:t xml:space="preserve">ESCOLHA  </w:t>
-      </w:r>
-      <w:r>
-        <w:t xml:space="preserve">“Até mais, Zane.”</w:t>
-      </w:r>
-      <w:r>
-        <w:rPr>
-          <w:color w:val="7A8794"/>
-        </w:rPr>
-        <w:t xml:space="preserve">   → tchau</w:t>
-      </w:r>
-    </w:p>
-    <w:p>
-      <w:pPr>
-        <w:pStyle w:val="Trecho"/>
-      </w:pPr>
-      <w:r>
-        <w:rPr>
-          <w:b/>
-          <w:bCs/>
-        </w:rPr>
-        <w:t xml:space="preserve">TRECHO  </w:t>
-      </w:r>
-      <w:r>
-        <w:t xml:space="preserve">como</w:t>
-      </w:r>
-    </w:p>
-    <w:p>
-      <w:pPr>
-        <w:pStyle w:val="Personagem"/>
-      </w:pPr>
-      <w:r>
-        <w:t xml:space="preserve">ZANE (confiante)</w:t>
-      </w:r>
-    </w:p>
-    <w:p>
-      <w:pPr>
-        <w:pStyle w:val="Dialogo"/>
-      </w:pPr>
-      <w:r>
-        <w:t xml:space="preserve">Toma o meu notebook de pesquisa. Chega perto do terminal do nó, equipa e aciona: abre um joguinho de invasão. Acertou, o nó cai.</w:t>
-      </w:r>
-    </w:p>
-    <w:p>
-      <w:pPr>
-        <w:pStyle w:val="Personagem"/>
-      </w:pPr>
-      <w:r>
-        <w:t xml:space="preserve">ZANE</w:t>
-      </w:r>
-    </w:p>
-    <w:p>
-      <w:pPr>
-        <w:pStyle w:val="Dialogo"/>
-      </w:pPr>
-      <w:r>
-        <w:t xml:space="preserve">Nos nós não gasta bateria: o terminal alimenta o notebook. Pode errar à vontade, só não erra perto de robô.</w:t>
-      </w:r>
-    </w:p>
-    <w:p>
-      <w:pPr>
-        <w:pStyle w:val="Fluxo"/>
-      </w:pPr>
-      <w:r>
-        <w:t xml:space="preserve">segue para o trecho oficina_menu</w:t>
-      </w:r>
-    </w:p>
-    <w:p>
-      <w:pPr>
-        <w:pStyle w:val="Trecho"/>
-      </w:pPr>
-      <w:r>
-        <w:rPr>
-          <w:b/>
-          <w:bCs/>
-        </w:rPr>
-        <w:t xml:space="preserve">TRECHO  </w:t>
-      </w:r>
-      <w:r>
-        <w:t xml:space="preserve">robos</w:t>
-      </w:r>
-    </w:p>
-    <w:p>
-      <w:pPr>
-        <w:pStyle w:val="Personagem"/>
-      </w:pPr>
-      <w:r>
-        <w:t xml:space="preserve">ZANE (assustado)</w:t>
-      </w:r>
-    </w:p>
-    <w:p>
-      <w:pPr>
-        <w:pStyle w:val="Dialogo"/>
-      </w:pPr>
-      <w:r>
-        <w:t xml:space="preserve">Uns seis, na última contagem. A Sentinela é a alta, de olho vermelho: vê longe, e mais longe ainda com a sua lanterna acesa.</w:t>
-      </w:r>
-    </w:p>
-    <w:p>
-      <w:pPr>
-        <w:pStyle w:val="Personagem"/>
-      </w:pPr>
-      <w:r>
-        <w:t xml:space="preserve">ZANE</w:t>
-      </w:r>
-    </w:p>
-    <w:p>
-      <w:pPr>
-        <w:pStyle w:val="Dialogo"/>
-      </w:pPr>
-      <w:r>
-        <w:t xml:space="preserve">O Rastreador é o baixinho, de antena. Quase não enxerga, mas ouve tudo. Correr perto dele é pedir pra morrer.</w:t>
-      </w:r>
-    </w:p>
-    <w:p>
-      <w:pPr>
-        <w:pStyle w:val="Personagem"/>
-      </w:pPr>
-      <w:r>
-        <w:t xml:space="preserve">ZANE (confiante)</w:t>
-      </w:r>
-    </w:p>
-    <w:p>
-      <w:pPr>
-        <w:pStyle w:val="Dialogo"/>
-      </w:pPr>
-      <w:r>
-        <w:t xml:space="preserve">Anda devagar, apaga a lanterna quando precisar e usa os cantos. Cada salão tem uma entrada só, então olha antes de entrar.</w:t>
-      </w:r>
-    </w:p>
-    <w:p>
-      <w:pPr>
-        <w:pStyle w:val="Fluxo"/>
-      </w:pPr>
-      <w:r>
-        <w:t xml:space="preserve">segue para o trecho oficina_menu</w:t>
-      </w:r>
-    </w:p>
-    <w:p>
-      <w:pPr>
-        <w:pStyle w:val="Trecho"/>
-      </w:pPr>
-      <w:r>
-        <w:rPr>
-          <w:b/>
-          <w:bCs/>
-        </w:rPr>
-        <w:t xml:space="preserve">TRECHO  </w:t>
-      </w:r>
-      <w:r>
-        <w:t xml:space="preserve">henrique</w:t>
-      </w:r>
-    </w:p>
-    <w:p>
-      <w:pPr>
-        <w:pStyle w:val="Personagem"/>
-      </w:pPr>
-      <w:r>
-        <w:t xml:space="preserve">GABRIEL</w:t>
-      </w:r>
-    </w:p>
-    <w:p>
-      <w:pPr>
-        <w:pStyle w:val="Dialogo"/>
-      </w:pPr>
-      <w:r>
-        <w:t xml:space="preserve">As dicas dele me trouxeram até aqui. Funcionaram.</w:t>
-      </w:r>
-    </w:p>
-    <w:p>
-      <w:pPr>
-        <w:pStyle w:val="Personagem"/>
-      </w:pPr>
-      <w:r>
-        <w:t xml:space="preserve">ZANE (desconfiado)</w:t>
-      </w:r>
-    </w:p>
-    <w:p>
-      <w:pPr>
-        <w:pStyle w:val="Dialogo"/>
-      </w:pPr>
-      <w:r>
-        <w:t xml:space="preserve">Funcionar, funcionam. Toda ronda que ele passa bate certinho.</w:t>
-      </w:r>
-    </w:p>
-    <w:p>
-      <w:pPr>
-        <w:pStyle w:val="Personagem"/>
-      </w:pPr>
-      <w:r>
-        <w:t xml:space="preserve">ZANE (frustrado)</w:t>
-      </w:r>
-    </w:p>
-    <w:p>
-      <w:pPr>
-        <w:pStyle w:val="Dialogo"/>
-      </w:pPr>
-      <w:r>
-        <w:t xml:space="preserve">Mas ele nunca pede ajuda, nunca chama ninguém pra lá. Ninguém conserta nada sozinho e calado desse jeito. Ninguém.</w:t>
-      </w:r>
-    </w:p>
-    <w:p>
-      <w:pPr>
-        <w:pStyle w:val="Personagem"/>
-      </w:pPr>
-      <w:r>
-        <w:t xml:space="preserve">ZANE</w:t>
-      </w:r>
-    </w:p>
-    <w:p>
-      <w:pPr>
-        <w:pStyle w:val="Dialogo"/>
-      </w:pPr>
-      <w:r>
-        <w:t xml:space="preserve">Sei lá. Pode ser só o jeito dele. É por isso que eu quero ver.</w:t>
-      </w:r>
-    </w:p>
-    <w:p>
-      <w:pPr>
-        <w:pStyle w:val="Fluxo"/>
-      </w:pPr>
-      <w:r>
-        <w:t xml:space="preserve">segue para o trecho oficina_menu</w:t>
-      </w:r>
-    </w:p>
-    <w:p>
-      <w:pPr>
-        <w:pStyle w:val="Trecho"/>
-      </w:pPr>
-      <w:r>
-        <w:rPr>
-          <w:b/>
-          <w:bCs/>
-        </w:rPr>
-        <w:t xml:space="preserve">TRECHO  </w:t>
-      </w:r>
-      <w:r>
-        <w:t xml:space="preserve">oficina_menu</w:t>
-      </w:r>
-    </w:p>
-    <w:p>
-      <w:pPr>
-        <w:pStyle w:val="Escolha"/>
-      </w:pPr>
-      <w:r>
-        <w:rPr>
-          <w:b/>
-          <w:bCs/>
-          <w:color w:val="2A7F8E"/>
-        </w:rPr>
-        <w:t xml:space="preserve">ESCOLHA  </w:t>
-      </w:r>
-      <w:r>
-        <w:t xml:space="preserve">“Como eu invado um nó?”</w:t>
-      </w:r>
-      <w:r>
-        <w:rPr>
-          <w:color w:val="7A8794"/>
-        </w:rPr>
-        <w:t xml:space="preserve">   → como</w:t>
-      </w:r>
-    </w:p>
-    <w:p>
-      <w:pPr>
-        <w:pStyle w:val="Escolha"/>
-      </w:pPr>
-      <w:r>
-        <w:rPr>
-          <w:b/>
-          <w:bCs/>
-          <w:color w:val="2A7F8E"/>
-        </w:rPr>
-        <w:t xml:space="preserve">ESCOLHA  </w:t>
-      </w:r>
-      <w:r>
-        <w:t xml:space="preserve">“E os robôs?”</w:t>
-      </w:r>
-      <w:r>
-        <w:rPr>
-          <w:color w:val="7A8794"/>
-        </w:rPr>
-        <w:t xml:space="preserve">   → robos</w:t>
-      </w:r>
-    </w:p>
-    <w:p>
-      <w:pPr>
-        <w:pStyle w:val="Escolha"/>
-      </w:pPr>
-      <w:r>
-        <w:rPr>
-          <w:b/>
-          <w:bCs/>
-          <w:color w:val="2A7F8E"/>
-        </w:rPr>
-        <w:t xml:space="preserve">ESCOLHA  </w:t>
-      </w:r>
-      <w:r>
-        <w:t xml:space="preserve">“Por que desconfiar do Henrique?”</w:t>
-      </w:r>
-      <w:r>
-        <w:rPr>
-          <w:color w:val="7A8794"/>
-        </w:rPr>
-        <w:t xml:space="preserve">   → henrique</w:t>
-      </w:r>
-    </w:p>
-    <w:p>
-      <w:pPr>
-        <w:pStyle w:val="Escolha"/>
-      </w:pPr>
-      <w:r>
-        <w:rPr>
-          <w:b/>
-          <w:bCs/>
-          <w:color w:val="2A7F8E"/>
-        </w:rPr>
-        <w:t xml:space="preserve">ESCOLHA  </w:t>
-      </w:r>
-      <w:r>
-        <w:t xml:space="preserve">“Até mais, Zane.”</w:t>
-      </w:r>
-      <w:r>
-        <w:rPr>
-          <w:color w:val="7A8794"/>
-        </w:rPr>
-        <w:t xml:space="preserve">   → tchau</w:t>
-      </w:r>
-    </w:p>
-    <w:p>
-      <w:pPr>
-        <w:pStyle w:val="Trecho"/>
-      </w:pPr>
-      <w:r>
-        <w:rPr>
-          <w:b/>
-          <w:bCs/>
-        </w:rPr>
-        <w:t xml:space="preserve">TRECHO  </w:t>
-      </w:r>
-      <w:r>
-        <w:t xml:space="preserve">tchau</w:t>
-      </w:r>
-    </w:p>
-    <w:p>
-      <w:pPr>
-        <w:pStyle w:val="Personagem"/>
-      </w:pPr>
-      <w:r>
-        <w:t xml:space="preserve">ZANE (confiante)</w:t>
-      </w:r>
-    </w:p>
-    <w:p>
-      <w:pPr>
-        <w:pStyle w:val="Dialogo"/>
-      </w:pPr>
-      <w:r>
-        <w:t xml:space="preserve">Vai com calma. E apaga a lanterna na hora certa!</w:t>
-      </w:r>
-    </w:p>
-    <w:p>
-      <w:pPr>
-        <w:pStyle w:val="Condicao"/>
-      </w:pPr>
-      <w:r>
-        <w:t xml:space="preserve">QUANDO O SEGUNDO NÓ CAI</w:t>
-      </w:r>
-    </w:p>
-    <w:p>
-      <w:pPr>
-        <w:pStyle w:val="NotaTime"/>
-        <w:spacing w:after="60"/>
-      </w:pPr>
-      <w:r>
-        <w:t xml:space="preserve">Transmissão grupo_labirinto_02  (dados/transmissoes/grupo_labirinto_02.tres), conversa do grupo</w:t>
-      </w:r>
-    </w:p>
-    <w:p>
-      <w:pPr>
-        <w:pStyle w:val="Personagem"/>
-      </w:pPr>
-      <w:r>
-        <w:t xml:space="preserve">ZANE (RÁDIO)</w:t>
-      </w:r>
-    </w:p>
-    <w:p>
-      <w:pPr>
-        <w:pStyle w:val="Dialogo"/>
-      </w:pPr>
-      <w:r>
-        <w:t xml:space="preserve">Chhh... Dois de três! Tá voando, Gabriel.</w:t>
-      </w:r>
-    </w:p>
-    <w:p>
-      <w:pPr>
-        <w:pStyle w:val="Personagem"/>
-      </w:pPr>
-      <w:r>
-        <w:t xml:space="preserve">GABRIEL (RÁDIO)</w:t>
-      </w:r>
-    </w:p>
-    <w:p>
-      <w:pPr>
-        <w:pStyle w:val="Dialogo"/>
-      </w:pPr>
-      <w:r>
-        <w:t xml:space="preserve">Pergunta. Alguém aqui desmontou um robô na Biblioteca?</w:t>
-      </w:r>
-    </w:p>
-    <w:p>
-      <w:pPr>
-        <w:pStyle w:val="Personagem"/>
-      </w:pPr>
-      <w:r>
-        <w:t xml:space="preserve">ZANE (RÁDIO)</w:t>
-      </w:r>
-    </w:p>
-    <w:p>
-      <w:pPr>
-        <w:pStyle w:val="Dialogo"/>
-      </w:pPr>
-      <w:r>
-        <w:t xml:space="preserve">Desmontar? Com que ferramenta? Eu mal encosto num.</w:t>
-      </w:r>
-    </w:p>
-    <w:p>
-      <w:pPr>
-        <w:pStyle w:val="Personagem"/>
-      </w:pPr>
-      <w:r>
-        <w:t xml:space="preserve">CLARICE (RÁDIO)</w:t>
-      </w:r>
-    </w:p>
-    <w:p>
-      <w:pPr>
-        <w:pStyle w:val="Dialogo"/>
-      </w:pPr>
-      <w:r>
-        <w:t xml:space="preserve">Eu não. Por quê?</w:t>
-      </w:r>
-    </w:p>
-    <w:p>
-      <w:pPr>
-        <w:pStyle w:val="Personagem"/>
-      </w:pPr>
-      <w:r>
-        <w:t xml:space="preserve">GABRIEL (RÁDIO)</w:t>
-      </w:r>
-    </w:p>
-    <w:p>
-      <w:pPr>
-        <w:pStyle w:val="Dialogo"/>
-      </w:pPr>
-      <w:r>
-        <w:t xml:space="preserve">Tinha um acampamento entre as raízes da árvore. Vela, luneta rachada, um robô aberto peça por peça. E um diário. De 1750.</w:t>
-      </w:r>
-    </w:p>
-    <w:p>
-      <w:pPr>
-        <w:pStyle w:val="Personagem"/>
-      </w:pPr>
-      <w:r>
-        <w:t xml:space="preserve">DIANA (RÁDIO)</w:t>
-      </w:r>
-    </w:p>
-    <w:p>
-      <w:pPr>
-        <w:pStyle w:val="Dialogo"/>
-      </w:pPr>
-      <w:r>
-        <w:t xml:space="preserve">1750?! Isso é antes de tudo! Antes da obra, antes da cidade, antes de... tudo!</w:t>
-      </w:r>
-    </w:p>
-    <w:p>
-      <w:pPr>
-        <w:pStyle w:val="Personagem"/>
-      </w:pPr>
-      <w:r>
-        <w:t xml:space="preserve">CLARICE (RÁDIO)</w:t>
-      </w:r>
-    </w:p>
-    <w:p>
-      <w:pPr>
-        <w:pStyle w:val="Dialogo"/>
-      </w:pPr>
-      <w:r>
-        <w:t xml:space="preserve">Na frequência não tem ninguém de 1750. Eu saberia. Eu anoto tudo.</w:t>
-      </w:r>
-    </w:p>
-    <w:p>
-      <w:pPr>
-        <w:pStyle w:val="Personagem"/>
-      </w:pPr>
-      <w:r>
-        <w:t xml:space="preserve">ZANE (RÁDIO)</w:t>
-      </w:r>
-    </w:p>
-    <w:p>
-      <w:pPr>
-        <w:pStyle w:val="Dialogo"/>
-      </w:pPr>
-      <w:r>
-        <w:t xml:space="preserve">Então tem alguém fora da rede. Sozinho. Sem rádio.</w:t>
-      </w:r>
-    </w:p>
-    <w:p>
-      <w:pPr>
-        <w:pStyle w:val="Personagem"/>
-      </w:pPr>
-      <w:r>
-        <w:t xml:space="preserve">CLARICE (RÁDIO)</w:t>
-      </w:r>
-    </w:p>
-    <w:p>
-      <w:pPr>
-        <w:pStyle w:val="Dialogo"/>
-      </w:pPr>
-      <w:r>
-        <w:t xml:space="preserve">Sozinho. Eu sei como é isso.</w:t>
-      </w:r>
-    </w:p>
-    <w:p>
-      <w:pPr>
-        <w:pStyle w:val="Personagem"/>
-      </w:pPr>
-      <w:r>
-        <w:t xml:space="preserve">ZANE (RÁDIO)</w:t>
-      </w:r>
-    </w:p>
-    <w:p>
-      <w:pPr>
-        <w:pStyle w:val="Dialogo"/>
-      </w:pPr>
-      <w:r>
-        <w:t xml:space="preserve">Depois a gente pensa nisso. Deu lag, Gabriel? O terceiro nó não cai sozinho.</w:t>
+        <w:t xml:space="preserve">FALAS  </w:t>
+      </w:r>
+      <w:r>
+        <w:t xml:space="preserve">grupo_labirinto_02: O Gabriel conta do acampamento e do diário: há alguém de 1750 fora da frequência. O texto está no Dialogos.docx.</w:t>
       </w:r>
     </w:p>
     <w:p>
@@ -24666,43 +21430,18 @@
     </w:p>
     <w:p>
       <w:pPr>
-        <w:pStyle w:val="NotaTime"/>
-        <w:spacing w:after="60"/>
-      </w:pPr>
-      <w:r>
-        <w:t xml:space="preserve">Transmissão zane_labirinto_01  (dados/transmissoes/zane_labirinto_01.tres)</w:t>
-      </w:r>
-    </w:p>
-    <w:p>
-      <w:pPr>
-        <w:pStyle w:val="Personagem"/>
-      </w:pPr>
-      <w:r>
-        <w:t xml:space="preserve">ZANE (RÁDIO)</w:t>
-      </w:r>
-    </w:p>
-    <w:p>
-      <w:pPr>
-        <w:pStyle w:val="Dialogo"/>
-      </w:pPr>
-      <w:r>
-        <w:t xml:space="preserve">Chhh... Gabriel? Três de três! O sistema do subsolo acabou de me dar acesso.</w:t>
-      </w:r>
-    </w:p>
-    <w:p>
-      <w:pPr>
-        <w:pStyle w:val="Dialogo"/>
-      </w:pPr>
-      <w:r>
-        <w:t xml:space="preserve">Volta aqui na oficina. Tenho que te mostrar por onde sair, e não é por porta nenhuma.</w:t>
-      </w:r>
-    </w:p>
-    <w:p>
-      <w:pPr>
-        <w:pStyle w:val="Dialogo"/>
-      </w:pPr>
-      <w:r>
-        <w:t xml:space="preserve">Vem sem barulho: os robôs ainda estão por aí.</w:t>
+        <w:pStyle w:val="Jogabilidade"/>
+      </w:pPr>
+      <w:r>
+        <w:rPr>
+          <w:b/>
+          <w:bCs/>
+          <w:color w:val="2A7F8E"/>
+        </w:rPr>
+        <w:t xml:space="preserve">FALAS  </w:t>
+      </w:r>
+      <w:r>
+        <w:t xml:space="preserve">zane_labirinto_01: Chama Gabriel de volta à oficina. O texto está no Dialogos.docx.</w:t>
       </w:r>
     </w:p>
     <w:p>
@@ -24984,123 +21723,18 @@
     </w:p>
     <w:p>
       <w:pPr>
-        <w:pStyle w:val="NotaTime"/>
-        <w:spacing w:after="60"/>
-      </w:pPr>
-      <w:r>
-        <w:t xml:space="preserve">Diálogo zane_labirinto_alcapao  (dados/dialogos/zane_labirinto_alcapao.json)</w:t>
-      </w:r>
-    </w:p>
-    <w:p>
-      <w:pPr>
-        <w:pStyle w:val="Personagem"/>
-      </w:pPr>
-      <w:r>
-        <w:t xml:space="preserve">ZANE (confiante)</w:t>
-      </w:r>
-    </w:p>
-    <w:p>
-      <w:pPr>
-        <w:pStyle w:val="Dialogo"/>
-      </w:pPr>
-      <w:r>
-        <w:t xml:space="preserve">Três de três! Eu senti daqui: o sistema do subsolo inteiro piscou e a trava soltou. Você é bom nisso, hein?</w:t>
-      </w:r>
-    </w:p>
-    <w:p>
-      <w:pPr>
-        <w:pStyle w:val="Personagem"/>
-      </w:pPr>
-      <w:r>
-        <w:t xml:space="preserve">GABRIEL</w:t>
-      </w:r>
-    </w:p>
-    <w:p>
-      <w:pPr>
-        <w:pStyle w:val="Dialogo"/>
-      </w:pPr>
-      <w:r>
-        <w:t xml:space="preserve">E a saída? Não vi porta nenhuma abrindo.</w:t>
-      </w:r>
-    </w:p>
-    <w:p>
-      <w:pPr>
-        <w:pStyle w:val="Personagem"/>
-      </w:pPr>
-      <w:r>
-        <w:t xml:space="preserve">ZANE (confiante)</w:t>
-      </w:r>
-    </w:p>
-    <w:p>
-      <w:pPr>
-        <w:pStyle w:val="Dialogo"/>
-      </w:pPr>
-      <w:r>
-        <w:t xml:space="preserve">Porque não é porta. Essa oficina era um posto de manutenção: o duto de serviço passa por baixo da bancada. A tampa ficava lacrada pelo sistema.</w:t>
-      </w:r>
-    </w:p>
-    <w:p>
-      <w:pPr>
-        <w:pStyle w:val="Personagem"/>
-      </w:pPr>
-      <w:r>
-        <w:t xml:space="preserve">GABRIEL (preocupado)</w:t>
-      </w:r>
-    </w:p>
-    <w:p>
-      <w:pPr>
-        <w:pStyle w:val="Dialogo"/>
-      </w:pPr>
-      <w:r>
-        <w:t xml:space="preserve">Lacrada onde? Eu não vejo tampa nenhuma.</w:t>
-      </w:r>
-    </w:p>
-    <w:p>
-      <w:pPr>
-        <w:pStyle w:val="Personagem"/>
-      </w:pPr>
-      <w:r>
-        <w:t xml:space="preserve">ZANE (assustado)</w:t>
-      </w:r>
-    </w:p>
-    <w:p>
-      <w:pPr>
-        <w:pStyle w:val="Dialogo"/>
-      </w:pPr>
-      <w:r>
-        <w:t xml:space="preserve">Debaixo daquela lona, do meu lado! Eu passei esse tempo todo em cima de uma saída e só mapeei agora que a trava soltou. Nem me fala.</w:t>
-      </w:r>
-    </w:p>
-    <w:p>
-      <w:pPr>
-        <w:pStyle w:val="Personagem"/>
-      </w:pPr>
-      <w:r>
-        <w:t xml:space="preserve">ZANE (confiante)</w:t>
-      </w:r>
-    </w:p>
-    <w:p>
-      <w:pPr>
-        <w:pStyle w:val="Dialogo"/>
-      </w:pPr>
-      <w:r>
-        <w:t xml:space="preserve">Pronto, destravou. O duto sai na passarela do Centro de Convivência, em cima de uma praça de alimentação: o elevador de carga que desce pro bunker fica lá nos fundos.</w:t>
-      </w:r>
-    </w:p>
-    <w:p>
-      <w:pPr>
-        <w:pStyle w:val="Personagem"/>
-      </w:pPr>
-      <w:r>
-        <w:t xml:space="preserve">ZANE (desconfiado)</w:t>
-      </w:r>
-    </w:p>
-    <w:p>
-      <w:pPr>
-        <w:pStyle w:val="Dialogo"/>
-      </w:pPr>
-      <w:r>
-        <w:t xml:space="preserve">E a trava do bunker soltou junto. Vai na frente, eu te guio pelo rádio. E fica de olho no Henrique, tá?</w:t>
+        <w:pStyle w:val="Jogabilidade"/>
+      </w:pPr>
+      <w:r>
+        <w:rPr>
+          <w:b/>
+          <w:bCs/>
+          <w:color w:val="2A7F8E"/>
+        </w:rPr>
+        <w:t xml:space="preserve">FALAS  </w:t>
+      </w:r>
+      <w:r>
+        <w:t xml:space="preserve">zane_labirinto_alcapao: Revela a saída: um duto até a passarela do Centro de Convivência. A trava do bunker soltou junto: "fica de olho no Henrique". O texto está no Dialogos.docx.</w:t>
       </w:r>
     </w:p>
     <w:p>
@@ -25152,27 +21786,18 @@
     </w:p>
     <w:p>
       <w:pPr>
-        <w:pStyle w:val="NotaTime"/>
-        <w:spacing w:after="60"/>
-      </w:pPr>
-      <w:r>
-        <w:t xml:space="preserve">Diálogo zane_labirinto_alcapao_de_novo  (dados/dialogos/zane_labirinto_alcapao_de_novo.json)</w:t>
-      </w:r>
-    </w:p>
-    <w:p>
-      <w:pPr>
-        <w:pStyle w:val="Personagem"/>
-      </w:pPr>
-      <w:r>
-        <w:t xml:space="preserve">ZANE (confiante)</w:t>
-      </w:r>
-    </w:p>
-    <w:p>
-      <w:pPr>
-        <w:pStyle w:val="Dialogo"/>
-      </w:pPr>
-      <w:r>
-        <w:t xml:space="preserve">O alçapão tá aberto, do meu lado. Desce logo, antes que os robôs achem o duto. Eu vou atrás!</w:t>
+        <w:pStyle w:val="Jogabilidade"/>
+      </w:pPr>
+      <w:r>
+        <w:rPr>
+          <w:b/>
+          <w:bCs/>
+          <w:color w:val="2A7F8E"/>
+        </w:rPr>
+        <w:t xml:space="preserve">FALAS  </w:t>
+      </w:r>
+      <w:r>
+        <w:t xml:space="preserve">zane_labirinto_alcapao_de_novo: Pressa: o alçapão está aberto. O texto está no Dialogos.docx.</w:t>
       </w:r>
     </w:p>
     <w:p>
@@ -28901,43 +25526,18 @@
     </w:p>
     <w:p>
       <w:pPr>
-        <w:pStyle w:val="NotaTime"/>
-        <w:spacing w:after="60"/>
-      </w:pPr>
-      <w:r>
-        <w:t xml:space="preserve">Transmissão zane_convivencia_01  (dados/transmissoes/zane_convivencia_01.tres)</w:t>
-      </w:r>
-    </w:p>
-    <w:p>
-      <w:pPr>
-        <w:pStyle w:val="Personagem"/>
-      </w:pPr>
-      <w:r>
-        <w:t xml:space="preserve">ZANE (RÁDIO)</w:t>
-      </w:r>
-    </w:p>
-    <w:p>
-      <w:pPr>
-        <w:pStyle w:val="Dialogo"/>
-      </w:pPr>
-      <w:r>
-        <w:t xml:space="preserve">Chhh... Gabriel? Você saiu na passarela do Centro de Convivência! Tô vendo o sinal do seu rádio daqui.</w:t>
-      </w:r>
-    </w:p>
-    <w:p>
-      <w:pPr>
-        <w:pStyle w:val="Dialogo"/>
-      </w:pPr>
-      <w:r>
-        <w:t xml:space="preserve">Cuidado aí embaixo: a praça de alimentação fica sob uma cúpula de vidro quebrada, com duas Sentinelas rondando as mesas, e o luar entrega qualquer um. Usa as mesas, as árvores e os nichos de manutenção pra cortar a linha de visão.</w:t>
-      </w:r>
-    </w:p>
-    <w:p>
-      <w:pPr>
-        <w:pStyle w:val="Dialogo"/>
-      </w:pPr>
-      <w:r>
-        <w:t xml:space="preserve">O elevador de carga que desce pro Bunker fica nos fundos do Churrasco Solar, mas tá sem energia. Entra na Tapioca Orbital: é uma sala segura, e a ordem de serviço de lá diz onde guardaram a célula reserva.</w:t>
+        <w:pStyle w:val="Jogabilidade"/>
+      </w:pPr>
+      <w:r>
+        <w:rPr>
+          <w:b/>
+          <w:bCs/>
+          <w:color w:val="2A7F8E"/>
+        </w:rPr>
+        <w:t xml:space="preserve">FALAS  </w:t>
+      </w:r>
+      <w:r>
+        <w:t xml:space="preserve">zane_convivencia_01: O Zane explica a praça, as Sentinelas e a sala segura. O texto está no Dialogos.docx.</w:t>
       </w:r>
     </w:p>
     <w:p>
@@ -28993,155 +25593,18 @@
     </w:p>
     <w:p>
       <w:pPr>
-        <w:pStyle w:val="NotaTime"/>
-        <w:spacing w:after="60"/>
-      </w:pPr>
-      <w:r>
-        <w:t xml:space="preserve">Transmissão grupo_convivencia_01  (dados/transmissoes/grupo_convivencia_01.tres), conversa do grupo</w:t>
-      </w:r>
-    </w:p>
-    <w:p>
-      <w:pPr>
-        <w:pStyle w:val="Personagem"/>
-      </w:pPr>
-      <w:r>
-        <w:t xml:space="preserve">ZANE (RÁDIO)</w:t>
-      </w:r>
-    </w:p>
-    <w:p>
-      <w:pPr>
-        <w:pStyle w:val="Dialogo"/>
-      </w:pPr>
-      <w:r>
-        <w:t xml:space="preserve">Chhh... Frequência aberta. A Diana quer falar com você e não me deixa em paz.</w:t>
-      </w:r>
-    </w:p>
-    <w:p>
-      <w:pPr>
-        <w:pStyle w:val="Personagem"/>
-      </w:pPr>
-      <w:r>
-        <w:t xml:space="preserve">DIANA (RÁDIO)</w:t>
-      </w:r>
-    </w:p>
-    <w:p>
-      <w:pPr>
-        <w:pStyle w:val="Dialogo"/>
-      </w:pPr>
-      <w:r>
-        <w:t xml:space="preserve">Não é verdade! É só... é aquela praça grande? Com árvores?</w:t>
-      </w:r>
-    </w:p>
-    <w:p>
-      <w:pPr>
-        <w:pStyle w:val="Personagem"/>
-      </w:pPr>
-      <w:r>
-        <w:t xml:space="preserve">GABRIEL (RÁDIO)</w:t>
-      </w:r>
-    </w:p>
-    <w:p>
-      <w:pPr>
-        <w:pStyle w:val="Dialogo"/>
-      </w:pPr>
-      <w:r>
-        <w:t xml:space="preserve">Árvores maiores que o prédio. Furando a cúpula.</w:t>
-      </w:r>
-    </w:p>
-    <w:p>
-      <w:pPr>
-        <w:pStyle w:val="Personagem"/>
-      </w:pPr>
-      <w:r>
-        <w:t xml:space="preserve">DIANA (RÁDIO)</w:t>
-      </w:r>
-    </w:p>
-    <w:p>
-      <w:pPr>
-        <w:pStyle w:val="Dialogo"/>
-      </w:pPr>
-      <w:r>
-        <w:t xml:space="preserve">Na obra, a gente plantou umas mudas num pátio. Desse tamanhinho. Será que são as mesmas?</w:t>
-      </w:r>
-    </w:p>
-    <w:p>
-      <w:pPr>
-        <w:pStyle w:val="Personagem"/>
-      </w:pPr>
-      <w:r>
-        <w:t xml:space="preserve">GABRIEL (RÁDIO)</w:t>
-      </w:r>
-    </w:p>
-    <w:p>
-      <w:pPr>
-        <w:pStyle w:val="Dialogo"/>
-      </w:pPr>
-      <w:r>
-        <w:t xml:space="preserve">Se forem, cresceram bem.</w:t>
-      </w:r>
-    </w:p>
-    <w:p>
-      <w:pPr>
-        <w:pStyle w:val="Personagem"/>
-      </w:pPr>
-      <w:r>
-        <w:t xml:space="preserve">ZANE (RÁDIO)</w:t>
-      </w:r>
-    </w:p>
-    <w:p>
-      <w:pPr>
-        <w:pStyle w:val="Dialogo"/>
-      </w:pPr>
-      <w:r>
-        <w:t xml:space="preserve">Mil anos de rega. Cromado.</w:t>
-      </w:r>
-    </w:p>
-    <w:p>
-      <w:pPr>
-        <w:pStyle w:val="Personagem"/>
-      </w:pPr>
-      <w:r>
-        <w:t xml:space="preserve">CLARICE (RÁDIO)</w:t>
-      </w:r>
-    </w:p>
-    <w:p>
-      <w:pPr>
-        <w:pStyle w:val="Dialogo"/>
-      </w:pPr>
-      <w:r>
-        <w:t xml:space="preserve">Diana, deixa o menino. Duas Sentinelas, lembra?</w:t>
-      </w:r>
-    </w:p>
-    <w:p>
-      <w:pPr>
-        <w:pStyle w:val="Personagem"/>
-      </w:pPr>
-      <w:r>
-        <w:t xml:space="preserve">DIANA (RÁDIO)</w:t>
-      </w:r>
-    </w:p>
-    <w:p>
-      <w:pPr>
-        <w:pStyle w:val="Dialogo"/>
-      </w:pPr>
-      <w:r>
-        <w:t xml:space="preserve">Eu sei! Eu só queria que alguma coisa aqui ainda fosse... nossa.</w:t>
-      </w:r>
-    </w:p>
-    <w:p>
-      <w:pPr>
-        <w:pStyle w:val="Personagem"/>
-      </w:pPr>
-      <w:r>
-        <w:t xml:space="preserve">GABRIEL (RÁDIO)</w:t>
-      </w:r>
-    </w:p>
-    <w:p>
-      <w:pPr>
-        <w:pStyle w:val="Dialogo"/>
-      </w:pPr>
-      <w:r>
-        <w:t xml:space="preserve">Vou passar por baixo delas. Com cuidado.</w:t>
+        <w:pStyle w:val="Jogabilidade"/>
+      </w:pPr>
+      <w:r>
+        <w:rPr>
+          <w:b/>
+          <w:bCs/>
+          <w:color w:val="2A7F8E"/>
+        </w:rPr>
+        <w:t xml:space="preserve">FALAS  </w:t>
+      </w:r>
+      <w:r>
+        <w:t xml:space="preserve">grupo_convivencia_01: A Diana acha que as árvores da praça são as mudas que viu plantar na obra. O texto está no Dialogos.docx.</w:t>
       </w:r>
     </w:p>
     <w:p>
@@ -30201,35 +26664,18 @@
     </w:p>
     <w:p>
       <w:pPr>
-        <w:pStyle w:val="NotaTime"/>
-        <w:spacing w:after="60"/>
-      </w:pPr>
-      <w:r>
-        <w:t xml:space="preserve">Transmissão zane_convivencia_02  (dados/transmissoes/zane_convivencia_02.tres)</w:t>
-      </w:r>
-    </w:p>
-    <w:p>
-      <w:pPr>
-        <w:pStyle w:val="Personagem"/>
-      </w:pPr>
-      <w:r>
-        <w:t xml:space="preserve">ZANE (RÁDIO)</w:t>
-      </w:r>
-    </w:p>
-    <w:p>
-      <w:pPr>
-        <w:pStyle w:val="Dialogo"/>
-      </w:pPr>
-      <w:r>
-        <w:t xml:space="preserve">Chhh... Boa, Gabriel! A comutação trifásica da cozinha funcionou e o elevador de carga do Churrasco Solar liberou!</w:t>
-      </w:r>
-    </w:p>
-    <w:p>
-      <w:pPr>
-        <w:pStyle w:val="Dialogo"/>
-      </w:pPr>
-      <w:r>
-        <w:t xml:space="preserve">Mas ó: a energia acendeu também os letreiros e os holofotes da cúpula, e as Sentinelas mudaram de rota. Fica nas sombras até chegar no elevador!</w:t>
+        <w:pStyle w:val="Jogabilidade"/>
+      </w:pPr>
+      <w:r>
+        <w:rPr>
+          <w:b/>
+          <w:bCs/>
+          <w:color w:val="2A7F8E"/>
+        </w:rPr>
+        <w:t xml:space="preserve">FALAS  </w:t>
+      </w:r>
+      <w:r>
+        <w:t xml:space="preserve">zane_convivencia_02: O elevador destravou, mas as luzes mudaram a ronda. O texto está no Dialogos.docx.</w:t>
       </w:r>
     </w:p>
     <w:p>
@@ -30285,203 +26731,18 @@
     </w:p>
     <w:p>
       <w:pPr>
-        <w:pStyle w:val="NotaTime"/>
-        <w:spacing w:after="60"/>
-      </w:pPr>
-      <w:r>
-        <w:t xml:space="preserve">Transmissão grupo_convivencia_03  (dados/transmissoes/grupo_convivencia_03.tres), conversa do grupo</w:t>
-      </w:r>
-    </w:p>
-    <w:p>
-      <w:pPr>
-        <w:pStyle w:val="Personagem"/>
-      </w:pPr>
-      <w:r>
-        <w:t xml:space="preserve">CLARICE (RÁDIO)</w:t>
-      </w:r>
-    </w:p>
-    <w:p>
-      <w:pPr>
-        <w:pStyle w:val="Dialogo"/>
-      </w:pPr>
-      <w:r>
-        <w:t xml:space="preserve">Chhh... Gabriel, espera. Recado do Henrique.</w:t>
-      </w:r>
-    </w:p>
-    <w:p>
-      <w:pPr>
-        <w:pStyle w:val="Personagem"/>
-      </w:pPr>
-      <w:r>
-        <w:t xml:space="preserve">GABRIEL (RÁDIO)</w:t>
-      </w:r>
-    </w:p>
-    <w:p>
-      <w:pPr>
-        <w:pStyle w:val="Dialogo"/>
-      </w:pPr>
-      <w:r>
-        <w:t xml:space="preserve">Ele fala comigo agora?</w:t>
-      </w:r>
-    </w:p>
-    <w:p>
-      <w:pPr>
-        <w:pStyle w:val="Personagem"/>
-      </w:pPr>
-      <w:r>
-        <w:t xml:space="preserve">CLARICE (RÁDIO)</w:t>
-      </w:r>
-    </w:p>
-    <w:p>
-      <w:pPr>
-        <w:pStyle w:val="Dialogo"/>
-      </w:pPr>
-      <w:r>
-        <w:t xml:space="preserve">Comigo. Ele pediu pra você não descer. Diz que o bunker é perigoso e que é melhor cada um ficar no seu canto.</w:t>
-      </w:r>
-    </w:p>
-    <w:p>
-      <w:pPr>
-        <w:pStyle w:val="Personagem"/>
-      </w:pPr>
-      <w:r>
-        <w:t xml:space="preserve">ZANE (RÁDIO)</w:t>
-      </w:r>
-    </w:p>
-    <w:p>
-      <w:pPr>
-        <w:pStyle w:val="Dialogo"/>
-      </w:pPr>
-      <w:r>
-        <w:t xml:space="preserve">Claro que ele disse.</w:t>
-      </w:r>
-    </w:p>
-    <w:p>
-      <w:pPr>
-        <w:pStyle w:val="Personagem"/>
-      </w:pPr>
-      <w:r>
-        <w:t xml:space="preserve">CLARICE (RÁDIO)</w:t>
-      </w:r>
-    </w:p>
-    <w:p>
-      <w:pPr>
-        <w:pStyle w:val="Dialogo"/>
-      </w:pPr>
-      <w:r>
-        <w:t xml:space="preserve">Zane.</w:t>
-      </w:r>
-    </w:p>
-    <w:p>
-      <w:pPr>
-        <w:pStyle w:val="Personagem"/>
-      </w:pPr>
-      <w:r>
-        <w:t xml:space="preserve">ZANE (RÁDIO)</w:t>
-      </w:r>
-    </w:p>
-    <w:p>
-      <w:pPr>
-        <w:pStyle w:val="Dialogo"/>
-      </w:pPr>
-      <w:r>
-        <w:t xml:space="preserve">Que foi? Ele tá trancado lá desde antes de mim, e a primeira coisa que pede é que ninguém desça. Fritou, Clarice.</w:t>
-      </w:r>
-    </w:p>
-    <w:p>
-      <w:pPr>
-        <w:pStyle w:val="Personagem"/>
-      </w:pPr>
-      <w:r>
-        <w:t xml:space="preserve">DIANA (RÁDIO)</w:t>
-      </w:r>
-    </w:p>
-    <w:p>
-      <w:pPr>
-        <w:pStyle w:val="Dialogo"/>
-      </w:pPr>
-      <w:r>
-        <w:t xml:space="preserve">E se ele tiver razão? E se lá embaixo for pior?</w:t>
-      </w:r>
-    </w:p>
-    <w:p>
-      <w:pPr>
-        <w:pStyle w:val="Personagem"/>
-      </w:pPr>
-      <w:r>
-        <w:t xml:space="preserve">GABRIEL (RÁDIO)</w:t>
-      </w:r>
-    </w:p>
-    <w:p>
-      <w:pPr>
-        <w:pStyle w:val="Dialogo"/>
-      </w:pPr>
-      <w:r>
-        <w:t xml:space="preserve">Pior que uma praça cheia de robô com holofote?</w:t>
-      </w:r>
-    </w:p>
-    <w:p>
-      <w:pPr>
-        <w:pStyle w:val="Personagem"/>
-      </w:pPr>
-      <w:r>
-        <w:t xml:space="preserve">DIANA (RÁDIO)</w:t>
-      </w:r>
-    </w:p>
-    <w:p>
-      <w:pPr>
-        <w:pStyle w:val="Dialogo"/>
-      </w:pPr>
-      <w:r>
-        <w:t xml:space="preserve">...Não sei. Pode ser!</w:t>
-      </w:r>
-    </w:p>
-    <w:p>
-      <w:pPr>
-        <w:pStyle w:val="Personagem"/>
-      </w:pPr>
-      <w:r>
-        <w:t xml:space="preserve">CLARICE (RÁDIO)</w:t>
-      </w:r>
-    </w:p>
-    <w:p>
-      <w:pPr>
-        <w:pStyle w:val="Dialogo"/>
-      </w:pPr>
-      <w:r>
-        <w:t xml:space="preserve">As dicas dele sempre bateram, Zane. Sempre.</w:t>
-      </w:r>
-    </w:p>
-    <w:p>
-      <w:pPr>
-        <w:pStyle w:val="Personagem"/>
-      </w:pPr>
-      <w:r>
-        <w:t xml:space="preserve">ZANE (RÁDIO)</w:t>
-      </w:r>
-    </w:p>
-    <w:p>
-      <w:pPr>
-        <w:pStyle w:val="Dialogo"/>
-      </w:pPr>
-      <w:r>
-        <w:t xml:space="preserve">Bater, bate. Gabriel, a decisão é sua. O elevador tá zerado.</w:t>
-      </w:r>
-    </w:p>
-    <w:p>
-      <w:pPr>
-        <w:pStyle w:val="Personagem"/>
-      </w:pPr>
-      <w:r>
-        <w:t xml:space="preserve">GABRIEL (RÁDIO)</w:t>
-      </w:r>
-    </w:p>
-    <w:p>
-      <w:pPr>
-        <w:pStyle w:val="Dialogo"/>
-      </w:pPr>
-      <w:r>
-        <w:t xml:space="preserve">Já cheguei até aqui. Vou descer.</w:t>
+        <w:pStyle w:val="Jogabilidade"/>
+      </w:pPr>
+      <w:r>
+        <w:rPr>
+          <w:b/>
+          <w:bCs/>
+          <w:color w:val="2A7F8E"/>
+        </w:rPr>
+        <w:t xml:space="preserve">FALAS  </w:t>
+      </w:r>
+      <w:r>
+        <w:t xml:space="preserve">grupo_convivencia_03: Recado do Henrique, pela Clarice: não descer ao bunker. O Zane desconfia; o Gabriel decide descer. O texto está no Dialogos.docx.</w:t>
       </w:r>
     </w:p>
     <w:p>
@@ -30808,139 +27069,18 @@
     </w:p>
     <w:p>
       <w:pPr>
-        <w:pStyle w:val="NotaTime"/>
-        <w:spacing w:after="60"/>
-      </w:pPr>
-      <w:r>
-        <w:t xml:space="preserve">Transmissão grupo_convivencia_02  (dados/transmissoes/grupo_convivencia_02.tres), conversa do grupo</w:t>
-      </w:r>
-    </w:p>
-    <w:p>
-      <w:pPr>
-        <w:pStyle w:val="Personagem"/>
-      </w:pPr>
-      <w:r>
-        <w:t xml:space="preserve">CLARICE (RÁDIO)</w:t>
-      </w:r>
-    </w:p>
-    <w:p>
-      <w:pPr>
-        <w:pStyle w:val="Dialogo"/>
-      </w:pPr>
-      <w:r>
-        <w:t xml:space="preserve">Chhh... O Henrique disse que você entrou num cinema. Num cinema, meu filho. Com robô rondando.</w:t>
-      </w:r>
-    </w:p>
-    <w:p>
-      <w:pPr>
-        <w:pStyle w:val="Personagem"/>
-      </w:pPr>
-      <w:r>
-        <w:t xml:space="preserve">GABRIEL (RÁDIO)</w:t>
-      </w:r>
-    </w:p>
-    <w:p>
-      <w:pPr>
-        <w:pStyle w:val="Dialogo"/>
-      </w:pPr>
-      <w:r>
-        <w:t xml:space="preserve">Tá passando "A Última Transmissão". Sessão das sete e meia.</w:t>
-      </w:r>
-    </w:p>
-    <w:p>
-      <w:pPr>
-        <w:pStyle w:val="Personagem"/>
-      </w:pPr>
-      <w:r>
-        <w:t xml:space="preserve">ZANE (RÁDIO)</w:t>
-      </w:r>
-    </w:p>
-    <w:p>
-      <w:pPr>
-        <w:pStyle w:val="Dialogo"/>
-      </w:pPr>
-      <w:r>
-        <w:t xml:space="preserve">Título apropriado. Eu não confiaria.</w:t>
-      </w:r>
-    </w:p>
-    <w:p>
-      <w:pPr>
-        <w:pStyle w:val="Personagem"/>
-      </w:pPr>
-      <w:r>
-        <w:t xml:space="preserve">DIANA (RÁDIO)</w:t>
-      </w:r>
-    </w:p>
-    <w:p>
-      <w:pPr>
-        <w:pStyle w:val="Dialogo"/>
-      </w:pPr>
-      <w:r>
-        <w:t xml:space="preserve">Eu nunca fui num cinema sozinha. Minha mãe não deixava.</w:t>
-      </w:r>
-    </w:p>
-    <w:p>
-      <w:pPr>
-        <w:pStyle w:val="Personagem"/>
-      </w:pPr>
-      <w:r>
-        <w:t xml:space="preserve">CLARICE (RÁDIO)</w:t>
-      </w:r>
-    </w:p>
-    <w:p>
-      <w:pPr>
-        <w:pStyle w:val="Dialogo"/>
-      </w:pPr>
-      <w:r>
-        <w:t xml:space="preserve">Se tiver papel por aí, junta. Cinema guarda canhoto como eu guardo senha.</w:t>
-      </w:r>
-    </w:p>
-    <w:p>
-      <w:pPr>
-        <w:pStyle w:val="Personagem"/>
-      </w:pPr>
-      <w:r>
-        <w:t xml:space="preserve">GABRIEL (RÁDIO)</w:t>
-      </w:r>
-    </w:p>
-    <w:p>
-      <w:pPr>
-        <w:pStyle w:val="Dialogo"/>
-      </w:pPr>
-      <w:r>
-        <w:t xml:space="preserve">E pipoca de mil anos. Passo.</w:t>
-      </w:r>
-    </w:p>
-    <w:p>
-      <w:pPr>
-        <w:pStyle w:val="Personagem"/>
-      </w:pPr>
-      <w:r>
-        <w:t xml:space="preserve">DIANA (RÁDIO)</w:t>
-      </w:r>
-    </w:p>
-    <w:p>
-      <w:pPr>
-        <w:pStyle w:val="Dialogo"/>
-      </w:pPr>
-      <w:r>
-        <w:t xml:space="preserve">Só não senta! Se sentar, você dorme, e se dormir...</w:t>
-      </w:r>
-    </w:p>
-    <w:p>
-      <w:pPr>
-        <w:pStyle w:val="Personagem"/>
-      </w:pPr>
-      <w:r>
-        <w:t xml:space="preserve">CLARICE (RÁDIO)</w:t>
-      </w:r>
-    </w:p>
-    <w:p>
-      <w:pPr>
-        <w:pStyle w:val="Dialogo"/>
-      </w:pPr>
-      <w:r>
-        <w:t xml:space="preserve">...é o fim. A gente sabe, Diana.</w:t>
+        <w:pStyle w:val="Jogabilidade"/>
+      </w:pPr>
+      <w:r>
+        <w:rPr>
+          <w:b/>
+          <w:bCs/>
+          <w:color w:val="2A7F8E"/>
+        </w:rPr>
+        <w:t xml:space="preserve">FALAS  </w:t>
+      </w:r>
+      <w:r>
+        <w:t xml:space="preserve">grupo_convivencia_02: O cinema de cada época e a dica de juntar os canhotos. O texto está no Dialogos.docx.</w:t>
       </w:r>
     </w:p>
     <w:p>
@@ -35843,147 +31983,18 @@
     </w:p>
     <w:p>
       <w:pPr>
-        <w:pStyle w:val="NotaTime"/>
-        <w:spacing w:after="60"/>
-      </w:pPr>
-      <w:r>
-        <w:t xml:space="preserve">Transmissão grupo_bunker_01  (dados/transmissoes/grupo_bunker_01.tres), conversa do grupo</w:t>
-      </w:r>
-    </w:p>
-    <w:p>
-      <w:pPr>
-        <w:pStyle w:val="Personagem"/>
-      </w:pPr>
-      <w:r>
-        <w:t xml:space="preserve">DIANA (RÁDIO)</w:t>
-      </w:r>
-    </w:p>
-    <w:p>
-      <w:pPr>
-        <w:pStyle w:val="Dialogo"/>
-      </w:pPr>
-      <w:r>
-        <w:t xml:space="preserve">Chhh... Ele desceu! Clarice, ele desceu mesmo!</w:t>
-      </w:r>
-    </w:p>
-    <w:p>
-      <w:pPr>
-        <w:pStyle w:val="Personagem"/>
-      </w:pPr>
-      <w:r>
-        <w:t xml:space="preserve">CLARICE (RÁDIO)</w:t>
-      </w:r>
-    </w:p>
-    <w:p>
-      <w:pPr>
-        <w:pStyle w:val="Dialogo"/>
-      </w:pPr>
-      <w:r>
-        <w:t xml:space="preserve">Tô vendo, Diana. Quer dizer, o Henrique tá vendo.</w:t>
-      </w:r>
-    </w:p>
-    <w:p>
-      <w:pPr>
-        <w:pStyle w:val="Dialogo"/>
-      </w:pPr>
-      <w:r>
-        <w:t xml:space="preserve">Gabriel, recado dele: aí embaixo os robôs também patrulham. A sala de dados é trancada, mas ele vai abrir a porta pra você.</w:t>
-      </w:r>
-    </w:p>
-    <w:p>
-      <w:pPr>
-        <w:pStyle w:val="Personagem"/>
-      </w:pPr>
-      <w:r>
-        <w:t xml:space="preserve">GABRIEL (RÁDIO)</w:t>
-      </w:r>
-    </w:p>
-    <w:p>
-      <w:pPr>
-        <w:pStyle w:val="Dialogo"/>
-      </w:pPr>
-      <w:r>
-        <w:t xml:space="preserve">Que gentil. Depois de pedir pra eu não vir.</w:t>
-      </w:r>
-    </w:p>
-    <w:p>
-      <w:pPr>
-        <w:pStyle w:val="Personagem"/>
-      </w:pPr>
-      <w:r>
-        <w:t xml:space="preserve">ZANE (RÁDIO)</w:t>
-      </w:r>
-    </w:p>
-    <w:p>
-      <w:pPr>
-        <w:pStyle w:val="Dialogo"/>
-      </w:pPr>
-      <w:r>
-        <w:t xml:space="preserve">Repara em tudo, Gabriel. Nas telas, nos papéis, no que ele não fala.</w:t>
-      </w:r>
-    </w:p>
-    <w:p>
-      <w:pPr>
-        <w:pStyle w:val="Personagem"/>
-      </w:pPr>
-      <w:r>
-        <w:t xml:space="preserve">CLARICE (RÁDIO)</w:t>
-      </w:r>
-    </w:p>
-    <w:p>
-      <w:pPr>
-        <w:pStyle w:val="Dialogo"/>
-      </w:pPr>
-      <w:r>
-        <w:t xml:space="preserve">Ele é tímido, Zane. Não é suspeito.</w:t>
-      </w:r>
-    </w:p>
-    <w:p>
-      <w:pPr>
-        <w:pStyle w:val="Personagem"/>
-      </w:pPr>
-      <w:r>
-        <w:t xml:space="preserve">ZANE (RÁDIO)</w:t>
-      </w:r>
-    </w:p>
-    <w:p>
-      <w:pPr>
-        <w:pStyle w:val="Dialogo"/>
-      </w:pPr>
-      <w:r>
-        <w:t xml:space="preserve">Dá pra ser os dois.</w:t>
-      </w:r>
-    </w:p>
-    <w:p>
-      <w:pPr>
-        <w:pStyle w:val="Personagem"/>
-      </w:pPr>
-      <w:r>
-        <w:t xml:space="preserve">DIANA (RÁDIO)</w:t>
-      </w:r>
-    </w:p>
-    <w:p>
-      <w:pPr>
-        <w:pStyle w:val="Dialogo"/>
-      </w:pPr>
-      <w:r>
-        <w:t xml:space="preserve">Gabriel, se alguma coisa der errado, grita! Quer dizer, não grita, que os autômatos escutam. Sussurra!</w:t>
-      </w:r>
-    </w:p>
-    <w:p>
-      <w:pPr>
-        <w:pStyle w:val="Personagem"/>
-      </w:pPr>
-      <w:r>
-        <w:t xml:space="preserve">GABRIEL (RÁDIO)</w:t>
-      </w:r>
-    </w:p>
-    <w:p>
-      <w:pPr>
-        <w:pStyle w:val="Dialogo"/>
-      </w:pPr>
-      <w:r>
-        <w:t xml:space="preserve">Sussurro. Anotado.</w:t>
+        <w:pStyle w:val="Jogabilidade"/>
+      </w:pPr>
+      <w:r>
+        <w:rPr>
+          <w:b/>
+          <w:bCs/>
+          <w:color w:val="2A7F8E"/>
+        </w:rPr>
+        <w:t xml:space="preserve">FALAS  </w:t>
+      </w:r>
+      <w:r>
+        <w:t xml:space="preserve">grupo_bunker_01: Robôs também no bunker; o Henrique vai abrir a porta. O Zane: "repara no que ele não fala". O texto está no Dialogos.docx.</w:t>
       </w:r>
     </w:p>
     <w:p>
@@ -36272,143 +32283,7 @@
     </w:p>
     <w:p>
       <w:pPr>
-        <w:pStyle w:val="NotaTime"/>
-        <w:spacing w:after="60"/>
-      </w:pPr>
-      <w:r>
-        <w:t xml:space="preserve">Diálogo henrique_primeiro_encontro  (dados/dialogos/henrique_primeiro_encontro.json)</w:t>
-      </w:r>
-    </w:p>
-    <w:p>
-      <w:pPr>
-        <w:pStyle w:val="Trecho"/>
-      </w:pPr>
-      <w:r>
-        <w:rPr>
-          <w:b/>
-          <w:bCs/>
-        </w:rPr>
-        <w:t xml:space="preserve">TRECHO  </w:t>
-      </w:r>
-      <w:r>
-        <w:t xml:space="preserve">abertura  (começa aqui)</w:t>
-      </w:r>
-    </w:p>
-    <w:p>
-      <w:pPr>
-        <w:pStyle w:val="Personagem"/>
-      </w:pPr>
-      <w:r>
-        <w:t xml:space="preserve">HENRIQUE (nervoso)</w:t>
-      </w:r>
-    </w:p>
-    <w:p>
-      <w:pPr>
-        <w:pStyle w:val="Dialogo"/>
-      </w:pPr>
-      <w:r>
-        <w:t xml:space="preserve">Ah. Você... é você. Eu vi você chegando pelas câmeras. Quer dizer, pelas daqui de baixo. Abri a porta e tranquei de novo.</w:t>
-      </w:r>
-    </w:p>
-    <w:p>
-      <w:pPr>
-        <w:pStyle w:val="Personagem"/>
-      </w:pPr>
-      <w:r>
-        <w:t xml:space="preserve">GABRIEL (surpreso)</w:t>
-      </w:r>
-    </w:p>
-    <w:p>
-      <w:pPr>
-        <w:pStyle w:val="Dialogo"/>
-      </w:pPr>
-      <w:r>
-        <w:t xml:space="preserve">Você é o Henrique? O das câmeras? A Clarice me guiou na Biblioteca com o que você via.</w:t>
-      </w:r>
-    </w:p>
-    <w:p>
-      <w:pPr>
-        <w:pStyle w:val="Personagem"/>
-      </w:pPr>
-      <w:r>
-        <w:t xml:space="preserve">HENRIQUE</w:t>
-      </w:r>
-    </w:p>
-    <w:p>
-      <w:pPr>
-        <w:pStyle w:val="Dialogo"/>
-      </w:pPr>
-      <w:r>
-        <w:t xml:space="preserve">Sou. Henrique, de 2019. Eu... prefiro passar tudo pela Clarice. Pessoalmente eu me enrolo. Quer dizer, me enrolo bastante.</w:t>
-      </w:r>
-    </w:p>
-    <w:p>
-      <w:pPr>
-        <w:pStyle w:val="Personagem"/>
-      </w:pPr>
-      <w:r>
-        <w:t xml:space="preserve">GABRIEL (surpreso)</w:t>
-      </w:r>
-    </w:p>
-    <w:p>
-      <w:pPr>
-        <w:pStyle w:val="Dialogo"/>
-      </w:pPr>
-      <w:r>
-        <w:t xml:space="preserve">2019? Você é o aluno que sumiu na Biblioteca! Lá no campus todo mundo conta essa história.</w:t>
-      </w:r>
-    </w:p>
-    <w:p>
-      <w:pPr>
-        <w:pStyle w:val="Personagem"/>
-      </w:pPr>
-      <w:r>
-        <w:t xml:space="preserve">HENRIQUE (tímido)</w:t>
-      </w:r>
-    </w:p>
-    <w:p>
-      <w:pPr>
-        <w:pStyle w:val="Dialogo"/>
-      </w:pPr>
-      <w:r>
-        <w:t xml:space="preserve">Contam? Eu virei... história de corredor. Quer dizer, faz sentido. Eu sumi.</w:t>
-      </w:r>
-    </w:p>
-    <w:p>
-      <w:pPr>
-        <w:pStyle w:val="Personagem"/>
-      </w:pPr>
-      <w:r>
-        <w:t xml:space="preserve">GABRIEL</w:t>
-      </w:r>
-    </w:p>
-    <w:p>
-      <w:pPr>
-        <w:pStyle w:val="Dialogo"/>
-      </w:pPr>
-      <w:r>
-        <w:t xml:space="preserve">As suas dicas funcionaram. Cheguei até aqui.</w:t>
-      </w:r>
-    </w:p>
-    <w:p>
-      <w:pPr>
-        <w:pStyle w:val="Personagem"/>
-      </w:pPr>
-      <w:r>
-        <w:t xml:space="preserve">HENRIQUE (tímido)</w:t>
-      </w:r>
-    </w:p>
-    <w:p>
-      <w:pPr>
-        <w:pStyle w:val="Dialogo"/>
-      </w:pPr>
-      <w:r>
-        <w:t xml:space="preserve">Foi... o mínimo. As câmeras mostram tudo. Eu só precisava de alguém para usar o que elas mostram. A Clarice usou.</w:t>
-      </w:r>
-    </w:p>
-    <w:p>
-      <w:pPr>
-        <w:pStyle w:val="Escolha"/>
+        <w:pStyle w:val="Jogabilidade"/>
       </w:pPr>
       <w:r>
         <w:rPr>
@@ -36416,594 +32291,10 @@
           <w:bCs/>
           <w:color w:val="2A7F8E"/>
         </w:rPr>
-        <w:t xml:space="preserve">ESCOLHA  </w:t>
-      </w:r>
-      <w:r>
-        <w:t xml:space="preserve">“Como você me vê?”</w:t>
-      </w:r>
-      <w:r>
-        <w:rPr>
-          <w:color w:val="7A8794"/>
-        </w:rPr>
-        <w:t xml:space="preserve">   → cameras</w:t>
-      </w:r>
-    </w:p>
-    <w:p>
-      <w:pPr>
-        <w:pStyle w:val="Escolha"/>
-      </w:pPr>
-      <w:r>
-        <w:rPr>
-          <w:b/>
-          <w:bCs/>
-          <w:color w:val="2A7F8E"/>
-        </w:rPr>
-        <w:t xml:space="preserve">ESCOLHA  </w:t>
-      </w:r>
-      <w:r>
-        <w:t xml:space="preserve">“Que lugar é este?”</w:t>
-      </w:r>
-      <w:r>
-        <w:rPr>
-          <w:color w:val="7A8794"/>
-        </w:rPr>
-        <w:t xml:space="preserve">   → bunker</w:t>
-      </w:r>
-    </w:p>
-    <w:p>
-      <w:pPr>
-        <w:pStyle w:val="Escolha"/>
-      </w:pPr>
-      <w:r>
-        <w:rPr>
-          <w:b/>
-          <w:bCs/>
-          <w:color w:val="2A7F8E"/>
-        </w:rPr>
-        <w:t xml:space="preserve">ESCOLHA  </w:t>
-      </w:r>
-      <w:r>
-        <w:t xml:space="preserve">“Você sabe o que é a Âncora?”</w:t>
-      </w:r>
-      <w:r>
-        <w:rPr>
-          <w:color w:val="7A8794"/>
-        </w:rPr>
-        <w:t xml:space="preserve">   → ancora</w:t>
-      </w:r>
-    </w:p>
-    <w:p>
-      <w:pPr>
-        <w:pStyle w:val="Escolha"/>
-      </w:pPr>
-      <w:r>
-        <w:rPr>
-          <w:b/>
-          <w:bCs/>
-          <w:color w:val="2A7F8E"/>
-        </w:rPr>
-        <w:t xml:space="preserve">ESCOLHA  </w:t>
-      </w:r>
-      <w:r>
-        <w:t xml:space="preserve">“Como viemos parar em 3026?”</w:t>
-      </w:r>
-      <w:r>
-        <w:rPr>
-          <w:color w:val="7A8794"/>
-        </w:rPr>
-        <w:t xml:space="preserve">   → ano</w:t>
-      </w:r>
-    </w:p>
-    <w:p>
-      <w:pPr>
-        <w:pStyle w:val="Trecho"/>
-      </w:pPr>
-      <w:r>
-        <w:rPr>
-          <w:b/>
-          <w:bCs/>
-        </w:rPr>
-        <w:t xml:space="preserve">TRECHO  </w:t>
-      </w:r>
-      <w:r>
-        <w:t xml:space="preserve">cameras</w:t>
-      </w:r>
-    </w:p>
-    <w:p>
-      <w:pPr>
-        <w:pStyle w:val="Personagem"/>
-      </w:pPr>
-      <w:r>
-        <w:t xml:space="preserve">HENRIQUE</w:t>
-      </w:r>
-    </w:p>
-    <w:p>
-      <w:pPr>
-        <w:pStyle w:val="Dialogo"/>
-      </w:pPr>
-      <w:r>
-        <w:t xml:space="preserve">Tem câmera em quase todo o campus. A maioria morreu. Umas trinta ainda transmitem, aqui para estes monitores.</w:t>
-      </w:r>
-    </w:p>
-    <w:p>
-      <w:pPr>
-        <w:pStyle w:val="Dialogo"/>
-      </w:pPr>
-      <w:r>
-        <w:t xml:space="preserve">E os robôs repetem a ronda há séculos. Dá para decorar. Quer dizer, eu decorei. Você só... precisa escutar.</w:t>
-      </w:r>
-    </w:p>
-    <w:p>
-      <w:pPr>
-        <w:pStyle w:val="Fluxo"/>
-      </w:pPr>
-      <w:r>
-        <w:t xml:space="preserve">segue para o trecho mais_alguma</w:t>
-      </w:r>
-    </w:p>
-    <w:p>
-      <w:pPr>
-        <w:pStyle w:val="Trecho"/>
-      </w:pPr>
-      <w:r>
-        <w:rPr>
-          <w:b/>
-          <w:bCs/>
-        </w:rPr>
-        <w:t xml:space="preserve">TRECHO  </w:t>
-      </w:r>
-      <w:r>
-        <w:t xml:space="preserve">bunker</w:t>
-      </w:r>
-    </w:p>
-    <w:p>
-      <w:pPr>
-        <w:pStyle w:val="Personagem"/>
-      </w:pPr>
-      <w:r>
-        <w:t xml:space="preserve">HENRIQUE</w:t>
-      </w:r>
-    </w:p>
-    <w:p>
-      <w:pPr>
-        <w:pStyle w:val="Dialogo"/>
-      </w:pPr>
-      <w:r>
-        <w:t xml:space="preserve">Bunker de pesquisa, embaixo do núcleo da Âncora. Os robôs patrulham os corredores daqui também. Por isso eu fico trancado.</w:t>
-      </w:r>
-    </w:p>
-    <w:p>
-      <w:pPr>
-        <w:pStyle w:val="Personagem"/>
-      </w:pPr>
-      <w:r>
-        <w:t xml:space="preserve">HENRIQUE (nervoso)</w:t>
-      </w:r>
-    </w:p>
-    <w:p>
-      <w:pPr>
-        <w:pStyle w:val="Dialogo"/>
-      </w:pPr>
-      <w:r>
-        <w:t xml:space="preserve">Lá fora eles passam de tempos em tempos. Aqui dentro, não. Quer dizer, até agora não.</w:t>
-      </w:r>
-    </w:p>
-    <w:p>
-      <w:pPr>
-        <w:pStyle w:val="Personagem"/>
-      </w:pPr>
-      <w:r>
-        <w:t xml:space="preserve">GABRIEL</w:t>
-      </w:r>
-    </w:p>
-    <w:p>
-      <w:pPr>
-        <w:pStyle w:val="Dialogo"/>
-      </w:pPr>
-      <w:r>
-        <w:t xml:space="preserve">E as portas lacradas lá no corredor?</w:t>
-      </w:r>
-    </w:p>
-    <w:p>
-      <w:pPr>
-        <w:pStyle w:val="Personagem"/>
-      </w:pPr>
-      <w:r>
-        <w:t xml:space="preserve">HENRIQUE</w:t>
-      </w:r>
-    </w:p>
-    <w:p>
-      <w:pPr>
-        <w:pStyle w:val="Dialogo"/>
-      </w:pPr>
-      <w:r>
-        <w:t xml:space="preserve">Setor B: laboratório, arquivo e o acesso ao núcleo. Lacrado pelo sistema. O Zane está tentando quebrar a senha. Eu... eu não mexo nisso.</w:t>
-      </w:r>
-    </w:p>
-    <w:p>
-      <w:pPr>
-        <w:pStyle w:val="Fluxo"/>
-      </w:pPr>
-      <w:r>
-        <w:t xml:space="preserve">segue para o trecho mais_alguma</w:t>
-      </w:r>
-    </w:p>
-    <w:p>
-      <w:pPr>
-        <w:pStyle w:val="Trecho"/>
-      </w:pPr>
-      <w:r>
-        <w:rPr>
-          <w:b/>
-          <w:bCs/>
-        </w:rPr>
-        <w:t xml:space="preserve">TRECHO  </w:t>
-      </w:r>
-      <w:r>
-        <w:t xml:space="preserve">ancora</w:t>
-      </w:r>
-    </w:p>
-    <w:p>
-      <w:pPr>
-        <w:pStyle w:val="Personagem"/>
-      </w:pPr>
-      <w:r>
-        <w:t xml:space="preserve">HENRIQUE (nervoso)</w:t>
-      </w:r>
-    </w:p>
-    <w:p>
-      <w:pPr>
-        <w:pStyle w:val="Dialogo"/>
-      </w:pPr>
-      <w:r>
-        <w:t xml:space="preserve">A Âncora. Eu... é uma máquina. De física do tempo. Quer dizer, é o que parece.</w:t>
-      </w:r>
-    </w:p>
-    <w:p>
-      <w:pPr>
-        <w:pStyle w:val="Personagem"/>
-      </w:pPr>
-      <w:r>
-        <w:t xml:space="preserve">GABRIEL (preocupado)</w:t>
-      </w:r>
-    </w:p>
-    <w:p>
-      <w:pPr>
-        <w:pStyle w:val="Dialogo"/>
-      </w:pPr>
-      <w:r>
-        <w:t xml:space="preserve">Você parece saber mais do que está dizendo.</w:t>
-      </w:r>
-    </w:p>
-    <w:p>
-      <w:pPr>
-        <w:pStyle w:val="Personagem"/>
-      </w:pPr>
-      <w:r>
-        <w:t xml:space="preserve">HENRIQUE (nervoso)</w:t>
-      </w:r>
-    </w:p>
-    <w:p>
-      <w:pPr>
-        <w:pStyle w:val="Dialogo"/>
-      </w:pPr>
-      <w:r>
-        <w:t xml:space="preserve">Teoria não é fato. Eu só... li sobre isso, antes. Quer dizer, pesquisei. Um pouco. Esquece. Próxima pergunta.</w:t>
-      </w:r>
-    </w:p>
-    <w:p>
-      <w:pPr>
-        <w:pStyle w:val="Fluxo"/>
-      </w:pPr>
-      <w:r>
-        <w:t xml:space="preserve">segue para o trecho mais_alguma</w:t>
-      </w:r>
-    </w:p>
-    <w:p>
-      <w:pPr>
-        <w:pStyle w:val="Trecho"/>
-      </w:pPr>
-      <w:r>
-        <w:rPr>
-          <w:b/>
-          <w:bCs/>
-        </w:rPr>
-        <w:t xml:space="preserve">TRECHO  </w:t>
-      </w:r>
-      <w:r>
-        <w:t xml:space="preserve">mais_alguma</w:t>
-      </w:r>
-    </w:p>
-    <w:p>
-      <w:pPr>
-        <w:pStyle w:val="Personagem"/>
-      </w:pPr>
-      <w:r>
-        <w:t xml:space="preserve">HENRIQUE</w:t>
-      </w:r>
-    </w:p>
-    <w:p>
-      <w:pPr>
-        <w:pStyle w:val="Dialogo"/>
-      </w:pPr>
-      <w:r>
-        <w:t xml:space="preserve">Mais... mais alguma coisa? Estou no meio de uma contagem.</w:t>
-      </w:r>
-    </w:p>
-    <w:p>
-      <w:pPr>
-        <w:pStyle w:val="Escolha"/>
-      </w:pPr>
-      <w:r>
-        <w:rPr>
-          <w:b/>
-          <w:bCs/>
-          <w:color w:val="2A7F8E"/>
-        </w:rPr>
-        <w:t xml:space="preserve">ESCOLHA  </w:t>
-      </w:r>
-      <w:r>
-        <w:t xml:space="preserve">“Como você me vê?”</w:t>
-      </w:r>
-      <w:r>
-        <w:rPr>
-          <w:color w:val="7A8794"/>
-        </w:rPr>
-        <w:t xml:space="preserve">   → cameras</w:t>
-      </w:r>
-    </w:p>
-    <w:p>
-      <w:pPr>
-        <w:pStyle w:val="Escolha"/>
-      </w:pPr>
-      <w:r>
-        <w:rPr>
-          <w:b/>
-          <w:bCs/>
-          <w:color w:val="2A7F8E"/>
-        </w:rPr>
-        <w:t xml:space="preserve">ESCOLHA  </w:t>
-      </w:r>
-      <w:r>
-        <w:t xml:space="preserve">“Que lugar é este?”</w:t>
-      </w:r>
-      <w:r>
-        <w:rPr>
-          <w:color w:val="7A8794"/>
-        </w:rPr>
-        <w:t xml:space="preserve">   → bunker</w:t>
-      </w:r>
-    </w:p>
-    <w:p>
-      <w:pPr>
-        <w:pStyle w:val="Escolha"/>
-      </w:pPr>
-      <w:r>
-        <w:rPr>
-          <w:b/>
-          <w:bCs/>
-          <w:color w:val="2A7F8E"/>
-        </w:rPr>
-        <w:t xml:space="preserve">ESCOLHA  </w:t>
-      </w:r>
-      <w:r>
-        <w:t xml:space="preserve">“Você sabe o que é a Âncora?”</w:t>
-      </w:r>
-      <w:r>
-        <w:rPr>
-          <w:color w:val="7A8794"/>
-        </w:rPr>
-        <w:t xml:space="preserve">   → ancora</w:t>
-      </w:r>
-    </w:p>
-    <w:p>
-      <w:pPr>
-        <w:pStyle w:val="Escolha"/>
-      </w:pPr>
-      <w:r>
-        <w:rPr>
-          <w:b/>
-          <w:bCs/>
-          <w:color w:val="2A7F8E"/>
-        </w:rPr>
-        <w:t xml:space="preserve">ESCOLHA  </w:t>
-      </w:r>
-      <w:r>
-        <w:t xml:space="preserve">“Como viemos parar em 3026?”</w:t>
-      </w:r>
-      <w:r>
-        <w:rPr>
-          <w:color w:val="7A8794"/>
-        </w:rPr>
-        <w:t xml:space="preserve">   → ano</w:t>
-      </w:r>
-    </w:p>
-    <w:p>
-      <w:pPr>
-        <w:pStyle w:val="Escolha"/>
-      </w:pPr>
-      <w:r>
-        <w:rPr>
-          <w:b/>
-          <w:bCs/>
-          <w:color w:val="2A7F8E"/>
-        </w:rPr>
-        <w:t xml:space="preserve">ESCOLHA  </w:t>
-      </w:r>
-      <w:r>
-        <w:t xml:space="preserve">“Preciso ir.”</w:t>
-      </w:r>
-      <w:r>
-        <w:rPr>
-          <w:color w:val="7A8794"/>
-        </w:rPr>
-        <w:t xml:space="preserve">   → despedida</w:t>
-      </w:r>
-    </w:p>
-    <w:p>
-      <w:pPr>
-        <w:pStyle w:val="Trecho"/>
-      </w:pPr>
-      <w:r>
-        <w:rPr>
-          <w:b/>
-          <w:bCs/>
-        </w:rPr>
-        <w:t xml:space="preserve">TRECHO  </w:t>
-      </w:r>
-      <w:r>
-        <w:t xml:space="preserve">despedida</w:t>
-      </w:r>
-    </w:p>
-    <w:p>
-      <w:pPr>
-        <w:pStyle w:val="Personagem"/>
-      </w:pPr>
-      <w:r>
-        <w:t xml:space="preserve">HENRIQUE</w:t>
-      </w:r>
-    </w:p>
-    <w:p>
-      <w:pPr>
-        <w:pStyle w:val="Dialogo"/>
-      </w:pPr>
-      <w:r>
-        <w:t xml:space="preserve">Vai com cuidado. Os robôs passam no corredor de... de tempos em tempos. Escuta antes de sair.</w:t>
-      </w:r>
-    </w:p>
-    <w:p>
-      <w:pPr>
-        <w:pStyle w:val="Personagem"/>
-      </w:pPr>
-      <w:r>
-        <w:t xml:space="preserve">HENRIQUE (tímido)</w:t>
-      </w:r>
-    </w:p>
-    <w:p>
-      <w:pPr>
-        <w:pStyle w:val="Dialogo"/>
-      </w:pPr>
-      <w:r>
-        <w:t xml:space="preserve">E... obrigado por vir até aqui. Ninguém vem.</w:t>
-      </w:r>
-    </w:p>
-    <w:p>
-      <w:pPr>
-        <w:pStyle w:val="Trecho"/>
-      </w:pPr>
-      <w:r>
-        <w:rPr>
-          <w:b/>
-          <w:bCs/>
-        </w:rPr>
-        <w:t xml:space="preserve">TRECHO  </w:t>
-      </w:r>
-      <w:r>
-        <w:t xml:space="preserve">ano</w:t>
-      </w:r>
-    </w:p>
-    <w:p>
-      <w:pPr>
-        <w:pStyle w:val="Personagem"/>
-      </w:pPr>
-      <w:r>
-        <w:t xml:space="preserve">HENRIQUE (nervoso)</w:t>
-      </w:r>
-    </w:p>
-    <w:p>
-      <w:pPr>
-        <w:pStyle w:val="Dialogo"/>
-      </w:pPr>
-      <w:r>
-        <w:t xml:space="preserve">Eu... não sei. De alguma forma, estamos em 3026. As datas dos sistemas, o estado do prédio, tudo bate.</w:t>
-      </w:r>
-    </w:p>
-    <w:p>
-      <w:pPr>
-        <w:pStyle w:val="Personagem"/>
-      </w:pPr>
-      <w:r>
-        <w:t xml:space="preserve">GABRIEL (preocupado)</w:t>
-      </w:r>
-    </w:p>
-    <w:p>
-      <w:pPr>
-        <w:pStyle w:val="Dialogo"/>
-      </w:pPr>
-      <w:r>
-        <w:t xml:space="preserve">De alguma forma?</w:t>
-      </w:r>
-    </w:p>
-    <w:p>
-      <w:pPr>
-        <w:pStyle w:val="Personagem"/>
-      </w:pPr>
-      <w:r>
-        <w:t xml:space="preserve">HENRIQUE (nervoso)</w:t>
-      </w:r>
-    </w:p>
-    <w:p>
-      <w:pPr>
-        <w:pStyle w:val="Dialogo"/>
-      </w:pPr>
-      <w:r>
-        <w:t xml:space="preserve">Estou tentando entender. Por isso fico aqui embaixo, olhando tudo. Quando eu entender, eu... aviso.</w:t>
-      </w:r>
-    </w:p>
-    <w:p>
-      <w:pPr>
-        <w:pStyle w:val="Personagem"/>
-      </w:pPr>
-      <w:r>
-        <w:t xml:space="preserve">HENRIQUE</w:t>
-      </w:r>
-    </w:p>
-    <w:p>
-      <w:pPr>
-        <w:pStyle w:val="Dialogo"/>
-      </w:pPr>
-      <w:r>
-        <w:t xml:space="preserve">E consertar. Tudo. A fenda, a máquina, mandar cada um de volta. Quer dizer, entender primeiro. Depois consertar.</w:t>
-      </w:r>
-    </w:p>
-    <w:p>
-      <w:pPr>
-        <w:pStyle w:val="Personagem"/>
-      </w:pPr>
-      <w:r>
-        <w:t xml:space="preserve">GABRIEL (preocupado)</w:t>
-      </w:r>
-    </w:p>
-    <w:p>
-      <w:pPr>
-        <w:pStyle w:val="Dialogo"/>
-      </w:pPr>
-      <w:r>
-        <w:t xml:space="preserve">Sozinho? A gente podia ajudar.</w:t>
-      </w:r>
-    </w:p>
-    <w:p>
-      <w:pPr>
-        <w:pStyle w:val="Personagem"/>
-      </w:pPr>
-      <w:r>
-        <w:t xml:space="preserve">HENRIQUE (nervoso)</w:t>
-      </w:r>
-    </w:p>
-    <w:p>
-      <w:pPr>
-        <w:pStyle w:val="Dialogo"/>
-      </w:pPr>
-      <w:r>
-        <w:t xml:space="preserve">Não. Quer dizer... é melhor cada um no seu canto. Juntos, a gente chama atenção. Eu vejo pelas câmeras e aviso a Clarice. Funciona assim.</w:t>
-      </w:r>
-    </w:p>
-    <w:p>
-      <w:pPr>
-        <w:pStyle w:val="Fluxo"/>
-      </w:pPr>
-      <w:r>
-        <w:t xml:space="preserve">segue para o trecho mais_alguma</w:t>
+        <w:t xml:space="preserve">FALAS  </w:t>
+      </w:r>
+      <w:r>
+        <w:t xml:space="preserve">henrique_primeiro_encontro: Gabriel o reconhece pela lenda do campus. Ele se diz tentando consertar tudo e prefere cada um no seu canto. O texto está no Dialogos.docx.</w:t>
       </w:r>
     </w:p>
     <w:p>
@@ -37079,47 +32370,7 @@
     </w:p>
     <w:p>
       <w:pPr>
-        <w:pStyle w:val="NotaTime"/>
-        <w:spacing w:after="60"/>
-      </w:pPr>
-      <w:r>
-        <w:t xml:space="preserve">Diálogo henrique_de_novo  (dados/dialogos/henrique_de_novo.json)</w:t>
-      </w:r>
-    </w:p>
-    <w:p>
-      <w:pPr>
-        <w:pStyle w:val="Trecho"/>
-      </w:pPr>
-      <w:r>
-        <w:rPr>
-          <w:b/>
-          <w:bCs/>
-        </w:rPr>
-        <w:t xml:space="preserve">TRECHO  </w:t>
-      </w:r>
-      <w:r>
-        <w:t xml:space="preserve">abertura  (começa aqui)</w:t>
-      </w:r>
-    </w:p>
-    <w:p>
-      <w:pPr>
-        <w:pStyle w:val="Personagem"/>
-      </w:pPr>
-      <w:r>
-        <w:t xml:space="preserve">HENRIQUE</w:t>
-      </w:r>
-    </w:p>
-    <w:p>
-      <w:pPr>
-        <w:pStyle w:val="Dialogo"/>
-      </w:pPr>
-      <w:r>
-        <w:t xml:space="preserve">Oi. Estou aqui. Quer dizer, óbvio que estou.</w:t>
-      </w:r>
-    </w:p>
-    <w:p>
-      <w:pPr>
-        <w:pStyle w:val="Escolha"/>
+        <w:pStyle w:val="Jogabilidade"/>
       </w:pPr>
       <w:r>
         <w:rPr>
@@ -37127,246 +32378,10 @@
           <w:bCs/>
           <w:color w:val="2A7F8E"/>
         </w:rPr>
-        <w:t xml:space="preserve">ESCOLHA  </w:t>
-      </w:r>
-      <w:r>
-        <w:t xml:space="preserve">“Como vai o conserto?”</w:t>
-      </w:r>
-      <w:r>
-        <w:rPr>
-          <w:color w:val="7A8794"/>
-        </w:rPr>
-        <w:t xml:space="preserve">   → conserto</w:t>
-      </w:r>
-    </w:p>
-    <w:p>
-      <w:pPr>
-        <w:pStyle w:val="Escolha"/>
-      </w:pPr>
-      <w:r>
-        <w:rPr>
-          <w:b/>
-          <w:bCs/>
-          <w:color w:val="2A7F8E"/>
-        </w:rPr>
-        <w:t xml:space="preserve">ESCOLHA  </w:t>
-      </w:r>
-      <w:r>
-        <w:t xml:space="preserve">“Alguma novidade do setor B?”</w:t>
-      </w:r>
-      <w:r>
-        <w:rPr>
-          <w:color w:val="7A8794"/>
-        </w:rPr>
-        <w:t xml:space="preserve">   → setor_b</w:t>
-      </w:r>
-    </w:p>
-    <w:p>
-      <w:pPr>
-        <w:pStyle w:val="Escolha"/>
-      </w:pPr>
-      <w:r>
-        <w:rPr>
-          <w:b/>
-          <w:bCs/>
-          <w:color w:val="2A7F8E"/>
-        </w:rPr>
-        <w:t xml:space="preserve">ESCOLHA  </w:t>
-      </w:r>
-      <w:r>
-        <w:t xml:space="preserve">“O que você está olhando?”</w:t>
-      </w:r>
-      <w:r>
-        <w:rPr>
-          <w:color w:val="7A8794"/>
-        </w:rPr>
-        <w:t xml:space="preserve">   → olhando</w:t>
-      </w:r>
-    </w:p>
-    <w:p>
-      <w:pPr>
-        <w:pStyle w:val="Escolha"/>
-      </w:pPr>
-      <w:r>
-        <w:rPr>
-          <w:b/>
-          <w:bCs/>
-          <w:color w:val="2A7F8E"/>
-        </w:rPr>
-        <w:t xml:space="preserve">ESCOLHA  </w:t>
-      </w:r>
-      <w:r>
-        <w:t xml:space="preserve">“Nada, só passando.”</w:t>
-      </w:r>
-      <w:r>
-        <w:rPr>
-          <w:color w:val="7A8794"/>
-        </w:rPr>
-        <w:t xml:space="preserve">   → tchau</w:t>
-      </w:r>
-    </w:p>
-    <w:p>
-      <w:pPr>
-        <w:pStyle w:val="Trecho"/>
-      </w:pPr>
-      <w:r>
-        <w:rPr>
-          <w:b/>
-          <w:bCs/>
-        </w:rPr>
-        <w:t xml:space="preserve">TRECHO  </w:t>
-      </w:r>
-      <w:r>
-        <w:t xml:space="preserve">conserto</w:t>
-      </w:r>
-    </w:p>
-    <w:p>
-      <w:pPr>
-        <w:pStyle w:val="Personagem"/>
-      </w:pPr>
-      <w:r>
-        <w:t xml:space="preserve">HENRIQUE (nervoso)</w:t>
-      </w:r>
-    </w:p>
-    <w:p>
-      <w:pPr>
-        <w:pStyle w:val="Dialogo"/>
-      </w:pPr>
-      <w:r>
-        <w:t xml:space="preserve">Vai. Quer dizer... vai indo. As contas ainda não fecham.</w:t>
-      </w:r>
-    </w:p>
-    <w:p>
-      <w:pPr>
-        <w:pStyle w:val="Personagem"/>
-      </w:pPr>
-      <w:r>
-        <w:t xml:space="preserve">HENRIQUE</w:t>
-      </w:r>
-    </w:p>
-    <w:p>
-      <w:pPr>
-        <w:pStyle w:val="Dialogo"/>
-      </w:pPr>
-      <w:r>
-        <w:t xml:space="preserve">Quando fecharem, eu aviso a Clarice. Ela avisa vocês.</w:t>
-      </w:r>
-    </w:p>
-    <w:p>
-      <w:pPr>
-        <w:pStyle w:val="Trecho"/>
-      </w:pPr>
-      <w:r>
-        <w:rPr>
-          <w:b/>
-          <w:bCs/>
-        </w:rPr>
-        <w:t xml:space="preserve">TRECHO  </w:t>
-      </w:r>
-      <w:r>
-        <w:t xml:space="preserve">setor_b</w:t>
-      </w:r>
-    </w:p>
-    <w:p>
-      <w:pPr>
-        <w:pStyle w:val="Personagem"/>
-      </w:pPr>
-      <w:r>
-        <w:t xml:space="preserve">HENRIQUE</w:t>
-      </w:r>
-    </w:p>
-    <w:p>
-      <w:pPr>
-        <w:pStyle w:val="Dialogo"/>
-      </w:pPr>
-      <w:r>
-        <w:t xml:space="preserve">Ainda não. O Zane diz que a senha tem doze caracteres e que o sistema o expulsa a cada três tentativas.</w:t>
-      </w:r>
-    </w:p>
-    <w:p>
-      <w:pPr>
-        <w:pStyle w:val="Dialogo"/>
-      </w:pPr>
-      <w:r>
-        <w:t xml:space="preserve">Se você achar algum disquete com senha por aí... traz.</w:t>
-      </w:r>
-    </w:p>
-    <w:p>
-      <w:pPr>
-        <w:pStyle w:val="Trecho"/>
-      </w:pPr>
-      <w:r>
-        <w:rPr>
-          <w:b/>
-          <w:bCs/>
-        </w:rPr>
-        <w:t xml:space="preserve">TRECHO  </w:t>
-      </w:r>
-      <w:r>
-        <w:t xml:space="preserve">olhando</w:t>
-      </w:r>
-    </w:p>
-    <w:p>
-      <w:pPr>
-        <w:pStyle w:val="Personagem"/>
-      </w:pPr>
-      <w:r>
-        <w:t xml:space="preserve">HENRIQUE</w:t>
-      </w:r>
-    </w:p>
-    <w:p>
-      <w:pPr>
-        <w:pStyle w:val="Dialogo"/>
-      </w:pPr>
-      <w:r>
-        <w:t xml:space="preserve">As rondas. Eu anoto o horário em que cada robô passa por cada câmera. É... um hábito. Para quando eu precisar corrigir.</w:t>
-      </w:r>
-    </w:p>
-    <w:p>
-      <w:pPr>
-        <w:pStyle w:val="Personagem"/>
-      </w:pPr>
-      <w:r>
-        <w:t xml:space="preserve">HENRIQUE (tímido)</w:t>
-      </w:r>
-    </w:p>
-    <w:p>
-      <w:pPr>
-        <w:pStyle w:val="Dialogo"/>
-      </w:pPr>
-      <w:r>
-        <w:t xml:space="preserve">Tem um que atrasa três segundos toda vez que passa pelo refeitório. Não sei o que significa. Mas anotei.</w:t>
-      </w:r>
-    </w:p>
-    <w:p>
-      <w:pPr>
-        <w:pStyle w:val="Trecho"/>
-      </w:pPr>
-      <w:r>
-        <w:rPr>
-          <w:b/>
-          <w:bCs/>
-        </w:rPr>
-        <w:t xml:space="preserve">TRECHO  </w:t>
-      </w:r>
-      <w:r>
-        <w:t xml:space="preserve">tchau</w:t>
-      </w:r>
-    </w:p>
-    <w:p>
-      <w:pPr>
-        <w:pStyle w:val="Personagem"/>
-      </w:pPr>
-      <w:r>
-        <w:t xml:space="preserve">HENRIQUE (tímido)</w:t>
-      </w:r>
-    </w:p>
-    <w:p>
-      <w:pPr>
-        <w:pStyle w:val="Dialogo"/>
-      </w:pPr>
-      <w:r>
-        <w:t xml:space="preserve">Até. Cuidado no corredor. O robô daqui passa a cada... bom. Escuta antes de sair.</w:t>
+        <w:t xml:space="preserve">FALAS  </w:t>
+      </w:r>
+      <w:r>
+        <w:t xml:space="preserve">henrique_de_novo: Menu de conversa: o conserto, o setor B e as rondas. O texto está no Dialogos.docx.</w:t>
       </w:r>
     </w:p>
     <w:p>
@@ -37608,171 +32623,18 @@
     </w:p>
     <w:p>
       <w:pPr>
-        <w:pStyle w:val="NotaTime"/>
-        <w:spacing w:after="60"/>
-      </w:pPr>
-      <w:r>
-        <w:t xml:space="preserve">Transmissão grupo_bunker_02  (dados/transmissoes/grupo_bunker_02.tres), conversa do grupo</w:t>
-      </w:r>
-    </w:p>
-    <w:p>
-      <w:pPr>
-        <w:pStyle w:val="Personagem"/>
-      </w:pPr>
-      <w:r>
-        <w:t xml:space="preserve">ZANE (RÁDIO)</w:t>
-      </w:r>
-    </w:p>
-    <w:p>
-      <w:pPr>
-        <w:pStyle w:val="Dialogo"/>
-      </w:pPr>
-      <w:r>
-        <w:t xml:space="preserve">Chhh... E aí? Viu ele? O que ele faz lá dentro?</w:t>
-      </w:r>
-    </w:p>
-    <w:p>
-      <w:pPr>
-        <w:pStyle w:val="Personagem"/>
-      </w:pPr>
-      <w:r>
-        <w:t xml:space="preserve">GABRIEL (RÁDIO)</w:t>
-      </w:r>
-    </w:p>
-    <w:p>
-      <w:pPr>
-        <w:pStyle w:val="Dialogo"/>
-      </w:pPr>
-      <w:r>
-        <w:t xml:space="preserve">Conta robô. Anota o horário de cada um em cada câmera.</w:t>
-      </w:r>
-    </w:p>
-    <w:p>
-      <w:pPr>
-        <w:pStyle w:val="Personagem"/>
-      </w:pPr>
-      <w:r>
-        <w:t xml:space="preserve">ZANE (RÁDIO)</w:t>
-      </w:r>
-    </w:p>
-    <w:p>
-      <w:pPr>
-        <w:pStyle w:val="Dialogo"/>
-      </w:pPr>
-      <w:r>
-        <w:t xml:space="preserve">Tanto tempo pra "consertar tudo", e ele conta robô.</w:t>
-      </w:r>
-    </w:p>
-    <w:p>
-      <w:pPr>
-        <w:pStyle w:val="Personagem"/>
-      </w:pPr>
-      <w:r>
-        <w:t xml:space="preserve">CLARICE (RÁDIO)</w:t>
-      </w:r>
-    </w:p>
-    <w:p>
-      <w:pPr>
-        <w:pStyle w:val="Dialogo"/>
-      </w:pPr>
-      <w:r>
-        <w:t xml:space="preserve">É graças a essa contagem que o Gabriel chegou vivo aí, Zane.</w:t>
-      </w:r>
-    </w:p>
-    <w:p>
-      <w:pPr>
-        <w:pStyle w:val="Personagem"/>
-      </w:pPr>
-      <w:r>
-        <w:t xml:space="preserve">GABRIEL (RÁDIO)</w:t>
-      </w:r>
-    </w:p>
-    <w:p>
-      <w:pPr>
-        <w:pStyle w:val="Dialogo"/>
-      </w:pPr>
-      <w:r>
-        <w:t xml:space="preserve">Ele ficou nervoso quando o assunto foi a Âncora.</w:t>
-      </w:r>
-    </w:p>
-    <w:p>
-      <w:pPr>
-        <w:pStyle w:val="Personagem"/>
-      </w:pPr>
-      <w:r>
-        <w:t xml:space="preserve">ZANE (RÁDIO)</w:t>
-      </w:r>
-    </w:p>
-    <w:p>
-      <w:pPr>
-        <w:pStyle w:val="Dialogo"/>
-      </w:pPr>
-      <w:r>
-        <w:t xml:space="preserve">Nervoso como?</w:t>
-      </w:r>
-    </w:p>
-    <w:p>
-      <w:pPr>
-        <w:pStyle w:val="Personagem"/>
-      </w:pPr>
-      <w:r>
-        <w:t xml:space="preserve">GABRIEL (RÁDIO)</w:t>
-      </w:r>
-    </w:p>
-    <w:p>
-      <w:pPr>
-        <w:pStyle w:val="Dialogo"/>
-      </w:pPr>
-      <w:r>
-        <w:t xml:space="preserve">Como quem estudou pra prova e jura que não estudou.</w:t>
-      </w:r>
-    </w:p>
-    <w:p>
-      <w:pPr>
-        <w:pStyle w:val="Personagem"/>
-      </w:pPr>
-      <w:r>
-        <w:t xml:space="preserve">DIANA (RÁDIO)</w:t>
-      </w:r>
-    </w:p>
-    <w:p>
-      <w:pPr>
-        <w:pStyle w:val="Dialogo"/>
-      </w:pPr>
-      <w:r>
-        <w:t xml:space="preserve">Coitado! Sozinho esse tempo todo, eu também ia ficar nervosa!</w:t>
-      </w:r>
-    </w:p>
-    <w:p>
-      <w:pPr>
-        <w:pStyle w:val="Personagem"/>
-      </w:pPr>
-      <w:r>
-        <w:t xml:space="preserve">CLARICE (RÁDIO)</w:t>
-      </w:r>
-    </w:p>
-    <w:p>
-      <w:pPr>
-        <w:pStyle w:val="Dialogo"/>
-      </w:pPr>
-      <w:r>
-        <w:t xml:space="preserve">Vai pro gerador, Gabriel, no setor B. Sem energia, nem o Zane quebra a senha.</w:t>
-      </w:r>
-    </w:p>
-    <w:p>
-      <w:pPr>
-        <w:pStyle w:val="Personagem"/>
-      </w:pPr>
-      <w:r>
-        <w:t xml:space="preserve">ZANE (RÁDIO)</w:t>
-      </w:r>
-    </w:p>
-    <w:p>
-      <w:pPr>
-        <w:pStyle w:val="Dialogo"/>
-      </w:pPr>
-      <w:r>
-        <w:t xml:space="preserve">Ei. "Nem o Zane"? Eu quebro qualquer coisa. Com energia.</w:t>
+        <w:pStyle w:val="Jogabilidade"/>
+      </w:pPr>
+      <w:r>
+        <w:rPr>
+          <w:b/>
+          <w:bCs/>
+          <w:color w:val="2A7F8E"/>
+        </w:rPr>
+        <w:t xml:space="preserve">FALAS  </w:t>
+      </w:r>
+      <w:r>
+        <w:t xml:space="preserve">grupo_bunker_02: O que o Henrique faz lá dentro; a Diana tem pena dele; ir ao gerador. O texto está no Dialogos.docx.</w:t>
       </w:r>
     </w:p>
     <w:p>
@@ -38071,35 +32933,18 @@
     </w:p>
     <w:p>
       <w:pPr>
-        <w:pStyle w:val="NotaTime"/>
-        <w:spacing w:after="60"/>
-      </w:pPr>
-      <w:r>
-        <w:t xml:space="preserve">Transmissão zane_bunker_01  (dados/transmissoes/zane_bunker_01.tres)</w:t>
-      </w:r>
-    </w:p>
-    <w:p>
-      <w:pPr>
-        <w:pStyle w:val="Personagem"/>
-      </w:pPr>
-      <w:r>
-        <w:t xml:space="preserve">ZANE (RÁDIO)</w:t>
-      </w:r>
-    </w:p>
-    <w:p>
-      <w:pPr>
-        <w:pStyle w:val="Dialogo"/>
-      </w:pPr>
-      <w:r>
-        <w:t xml:space="preserve">Chhh... Gabriel? A luz voltou aqui também! Foi você no gerador?</w:t>
-      </w:r>
-    </w:p>
-    <w:p>
-      <w:pPr>
-        <w:pStyle w:val="Dialogo"/>
-      </w:pPr>
-      <w:r>
-        <w:t xml:space="preserve">Com energia, o sistema do setor B baixou a guarda. Vem pra sala de dados: tá todo mundo aqui.</w:t>
+        <w:pStyle w:val="Jogabilidade"/>
+      </w:pPr>
+      <w:r>
+        <w:rPr>
+          <w:b/>
+          <w:bCs/>
+          <w:color w:val="2A7F8E"/>
+        </w:rPr>
+        <w:t xml:space="preserve">FALAS  </w:t>
+      </w:r>
+      <w:r>
+        <w:t xml:space="preserve">zane_bunker_01: A luz voltou; o setor B baixou a guarda. Vem pra sala de dados: tá todo mundo aqui. O texto está no Dialogos.docx.</w:t>
       </w:r>
     </w:p>
     <w:p>
@@ -38354,154 +33199,18 @@
     </w:p>
     <w:p>
       <w:pPr>
-        <w:pStyle w:val="NotaTime"/>
-        <w:spacing w:after="60"/>
-      </w:pPr>
-      <w:r>
-        <w:t xml:space="preserve">Diálogo bunker_encontro  (dados/dialogos/bunker_encontro.json)</w:t>
-      </w:r>
-    </w:p>
-    <w:p>
-      <w:pPr>
-        <w:pStyle w:val="Trecho"/>
+        <w:pStyle w:val="Jogabilidade"/>
       </w:pPr>
       <w:r>
         <w:rPr>
           <w:b/>
           <w:bCs/>
+          <w:color w:val="2A7F8E"/>
         </w:rPr>
-        <w:t xml:space="preserve">TRECHO  </w:t>
-      </w:r>
-      <w:r>
-        <w:t xml:space="preserve">encontro  (começa aqui)</w:t>
-      </w:r>
-    </w:p>
-    <w:p>
-      <w:pPr>
-        <w:pStyle w:val="Personagem"/>
-      </w:pPr>
-      <w:r>
-        <w:t xml:space="preserve">ZANE (empolgado)</w:t>
-      </w:r>
-    </w:p>
-    <w:p>
-      <w:pPr>
-        <w:pStyle w:val="Dialogo"/>
-      </w:pPr>
-      <w:r>
-        <w:t xml:space="preserve">Gabriel! Até que enfim! Viu a luz voltar? Com energia, o sistema do setor B baixou a guarda. Doze caracteres, três tentativas por vez... e quebrei.</w:t>
-      </w:r>
-    </w:p>
-    <w:p>
-      <w:pPr>
-        <w:pStyle w:val="Personagem"/>
-      </w:pPr>
-      <w:r>
-        <w:t xml:space="preserve">ZANE (confiante)</w:t>
-      </w:r>
-    </w:p>
-    <w:p>
-      <w:pPr>
-        <w:pStyle w:val="Dialogo"/>
-      </w:pPr>
-      <w:r>
-        <w:t xml:space="preserve">A comporta do núcleo tá destravada. Pode descer quando quiser.</w:t>
-      </w:r>
-    </w:p>
-    <w:p>
-      <w:pPr>
-        <w:pStyle w:val="Personagem"/>
-      </w:pPr>
-      <w:r>
-        <w:t xml:space="preserve">CLARICE (sorrindo)</w:t>
-      </w:r>
-    </w:p>
-    <w:p>
-      <w:pPr>
-        <w:pStyle w:val="Dialogo"/>
-      </w:pPr>
-      <w:r>
-        <w:t xml:space="preserve">Meu filho, você demorou. Isso aqui é totalmente surreal: todo mundo numa sala só, pela primeira vez.</w:t>
-      </w:r>
-    </w:p>
-    <w:p>
-      <w:pPr>
-        <w:pStyle w:val="Personagem"/>
-      </w:pPr>
-      <w:r>
-        <w:t xml:space="preserve">DIANA (dramática)</w:t>
-      </w:r>
-    </w:p>
-    <w:p>
-      <w:pPr>
-        <w:pStyle w:val="Dialogo"/>
-      </w:pPr>
-      <w:r>
-        <w:t xml:space="preserve">Eu achei que era o fim! Juro! E olha a gente aqui, todo mundo junto!</w:t>
-      </w:r>
-    </w:p>
-    <w:p>
-      <w:pPr>
-        <w:pStyle w:val="Personagem"/>
-      </w:pPr>
-      <w:r>
-        <w:t xml:space="preserve">HENRIQUE (nervoso)</w:t>
-      </w:r>
-    </w:p>
-    <w:p>
-      <w:pPr>
-        <w:pStyle w:val="Dialogo"/>
-      </w:pPr>
-      <w:r>
-        <w:t xml:space="preserve">Todo mundo... aqui. Quer dizer. Eu sempre disse que era melhor cada um no seu canto.</w:t>
-      </w:r>
-    </w:p>
-    <w:p>
-      <w:pPr>
-        <w:pStyle w:val="Personagem"/>
-      </w:pPr>
-      <w:r>
-        <w:t xml:space="preserve">GABRIEL</w:t>
-      </w:r>
-    </w:p>
-    <w:p>
-      <w:pPr>
-        <w:pStyle w:val="Dialogo"/>
-      </w:pPr>
-      <w:r>
-        <w:t xml:space="preserve">Pois é. Não deu.</w:t>
-      </w:r>
-    </w:p>
-    <w:p>
-      <w:pPr>
-        <w:pStyle w:val="Personagem"/>
-      </w:pPr>
-      <w:r>
-        <w:t xml:space="preserve">ZANE (desconfiado)</w:t>
-      </w:r>
-    </w:p>
-    <w:p>
-      <w:pPr>
-        <w:pStyle w:val="Dialogo"/>
-      </w:pPr>
-      <w:r>
-        <w:t xml:space="preserve">Melhor assim. Daqui pra frente, ninguém fala por ninguém.</w:t>
-      </w:r>
-    </w:p>
-    <w:p>
-      <w:pPr>
-        <w:pStyle w:val="Personagem"/>
-      </w:pPr>
-      <w:r>
-        <w:t xml:space="preserve">CLARICE (séria)</w:t>
-      </w:r>
-    </w:p>
-    <w:p>
-      <w:pPr>
-        <w:pStyle w:val="Dialogo"/>
-      </w:pPr>
-      <w:r>
-        <w:t xml:space="preserve">Então é pela comporta. Vai na frente, Gabriel: você é o que mais andou por aí.</w:t>
+        <w:t xml:space="preserve">FALAS  </w:t>
+      </w:r>
+      <w:r>
+        <w:t xml:space="preserve">bunker_encontro: O grupo se encontra pela primeira vez numa sala só. Rascunho. O texto está no Dialogos.docx.</w:t>
       </w:r>
     </w:p>
     <w:p>
@@ -43364,344 +38073,6 @@
         <w:pStyle w:val="Heading2"/>
       </w:pPr>
       <w:r>
-        <w:t xml:space="preserve">Revisão das falas novas (cenas 1.3 e 1.7)</w:t>
-      </w:r>
-    </w:p>
-    <w:p>
-      <w:pPr>
-        <w:spacing w:after="100"/>
-      </w:pPr>
-      <w:r>
-        <w:t xml:space="preserve">Cada item diz se foi decidido ou aplicado nas cenas.</w:t>
-      </w:r>
-    </w:p>
-    <w:p>
-      <w:pPr>
-        <w:pStyle w:val="ListParagraph"/>
-        <w:numPr>
-          <w:ilvl w:val="0"/>
-          <w:numId w:val="2"/>
-        </w:numPr>
-        <w:spacing w:after="80"/>
-      </w:pPr>
-      <w:r>
-        <w:rPr>
-          <w:b/>
-          <w:bCs/>
-        </w:rPr>
-        <w:t xml:space="preserve">1. O rádio e o telefone aceitam resposta. Decidido em 18/10.</w:t>
-      </w:r>
-      <w:r>
-        <w:t xml:space="preserve"> Hoje uma transmissão tem um falante só e toca sem pausar o jogo, então o Gabriel ainda não responde. Falta escolher como isso funciona no jogo: um diálogo com retratos, que pausa, ou uma transmissão com mais de um falante. Como é uma decisão de mecânica, vale registrar em docs/decisoes.md.</w:t>
-      </w:r>
-      <w:r>
-        <w:t xml:space="preserve"> Resolvido em 26/10/2026: uma transmissão com mais de um falante (campo falantes), sem pausar o jogo. As conversas do grupo (grupo_*) já usam isso. As falas novas das cenas 1.3 e 1.7 ainda não foram levadas para o jogo.</w:t>
-      </w:r>
-    </w:p>
-    <w:p>
-      <w:pPr>
-        <w:pStyle w:val="ListParagraph"/>
-        <w:numPr>
-          <w:ilvl w:val="0"/>
-          <w:numId w:val="2"/>
-        </w:numPr>
-        <w:spacing w:after="80"/>
-      </w:pPr>
-      <w:r>
-        <w:rPr>
-          <w:b/>
-          <w:bCs/>
-        </w:rPr>
-        <w:t xml:space="preserve">2. O tom do Gabriel. Lembrete para cada cena nova.</w:t>
-      </w:r>
-      <w:r>
-        <w:t xml:space="preserve"> A ficha dele diz: frases curtas, ironia seca, mais ouvinte que falante. As falas novas desta versão são longas e fazem várias perguntas de uma vez. A ideia combina com o prólogo, mas falta a ironia. Exemplo: “Peraí. Isso é pegadinha? Eu tenho lista de equação pra entregar, não tô no clima.”</w:t>
-      </w:r>
-    </w:p>
-    <w:p>
-      <w:pPr>
-        <w:pStyle w:val="ListParagraph"/>
-        <w:numPr>
-          <w:ilvl w:val="0"/>
-          <w:numId w:val="2"/>
-        </w:numPr>
-        <w:spacing w:after="80"/>
-      </w:pPr>
-      <w:r>
-        <w:rPr>
-          <w:b/>
-          <w:bCs/>
-        </w:rPr>
-        <w:t xml:space="preserve">3. Quando ele duvida. Aplicado.</w:t>
-      </w:r>
-      <w:r>
-        <w:t xml:space="preserve"> A descrença ficou na 1.3, a primeira conversa pelo rádio. Na 1.7 o Gabriel já se escondeu de robôs, religou a energia e leu o bilhete e o disquete, então ali ele fica com a curiosidade e a ironia.</w:t>
-      </w:r>
-    </w:p>
-    <w:p>
-      <w:pPr>
-        <w:pStyle w:val="ListParagraph"/>
-        <w:numPr>
-          <w:ilvl w:val="0"/>
-          <w:numId w:val="2"/>
-        </w:numPr>
-        <w:spacing w:after="80"/>
-      </w:pPr>
-      <w:r>
-        <w:rPr>
-          <w:b/>
-          <w:bCs/>
-        </w:rPr>
-        <w:t xml:space="preserve">4. A voz da Clarice e do Zane. Aplicado, em pequeno.</w:t>
-      </w:r>
-      <w:r>
-        <w:t xml:space="preserve"> Clarice: um deboche (“Pegadinha com robô de verdade custaria uma fortuna, meu filho.”) e o “E não confia nas luzes.” de volta. Zane: ele corta a pergunta do Gabriel e escapa no assunto do tempo dele. A ficha do Zane fala em gírias de um futuro que ninguém reconhece, mas ainda não há exemplos delas. Vale o grupo inventar algumas.</w:t>
-      </w:r>
-      <w:r>
-        <w:t xml:space="preserve"> Feito em 26/10/2026: seis gírias na ficha do Zane (cromado, zerado, analógico, deu lag, despluga, fritou).</w:t>
-      </w:r>
-    </w:p>
-    <w:p>
-      <w:pPr>
-        <w:pStyle w:val="ListParagraph"/>
-        <w:numPr>
-          <w:ilvl w:val="0"/>
-          <w:numId w:val="2"/>
-        </w:numPr>
-        <w:spacing w:after="80"/>
-      </w:pPr>
-      <w:r>
-        <w:rPr>
-          <w:b/>
-          <w:bCs/>
-        </w:rPr>
-        <w:t xml:space="preserve">5. “Como assim, seu tempo?” Decidido: indício, sem resposta.</w:t>
-      </w:r>
-      <w:r>
-        <w:t xml:space="preserve"> O Zane deixa escapar e muda de assunto, e o Gabriel fica na dúvida. Um cuidado: a anotação do Caderno desta cena se chama “Zane, 2123” e entrega a resposta. Para manter a dúvida, o título pode virar só “Zane”. Isso é no arquivo dados/transmissoes/zane_01.tres.</w:t>
-      </w:r>
-    </w:p>
-    <w:p>
-      <w:pPr>
-        <w:pStyle w:val="ListParagraph"/>
-        <w:numPr>
-          <w:ilvl w:val="0"/>
-          <w:numId w:val="2"/>
-        </w:numPr>
-        <w:spacing w:after="80"/>
-      </w:pPr>
-      <w:r>
-        <w:rPr>
-          <w:b/>
-          <w:bCs/>
-        </w:rPr>
-        <w:t xml:space="preserve">6. Onde achar a Clarice. Aplicado.</w:t>
-      </w:r>
-      <w:r>
-        <w:t xml:space="preserve"> Na 1.3 a Clarice agora diz que é no Bloco de salas. O Zane continua dizendo só que a Clarice explica.</w:t>
-      </w:r>
-    </w:p>
-    <w:p>
-      <w:pPr>
-        <w:pStyle w:val="ListParagraph"/>
-        <w:numPr>
-          <w:ilvl w:val="0"/>
-          <w:numId w:val="2"/>
-        </w:numPr>
-        <w:spacing w:after="80"/>
-      </w:pPr>
-      <w:r>
-        <w:rPr>
-          <w:b/>
-          <w:bCs/>
-        </w:rPr>
-        <w:t xml:space="preserve">7. O que funcionou.</w:t>
-      </w:r>
-      <w:r>
-        <w:t xml:space="preserve"> O Gabriel dizer o nome na ligação resolve de graça como o Zane sabe o nome dele no rádio do Centro de Convivência. E o “não foi só você” da Clarice combina com ela ter chegado antes.</w:t>
-      </w:r>
-    </w:p>
-    <w:p>
-      <w:pPr>
-        <w:pStyle w:val="Heading2"/>
-      </w:pPr>
-      <w:r>
-        <w:t xml:space="preserve">Revisão do Ato 2 (Bloco de salas)</w:t>
-      </w:r>
-    </w:p>
-    <w:p>
-      <w:pPr>
-        <w:spacing w:after="100"/>
-      </w:pPr>
-      <w:r>
-        <w:t xml:space="preserve">As falas novas estão na cena 2.2. Cada item diz se foi aplicado, decidido ou se ainda espera resposta.</w:t>
-      </w:r>
-    </w:p>
-    <w:p>
-      <w:pPr>
-        <w:pStyle w:val="ListParagraph"/>
-        <w:numPr>
-          <w:ilvl w:val="0"/>
-          <w:numId w:val="2"/>
-        </w:numPr>
-        <w:spacing w:after="80"/>
-      </w:pPr>
-      <w:r>
-        <w:rPr>
-          <w:b/>
-          <w:bCs/>
-        </w:rPr>
-        <w:t xml:space="preserve">1. O que funcionou.</w:t>
-      </w:r>
-      <w:r>
-        <w:t xml:space="preserve"> O duelo de ironias entre o Gabriel e a Clarice (“Surreal é pouco” e o DeLorean) é o que a ficha pede para os dois. O DeLorean também encaixa no 1990 da Clarice: De Volta para o Futuro Parte III é um filme de 1990, e “eu ia nesse fim de semana” fica coerente. A conta dela fecha: de 1990 a 3026 são 1036 anos. E o Henrique como “nossa esperança” prepara bem a virada dele.</w:t>
-      </w:r>
-    </w:p>
-    <w:p>
-      <w:pPr>
-        <w:pStyle w:val="ListParagraph"/>
-        <w:numPr>
-          <w:ilvl w:val="0"/>
-          <w:numId w:val="2"/>
-        </w:numPr>
-        <w:spacing w:after="80"/>
-      </w:pPr>
-      <w:r>
-        <w:rPr>
-          <w:b/>
-          <w:bCs/>
-        </w:rPr>
-        <w:t xml:space="preserve">2. Os dias. Aplicado.</w:t>
-      </w:r>
-      <w:r>
-        <w:t xml:space="preserve"> Cada chegada vem 3 dias depois da anterior (registrado na História Completa e em docs/decisoes.md). Contando a partir da chegada do Gabriel: Diana 3, Clarice 6, Zane 9, Henrique 12. A Clarice diz “seis dias” e “nove”. Se o Baltazar entrar antes da Clarice, os dois números sobem 3.</w:t>
-      </w:r>
-    </w:p>
-    <w:p>
-      <w:pPr>
-        <w:pStyle w:val="ListParagraph"/>
-        <w:numPr>
-          <w:ilvl w:val="0"/>
-          <w:numId w:val="2"/>
-        </w:numPr>
-        <w:spacing w:after="80"/>
-      </w:pPr>
-      <w:r>
-        <w:rPr>
-          <w:b/>
-          <w:bCs/>
-        </w:rPr>
-        <w:t xml:space="preserve">3. Cinco pessoas e o Baltazar. Decidido.</w:t>
-      </w:r>
-      <w:r>
-        <w:t xml:space="preserve"> A Clarice não sabe do Baltazar, então “cinco” fica. O grupo descobre o Baltazar no Ato 3, pelo Zane (nota na cena 3.1).</w:t>
-      </w:r>
-    </w:p>
-    <w:p>
-      <w:pPr>
-        <w:pStyle w:val="ListParagraph"/>
-        <w:numPr>
-          <w:ilvl w:val="0"/>
-          <w:numId w:val="2"/>
-        </w:numPr>
-        <w:spacing w:after="80"/>
-      </w:pPr>
-      <w:r>
-        <w:rPr>
-          <w:b/>
-          <w:bCs/>
-        </w:rPr>
-        <w:t xml:space="preserve">4. O ano da Clarice. Aplicado.</w:t>
-      </w:r>
-      <w:r>
-        <w:t xml:space="preserve"> O Gabriel diz que já sabe pelo bilhete, e a Clarice reage. A reação dela é minha.</w:t>
-      </w:r>
-    </w:p>
-    <w:p>
-      <w:pPr>
-        <w:pStyle w:val="ListParagraph"/>
-        <w:numPr>
-          <w:ilvl w:val="0"/>
-          <w:numId w:val="2"/>
-        </w:numPr>
-        <w:spacing w:after="80"/>
-      </w:pPr>
-      <w:r>
-        <w:rPr>
-          <w:b/>
-          <w:bCs/>
-        </w:rPr>
-        <w:t xml:space="preserve">5. O ramo opcional. Aplicado.</w:t>
-      </w:r>
-      <w:r>
-        <w:t xml:space="preserve"> Tirei as duas escolhas, então todo jogador ouve que há mais gente e de outras épocas. No arquivo do jogo as escolhas ainda existem.</w:t>
-      </w:r>
-    </w:p>
-    <w:p>
-      <w:pPr>
-        <w:pStyle w:val="ListParagraph"/>
-        <w:numPr>
-          <w:ilvl w:val="0"/>
-          <w:numId w:val="2"/>
-        </w:numPr>
-        <w:spacing w:after="80"/>
-      </w:pPr>
-      <w:r>
-        <w:rPr>
-          <w:b/>
-          <w:bCs/>
-        </w:rPr>
-        <w:t xml:space="preserve">6. Fala longa. Aplicado.</w:t>
-      </w:r>
-      <w:r>
-        <w:t xml:space="preserve"> A terceira fala da Clarice virou quatro.</w:t>
-      </w:r>
-    </w:p>
-    <w:p>
-      <w:pPr>
-        <w:pStyle w:val="ListParagraph"/>
-        <w:numPr>
-          <w:ilvl w:val="0"/>
-          <w:numId w:val="2"/>
-        </w:numPr>
-        <w:spacing w:after="80"/>
-      </w:pPr>
-      <w:r>
-        <w:rPr>
-          <w:b/>
-          <w:bCs/>
-        </w:rPr>
-        <w:t xml:space="preserve">7. Repete e contradiz a cena 2.4. Aguarda resposta.</w:t>
-      </w:r>
-      <w:r>
-        <w:t xml:space="preserve"> Na permuta a Clarice conta de novo que a Diana chegou depois e que o Henrique avisou do 3026: dá para cortar. E a anotação do Caderno dessa conversa diz “A Clarice chegou primeiro”, o que contradiz a história e a fala nova. Sugestão: “A Clarice chegou antes de mim.” Fica em dados/dialogos/clarice_bloco_devolve_chave.json.</w:t>
-      </w:r>
-    </w:p>
-    <w:p>
-      <w:pPr>
-        <w:pStyle w:val="ListParagraph"/>
-        <w:numPr>
-          <w:ilvl w:val="0"/>
-          <w:numId w:val="2"/>
-        </w:numPr>
-        <w:spacing w:after="80"/>
-      </w:pPr>
-      <w:r>
-        <w:rPr>
-          <w:b/>
-          <w:bCs/>
-        </w:rPr>
-        <w:t xml:space="preserve">8. O tom do Gabriel (lembrete).</w:t>
-      </w:r>
-      <w:r>
-        <w:t xml:space="preserve"> “Quê? Viagem no tempo? Isso é real?” são três perguntas seguidas, e a ficha pede frases curtas e ironia seca. O DeLorean está no tom. Exemplo para a primeira: “Mil anos. Ótimo. E a lista de equações, como fica?”</w:t>
-      </w:r>
-    </w:p>
-    <w:p>
-      <w:pPr>
-        <w:pStyle w:val="Heading2"/>
-      </w:pPr>
-      <w:r>
         <w:t xml:space="preserve">Ordem de chegada: onde está nos documentos</w:t>
       </w:r>
     </w:p>
@@ -44101,15 +38472,11 @@
     </w:p>
     <w:p>
       <w:pPr>
-        <w:pStyle w:val="Heading2"/>
-      </w:pPr>
-      <w:r>
-        <w:t xml:space="preserve">Diálogos que existem nos arquivos, mas não tocam no jogo</w:t>
-      </w:r>
-    </w:p>
-    <w:p>
-      <w:r>
-        <w:t xml:space="preserve">Os dois diálogos antigos da Clarice no bunker (clarice_primeiro_encontro e clarice_de_novo), com as falas de loop, foram apagados em 26/10/2026. A cena personagens/clarice.tscn ficou, sem conversa, para ser reaproveitada.</w:t>
+        <w:pStyle w:val="NotaTime"/>
+        <w:spacing w:after="60"/>
+      </w:pPr>
+      <w:r>
+        <w:t xml:space="preserve">As revisões das falas novas (cenas 1.3, 1.7 e 2.2) e a nota sobre os diálogos apagados da Clarice foram para o anexo do Dialogos.docx, junto das falas.</w:t>
       </w:r>
     </w:p>
     <w:p>
@@ -45039,7 +39406,7 @@
       </w:tr>
       <w:tr>
         <w:trPr>
-          <w:trHeight w:val="560" w:hRule="atLeast"/>
+          <w:trHeight w:val="480" w:hRule="atLeast"/>
         </w:trPr>
         <w:tc>
           <w:tcPr>
@@ -45060,58 +39427,58 @@
           </w:tcPr>
           <w:p>
             <w:r>
+              <w:t xml:space="preserve">0.9</w:t>
+            </w:r>
+          </w:p>
+        </w:tc>
+        <w:tc>
+          <w:tcPr>
+            <w:tcW w:type="dxa" w:w="1400"/>
+            <w:tcBorders>
+              <w:top w:val="single" w:color="BFC9D1" w:sz="4"/>
+              <w:left w:val="single" w:color="BFC9D1" w:sz="4"/>
+              <w:bottom w:val="single" w:color="BFC9D1" w:sz="4"/>
+              <w:right w:val="single" w:color="BFC9D1" w:sz="4"/>
+            </w:tcBorders>
+            <w:tcMar>
+              <w:top w:type="dxa" w:w="70"/>
+              <w:left w:type="dxa" w:w="110"/>
+              <w:bottom w:type="dxa" w:w="70"/>
+              <w:right w:type="dxa" w:w="110"/>
+            </w:tcMar>
+            <w:vAlign w:val="top"/>
+          </w:tcPr>
+          <w:p>
+            <w:r>
+              <w:t xml:space="preserve">26/10/2026</w:t>
+            </w:r>
+          </w:p>
+        </w:tc>
+        <w:tc>
+          <w:tcPr>
+            <w:tcW w:type="dxa" w:w="2000"/>
+            <w:tcBorders>
+              <w:top w:val="single" w:color="BFC9D1" w:sz="4"/>
+              <w:left w:val="single" w:color="BFC9D1" w:sz="4"/>
+              <w:bottom w:val="single" w:color="BFC9D1" w:sz="4"/>
+              <w:right w:val="single" w:color="BFC9D1" w:sz="4"/>
+            </w:tcBorders>
+            <w:tcMar>
+              <w:top w:type="dxa" w:w="70"/>
+              <w:left w:type="dxa" w:w="110"/>
+              <w:bottom w:type="dxa" w:w="70"/>
+              <w:right w:type="dxa" w:w="110"/>
+            </w:tcMar>
+            <w:vAlign w:val="top"/>
+          </w:tcPr>
+          <w:p>
+            <w:r>
               <w:t xml:space="preserve"/>
             </w:r>
           </w:p>
         </w:tc>
         <w:tc>
           <w:tcPr>
-            <w:tcW w:type="dxa" w:w="1400"/>
-            <w:tcBorders>
-              <w:top w:val="single" w:color="BFC9D1" w:sz="4"/>
-              <w:left w:val="single" w:color="BFC9D1" w:sz="4"/>
-              <w:bottom w:val="single" w:color="BFC9D1" w:sz="4"/>
-              <w:right w:val="single" w:color="BFC9D1" w:sz="4"/>
-            </w:tcBorders>
-            <w:tcMar>
-              <w:top w:type="dxa" w:w="70"/>
-              <w:left w:type="dxa" w:w="110"/>
-              <w:bottom w:type="dxa" w:w="70"/>
-              <w:right w:type="dxa" w:w="110"/>
-            </w:tcMar>
-            <w:vAlign w:val="top"/>
-          </w:tcPr>
-          <w:p>
-            <w:r>
-              <w:t xml:space="preserve"/>
-            </w:r>
-          </w:p>
-        </w:tc>
-        <w:tc>
-          <w:tcPr>
-            <w:tcW w:type="dxa" w:w="2000"/>
-            <w:tcBorders>
-              <w:top w:val="single" w:color="BFC9D1" w:sz="4"/>
-              <w:left w:val="single" w:color="BFC9D1" w:sz="4"/>
-              <w:bottom w:val="single" w:color="BFC9D1" w:sz="4"/>
-              <w:right w:val="single" w:color="BFC9D1" w:sz="4"/>
-            </w:tcBorders>
-            <w:tcMar>
-              <w:top w:type="dxa" w:w="70"/>
-              <w:left w:type="dxa" w:w="110"/>
-              <w:bottom w:type="dxa" w:w="70"/>
-              <w:right w:type="dxa" w:w="110"/>
-            </w:tcMar>
-            <w:vAlign w:val="top"/>
-          </w:tcPr>
-          <w:p>
-            <w:r>
-              <w:t xml:space="preserve"/>
-            </w:r>
-          </w:p>
-        </w:tc>
-        <w:tc>
-          <w:tcPr>
             <w:tcW w:type="dxa" w:w="4526"/>
             <w:tcBorders>
               <w:top w:val="single" w:color="BFC9D1" w:sz="4"/>
@@ -45129,7 +39496,7 @@
           </w:tcPr>
           <w:p>
             <w:r>
-              <w:t xml:space="preserve"/>
+              <w:t xml:space="preserve">As falas saem do roteiro e vão para docs/historia/dialogos/Dialogos.docx (com os rascunhos e as revisões das falas). Aqui fica a descrição do que acontece, com uma linha FALAS por conversa.</w:t>
             </w:r>
           </w:p>
         </w:tc>
@@ -45198,7 +39565,7 @@
         <w:sz w:val="17"/>
         <w:szCs w:val="17"/>
       </w:rPr>
-      <w:t xml:space="preserve">Versão 0.7 — Rascunho</w:t>
+      <w:t xml:space="preserve">Versão 0.9 — Rascunho</w:t>
     </w:r>
     <w:r>
       <w:rPr>

--- a/docs/historia/roteiro/Roteiro.docx
+++ b/docs/historia/roteiro/Roteiro.docx
@@ -126,7 +126,7 @@
           </w:tcPr>
           <w:p>
             <w:r>
-              <w:t xml:space="preserve">0.7 — Rascunho</w:t>
+              <w:t xml:space="preserve">0.9 — Rascunho</w:t>
             </w:r>
           </w:p>
         </w:tc>
@@ -183,7 +183,7 @@
           </w:tcPr>
           <w:p>
             <w:r>
-              <w:t xml:space="preserve">18/10/2026</w:t>
+              <w:t xml:space="preserve">26/10/2026</w:t>
             </w:r>
           </w:p>
         </w:tc>
@@ -2775,6 +2775,15 @@
     </w:tbl>
     <w:p>
       <w:pPr>
+        <w:pStyle w:val="NotaTime"/>
+        <w:spacing w:after="60"/>
+      </w:pPr>
+      <w:r>
+        <w:t xml:space="preserve">Desde a versão 0.9, Personagem, Parêntese, Diálogo, Trecho e Escolha são usados no Dialogos.docx. Neste roteiro, cada conversa vira uma linha FALAS, no estilo Jogabilidade.</w:t>
+      </w:r>
+    </w:p>
+    <w:p>
+      <w:pPr>
         <w:spacing w:after="120"/>
       </w:pPr>
     </w:p>
@@ -2865,29 +2874,35 @@
       </w:r>
     </w:p>
     <w:p>
-      <w:pPr>
-        <w:spacing w:after="120"/>
-      </w:pPr>
-      <w:r>
-        <w:t xml:space="preserve">Tudo que já acontece no jogo está transcrito nos atos, com status No jogo: as cutscenes do prólogo, as falas do rádio e do telefone, as conversas com os personagens e os documentos. As falas são cópias exatas de dados/dialogos/, dados/transmissoes/ e dados/documentos/ em 18/10/2026.</w:t>
+      <w:r>
+        <w:t xml:space="preserve">Tudo que já acontece no jogo está descrito nos atos, com status No jogo: as cutscenes do prólogo, as cenas jogáveis, as conversas, o rádio, o telefone e os documentos. As falas não ficam aqui: estão em docs/historia/dialogos/Dialogos.docx, com os mesmos números de cena. Aqui, cada conversa aparece numa linha FALAS, com o id e um resumo.</w:t>
       </w:r>
     </w:p>
     <w:p>
       <w:pPr>
         <w:pStyle w:val="NotaTime"/>
-        <w:spacing w:after="100"/>
-      </w:pPr>
-      <w:r>
-        <w:t xml:space="preserve">Falas novas, escritas no roteiro e ainda fora do jogo, aparecem com uma barra azul à esquerda.</w:t>
+        <w:spacing w:after="60"/>
+      </w:pPr>
+      <w:r>
+        <w:t xml:space="preserve">As conversas do grupo pelo rádio (id grupo_*) têm várias vozes, como um diálogo: cada fala traz o nome de quem fala. Elas tocam sem pausar o jogo. O Henrique nunca fala na frequência: o que ele diz chega pela Clarice.</w:t>
       </w:r>
     </w:p>
     <w:p>
       <w:pPr>
         <w:pStyle w:val="NotaTime"/>
-        <w:spacing w:after="160"/>
-      </w:pPr>
-      <w:r>
-        <w:t xml:space="preserve">Atenção: o que toca no jogo continua sendo o arquivo em dados/. Mudar uma fala aqui no Word não muda o jogo. Quando o texto de uma cena for decidido, ele precisa ser levado para o arquivo de dados correspondente (o id está sempre ao lado da cena).</w:t>
+        <w:spacing w:after="60"/>
+      </w:pPr>
+      <w:r>
+        <w:t xml:space="preserve">Falas novas, ainda fora do jogo, também ficam no Dialogos.docx, com uma barra azul à esquerda.</w:t>
+      </w:r>
+    </w:p>
+    <w:p>
+      <w:pPr>
+        <w:pStyle w:val="NotaTime"/>
+        <w:spacing w:after="60"/>
+      </w:pPr>
+      <w:r>
+        <w:t xml:space="preserve">Atenção: o que toca no jogo continua sendo o arquivo em dados/. Mudar uma fala no Word não muda o jogo. Quando o texto de uma cena for decidido, ele precisa ser levado para o arquivo de dados correspondente (o id está na linha FALAS e no Dialogos.docx).</w:t>
       </w:r>
     </w:p>
     <w:p>
@@ -3304,7 +3319,7 @@
           </w:tcPr>
           <w:p>
             <w:r>
-              <w:t xml:space="preserve">Ato 1 (só o diário e o acampamento)</w:t>
+              <w:t xml:space="preserve">Ato 1 (só o diário e o acampamento). No Ato 3 o grupo descobre pelo rádio que existe alguém de 1750</w:t>
             </w:r>
           </w:p>
         </w:tc>
@@ -3405,7 +3420,7 @@
           </w:tcPr>
           <w:p>
             <w:r>
-              <w:t xml:space="preserve">Citada no Ato 2. Ainda não aparece</w:t>
+              <w:t xml:space="preserve">Pelo rádio, nos Atos 1 a 5 (conversas do grupo). Em pessoa, ainda não aparece</w:t>
             </w:r>
           </w:p>
         </w:tc>
@@ -3506,7 +3521,7 @@
           </w:tcPr>
           <w:p>
             <w:r>
-              <w:t xml:space="preserve">Atos 1 (rádio, bilhete) e 2 (em pessoa)</w:t>
+              <w:t xml:space="preserve">Atos 1 (rádio, bilhete), 2 (em pessoa) e 3 a 5 (rádio)</w:t>
             </w:r>
           </w:p>
         </w:tc>
@@ -3607,7 +3622,7 @@
           </w:tcPr>
           <w:p>
             <w:r>
-              <w:t xml:space="preserve">Citado nos Atos 1 e 2. Em pessoa no Ato 5</w:t>
+              <w:t xml:space="preserve">Citado nos Atos 1 a 4, pela Clarice. Em pessoa no Ato 5</w:t>
             </w:r>
           </w:p>
         </w:tc>
@@ -3708,7 +3723,7 @@
           </w:tcPr>
           <w:p>
             <w:r>
-              <w:t xml:space="preserve">Atos 1 (telefone), 3 (em pessoa) e 4 (rádio)</w:t>
+              <w:t xml:space="preserve">Atos 1 (telefone), 2 a 5 (rádio) e 3 (em pessoa)</w:t>
             </w:r>
           </w:p>
         </w:tc>
@@ -5378,27 +5393,18 @@
     </w:p>
     <w:p>
       <w:pPr>
-        <w:pStyle w:val="NotaTime"/>
-        <w:spacing w:after="60"/>
-      </w:pPr>
-      <w:r>
-        <w:t xml:space="preserve">Diálogo seg_prologo_cena_01_alarme  (dados/dialogos/seg_prologo/cena_01_alarme.json)</w:t>
-      </w:r>
-    </w:p>
-    <w:p>
-      <w:pPr>
-        <w:pStyle w:val="Personagem"/>
-      </w:pPr>
-      <w:r>
-        <w:t xml:space="preserve">GABRIEL (pensamento)</w:t>
-      </w:r>
-    </w:p>
-    <w:p>
-      <w:pPr>
-        <w:pStyle w:val="Dialogo"/>
-      </w:pPr>
-      <w:r>
-        <w:t xml:space="preserve">Mais um dia. Lista de equações pra entregar e eu ainda nem saí da cama.</w:t>
+        <w:pStyle w:val="Jogabilidade"/>
+      </w:pPr>
+      <w:r>
+        <w:rPr>
+          <w:b/>
+          <w:bCs/>
+          <w:color w:val="2A7F8E"/>
+        </w:rPr>
+        <w:t xml:space="preserve">FALAS  </w:t>
+      </w:r>
+      <w:r>
+        <w:t xml:space="preserve">seg_prologo_cena_01_alarme: pensamento do Gabriel. O texto está no Dialogos.docx.</w:t>
       </w:r>
     </w:p>
     <w:p>
@@ -5637,27 +5643,18 @@
     </w:p>
     <w:p>
       <w:pPr>
-        <w:pStyle w:val="NotaTime"/>
-        <w:spacing w:after="60"/>
-      </w:pPr>
-      <w:r>
-        <w:t xml:space="preserve">Diálogo seg_prologo_cena_02_quarto  (dados/dialogos/seg_prologo/cena_02_quarto.json)</w:t>
-      </w:r>
-    </w:p>
-    <w:p>
-      <w:pPr>
-        <w:pStyle w:val="Personagem"/>
-      </w:pPr>
-      <w:r>
-        <w:t xml:space="preserve">GABRIEL (pensamento)</w:t>
-      </w:r>
-    </w:p>
-    <w:p>
-      <w:pPr>
-        <w:pStyle w:val="Dialogo"/>
-      </w:pPr>
-      <w:r>
-        <w:t xml:space="preserve">Minha avó jurava que esse anel dava sorte. Se eu não reprovar na cadeira, já é lucro.</w:t>
+        <w:pStyle w:val="Jogabilidade"/>
+      </w:pPr>
+      <w:r>
+        <w:rPr>
+          <w:b/>
+          <w:bCs/>
+          <w:color w:val="2A7F8E"/>
+        </w:rPr>
+        <w:t xml:space="preserve">FALAS  </w:t>
+      </w:r>
+      <w:r>
+        <w:t xml:space="preserve">seg_prologo_cena_02_quarto: pensamento do Gabriel. O texto está no Dialogos.docx.</w:t>
       </w:r>
     </w:p>
     <w:p>
@@ -5896,27 +5893,18 @@
     </w:p>
     <w:p>
       <w:pPr>
-        <w:pStyle w:val="NotaTime"/>
-        <w:spacing w:after="60"/>
-      </w:pPr>
-      <w:r>
-        <w:t xml:space="preserve">Diálogo seg_prologo_cena_03_trajeto  (dados/dialogos/seg_prologo/cena_03_trajeto.json)</w:t>
-      </w:r>
-    </w:p>
-    <w:p>
-      <w:pPr>
-        <w:pStyle w:val="Personagem"/>
-      </w:pPr>
-      <w:r>
-        <w:t xml:space="preserve">GABRIEL (pensamento)</w:t>
-      </w:r>
-    </w:p>
-    <w:p>
-      <w:pPr>
-        <w:pStyle w:val="Dialogo"/>
-      </w:pPr>
-      <w:r>
-        <w:t xml:space="preserve">Sete da manhã e a Washington Soares já tá travada. Pelo menos hoje o ar-condicionado do ônibus resolveu funcionar.</w:t>
+        <w:pStyle w:val="Jogabilidade"/>
+      </w:pPr>
+      <w:r>
+        <w:rPr>
+          <w:b/>
+          <w:bCs/>
+          <w:color w:val="2A7F8E"/>
+        </w:rPr>
+        <w:t xml:space="preserve">FALAS  </w:t>
+      </w:r>
+      <w:r>
+        <w:t xml:space="preserve">seg_prologo_cena_03_trajeto: pensamento do Gabriel. O texto está no Dialogos.docx.</w:t>
       </w:r>
     </w:p>
     <w:p>
@@ -6155,27 +6143,18 @@
     </w:p>
     <w:p>
       <w:pPr>
-        <w:pStyle w:val="NotaTime"/>
-        <w:spacing w:after="60"/>
-      </w:pPr>
-      <w:r>
-        <w:t xml:space="preserve">Diálogo seg_prologo_cena_04_campus_vivo  (dados/dialogos/seg_prologo/cena_04_campus_vivo.json)</w:t>
-      </w:r>
-    </w:p>
-    <w:p>
-      <w:pPr>
-        <w:pStyle w:val="Personagem"/>
-      </w:pPr>
-      <w:r>
-        <w:t xml:space="preserve">GABRIEL (pensamento)</w:t>
-      </w:r>
-    </w:p>
-    <w:p>
-      <w:pPr>
-        <w:pStyle w:val="Dialogo"/>
-      </w:pPr>
-      <w:r>
-        <w:t xml:space="preserve">Todo mundo com cara de quem sabe exatamente o que tá fazendo aqui. Eu só tô tentando entregar essa lista antes do prazo fechar.</w:t>
+        <w:pStyle w:val="Jogabilidade"/>
+      </w:pPr>
+      <w:r>
+        <w:rPr>
+          <w:b/>
+          <w:bCs/>
+          <w:color w:val="2A7F8E"/>
+        </w:rPr>
+        <w:t xml:space="preserve">FALAS  </w:t>
+      </w:r>
+      <w:r>
+        <w:t xml:space="preserve">seg_prologo_cena_04_campus_vivo: pensamento do Gabriel. O texto está no Dialogos.docx.</w:t>
       </w:r>
     </w:p>
     <w:p>
@@ -6414,27 +6393,18 @@
     </w:p>
     <w:p>
       <w:pPr>
-        <w:pStyle w:val="NotaTime"/>
-        <w:spacing w:after="60"/>
-      </w:pPr>
-      <w:r>
-        <w:t xml:space="preserve">Diálogo seg_prologo_cena_05_sala_aula  (dados/dialogos/seg_prologo/cena_05_sala_aula.json)</w:t>
-      </w:r>
-    </w:p>
-    <w:p>
-      <w:pPr>
-        <w:pStyle w:val="Personagem"/>
-      </w:pPr>
-      <w:r>
-        <w:t xml:space="preserve">GABRIEL (pensamento)</w:t>
-      </w:r>
-    </w:p>
-    <w:p>
-      <w:pPr>
-        <w:pStyle w:val="Dialogo"/>
-      </w:pPr>
-      <w:r>
-        <w:t xml:space="preserve">O professor fala como se cada derivada dessas fosse mudar o destino da humanidade. Se me garantir um cinco na média, já considero vitória.</w:t>
+        <w:pStyle w:val="Jogabilidade"/>
+      </w:pPr>
+      <w:r>
+        <w:rPr>
+          <w:b/>
+          <w:bCs/>
+          <w:color w:val="2A7F8E"/>
+        </w:rPr>
+        <w:t xml:space="preserve">FALAS  </w:t>
+      </w:r>
+      <w:r>
+        <w:t xml:space="preserve">seg_prologo_cena_05_sala_aula: pensamento do Gabriel. O texto está no Dialogos.docx.</w:t>
       </w:r>
     </w:p>
     <w:p>
@@ -6673,27 +6643,18 @@
     </w:p>
     <w:p>
       <w:pPr>
-        <w:pStyle w:val="NotaTime"/>
-        <w:spacing w:after="60"/>
-      </w:pPr>
-      <w:r>
-        <w:t xml:space="preserve">Diálogo seg_prologo_cena_06_biblioteca_externa  (dados/dialogos/seg_prologo/cena_06_biblioteca_externa.json)</w:t>
-      </w:r>
-    </w:p>
-    <w:p>
-      <w:pPr>
-        <w:pStyle w:val="Personagem"/>
-      </w:pPr>
-      <w:r>
-        <w:t xml:space="preserve">GABRIEL (pensamento)</w:t>
-      </w:r>
-    </w:p>
-    <w:p>
-      <w:pPr>
-        <w:pStyle w:val="Dialogo"/>
-      </w:pPr>
-      <w:r>
-        <w:t xml:space="preserve">Último refúgio com silêncio e ar-condicionado. Se eu me enfiar numa cabine agora, termino esses cálculos antes da meia-noite.</w:t>
+        <w:pStyle w:val="Jogabilidade"/>
+      </w:pPr>
+      <w:r>
+        <w:rPr>
+          <w:b/>
+          <w:bCs/>
+          <w:color w:val="2A7F8E"/>
+        </w:rPr>
+        <w:t xml:space="preserve">FALAS  </w:t>
+      </w:r>
+      <w:r>
+        <w:t xml:space="preserve">seg_prologo_cena_06_biblioteca_externa: pensamento do Gabriel. O texto está no Dialogos.docx.</w:t>
       </w:r>
     </w:p>
     <w:p>
@@ -6932,27 +6893,18 @@
     </w:p>
     <w:p>
       <w:pPr>
-        <w:pStyle w:val="NotaTime"/>
-        <w:spacing w:after="60"/>
-      </w:pPr>
-      <w:r>
-        <w:t xml:space="preserve">Diálogo seg_prologo_cena_07_cabine_noite  (dados/dialogos/seg_prologo/cena_07_cabine_noite.json)</w:t>
-      </w:r>
-    </w:p>
-    <w:p>
-      <w:pPr>
-        <w:pStyle w:val="Personagem"/>
-      </w:pPr>
-      <w:r>
-        <w:t xml:space="preserve">GABRIEL (pensamento)</w:t>
-      </w:r>
-    </w:p>
-    <w:p>
-      <w:pPr>
-        <w:pStyle w:val="Dialogo"/>
-      </w:pPr>
-      <w:r>
-        <w:t xml:space="preserve">Só... dez minutinhos. Só fechar o olho um instante...</w:t>
+        <w:pStyle w:val="Jogabilidade"/>
+      </w:pPr>
+      <w:r>
+        <w:rPr>
+          <w:b/>
+          <w:bCs/>
+          <w:color w:val="2A7F8E"/>
+        </w:rPr>
+        <w:t xml:space="preserve">FALAS  </w:t>
+      </w:r>
+      <w:r>
+        <w:t xml:space="preserve">seg_prologo_cena_07_cabine_noite: pensamento do Gabriel. O texto está no Dialogos.docx.</w:t>
       </w:r>
     </w:p>
     <w:p>
@@ -8004,7 +7956,7 @@
           </w:tcPr>
           <w:p>
             <w:r>
-              <w:t xml:space="preserve">Gabriel. Clarice (rádio e bilhete), Zane (telefone) e Baltazar (só o acampamento e o diário). Robôs.</w:t>
+              <w:t xml:space="preserve">Gabriel. Clarice (rádio e bilhete), Diana (rádio), Zane (telefone) e Baltazar (só o acampamento e o diário). Robôs.</w:t>
             </w:r>
           </w:p>
         </w:tc>
@@ -9813,107 +9765,18 @@
     </w:p>
     <w:p>
       <w:pPr>
-        <w:pStyle w:val="NotaTime"/>
-        <w:spacing w:after="60"/>
-      </w:pPr>
-      <w:r>
-        <w:t xml:space="preserve">Transmissão clarice_biblioteca_01  (dados/transmissoes/clarice_biblioteca_01.tres), com falas novas do roteiro</w:t>
-      </w:r>
-    </w:p>
-    <w:p>
-      <w:pPr>
-        <w:pStyle w:val="Personagem"/>
-      </w:pPr>
-      <w:r>
-        <w:t xml:space="preserve">CLARICE (RÁDIO)</w:t>
-      </w:r>
-    </w:p>
-    <w:p>
-      <w:pPr>
-        <w:pStyle w:val="Dialogo"/>
-      </w:pPr>
-      <w:r>
-        <w:t xml:space="preserve">Chhh... Ei, você aí no balcão. Isso aqui pega? Tô falando com você mesmo.</w:t>
-      </w:r>
-    </w:p>
-    <w:p>
-      <w:pPr>
-        <w:pStyle w:val="Dialogo"/>
-      </w:pPr>
-      <w:r>
-        <w:t xml:space="preserve">Sou a Clarice. Calma: tô na mesma frequência, só não tô aí do seu lado.</w:t>
-      </w:r>
-    </w:p>
-    <w:p>
-      <w:pPr>
-        <w:pStyle w:val="Dialogo"/>
-      </w:pPr>
-      <w:r>
-        <w:t xml:space="preserve">O Henrique tá com as câmeras e vê o salão daí. Uma parte, a que ainda funciona.</w:t>
-      </w:r>
-    </w:p>
-    <w:p>
-      <w:pPr>
-        <w:pStyle w:val="Dialogo"/>
-      </w:pPr>
-      <w:r>
-        <w:t xml:space="preserve">Tem um robô de um olho só fazendo a ronda. Antes de virar, ele dá um bipe.</w:t>
-      </w:r>
-    </w:p>
-    <w:p>
-      <w:pPr>
-        <w:pStyle w:val="Dialogo"/>
-      </w:pPr>
-      <w:r>
-        <w:t xml:space="preserve">Ouviu o bipe, se esconde atrás das estantes. Ele enxerga pouco.</w:t>
-      </w:r>
-    </w:p>
-    <w:p>
-      <w:pPr>
-        <w:pStyle w:val="PersonagemNovo"/>
-      </w:pPr>
-      <w:r>
-        <w:t xml:space="preserve">GABRIEL (RÁDIO)</w:t>
-      </w:r>
-    </w:p>
-    <w:p>
-      <w:pPr>
-        <w:pStyle w:val="DialogoNovo"/>
-      </w:pPr>
-      <w:r>
-        <w:t xml:space="preserve">Peraí, o que tá acontecendo? Isso é algum tipo de brincadeira? Olha, eu preciso ir pra casa, tenho muito trabalho pra fazer da faculdade, não tô no clima.</w:t>
-      </w:r>
-    </w:p>
-    <w:p>
-      <w:pPr>
-        <w:pStyle w:val="PersonagemNovo"/>
-      </w:pPr>
-      <w:r>
-        <w:t xml:space="preserve">CLARICE (RÁDIO)</w:t>
-      </w:r>
-    </w:p>
-    <w:p>
-      <w:pPr>
-        <w:pStyle w:val="DialogoNovo"/>
-      </w:pPr>
-      <w:r>
-        <w:t xml:space="preserve">Ah, entendo. Pegadinha com robô de verdade custaria uma fortuna, meu filho. Olha, eu vou explicar tudo, mas preciso que você saia daí e venha me encontrar no Bloco de salas. Sei que parece loucura, mas não foi só você. Enfim, qualquer coisa me avisa por aqui. E não confia nas luzes. Até logo.</w:t>
-      </w:r>
-    </w:p>
-    <w:p>
-      <w:pPr>
-        <w:pStyle w:val="PersonagemNovo"/>
-      </w:pPr>
-      <w:r>
-        <w:t xml:space="preserve">GABRIEL</w:t>
-      </w:r>
-    </w:p>
-    <w:p>
-      <w:pPr>
-        <w:pStyle w:val="DialogoNovo"/>
-      </w:pPr>
-      <w:r>
-        <w:t xml:space="preserve">Espera… Que loucura é essa? Ah, desligou.</w:t>
+        <w:pStyle w:val="Jogabilidade"/>
+      </w:pPr>
+      <w:r>
+        <w:rPr>
+          <w:b/>
+          <w:bCs/>
+          <w:color w:val="2A7F8E"/>
+        </w:rPr>
+        <w:t xml:space="preserve">FALAS  </w:t>
+      </w:r>
+      <w:r>
+        <w:t xml:space="preserve">clarice_biblioteca_01: Primeira voz do rádio: a Clarice, com o que o Henrique vê pelas câmeras. O Gabriel estranha e ela o chama para o encontrar. Tem falas novas em rascunho. O texto está no Dialogos.docx.</w:t>
       </w:r>
     </w:p>
     <w:p>
@@ -9981,33 +9844,6 @@
       </w:r>
       <w:r>
         <w:t xml:space="preserve">Sem o rádio, nenhuma transmissão toca. O jogador aprende que os robôs têm rotina e avisos, e que existe alguém do outro lado.</w:t>
-      </w:r>
-    </w:p>
-    <w:p>
-      <w:pPr>
-        <w:pStyle w:val="NotaTime"/>
-        <w:spacing w:after="60" w:before="60"/>
-      </w:pPr>
-      <w:r>
-        <w:t xml:space="preserve">Nota: Linhas com barra azul à esquerda são suas e ainda não estão no jogo. As outras já tocam.</w:t>
-      </w:r>
-    </w:p>
-    <w:p>
-      <w:pPr>
-        <w:pStyle w:val="NotaTime"/>
-        <w:spacing w:after="60" w:before="60"/>
-      </w:pPr>
-      <w:r>
-        <w:t xml:space="preserve">Nota: Decidido: o rádio aceita respostas do Gabriel, como o telefone. Falta levar isso para o jogo (Anexo B, item 1).</w:t>
-      </w:r>
-    </w:p>
-    <w:p>
-      <w:pPr>
-        <w:pStyle w:val="NotaTime"/>
-        <w:spacing w:after="60" w:before="60"/>
-      </w:pPr>
-      <w:r>
-        <w:t xml:space="preserve">Nota: Acrescentei na fala da Clarice: “Pegadinha com robô de verdade custaria uma fortuna, meu filho.”, “no Bloco de salas” e “E não confia nas luzes.”</w:t>
       </w:r>
     </w:p>
     <w:p>
@@ -10246,35 +10082,18 @@
     </w:p>
     <w:p>
       <w:pPr>
-        <w:pStyle w:val="NotaTime"/>
-        <w:spacing w:after="60"/>
-      </w:pPr>
-      <w:r>
-        <w:t xml:space="preserve">Transmissão clarice_biblioteca_02  (dados/transmissoes/clarice_biblioteca_02.tres)</w:t>
-      </w:r>
-    </w:p>
-    <w:p>
-      <w:pPr>
-        <w:pStyle w:val="Personagem"/>
-      </w:pPr>
-      <w:r>
-        <w:t xml:space="preserve">CLARICE (RÁDIO)</w:t>
-      </w:r>
-    </w:p>
-    <w:p>
-      <w:pPr>
-        <w:pStyle w:val="Dialogo"/>
-      </w:pPr>
-      <w:r>
-        <w:t xml:space="preserve">Chhh... Você entrou no acervo. O Henrique tá vendo: o robô daí escuta, não enxerga bem.</w:t>
-      </w:r>
-    </w:p>
-    <w:p>
-      <w:pPr>
-        <w:pStyle w:val="Dialogo"/>
-      </w:pPr>
-      <w:r>
-        <w:t xml:space="preserve">Então não corre. Passo de corrida ele ouve de longe. Anda... devagar.</w:t>
+        <w:pStyle w:val="Jogabilidade"/>
+      </w:pPr>
+      <w:r>
+        <w:rPr>
+          <w:b/>
+          <w:bCs/>
+          <w:color w:val="2A7F8E"/>
+        </w:rPr>
+        <w:t xml:space="preserve">FALAS  </w:t>
+      </w:r>
+      <w:r>
+        <w:t xml:space="preserve">clarice_biblioteca_02: O robô do acervo escuta: andar em vez de correr. O texto está no Dialogos.docx.</w:t>
       </w:r>
     </w:p>
     <w:p>
@@ -10588,6 +10407,69 @@
     </w:p>
     <w:p>
       <w:pPr>
+        <w:pStyle w:val="Condicao"/>
+      </w:pPr>
+      <w:r>
+        <w:t xml:space="preserve">QUANDO GABRIEL VOLTA AO SALÃO COM A ENERGIA LIGADA</w:t>
+      </w:r>
+    </w:p>
+    <w:p>
+      <w:pPr>
+        <w:pStyle w:val="Jogabilidade"/>
+      </w:pPr>
+      <w:r>
+        <w:rPr>
+          <w:b/>
+          <w:bCs/>
+          <w:color w:val="2A7F8E"/>
+        </w:rPr>
+        <w:t xml:space="preserve">FALAS  </w:t>
+      </w:r>
+      <w:r>
+        <w:t xml:space="preserve">grupo_biblioteca_01: A Diana aparece no rádio, apertando o botão sem querer. Com as luzes acesas, a Sentinela muda a ronda. O texto está no Dialogos.docx.</w:t>
+      </w:r>
+    </w:p>
+    <w:p>
+      <w:pPr>
+        <w:pStyle w:val="Jogabilidade"/>
+      </w:pPr>
+      <w:r>
+        <w:rPr>
+          <w:b/>
+          <w:bCs/>
+          <w:color w:val="2A7F8E"/>
+        </w:rPr>
+        <w:t xml:space="preserve">CADERNO  </w:t>
+      </w:r>
+      <w:r>
+        <w:rPr>
+          <w:b/>
+          <w:bCs/>
+        </w:rPr>
+        <w:t xml:space="preserve">Diana, no rádio.</w:t>
+      </w:r>
+      <w:r>
+        <w:rPr>
+          <w:i/>
+          <w:iCs/>
+        </w:rPr>
+        <w:t xml:space="preserve"> Uma segunda voz no rádio: a Diana, de 1978, que está com a Clarice. Fala alto e acha que tudo é o fim.</w:t>
+      </w:r>
+    </w:p>
+    <w:p>
+      <w:pPr>
+        <w:pStyle w:val="Jogabilidade"/>
+      </w:pPr>
+      <w:r>
+        <w:rPr>
+          <w:i/>
+          <w:iCs/>
+        </w:rPr>
+        <w:t xml:space="preserve">Com as luzes acesas, os robôs do salão enxergam melhor e a Sentinela muda a ronda. Passar pelas sombras.</w:t>
+      </w:r>
+    </w:p>
+    <w:p>
+      <w:pPr>
         <w:spacing w:after="200"/>
       </w:pPr>
     </w:p>
@@ -11096,179 +10978,18 @@
     </w:p>
     <w:p>
       <w:pPr>
-        <w:pStyle w:val="NotaTime"/>
-        <w:spacing w:after="60"/>
-      </w:pPr>
-      <w:r>
-        <w:t xml:space="preserve">Transmissão zane_01  (dados/transmissoes/zane_01.tres), com falas novas do roteiro</w:t>
-      </w:r>
-    </w:p>
-    <w:p>
-      <w:pPr>
-        <w:pStyle w:val="Personagem"/>
-      </w:pPr>
-      <w:r>
-        <w:t xml:space="preserve">ZANE (TELEFONE)</w:t>
-      </w:r>
-    </w:p>
-    <w:p>
-      <w:pPr>
-        <w:pStyle w:val="Dialogo"/>
-      </w:pPr>
-      <w:r>
-        <w:t xml:space="preserve">Alô? Alô! Finalmente. Sabe quantas vezes eu chamei esse balcão? Perdi a conta.</w:t>
-      </w:r>
-    </w:p>
-    <w:p>
-      <w:pPr>
-        <w:pStyle w:val="PersonagemNovo"/>
-      </w:pPr>
-      <w:r>
-        <w:t xml:space="preserve">GABRIEL (TELEFONE)</w:t>
-      </w:r>
-    </w:p>
-    <w:p>
-      <w:pPr>
-        <w:pStyle w:val="DialogoNovo"/>
-      </w:pPr>
-      <w:r>
-        <w:t xml:space="preserve">Alô, meu nome é Gabriel. Olha, você pode me explicar o que é tudo isso? Que lugar é esse? Como isso acon—</w:t>
-      </w:r>
-    </w:p>
-    <w:p>
-      <w:pPr>
-        <w:pStyle w:val="PersonagemNovo"/>
-      </w:pPr>
-      <w:r>
-        <w:t xml:space="preserve">ZANE (TELEFONE)</w:t>
-      </w:r>
-    </w:p>
-    <w:p>
-      <w:pPr>
-        <w:pStyle w:val="DialogoNovo"/>
-      </w:pPr>
-      <w:r>
-        <w:t xml:space="preserve">Calma, calma! É pergunta demais pra uma linha só. Infelizmente não dá pra explicar tudo por aqui: a Clarice te explica quando você chegar até ela.</w:t>
-      </w:r>
-    </w:p>
-    <w:p>
-      <w:pPr>
-        <w:pStyle w:val="Personagem"/>
-      </w:pPr>
-      <w:r>
-        <w:t xml:space="preserve">ZANE (TELEFONE)</w:t>
-      </w:r>
-    </w:p>
-    <w:p>
-      <w:pPr>
-        <w:pStyle w:val="Dialogo"/>
-      </w:pPr>
-      <w:r>
-        <w:t xml:space="preserve">Achou o disquete da Clarice? Ela guarda senha em tudo. Pré-histórico, mas funciona.</w:t>
-      </w:r>
-    </w:p>
-    <w:p>
-      <w:pPr>
-        <w:pStyle w:val="PersonagemNovo"/>
-      </w:pPr>
-      <w:r>
-        <w:t xml:space="preserve">GABRIEL (TELEFONE)</w:t>
-      </w:r>
-    </w:p>
-    <w:p>
-      <w:pPr>
-        <w:pStyle w:val="DialogoNovo"/>
-      </w:pPr>
-      <w:r>
-        <w:t xml:space="preserve">Achei, sim. Fazia tempo que não via um desses.</w:t>
-      </w:r>
-    </w:p>
-    <w:p>
-      <w:pPr>
-        <w:pStyle w:val="PersonagemNovo"/>
-      </w:pPr>
-      <w:r>
-        <w:t xml:space="preserve">ZANE (TELEFONE)</w:t>
-      </w:r>
-    </w:p>
-    <w:p>
-      <w:pPr>
-        <w:pStyle w:val="DialogoNovo"/>
-      </w:pPr>
-      <w:r>
-        <w:t xml:space="preserve">Eu só vi em museu. No meu tempo só restam lembranças disso.</w:t>
-      </w:r>
-    </w:p>
-    <w:p>
-      <w:pPr>
-        <w:pStyle w:val="PersonagemNovo"/>
-      </w:pPr>
-      <w:r>
-        <w:t xml:space="preserve">GABRIEL (TELEFONE)</w:t>
-      </w:r>
-    </w:p>
-    <w:p>
-      <w:pPr>
-        <w:pStyle w:val="DialogoNovo"/>
-      </w:pPr>
-      <w:r>
-        <w:t xml:space="preserve">Como assim, seu tempo?</w:t>
-      </w:r>
-    </w:p>
-    <w:p>
-      <w:pPr>
-        <w:pStyle w:val="PersonagemNovo"/>
-      </w:pPr>
-      <w:r>
-        <w:t xml:space="preserve">ZANE (TELEFONE)</w:t>
-      </w:r>
-    </w:p>
-    <w:p>
-      <w:pPr>
-        <w:pStyle w:val="DialogoNovo"/>
-      </w:pPr>
-      <w:r>
-        <w:t xml:space="preserve">Ih, escapou. Isso é papo longo e a linha tá ruim: depois você junta as peças.</w:t>
-      </w:r>
-    </w:p>
-    <w:p>
-      <w:pPr>
-        <w:pStyle w:val="Personagem"/>
-      </w:pPr>
-      <w:r>
-        <w:t xml:space="preserve">ZANE (TELEFONE)</w:t>
-      </w:r>
-    </w:p>
-    <w:p>
-      <w:pPr>
-        <w:pStyle w:val="Dialogo"/>
-      </w:pPr>
-      <w:r>
-        <w:t xml:space="preserve">A porta do fim da ala leste é eletrônica. Segura aí... Pronto. Destranquei.</w:t>
-      </w:r>
-    </w:p>
-    <w:p>
-      <w:pPr>
-        <w:pStyle w:val="Dialogo"/>
-      </w:pPr>
-      <w:r>
-        <w:t xml:space="preserve">Eu sou o Zane. Agora sai da Biblioteca. E não fica embaixo das luzes, sério. Fui!</w:t>
-      </w:r>
-    </w:p>
-    <w:p>
-      <w:pPr>
-        <w:pStyle w:val="PersonagemNovo"/>
-      </w:pPr>
-      <w:r>
-        <w:t xml:space="preserve">GABRIEL</w:t>
-      </w:r>
-    </w:p>
-    <w:p>
-      <w:pPr>
-        <w:pStyle w:val="DialogoNovo"/>
-      </w:pPr>
-      <w:r>
-        <w:t xml:space="preserve">Espera! Ah, tinha que ser. Desligou. Todo mundo aqui explica pela metade.</w:t>
+        <w:pStyle w:val="Jogabilidade"/>
+      </w:pPr>
+      <w:r>
+        <w:rPr>
+          <w:b/>
+          <w:bCs/>
+          <w:color w:val="2A7F8E"/>
+        </w:rPr>
+        <w:t xml:space="preserve">FALAS  </w:t>
+      </w:r>
+      <w:r>
+        <w:t xml:space="preserve">zane_01: Primeira ligação do Zane: o Gabriel faz perguntas e ele destranca a porta pelo sistema. Tem falas novas em rascunho. O texto está no Dialogos.docx.</w:t>
       </w:r>
     </w:p>
     <w:p>
@@ -11324,42 +11045,6 @@
       </w:r>
       <w:r>
         <w:t xml:space="preserve">Sair pela ala leste rumo ao Bloco de salas.</w:t>
-      </w:r>
-    </w:p>
-    <w:p>
-      <w:pPr>
-        <w:pStyle w:val="NotaTime"/>
-        <w:spacing w:after="60" w:before="60"/>
-      </w:pPr>
-      <w:r>
-        <w:t xml:space="preserve">Nota: Linhas com barra azul à esquerda são suas e ainda não estão no jogo. As outras já tocam.</w:t>
-      </w:r>
-    </w:p>
-    <w:p>
-      <w:pPr>
-        <w:pStyle w:val="NotaTime"/>
-        <w:spacing w:after="60" w:before="60"/>
-      </w:pPr>
-      <w:r>
-        <w:t xml:space="preserve">Nota: Para concentrar a descrença na 1.3, tirei “Esses robôs são de verdade?”, troquei o “parece brincadeira” do Zane e a “pegadinha” do fim por curiosidade e ironia.</w:t>
-      </w:r>
-    </w:p>
-    <w:p>
-      <w:pPr>
-        <w:pStyle w:val="NotaTime"/>
-        <w:spacing w:after="60" w:before="60"/>
-      </w:pPr>
-      <w:r>
-        <w:t xml:space="preserve">Nota: Acrescentei na voz do Zane: ele corta a pergunta do Gabriel (“Calma, calma!”) e escapa no “seu tempo” (“Ih, escapou…”). Fica como indício, sem resposta (Anexo B, item 5).</w:t>
-      </w:r>
-    </w:p>
-    <w:p>
-      <w:pPr>
-        <w:pStyle w:val="NotaTime"/>
-        <w:spacing w:after="60" w:before="60"/>
-      </w:pPr>
-      <w:r>
-        <w:t xml:space="preserve">Nota: Ainda em aberto: a fala do Zane “Não desliga. O sistema acusou a grade da ala leste subindo. Foi você, né?” continua fora do seu texto. Foi de propósito?</w:t>
       </w:r>
     </w:p>
     <w:p>
@@ -12114,6 +11799,131 @@
                 <w:sz w:val="15"/>
                 <w:szCs w:val="15"/>
               </w:rPr>
+              <w:t xml:space="preserve">grupo_biblioteca_01</w:t>
+            </w:r>
+          </w:p>
+        </w:tc>
+        <w:tc>
+          <w:tcPr>
+            <w:tcW w:type="dxa" w:w="1200"/>
+            <w:tcBorders>
+              <w:top w:val="single" w:color="BFC9D1" w:sz="4"/>
+              <w:left w:val="single" w:color="BFC9D1" w:sz="4"/>
+              <w:bottom w:val="single" w:color="BFC9D1" w:sz="4"/>
+              <w:right w:val="single" w:color="BFC9D1" w:sz="4"/>
+            </w:tcBorders>
+            <w:tcMar>
+              <w:top w:type="dxa" w:w="70"/>
+              <w:left w:type="dxa" w:w="110"/>
+              <w:bottom w:type="dxa" w:w="70"/>
+              <w:right w:type="dxa" w:w="110"/>
+            </w:tcMar>
+            <w:vAlign w:val="top"/>
+          </w:tcPr>
+          <w:p>
+            <w:r>
+              <w:t xml:space="preserve">Diana, Clarice, Gabriel</w:t>
+            </w:r>
+          </w:p>
+        </w:tc>
+        <w:tc>
+          <w:tcPr>
+            <w:tcW w:type="dxa" w:w="1100"/>
+            <w:tcBorders>
+              <w:top w:val="single" w:color="BFC9D1" w:sz="4"/>
+              <w:left w:val="single" w:color="BFC9D1" w:sz="4"/>
+              <w:bottom w:val="single" w:color="BFC9D1" w:sz="4"/>
+              <w:right w:val="single" w:color="BFC9D1" w:sz="4"/>
+            </w:tcBorders>
+            <w:tcMar>
+              <w:top w:type="dxa" w:w="70"/>
+              <w:left w:type="dxa" w:w="110"/>
+              <w:bottom w:type="dxa" w:w="70"/>
+              <w:right w:type="dxa" w:w="110"/>
+            </w:tcMar>
+            <w:vAlign w:val="top"/>
+          </w:tcPr>
+          <w:p>
+            <w:r>
+              <w:t xml:space="preserve">rádio</w:t>
+            </w:r>
+          </w:p>
+        </w:tc>
+        <w:tc>
+          <w:tcPr>
+            <w:tcW w:type="dxa" w:w="2000"/>
+            <w:tcBorders>
+              <w:top w:val="single" w:color="BFC9D1" w:sz="4"/>
+              <w:left w:val="single" w:color="BFC9D1" w:sz="4"/>
+              <w:bottom w:val="single" w:color="BFC9D1" w:sz="4"/>
+              <w:right w:val="single" w:color="BFC9D1" w:sz="4"/>
+            </w:tcBorders>
+            <w:tcMar>
+              <w:top w:type="dxa" w:w="70"/>
+              <w:left w:type="dxa" w:w="110"/>
+              <w:bottom w:type="dxa" w:w="70"/>
+              <w:right w:type="dxa" w:w="110"/>
+            </w:tcMar>
+            <w:vAlign w:val="top"/>
+          </w:tcPr>
+          <w:p>
+            <w:r>
+              <w:t xml:space="preserve">Cena 1.5. Voltar ao salão depois de religar a energia</w:t>
+            </w:r>
+          </w:p>
+        </w:tc>
+        <w:tc>
+          <w:tcPr>
+            <w:tcW w:type="dxa" w:w="2426"/>
+            <w:tcBorders>
+              <w:top w:val="single" w:color="BFC9D1" w:sz="4"/>
+              <w:left w:val="single" w:color="BFC9D1" w:sz="4"/>
+              <w:bottom w:val="single" w:color="BFC9D1" w:sz="4"/>
+              <w:right w:val="single" w:color="BFC9D1" w:sz="4"/>
+            </w:tcBorders>
+            <w:tcMar>
+              <w:top w:type="dxa" w:w="70"/>
+              <w:left w:type="dxa" w:w="110"/>
+              <w:bottom w:type="dxa" w:w="70"/>
+              <w:right w:type="dxa" w:w="110"/>
+            </w:tcMar>
+            <w:vAlign w:val="top"/>
+          </w:tcPr>
+          <w:p>
+            <w:r>
+              <w:t xml:space="preserve">A Diana aparece no rádio, apertando o botão sem querer. Com as luzes acesas, a Sentinela muda a ronda.</w:t>
+            </w:r>
+          </w:p>
+        </w:tc>
+      </w:tr>
+      <w:tr>
+        <w:trPr>
+          <w:trHeight w:val="480" w:hRule="atLeast"/>
+        </w:trPr>
+        <w:tc>
+          <w:tcPr>
+            <w:tcW w:type="dxa" w:w="2300"/>
+            <w:tcBorders>
+              <w:top w:val="single" w:color="BFC9D1" w:sz="4"/>
+              <w:left w:val="single" w:color="BFC9D1" w:sz="4"/>
+              <w:bottom w:val="single" w:color="BFC9D1" w:sz="4"/>
+              <w:right w:val="single" w:color="BFC9D1" w:sz="4"/>
+            </w:tcBorders>
+            <w:tcMar>
+              <w:top w:type="dxa" w:w="70"/>
+              <w:left w:type="dxa" w:w="110"/>
+              <w:bottom w:type="dxa" w:w="70"/>
+              <w:right w:type="dxa" w:w="110"/>
+            </w:tcMar>
+            <w:vAlign w:val="top"/>
+          </w:tcPr>
+          <w:p>
+            <w:r>
+              <w:rPr>
+                <w:rFonts w:ascii="Courier New" w:cs="Courier New" w:eastAsia="Courier New" w:hAnsi="Courier New"/>
+                <w:sz w:val="15"/>
+                <w:szCs w:val="15"/>
+              </w:rPr>
               <w:t xml:space="preserve">zane_01</w:t>
             </w:r>
           </w:p>
@@ -14045,7 +13855,7 @@
           </w:tcPr>
           <w:p>
             <w:r>
-              <w:t xml:space="preserve">Gabriel e Clarice. Diana é citada, mas ainda não aparece. Robôs.</w:t>
+              <w:t xml:space="preserve">Gabriel e Clarice. Diana e Zane pelo rádio. Robôs.</w:t>
             </w:r>
           </w:p>
         </w:tc>
@@ -15330,59 +15140,18 @@
     </w:p>
     <w:p>
       <w:pPr>
-        <w:pStyle w:val="NotaTime"/>
-        <w:spacing w:after="60"/>
-      </w:pPr>
-      <w:r>
-        <w:t xml:space="preserve">Transmissão clarice_01  (dados/transmissoes/clarice_01.tres)</w:t>
-      </w:r>
-    </w:p>
-    <w:p>
-      <w:pPr>
-        <w:pStyle w:val="Personagem"/>
-      </w:pPr>
-      <w:r>
-        <w:t xml:space="preserve">CLARICE (RÁDIO)</w:t>
-      </w:r>
-    </w:p>
-    <w:p>
-      <w:pPr>
-        <w:pStyle w:val="Dialogo"/>
-      </w:pPr>
-      <w:r>
-        <w:t xml:space="preserve">Chhh... Ei, você aí no corredor. Devagar com o entulho, meu filho: o robô que ronda aí escuta até pensamento.</w:t>
-      </w:r>
-    </w:p>
-    <w:p>
-      <w:pPr>
-        <w:pStyle w:val="Dialogo"/>
-      </w:pPr>
-      <w:r>
-        <w:t xml:space="preserve">Sou eu de novo, a Clarice. A do rádio da Biblioteca. Tô na 103, atrás da barricada.</w:t>
-      </w:r>
-    </w:p>
-    <w:p>
-      <w:pPr>
-        <w:pStyle w:val="Dialogo"/>
-      </w:pPr>
-      <w:r>
-        <w:t xml:space="preserve">Só que o robô não sai da frente da minha porta, e abrir a barricada faz um barulho dos infernos. Com ele aí, eu não mexo.</w:t>
-      </w:r>
-    </w:p>
-    <w:p>
-      <w:pPr>
-        <w:pStyle w:val="Dialogo"/>
-      </w:pPr>
-      <w:r>
-        <w:t xml:space="preserve">Faz o seguinte: na 104, o laboratório de informática, tem um terminal com teste de alarme. Liga aquilo.</w:t>
-      </w:r>
-    </w:p>
-    <w:p>
-      <w:pPr>
-        <w:pStyle w:val="Dialogo"/>
-      </w:pPr>
-      <w:r>
-        <w:t xml:space="preserve">A sirene fica no fim do corredor. Ele vai atrás do barulho: é reflexo, eu já anotei. Aí você vem. Entendeu? Então vai.</w:t>
+        <w:pStyle w:val="Jogabilidade"/>
+      </w:pPr>
+      <w:r>
+        <w:rPr>
+          <w:b/>
+          <w:bCs/>
+          <w:color w:val="2A7F8E"/>
+        </w:rPr>
+        <w:t xml:space="preserve">FALAS  </w:t>
+      </w:r>
+      <w:r>
+        <w:t xml:space="preserve">clarice_01: A Clarice pede que ele tire o robô da porta dela: teste de alarme na 104. O texto está no Dialogos.docx.</w:t>
       </w:r>
     </w:p>
     <w:p>
@@ -15688,352 +15457,18 @@
     </w:p>
     <w:p>
       <w:pPr>
-        <w:pStyle w:val="NotaTime"/>
-        <w:spacing w:after="60"/>
-      </w:pPr>
-      <w:r>
-        <w:t xml:space="preserve">Diálogo clarice_bloco_pede_molho  (dados/dialogos/clarice_bloco_pede_molho.json)</w:t>
-      </w:r>
-    </w:p>
-    <w:p>
-      <w:pPr>
-        <w:pStyle w:val="Trecho"/>
+        <w:pStyle w:val="Jogabilidade"/>
       </w:pPr>
       <w:r>
         <w:rPr>
           <w:b/>
           <w:bCs/>
+          <w:color w:val="2A7F8E"/>
         </w:rPr>
-        <w:t xml:space="preserve">TRECHO  </w:t>
-      </w:r>
-      <w:r>
-        <w:t xml:space="preserve">abertura  (começa aqui)</w:t>
-      </w:r>
-    </w:p>
-    <w:p>
-      <w:pPr>
-        <w:pStyle w:val="Personagem"/>
-      </w:pPr>
-      <w:r>
-        <w:t xml:space="preserve">CLARICE (séria)</w:t>
-      </w:r>
-    </w:p>
-    <w:p>
-      <w:pPr>
-        <w:pStyle w:val="Dialogo"/>
-      </w:pPr>
-      <w:r>
-        <w:t xml:space="preserve">Para aí. Mão onde eu possa ver, e devagar com a barricada: cada carteira que cai é um aviso pro robô.</w:t>
-      </w:r>
-    </w:p>
-    <w:p>
-      <w:pPr>
-        <w:pStyle w:val="Personagem"/>
-      </w:pPr>
-      <w:r>
-        <w:t xml:space="preserve">CLARICE</w:t>
-      </w:r>
-    </w:p>
-    <w:p>
-      <w:pPr>
-        <w:pStyle w:val="Dialogo"/>
-      </w:pPr>
-      <w:r>
-        <w:t xml:space="preserve">Você é de carne e osso mesmo, né? Não é eco, nem alucinação de quem passou dias sem dormir.</w:t>
-      </w:r>
-    </w:p>
-    <w:p>
-      <w:pPr>
-        <w:pStyle w:val="Personagem"/>
-      </w:pPr>
-      <w:r>
-        <w:t xml:space="preserve">GABRIEL (surpreso)</w:t>
-      </w:r>
-    </w:p>
-    <w:p>
-      <w:pPr>
-        <w:pStyle w:val="Dialogo"/>
-      </w:pPr>
-      <w:r>
-        <w:t xml:space="preserve">Você é a voz do rádio. É... de verdade. Uma pessoa.</w:t>
-      </w:r>
-    </w:p>
-    <w:p>
-      <w:pPr>
-        <w:pStyle w:val="Personagem"/>
-      </w:pPr>
-      <w:r>
-        <w:t xml:space="preserve">CLARICE (sorrindo)</w:t>
-      </w:r>
-    </w:p>
-    <w:p>
-      <w:pPr>
-        <w:pStyle w:val="Dialogo"/>
-      </w:pPr>
-      <w:r>
-        <w:t xml:space="preserve">De verdade e de mau humor. Clarice: a do rádio, do bilhete e do disquete. Você achou, pelo jeito.</w:t>
-      </w:r>
-    </w:p>
-    <w:p>
-      <w:pPr>
-        <w:pStyle w:val="Fluxo"/>
-      </w:pPr>
-      <w:r>
-        <w:t xml:space="preserve">segue para o trecho lugar</w:t>
-      </w:r>
-    </w:p>
-    <w:p>
-      <w:pPr>
-        <w:pStyle w:val="Trecho"/>
-      </w:pPr>
-      <w:r>
-        <w:rPr>
-          <w:b/>
-          <w:bCs/>
-        </w:rPr>
-        <w:t xml:space="preserve">TRECHO  </w:t>
-      </w:r>
-      <w:r>
-        <w:t xml:space="preserve">lugar</w:t>
-      </w:r>
-    </w:p>
-    <w:p>
-      <w:pPr>
-        <w:pStyle w:val="PersonagemNovo"/>
-      </w:pPr>
-      <w:r>
-        <w:t xml:space="preserve">CLARICE</w:t>
-      </w:r>
-    </w:p>
-    <w:p>
-      <w:pPr>
-        <w:pStyle w:val="DialogoNovo"/>
-      </w:pPr>
-      <w:r>
-        <w:t xml:space="preserve">Praticamente mil anos, meu filho. Mil. Na verdade, pra mim foi mais. Agora, você é de que ano? O Henrique garante que, de alguma forma, isso aqui é 3026. Eu fiz a conta três vezes: fecha.</w:t>
-      </w:r>
-    </w:p>
-    <w:p>
-      <w:pPr>
-        <w:pStyle w:val="PersonagemNovo"/>
-      </w:pPr>
-      <w:r>
-        <w:t xml:space="preserve">GABRIEL (surpreso)</w:t>
-      </w:r>
-    </w:p>
-    <w:p>
-      <w:pPr>
-        <w:pStyle w:val="DialogoNovo"/>
-      </w:pPr>
-      <w:r>
-        <w:t xml:space="preserve">Quê? Viagem no tempo? Isso é real? Eu sou de 2026. O seu eu já sei, li no bilhete.</w:t>
-      </w:r>
-    </w:p>
-    <w:p>
-      <w:pPr>
-        <w:pStyle w:val="PersonagemNovo"/>
-      </w:pPr>
-      <w:r>
-        <w:t xml:space="preserve">CLARICE</w:t>
-      </w:r>
-    </w:p>
-    <w:p>
-      <w:pPr>
-        <w:pStyle w:val="DialogoNovo"/>
-      </w:pPr>
-      <w:r>
-        <w:t xml:space="preserve">Eu sei, calma, se é que dá pra ficar. O bilhete, claro. Então você é do futuro pra mim. Você e o Zane.</w:t>
-      </w:r>
-    </w:p>
-    <w:p>
-      <w:pPr>
-        <w:pStyle w:val="DialogoNovo"/>
-      </w:pPr>
-      <w:r>
-        <w:t xml:space="preserve">Sei que parece surreal, mas basicamente cinco pessoas, contando com você, vieram parar aqui, só que não ao mesmo tempo.</w:t>
-      </w:r>
-    </w:p>
-    <w:p>
-      <w:pPr>
-        <w:pStyle w:val="DialogoNovo"/>
-      </w:pPr>
-      <w:r>
-        <w:t xml:space="preserve">Eu já estou aqui há seis dias, e o Zane, há nove.</w:t>
-      </w:r>
-    </w:p>
-    <w:p>
-      <w:pPr>
-        <w:pStyle w:val="DialogoNovo"/>
-      </w:pPr>
-      <w:r>
-        <w:t xml:space="preserve">Tem também o Henrique, que é a nossa esperança: ainda não nos vimos pessoalmente, mas ele nos ajudou bastante. E a, digamos, agitada Diana.</w:t>
-      </w:r>
-    </w:p>
-    <w:p>
-      <w:pPr>
-        <w:pStyle w:val="PersonagemNovo"/>
-      </w:pPr>
-      <w:r>
-        <w:t xml:space="preserve">GABRIEL</w:t>
-      </w:r>
-    </w:p>
-    <w:p>
-      <w:pPr>
-        <w:pStyle w:val="DialogoNovo"/>
-      </w:pPr>
-      <w:r>
-        <w:t xml:space="preserve">Surreal é pouco. Como a gente vai voltar? Vocês estão construindo um DeLorean, por acaso?</w:t>
-      </w:r>
-    </w:p>
-    <w:p>
-      <w:pPr>
-        <w:pStyle w:val="PersonagemNovo"/>
-      </w:pPr>
-      <w:r>
-        <w:t xml:space="preserve">CLARICE (sorrindo)</w:t>
-      </w:r>
-    </w:p>
-    <w:p>
-      <w:pPr>
-        <w:pStyle w:val="DialogoNovo"/>
-      </w:pPr>
-      <w:r>
-        <w:t xml:space="preserve">Haha, gostei da referência. Ainda se fala desse filme no futuro? Você assistiu o terceiro filme? Que azar eu ser puxada antes de assistir, eu ia nesse fim de semana.</w:t>
-      </w:r>
-    </w:p>
-    <w:p>
-      <w:pPr>
-        <w:pStyle w:val="PersonagemNovo"/>
-      </w:pPr>
-      <w:r>
-        <w:t xml:space="preserve">GABRIEL</w:t>
-      </w:r>
-    </w:p>
-    <w:p>
-      <w:pPr>
-        <w:pStyle w:val="DialogoNovo"/>
-      </w:pPr>
-      <w:r>
-        <w:t xml:space="preserve">Sim, filmaço, inclusive. Mas vamos focar primeiro em sair daqui vivos, que eu te conto tudo.</w:t>
-      </w:r>
-    </w:p>
-    <w:p>
-      <w:pPr>
-        <w:pStyle w:val="PersonagemNovo"/>
-      </w:pPr>
-      <w:r>
-        <w:t xml:space="preserve">CLARICE</w:t>
-      </w:r>
-    </w:p>
-    <w:p>
-      <w:pPr>
-        <w:pStyle w:val="DialogoNovo"/>
-      </w:pPr>
-      <w:r>
-        <w:t xml:space="preserve">Ahh, quero saber. Enfim.</w:t>
-      </w:r>
-    </w:p>
-    <w:p>
-      <w:pPr>
-        <w:pStyle w:val="Personagem"/>
-      </w:pPr>
-      <w:r>
-        <w:t xml:space="preserve">GABRIEL (preocupado)</w:t>
-      </w:r>
-    </w:p>
-    <w:p>
-      <w:pPr>
-        <w:pStyle w:val="Dialogo"/>
-      </w:pPr>
-      <w:r>
-        <w:t xml:space="preserve">Tem árvore crescendo no corredor. E areia até o joelho.</w:t>
-      </w:r>
-    </w:p>
-    <w:p>
-      <w:pPr>
-        <w:pStyle w:val="Personagem"/>
-      </w:pPr>
-      <w:r>
-        <w:t xml:space="preserve">CLARICE (sorrindo)</w:t>
-      </w:r>
-    </w:p>
-    <w:p>
-      <w:pPr>
-        <w:pStyle w:val="Dialogo"/>
-      </w:pPr>
-      <w:r>
-        <w:t xml:space="preserve">Totalmente surreal, eu sei. Mas a areia ajuda: abafa passo. É só saber onde pisar.</w:t>
-      </w:r>
-    </w:p>
-    <w:p>
-      <w:pPr>
-        <w:pStyle w:val="Fluxo"/>
-      </w:pPr>
-      <w:r>
-        <w:t xml:space="preserve">segue para o trecho molho</w:t>
-      </w:r>
-    </w:p>
-    <w:p>
-      <w:pPr>
-        <w:pStyle w:val="Trecho"/>
-      </w:pPr>
-      <w:r>
-        <w:rPr>
-          <w:b/>
-          <w:bCs/>
-        </w:rPr>
-        <w:t xml:space="preserve">TRECHO  </w:t>
-      </w:r>
-      <w:r>
-        <w:t xml:space="preserve">molho</w:t>
-      </w:r>
-    </w:p>
-    <w:p>
-      <w:pPr>
-        <w:pStyle w:val="Personagem"/>
-      </w:pPr>
-      <w:r>
-        <w:t xml:space="preserve">CLARICE (séria)</w:t>
-      </w:r>
-    </w:p>
-    <w:p>
-      <w:pPr>
-        <w:pStyle w:val="Dialogo"/>
-      </w:pPr>
-      <w:r>
-        <w:t xml:space="preserve">Pra sair, tem que subir. A grade da escada tá no cadeado, e a chave é a da fita azul.</w:t>
-      </w:r>
-    </w:p>
-    <w:p>
-      <w:pPr>
-        <w:pStyle w:val="Dialogo"/>
-      </w:pPr>
-      <w:r>
-        <w:t xml:space="preserve">Só que o molho com ela caiu na 102, aqui do lado, quando o robô me ouviu no corredor. Larguei tudo e corri.</w:t>
-      </w:r>
-    </w:p>
-    <w:p>
-      <w:pPr>
-        <w:pStyle w:val="Personagem"/>
-      </w:pPr>
-      <w:r>
-        <w:t xml:space="preserve">CLARICE</w:t>
-      </w:r>
-    </w:p>
-    <w:p>
-      <w:pPr>
-        <w:pStyle w:val="Dialogo"/>
-      </w:pPr>
-      <w:r>
-        <w:t xml:space="preserve">A proposta é justa: você traz o molho, eu te digo qual chave abre o quê. Isso não é pedir ajuda, tá? É permuta.</w:t>
-      </w:r>
-    </w:p>
-    <w:p>
-      <w:pPr>
-        <w:pStyle w:val="Dialogo"/>
-      </w:pPr>
-      <w:r>
-        <w:t xml:space="preserve">E eu não saio daqui. Tô mapeando a ronda deles pela fresta da barricada, e se eu saio perco o ciclo.</w:t>
+        <w:t xml:space="preserve">FALAS  </w:t>
+      </w:r>
+      <w:r>
+        <w:t xml:space="preserve">clarice_bloco_pede_molho: Ela perdeu o molho de chaves na 102 e propõe uma permuta. Se o Gabriel perguntar do lugar, ela conta quem mais veio parar ali. Tem falas novas em rascunho. O texto está no Dialogos.docx.</w:t>
       </w:r>
     </w:p>
     <w:p>
@@ -16097,80 +15532,18 @@
     </w:p>
     <w:p>
       <w:pPr>
-        <w:pStyle w:val="NotaTime"/>
-        <w:spacing w:after="60"/>
-      </w:pPr>
-      <w:r>
-        <w:t xml:space="preserve">Diálogo clarice_bloco_pede_molho_de_novo  (dados/dialogos/clarice_bloco_pede_molho_de_novo.json)</w:t>
-      </w:r>
-    </w:p>
-    <w:p>
-      <w:pPr>
-        <w:pStyle w:val="Personagem"/>
-      </w:pPr>
-      <w:r>
-        <w:t xml:space="preserve">CLARICE</w:t>
-      </w:r>
-    </w:p>
-    <w:p>
-      <w:pPr>
-        <w:pStyle w:val="Dialogo"/>
-      </w:pPr>
-      <w:r>
-        <w:t xml:space="preserve">E o molho? Tá na 102, na areia, perto das carteiras viradas.</w:t>
-      </w:r>
-    </w:p>
-    <w:p>
-      <w:pPr>
-        <w:pStyle w:val="Dialogo"/>
-      </w:pPr>
-      <w:r>
-        <w:t xml:space="preserve">Pisa de leve que o robô escuta. Se ele vier, joga uma pedra longe: ele vai atrás do barulho. É reflexo, eu já testei.</w:t>
-      </w:r>
-    </w:p>
-    <w:p>
-      <w:pPr>
-        <w:pStyle w:val="NotaTime"/>
-        <w:spacing w:after="60" w:before="60"/>
-      </w:pPr>
-      <w:r>
-        <w:t xml:space="preserve">Nota: Linhas com barra azul à esquerda são suas e ainda não estão no jogo. As outras já tocam.</w:t>
-      </w:r>
-    </w:p>
-    <w:p>
-      <w:pPr>
-        <w:pStyle w:val="NotaTime"/>
-        <w:spacing w:after="60" w:before="60"/>
-      </w:pPr>
-      <w:r>
-        <w:t xml:space="preserve">Nota: Só a escrita foi corrigida: Clarisse e “Calrice” viraram Clarice, e ajustei “daí”, “dá pra”, “é do futuro”, “surreal, mas”, “cinco”, “daqui”, “DeLorean” e a pontuação. O retrato “surpreso” do Gabriel é meu, porque você não indicou.</w:t>
-      </w:r>
-    </w:p>
-    <w:p>
-      <w:pPr>
-        <w:pStyle w:val="NotaTime"/>
-        <w:spacing w:after="60" w:before="60"/>
-      </w:pPr>
-      <w:r>
-        <w:t xml:space="preserve">Nota: Decidido nesta rodada: tirei as duas escolhas (“O que aconteceu com este lugar?” e “Preciso sair daqui.”). Agora a Clarice sempre conta isso e depois segue para o molho. O arquivo do jogo ainda tem as escolhas. A fala longa dela foi quebrada em quatro, e o Gabriel diz que já sabe o ano dela pelo bilhete. A reação da Clarice a isso (“O bilhete, claro.”) é minha, ajuste se quiser.</w:t>
-      </w:r>
-    </w:p>
-    <w:p>
-      <w:pPr>
-        <w:pStyle w:val="NotaTime"/>
-        <w:spacing w:after="60" w:before="60"/>
-      </w:pPr>
-      <w:r>
-        <w:t xml:space="preserve">Nota: Dias contados a partir da chegada do Gabriel, com 3 dias entre cada chegada: Diana 3, Clarice 6, Zane 9, Henrique 12. Se o Baltazar entrar antes da Clarice, os números dela e do Zane sobem 3 (História Completa, 10.4).</w:t>
-      </w:r>
-    </w:p>
-    <w:p>
-      <w:pPr>
-        <w:pStyle w:val="NotaTime"/>
-        <w:spacing w:after="60" w:before="60"/>
-      </w:pPr>
-      <w:r>
-        <w:t xml:space="preserve">Nota: Revisão do Ato 2 no Anexo B.</w:t>
+        <w:pStyle w:val="Jogabilidade"/>
+      </w:pPr>
+      <w:r>
+        <w:rPr>
+          <w:b/>
+          <w:bCs/>
+          <w:color w:val="2A7F8E"/>
+        </w:rPr>
+        <w:t xml:space="preserve">FALAS  </w:t>
+      </w:r>
+      <w:r>
+        <w:t xml:space="preserve">clarice_bloco_pede_molho_de_novo: Lembrete de onde está o molho. O texto está no Dialogos.docx.</w:t>
       </w:r>
     </w:p>
     <w:p>
@@ -16659,211 +16032,18 @@
     </w:p>
     <w:p>
       <w:pPr>
-        <w:pStyle w:val="NotaTime"/>
-        <w:spacing w:after="60"/>
-      </w:pPr>
-      <w:r>
-        <w:t xml:space="preserve">Diálogo clarice_bloco_devolve_chave  (dados/dialogos/clarice_bloco_devolve_chave.json)</w:t>
-      </w:r>
-    </w:p>
-    <w:p>
-      <w:pPr>
-        <w:pStyle w:val="Personagem"/>
-      </w:pPr>
-      <w:r>
-        <w:t xml:space="preserve">GABRIEL</w:t>
-      </w:r>
-    </w:p>
-    <w:p>
-      <w:pPr>
-        <w:pStyle w:val="Dialogo"/>
-      </w:pPr>
-      <w:r>
-        <w:t xml:space="preserve">Achei. Estava na areia, do jeito que você disse.</w:t>
-      </w:r>
-    </w:p>
-    <w:p>
-      <w:pPr>
-        <w:pStyle w:val="Personagem"/>
-      </w:pPr>
-      <w:r>
-        <w:t xml:space="preserve">CLARICE (sorrindo)</w:t>
-      </w:r>
-    </w:p>
-    <w:p>
-      <w:pPr>
-        <w:pStyle w:val="Dialogo"/>
-      </w:pPr>
-      <w:r>
-        <w:t xml:space="preserve">Meu molho! Ponto pra você, estudante.</w:t>
-      </w:r>
-    </w:p>
-    <w:p>
-      <w:pPr>
-        <w:pStyle w:val="Personagem"/>
-      </w:pPr>
-      <w:r>
-        <w:t xml:space="preserve">CLARICE</w:t>
-      </w:r>
-    </w:p>
-    <w:p>
-      <w:pPr>
-        <w:pStyle w:val="Dialogo"/>
-      </w:pPr>
-      <w:r>
-        <w:t xml:space="preserve">Toma: a da fita azul é a da grade da escada. Fui eu que botei a fita, pra achar no escuro. Etiquetei todas, aliás.</w:t>
-      </w:r>
-    </w:p>
-    <w:p>
-      <w:pPr>
-        <w:pStyle w:val="Dialogo"/>
-      </w:pPr>
-      <w:r>
-        <w:t xml:space="preserve">A saída é a porta corta-fogo, no fim do corredor de cima. Só que alguém passou uma corrente nela.</w:t>
-      </w:r>
-    </w:p>
-    <w:p>
-      <w:pPr>
-        <w:pStyle w:val="Dialogo"/>
-      </w:pPr>
-      <w:r>
-        <w:t xml:space="preserve">Tem um alicate de cortar vergalhão no depósito, a 206. A chave do depósito tá no claviculário da sala dos professores, a 203.</w:t>
-      </w:r>
-    </w:p>
-    <w:p>
-      <w:pPr>
-        <w:pStyle w:val="Personagem"/>
-      </w:pPr>
-      <w:r>
-        <w:t xml:space="preserve">CLARICE (séria)</w:t>
-      </w:r>
-    </w:p>
-    <w:p>
-      <w:pPr>
-        <w:pStyle w:val="Dialogo"/>
-      </w:pPr>
-      <w:r>
-        <w:t xml:space="preserve">O claviculário tem cadeado de segredo, três números. Dava pra ir na força bruta, mas são mil combinações e o robô de lá enxerga longe. Conta ruim.</w:t>
-      </w:r>
-    </w:p>
-    <w:p>
-      <w:pPr>
-        <w:pStyle w:val="Personagem"/>
-      </w:pPr>
-      <w:r>
-        <w:t xml:space="preserve">GABRIEL (preocupado)</w:t>
-      </w:r>
-    </w:p>
-    <w:p>
-      <w:pPr>
-        <w:pStyle w:val="Dialogo"/>
-      </w:pPr>
-      <w:r>
-        <w:t xml:space="preserve">E você? Vem comigo?</w:t>
-      </w:r>
-    </w:p>
-    <w:p>
-      <w:pPr>
-        <w:pStyle w:val="Personagem"/>
-      </w:pPr>
-      <w:r>
-        <w:t xml:space="preserve">CLARICE</w:t>
-      </w:r>
-    </w:p>
-    <w:p>
-      <w:pPr>
-        <w:pStyle w:val="Dialogo"/>
-      </w:pPr>
-      <w:r>
-        <w:t xml:space="preserve">Eu fico. Tô nesta sala desde que cheguei. Acordei na Biblioteca, igual a você, e vim parar aqui.</w:t>
-      </w:r>
-    </w:p>
-    <w:p>
-      <w:pPr>
-        <w:pStyle w:val="Personagem"/>
-      </w:pPr>
-      <w:r>
-        <w:t xml:space="preserve">CLARICE (sorrindo)</w:t>
-      </w:r>
-    </w:p>
-    <w:p>
-      <w:pPr>
-        <w:pStyle w:val="Dialogo"/>
-      </w:pPr>
-      <w:r>
-        <w:t xml:space="preserve">A Diana apareceu depois, e eu deixei ficar.</w:t>
-      </w:r>
-    </w:p>
-    <w:p>
-      <w:pPr>
-        <w:pStyle w:val="Personagem"/>
-      </w:pPr>
-      <w:r>
-        <w:t xml:space="preserve">CLARICE</w:t>
-      </w:r>
-    </w:p>
-    <w:p>
-      <w:pPr>
-        <w:pStyle w:val="Dialogo"/>
-      </w:pPr>
-      <w:r>
-        <w:t xml:space="preserve">Agora a gente junta tudo o que dá pra descobrir do que aconteceu. Eu fico com as rondas, ela com o mapa.</w:t>
-      </w:r>
-    </w:p>
-    <w:p>
-      <w:pPr>
-        <w:pStyle w:val="Dialogo"/>
-      </w:pPr>
-      <w:r>
-        <w:t xml:space="preserve">E o Henrique ajuda a gente pelo rádio. Ele vê o campus pelas câmeras, e foi ele que avisou que, de alguma forma, a gente tá em 3026.</w:t>
-      </w:r>
-    </w:p>
-    <w:p>
-      <w:pPr>
-        <w:pStyle w:val="Personagem"/>
-      </w:pPr>
-      <w:r>
-        <w:t xml:space="preserve">GABRIEL (surpreso)</w:t>
-      </w:r>
-    </w:p>
-    <w:p>
-      <w:pPr>
-        <w:pStyle w:val="Dialogo"/>
-      </w:pPr>
-      <w:r>
-        <w:t xml:space="preserve">Henrique? O das câmeras? Foi ele que te avisou de mim?</w:t>
-      </w:r>
-    </w:p>
-    <w:p>
-      <w:pPr>
-        <w:pStyle w:val="Personagem"/>
-      </w:pPr>
-      <w:r>
-        <w:t xml:space="preserve">CLARICE (sorrindo)</w:t>
-      </w:r>
-    </w:p>
-    <w:p>
-      <w:pPr>
-        <w:pStyle w:val="Dialogo"/>
-      </w:pPr>
-      <w:r>
-        <w:t xml:space="preserve">Esse mesmo. Fala pouco, mas vê tudo. Foi por ele que eu soube que você tinha acordado na Biblioteca.</w:t>
-      </w:r>
-    </w:p>
-    <w:p>
-      <w:pPr>
-        <w:pStyle w:val="Personagem"/>
-      </w:pPr>
-      <w:r>
-        <w:t xml:space="preserve">CLARICE</w:t>
-      </w:r>
-    </w:p>
-    <w:p>
-      <w:pPr>
-        <w:pStyle w:val="Dialogo"/>
-      </w:pPr>
-      <w:r>
-        <w:t xml:space="preserve">Aqui os robôs não entram. Se precisar descansar, é só vir. E eu fico na escuta do rádio.</w:t>
+        <w:pStyle w:val="Jogabilidade"/>
+      </w:pPr>
+      <w:r>
+        <w:rPr>
+          <w:b/>
+          <w:bCs/>
+          <w:color w:val="2A7F8E"/>
+        </w:rPr>
+        <w:t xml:space="preserve">FALAS  </w:t>
+      </w:r>
+      <w:r>
+        <w:t xml:space="preserve">clarice_bloco_devolve_chave: Troca o molho pela chave da grade; conta quem está ali e como chegar à saída. O texto está no Dialogos.docx.</w:t>
       </w:r>
     </w:p>
     <w:p>
@@ -16951,47 +16131,7 @@
     </w:p>
     <w:p>
       <w:pPr>
-        <w:pStyle w:val="NotaTime"/>
-        <w:spacing w:after="60"/>
-      </w:pPr>
-      <w:r>
-        <w:t xml:space="preserve">Diálogo clarice_bloco_de_novo  (dados/dialogos/clarice_bloco_de_novo.json)</w:t>
-      </w:r>
-    </w:p>
-    <w:p>
-      <w:pPr>
-        <w:pStyle w:val="Trecho"/>
-      </w:pPr>
-      <w:r>
-        <w:rPr>
-          <w:b/>
-          <w:bCs/>
-        </w:rPr>
-        <w:t xml:space="preserve">TRECHO  </w:t>
-      </w:r>
-      <w:r>
-        <w:t xml:space="preserve">posto  (começa aqui)</w:t>
-      </w:r>
-    </w:p>
-    <w:p>
-      <w:pPr>
-        <w:pStyle w:val="Personagem"/>
-      </w:pPr>
-      <w:r>
-        <w:t xml:space="preserve">CLARICE (sorrindo)</w:t>
-      </w:r>
-    </w:p>
-    <w:p>
-      <w:pPr>
-        <w:pStyle w:val="Dialogo"/>
-      </w:pPr>
-      <w:r>
-        <w:t xml:space="preserve">Voltou inteiro? Aí sim.</w:t>
-      </w:r>
-    </w:p>
-    <w:p>
-      <w:pPr>
-        <w:pStyle w:val="Escolha"/>
+        <w:pStyle w:val="Jogabilidade"/>
       </w:pPr>
       <w:r>
         <w:rPr>
@@ -16999,286 +16139,10 @@
           <w:bCs/>
           <w:color w:val="2A7F8E"/>
         </w:rPr>
-        <w:t xml:space="preserve">ESCOLHA  </w:t>
-      </w:r>
-      <w:r>
-        <w:t xml:space="preserve">“Como abro o claviculário?”</w:t>
-      </w:r>
-      <w:r>
-        <w:rPr>
-          <w:color w:val="7A8794"/>
-        </w:rPr>
-        <w:t xml:space="preserve">   → claviculario</w:t>
-      </w:r>
-    </w:p>
-    <w:p>
-      <w:pPr>
-        <w:pStyle w:val="Escolha"/>
-      </w:pPr>
-      <w:r>
-        <w:rPr>
-          <w:b/>
-          <w:bCs/>
-          <w:color w:val="2A7F8E"/>
-        </w:rPr>
-        <w:t xml:space="preserve">ESCOLHA  </w:t>
-      </w:r>
-      <w:r>
-        <w:t xml:space="preserve">“Como é o andar de cima?”</w:t>
-      </w:r>
-      <w:r>
-        <w:rPr>
-          <w:color w:val="7A8794"/>
-        </w:rPr>
-        <w:t xml:space="preserve">   → cima</w:t>
-      </w:r>
-    </w:p>
-    <w:p>
-      <w:pPr>
-        <w:pStyle w:val="Escolha"/>
-      </w:pPr>
-      <w:r>
-        <w:rPr>
-          <w:b/>
-          <w:bCs/>
-          <w:color w:val="2A7F8E"/>
-        </w:rPr>
-        <w:t xml:space="preserve">ESCOLHA  </w:t>
-      </w:r>
-      <w:r>
-        <w:t xml:space="preserve">“O que vocês já descobriram?”</w:t>
-      </w:r>
-      <w:r>
-        <w:rPr>
-          <w:color w:val="7A8794"/>
-        </w:rPr>
-        <w:t xml:space="preserve">   → descobertas</w:t>
-      </w:r>
-    </w:p>
-    <w:p>
-      <w:pPr>
-        <w:pStyle w:val="Escolha"/>
-      </w:pPr>
-      <w:r>
-        <w:rPr>
-          <w:b/>
-          <w:bCs/>
-          <w:color w:val="2A7F8E"/>
-        </w:rPr>
-        <w:t xml:space="preserve">ESCOLHA  </w:t>
-      </w:r>
-      <w:r>
-        <w:t xml:space="preserve">“Até mais, Clarice.”</w:t>
-      </w:r>
-      <w:r>
-        <w:rPr>
-          <w:color w:val="7A8794"/>
-        </w:rPr>
-        <w:t xml:space="preserve">   → tchau</w:t>
-      </w:r>
-    </w:p>
-    <w:p>
-      <w:pPr>
-        <w:pStyle w:val="Trecho"/>
-      </w:pPr>
-      <w:r>
-        <w:rPr>
-          <w:b/>
-          <w:bCs/>
-        </w:rPr>
-        <w:t xml:space="preserve">TRECHO  </w:t>
-      </w:r>
-      <w:r>
-        <w:t xml:space="preserve">claviculario</w:t>
-      </w:r>
-    </w:p>
-    <w:p>
-      <w:pPr>
-        <w:pStyle w:val="Personagem"/>
-      </w:pPr>
-      <w:r>
-        <w:t xml:space="preserve">CLARICE (séria)</w:t>
-      </w:r>
-    </w:p>
-    <w:p>
-      <w:pPr>
-        <w:pStyle w:val="Dialogo"/>
-      </w:pPr>
-      <w:r>
-        <w:t xml:space="preserve">Não sei. Esse cadeado eu não abri.</w:t>
-      </w:r>
-    </w:p>
-    <w:p>
-      <w:pPr>
-        <w:pStyle w:val="Personagem"/>
-      </w:pPr>
-      <w:r>
-        <w:t xml:space="preserve">CLARICE</w:t>
-      </w:r>
-    </w:p>
-    <w:p>
-      <w:pPr>
-        <w:pStyle w:val="Dialogo"/>
-      </w:pPr>
-      <w:r>
-        <w:t xml:space="preserve">Mas tem um papel no quadro de avisos da 203 que eu não tinha visto antes. Alguém andou contando alguma coisa.</w:t>
-      </w:r>
-    </w:p>
-    <w:p>
-      <w:pPr>
-        <w:pStyle w:val="Fluxo"/>
-      </w:pPr>
-      <w:r>
-        <w:t xml:space="preserve">segue para o trecho posto</w:t>
-      </w:r>
-    </w:p>
-    <w:p>
-      <w:pPr>
-        <w:pStyle w:val="Trecho"/>
-      </w:pPr>
-      <w:r>
-        <w:rPr>
-          <w:b/>
-          <w:bCs/>
-        </w:rPr>
-        <w:t xml:space="preserve">TRECHO  </w:t>
-      </w:r>
-      <w:r>
-        <w:t xml:space="preserve">cima</w:t>
-      </w:r>
-    </w:p>
-    <w:p>
-      <w:pPr>
-        <w:pStyle w:val="Personagem"/>
-      </w:pPr>
-      <w:r>
-        <w:t xml:space="preserve">CLARICE</w:t>
-      </w:r>
-    </w:p>
-    <w:p>
-      <w:pPr>
-        <w:pStyle w:val="Dialogo"/>
-      </w:pPr>
-      <w:r>
-        <w:t xml:space="preserve">Lá em cima o teto caiu em vários pontos. Onde bate a lua, o robô de lá te enxerga de longe.</w:t>
-      </w:r>
-    </w:p>
-    <w:p>
-      <w:pPr>
-        <w:pStyle w:val="Dialogo"/>
-      </w:pPr>
-      <w:r>
-        <w:t xml:space="preserve">Anda pelo escuro e entra nas salas pra despistar. A rota dele é um ciclo: dá pra decorar.</w:t>
-      </w:r>
-    </w:p>
-    <w:p>
-      <w:pPr>
-        <w:pStyle w:val="Fluxo"/>
-      </w:pPr>
-      <w:r>
-        <w:t xml:space="preserve">segue para o trecho posto</w:t>
-      </w:r>
-    </w:p>
-    <w:p>
-      <w:pPr>
-        <w:pStyle w:val="Trecho"/>
-      </w:pPr>
-      <w:r>
-        <w:rPr>
-          <w:b/>
-          <w:bCs/>
-        </w:rPr>
-        <w:t xml:space="preserve">TRECHO  </w:t>
-      </w:r>
-      <w:r>
-        <w:t xml:space="preserve">tchau</w:t>
-      </w:r>
-    </w:p>
-    <w:p>
-      <w:pPr>
-        <w:pStyle w:val="Personagem"/>
-      </w:pPr>
-      <w:r>
-        <w:t xml:space="preserve">CLARICE (sorrindo)</w:t>
-      </w:r>
-    </w:p>
-    <w:p>
-      <w:pPr>
-        <w:pStyle w:val="Dialogo"/>
-      </w:pPr>
-      <w:r>
-        <w:t xml:space="preserve">Vai lá. E não confia nas luzes.</w:t>
-      </w:r>
-    </w:p>
-    <w:p>
-      <w:pPr>
-        <w:pStyle w:val="Trecho"/>
-      </w:pPr>
-      <w:r>
-        <w:rPr>
-          <w:b/>
-          <w:bCs/>
-        </w:rPr>
-        <w:t xml:space="preserve">TRECHO  </w:t>
-      </w:r>
-      <w:r>
-        <w:t xml:space="preserve">descobertas</w:t>
-      </w:r>
-    </w:p>
-    <w:p>
-      <w:pPr>
-        <w:pStyle w:val="Personagem"/>
-      </w:pPr>
-      <w:r>
-        <w:t xml:space="preserve">CLARICE</w:t>
-      </w:r>
-    </w:p>
-    <w:p>
-      <w:pPr>
-        <w:pStyle w:val="Dialogo"/>
-      </w:pPr>
-      <w:r>
-        <w:t xml:space="preserve">Pouca coisa, e devagar. Eu anoto as rondas: cada robô repete o mesmo ciclo, todo dia.</w:t>
-      </w:r>
-    </w:p>
-    <w:p>
-      <w:pPr>
-        <w:pStyle w:val="Personagem"/>
-      </w:pPr>
-      <w:r>
-        <w:t xml:space="preserve">CLARICE (sorrindo)</w:t>
-      </w:r>
-    </w:p>
-    <w:p>
-      <w:pPr>
-        <w:pStyle w:val="Dialogo"/>
-      </w:pPr>
-      <w:r>
-        <w:t xml:space="preserve">A Diana desenha o mapa à mão, com as passagens que não estão em mapa nenhum. Exagera nas setas, mas acerta.</w:t>
-      </w:r>
-    </w:p>
-    <w:p>
-      <w:pPr>
-        <w:pStyle w:val="Personagem"/>
-      </w:pPr>
-      <w:r>
-        <w:t xml:space="preserve">CLARICE</w:t>
-      </w:r>
-    </w:p>
-    <w:p>
-      <w:pPr>
-        <w:pStyle w:val="Dialogo"/>
-      </w:pPr>
-      <w:r>
-        <w:t xml:space="preserve">O Henrique olha as câmeras e conta o que vê, e a gente junta com as rondas e com o mapa.</w:t>
-      </w:r>
-    </w:p>
-    <w:p>
-      <w:pPr>
-        <w:pStyle w:val="Fluxo"/>
-      </w:pPr>
-      <w:r>
-        <w:t xml:space="preserve">segue para o trecho posto</w:t>
+        <w:t xml:space="preserve">FALAS  </w:t>
+      </w:r>
+      <w:r>
+        <w:t xml:space="preserve">clarice_bloco_de_novo: Menu com as dicas do bloco: claviculário, andar de cima e o que descobriram. O texto está no Dialogos.docx.</w:t>
       </w:r>
     </w:p>
     <w:p>
@@ -17533,43 +16397,18 @@
     </w:p>
     <w:p>
       <w:pPr>
-        <w:pStyle w:val="NotaTime"/>
-        <w:spacing w:after="60"/>
-      </w:pPr>
-      <w:r>
-        <w:t xml:space="preserve">Transmissão clarice_02  (dados/transmissoes/clarice_02.tres)</w:t>
-      </w:r>
-    </w:p>
-    <w:p>
-      <w:pPr>
-        <w:pStyle w:val="Personagem"/>
-      </w:pPr>
-      <w:r>
-        <w:t xml:space="preserve">CLARICE (RÁDIO)</w:t>
-      </w:r>
-    </w:p>
-    <w:p>
-      <w:pPr>
-        <w:pStyle w:val="Dialogo"/>
-      </w:pPr>
-      <w:r>
-        <w:t xml:space="preserve">Chhh... Subiu? Então presta atenção. O robô daí de cima não é igual ao de baixo: esse não escuta, esse enxerga longe.</w:t>
-      </w:r>
-    </w:p>
-    <w:p>
-      <w:pPr>
-        <w:pStyle w:val="Dialogo"/>
-      </w:pPr>
-      <w:r>
-        <w:t xml:space="preserve">Ele para debaixo dos buracos do teto, onde a lua bate. É ali que ele te vê de longe.</w:t>
-      </w:r>
-    </w:p>
-    <w:p>
-      <w:pPr>
-        <w:pStyle w:val="Dialogo"/>
-      </w:pPr>
-      <w:r>
-        <w:t xml:space="preserve">Passa pelo escuro, colado nas portas, e não fica parado no claro. A rota dele é um ciclo: dá pra decorar.</w:t>
+        <w:pStyle w:val="Jogabilidade"/>
+      </w:pPr>
+      <w:r>
+        <w:rPr>
+          <w:b/>
+          <w:bCs/>
+          <w:color w:val="2A7F8E"/>
+        </w:rPr>
+        <w:t xml:space="preserve">FALAS  </w:t>
+      </w:r>
+      <w:r>
+        <w:t xml:space="preserve">clarice_02: O robô de cima enxerga longe; passar pelo escuro. O texto está no Dialogos.docx.</w:t>
       </w:r>
     </w:p>
     <w:p>
@@ -17625,6 +16464,69 @@
       </w:r>
       <w:r>
         <w:t xml:space="preserve">Na sala 203, o claviculário tem cadeado de três números. A pista é contar os tracinhos das lousas das salas 101, 201 e 205. Ele dá a chave do depósito (206).</w:t>
+      </w:r>
+    </w:p>
+    <w:p>
+      <w:pPr>
+        <w:pStyle w:val="Condicao"/>
+      </w:pPr>
+      <w:r>
+        <w:t xml:space="preserve">QUANDO O CLAVICULÁRIO ABRE E GABRIEL VOLTA AO CORREDOR</w:t>
+      </w:r>
+    </w:p>
+    <w:p>
+      <w:pPr>
+        <w:pStyle w:val="Jogabilidade"/>
+      </w:pPr>
+      <w:r>
+        <w:rPr>
+          <w:b/>
+          <w:bCs/>
+          <w:color w:val="2A7F8E"/>
+        </w:rPr>
+        <w:t xml:space="preserve">FALAS  </w:t>
+      </w:r>
+      <w:r>
+        <w:t xml:space="preserve">grupo_bloco_01: O depósito (206) e o Rastreador. A Diana e o mapa à mão; a Clarice e o "é o fim". O texto está no Dialogos.docx.</w:t>
+      </w:r>
+    </w:p>
+    <w:p>
+      <w:pPr>
+        <w:pStyle w:val="Jogabilidade"/>
+      </w:pPr>
+      <w:r>
+        <w:rPr>
+          <w:b/>
+          <w:bCs/>
+          <w:color w:val="2A7F8E"/>
+        </w:rPr>
+        <w:t xml:space="preserve">CADERNO  </w:t>
+      </w:r>
+      <w:r>
+        <w:rPr>
+          <w:b/>
+          <w:bCs/>
+        </w:rPr>
+        <w:t xml:space="preserve">Clarice e Diana, no rádio.</w:t>
+      </w:r>
+      <w:r>
+        <w:rPr>
+          <w:i/>
+          <w:iCs/>
+        </w:rPr>
+        <w:t xml:space="preserve"> A chave do claviculário abre o depósito (206). Lá dentro tem estantes como um labirinto e um Rastreador, o robô que escuta: pisar devagar.</w:t>
+      </w:r>
+    </w:p>
+    <w:p>
+      <w:pPr>
+        <w:pStyle w:val="Jogabilidade"/>
+      </w:pPr>
+      <w:r>
+        <w:rPr>
+          <w:i/>
+          <w:iCs/>
+        </w:rPr>
+        <w:t xml:space="preserve">A Diana desenha o mapa e chama os robôs de autômatos. A Clarice já se acostumou com o drama.</w:t>
       </w:r>
     </w:p>
     <w:p>
@@ -17863,43 +16765,18 @@
     </w:p>
     <w:p>
       <w:pPr>
-        <w:pStyle w:val="NotaTime"/>
-        <w:spacing w:after="60"/>
-      </w:pPr>
-      <w:r>
-        <w:t xml:space="preserve">Transmissão clarice_04  (dados/transmissoes/clarice_04.tres)</w:t>
-      </w:r>
-    </w:p>
-    <w:p>
-      <w:pPr>
-        <w:pStyle w:val="Personagem"/>
-      </w:pPr>
-      <w:r>
-        <w:t xml:space="preserve">CLARICE (RÁDIO)</w:t>
-      </w:r>
-    </w:p>
-    <w:p>
-      <w:pPr>
-        <w:pStyle w:val="Dialogo"/>
-      </w:pPr>
-      <w:r>
-        <w:t xml:space="preserve">Chhh... Estudante. O Henrique viu pela câmera: a máquina do andar de cima mudou a ronda.</w:t>
-      </w:r>
-    </w:p>
-    <w:p>
-      <w:pPr>
-        <w:pStyle w:val="Dialogo"/>
-      </w:pPr>
-      <w:r>
-        <w:t xml:space="preserve">Agora ela vai até a escada. E até a porta do fim do corredor.</w:t>
-      </w:r>
-    </w:p>
-    <w:p>
-      <w:pPr>
-        <w:pStyle w:val="Dialogo"/>
-      </w:pPr>
-      <w:r>
-        <w:t xml:space="preserve">O buraco no chão da 204 dá na 104. Se precisar descer sem passar por ela.</w:t>
+        <w:pStyle w:val="Jogabilidade"/>
+      </w:pPr>
+      <w:r>
+        <w:rPr>
+          <w:b/>
+          <w:bCs/>
+          <w:color w:val="2A7F8E"/>
+        </w:rPr>
+        <w:t xml:space="preserve">FALAS  </w:t>
+      </w:r>
+      <w:r>
+        <w:t xml:space="preserve">clarice_04: A ronda mudou; o buraco da 204 desce direto para a 104. O texto está no Dialogos.docx.</w:t>
       </w:r>
     </w:p>
     <w:p>
@@ -18193,43 +17070,18 @@
     </w:p>
     <w:p>
       <w:pPr>
-        <w:pStyle w:val="NotaTime"/>
-        <w:spacing w:after="60"/>
-      </w:pPr>
-      <w:r>
-        <w:t xml:space="preserve">Transmissão clarice_03  (dados/transmissoes/clarice_03.tres)</w:t>
-      </w:r>
-    </w:p>
-    <w:p>
-      <w:pPr>
-        <w:pStyle w:val="Personagem"/>
-      </w:pPr>
-      <w:r>
-        <w:t xml:space="preserve">CLARICE (RÁDIO)</w:t>
-      </w:r>
-    </w:p>
-    <w:p>
-      <w:pPr>
-        <w:pStyle w:val="Dialogo"/>
-      </w:pPr>
-      <w:r>
-        <w:t xml:space="preserve">Chhh... Ouvi o estalo daqui. Cortou a corrente, foi?</w:t>
-      </w:r>
-    </w:p>
-    <w:p>
-      <w:pPr>
-        <w:pStyle w:val="Dialogo"/>
-      </w:pPr>
-      <w:r>
-        <w:t xml:space="preserve">Então vai. Eu e a Diana ficamos: ainda não fechei o mapa das rondas, e se eu saio agora perco o ciclo inteiro.</w:t>
-      </w:r>
-    </w:p>
-    <w:p>
-      <w:pPr>
-        <w:pStyle w:val="Dialogo"/>
-      </w:pPr>
-      <w:r>
-        <w:t xml:space="preserve">Qualquer coisa, chama no rádio. Tô na escuta. E não confia nas luzes.</w:t>
+        <w:pStyle w:val="Jogabilidade"/>
+      </w:pPr>
+      <w:r>
+        <w:rPr>
+          <w:b/>
+          <w:bCs/>
+          <w:color w:val="2A7F8E"/>
+        </w:rPr>
+        <w:t xml:space="preserve">FALAS  </w:t>
+      </w:r>
+      <w:r>
+        <w:t xml:space="preserve">clarice_03: Despedida: ela e a Diana ficam na 103. O texto está no Dialogos.docx.</w:t>
       </w:r>
     </w:p>
     <w:p>
@@ -18257,6 +17109,69 @@
           <w:iCs/>
         </w:rPr>
         <w:t xml:space="preserve"> A Clarice e a Diana ficaram na 103. A Clarice continua mapeando as rondas dos robôs. Diz que, se sair agora, perde o ciclo inteiro.</w:t>
+      </w:r>
+    </w:p>
+    <w:p>
+      <w:pPr>
+        <w:pStyle w:val="Condicao"/>
+      </w:pPr>
+      <w:r>
+        <w:t xml:space="preserve">LOGO DEPOIS, NA MESMA FREQUÊNCIA</w:t>
+      </w:r>
+    </w:p>
+    <w:p>
+      <w:pPr>
+        <w:pStyle w:val="Jogabilidade"/>
+      </w:pPr>
+      <w:r>
+        <w:rPr>
+          <w:b/>
+          <w:bCs/>
+          <w:color w:val="2A7F8E"/>
+        </w:rPr>
+        <w:t xml:space="preserve">FALAS  </w:t>
+      </w:r>
+      <w:r>
+        <w:t xml:space="preserve">grupo_bloco_02: O Zane entra na frequência, provoca a Clarice ("analógica") e espera o Gabriel do outro lado da porta. O texto está no Dialogos.docx.</w:t>
+      </w:r>
+    </w:p>
+    <w:p>
+      <w:pPr>
+        <w:pStyle w:val="Jogabilidade"/>
+      </w:pPr>
+      <w:r>
+        <w:rPr>
+          <w:b/>
+          <w:bCs/>
+          <w:color w:val="2A7F8E"/>
+        </w:rPr>
+        <w:t xml:space="preserve">CADERNO  </w:t>
+      </w:r>
+      <w:r>
+        <w:rPr>
+          <w:b/>
+          <w:bCs/>
+        </w:rPr>
+        <w:t xml:space="preserve">Zane, na frequência.</w:t>
+      </w:r>
+      <w:r>
+        <w:rPr>
+          <w:i/>
+          <w:iCs/>
+        </w:rPr>
+        <w:t xml:space="preserve"> O Zane, o do telefone, também está na frequência: é ele quem a mantém no ar. Do outro lado da porta corta-fogo, ele me espera.</w:t>
+      </w:r>
+    </w:p>
+    <w:p>
+      <w:pPr>
+        <w:pStyle w:val="Jogabilidade"/>
+      </w:pPr>
+      <w:r>
+        <w:rPr>
+          <w:i/>
+          <w:iCs/>
+        </w:rPr>
+        <w:t xml:space="preserve">Fala umas palavras estranhas: "cromado", "zerado", "despluga". Chama a Clarice de analógica.</w:t>
       </w:r>
     </w:p>
     <w:p>
@@ -19527,7 +18442,7 @@
                 <w:sz w:val="15"/>
                 <w:szCs w:val="15"/>
               </w:rPr>
-              <w:t xml:space="preserve">clarice_04</w:t>
+              <w:t xml:space="preserve">grupo_bloco_01</w:t>
             </w:r>
           </w:p>
         </w:tc>
@@ -19550,7 +18465,7 @@
           </w:tcPr>
           <w:p>
             <w:r>
-              <w:t xml:space="preserve">CLARICE</w:t>
+              <w:t xml:space="preserve">Clarice, Gabriel, Diana</w:t>
             </w:r>
           </w:p>
         </w:tc>
@@ -19596,7 +18511,7 @@
           </w:tcPr>
           <w:p>
             <w:r>
-              <w:t xml:space="preserve">Cena 2.6. Pegar o alicate no depósito (206)</w:t>
+              <w:t xml:space="preserve">Cena 2.5. Abrir o claviculário e voltar ao corredor</w:t>
             </w:r>
           </w:p>
         </w:tc>
@@ -19619,7 +18534,7 @@
           </w:tcPr>
           <w:p>
             <w:r>
-              <w:t xml:space="preserve">A ronda mudou; o buraco da 204 desce direto para a 104.</w:t>
+              <w:t xml:space="preserve">O depósito (206) e o Rastreador. A Diana e o mapa à mão; a Clarice e o "é o fim".</w:t>
             </w:r>
           </w:p>
         </w:tc>
@@ -19652,6 +18567,131 @@
                 <w:sz w:val="15"/>
                 <w:szCs w:val="15"/>
               </w:rPr>
+              <w:t xml:space="preserve">clarice_04</w:t>
+            </w:r>
+          </w:p>
+        </w:tc>
+        <w:tc>
+          <w:tcPr>
+            <w:tcW w:type="dxa" w:w="1200"/>
+            <w:tcBorders>
+              <w:top w:val="single" w:color="BFC9D1" w:sz="4"/>
+              <w:left w:val="single" w:color="BFC9D1" w:sz="4"/>
+              <w:bottom w:val="single" w:color="BFC9D1" w:sz="4"/>
+              <w:right w:val="single" w:color="BFC9D1" w:sz="4"/>
+            </w:tcBorders>
+            <w:tcMar>
+              <w:top w:type="dxa" w:w="70"/>
+              <w:left w:type="dxa" w:w="110"/>
+              <w:bottom w:type="dxa" w:w="70"/>
+              <w:right w:type="dxa" w:w="110"/>
+            </w:tcMar>
+            <w:vAlign w:val="top"/>
+          </w:tcPr>
+          <w:p>
+            <w:r>
+              <w:t xml:space="preserve">CLARICE</w:t>
+            </w:r>
+          </w:p>
+        </w:tc>
+        <w:tc>
+          <w:tcPr>
+            <w:tcW w:type="dxa" w:w="1100"/>
+            <w:tcBorders>
+              <w:top w:val="single" w:color="BFC9D1" w:sz="4"/>
+              <w:left w:val="single" w:color="BFC9D1" w:sz="4"/>
+              <w:bottom w:val="single" w:color="BFC9D1" w:sz="4"/>
+              <w:right w:val="single" w:color="BFC9D1" w:sz="4"/>
+            </w:tcBorders>
+            <w:tcMar>
+              <w:top w:type="dxa" w:w="70"/>
+              <w:left w:type="dxa" w:w="110"/>
+              <w:bottom w:type="dxa" w:w="70"/>
+              <w:right w:type="dxa" w:w="110"/>
+            </w:tcMar>
+            <w:vAlign w:val="top"/>
+          </w:tcPr>
+          <w:p>
+            <w:r>
+              <w:t xml:space="preserve">rádio</w:t>
+            </w:r>
+          </w:p>
+        </w:tc>
+        <w:tc>
+          <w:tcPr>
+            <w:tcW w:type="dxa" w:w="2000"/>
+            <w:tcBorders>
+              <w:top w:val="single" w:color="BFC9D1" w:sz="4"/>
+              <w:left w:val="single" w:color="BFC9D1" w:sz="4"/>
+              <w:bottom w:val="single" w:color="BFC9D1" w:sz="4"/>
+              <w:right w:val="single" w:color="BFC9D1" w:sz="4"/>
+            </w:tcBorders>
+            <w:tcMar>
+              <w:top w:type="dxa" w:w="70"/>
+              <w:left w:type="dxa" w:w="110"/>
+              <w:bottom w:type="dxa" w:w="70"/>
+              <w:right w:type="dxa" w:w="110"/>
+            </w:tcMar>
+            <w:vAlign w:val="top"/>
+          </w:tcPr>
+          <w:p>
+            <w:r>
+              <w:t xml:space="preserve">Cena 2.6. Pegar o alicate no depósito (206)</w:t>
+            </w:r>
+          </w:p>
+        </w:tc>
+        <w:tc>
+          <w:tcPr>
+            <w:tcW w:type="dxa" w:w="2426"/>
+            <w:tcBorders>
+              <w:top w:val="single" w:color="BFC9D1" w:sz="4"/>
+              <w:left w:val="single" w:color="BFC9D1" w:sz="4"/>
+              <w:bottom w:val="single" w:color="BFC9D1" w:sz="4"/>
+              <w:right w:val="single" w:color="BFC9D1" w:sz="4"/>
+            </w:tcBorders>
+            <w:tcMar>
+              <w:top w:type="dxa" w:w="70"/>
+              <w:left w:type="dxa" w:w="110"/>
+              <w:bottom w:type="dxa" w:w="70"/>
+              <w:right w:type="dxa" w:w="110"/>
+            </w:tcMar>
+            <w:vAlign w:val="top"/>
+          </w:tcPr>
+          <w:p>
+            <w:r>
+              <w:t xml:space="preserve">A ronda mudou; o buraco da 204 desce direto para a 104.</w:t>
+            </w:r>
+          </w:p>
+        </w:tc>
+      </w:tr>
+      <w:tr>
+        <w:trPr>
+          <w:trHeight w:val="480" w:hRule="atLeast"/>
+        </w:trPr>
+        <w:tc>
+          <w:tcPr>
+            <w:tcW w:type="dxa" w:w="2300"/>
+            <w:tcBorders>
+              <w:top w:val="single" w:color="BFC9D1" w:sz="4"/>
+              <w:left w:val="single" w:color="BFC9D1" w:sz="4"/>
+              <w:bottom w:val="single" w:color="BFC9D1" w:sz="4"/>
+              <w:right w:val="single" w:color="BFC9D1" w:sz="4"/>
+            </w:tcBorders>
+            <w:tcMar>
+              <w:top w:type="dxa" w:w="70"/>
+              <w:left w:type="dxa" w:w="110"/>
+              <w:bottom w:type="dxa" w:w="70"/>
+              <w:right w:type="dxa" w:w="110"/>
+            </w:tcMar>
+            <w:vAlign w:val="top"/>
+          </w:tcPr>
+          <w:p>
+            <w:r>
+              <w:rPr>
+                <w:rFonts w:ascii="Courier New" w:cs="Courier New" w:eastAsia="Courier New" w:hAnsi="Courier New"/>
+                <w:sz w:val="15"/>
+                <w:szCs w:val="15"/>
+              </w:rPr>
               <w:t xml:space="preserve">clarice_03</w:t>
             </w:r>
           </w:p>
@@ -19745,6 +18785,131 @@
           <w:p>
             <w:r>
               <w:t xml:space="preserve">Despedida: ela e a Diana ficam na 103.</w:t>
+            </w:r>
+          </w:p>
+        </w:tc>
+      </w:tr>
+      <w:tr>
+        <w:trPr>
+          <w:trHeight w:val="480" w:hRule="atLeast"/>
+        </w:trPr>
+        <w:tc>
+          <w:tcPr>
+            <w:tcW w:type="dxa" w:w="2300"/>
+            <w:tcBorders>
+              <w:top w:val="single" w:color="BFC9D1" w:sz="4"/>
+              <w:left w:val="single" w:color="BFC9D1" w:sz="4"/>
+              <w:bottom w:val="single" w:color="BFC9D1" w:sz="4"/>
+              <w:right w:val="single" w:color="BFC9D1" w:sz="4"/>
+            </w:tcBorders>
+            <w:tcMar>
+              <w:top w:type="dxa" w:w="70"/>
+              <w:left w:type="dxa" w:w="110"/>
+              <w:bottom w:type="dxa" w:w="70"/>
+              <w:right w:type="dxa" w:w="110"/>
+            </w:tcMar>
+            <w:vAlign w:val="top"/>
+          </w:tcPr>
+          <w:p>
+            <w:r>
+              <w:rPr>
+                <w:rFonts w:ascii="Courier New" w:cs="Courier New" w:eastAsia="Courier New" w:hAnsi="Courier New"/>
+                <w:sz w:val="15"/>
+                <w:szCs w:val="15"/>
+              </w:rPr>
+              <w:t xml:space="preserve">grupo_bloco_02</w:t>
+            </w:r>
+          </w:p>
+        </w:tc>
+        <w:tc>
+          <w:tcPr>
+            <w:tcW w:type="dxa" w:w="1200"/>
+            <w:tcBorders>
+              <w:top w:val="single" w:color="BFC9D1" w:sz="4"/>
+              <w:left w:val="single" w:color="BFC9D1" w:sz="4"/>
+              <w:bottom w:val="single" w:color="BFC9D1" w:sz="4"/>
+              <w:right w:val="single" w:color="BFC9D1" w:sz="4"/>
+            </w:tcBorders>
+            <w:tcMar>
+              <w:top w:type="dxa" w:w="70"/>
+              <w:left w:type="dxa" w:w="110"/>
+              <w:bottom w:type="dxa" w:w="70"/>
+              <w:right w:type="dxa" w:w="110"/>
+            </w:tcMar>
+            <w:vAlign w:val="top"/>
+          </w:tcPr>
+          <w:p>
+            <w:r>
+              <w:t xml:space="preserve">Zane, Clarice, Gabriel, Diana</w:t>
+            </w:r>
+          </w:p>
+        </w:tc>
+        <w:tc>
+          <w:tcPr>
+            <w:tcW w:type="dxa" w:w="1100"/>
+            <w:tcBorders>
+              <w:top w:val="single" w:color="BFC9D1" w:sz="4"/>
+              <w:left w:val="single" w:color="BFC9D1" w:sz="4"/>
+              <w:bottom w:val="single" w:color="BFC9D1" w:sz="4"/>
+              <w:right w:val="single" w:color="BFC9D1" w:sz="4"/>
+            </w:tcBorders>
+            <w:tcMar>
+              <w:top w:type="dxa" w:w="70"/>
+              <w:left w:type="dxa" w:w="110"/>
+              <w:bottom w:type="dxa" w:w="70"/>
+              <w:right w:type="dxa" w:w="110"/>
+            </w:tcMar>
+            <w:vAlign w:val="top"/>
+          </w:tcPr>
+          <w:p>
+            <w:r>
+              <w:t xml:space="preserve">rádio</w:t>
+            </w:r>
+          </w:p>
+        </w:tc>
+        <w:tc>
+          <w:tcPr>
+            <w:tcW w:type="dxa" w:w="2000"/>
+            <w:tcBorders>
+              <w:top w:val="single" w:color="BFC9D1" w:sz="4"/>
+              <w:left w:val="single" w:color="BFC9D1" w:sz="4"/>
+              <w:bottom w:val="single" w:color="BFC9D1" w:sz="4"/>
+              <w:right w:val="single" w:color="BFC9D1" w:sz="4"/>
+            </w:tcBorders>
+            <w:tcMar>
+              <w:top w:type="dxa" w:w="70"/>
+              <w:left w:type="dxa" w:w="110"/>
+              <w:bottom w:type="dxa" w:w="70"/>
+              <w:right w:type="dxa" w:w="110"/>
+            </w:tcMar>
+            <w:vAlign w:val="top"/>
+          </w:tcPr>
+          <w:p>
+            <w:r>
+              <w:t xml:space="preserve">Cena 2.7. Logo depois de clarice_03</w:t>
+            </w:r>
+          </w:p>
+        </w:tc>
+        <w:tc>
+          <w:tcPr>
+            <w:tcW w:type="dxa" w:w="2426"/>
+            <w:tcBorders>
+              <w:top w:val="single" w:color="BFC9D1" w:sz="4"/>
+              <w:left w:val="single" w:color="BFC9D1" w:sz="4"/>
+              <w:bottom w:val="single" w:color="BFC9D1" w:sz="4"/>
+              <w:right w:val="single" w:color="BFC9D1" w:sz="4"/>
+            </w:tcBorders>
+            <w:tcMar>
+              <w:top w:type="dxa" w:w="70"/>
+              <w:left w:type="dxa" w:w="110"/>
+              <w:bottom w:type="dxa" w:w="70"/>
+              <w:right w:type="dxa" w:w="110"/>
+            </w:tcMar>
+            <w:vAlign w:val="top"/>
+          </w:tcPr>
+          <w:p>
+            <w:r>
+              <w:t xml:space="preserve">O Zane entra na frequência, provoca a Clarice ("analógica") e espera o Gabriel do outro lado da porta.</w:t>
             </w:r>
           </w:p>
         </w:tc>
@@ -20784,7 +19949,7 @@
           </w:tcPr>
           <w:p>
             <w:r>
-              <w:t xml:space="preserve">Gabriel e Zane (em pessoa). Robôs: Sentinela e Rastreador.</w:t>
+              <w:t xml:space="preserve">Gabriel e Zane (em pessoa). Clarice e Diana pelo rádio. Robôs: Sentinela e Rastreador.</w:t>
             </w:r>
           </w:p>
         </w:tc>
@@ -21733,127 +20898,7 @@
     </w:p>
     <w:p>
       <w:pPr>
-        <w:pStyle w:val="NotaTime"/>
-        <w:spacing w:after="60"/>
-      </w:pPr>
-      <w:r>
-        <w:t xml:space="preserve">Diálogo zane_labirinto_primeiro_encontro  (dados/dialogos/zane_labirinto_primeiro_encontro.json)</w:t>
-      </w:r>
-    </w:p>
-    <w:p>
-      <w:pPr>
-        <w:pStyle w:val="Trecho"/>
-      </w:pPr>
-      <w:r>
-        <w:rPr>
-          <w:b/>
-          <w:bCs/>
-        </w:rPr>
-        <w:t xml:space="preserve">TRECHO  </w:t>
-      </w:r>
-      <w:r>
-        <w:t xml:space="preserve">abertura  (começa aqui)</w:t>
-      </w:r>
-    </w:p>
-    <w:p>
-      <w:pPr>
-        <w:pStyle w:val="Personagem"/>
-      </w:pPr>
-      <w:r>
-        <w:t xml:space="preserve">ZANE (confiante)</w:t>
-      </w:r>
-    </w:p>
-    <w:p>
-      <w:pPr>
-        <w:pStyle w:val="Dialogo"/>
-      </w:pPr>
-      <w:r>
-        <w:t xml:space="preserve">Olha só: gente de carne e osso! Eu sabia que o sinal ia te puxar pra cá. Zane. A voz do telefone, lembra?</w:t>
-      </w:r>
-    </w:p>
-    <w:p>
-      <w:pPr>
-        <w:pStyle w:val="Personagem"/>
-      </w:pPr>
-      <w:r>
-        <w:t xml:space="preserve">GABRIEL</w:t>
-      </w:r>
-    </w:p>
-    <w:p>
-      <w:pPr>
-        <w:pStyle w:val="Dialogo"/>
-      </w:pPr>
-      <w:r>
-        <w:t xml:space="preserve">O do telefone da Biblioteca. Foi você que destrancou a porta pra mim.</w:t>
-      </w:r>
-    </w:p>
-    <w:p>
-      <w:pPr>
-        <w:pStyle w:val="Personagem"/>
-      </w:pPr>
-      <w:r>
-        <w:t xml:space="preserve">ZANE</w:t>
-      </w:r>
-    </w:p>
-    <w:p>
-      <w:pPr>
-        <w:pStyle w:val="Dialogo"/>
-      </w:pPr>
-      <w:r>
-        <w:t xml:space="preserve">Destranquei! De longe é fácil. Aqui embaixo é outra história: a rede do subsolo é fechada, de fora eu não passo nem com reza.</w:t>
-      </w:r>
-    </w:p>
-    <w:p>
-      <w:pPr>
-        <w:pStyle w:val="Personagem"/>
-      </w:pPr>
-      <w:r>
-        <w:t xml:space="preserve">GABRIEL (preocupado)</w:t>
-      </w:r>
-    </w:p>
-    <w:p>
-      <w:pPr>
-        <w:pStyle w:val="Dialogo"/>
-      </w:pPr>
-      <w:r>
-        <w:t xml:space="preserve">Então a saída daqui também está presa no sistema?</w:t>
-      </w:r>
-    </w:p>
-    <w:p>
-      <w:pPr>
-        <w:pStyle w:val="Personagem"/>
-      </w:pPr>
-      <w:r>
-        <w:t xml:space="preserve">ZANE (confiante)</w:t>
-      </w:r>
-    </w:p>
-    <w:p>
-      <w:pPr>
-        <w:pStyle w:val="Dialogo"/>
-      </w:pPr>
-      <w:r>
-        <w:t xml:space="preserve">Lacrada. Mas a trava lê três nós de controle, espalhados pelo labirinto. Invadiu os três, ela solta. Se eu pudesse ir lá, abria em dois minutos.</w:t>
-      </w:r>
-    </w:p>
-    <w:p>
-      <w:pPr>
-        <w:pStyle w:val="Personagem"/>
-      </w:pPr>
-      <w:r>
-        <w:t xml:space="preserve">ZANE (assustado)</w:t>
-      </w:r>
-    </w:p>
-    <w:p>
-      <w:pPr>
-        <w:pStyle w:val="Dialogo"/>
-      </w:pPr>
-      <w:r>
-        <w:t xml:space="preserve">Só que tem robôs, e eu sou bom de máquina, não de correr. Aí entra você.</w:t>
-      </w:r>
-    </w:p>
-    <w:p>
-      <w:pPr>
-        <w:pStyle w:val="Escolha"/>
+        <w:pStyle w:val="Jogabilidade"/>
       </w:pPr>
       <w:r>
         <w:rPr>
@@ -21861,330 +20906,10 @@
           <w:bCs/>
           <w:color w:val="2A7F8E"/>
         </w:rPr>
-        <w:t xml:space="preserve">ESCOLHA  </w:t>
-      </w:r>
-      <w:r>
-        <w:t xml:space="preserve">“Como eu invado um nó?”</w:t>
-      </w:r>
-      <w:r>
-        <w:rPr>
-          <w:color w:val="7A8794"/>
-        </w:rPr>
-        <w:t xml:space="preserve">   → como</w:t>
-      </w:r>
-    </w:p>
-    <w:p>
-      <w:pPr>
-        <w:pStyle w:val="Escolha"/>
-      </w:pPr>
-      <w:r>
-        <w:rPr>
-          <w:b/>
-          <w:bCs/>
-          <w:color w:val="2A7F8E"/>
-        </w:rPr>
-        <w:t xml:space="preserve">ESCOLHA  </w:t>
-      </w:r>
-      <w:r>
-        <w:t xml:space="preserve">“E os robôs?”</w:t>
-      </w:r>
-      <w:r>
-        <w:rPr>
-          <w:color w:val="7A8794"/>
-        </w:rPr>
-        <w:t xml:space="preserve">   → robos</w:t>
-      </w:r>
-    </w:p>
-    <w:p>
-      <w:pPr>
-        <w:pStyle w:val="Escolha"/>
-      </w:pPr>
-      <w:r>
-        <w:rPr>
-          <w:b/>
-          <w:bCs/>
-          <w:color w:val="2A7F8E"/>
-        </w:rPr>
-        <w:t xml:space="preserve">ESCOLHA  </w:t>
-      </w:r>
-      <w:r>
-        <w:t xml:space="preserve">“Tá bom. Me dá esse notebook.”</w:t>
-      </w:r>
-      <w:r>
-        <w:rPr>
-          <w:color w:val="7A8794"/>
-        </w:rPr>
-        <w:t xml:space="preserve">   → toma</w:t>
-      </w:r>
-    </w:p>
-    <w:p>
-      <w:pPr>
-        <w:pStyle w:val="Trecho"/>
-      </w:pPr>
-      <w:r>
-        <w:rPr>
-          <w:b/>
-          <w:bCs/>
-        </w:rPr>
-        <w:t xml:space="preserve">TRECHO  </w:t>
-      </w:r>
-      <w:r>
-        <w:t xml:space="preserve">como</w:t>
-      </w:r>
-    </w:p>
-    <w:p>
-      <w:pPr>
-        <w:pStyle w:val="Personagem"/>
-      </w:pPr>
-      <w:r>
-        <w:t xml:space="preserve">ZANE (confiante)</w:t>
-      </w:r>
-    </w:p>
-    <w:p>
-      <w:pPr>
-        <w:pStyle w:val="Dialogo"/>
-      </w:pPr>
-      <w:r>
-        <w:t xml:space="preserve">Toma o meu notebook de pesquisa. Chega perto do terminal do nó, equipa e aciona: abre um joguinho de invasão. Acertou, o nó cai.</w:t>
-      </w:r>
-    </w:p>
-    <w:p>
-      <w:pPr>
-        <w:pStyle w:val="Personagem"/>
-      </w:pPr>
-      <w:r>
-        <w:t xml:space="preserve">ZANE</w:t>
-      </w:r>
-    </w:p>
-    <w:p>
-      <w:pPr>
-        <w:pStyle w:val="Dialogo"/>
-      </w:pPr>
-      <w:r>
-        <w:t xml:space="preserve">Nos nós não gasta bateria: o terminal alimenta o notebook. Pode errar à vontade, só não erra perto de robô.</w:t>
-      </w:r>
-    </w:p>
-    <w:p>
-      <w:pPr>
-        <w:pStyle w:val="Fluxo"/>
-      </w:pPr>
-      <w:r>
-        <w:t xml:space="preserve">segue para o trecho menu</w:t>
-      </w:r>
-    </w:p>
-    <w:p>
-      <w:pPr>
-        <w:pStyle w:val="Trecho"/>
-      </w:pPr>
-      <w:r>
-        <w:rPr>
-          <w:b/>
-          <w:bCs/>
-        </w:rPr>
-        <w:t xml:space="preserve">TRECHO  </w:t>
-      </w:r>
-      <w:r>
-        <w:t xml:space="preserve">robos</w:t>
-      </w:r>
-    </w:p>
-    <w:p>
-      <w:pPr>
-        <w:pStyle w:val="Personagem"/>
-      </w:pPr>
-      <w:r>
-        <w:t xml:space="preserve">ZANE (assustado)</w:t>
-      </w:r>
-    </w:p>
-    <w:p>
-      <w:pPr>
-        <w:pStyle w:val="Dialogo"/>
-      </w:pPr>
-      <w:r>
-        <w:t xml:space="preserve">Uns seis, na última contagem. A Sentinela é a alta, de olho vermelho: vê longe, e mais longe ainda com a sua lanterna acesa.</w:t>
-      </w:r>
-    </w:p>
-    <w:p>
-      <w:pPr>
-        <w:pStyle w:val="Personagem"/>
-      </w:pPr>
-      <w:r>
-        <w:t xml:space="preserve">ZANE</w:t>
-      </w:r>
-    </w:p>
-    <w:p>
-      <w:pPr>
-        <w:pStyle w:val="Dialogo"/>
-      </w:pPr>
-      <w:r>
-        <w:t xml:space="preserve">O Rastreador é o baixinho, de antena. Quase não enxerga, mas ouve tudo. Correr perto dele é pedir pra morrer.</w:t>
-      </w:r>
-    </w:p>
-    <w:p>
-      <w:pPr>
-        <w:pStyle w:val="Personagem"/>
-      </w:pPr>
-      <w:r>
-        <w:t xml:space="preserve">ZANE (confiante)</w:t>
-      </w:r>
-    </w:p>
-    <w:p>
-      <w:pPr>
-        <w:pStyle w:val="Dialogo"/>
-      </w:pPr>
-      <w:r>
-        <w:t xml:space="preserve">Anda devagar, apaga a lanterna quando precisar e usa os cantos. Cada salão tem uma entrada só, então olha antes de entrar.</w:t>
-      </w:r>
-    </w:p>
-    <w:p>
-      <w:pPr>
-        <w:pStyle w:val="Fluxo"/>
-      </w:pPr>
-      <w:r>
-        <w:t xml:space="preserve">segue para o trecho menu</w:t>
-      </w:r>
-    </w:p>
-    <w:p>
-      <w:pPr>
-        <w:pStyle w:val="Trecho"/>
-      </w:pPr>
-      <w:r>
-        <w:rPr>
-          <w:b/>
-          <w:bCs/>
-        </w:rPr>
-        <w:t xml:space="preserve">TRECHO  </w:t>
-      </w:r>
-      <w:r>
-        <w:t xml:space="preserve">menu</w:t>
-      </w:r>
-    </w:p>
-    <w:p>
-      <w:pPr>
-        <w:pStyle w:val="Escolha"/>
-      </w:pPr>
-      <w:r>
-        <w:rPr>
-          <w:b/>
-          <w:bCs/>
-          <w:color w:val="2A7F8E"/>
-        </w:rPr>
-        <w:t xml:space="preserve">ESCOLHA  </w:t>
-      </w:r>
-      <w:r>
-        <w:t xml:space="preserve">“Como eu invado um nó?”</w:t>
-      </w:r>
-      <w:r>
-        <w:rPr>
-          <w:color w:val="7A8794"/>
-        </w:rPr>
-        <w:t xml:space="preserve">   → como</w:t>
-      </w:r>
-    </w:p>
-    <w:p>
-      <w:pPr>
-        <w:pStyle w:val="Escolha"/>
-      </w:pPr>
-      <w:r>
-        <w:rPr>
-          <w:b/>
-          <w:bCs/>
-          <w:color w:val="2A7F8E"/>
-        </w:rPr>
-        <w:t xml:space="preserve">ESCOLHA  </w:t>
-      </w:r>
-      <w:r>
-        <w:t xml:space="preserve">“E os robôs?”</w:t>
-      </w:r>
-      <w:r>
-        <w:rPr>
-          <w:color w:val="7A8794"/>
-        </w:rPr>
-        <w:t xml:space="preserve">   → robos</w:t>
-      </w:r>
-    </w:p>
-    <w:p>
-      <w:pPr>
-        <w:pStyle w:val="Escolha"/>
-      </w:pPr>
-      <w:r>
-        <w:rPr>
-          <w:b/>
-          <w:bCs/>
-          <w:color w:val="2A7F8E"/>
-        </w:rPr>
-        <w:t xml:space="preserve">ESCOLHA  </w:t>
-      </w:r>
-      <w:r>
-        <w:t xml:space="preserve">“Tá bom. Me dá esse notebook.”</w:t>
-      </w:r>
-      <w:r>
-        <w:rPr>
-          <w:color w:val="7A8794"/>
-        </w:rPr>
-        <w:t xml:space="preserve">   → toma</w:t>
-      </w:r>
-    </w:p>
-    <w:p>
-      <w:pPr>
-        <w:pStyle w:val="Trecho"/>
-      </w:pPr>
-      <w:r>
-        <w:rPr>
-          <w:b/>
-          <w:bCs/>
-        </w:rPr>
-        <w:t xml:space="preserve">TRECHO  </w:t>
-      </w:r>
-      <w:r>
-        <w:t xml:space="preserve">toma</w:t>
-      </w:r>
-    </w:p>
-    <w:p>
-      <w:pPr>
-        <w:pStyle w:val="Personagem"/>
-      </w:pPr>
-      <w:r>
-        <w:t xml:space="preserve">ZANE (confiante)</w:t>
-      </w:r>
-    </w:p>
-    <w:p>
-      <w:pPr>
-        <w:pStyle w:val="Dialogo"/>
-      </w:pPr>
-      <w:r>
-        <w:t xml:space="preserve">Boa! Toma. E ó: cuidado com ele, tá? É o único que eu tenho.</w:t>
-      </w:r>
-    </w:p>
-    <w:p>
-      <w:pPr>
-        <w:pStyle w:val="Personagem"/>
-      </w:pPr>
-      <w:r>
-        <w:t xml:space="preserve">GABRIEL</w:t>
-      </w:r>
-    </w:p>
-    <w:p>
-      <w:pPr>
-        <w:pStyle w:val="Dialogo"/>
-      </w:pPr>
-      <w:r>
-        <w:t xml:space="preserve">Pode deixar. Volto quando os três nós caírem.</w:t>
-      </w:r>
-    </w:p>
-    <w:p>
-      <w:pPr>
-        <w:pStyle w:val="Personagem"/>
-      </w:pPr>
-      <w:r>
-        <w:t xml:space="preserve">ZANE (confiante)</w:t>
-      </w:r>
-    </w:p>
-    <w:p>
-      <w:pPr>
-        <w:pStyle w:val="Dialogo"/>
-      </w:pPr>
-      <w:r>
-        <w:t xml:space="preserve">Quando o terceiro cair, volta aqui: eu te mostro por onde sair. E não é pela porta que você tá pensando.</w:t>
+        <w:t xml:space="preserve">FALAS  </w:t>
+      </w:r>
+      <w:r>
+        <w:t xml:space="preserve">zane_labirinto_primeiro_encontro: Apresenta o problema: a mesma trava lacra a saída e o bunker, e lê três nós de controle. O Zane desconfia do Henrique. O texto está no Dialogos.docx.</w:t>
       </w:r>
     </w:p>
     <w:p>
@@ -22223,7 +20948,19 @@
           <w:i/>
           <w:iCs/>
         </w:rPr>
-        <w:t xml:space="preserve">A saída do subsolo está lacrada pelo sistema. A trava lê três nós de controle espalhados pelo labirinto, em salões com uma entrada só. O Zane não consegue invadir de longe: a rede do subsolo é fechada.</w:t>
+        <w:t xml:space="preserve">A saída do subsolo está lacrada pelo sistema, e o bunker do Henrique também: a mesma trava lê três nós de controle espalhados pelo labirinto, em salões com uma entrada só. O Zane não consegue invadir de longe: a rede do subsolo é fechada.</w:t>
+      </w:r>
+    </w:p>
+    <w:p>
+      <w:pPr>
+        <w:pStyle w:val="Jogabilidade"/>
+      </w:pPr>
+      <w:r>
+        <w:rPr>
+          <w:i/>
+          <w:iCs/>
+        </w:rPr>
+        <w:t xml:space="preserve">O Zane desconfia do Henrique. Diz que ele está trancado no bunker "consertando tudo" e nunca mostrou nada, e que tudo o que o grupo sabe passa por ele.</w:t>
       </w:r>
     </w:p>
     <w:p>
@@ -22260,27 +20997,18 @@
     </w:p>
     <w:p>
       <w:pPr>
-        <w:pStyle w:val="NotaTime"/>
-        <w:spacing w:after="60"/>
-      </w:pPr>
-      <w:r>
-        <w:t xml:space="preserve">Diálogo zane_labirinto_notebook  (dados/dialogos/zane_labirinto_notebook.json)</w:t>
-      </w:r>
-    </w:p>
-    <w:p>
-      <w:pPr>
-        <w:pStyle w:val="Personagem"/>
-      </w:pPr>
-      <w:r>
-        <w:t xml:space="preserve">ZANE (assustado)</w:t>
-      </w:r>
-    </w:p>
-    <w:p>
-      <w:pPr>
-        <w:pStyle w:val="Dialogo"/>
-      </w:pPr>
-      <w:r>
-        <w:t xml:space="preserve">Ei, o notebook! Você ia sem ele? Toma. Cuidado com ele, é o único que eu tenho.</w:t>
+        <w:pStyle w:val="Jogabilidade"/>
+      </w:pPr>
+      <w:r>
+        <w:rPr>
+          <w:b/>
+          <w:bCs/>
+          <w:color w:val="2A7F8E"/>
+        </w:rPr>
+        <w:t xml:space="preserve">FALAS  </w:t>
+      </w:r>
+      <w:r>
+        <w:t xml:space="preserve">zane_labirinto_notebook: Entrega o notebook. O texto está no Dialogos.docx.</w:t>
       </w:r>
     </w:p>
     <w:p>
@@ -22301,11 +21029,74 @@
     </w:p>
     <w:p>
       <w:pPr>
+        <w:pStyle w:val="Condicao"/>
+      </w:pPr>
+      <w:r>
+        <w:t xml:space="preserve">DEPOIS DE RECEBER O NOTEBOOK, JÁ NO LABIRINTO</w:t>
+      </w:r>
+    </w:p>
+    <w:p>
+      <w:pPr>
+        <w:pStyle w:val="Jogabilidade"/>
+      </w:pPr>
+      <w:r>
+        <w:rPr>
+          <w:b/>
+          <w:bCs/>
+          <w:color w:val="2A7F8E"/>
+        </w:rPr>
+        <w:t xml:space="preserve">FALAS  </w:t>
+      </w:r>
+      <w:r>
+        <w:t xml:space="preserve">grupo_labirinto_01: O Henrique diz que as câmeras do subsolo não chegam até ele. O Zane acha estranho. O texto está no Dialogos.docx.</w:t>
+      </w:r>
+    </w:p>
+    <w:p>
+      <w:pPr>
+        <w:pStyle w:val="Jogabilidade"/>
+      </w:pPr>
+      <w:r>
+        <w:rPr>
+          <w:b/>
+          <w:bCs/>
+          <w:color w:val="2A7F8E"/>
+        </w:rPr>
+        <w:t xml:space="preserve">CADERNO  </w:t>
+      </w:r>
+      <w:r>
+        <w:rPr>
+          <w:b/>
+          <w:bCs/>
+        </w:rPr>
+        <w:t xml:space="preserve">Sem câmeras no subsolo.</w:t>
+      </w:r>
+      <w:r>
+        <w:rPr>
+          <w:i/>
+          <w:iCs/>
+        </w:rPr>
+        <w:t xml:space="preserve"> O Henrique diz que as câmeras do subsolo não chegam até ele: aqui embaixo ninguém me avisa das rondas. O Zane achou estranho, porque o resto do campus chega.</w:t>
+      </w:r>
+    </w:p>
+    <w:p>
+      <w:pPr>
+        <w:pStyle w:val="Jogabilidade"/>
+      </w:pPr>
+      <w:r>
+        <w:rPr>
+          <w:i/>
+          <w:iCs/>
+        </w:rPr>
+        <w:t xml:space="preserve">A Clarice: anotar onde cada robô vira.</w:t>
+      </w:r>
+    </w:p>
+    <w:p>
+      <w:pPr>
         <w:pStyle w:val="NotaTime"/>
-        <w:spacing w:after="60" w:before="60"/>
-      </w:pPr>
-      <w:r>
-        <w:t xml:space="preserve">Nota: Decidido em 18/10: o grupo só descobre o Baltazar no Ato 3, pelo Zane. Antes disso a Clarice não sabe dele (por isso ela diz “cinco pessoas”). Falta escrever essa fala.</w:t>
+        <w:spacing w:after="60"/>
+      </w:pPr>
+      <w:r>
+        <w:t xml:space="preserve">Nota: Decidido em 18/10: o grupo só descobre o Baltazar no Ato 3, pelo Zane. Escrito em 26/10: é a conversa grupo_labirinto_02, quando o segundo nó cai (cena 3.2). O Gabriel conta do acampamento e do diário, e o grupo entende que há alguém de 1750 fora da frequência.</w:t>
       </w:r>
     </w:p>
     <w:p>
@@ -22552,47 +21343,7 @@
     </w:p>
     <w:p>
       <w:pPr>
-        <w:pStyle w:val="NotaTime"/>
-        <w:spacing w:after="60"/>
-      </w:pPr>
-      <w:r>
-        <w:t xml:space="preserve">Diálogo zane_labirinto_de_novo  (dados/dialogos/zane_labirinto_de_novo.json)</w:t>
-      </w:r>
-    </w:p>
-    <w:p>
-      <w:pPr>
-        <w:pStyle w:val="Trecho"/>
-      </w:pPr>
-      <w:r>
-        <w:rPr>
-          <w:b/>
-          <w:bCs/>
-        </w:rPr>
-        <w:t xml:space="preserve">TRECHO  </w:t>
-      </w:r>
-      <w:r>
-        <w:t xml:space="preserve">oficina  (começa aqui)</w:t>
-      </w:r>
-    </w:p>
-    <w:p>
-      <w:pPr>
-        <w:pStyle w:val="Personagem"/>
-      </w:pPr>
-      <w:r>
-        <w:t xml:space="preserve">ZANE</w:t>
-      </w:r>
-    </w:p>
-    <w:p>
-      <w:pPr>
-        <w:pStyle w:val="Dialogo"/>
-      </w:pPr>
-      <w:r>
-        <w:t xml:space="preserve">Voltou inteiro? Ainda tem nó pra cair. O terminal fica no meio de cada salão.</w:t>
-      </w:r>
-    </w:p>
-    <w:p>
-      <w:pPr>
-        <w:pStyle w:val="Escolha"/>
+        <w:pStyle w:val="Jogabilidade"/>
       </w:pPr>
       <w:r>
         <w:rPr>
@@ -22600,21 +21351,23 @@
           <w:bCs/>
           <w:color w:val="2A7F8E"/>
         </w:rPr>
-        <w:t xml:space="preserve">ESCOLHA  </w:t>
-      </w:r>
-      <w:r>
-        <w:t xml:space="preserve">“Como eu invado um nó?”</w:t>
-      </w:r>
-      <w:r>
-        <w:rPr>
-          <w:color w:val="7A8794"/>
-        </w:rPr>
-        <w:t xml:space="preserve">   → como</w:t>
-      </w:r>
-    </w:p>
-    <w:p>
-      <w:pPr>
-        <w:pStyle w:val="Escolha"/>
+        <w:t xml:space="preserve">FALAS  </w:t>
+      </w:r>
+      <w:r>
+        <w:t xml:space="preserve">zane_labirinto_de_novo: Dicas: como invadir um nó, como são os robôs e por que desconfiar do Henrique. O texto está no Dialogos.docx.</w:t>
+      </w:r>
+    </w:p>
+    <w:p>
+      <w:pPr>
+        <w:pStyle w:val="Condicao"/>
+      </w:pPr>
+      <w:r>
+        <w:t xml:space="preserve">QUANDO O SEGUNDO NÓ CAI</w:t>
+      </w:r>
+    </w:p>
+    <w:p>
+      <w:pPr>
+        <w:pStyle w:val="Jogabilidade"/>
       </w:pPr>
       <w:r>
         <w:rPr>
@@ -22622,21 +21375,15 @@
           <w:bCs/>
           <w:color w:val="2A7F8E"/>
         </w:rPr>
-        <w:t xml:space="preserve">ESCOLHA  </w:t>
-      </w:r>
-      <w:r>
-        <w:t xml:space="preserve">“E os robôs?”</w:t>
-      </w:r>
-      <w:r>
-        <w:rPr>
-          <w:color w:val="7A8794"/>
-        </w:rPr>
-        <w:t xml:space="preserve">   → robos</w:t>
-      </w:r>
-    </w:p>
-    <w:p>
-      <w:pPr>
-        <w:pStyle w:val="Escolha"/>
+        <w:t xml:space="preserve">FALAS  </w:t>
+      </w:r>
+      <w:r>
+        <w:t xml:space="preserve">grupo_labirinto_02: O Gabriel conta do acampamento e do diário: há alguém de 1750 fora da frequência. O texto está no Dialogos.docx.</w:t>
+      </w:r>
+    </w:p>
+    <w:p>
+      <w:pPr>
+        <w:pStyle w:val="Jogabilidade"/>
       </w:pPr>
       <w:r>
         <w:rPr>
@@ -22644,162 +21391,46 @@
           <w:bCs/>
           <w:color w:val="2A7F8E"/>
         </w:rPr>
-        <w:t xml:space="preserve">ESCOLHA  </w:t>
-      </w:r>
-      <w:r>
-        <w:t xml:space="preserve">“Até mais, Zane.”</w:t>
-      </w:r>
-      <w:r>
-        <w:rPr>
-          <w:color w:val="7A8794"/>
-        </w:rPr>
-        <w:t xml:space="preserve">   → tchau</w:t>
-      </w:r>
-    </w:p>
-    <w:p>
-      <w:pPr>
-        <w:pStyle w:val="Trecho"/>
-      </w:pPr>
+        <w:t xml:space="preserve">CADERNO  </w:t>
+      </w:r>
       <w:r>
         <w:rPr>
           <w:b/>
           <w:bCs/>
         </w:rPr>
-        <w:t xml:space="preserve">TRECHO  </w:t>
-      </w:r>
-      <w:r>
-        <w:t xml:space="preserve">como</w:t>
-      </w:r>
-    </w:p>
-    <w:p>
-      <w:pPr>
-        <w:pStyle w:val="Personagem"/>
-      </w:pPr>
-      <w:r>
-        <w:t xml:space="preserve">ZANE (confiante)</w:t>
-      </w:r>
-    </w:p>
-    <w:p>
-      <w:pPr>
-        <w:pStyle w:val="Dialogo"/>
-      </w:pPr>
-      <w:r>
-        <w:t xml:space="preserve">Toma o meu notebook de pesquisa. Chega perto do terminal do nó, equipa e aciona: abre um joguinho de invasão. Acertou, o nó cai.</w:t>
-      </w:r>
-    </w:p>
-    <w:p>
-      <w:pPr>
-        <w:pStyle w:val="Personagem"/>
-      </w:pPr>
-      <w:r>
-        <w:t xml:space="preserve">ZANE</w:t>
-      </w:r>
-    </w:p>
-    <w:p>
-      <w:pPr>
-        <w:pStyle w:val="Dialogo"/>
-      </w:pPr>
-      <w:r>
-        <w:t xml:space="preserve">Nos nós não gasta bateria: o terminal alimenta o notebook. Pode errar à vontade, só não erra perto de robô.</w:t>
-      </w:r>
-    </w:p>
-    <w:p>
-      <w:pPr>
-        <w:pStyle w:val="Fluxo"/>
-      </w:pPr>
-      <w:r>
-        <w:t xml:space="preserve">segue para o trecho oficina_menu</w:t>
-      </w:r>
-    </w:p>
-    <w:p>
-      <w:pPr>
-        <w:pStyle w:val="Trecho"/>
-      </w:pPr>
+        <w:t xml:space="preserve">Alguém de 1750.</w:t>
+      </w:r>
       <w:r>
         <w:rPr>
-          <w:b/>
-          <w:bCs/>
+          <w:i/>
+          <w:iCs/>
         </w:rPr>
-        <w:t xml:space="preserve">TRECHO  </w:t>
-      </w:r>
-      <w:r>
-        <w:t xml:space="preserve">robos</w:t>
-      </w:r>
-    </w:p>
-    <w:p>
-      <w:pPr>
-        <w:pStyle w:val="Personagem"/>
-      </w:pPr>
-      <w:r>
-        <w:t xml:space="preserve">ZANE (assustado)</w:t>
-      </w:r>
-    </w:p>
-    <w:p>
-      <w:pPr>
-        <w:pStyle w:val="Dialogo"/>
-      </w:pPr>
-      <w:r>
-        <w:t xml:space="preserve">Uns seis, na última contagem. A Sentinela é a alta, de olho vermelho: vê longe, e mais longe ainda com a sua lanterna acesa.</w:t>
-      </w:r>
-    </w:p>
-    <w:p>
-      <w:pPr>
-        <w:pStyle w:val="Personagem"/>
-      </w:pPr>
-      <w:r>
-        <w:t xml:space="preserve">ZANE</w:t>
-      </w:r>
-    </w:p>
-    <w:p>
-      <w:pPr>
-        <w:pStyle w:val="Dialogo"/>
-      </w:pPr>
-      <w:r>
-        <w:t xml:space="preserve">O Rastreador é o baixinho, de antena. Quase não enxerga, mas ouve tudo. Correr perto dele é pedir pra morrer.</w:t>
-      </w:r>
-    </w:p>
-    <w:p>
-      <w:pPr>
-        <w:pStyle w:val="Personagem"/>
-      </w:pPr>
-      <w:r>
-        <w:t xml:space="preserve">ZANE (confiante)</w:t>
-      </w:r>
-    </w:p>
-    <w:p>
-      <w:pPr>
-        <w:pStyle w:val="Dialogo"/>
-      </w:pPr>
-      <w:r>
-        <w:t xml:space="preserve">Anda devagar, apaga a lanterna quando precisar e usa os cantos. Cada salão tem uma entrada só, então olha antes de entrar.</w:t>
-      </w:r>
-    </w:p>
-    <w:p>
-      <w:pPr>
-        <w:pStyle w:val="Fluxo"/>
-      </w:pPr>
-      <w:r>
-        <w:t xml:space="preserve">segue para o trecho oficina_menu</w:t>
-      </w:r>
-    </w:p>
-    <w:p>
-      <w:pPr>
-        <w:pStyle w:val="Trecho"/>
+        <w:t xml:space="preserve"> Contei do acampamento e do diário de 1750 que achei na Biblioteca. Ninguém na frequência é de lá: tem mais alguém no campus, fora da rede, sozinho e sem rádio.</w:t>
+      </w:r>
+    </w:p>
+    <w:p>
+      <w:pPr>
+        <w:pStyle w:val="Jogabilidade"/>
       </w:pPr>
       <w:r>
         <w:rPr>
-          <w:b/>
-          <w:bCs/>
+          <w:i/>
+          <w:iCs/>
         </w:rPr>
-        <w:t xml:space="preserve">TRECHO  </w:t>
-      </w:r>
-      <w:r>
-        <w:t xml:space="preserve">oficina_menu</w:t>
-      </w:r>
-    </w:p>
-    <w:p>
-      <w:pPr>
-        <w:pStyle w:val="Escolha"/>
+        <w:t xml:space="preserve">A Clarice disse que sabe como é isso.</w:t>
+      </w:r>
+    </w:p>
+    <w:p>
+      <w:pPr>
+        <w:pStyle w:val="Condicao"/>
+      </w:pPr>
+      <w:r>
+        <w:t xml:space="preserve">QUANDO O TERCEIRO NÓ CAI</w:t>
+      </w:r>
+    </w:p>
+    <w:p>
+      <w:pPr>
+        <w:pStyle w:val="Jogabilidade"/>
       </w:pPr>
       <w:r>
         <w:rPr>
@@ -22807,140 +21438,10 @@
           <w:bCs/>
           <w:color w:val="2A7F8E"/>
         </w:rPr>
-        <w:t xml:space="preserve">ESCOLHA  </w:t>
-      </w:r>
-      <w:r>
-        <w:t xml:space="preserve">“Como eu invado um nó?”</w:t>
-      </w:r>
-      <w:r>
-        <w:rPr>
-          <w:color w:val="7A8794"/>
-        </w:rPr>
-        <w:t xml:space="preserve">   → como</w:t>
-      </w:r>
-    </w:p>
-    <w:p>
-      <w:pPr>
-        <w:pStyle w:val="Escolha"/>
-      </w:pPr>
-      <w:r>
-        <w:rPr>
-          <w:b/>
-          <w:bCs/>
-          <w:color w:val="2A7F8E"/>
-        </w:rPr>
-        <w:t xml:space="preserve">ESCOLHA  </w:t>
-      </w:r>
-      <w:r>
-        <w:t xml:space="preserve">“E os robôs?”</w:t>
-      </w:r>
-      <w:r>
-        <w:rPr>
-          <w:color w:val="7A8794"/>
-        </w:rPr>
-        <w:t xml:space="preserve">   → robos</w:t>
-      </w:r>
-    </w:p>
-    <w:p>
-      <w:pPr>
-        <w:pStyle w:val="Escolha"/>
-      </w:pPr>
-      <w:r>
-        <w:rPr>
-          <w:b/>
-          <w:bCs/>
-          <w:color w:val="2A7F8E"/>
-        </w:rPr>
-        <w:t xml:space="preserve">ESCOLHA  </w:t>
-      </w:r>
-      <w:r>
-        <w:t xml:space="preserve">“Até mais, Zane.”</w:t>
-      </w:r>
-      <w:r>
-        <w:rPr>
-          <w:color w:val="7A8794"/>
-        </w:rPr>
-        <w:t xml:space="preserve">   → tchau</w:t>
-      </w:r>
-    </w:p>
-    <w:p>
-      <w:pPr>
-        <w:pStyle w:val="Trecho"/>
-      </w:pPr>
-      <w:r>
-        <w:rPr>
-          <w:b/>
-          <w:bCs/>
-        </w:rPr>
-        <w:t xml:space="preserve">TRECHO  </w:t>
-      </w:r>
-      <w:r>
-        <w:t xml:space="preserve">tchau</w:t>
-      </w:r>
-    </w:p>
-    <w:p>
-      <w:pPr>
-        <w:pStyle w:val="Personagem"/>
-      </w:pPr>
-      <w:r>
-        <w:t xml:space="preserve">ZANE (confiante)</w:t>
-      </w:r>
-    </w:p>
-    <w:p>
-      <w:pPr>
-        <w:pStyle w:val="Dialogo"/>
-      </w:pPr>
-      <w:r>
-        <w:t xml:space="preserve">Vai com calma. E apaga a lanterna na hora certa!</w:t>
-      </w:r>
-    </w:p>
-    <w:p>
-      <w:pPr>
-        <w:pStyle w:val="Condicao"/>
-      </w:pPr>
-      <w:r>
-        <w:t xml:space="preserve">QUANDO O TERCEIRO NÓ CAI</w:t>
-      </w:r>
-    </w:p>
-    <w:p>
-      <w:pPr>
-        <w:pStyle w:val="NotaTime"/>
-        <w:spacing w:after="60"/>
-      </w:pPr>
-      <w:r>
-        <w:t xml:space="preserve">Transmissão zane_labirinto_01  (dados/transmissoes/zane_labirinto_01.tres)</w:t>
-      </w:r>
-    </w:p>
-    <w:p>
-      <w:pPr>
-        <w:pStyle w:val="Personagem"/>
-      </w:pPr>
-      <w:r>
-        <w:t xml:space="preserve">ZANE (RÁDIO)</w:t>
-      </w:r>
-    </w:p>
-    <w:p>
-      <w:pPr>
-        <w:pStyle w:val="Dialogo"/>
-      </w:pPr>
-      <w:r>
-        <w:t xml:space="preserve">Chhh... Gabriel? Três de três! O sistema do subsolo acabou de me dar acesso.</w:t>
-      </w:r>
-    </w:p>
-    <w:p>
-      <w:pPr>
-        <w:pStyle w:val="Dialogo"/>
-      </w:pPr>
-      <w:r>
-        <w:t xml:space="preserve">Volta aqui na oficina. Tenho que te mostrar por onde sair, e não é por porta nenhuma.</w:t>
-      </w:r>
-    </w:p>
-    <w:p>
-      <w:pPr>
-        <w:pStyle w:val="Dialogo"/>
-      </w:pPr>
-      <w:r>
-        <w:t xml:space="preserve">Vem sem barulho: os robôs ainda estão por aí.</w:t>
+        <w:t xml:space="preserve">FALAS  </w:t>
+      </w:r>
+      <w:r>
+        <w:t xml:space="preserve">zane_labirinto_01: Chama Gabriel de volta à oficina. O texto está no Dialogos.docx.</w:t>
       </w:r>
     </w:p>
     <w:p>
@@ -23222,107 +21723,18 @@
     </w:p>
     <w:p>
       <w:pPr>
-        <w:pStyle w:val="NotaTime"/>
-        <w:spacing w:after="60"/>
-      </w:pPr>
-      <w:r>
-        <w:t xml:space="preserve">Diálogo zane_labirinto_alcapao  (dados/dialogos/zane_labirinto_alcapao.json)</w:t>
-      </w:r>
-    </w:p>
-    <w:p>
-      <w:pPr>
-        <w:pStyle w:val="Personagem"/>
-      </w:pPr>
-      <w:r>
-        <w:t xml:space="preserve">ZANE (confiante)</w:t>
-      </w:r>
-    </w:p>
-    <w:p>
-      <w:pPr>
-        <w:pStyle w:val="Dialogo"/>
-      </w:pPr>
-      <w:r>
-        <w:t xml:space="preserve">Três de três! Eu senti daqui: o sistema do subsolo inteiro piscou e a trava soltou. Você é bom nisso, hein?</w:t>
-      </w:r>
-    </w:p>
-    <w:p>
-      <w:pPr>
-        <w:pStyle w:val="Personagem"/>
-      </w:pPr>
-      <w:r>
-        <w:t xml:space="preserve">GABRIEL</w:t>
-      </w:r>
-    </w:p>
-    <w:p>
-      <w:pPr>
-        <w:pStyle w:val="Dialogo"/>
-      </w:pPr>
-      <w:r>
-        <w:t xml:space="preserve">E a saída? Não vi porta nenhuma abrindo.</w:t>
-      </w:r>
-    </w:p>
-    <w:p>
-      <w:pPr>
-        <w:pStyle w:val="Personagem"/>
-      </w:pPr>
-      <w:r>
-        <w:t xml:space="preserve">ZANE (confiante)</w:t>
-      </w:r>
-    </w:p>
-    <w:p>
-      <w:pPr>
-        <w:pStyle w:val="Dialogo"/>
-      </w:pPr>
-      <w:r>
-        <w:t xml:space="preserve">Porque não é porta. Essa oficina era um posto de manutenção: o duto de serviço passa por baixo da bancada. A tampa ficava lacrada pelo sistema.</w:t>
-      </w:r>
-    </w:p>
-    <w:p>
-      <w:pPr>
-        <w:pStyle w:val="Personagem"/>
-      </w:pPr>
-      <w:r>
-        <w:t xml:space="preserve">GABRIEL (preocupado)</w:t>
-      </w:r>
-    </w:p>
-    <w:p>
-      <w:pPr>
-        <w:pStyle w:val="Dialogo"/>
-      </w:pPr>
-      <w:r>
-        <w:t xml:space="preserve">Lacrada onde? Eu não vejo tampa nenhuma.</w:t>
-      </w:r>
-    </w:p>
-    <w:p>
-      <w:pPr>
-        <w:pStyle w:val="Personagem"/>
-      </w:pPr>
-      <w:r>
-        <w:t xml:space="preserve">ZANE (assustado)</w:t>
-      </w:r>
-    </w:p>
-    <w:p>
-      <w:pPr>
-        <w:pStyle w:val="Dialogo"/>
-      </w:pPr>
-      <w:r>
-        <w:t xml:space="preserve">Debaixo daquela lona, do meu lado! Eu passei esse tempo todo em cima de uma saída e só mapeei agora que a trava soltou. Nem me fala.</w:t>
-      </w:r>
-    </w:p>
-    <w:p>
-      <w:pPr>
-        <w:pStyle w:val="Personagem"/>
-      </w:pPr>
-      <w:r>
-        <w:t xml:space="preserve">ZANE (confiante)</w:t>
-      </w:r>
-    </w:p>
-    <w:p>
-      <w:pPr>
-        <w:pStyle w:val="Dialogo"/>
-      </w:pPr>
-      <w:r>
-        <w:t xml:space="preserve">Pronto, destravou. O duto sai na passarela do Centro de Convivência, em cima de uma praça de alimentação: o elevador de carga que desce pro bunker fica lá nos fundos. Vai lá, eu te guio pelo rádio!</w:t>
+        <w:pStyle w:val="Jogabilidade"/>
+      </w:pPr>
+      <w:r>
+        <w:rPr>
+          <w:b/>
+          <w:bCs/>
+          <w:color w:val="2A7F8E"/>
+        </w:rPr>
+        <w:t xml:space="preserve">FALAS  </w:t>
+      </w:r>
+      <w:r>
+        <w:t xml:space="preserve">zane_labirinto_alcapao: Revela a saída: um duto até a passarela do Centro de Convivência. A trava do bunker soltou junto: "fica de olho no Henrique". O texto está no Dialogos.docx.</w:t>
       </w:r>
     </w:p>
     <w:p>
@@ -23361,7 +21773,7 @@
           <w:i/>
           <w:iCs/>
         </w:rPr>
-        <w:t xml:space="preserve">O Zane o abriu. O duto sai na passarela do Centro de Convivência, por onde dá para chegar ao elevador de carga do bunker. O Zane continua no rádio comigo.</w:t>
+        <w:t xml:space="preserve">O Zane o abriu. O duto sai na passarela do Centro de Convivência, por onde dá para chegar ao elevador de carga do bunker. A trava do bunker soltou junto. O Zane continua no rádio comigo e pediu que eu fique de olho no Henrique.</w:t>
       </w:r>
     </w:p>
     <w:p>
@@ -23374,27 +21786,18 @@
     </w:p>
     <w:p>
       <w:pPr>
-        <w:pStyle w:val="NotaTime"/>
-        <w:spacing w:after="60"/>
-      </w:pPr>
-      <w:r>
-        <w:t xml:space="preserve">Diálogo zane_labirinto_alcapao_de_novo  (dados/dialogos/zane_labirinto_alcapao_de_novo.json)</w:t>
-      </w:r>
-    </w:p>
-    <w:p>
-      <w:pPr>
-        <w:pStyle w:val="Personagem"/>
-      </w:pPr>
-      <w:r>
-        <w:t xml:space="preserve">ZANE (confiante)</w:t>
-      </w:r>
-    </w:p>
-    <w:p>
-      <w:pPr>
-        <w:pStyle w:val="Dialogo"/>
-      </w:pPr>
-      <w:r>
-        <w:t xml:space="preserve">O alçapão tá aberto, do meu lado. Desce logo, antes que os robôs achem o duto. Eu vou atrás!</w:t>
+        <w:pStyle w:val="Jogabilidade"/>
+      </w:pPr>
+      <w:r>
+        <w:rPr>
+          <w:b/>
+          <w:bCs/>
+          <w:color w:val="2A7F8E"/>
+        </w:rPr>
+        <w:t xml:space="preserve">FALAS  </w:t>
+      </w:r>
+      <w:r>
+        <w:t xml:space="preserve">zane_labirinto_alcapao_de_novo: Pressa: o alçapão está aberto. O texto está no Dialogos.docx.</w:t>
       </w:r>
     </w:p>
     <w:p>
@@ -24007,7 +22410,7 @@
           </w:tcPr>
           <w:p>
             <w:r>
-              <w:t xml:space="preserve">Apresenta o problema: a saída está lacrada e a trava lê três nós de controle.</w:t>
+              <w:t xml:space="preserve">Apresenta o problema: a mesma trava lacra a saída e o bunker, e lê três nós de controle. O Zane desconfia do Henrique.</w:t>
             </w:r>
           </w:p>
         </w:tc>
@@ -24165,7 +22568,7 @@
                 <w:sz w:val="15"/>
                 <w:szCs w:val="15"/>
               </w:rPr>
-              <w:t xml:space="preserve">zane_labirinto_de_novo</w:t>
+              <w:t xml:space="preserve">grupo_labirinto_01</w:t>
             </w:r>
           </w:p>
         </w:tc>
@@ -24188,7 +22591,7 @@
           </w:tcPr>
           <w:p>
             <w:r>
-              <w:t xml:space="preserve">Zane</w:t>
+              <w:t xml:space="preserve">Clarice, Zane, Gabriel</w:t>
             </w:r>
           </w:p>
         </w:tc>
@@ -24211,7 +22614,7 @@
           </w:tcPr>
           <w:p>
             <w:r>
-              <w:t xml:space="preserve">em pessoa</w:t>
+              <w:t xml:space="preserve">rádio</w:t>
             </w:r>
           </w:p>
         </w:tc>
@@ -24234,7 +22637,7 @@
           </w:tcPr>
           <w:p>
             <w:r>
-              <w:t xml:space="preserve">Cena 3.2. Se gabriel voltar à oficina enquanto os nós não caíram</w:t>
+              <w:t xml:space="preserve">Cena 3.1. Depois de receber o notebook</w:t>
             </w:r>
           </w:p>
         </w:tc>
@@ -24257,7 +22660,7 @@
           </w:tcPr>
           <w:p>
             <w:r>
-              <w:t xml:space="preserve">Dicas: como invadir um nó e como são os robôs.</w:t>
+              <w:t xml:space="preserve">O Henrique diz que as câmeras do subsolo não chegam até ele. O Zane acha estranho.</w:t>
             </w:r>
           </w:p>
         </w:tc>
@@ -24290,7 +22693,7 @@
                 <w:sz w:val="15"/>
                 <w:szCs w:val="15"/>
               </w:rPr>
-              <w:t xml:space="preserve">zane_labirinto_01</w:t>
+              <w:t xml:space="preserve">zane_labirinto_de_novo</w:t>
             </w:r>
           </w:p>
         </w:tc>
@@ -24313,7 +22716,7 @@
           </w:tcPr>
           <w:p>
             <w:r>
-              <w:t xml:space="preserve">ZANE</w:t>
+              <w:t xml:space="preserve">Zane</w:t>
             </w:r>
           </w:p>
         </w:tc>
@@ -24336,7 +22739,7 @@
           </w:tcPr>
           <w:p>
             <w:r>
-              <w:t xml:space="preserve">rádio</w:t>
+              <w:t xml:space="preserve">em pessoa</w:t>
             </w:r>
           </w:p>
         </w:tc>
@@ -24359,7 +22762,7 @@
           </w:tcPr>
           <w:p>
             <w:r>
-              <w:t xml:space="preserve">Cena 3.2. Quando o terceiro nó cai</w:t>
+              <w:t xml:space="preserve">Cena 3.2. Se gabriel voltar à oficina enquanto os nós não caíram</w:t>
             </w:r>
           </w:p>
         </w:tc>
@@ -24382,7 +22785,7 @@
           </w:tcPr>
           <w:p>
             <w:r>
-              <w:t xml:space="preserve">Chama Gabriel de volta à oficina.</w:t>
+              <w:t xml:space="preserve">Dicas: como invadir um nó, como são os robôs e por que desconfiar do Henrique.</w:t>
             </w:r>
           </w:p>
         </w:tc>
@@ -24415,6 +22818,256 @@
                 <w:sz w:val="15"/>
                 <w:szCs w:val="15"/>
               </w:rPr>
+              <w:t xml:space="preserve">grupo_labirinto_02</w:t>
+            </w:r>
+          </w:p>
+        </w:tc>
+        <w:tc>
+          <w:tcPr>
+            <w:tcW w:type="dxa" w:w="1200"/>
+            <w:tcBorders>
+              <w:top w:val="single" w:color="BFC9D1" w:sz="4"/>
+              <w:left w:val="single" w:color="BFC9D1" w:sz="4"/>
+              <w:bottom w:val="single" w:color="BFC9D1" w:sz="4"/>
+              <w:right w:val="single" w:color="BFC9D1" w:sz="4"/>
+            </w:tcBorders>
+            <w:tcMar>
+              <w:top w:type="dxa" w:w="70"/>
+              <w:left w:type="dxa" w:w="110"/>
+              <w:bottom w:type="dxa" w:w="70"/>
+              <w:right w:type="dxa" w:w="110"/>
+            </w:tcMar>
+            <w:vAlign w:val="top"/>
+          </w:tcPr>
+          <w:p>
+            <w:r>
+              <w:t xml:space="preserve">Zane, Gabriel, Clarice, Diana</w:t>
+            </w:r>
+          </w:p>
+        </w:tc>
+        <w:tc>
+          <w:tcPr>
+            <w:tcW w:type="dxa" w:w="1100"/>
+            <w:tcBorders>
+              <w:top w:val="single" w:color="BFC9D1" w:sz="4"/>
+              <w:left w:val="single" w:color="BFC9D1" w:sz="4"/>
+              <w:bottom w:val="single" w:color="BFC9D1" w:sz="4"/>
+              <w:right w:val="single" w:color="BFC9D1" w:sz="4"/>
+            </w:tcBorders>
+            <w:tcMar>
+              <w:top w:type="dxa" w:w="70"/>
+              <w:left w:type="dxa" w:w="110"/>
+              <w:bottom w:type="dxa" w:w="70"/>
+              <w:right w:type="dxa" w:w="110"/>
+            </w:tcMar>
+            <w:vAlign w:val="top"/>
+          </w:tcPr>
+          <w:p>
+            <w:r>
+              <w:t xml:space="preserve">rádio</w:t>
+            </w:r>
+          </w:p>
+        </w:tc>
+        <w:tc>
+          <w:tcPr>
+            <w:tcW w:type="dxa" w:w="2000"/>
+            <w:tcBorders>
+              <w:top w:val="single" w:color="BFC9D1" w:sz="4"/>
+              <w:left w:val="single" w:color="BFC9D1" w:sz="4"/>
+              <w:bottom w:val="single" w:color="BFC9D1" w:sz="4"/>
+              <w:right w:val="single" w:color="BFC9D1" w:sz="4"/>
+            </w:tcBorders>
+            <w:tcMar>
+              <w:top w:type="dxa" w:w="70"/>
+              <w:left w:type="dxa" w:w="110"/>
+              <w:bottom w:type="dxa" w:w="70"/>
+              <w:right w:type="dxa" w:w="110"/>
+            </w:tcMar>
+            <w:vAlign w:val="top"/>
+          </w:tcPr>
+          <w:p>
+            <w:r>
+              <w:t xml:space="preserve">Cena 3.2. Quando o segundo nó cai</w:t>
+            </w:r>
+          </w:p>
+        </w:tc>
+        <w:tc>
+          <w:tcPr>
+            <w:tcW w:type="dxa" w:w="2426"/>
+            <w:tcBorders>
+              <w:top w:val="single" w:color="BFC9D1" w:sz="4"/>
+              <w:left w:val="single" w:color="BFC9D1" w:sz="4"/>
+              <w:bottom w:val="single" w:color="BFC9D1" w:sz="4"/>
+              <w:right w:val="single" w:color="BFC9D1" w:sz="4"/>
+            </w:tcBorders>
+            <w:tcMar>
+              <w:top w:type="dxa" w:w="70"/>
+              <w:left w:type="dxa" w:w="110"/>
+              <w:bottom w:type="dxa" w:w="70"/>
+              <w:right w:type="dxa" w:w="110"/>
+            </w:tcMar>
+            <w:vAlign w:val="top"/>
+          </w:tcPr>
+          <w:p>
+            <w:r>
+              <w:t xml:space="preserve">O Gabriel conta do acampamento e do diário: há alguém de 1750 fora da frequência.</w:t>
+            </w:r>
+          </w:p>
+        </w:tc>
+      </w:tr>
+      <w:tr>
+        <w:trPr>
+          <w:trHeight w:val="480" w:hRule="atLeast"/>
+        </w:trPr>
+        <w:tc>
+          <w:tcPr>
+            <w:tcW w:type="dxa" w:w="2300"/>
+            <w:tcBorders>
+              <w:top w:val="single" w:color="BFC9D1" w:sz="4"/>
+              <w:left w:val="single" w:color="BFC9D1" w:sz="4"/>
+              <w:bottom w:val="single" w:color="BFC9D1" w:sz="4"/>
+              <w:right w:val="single" w:color="BFC9D1" w:sz="4"/>
+            </w:tcBorders>
+            <w:tcMar>
+              <w:top w:type="dxa" w:w="70"/>
+              <w:left w:type="dxa" w:w="110"/>
+              <w:bottom w:type="dxa" w:w="70"/>
+              <w:right w:type="dxa" w:w="110"/>
+            </w:tcMar>
+            <w:vAlign w:val="top"/>
+          </w:tcPr>
+          <w:p>
+            <w:r>
+              <w:rPr>
+                <w:rFonts w:ascii="Courier New" w:cs="Courier New" w:eastAsia="Courier New" w:hAnsi="Courier New"/>
+                <w:sz w:val="15"/>
+                <w:szCs w:val="15"/>
+              </w:rPr>
+              <w:t xml:space="preserve">zane_labirinto_01</w:t>
+            </w:r>
+          </w:p>
+        </w:tc>
+        <w:tc>
+          <w:tcPr>
+            <w:tcW w:type="dxa" w:w="1200"/>
+            <w:tcBorders>
+              <w:top w:val="single" w:color="BFC9D1" w:sz="4"/>
+              <w:left w:val="single" w:color="BFC9D1" w:sz="4"/>
+              <w:bottom w:val="single" w:color="BFC9D1" w:sz="4"/>
+              <w:right w:val="single" w:color="BFC9D1" w:sz="4"/>
+            </w:tcBorders>
+            <w:tcMar>
+              <w:top w:type="dxa" w:w="70"/>
+              <w:left w:type="dxa" w:w="110"/>
+              <w:bottom w:type="dxa" w:w="70"/>
+              <w:right w:type="dxa" w:w="110"/>
+            </w:tcMar>
+            <w:vAlign w:val="top"/>
+          </w:tcPr>
+          <w:p>
+            <w:r>
+              <w:t xml:space="preserve">ZANE</w:t>
+            </w:r>
+          </w:p>
+        </w:tc>
+        <w:tc>
+          <w:tcPr>
+            <w:tcW w:type="dxa" w:w="1100"/>
+            <w:tcBorders>
+              <w:top w:val="single" w:color="BFC9D1" w:sz="4"/>
+              <w:left w:val="single" w:color="BFC9D1" w:sz="4"/>
+              <w:bottom w:val="single" w:color="BFC9D1" w:sz="4"/>
+              <w:right w:val="single" w:color="BFC9D1" w:sz="4"/>
+            </w:tcBorders>
+            <w:tcMar>
+              <w:top w:type="dxa" w:w="70"/>
+              <w:left w:type="dxa" w:w="110"/>
+              <w:bottom w:type="dxa" w:w="70"/>
+              <w:right w:type="dxa" w:w="110"/>
+            </w:tcMar>
+            <w:vAlign w:val="top"/>
+          </w:tcPr>
+          <w:p>
+            <w:r>
+              <w:t xml:space="preserve">rádio</w:t>
+            </w:r>
+          </w:p>
+        </w:tc>
+        <w:tc>
+          <w:tcPr>
+            <w:tcW w:type="dxa" w:w="2000"/>
+            <w:tcBorders>
+              <w:top w:val="single" w:color="BFC9D1" w:sz="4"/>
+              <w:left w:val="single" w:color="BFC9D1" w:sz="4"/>
+              <w:bottom w:val="single" w:color="BFC9D1" w:sz="4"/>
+              <w:right w:val="single" w:color="BFC9D1" w:sz="4"/>
+            </w:tcBorders>
+            <w:tcMar>
+              <w:top w:type="dxa" w:w="70"/>
+              <w:left w:type="dxa" w:w="110"/>
+              <w:bottom w:type="dxa" w:w="70"/>
+              <w:right w:type="dxa" w:w="110"/>
+            </w:tcMar>
+            <w:vAlign w:val="top"/>
+          </w:tcPr>
+          <w:p>
+            <w:r>
+              <w:t xml:space="preserve">Cena 3.2. Quando o terceiro nó cai</w:t>
+            </w:r>
+          </w:p>
+        </w:tc>
+        <w:tc>
+          <w:tcPr>
+            <w:tcW w:type="dxa" w:w="2426"/>
+            <w:tcBorders>
+              <w:top w:val="single" w:color="BFC9D1" w:sz="4"/>
+              <w:left w:val="single" w:color="BFC9D1" w:sz="4"/>
+              <w:bottom w:val="single" w:color="BFC9D1" w:sz="4"/>
+              <w:right w:val="single" w:color="BFC9D1" w:sz="4"/>
+            </w:tcBorders>
+            <w:tcMar>
+              <w:top w:type="dxa" w:w="70"/>
+              <w:left w:type="dxa" w:w="110"/>
+              <w:bottom w:type="dxa" w:w="70"/>
+              <w:right w:type="dxa" w:w="110"/>
+            </w:tcMar>
+            <w:vAlign w:val="top"/>
+          </w:tcPr>
+          <w:p>
+            <w:r>
+              <w:t xml:space="preserve">Chama Gabriel de volta à oficina.</w:t>
+            </w:r>
+          </w:p>
+        </w:tc>
+      </w:tr>
+      <w:tr>
+        <w:trPr>
+          <w:trHeight w:val="480" w:hRule="atLeast"/>
+        </w:trPr>
+        <w:tc>
+          <w:tcPr>
+            <w:tcW w:type="dxa" w:w="2300"/>
+            <w:tcBorders>
+              <w:top w:val="single" w:color="BFC9D1" w:sz="4"/>
+              <w:left w:val="single" w:color="BFC9D1" w:sz="4"/>
+              <w:bottom w:val="single" w:color="BFC9D1" w:sz="4"/>
+              <w:right w:val="single" w:color="BFC9D1" w:sz="4"/>
+            </w:tcBorders>
+            <w:tcMar>
+              <w:top w:type="dxa" w:w="70"/>
+              <w:left w:type="dxa" w:w="110"/>
+              <w:bottom w:type="dxa" w:w="70"/>
+              <w:right w:type="dxa" w:w="110"/>
+            </w:tcMar>
+            <w:vAlign w:val="top"/>
+          </w:tcPr>
+          <w:p>
+            <w:r>
+              <w:rPr>
+                <w:rFonts w:ascii="Courier New" w:cs="Courier New" w:eastAsia="Courier New" w:hAnsi="Courier New"/>
+                <w:sz w:val="15"/>
+                <w:szCs w:val="15"/>
+              </w:rPr>
               <w:t xml:space="preserve">zane_labirinto_alcapao</w:t>
             </w:r>
           </w:p>
@@ -24507,7 +23160,7 @@
           </w:tcPr>
           <w:p>
             <w:r>
-              <w:t xml:space="preserve">Revela a saída: um duto até a passarela do Centro de Convivência.</w:t>
+              <w:t xml:space="preserve">Revela a saída: um duto até a passarela do Centro de Convivência. A trava do bunker soltou junto: "fica de olho no Henrique".</w:t>
             </w:r>
           </w:p>
         </w:tc>
@@ -25672,7 +24325,7 @@
           </w:tcPr>
           <w:p>
             <w:r>
-              <w:t xml:space="preserve">Gabriel. Zane guia pelo rádio, sem ninguém em pessoa no local. Robôs: duas Sentinelas e Rastreadores.</w:t>
+              <w:t xml:space="preserve">Gabriel. Zane guia pelo rádio, sem ninguém em pessoa no local; Clarice e Diana também falam na frequência. Robôs: duas Sentinelas e Rastreadores.</w:t>
             </w:r>
           </w:p>
         </w:tc>
@@ -26873,43 +25526,18 @@
     </w:p>
     <w:p>
       <w:pPr>
-        <w:pStyle w:val="NotaTime"/>
-        <w:spacing w:after="60"/>
-      </w:pPr>
-      <w:r>
-        <w:t xml:space="preserve">Transmissão zane_convivencia_01  (dados/transmissoes/zane_convivencia_01.tres)</w:t>
-      </w:r>
-    </w:p>
-    <w:p>
-      <w:pPr>
-        <w:pStyle w:val="Personagem"/>
-      </w:pPr>
-      <w:r>
-        <w:t xml:space="preserve">ZANE (RÁDIO)</w:t>
-      </w:r>
-    </w:p>
-    <w:p>
-      <w:pPr>
-        <w:pStyle w:val="Dialogo"/>
-      </w:pPr>
-      <w:r>
-        <w:t xml:space="preserve">Chhh... Gabriel? Você saiu na passarela do Centro de Convivência! Tô vendo o sinal do seu rádio daqui.</w:t>
-      </w:r>
-    </w:p>
-    <w:p>
-      <w:pPr>
-        <w:pStyle w:val="Dialogo"/>
-      </w:pPr>
-      <w:r>
-        <w:t xml:space="preserve">Cuidado aí embaixo: a praça de alimentação fica sob uma cúpula de vidro quebrada, com duas Sentinelas rondando as mesas, e o luar entrega qualquer um. Usa as mesas, as árvores e os nichos de manutenção pra cortar a linha de visão.</w:t>
-      </w:r>
-    </w:p>
-    <w:p>
-      <w:pPr>
-        <w:pStyle w:val="Dialogo"/>
-      </w:pPr>
-      <w:r>
-        <w:t xml:space="preserve">O elevador de carga que desce pro Bunker fica nos fundos do Churrasco Solar, mas tá sem energia. Entra na Tapioca Orbital: é uma sala segura, e a ordem de serviço de lá diz onde guardaram a célula reserva.</w:t>
+        <w:pStyle w:val="Jogabilidade"/>
+      </w:pPr>
+      <w:r>
+        <w:rPr>
+          <w:b/>
+          <w:bCs/>
+          <w:color w:val="2A7F8E"/>
+        </w:rPr>
+        <w:t xml:space="preserve">FALAS  </w:t>
+      </w:r>
+      <w:r>
+        <w:t xml:space="preserve">zane_convivencia_01: O Zane explica a praça, as Sentinelas e a sala segura. O texto está no Dialogos.docx.</w:t>
       </w:r>
     </w:p>
     <w:p>
@@ -26953,6 +25581,69 @@
       </w:r>
       <w:r>
         <w:t xml:space="preserve">Usar mesas, árvores e nichos de manutenção para cortar a linha de visão.</w:t>
+      </w:r>
+    </w:p>
+    <w:p>
+      <w:pPr>
+        <w:pStyle w:val="Condicao"/>
+      </w:pPr>
+      <w:r>
+        <w:t xml:space="preserve">AO DESCER DA PASSARELA PARA A PRAÇA CENTRAL</w:t>
+      </w:r>
+    </w:p>
+    <w:p>
+      <w:pPr>
+        <w:pStyle w:val="Jogabilidade"/>
+      </w:pPr>
+      <w:r>
+        <w:rPr>
+          <w:b/>
+          <w:bCs/>
+          <w:color w:val="2A7F8E"/>
+        </w:rPr>
+        <w:t xml:space="preserve">FALAS  </w:t>
+      </w:r>
+      <w:r>
+        <w:t xml:space="preserve">grupo_convivencia_01: A Diana acha que as árvores da praça são as mudas que viu plantar na obra. O texto está no Dialogos.docx.</w:t>
+      </w:r>
+    </w:p>
+    <w:p>
+      <w:pPr>
+        <w:pStyle w:val="Jogabilidade"/>
+      </w:pPr>
+      <w:r>
+        <w:rPr>
+          <w:b/>
+          <w:bCs/>
+          <w:color w:val="2A7F8E"/>
+        </w:rPr>
+        <w:t xml:space="preserve">CADERNO  </w:t>
+      </w:r>
+      <w:r>
+        <w:rPr>
+          <w:b/>
+          <w:bCs/>
+        </w:rPr>
+        <w:t xml:space="preserve">As árvores da praça.</w:t>
+      </w:r>
+      <w:r>
+        <w:rPr>
+          <w:i/>
+          <w:iCs/>
+        </w:rPr>
+        <w:t xml:space="preserve"> A Diana acha que as árvores da praça podem ser as mudas que plantaram no pátio da obra, em 1978. Hoje passam da cúpula.</w:t>
+      </w:r>
+    </w:p>
+    <w:p>
+      <w:pPr>
+        <w:pStyle w:val="Jogabilidade"/>
+      </w:pPr>
+      <w:r>
+        <w:rPr>
+          <w:i/>
+          <w:iCs/>
+        </w:rPr>
+        <w:t xml:space="preserve">Servem de cobertura contra as Sentinelas.</w:t>
       </w:r>
     </w:p>
     <w:p>
@@ -27973,35 +26664,18 @@
     </w:p>
     <w:p>
       <w:pPr>
-        <w:pStyle w:val="NotaTime"/>
-        <w:spacing w:after="60"/>
-      </w:pPr>
-      <w:r>
-        <w:t xml:space="preserve">Transmissão zane_convivencia_02  (dados/transmissoes/zane_convivencia_02.tres)</w:t>
-      </w:r>
-    </w:p>
-    <w:p>
-      <w:pPr>
-        <w:pStyle w:val="Personagem"/>
-      </w:pPr>
-      <w:r>
-        <w:t xml:space="preserve">ZANE (RÁDIO)</w:t>
-      </w:r>
-    </w:p>
-    <w:p>
-      <w:pPr>
-        <w:pStyle w:val="Dialogo"/>
-      </w:pPr>
-      <w:r>
-        <w:t xml:space="preserve">Chhh... Boa, Gabriel! A comutação trifásica da cozinha funcionou e o elevador de carga do Churrasco Solar liberou!</w:t>
-      </w:r>
-    </w:p>
-    <w:p>
-      <w:pPr>
-        <w:pStyle w:val="Dialogo"/>
-      </w:pPr>
-      <w:r>
-        <w:t xml:space="preserve">Mas ó: a energia acendeu também os letreiros e os holofotes da cúpula, e as Sentinelas mudaram de rota. Fica nas sombras até chegar no elevador!</w:t>
+        <w:pStyle w:val="Jogabilidade"/>
+      </w:pPr>
+      <w:r>
+        <w:rPr>
+          <w:b/>
+          <w:bCs/>
+          <w:color w:val="2A7F8E"/>
+        </w:rPr>
+        <w:t xml:space="preserve">FALAS  </w:t>
+      </w:r>
+      <w:r>
+        <w:t xml:space="preserve">zane_convivencia_02: O elevador destravou, mas as luzes mudaram a ronda. O texto está no Dialogos.docx.</w:t>
       </w:r>
     </w:p>
     <w:p>
@@ -28045,6 +26719,69 @@
       </w:r>
       <w:r>
         <w:t xml:space="preserve">Chegar ao elevador nas sombras.</w:t>
+      </w:r>
+    </w:p>
+    <w:p>
+      <w:pPr>
+        <w:pStyle w:val="Condicao"/>
+      </w:pPr>
+      <w:r>
+        <w:t xml:space="preserve">NO CHURRASCO SOLAR, COM O ELEVADOR JÁ LIBERADO</w:t>
+      </w:r>
+    </w:p>
+    <w:p>
+      <w:pPr>
+        <w:pStyle w:val="Jogabilidade"/>
+      </w:pPr>
+      <w:r>
+        <w:rPr>
+          <w:b/>
+          <w:bCs/>
+          <w:color w:val="2A7F8E"/>
+        </w:rPr>
+        <w:t xml:space="preserve">FALAS  </w:t>
+      </w:r>
+      <w:r>
+        <w:t xml:space="preserve">grupo_convivencia_03: Recado do Henrique, pela Clarice: não descer ao bunker. O Zane desconfia; o Gabriel decide descer. O texto está no Dialogos.docx.</w:t>
+      </w:r>
+    </w:p>
+    <w:p>
+      <w:pPr>
+        <w:pStyle w:val="Jogabilidade"/>
+      </w:pPr>
+      <w:r>
+        <w:rPr>
+          <w:b/>
+          <w:bCs/>
+          <w:color w:val="2A7F8E"/>
+        </w:rPr>
+        <w:t xml:space="preserve">CADERNO  </w:t>
+      </w:r>
+      <w:r>
+        <w:rPr>
+          <w:b/>
+          <w:bCs/>
+        </w:rPr>
+        <w:t xml:space="preserve">Recado do Henrique.</w:t>
+      </w:r>
+      <w:r>
+        <w:rPr>
+          <w:i/>
+          <w:iCs/>
+        </w:rPr>
+        <w:t xml:space="preserve"> Pelo rádio, a Clarice passou um recado do Henrique: não descer ao bunker, cada um no seu canto. O Zane não gostou. A Clarice confia nele: as dicas sempre bateram.</w:t>
+      </w:r>
+    </w:p>
+    <w:p>
+      <w:pPr>
+        <w:pStyle w:val="Jogabilidade"/>
+      </w:pPr>
+      <w:r>
+        <w:rPr>
+          <w:i/>
+          <w:iCs/>
+        </w:rPr>
+        <w:t xml:space="preserve">Vou descer.</w:t>
       </w:r>
     </w:p>
     <w:p>
@@ -28320,6 +27057,57 @@
       </w:r>
       <w:r>
         <w:t xml:space="preserve">Aviso da loja (2025), ordem de impressão (3026), ingresso, bilhete do lanterninha e os três canhotos.</w:t>
+      </w:r>
+    </w:p>
+    <w:p>
+      <w:pPr>
+        <w:pStyle w:val="Condicao"/>
+      </w:pPr>
+      <w:r>
+        <w:t xml:space="preserve">AO ENTRAR NO HALL DO CINE ANDRÔMEDA</w:t>
+      </w:r>
+    </w:p>
+    <w:p>
+      <w:pPr>
+        <w:pStyle w:val="Jogabilidade"/>
+      </w:pPr>
+      <w:r>
+        <w:rPr>
+          <w:b/>
+          <w:bCs/>
+          <w:color w:val="2A7F8E"/>
+        </w:rPr>
+        <w:t xml:space="preserve">FALAS  </w:t>
+      </w:r>
+      <w:r>
+        <w:t xml:space="preserve">grupo_convivencia_02: O cinema de cada época e a dica de juntar os canhotos. O texto está no Dialogos.docx.</w:t>
+      </w:r>
+    </w:p>
+    <w:p>
+      <w:pPr>
+        <w:pStyle w:val="Jogabilidade"/>
+      </w:pPr>
+      <w:r>
+        <w:rPr>
+          <w:b/>
+          <w:bCs/>
+          <w:color w:val="2A7F8E"/>
+        </w:rPr>
+        <w:t xml:space="preserve">CADERNO  </w:t>
+      </w:r>
+      <w:r>
+        <w:rPr>
+          <w:b/>
+          <w:bCs/>
+        </w:rPr>
+        <w:t xml:space="preserve">O cinema.</w:t>
+      </w:r>
+      <w:r>
+        <w:rPr>
+          <w:i/>
+          <w:iCs/>
+        </w:rPr>
+        <w:t xml:space="preserve"> O Cine Andrômeda ainda mostra "sem sinal". A Clarice disse para juntar os papéis do cinema: cinema guarda canhoto como ela guarda senha.</w:t>
       </w:r>
     </w:p>
     <w:p>
@@ -28949,6 +27737,131 @@
                 <w:sz w:val="15"/>
                 <w:szCs w:val="15"/>
               </w:rPr>
+              <w:t xml:space="preserve">grupo_convivencia_01</w:t>
+            </w:r>
+          </w:p>
+        </w:tc>
+        <w:tc>
+          <w:tcPr>
+            <w:tcW w:type="dxa" w:w="1200"/>
+            <w:tcBorders>
+              <w:top w:val="single" w:color="BFC9D1" w:sz="4"/>
+              <w:left w:val="single" w:color="BFC9D1" w:sz="4"/>
+              <w:bottom w:val="single" w:color="BFC9D1" w:sz="4"/>
+              <w:right w:val="single" w:color="BFC9D1" w:sz="4"/>
+            </w:tcBorders>
+            <w:tcMar>
+              <w:top w:type="dxa" w:w="70"/>
+              <w:left w:type="dxa" w:w="110"/>
+              <w:bottom w:type="dxa" w:w="70"/>
+              <w:right w:type="dxa" w:w="110"/>
+            </w:tcMar>
+            <w:vAlign w:val="top"/>
+          </w:tcPr>
+          <w:p>
+            <w:r>
+              <w:t xml:space="preserve">Zane, Diana, Gabriel, Clarice</w:t>
+            </w:r>
+          </w:p>
+        </w:tc>
+        <w:tc>
+          <w:tcPr>
+            <w:tcW w:type="dxa" w:w="1100"/>
+            <w:tcBorders>
+              <w:top w:val="single" w:color="BFC9D1" w:sz="4"/>
+              <w:left w:val="single" w:color="BFC9D1" w:sz="4"/>
+              <w:bottom w:val="single" w:color="BFC9D1" w:sz="4"/>
+              <w:right w:val="single" w:color="BFC9D1" w:sz="4"/>
+            </w:tcBorders>
+            <w:tcMar>
+              <w:top w:type="dxa" w:w="70"/>
+              <w:left w:type="dxa" w:w="110"/>
+              <w:bottom w:type="dxa" w:w="70"/>
+              <w:right w:type="dxa" w:w="110"/>
+            </w:tcMar>
+            <w:vAlign w:val="top"/>
+          </w:tcPr>
+          <w:p>
+            <w:r>
+              <w:t xml:space="preserve">rádio</w:t>
+            </w:r>
+          </w:p>
+        </w:tc>
+        <w:tc>
+          <w:tcPr>
+            <w:tcW w:type="dxa" w:w="2000"/>
+            <w:tcBorders>
+              <w:top w:val="single" w:color="BFC9D1" w:sz="4"/>
+              <w:left w:val="single" w:color="BFC9D1" w:sz="4"/>
+              <w:bottom w:val="single" w:color="BFC9D1" w:sz="4"/>
+              <w:right w:val="single" w:color="BFC9D1" w:sz="4"/>
+            </w:tcBorders>
+            <w:tcMar>
+              <w:top w:type="dxa" w:w="70"/>
+              <w:left w:type="dxa" w:w="110"/>
+              <w:bottom w:type="dxa" w:w="70"/>
+              <w:right w:type="dxa" w:w="110"/>
+            </w:tcMar>
+            <w:vAlign w:val="top"/>
+          </w:tcPr>
+          <w:p>
+            <w:r>
+              <w:t xml:space="preserve">Cena 4.1. Chegar à praça central</w:t>
+            </w:r>
+          </w:p>
+        </w:tc>
+        <w:tc>
+          <w:tcPr>
+            <w:tcW w:type="dxa" w:w="2426"/>
+            <w:tcBorders>
+              <w:top w:val="single" w:color="BFC9D1" w:sz="4"/>
+              <w:left w:val="single" w:color="BFC9D1" w:sz="4"/>
+              <w:bottom w:val="single" w:color="BFC9D1" w:sz="4"/>
+              <w:right w:val="single" w:color="BFC9D1" w:sz="4"/>
+            </w:tcBorders>
+            <w:tcMar>
+              <w:top w:type="dxa" w:w="70"/>
+              <w:left w:type="dxa" w:w="110"/>
+              <w:bottom w:type="dxa" w:w="70"/>
+              <w:right w:type="dxa" w:w="110"/>
+            </w:tcMar>
+            <w:vAlign w:val="top"/>
+          </w:tcPr>
+          <w:p>
+            <w:r>
+              <w:t xml:space="preserve">A Diana acha que as árvores da praça são as mudas que viu plantar na obra.</w:t>
+            </w:r>
+          </w:p>
+        </w:tc>
+      </w:tr>
+      <w:tr>
+        <w:trPr>
+          <w:trHeight w:val="480" w:hRule="atLeast"/>
+        </w:trPr>
+        <w:tc>
+          <w:tcPr>
+            <w:tcW w:type="dxa" w:w="2300"/>
+            <w:tcBorders>
+              <w:top w:val="single" w:color="BFC9D1" w:sz="4"/>
+              <w:left w:val="single" w:color="BFC9D1" w:sz="4"/>
+              <w:bottom w:val="single" w:color="BFC9D1" w:sz="4"/>
+              <w:right w:val="single" w:color="BFC9D1" w:sz="4"/>
+            </w:tcBorders>
+            <w:tcMar>
+              <w:top w:type="dxa" w:w="70"/>
+              <w:left w:type="dxa" w:w="110"/>
+              <w:bottom w:type="dxa" w:w="70"/>
+              <w:right w:type="dxa" w:w="110"/>
+            </w:tcMar>
+            <w:vAlign w:val="top"/>
+          </w:tcPr>
+          <w:p>
+            <w:r>
+              <w:rPr>
+                <w:rFonts w:ascii="Courier New" w:cs="Courier New" w:eastAsia="Courier New" w:hAnsi="Courier New"/>
+                <w:sz w:val="15"/>
+                <w:szCs w:val="15"/>
+              </w:rPr>
               <w:t xml:space="preserve">zane_convivencia_02</w:t>
             </w:r>
           </w:p>
@@ -29042,6 +27955,256 @@
           <w:p>
             <w:r>
               <w:t xml:space="preserve">O elevador destravou, mas as luzes mudaram a ronda.</w:t>
+            </w:r>
+          </w:p>
+        </w:tc>
+      </w:tr>
+      <w:tr>
+        <w:trPr>
+          <w:trHeight w:val="480" w:hRule="atLeast"/>
+        </w:trPr>
+        <w:tc>
+          <w:tcPr>
+            <w:tcW w:type="dxa" w:w="2300"/>
+            <w:tcBorders>
+              <w:top w:val="single" w:color="BFC9D1" w:sz="4"/>
+              <w:left w:val="single" w:color="BFC9D1" w:sz="4"/>
+              <w:bottom w:val="single" w:color="BFC9D1" w:sz="4"/>
+              <w:right w:val="single" w:color="BFC9D1" w:sz="4"/>
+            </w:tcBorders>
+            <w:tcMar>
+              <w:top w:type="dxa" w:w="70"/>
+              <w:left w:type="dxa" w:w="110"/>
+              <w:bottom w:type="dxa" w:w="70"/>
+              <w:right w:type="dxa" w:w="110"/>
+            </w:tcMar>
+            <w:vAlign w:val="top"/>
+          </w:tcPr>
+          <w:p>
+            <w:r>
+              <w:rPr>
+                <w:rFonts w:ascii="Courier New" w:cs="Courier New" w:eastAsia="Courier New" w:hAnsi="Courier New"/>
+                <w:sz w:val="15"/>
+                <w:szCs w:val="15"/>
+              </w:rPr>
+              <w:t xml:space="preserve">grupo_convivencia_03</w:t>
+            </w:r>
+          </w:p>
+        </w:tc>
+        <w:tc>
+          <w:tcPr>
+            <w:tcW w:type="dxa" w:w="1200"/>
+            <w:tcBorders>
+              <w:top w:val="single" w:color="BFC9D1" w:sz="4"/>
+              <w:left w:val="single" w:color="BFC9D1" w:sz="4"/>
+              <w:bottom w:val="single" w:color="BFC9D1" w:sz="4"/>
+              <w:right w:val="single" w:color="BFC9D1" w:sz="4"/>
+            </w:tcBorders>
+            <w:tcMar>
+              <w:top w:type="dxa" w:w="70"/>
+              <w:left w:type="dxa" w:w="110"/>
+              <w:bottom w:type="dxa" w:w="70"/>
+              <w:right w:type="dxa" w:w="110"/>
+            </w:tcMar>
+            <w:vAlign w:val="top"/>
+          </w:tcPr>
+          <w:p>
+            <w:r>
+              <w:t xml:space="preserve">Clarice, Gabriel, Zane, Diana</w:t>
+            </w:r>
+          </w:p>
+        </w:tc>
+        <w:tc>
+          <w:tcPr>
+            <w:tcW w:type="dxa" w:w="1100"/>
+            <w:tcBorders>
+              <w:top w:val="single" w:color="BFC9D1" w:sz="4"/>
+              <w:left w:val="single" w:color="BFC9D1" w:sz="4"/>
+              <w:bottom w:val="single" w:color="BFC9D1" w:sz="4"/>
+              <w:right w:val="single" w:color="BFC9D1" w:sz="4"/>
+            </w:tcBorders>
+            <w:tcMar>
+              <w:top w:type="dxa" w:w="70"/>
+              <w:left w:type="dxa" w:w="110"/>
+              <w:bottom w:type="dxa" w:w="70"/>
+              <w:right w:type="dxa" w:w="110"/>
+            </w:tcMar>
+            <w:vAlign w:val="top"/>
+          </w:tcPr>
+          <w:p>
+            <w:r>
+              <w:t xml:space="preserve">rádio</w:t>
+            </w:r>
+          </w:p>
+        </w:tc>
+        <w:tc>
+          <w:tcPr>
+            <w:tcW w:type="dxa" w:w="2000"/>
+            <w:tcBorders>
+              <w:top w:val="single" w:color="BFC9D1" w:sz="4"/>
+              <w:left w:val="single" w:color="BFC9D1" w:sz="4"/>
+              <w:bottom w:val="single" w:color="BFC9D1" w:sz="4"/>
+              <w:right w:val="single" w:color="BFC9D1" w:sz="4"/>
+            </w:tcBorders>
+            <w:tcMar>
+              <w:top w:type="dxa" w:w="70"/>
+              <w:left w:type="dxa" w:w="110"/>
+              <w:bottom w:type="dxa" w:w="70"/>
+              <w:right w:type="dxa" w:w="110"/>
+            </w:tcMar>
+            <w:vAlign w:val="top"/>
+          </w:tcPr>
+          <w:p>
+            <w:r>
+              <w:t xml:space="preserve">Cena 4.5. No Churrasco Solar, depois de zane_convivencia_02</w:t>
+            </w:r>
+          </w:p>
+        </w:tc>
+        <w:tc>
+          <w:tcPr>
+            <w:tcW w:type="dxa" w:w="2426"/>
+            <w:tcBorders>
+              <w:top w:val="single" w:color="BFC9D1" w:sz="4"/>
+              <w:left w:val="single" w:color="BFC9D1" w:sz="4"/>
+              <w:bottom w:val="single" w:color="BFC9D1" w:sz="4"/>
+              <w:right w:val="single" w:color="BFC9D1" w:sz="4"/>
+            </w:tcBorders>
+            <w:tcMar>
+              <w:top w:type="dxa" w:w="70"/>
+              <w:left w:type="dxa" w:w="110"/>
+              <w:bottom w:type="dxa" w:w="70"/>
+              <w:right w:type="dxa" w:w="110"/>
+            </w:tcMar>
+            <w:vAlign w:val="top"/>
+          </w:tcPr>
+          <w:p>
+            <w:r>
+              <w:t xml:space="preserve">Recado do Henrique, pela Clarice: não descer ao bunker. O Zane desconfia; o Gabriel decide descer.</w:t>
+            </w:r>
+          </w:p>
+        </w:tc>
+      </w:tr>
+      <w:tr>
+        <w:trPr>
+          <w:trHeight w:val="480" w:hRule="atLeast"/>
+        </w:trPr>
+        <w:tc>
+          <w:tcPr>
+            <w:tcW w:type="dxa" w:w="2300"/>
+            <w:tcBorders>
+              <w:top w:val="single" w:color="BFC9D1" w:sz="4"/>
+              <w:left w:val="single" w:color="BFC9D1" w:sz="4"/>
+              <w:bottom w:val="single" w:color="BFC9D1" w:sz="4"/>
+              <w:right w:val="single" w:color="BFC9D1" w:sz="4"/>
+            </w:tcBorders>
+            <w:tcMar>
+              <w:top w:type="dxa" w:w="70"/>
+              <w:left w:type="dxa" w:w="110"/>
+              <w:bottom w:type="dxa" w:w="70"/>
+              <w:right w:type="dxa" w:w="110"/>
+            </w:tcMar>
+            <w:vAlign w:val="top"/>
+          </w:tcPr>
+          <w:p>
+            <w:r>
+              <w:rPr>
+                <w:rFonts w:ascii="Courier New" w:cs="Courier New" w:eastAsia="Courier New" w:hAnsi="Courier New"/>
+                <w:sz w:val="15"/>
+                <w:szCs w:val="15"/>
+              </w:rPr>
+              <w:t xml:space="preserve">grupo_convivencia_02</w:t>
+            </w:r>
+          </w:p>
+        </w:tc>
+        <w:tc>
+          <w:tcPr>
+            <w:tcW w:type="dxa" w:w="1200"/>
+            <w:tcBorders>
+              <w:top w:val="single" w:color="BFC9D1" w:sz="4"/>
+              <w:left w:val="single" w:color="BFC9D1" w:sz="4"/>
+              <w:bottom w:val="single" w:color="BFC9D1" w:sz="4"/>
+              <w:right w:val="single" w:color="BFC9D1" w:sz="4"/>
+            </w:tcBorders>
+            <w:tcMar>
+              <w:top w:type="dxa" w:w="70"/>
+              <w:left w:type="dxa" w:w="110"/>
+              <w:bottom w:type="dxa" w:w="70"/>
+              <w:right w:type="dxa" w:w="110"/>
+            </w:tcMar>
+            <w:vAlign w:val="top"/>
+          </w:tcPr>
+          <w:p>
+            <w:r>
+              <w:t xml:space="preserve">Clarice, Gabriel, Zane, Diana</w:t>
+            </w:r>
+          </w:p>
+        </w:tc>
+        <w:tc>
+          <w:tcPr>
+            <w:tcW w:type="dxa" w:w="1100"/>
+            <w:tcBorders>
+              <w:top w:val="single" w:color="BFC9D1" w:sz="4"/>
+              <w:left w:val="single" w:color="BFC9D1" w:sz="4"/>
+              <w:bottom w:val="single" w:color="BFC9D1" w:sz="4"/>
+              <w:right w:val="single" w:color="BFC9D1" w:sz="4"/>
+            </w:tcBorders>
+            <w:tcMar>
+              <w:top w:type="dxa" w:w="70"/>
+              <w:left w:type="dxa" w:w="110"/>
+              <w:bottom w:type="dxa" w:w="70"/>
+              <w:right w:type="dxa" w:w="110"/>
+            </w:tcMar>
+            <w:vAlign w:val="top"/>
+          </w:tcPr>
+          <w:p>
+            <w:r>
+              <w:t xml:space="preserve">rádio</w:t>
+            </w:r>
+          </w:p>
+        </w:tc>
+        <w:tc>
+          <w:tcPr>
+            <w:tcW w:type="dxa" w:w="2000"/>
+            <w:tcBorders>
+              <w:top w:val="single" w:color="BFC9D1" w:sz="4"/>
+              <w:left w:val="single" w:color="BFC9D1" w:sz="4"/>
+              <w:bottom w:val="single" w:color="BFC9D1" w:sz="4"/>
+              <w:right w:val="single" w:color="BFC9D1" w:sz="4"/>
+            </w:tcBorders>
+            <w:tcMar>
+              <w:top w:type="dxa" w:w="70"/>
+              <w:left w:type="dxa" w:w="110"/>
+              <w:bottom w:type="dxa" w:w="70"/>
+              <w:right w:type="dxa" w:w="110"/>
+            </w:tcMar>
+            <w:vAlign w:val="top"/>
+          </w:tcPr>
+          <w:p>
+            <w:r>
+              <w:t xml:space="preserve">Cena 4.6. Entrar no Cine Andrômeda (opcional)</w:t>
+            </w:r>
+          </w:p>
+        </w:tc>
+        <w:tc>
+          <w:tcPr>
+            <w:tcW w:type="dxa" w:w="2426"/>
+            <w:tcBorders>
+              <w:top w:val="single" w:color="BFC9D1" w:sz="4"/>
+              <w:left w:val="single" w:color="BFC9D1" w:sz="4"/>
+              <w:bottom w:val="single" w:color="BFC9D1" w:sz="4"/>
+              <w:right w:val="single" w:color="BFC9D1" w:sz="4"/>
+            </w:tcBorders>
+            <w:tcMar>
+              <w:top w:type="dxa" w:w="70"/>
+              <w:left w:type="dxa" w:w="110"/>
+              <w:bottom w:type="dxa" w:w="70"/>
+              <w:right w:type="dxa" w:w="110"/>
+            </w:tcMar>
+            <w:vAlign w:val="top"/>
+          </w:tcPr>
+          <w:p>
+            <w:r>
+              <w:t xml:space="preserve">O cinema de cada época e a dica de juntar os canhotos.</w:t>
             </w:r>
           </w:p>
         </w:tc>
@@ -30238,7 +29401,7 @@
                 <w:sz w:val="17"/>
                 <w:szCs w:val="17"/>
               </w:rPr>
-              <w:t xml:space="preserve">POLTRONA F-12 — MEIA-ENTRADA ESTUDANTE</w:t>
+              <w:t xml:space="preserve">POLTRONA A-12 — MEIA-ENTRADA ESTUDANTE</w:t>
             </w:r>
           </w:p>
           <w:p>
@@ -30881,7 +30044,7 @@
                 <w:sz w:val="17"/>
                 <w:szCs w:val="17"/>
               </w:rPr>
-              <w:t xml:space="preserve">FILEIRA F — POLTRONA 7</w:t>
+              <w:t xml:space="preserve">FILEIRA A — POLTRONA 7</w:t>
             </w:r>
           </w:p>
           <w:p>
@@ -30932,7 +30095,7 @@
                 <w:sz w:val="17"/>
                 <w:szCs w:val="17"/>
               </w:rPr>
-              <w:t xml:space="preserve">Canhoto da Bia, amiga do lanterninha: fileira F, poltrona 7.</w:t>
+              <w:t xml:space="preserve">Canhoto da Bia, amiga do lanterninha: fileira A, poltrona 7.</w:t>
             </w:r>
           </w:p>
         </w:tc>
@@ -31709,7 +30872,7 @@
           </w:tcPr>
           <w:p>
             <w:r>
-              <w:t xml:space="preserve">Gabriel e Henrique (na central de dados).</w:t>
+              <w:t xml:space="preserve">Gabriel e Henrique (na central de dados). Clarice, Diana e Zane pelo rádio. No fim, o grupo todo numa sala só (menos o Baltazar).</w:t>
             </w:r>
           </w:p>
         </w:tc>
@@ -32207,7 +31370,343 @@
           </w:tcPr>
           <w:p>
             <w:r>
+              <w:t xml:space="preserve">A chegada ao bunker</w:t>
+            </w:r>
+          </w:p>
+        </w:tc>
+        <w:tc>
+          <w:tcPr>
+            <w:tcW w:type="dxa" w:w="4000"/>
+            <w:tcBorders>
+              <w:top w:val="single" w:color="BFC9D1" w:sz="4"/>
+              <w:left w:val="single" w:color="BFC9D1" w:sz="4"/>
+              <w:bottom w:val="single" w:color="BFC9D1" w:sz="4"/>
+              <w:right w:val="single" w:color="BFC9D1" w:sz="4"/>
+            </w:tcBorders>
+            <w:tcMar>
+              <w:top w:type="dxa" w:w="70"/>
+              <w:left w:type="dxa" w:w="110"/>
+              <w:bottom w:type="dxa" w:w="70"/>
+              <w:right w:type="dxa" w:w="110"/>
+            </w:tcMar>
+            <w:vAlign w:val="top"/>
+          </w:tcPr>
+          <w:p>
+            <w:r>
+              <w:t xml:space="preserve">BUNKER – ENTRADA – 3026</w:t>
+            </w:r>
+          </w:p>
+        </w:tc>
+      </w:tr>
+      <w:tr>
+        <w:trPr>
+          <w:trHeight w:val="480" w:hRule="atLeast"/>
+        </w:trPr>
+        <w:tc>
+          <w:tcPr>
+            <w:tcW w:type="dxa" w:w="900"/>
+            <w:tcBorders>
+              <w:top w:val="single" w:color="BFC9D1" w:sz="4"/>
+              <w:left w:val="single" w:color="BFC9D1" w:sz="4"/>
+              <w:bottom w:val="single" w:color="BFC9D1" w:sz="4"/>
+              <w:right w:val="single" w:color="BFC9D1" w:sz="4"/>
+            </w:tcBorders>
+            <w:tcMar>
+              <w:top w:type="dxa" w:w="70"/>
+              <w:left w:type="dxa" w:w="110"/>
+              <w:bottom w:type="dxa" w:w="70"/>
+              <w:right w:type="dxa" w:w="110"/>
+            </w:tcMar>
+            <w:vAlign w:val="top"/>
+          </w:tcPr>
+          <w:p>
+            <w:pPr>
+              <w:rPr>
+                <w:b/>
+                <w:bCs/>
+              </w:rPr>
+            </w:pPr>
+            <w:r>
+              <w:rPr>
+                <w:b/>
+                <w:bCs/>
+              </w:rPr>
+              <w:t xml:space="preserve">5.2</w:t>
+            </w:r>
+          </w:p>
+        </w:tc>
+        <w:tc>
+          <w:tcPr>
+            <w:tcW w:type="dxa" w:w="4126"/>
+            <w:tcBorders>
+              <w:top w:val="single" w:color="BFC9D1" w:sz="4"/>
+              <w:left w:val="single" w:color="BFC9D1" w:sz="4"/>
+              <w:bottom w:val="single" w:color="BFC9D1" w:sz="4"/>
+              <w:right w:val="single" w:color="BFC9D1" w:sz="4"/>
+            </w:tcBorders>
+            <w:tcMar>
+              <w:top w:type="dxa" w:w="70"/>
+              <w:left w:type="dxa" w:w="110"/>
+              <w:bottom w:type="dxa" w:w="70"/>
+              <w:right w:type="dxa" w:w="110"/>
+            </w:tcMar>
+            <w:vAlign w:val="top"/>
+          </w:tcPr>
+          <w:p>
+            <w:r>
               <w:t xml:space="preserve">O Henrique na sala de dados</w:t>
+            </w:r>
+          </w:p>
+        </w:tc>
+        <w:tc>
+          <w:tcPr>
+            <w:tcW w:type="dxa" w:w="4000"/>
+            <w:tcBorders>
+              <w:top w:val="single" w:color="BFC9D1" w:sz="4"/>
+              <w:left w:val="single" w:color="BFC9D1" w:sz="4"/>
+              <w:bottom w:val="single" w:color="BFC9D1" w:sz="4"/>
+              <w:right w:val="single" w:color="BFC9D1" w:sz="4"/>
+            </w:tcBorders>
+            <w:tcMar>
+              <w:top w:type="dxa" w:w="70"/>
+              <w:left w:type="dxa" w:w="110"/>
+              <w:bottom w:type="dxa" w:w="70"/>
+              <w:right w:type="dxa" w:w="110"/>
+            </w:tcMar>
+            <w:vAlign w:val="top"/>
+          </w:tcPr>
+          <w:p>
+            <w:r>
+              <w:t xml:space="preserve">BUNKER – CENTRAL DE DADOS – 3026</w:t>
+            </w:r>
+          </w:p>
+        </w:tc>
+      </w:tr>
+      <w:tr>
+        <w:trPr>
+          <w:trHeight w:val="480" w:hRule="atLeast"/>
+        </w:trPr>
+        <w:tc>
+          <w:tcPr>
+            <w:tcW w:type="dxa" w:w="900"/>
+            <w:tcBorders>
+              <w:top w:val="single" w:color="BFC9D1" w:sz="4"/>
+              <w:left w:val="single" w:color="BFC9D1" w:sz="4"/>
+              <w:bottom w:val="single" w:color="BFC9D1" w:sz="4"/>
+              <w:right w:val="single" w:color="BFC9D1" w:sz="4"/>
+            </w:tcBorders>
+            <w:tcMar>
+              <w:top w:type="dxa" w:w="70"/>
+              <w:left w:type="dxa" w:w="110"/>
+              <w:bottom w:type="dxa" w:w="70"/>
+              <w:right w:type="dxa" w:w="110"/>
+            </w:tcMar>
+            <w:vAlign w:val="top"/>
+          </w:tcPr>
+          <w:p>
+            <w:pPr>
+              <w:rPr>
+                <w:b/>
+                <w:bCs/>
+              </w:rPr>
+            </w:pPr>
+            <w:r>
+              <w:rPr>
+                <w:b/>
+                <w:bCs/>
+              </w:rPr>
+              <w:t xml:space="preserve">5.3</w:t>
+            </w:r>
+          </w:p>
+        </w:tc>
+        <w:tc>
+          <w:tcPr>
+            <w:tcW w:type="dxa" w:w="4126"/>
+            <w:tcBorders>
+              <w:top w:val="single" w:color="BFC9D1" w:sz="4"/>
+              <w:left w:val="single" w:color="BFC9D1" w:sz="4"/>
+              <w:bottom w:val="single" w:color="BFC9D1" w:sz="4"/>
+              <w:right w:val="single" w:color="BFC9D1" w:sz="4"/>
+            </w:tcBorders>
+            <w:tcMar>
+              <w:top w:type="dxa" w:w="70"/>
+              <w:left w:type="dxa" w:w="110"/>
+              <w:bottom w:type="dxa" w:w="70"/>
+              <w:right w:type="dxa" w:w="110"/>
+            </w:tcMar>
+            <w:vAlign w:val="top"/>
+          </w:tcPr>
+          <w:p>
+            <w:r>
+              <w:t xml:space="preserve">Depois do Henrique</w:t>
+            </w:r>
+          </w:p>
+        </w:tc>
+        <w:tc>
+          <w:tcPr>
+            <w:tcW w:type="dxa" w:w="4000"/>
+            <w:tcBorders>
+              <w:top w:val="single" w:color="BFC9D1" w:sz="4"/>
+              <w:left w:val="single" w:color="BFC9D1" w:sz="4"/>
+              <w:bottom w:val="single" w:color="BFC9D1" w:sz="4"/>
+              <w:right w:val="single" w:color="BFC9D1" w:sz="4"/>
+            </w:tcBorders>
+            <w:tcMar>
+              <w:top w:type="dxa" w:w="70"/>
+              <w:left w:type="dxa" w:w="110"/>
+              <w:bottom w:type="dxa" w:w="70"/>
+              <w:right w:type="dxa" w:w="110"/>
+            </w:tcMar>
+            <w:vAlign w:val="top"/>
+          </w:tcPr>
+          <w:p>
+            <w:r>
+              <w:t xml:space="preserve">BUNKER – CORREDOR A – 3026</w:t>
+            </w:r>
+          </w:p>
+        </w:tc>
+      </w:tr>
+      <w:tr>
+        <w:trPr>
+          <w:trHeight w:val="480" w:hRule="atLeast"/>
+        </w:trPr>
+        <w:tc>
+          <w:tcPr>
+            <w:tcW w:type="dxa" w:w="900"/>
+            <w:tcBorders>
+              <w:top w:val="single" w:color="BFC9D1" w:sz="4"/>
+              <w:left w:val="single" w:color="BFC9D1" w:sz="4"/>
+              <w:bottom w:val="single" w:color="BFC9D1" w:sz="4"/>
+              <w:right w:val="single" w:color="BFC9D1" w:sz="4"/>
+            </w:tcBorders>
+            <w:tcMar>
+              <w:top w:type="dxa" w:w="70"/>
+              <w:left w:type="dxa" w:w="110"/>
+              <w:bottom w:type="dxa" w:w="70"/>
+              <w:right w:type="dxa" w:w="110"/>
+            </w:tcMar>
+            <w:vAlign w:val="top"/>
+          </w:tcPr>
+          <w:p>
+            <w:pPr>
+              <w:rPr>
+                <w:b/>
+                <w:bCs/>
+              </w:rPr>
+            </w:pPr>
+            <w:r>
+              <w:rPr>
+                <w:b/>
+                <w:bCs/>
+              </w:rPr>
+              <w:t xml:space="preserve">5.4</w:t>
+            </w:r>
+          </w:p>
+        </w:tc>
+        <w:tc>
+          <w:tcPr>
+            <w:tcW w:type="dxa" w:w="4126"/>
+            <w:tcBorders>
+              <w:top w:val="single" w:color="BFC9D1" w:sz="4"/>
+              <w:left w:val="single" w:color="BFC9D1" w:sz="4"/>
+              <w:bottom w:val="single" w:color="BFC9D1" w:sz="4"/>
+              <w:right w:val="single" w:color="BFC9D1" w:sz="4"/>
+            </w:tcBorders>
+            <w:tcMar>
+              <w:top w:type="dxa" w:w="70"/>
+              <w:left w:type="dxa" w:w="110"/>
+              <w:bottom w:type="dxa" w:w="70"/>
+              <w:right w:type="dxa" w:w="110"/>
+            </w:tcMar>
+            <w:vAlign w:val="top"/>
+          </w:tcPr>
+          <w:p>
+            <w:r>
+              <w:t xml:space="preserve">A energia volta</w:t>
+            </w:r>
+          </w:p>
+        </w:tc>
+        <w:tc>
+          <w:tcPr>
+            <w:tcW w:type="dxa" w:w="4000"/>
+            <w:tcBorders>
+              <w:top w:val="single" w:color="BFC9D1" w:sz="4"/>
+              <w:left w:val="single" w:color="BFC9D1" w:sz="4"/>
+              <w:bottom w:val="single" w:color="BFC9D1" w:sz="4"/>
+              <w:right w:val="single" w:color="BFC9D1" w:sz="4"/>
+            </w:tcBorders>
+            <w:tcMar>
+              <w:top w:type="dxa" w:w="70"/>
+              <w:left w:type="dxa" w:w="110"/>
+              <w:bottom w:type="dxa" w:w="70"/>
+              <w:right w:type="dxa" w:w="110"/>
+            </w:tcMar>
+            <w:vAlign w:val="top"/>
+          </w:tcPr>
+          <w:p>
+            <w:r>
+              <w:t xml:space="preserve">BUNKER – GERADOR – 3026</w:t>
+            </w:r>
+          </w:p>
+        </w:tc>
+      </w:tr>
+      <w:tr>
+        <w:trPr>
+          <w:trHeight w:val="480" w:hRule="atLeast"/>
+        </w:trPr>
+        <w:tc>
+          <w:tcPr>
+            <w:tcW w:type="dxa" w:w="900"/>
+            <w:tcBorders>
+              <w:top w:val="single" w:color="BFC9D1" w:sz="4"/>
+              <w:left w:val="single" w:color="BFC9D1" w:sz="4"/>
+              <w:bottom w:val="single" w:color="BFC9D1" w:sz="4"/>
+              <w:right w:val="single" w:color="BFC9D1" w:sz="4"/>
+            </w:tcBorders>
+            <w:tcMar>
+              <w:top w:type="dxa" w:w="70"/>
+              <w:left w:type="dxa" w:w="110"/>
+              <w:bottom w:type="dxa" w:w="70"/>
+              <w:right w:type="dxa" w:w="110"/>
+            </w:tcMar>
+            <w:vAlign w:val="top"/>
+          </w:tcPr>
+          <w:p>
+            <w:pPr>
+              <w:rPr>
+                <w:b/>
+                <w:bCs/>
+              </w:rPr>
+            </w:pPr>
+            <w:r>
+              <w:rPr>
+                <w:b/>
+                <w:bCs/>
+              </w:rPr>
+              <w:t xml:space="preserve">5.5</w:t>
+            </w:r>
+          </w:p>
+        </w:tc>
+        <w:tc>
+          <w:tcPr>
+            <w:tcW w:type="dxa" w:w="4126"/>
+            <w:tcBorders>
+              <w:top w:val="single" w:color="BFC9D1" w:sz="4"/>
+              <w:left w:val="single" w:color="BFC9D1" w:sz="4"/>
+              <w:bottom w:val="single" w:color="BFC9D1" w:sz="4"/>
+              <w:right w:val="single" w:color="BFC9D1" w:sz="4"/>
+            </w:tcBorders>
+            <w:tcMar>
+              <w:top w:type="dxa" w:w="70"/>
+              <w:left w:type="dxa" w:w="110"/>
+              <w:bottom w:type="dxa" w:w="70"/>
+              <w:right w:type="dxa" w:w="110"/>
+            </w:tcMar>
+            <w:vAlign w:val="top"/>
+          </w:tcPr>
+          <w:p>
+            <w:r>
+              <w:t xml:space="preserve">O encontro</w:t>
             </w:r>
           </w:p>
         </w:tc>
@@ -32264,7 +31763,7 @@
         <w:pStyle w:val="Heading3"/>
       </w:pPr>
       <w:r>
-        <w:t xml:space="preserve">Cena 5.1 — O Henrique na sala de dados</w:t>
+        <w:t xml:space="preserve">Cena 5.1 — A chegada ao bunker</w:t>
       </w:r>
     </w:p>
     <w:tbl>
@@ -32408,7 +31907,7 @@
               <w:keepNext/>
             </w:pPr>
             <w:r>
-              <w:t xml:space="preserve">Diálogo</w:t>
+              <w:t xml:space="preserve">Rádio</w:t>
             </w:r>
           </w:p>
         </w:tc>
@@ -32434,7 +31933,7 @@
               <w:keepNext/>
             </w:pPr>
             <w:r>
-              <w:t xml:space="preserve">Falar com o Henrique na estação</w:t>
+              <w:t xml:space="preserve">Descer pelo elevador de carga do Centro de Convivência e chegar à entrada do bunker</w:t>
             </w:r>
           </w:p>
         </w:tc>
@@ -32468,16 +31967,10 @@
     </w:tbl>
     <w:p>
       <w:pPr>
-        <w:keepNext/>
-        <w:spacing w:after="100"/>
-      </w:pPr>
-    </w:p>
-    <w:p>
-      <w:pPr>
         <w:pStyle w:val="Cena"/>
       </w:pPr>
       <w:r>
-        <w:t xml:space="preserve">INT. BUNKER – CENTRAL DE DADOS – 3026</w:t>
+        <w:t xml:space="preserve">INT. BUNKER – ENTRADA – 3026</w:t>
       </w:r>
     </w:p>
     <w:p>
@@ -32485,148 +31978,12 @@
         <w:pStyle w:val="Acao"/>
       </w:pPr>
       <w:r>
-        <w:t xml:space="preserve">Uma sala de dados trancada, com corredores de racks de servidores, a parede do grafo e uma estação com três monitores de tubo que mostram as câmeras do campus. Henrique está de costas, olhando as telas.</w:t>
-      </w:r>
-    </w:p>
-    <w:p>
-      <w:pPr>
-        <w:pStyle w:val="NotaTime"/>
-        <w:spacing w:after="60"/>
-      </w:pPr>
-      <w:r>
-        <w:t xml:space="preserve">Diálogo henrique_primeiro_encontro  (dados/dialogos/henrique_primeiro_encontro.json)</w:t>
-      </w:r>
-    </w:p>
-    <w:p>
-      <w:pPr>
-        <w:pStyle w:val="Trecho"/>
-      </w:pPr>
-      <w:r>
-        <w:rPr>
-          <w:b/>
-          <w:bCs/>
-        </w:rPr>
-        <w:t xml:space="preserve">TRECHO  </w:t>
-      </w:r>
-      <w:r>
-        <w:t xml:space="preserve">abertura  (começa aqui)</w:t>
-      </w:r>
-    </w:p>
-    <w:p>
-      <w:pPr>
-        <w:pStyle w:val="Personagem"/>
-      </w:pPr>
-      <w:r>
-        <w:t xml:space="preserve">HENRIQUE (nervoso)</w:t>
-      </w:r>
-    </w:p>
-    <w:p>
-      <w:pPr>
-        <w:pStyle w:val="Dialogo"/>
-      </w:pPr>
-      <w:r>
-        <w:t xml:space="preserve">Ah. Você... é você. Eu vi você chegando pelas câmeras. Quer dizer, pelas daqui de baixo. Abri a porta e tranquei de novo.</w:t>
-      </w:r>
-    </w:p>
-    <w:p>
-      <w:pPr>
-        <w:pStyle w:val="Personagem"/>
-      </w:pPr>
-      <w:r>
-        <w:t xml:space="preserve">GABRIEL (surpreso)</w:t>
-      </w:r>
-    </w:p>
-    <w:p>
-      <w:pPr>
-        <w:pStyle w:val="Dialogo"/>
-      </w:pPr>
-      <w:r>
-        <w:t xml:space="preserve">Você é o Henrique? O das câmeras? A Clarice me guiou na Biblioteca com o que você via.</w:t>
-      </w:r>
-    </w:p>
-    <w:p>
-      <w:pPr>
-        <w:pStyle w:val="Personagem"/>
-      </w:pPr>
-      <w:r>
-        <w:t xml:space="preserve">HENRIQUE</w:t>
-      </w:r>
-    </w:p>
-    <w:p>
-      <w:pPr>
-        <w:pStyle w:val="Dialogo"/>
-      </w:pPr>
-      <w:r>
-        <w:t xml:space="preserve">Sou. Henrique, de 2019. Eu... prefiro passar tudo pela Clarice. Pessoalmente eu me enrolo. Quer dizer, me enrolo bastante.</w:t>
-      </w:r>
-    </w:p>
-    <w:p>
-      <w:pPr>
-        <w:pStyle w:val="Personagem"/>
-      </w:pPr>
-      <w:r>
-        <w:t xml:space="preserve">GABRIEL (surpreso)</w:t>
-      </w:r>
-    </w:p>
-    <w:p>
-      <w:pPr>
-        <w:pStyle w:val="Dialogo"/>
-      </w:pPr>
-      <w:r>
-        <w:t xml:space="preserve">2019? Você é o aluno que sumiu na Biblioteca! Lá no campus todo mundo conta essa história.</w:t>
-      </w:r>
-    </w:p>
-    <w:p>
-      <w:pPr>
-        <w:pStyle w:val="Personagem"/>
-      </w:pPr>
-      <w:r>
-        <w:t xml:space="preserve">HENRIQUE (tímido)</w:t>
-      </w:r>
-    </w:p>
-    <w:p>
-      <w:pPr>
-        <w:pStyle w:val="Dialogo"/>
-      </w:pPr>
-      <w:r>
-        <w:t xml:space="preserve">Contam? Eu virei... história de corredor. Quer dizer, faz sentido. Eu sumi.</w:t>
-      </w:r>
-    </w:p>
-    <w:p>
-      <w:pPr>
-        <w:pStyle w:val="Personagem"/>
-      </w:pPr>
-      <w:r>
-        <w:t xml:space="preserve">GABRIEL</w:t>
-      </w:r>
-    </w:p>
-    <w:p>
-      <w:pPr>
-        <w:pStyle w:val="Dialogo"/>
-      </w:pPr>
-      <w:r>
-        <w:t xml:space="preserve">As suas dicas funcionaram. Cheguei até aqui.</w:t>
-      </w:r>
-    </w:p>
-    <w:p>
-      <w:pPr>
-        <w:pStyle w:val="Personagem"/>
-      </w:pPr>
-      <w:r>
-        <w:t xml:space="preserve">HENRIQUE (tímido)</w:t>
-      </w:r>
-    </w:p>
-    <w:p>
-      <w:pPr>
-        <w:pStyle w:val="Dialogo"/>
-      </w:pPr>
-      <w:r>
-        <w:t xml:space="preserve">Foi... o mínimo. As câmeras mostram tudo. Eu só precisava de alguém para usar o que elas mostram. A Clarice usou.</w:t>
-      </w:r>
-    </w:p>
-    <w:p>
-      <w:pPr>
-        <w:pStyle w:val="Escolha"/>
+        <w:t xml:space="preserve">A escada da superfície termina num posto de descontaminação: chuveiros, faixas de perigo, armários e um posto de guarda com lampião. O elevador está sem energia. O rádio chia.</w:t>
+      </w:r>
+    </w:p>
+    <w:p>
+      <w:pPr>
+        <w:pStyle w:val="Jogabilidade"/>
       </w:pPr>
       <w:r>
         <w:rPr>
@@ -32634,594 +31991,10 @@
           <w:bCs/>
           <w:color w:val="2A7F8E"/>
         </w:rPr>
-        <w:t xml:space="preserve">ESCOLHA  </w:t>
-      </w:r>
-      <w:r>
-        <w:t xml:space="preserve">“Como você me vê?”</w:t>
-      </w:r>
-      <w:r>
-        <w:rPr>
-          <w:color w:val="7A8794"/>
-        </w:rPr>
-        <w:t xml:space="preserve">   → cameras</w:t>
-      </w:r>
-    </w:p>
-    <w:p>
-      <w:pPr>
-        <w:pStyle w:val="Escolha"/>
-      </w:pPr>
-      <w:r>
-        <w:rPr>
-          <w:b/>
-          <w:bCs/>
-          <w:color w:val="2A7F8E"/>
-        </w:rPr>
-        <w:t xml:space="preserve">ESCOLHA  </w:t>
-      </w:r>
-      <w:r>
-        <w:t xml:space="preserve">“Que lugar é este?”</w:t>
-      </w:r>
-      <w:r>
-        <w:rPr>
-          <w:color w:val="7A8794"/>
-        </w:rPr>
-        <w:t xml:space="preserve">   → bunker</w:t>
-      </w:r>
-    </w:p>
-    <w:p>
-      <w:pPr>
-        <w:pStyle w:val="Escolha"/>
-      </w:pPr>
-      <w:r>
-        <w:rPr>
-          <w:b/>
-          <w:bCs/>
-          <w:color w:val="2A7F8E"/>
-        </w:rPr>
-        <w:t xml:space="preserve">ESCOLHA  </w:t>
-      </w:r>
-      <w:r>
-        <w:t xml:space="preserve">“Você sabe o que é a Âncora?”</w:t>
-      </w:r>
-      <w:r>
-        <w:rPr>
-          <w:color w:val="7A8794"/>
-        </w:rPr>
-        <w:t xml:space="preserve">   → ancora</w:t>
-      </w:r>
-    </w:p>
-    <w:p>
-      <w:pPr>
-        <w:pStyle w:val="Escolha"/>
-      </w:pPr>
-      <w:r>
-        <w:rPr>
-          <w:b/>
-          <w:bCs/>
-          <w:color w:val="2A7F8E"/>
-        </w:rPr>
-        <w:t xml:space="preserve">ESCOLHA  </w:t>
-      </w:r>
-      <w:r>
-        <w:t xml:space="preserve">“Como viemos parar em 3026?”</w:t>
-      </w:r>
-      <w:r>
-        <w:rPr>
-          <w:color w:val="7A8794"/>
-        </w:rPr>
-        <w:t xml:space="preserve">   → ano</w:t>
-      </w:r>
-    </w:p>
-    <w:p>
-      <w:pPr>
-        <w:pStyle w:val="Trecho"/>
-      </w:pPr>
-      <w:r>
-        <w:rPr>
-          <w:b/>
-          <w:bCs/>
-        </w:rPr>
-        <w:t xml:space="preserve">TRECHO  </w:t>
-      </w:r>
-      <w:r>
-        <w:t xml:space="preserve">cameras</w:t>
-      </w:r>
-    </w:p>
-    <w:p>
-      <w:pPr>
-        <w:pStyle w:val="Personagem"/>
-      </w:pPr>
-      <w:r>
-        <w:t xml:space="preserve">HENRIQUE</w:t>
-      </w:r>
-    </w:p>
-    <w:p>
-      <w:pPr>
-        <w:pStyle w:val="Dialogo"/>
-      </w:pPr>
-      <w:r>
-        <w:t xml:space="preserve">Tem câmera em quase todo o campus. A maioria morreu. Umas trinta ainda transmitem, aqui para estes monitores.</w:t>
-      </w:r>
-    </w:p>
-    <w:p>
-      <w:pPr>
-        <w:pStyle w:val="Dialogo"/>
-      </w:pPr>
-      <w:r>
-        <w:t xml:space="preserve">E os robôs repetem a ronda há séculos. Dá para decorar. Quer dizer, eu decorei. Você só... precisa escutar.</w:t>
-      </w:r>
-    </w:p>
-    <w:p>
-      <w:pPr>
-        <w:pStyle w:val="Fluxo"/>
-      </w:pPr>
-      <w:r>
-        <w:t xml:space="preserve">segue para o trecho mais_alguma</w:t>
-      </w:r>
-    </w:p>
-    <w:p>
-      <w:pPr>
-        <w:pStyle w:val="Trecho"/>
-      </w:pPr>
-      <w:r>
-        <w:rPr>
-          <w:b/>
-          <w:bCs/>
-        </w:rPr>
-        <w:t xml:space="preserve">TRECHO  </w:t>
-      </w:r>
-      <w:r>
-        <w:t xml:space="preserve">bunker</w:t>
-      </w:r>
-    </w:p>
-    <w:p>
-      <w:pPr>
-        <w:pStyle w:val="Personagem"/>
-      </w:pPr>
-      <w:r>
-        <w:t xml:space="preserve">HENRIQUE</w:t>
-      </w:r>
-    </w:p>
-    <w:p>
-      <w:pPr>
-        <w:pStyle w:val="Dialogo"/>
-      </w:pPr>
-      <w:r>
-        <w:t xml:space="preserve">Bunker de pesquisa, embaixo do núcleo da Âncora. Os robôs patrulham os corredores daqui também. Por isso eu fico trancado.</w:t>
-      </w:r>
-    </w:p>
-    <w:p>
-      <w:pPr>
-        <w:pStyle w:val="Personagem"/>
-      </w:pPr>
-      <w:r>
-        <w:t xml:space="preserve">HENRIQUE (nervoso)</w:t>
-      </w:r>
-    </w:p>
-    <w:p>
-      <w:pPr>
-        <w:pStyle w:val="Dialogo"/>
-      </w:pPr>
-      <w:r>
-        <w:t xml:space="preserve">Lá fora eles passam de tempos em tempos. Aqui dentro, não. Quer dizer, até agora não.</w:t>
-      </w:r>
-    </w:p>
-    <w:p>
-      <w:pPr>
-        <w:pStyle w:val="Personagem"/>
-      </w:pPr>
-      <w:r>
-        <w:t xml:space="preserve">GABRIEL</w:t>
-      </w:r>
-    </w:p>
-    <w:p>
-      <w:pPr>
-        <w:pStyle w:val="Dialogo"/>
-      </w:pPr>
-      <w:r>
-        <w:t xml:space="preserve">E as portas lacradas lá no corredor?</w:t>
-      </w:r>
-    </w:p>
-    <w:p>
-      <w:pPr>
-        <w:pStyle w:val="Personagem"/>
-      </w:pPr>
-      <w:r>
-        <w:t xml:space="preserve">HENRIQUE</w:t>
-      </w:r>
-    </w:p>
-    <w:p>
-      <w:pPr>
-        <w:pStyle w:val="Dialogo"/>
-      </w:pPr>
-      <w:r>
-        <w:t xml:space="preserve">Setor B: laboratório, arquivo e o acesso ao núcleo. Lacrado pelo sistema. O Zane está tentando quebrar a senha. Eu... eu não mexo nisso.</w:t>
-      </w:r>
-    </w:p>
-    <w:p>
-      <w:pPr>
-        <w:pStyle w:val="Fluxo"/>
-      </w:pPr>
-      <w:r>
-        <w:t xml:space="preserve">segue para o trecho mais_alguma</w:t>
-      </w:r>
-    </w:p>
-    <w:p>
-      <w:pPr>
-        <w:pStyle w:val="Trecho"/>
-      </w:pPr>
-      <w:r>
-        <w:rPr>
-          <w:b/>
-          <w:bCs/>
-        </w:rPr>
-        <w:t xml:space="preserve">TRECHO  </w:t>
-      </w:r>
-      <w:r>
-        <w:t xml:space="preserve">ancora</w:t>
-      </w:r>
-    </w:p>
-    <w:p>
-      <w:pPr>
-        <w:pStyle w:val="Personagem"/>
-      </w:pPr>
-      <w:r>
-        <w:t xml:space="preserve">HENRIQUE (nervoso)</w:t>
-      </w:r>
-    </w:p>
-    <w:p>
-      <w:pPr>
-        <w:pStyle w:val="Dialogo"/>
-      </w:pPr>
-      <w:r>
-        <w:t xml:space="preserve">A Âncora. Eu... é uma máquina. De física do tempo. Quer dizer, é o que parece.</w:t>
-      </w:r>
-    </w:p>
-    <w:p>
-      <w:pPr>
-        <w:pStyle w:val="Personagem"/>
-      </w:pPr>
-      <w:r>
-        <w:t xml:space="preserve">GABRIEL (preocupado)</w:t>
-      </w:r>
-    </w:p>
-    <w:p>
-      <w:pPr>
-        <w:pStyle w:val="Dialogo"/>
-      </w:pPr>
-      <w:r>
-        <w:t xml:space="preserve">Você parece saber mais do que está dizendo.</w:t>
-      </w:r>
-    </w:p>
-    <w:p>
-      <w:pPr>
-        <w:pStyle w:val="Personagem"/>
-      </w:pPr>
-      <w:r>
-        <w:t xml:space="preserve">HENRIQUE (nervoso)</w:t>
-      </w:r>
-    </w:p>
-    <w:p>
-      <w:pPr>
-        <w:pStyle w:val="Dialogo"/>
-      </w:pPr>
-      <w:r>
-        <w:t xml:space="preserve">Teoria não é fato. Eu só... li sobre isso, antes. Quer dizer, pesquisei. Um pouco. Esquece. Próxima pergunta.</w:t>
-      </w:r>
-    </w:p>
-    <w:p>
-      <w:pPr>
-        <w:pStyle w:val="Fluxo"/>
-      </w:pPr>
-      <w:r>
-        <w:t xml:space="preserve">segue para o trecho mais_alguma</w:t>
-      </w:r>
-    </w:p>
-    <w:p>
-      <w:pPr>
-        <w:pStyle w:val="Trecho"/>
-      </w:pPr>
-      <w:r>
-        <w:rPr>
-          <w:b/>
-          <w:bCs/>
-        </w:rPr>
-        <w:t xml:space="preserve">TRECHO  </w:t>
-      </w:r>
-      <w:r>
-        <w:t xml:space="preserve">mais_alguma</w:t>
-      </w:r>
-    </w:p>
-    <w:p>
-      <w:pPr>
-        <w:pStyle w:val="Personagem"/>
-      </w:pPr>
-      <w:r>
-        <w:t xml:space="preserve">HENRIQUE</w:t>
-      </w:r>
-    </w:p>
-    <w:p>
-      <w:pPr>
-        <w:pStyle w:val="Dialogo"/>
-      </w:pPr>
-      <w:r>
-        <w:t xml:space="preserve">Mais... mais alguma coisa? Estou no meio de uma contagem.</w:t>
-      </w:r>
-    </w:p>
-    <w:p>
-      <w:pPr>
-        <w:pStyle w:val="Escolha"/>
-      </w:pPr>
-      <w:r>
-        <w:rPr>
-          <w:b/>
-          <w:bCs/>
-          <w:color w:val="2A7F8E"/>
-        </w:rPr>
-        <w:t xml:space="preserve">ESCOLHA  </w:t>
-      </w:r>
-      <w:r>
-        <w:t xml:space="preserve">“Como você me vê?”</w:t>
-      </w:r>
-      <w:r>
-        <w:rPr>
-          <w:color w:val="7A8794"/>
-        </w:rPr>
-        <w:t xml:space="preserve">   → cameras</w:t>
-      </w:r>
-    </w:p>
-    <w:p>
-      <w:pPr>
-        <w:pStyle w:val="Escolha"/>
-      </w:pPr>
-      <w:r>
-        <w:rPr>
-          <w:b/>
-          <w:bCs/>
-          <w:color w:val="2A7F8E"/>
-        </w:rPr>
-        <w:t xml:space="preserve">ESCOLHA  </w:t>
-      </w:r>
-      <w:r>
-        <w:t xml:space="preserve">“Que lugar é este?”</w:t>
-      </w:r>
-      <w:r>
-        <w:rPr>
-          <w:color w:val="7A8794"/>
-        </w:rPr>
-        <w:t xml:space="preserve">   → bunker</w:t>
-      </w:r>
-    </w:p>
-    <w:p>
-      <w:pPr>
-        <w:pStyle w:val="Escolha"/>
-      </w:pPr>
-      <w:r>
-        <w:rPr>
-          <w:b/>
-          <w:bCs/>
-          <w:color w:val="2A7F8E"/>
-        </w:rPr>
-        <w:t xml:space="preserve">ESCOLHA  </w:t>
-      </w:r>
-      <w:r>
-        <w:t xml:space="preserve">“Você sabe o que é a Âncora?”</w:t>
-      </w:r>
-      <w:r>
-        <w:rPr>
-          <w:color w:val="7A8794"/>
-        </w:rPr>
-        <w:t xml:space="preserve">   → ancora</w:t>
-      </w:r>
-    </w:p>
-    <w:p>
-      <w:pPr>
-        <w:pStyle w:val="Escolha"/>
-      </w:pPr>
-      <w:r>
-        <w:rPr>
-          <w:b/>
-          <w:bCs/>
-          <w:color w:val="2A7F8E"/>
-        </w:rPr>
-        <w:t xml:space="preserve">ESCOLHA  </w:t>
-      </w:r>
-      <w:r>
-        <w:t xml:space="preserve">“Como viemos parar em 3026?”</w:t>
-      </w:r>
-      <w:r>
-        <w:rPr>
-          <w:color w:val="7A8794"/>
-        </w:rPr>
-        <w:t xml:space="preserve">   → ano</w:t>
-      </w:r>
-    </w:p>
-    <w:p>
-      <w:pPr>
-        <w:pStyle w:val="Escolha"/>
-      </w:pPr>
-      <w:r>
-        <w:rPr>
-          <w:b/>
-          <w:bCs/>
-          <w:color w:val="2A7F8E"/>
-        </w:rPr>
-        <w:t xml:space="preserve">ESCOLHA  </w:t>
-      </w:r>
-      <w:r>
-        <w:t xml:space="preserve">“Preciso ir.”</w:t>
-      </w:r>
-      <w:r>
-        <w:rPr>
-          <w:color w:val="7A8794"/>
-        </w:rPr>
-        <w:t xml:space="preserve">   → despedida</w:t>
-      </w:r>
-    </w:p>
-    <w:p>
-      <w:pPr>
-        <w:pStyle w:val="Trecho"/>
-      </w:pPr>
-      <w:r>
-        <w:rPr>
-          <w:b/>
-          <w:bCs/>
-        </w:rPr>
-        <w:t xml:space="preserve">TRECHO  </w:t>
-      </w:r>
-      <w:r>
-        <w:t xml:space="preserve">despedida</w:t>
-      </w:r>
-    </w:p>
-    <w:p>
-      <w:pPr>
-        <w:pStyle w:val="Personagem"/>
-      </w:pPr>
-      <w:r>
-        <w:t xml:space="preserve">HENRIQUE</w:t>
-      </w:r>
-    </w:p>
-    <w:p>
-      <w:pPr>
-        <w:pStyle w:val="Dialogo"/>
-      </w:pPr>
-      <w:r>
-        <w:t xml:space="preserve">Vai com cuidado. Os robôs passam no corredor de... de tempos em tempos. Escuta antes de sair.</w:t>
-      </w:r>
-    </w:p>
-    <w:p>
-      <w:pPr>
-        <w:pStyle w:val="Personagem"/>
-      </w:pPr>
-      <w:r>
-        <w:t xml:space="preserve">HENRIQUE (tímido)</w:t>
-      </w:r>
-    </w:p>
-    <w:p>
-      <w:pPr>
-        <w:pStyle w:val="Dialogo"/>
-      </w:pPr>
-      <w:r>
-        <w:t xml:space="preserve">E... obrigado por vir até aqui. Ninguém vem.</w:t>
-      </w:r>
-    </w:p>
-    <w:p>
-      <w:pPr>
-        <w:pStyle w:val="Trecho"/>
-      </w:pPr>
-      <w:r>
-        <w:rPr>
-          <w:b/>
-          <w:bCs/>
-        </w:rPr>
-        <w:t xml:space="preserve">TRECHO  </w:t>
-      </w:r>
-      <w:r>
-        <w:t xml:space="preserve">ano</w:t>
-      </w:r>
-    </w:p>
-    <w:p>
-      <w:pPr>
-        <w:pStyle w:val="Personagem"/>
-      </w:pPr>
-      <w:r>
-        <w:t xml:space="preserve">HENRIQUE (nervoso)</w:t>
-      </w:r>
-    </w:p>
-    <w:p>
-      <w:pPr>
-        <w:pStyle w:val="Dialogo"/>
-      </w:pPr>
-      <w:r>
-        <w:t xml:space="preserve">Eu... não sei. De alguma forma, estamos em 3026. As datas dos sistemas, o estado do prédio, tudo bate.</w:t>
-      </w:r>
-    </w:p>
-    <w:p>
-      <w:pPr>
-        <w:pStyle w:val="Personagem"/>
-      </w:pPr>
-      <w:r>
-        <w:t xml:space="preserve">GABRIEL (preocupado)</w:t>
-      </w:r>
-    </w:p>
-    <w:p>
-      <w:pPr>
-        <w:pStyle w:val="Dialogo"/>
-      </w:pPr>
-      <w:r>
-        <w:t xml:space="preserve">De alguma forma?</w:t>
-      </w:r>
-    </w:p>
-    <w:p>
-      <w:pPr>
-        <w:pStyle w:val="Personagem"/>
-      </w:pPr>
-      <w:r>
-        <w:t xml:space="preserve">HENRIQUE (nervoso)</w:t>
-      </w:r>
-    </w:p>
-    <w:p>
-      <w:pPr>
-        <w:pStyle w:val="Dialogo"/>
-      </w:pPr>
-      <w:r>
-        <w:t xml:space="preserve">Estou tentando entender. Por isso fico aqui embaixo, olhando tudo. Quando eu entender, eu... aviso.</w:t>
-      </w:r>
-    </w:p>
-    <w:p>
-      <w:pPr>
-        <w:pStyle w:val="Personagem"/>
-      </w:pPr>
-      <w:r>
-        <w:t xml:space="preserve">HENRIQUE</w:t>
-      </w:r>
-    </w:p>
-    <w:p>
-      <w:pPr>
-        <w:pStyle w:val="Dialogo"/>
-      </w:pPr>
-      <w:r>
-        <w:t xml:space="preserve">E consertar. Tudo. A fenda, a máquina, mandar cada um de volta. Quer dizer, entender primeiro. Depois consertar.</w:t>
-      </w:r>
-    </w:p>
-    <w:p>
-      <w:pPr>
-        <w:pStyle w:val="Personagem"/>
-      </w:pPr>
-      <w:r>
-        <w:t xml:space="preserve">GABRIEL (preocupado)</w:t>
-      </w:r>
-    </w:p>
-    <w:p>
-      <w:pPr>
-        <w:pStyle w:val="Dialogo"/>
-      </w:pPr>
-      <w:r>
-        <w:t xml:space="preserve">Sozinho? A gente podia ajudar.</w:t>
-      </w:r>
-    </w:p>
-    <w:p>
-      <w:pPr>
-        <w:pStyle w:val="Personagem"/>
-      </w:pPr>
-      <w:r>
-        <w:t xml:space="preserve">HENRIQUE (nervoso)</w:t>
-      </w:r>
-    </w:p>
-    <w:p>
-      <w:pPr>
-        <w:pStyle w:val="Dialogo"/>
-      </w:pPr>
-      <w:r>
-        <w:t xml:space="preserve">Não. Quer dizer... é melhor cada um no seu canto. Juntos, a gente chama atenção. Eu vejo pelas câmeras e aviso a Clarice. Funciona assim.</w:t>
-      </w:r>
-    </w:p>
-    <w:p>
-      <w:pPr>
-        <w:pStyle w:val="Fluxo"/>
-      </w:pPr>
-      <w:r>
-        <w:t xml:space="preserve">segue para o trecho mais_alguma</w:t>
+        <w:t xml:space="preserve">FALAS  </w:t>
+      </w:r>
+      <w:r>
+        <w:t xml:space="preserve">grupo_bunker_01: Robôs também no bunker; o Henrique vai abrir a porta. O Zane: "repara no que ele não fala". O texto está no Dialogos.docx.</w:t>
       </w:r>
     </w:p>
     <w:p>
@@ -33241,6 +32014,306 @@
           <w:b/>
           <w:bCs/>
         </w:rPr>
+        <w:t xml:space="preserve">O bunker.</w:t>
+      </w:r>
+      <w:r>
+        <w:rPr>
+          <w:i/>
+          <w:iCs/>
+        </w:rPr>
+        <w:t xml:space="preserve"> Cheguei ao bunker. Os robôs patrulham aqui também. O Henrique está trancado na sala de dados e vai abrir a porta pra mim.</w:t>
+      </w:r>
+    </w:p>
+    <w:p>
+      <w:pPr>
+        <w:pStyle w:val="Jogabilidade"/>
+      </w:pPr>
+      <w:r>
+        <w:rPr>
+          <w:i/>
+          <w:iCs/>
+        </w:rPr>
+        <w:t xml:space="preserve">O Zane pediu para eu reparar no que o Henrique não fala. A Clarice acha que ele só é tímido.</w:t>
+      </w:r>
+    </w:p>
+    <w:p>
+      <w:pPr>
+        <w:pStyle w:val="Jogabilidade"/>
+      </w:pPr>
+      <w:r>
+        <w:rPr>
+          <w:b/>
+          <w:bCs/>
+          <w:color w:val="2A7F8E"/>
+        </w:rPr>
+        <w:t xml:space="preserve">JOGABILIDADE  </w:t>
+      </w:r>
+      <w:r>
+        <w:t xml:space="preserve">Atravessar o Corredor A sem ser visto pela Sentinela até a sala de dados, que o Henrique abre.</w:t>
+      </w:r>
+    </w:p>
+    <w:p>
+      <w:pPr>
+        <w:pStyle w:val="Heading3"/>
+      </w:pPr>
+      <w:r>
+        <w:t xml:space="preserve">Cena 5.2 — O Henrique na sala de dados</w:t>
+      </w:r>
+    </w:p>
+    <w:tbl>
+      <w:tblPr>
+        <w:tblW w:type="dxa" w:w="9026"/>
+        <w:tblBorders>
+          <w:top w:val="single" w:color="auto" w:sz="4"/>
+          <w:left w:val="single" w:color="auto" w:sz="4"/>
+          <w:bottom w:val="single" w:color="auto" w:sz="4"/>
+          <w:right w:val="single" w:color="auto" w:sz="4"/>
+          <w:insideH w:val="single" w:color="auto" w:sz="4"/>
+          <w:insideV w:val="single" w:color="auto" w:sz="4"/>
+        </w:tblBorders>
+      </w:tblPr>
+      <w:tblGrid>
+        <w:gridCol w:w="2400"/>
+        <w:gridCol w:w="4626"/>
+        <w:gridCol w:w="2000"/>
+      </w:tblGrid>
+      <w:tr>
+        <w:tc>
+          <w:tcPr>
+            <w:tcW w:type="dxa" w:w="2400"/>
+            <w:tcBorders>
+              <w:top w:val="single" w:color="BFC9D1" w:sz="4"/>
+              <w:left w:val="single" w:color="BFC9D1" w:sz="4"/>
+              <w:bottom w:val="single" w:color="BFC9D1" w:sz="4"/>
+              <w:right w:val="single" w:color="BFC9D1" w:sz="4"/>
+            </w:tcBorders>
+            <w:shd w:fill="E8EEF2" w:color="auto" w:val="clear"/>
+            <w:tcMar>
+              <w:top w:type="dxa" w:w="70"/>
+              <w:left w:type="dxa" w:w="110"/>
+              <w:bottom w:type="dxa" w:w="70"/>
+              <w:right w:type="dxa" w:w="110"/>
+            </w:tcMar>
+            <w:vAlign w:val="top"/>
+          </w:tcPr>
+          <w:p>
+            <w:pPr>
+              <w:keepNext/>
+            </w:pPr>
+            <w:r>
+              <w:rPr>
+                <w:b/>
+                <w:bCs/>
+                <w:color w:val="1F2A3C"/>
+              </w:rPr>
+              <w:t xml:space="preserve">Tipo</w:t>
+            </w:r>
+          </w:p>
+        </w:tc>
+        <w:tc>
+          <w:tcPr>
+            <w:tcW w:type="dxa" w:w="4626"/>
+            <w:tcBorders>
+              <w:top w:val="single" w:color="BFC9D1" w:sz="4"/>
+              <w:left w:val="single" w:color="BFC9D1" w:sz="4"/>
+              <w:bottom w:val="single" w:color="BFC9D1" w:sz="4"/>
+              <w:right w:val="single" w:color="BFC9D1" w:sz="4"/>
+            </w:tcBorders>
+            <w:shd w:fill="E8EEF2" w:color="auto" w:val="clear"/>
+            <w:tcMar>
+              <w:top w:type="dxa" w:w="70"/>
+              <w:left w:type="dxa" w:w="110"/>
+              <w:bottom w:type="dxa" w:w="70"/>
+              <w:right w:type="dxa" w:w="110"/>
+            </w:tcMar>
+            <w:vAlign w:val="top"/>
+          </w:tcPr>
+          <w:p>
+            <w:pPr>
+              <w:keepNext/>
+            </w:pPr>
+            <w:r>
+              <w:rPr>
+                <w:b/>
+                <w:bCs/>
+                <w:color w:val="1F2A3C"/>
+              </w:rPr>
+              <w:t xml:space="preserve">Gatilho</w:t>
+            </w:r>
+          </w:p>
+        </w:tc>
+        <w:tc>
+          <w:tcPr>
+            <w:tcW w:type="dxa" w:w="2000"/>
+            <w:tcBorders>
+              <w:top w:val="single" w:color="BFC9D1" w:sz="4"/>
+              <w:left w:val="single" w:color="BFC9D1" w:sz="4"/>
+              <w:bottom w:val="single" w:color="BFC9D1" w:sz="4"/>
+              <w:right w:val="single" w:color="BFC9D1" w:sz="4"/>
+            </w:tcBorders>
+            <w:shd w:fill="E8EEF2" w:color="auto" w:val="clear"/>
+            <w:tcMar>
+              <w:top w:type="dxa" w:w="70"/>
+              <w:left w:type="dxa" w:w="110"/>
+              <w:bottom w:type="dxa" w:w="70"/>
+              <w:right w:type="dxa" w:w="110"/>
+            </w:tcMar>
+            <w:vAlign w:val="top"/>
+          </w:tcPr>
+          <w:p>
+            <w:pPr>
+              <w:keepNext/>
+            </w:pPr>
+            <w:r>
+              <w:rPr>
+                <w:b/>
+                <w:bCs/>
+                <w:color w:val="1F2A3C"/>
+              </w:rPr>
+              <w:t xml:space="preserve">Status</w:t>
+            </w:r>
+          </w:p>
+        </w:tc>
+      </w:tr>
+      <w:tr>
+        <w:trPr>
+          <w:trHeight w:val="420" w:hRule="atLeast"/>
+        </w:trPr>
+        <w:tc>
+          <w:tcPr>
+            <w:tcW w:type="dxa" w:w="2400"/>
+            <w:tcBorders>
+              <w:top w:val="single" w:color="BFC9D1" w:sz="4"/>
+              <w:left w:val="single" w:color="BFC9D1" w:sz="4"/>
+              <w:bottom w:val="single" w:color="BFC9D1" w:sz="4"/>
+              <w:right w:val="single" w:color="BFC9D1" w:sz="4"/>
+            </w:tcBorders>
+            <w:tcMar>
+              <w:top w:type="dxa" w:w="70"/>
+              <w:left w:type="dxa" w:w="110"/>
+              <w:bottom w:type="dxa" w:w="70"/>
+              <w:right w:type="dxa" w:w="110"/>
+            </w:tcMar>
+            <w:vAlign w:val="top"/>
+          </w:tcPr>
+          <w:p>
+            <w:pPr>
+              <w:keepNext/>
+            </w:pPr>
+            <w:r>
+              <w:t xml:space="preserve">Diálogo</w:t>
+            </w:r>
+          </w:p>
+        </w:tc>
+        <w:tc>
+          <w:tcPr>
+            <w:tcW w:type="dxa" w:w="4626"/>
+            <w:tcBorders>
+              <w:top w:val="single" w:color="BFC9D1" w:sz="4"/>
+              <w:left w:val="single" w:color="BFC9D1" w:sz="4"/>
+              <w:bottom w:val="single" w:color="BFC9D1" w:sz="4"/>
+              <w:right w:val="single" w:color="BFC9D1" w:sz="4"/>
+            </w:tcBorders>
+            <w:tcMar>
+              <w:top w:type="dxa" w:w="70"/>
+              <w:left w:type="dxa" w:w="110"/>
+              <w:bottom w:type="dxa" w:w="70"/>
+              <w:right w:type="dxa" w:w="110"/>
+            </w:tcMar>
+            <w:vAlign w:val="top"/>
+          </w:tcPr>
+          <w:p>
+            <w:pPr>
+              <w:keepNext/>
+            </w:pPr>
+            <w:r>
+              <w:t xml:space="preserve">Falar com o Henrique na estação</w:t>
+            </w:r>
+          </w:p>
+        </w:tc>
+        <w:tc>
+          <w:tcPr>
+            <w:tcW w:type="dxa" w:w="2000"/>
+            <w:tcBorders>
+              <w:top w:val="single" w:color="BFC9D1" w:sz="4"/>
+              <w:left w:val="single" w:color="BFC9D1" w:sz="4"/>
+              <w:bottom w:val="single" w:color="BFC9D1" w:sz="4"/>
+              <w:right w:val="single" w:color="BFC9D1" w:sz="4"/>
+            </w:tcBorders>
+            <w:tcMar>
+              <w:top w:type="dxa" w:w="70"/>
+              <w:left w:type="dxa" w:w="110"/>
+              <w:bottom w:type="dxa" w:w="70"/>
+              <w:right w:type="dxa" w:w="110"/>
+            </w:tcMar>
+            <w:vAlign w:val="top"/>
+          </w:tcPr>
+          <w:p>
+            <w:pPr>
+              <w:keepNext/>
+            </w:pPr>
+            <w:r>
+              <w:t xml:space="preserve">No jogo</w:t>
+            </w:r>
+          </w:p>
+        </w:tc>
+      </w:tr>
+    </w:tbl>
+    <w:p>
+      <w:pPr>
+        <w:keepNext/>
+        <w:spacing w:after="100"/>
+      </w:pPr>
+    </w:p>
+    <w:p>
+      <w:pPr>
+        <w:pStyle w:val="Cena"/>
+      </w:pPr>
+      <w:r>
+        <w:t xml:space="preserve">INT. BUNKER – CENTRAL DE DADOS – 3026</w:t>
+      </w:r>
+    </w:p>
+    <w:p>
+      <w:pPr>
+        <w:pStyle w:val="Acao"/>
+      </w:pPr>
+      <w:r>
+        <w:t xml:space="preserve">Uma sala de dados trancada, com corredores de racks de servidores, a parede do grafo e uma estação com três monitores de tubo que mostram as câmeras do campus. Henrique está de costas, olhando as telas.</w:t>
+      </w:r>
+    </w:p>
+    <w:p>
+      <w:pPr>
+        <w:pStyle w:val="Jogabilidade"/>
+      </w:pPr>
+      <w:r>
+        <w:rPr>
+          <w:b/>
+          <w:bCs/>
+          <w:color w:val="2A7F8E"/>
+        </w:rPr>
+        <w:t xml:space="preserve">FALAS  </w:t>
+      </w:r>
+      <w:r>
+        <w:t xml:space="preserve">henrique_primeiro_encontro: Gabriel o reconhece pela lenda do campus. Ele se diz tentando consertar tudo e prefere cada um no seu canto. O texto está no Dialogos.docx.</w:t>
+      </w:r>
+    </w:p>
+    <w:p>
+      <w:pPr>
+        <w:pStyle w:val="Jogabilidade"/>
+      </w:pPr>
+      <w:r>
+        <w:rPr>
+          <w:b/>
+          <w:bCs/>
+          <w:color w:val="2A7F8E"/>
+        </w:rPr>
+        <w:t xml:space="preserve">CADERNO  </w:t>
+      </w:r>
+      <w:r>
+        <w:rPr>
+          <w:b/>
+          <w:bCs/>
+        </w:rPr>
         <w:t xml:space="preserve">Henrique, na sala de dados.</w:t>
       </w:r>
       <w:r>
@@ -33297,47 +32370,7 @@
     </w:p>
     <w:p>
       <w:pPr>
-        <w:pStyle w:val="NotaTime"/>
-        <w:spacing w:after="60"/>
-      </w:pPr>
-      <w:r>
-        <w:t xml:space="preserve">Diálogo henrique_de_novo  (dados/dialogos/henrique_de_novo.json)</w:t>
-      </w:r>
-    </w:p>
-    <w:p>
-      <w:pPr>
-        <w:pStyle w:val="Trecho"/>
-      </w:pPr>
-      <w:r>
-        <w:rPr>
-          <w:b/>
-          <w:bCs/>
-        </w:rPr>
-        <w:t xml:space="preserve">TRECHO  </w:t>
-      </w:r>
-      <w:r>
-        <w:t xml:space="preserve">abertura  (começa aqui)</w:t>
-      </w:r>
-    </w:p>
-    <w:p>
-      <w:pPr>
-        <w:pStyle w:val="Personagem"/>
-      </w:pPr>
-      <w:r>
-        <w:t xml:space="preserve">HENRIQUE</w:t>
-      </w:r>
-    </w:p>
-    <w:p>
-      <w:pPr>
-        <w:pStyle w:val="Dialogo"/>
-      </w:pPr>
-      <w:r>
-        <w:t xml:space="preserve">Oi. Estou aqui. Quer dizer, óbvio que estou.</w:t>
-      </w:r>
-    </w:p>
-    <w:p>
-      <w:pPr>
-        <w:pStyle w:val="Escolha"/>
+        <w:pStyle w:val="Jogabilidade"/>
       </w:pPr>
       <w:r>
         <w:rPr>
@@ -33345,21 +32378,252 @@
           <w:bCs/>
           <w:color w:val="2A7F8E"/>
         </w:rPr>
-        <w:t xml:space="preserve">ESCOLHA  </w:t>
-      </w:r>
-      <w:r>
-        <w:t xml:space="preserve">“Como vai o conserto?”</w:t>
-      </w:r>
-      <w:r>
-        <w:rPr>
-          <w:color w:val="7A8794"/>
-        </w:rPr>
-        <w:t xml:space="preserve">   → conserto</w:t>
-      </w:r>
-    </w:p>
-    <w:p>
-      <w:pPr>
-        <w:pStyle w:val="Escolha"/>
+        <w:t xml:space="preserve">FALAS  </w:t>
+      </w:r>
+      <w:r>
+        <w:t xml:space="preserve">henrique_de_novo: Menu de conversa: o conserto, o setor B e as rondas. O texto está no Dialogos.docx.</w:t>
+      </w:r>
+    </w:p>
+    <w:p>
+      <w:pPr>
+        <w:pStyle w:val="NotaTime"/>
+        <w:spacing w:after="60" w:before="60"/>
+      </w:pPr>
+      <w:r>
+        <w:t xml:space="preserve">Nota: Na conversa, o Henrique diz que está tentando consertar tudo. A mentira dele ainda não aparece (História Completa, “A virada”).</w:t>
+      </w:r>
+    </w:p>
+    <w:p>
+      <w:pPr>
+        <w:spacing w:after="200"/>
+      </w:pPr>
+    </w:p>
+    <w:p>
+      <w:pPr>
+        <w:pStyle w:val="Heading3"/>
+      </w:pPr>
+      <w:r>
+        <w:t xml:space="preserve">Cena 5.3 — Depois do Henrique</w:t>
+      </w:r>
+    </w:p>
+    <w:tbl>
+      <w:tblPr>
+        <w:tblW w:type="dxa" w:w="9026"/>
+        <w:tblBorders>
+          <w:top w:val="single" w:color="auto" w:sz="4"/>
+          <w:left w:val="single" w:color="auto" w:sz="4"/>
+          <w:bottom w:val="single" w:color="auto" w:sz="4"/>
+          <w:right w:val="single" w:color="auto" w:sz="4"/>
+          <w:insideH w:val="single" w:color="auto" w:sz="4"/>
+          <w:insideV w:val="single" w:color="auto" w:sz="4"/>
+        </w:tblBorders>
+      </w:tblPr>
+      <w:tblGrid>
+        <w:gridCol w:w="2400"/>
+        <w:gridCol w:w="4626"/>
+        <w:gridCol w:w="2000"/>
+      </w:tblGrid>
+      <w:tr>
+        <w:tc>
+          <w:tcPr>
+            <w:tcW w:type="dxa" w:w="2400"/>
+            <w:tcBorders>
+              <w:top w:val="single" w:color="BFC9D1" w:sz="4"/>
+              <w:left w:val="single" w:color="BFC9D1" w:sz="4"/>
+              <w:bottom w:val="single" w:color="BFC9D1" w:sz="4"/>
+              <w:right w:val="single" w:color="BFC9D1" w:sz="4"/>
+            </w:tcBorders>
+            <w:shd w:fill="E8EEF2" w:color="auto" w:val="clear"/>
+            <w:tcMar>
+              <w:top w:type="dxa" w:w="70"/>
+              <w:left w:type="dxa" w:w="110"/>
+              <w:bottom w:type="dxa" w:w="70"/>
+              <w:right w:type="dxa" w:w="110"/>
+            </w:tcMar>
+            <w:vAlign w:val="top"/>
+          </w:tcPr>
+          <w:p>
+            <w:pPr>
+              <w:keepNext/>
+            </w:pPr>
+            <w:r>
+              <w:rPr>
+                <w:b/>
+                <w:bCs/>
+                <w:color w:val="1F2A3C"/>
+              </w:rPr>
+              <w:t xml:space="preserve">Tipo</w:t>
+            </w:r>
+          </w:p>
+        </w:tc>
+        <w:tc>
+          <w:tcPr>
+            <w:tcW w:type="dxa" w:w="4626"/>
+            <w:tcBorders>
+              <w:top w:val="single" w:color="BFC9D1" w:sz="4"/>
+              <w:left w:val="single" w:color="BFC9D1" w:sz="4"/>
+              <w:bottom w:val="single" w:color="BFC9D1" w:sz="4"/>
+              <w:right w:val="single" w:color="BFC9D1" w:sz="4"/>
+            </w:tcBorders>
+            <w:shd w:fill="E8EEF2" w:color="auto" w:val="clear"/>
+            <w:tcMar>
+              <w:top w:type="dxa" w:w="70"/>
+              <w:left w:type="dxa" w:w="110"/>
+              <w:bottom w:type="dxa" w:w="70"/>
+              <w:right w:type="dxa" w:w="110"/>
+            </w:tcMar>
+            <w:vAlign w:val="top"/>
+          </w:tcPr>
+          <w:p>
+            <w:pPr>
+              <w:keepNext/>
+            </w:pPr>
+            <w:r>
+              <w:rPr>
+                <w:b/>
+                <w:bCs/>
+                <w:color w:val="1F2A3C"/>
+              </w:rPr>
+              <w:t xml:space="preserve">Gatilho</w:t>
+            </w:r>
+          </w:p>
+        </w:tc>
+        <w:tc>
+          <w:tcPr>
+            <w:tcW w:type="dxa" w:w="2000"/>
+            <w:tcBorders>
+              <w:top w:val="single" w:color="BFC9D1" w:sz="4"/>
+              <w:left w:val="single" w:color="BFC9D1" w:sz="4"/>
+              <w:bottom w:val="single" w:color="BFC9D1" w:sz="4"/>
+              <w:right w:val="single" w:color="BFC9D1" w:sz="4"/>
+            </w:tcBorders>
+            <w:shd w:fill="E8EEF2" w:color="auto" w:val="clear"/>
+            <w:tcMar>
+              <w:top w:type="dxa" w:w="70"/>
+              <w:left w:type="dxa" w:w="110"/>
+              <w:bottom w:type="dxa" w:w="70"/>
+              <w:right w:type="dxa" w:w="110"/>
+            </w:tcMar>
+            <w:vAlign w:val="top"/>
+          </w:tcPr>
+          <w:p>
+            <w:pPr>
+              <w:keepNext/>
+            </w:pPr>
+            <w:r>
+              <w:rPr>
+                <w:b/>
+                <w:bCs/>
+                <w:color w:val="1F2A3C"/>
+              </w:rPr>
+              <w:t xml:space="preserve">Status</w:t>
+            </w:r>
+          </w:p>
+        </w:tc>
+      </w:tr>
+      <w:tr>
+        <w:trPr>
+          <w:trHeight w:val="420" w:hRule="atLeast"/>
+        </w:trPr>
+        <w:tc>
+          <w:tcPr>
+            <w:tcW w:type="dxa" w:w="2400"/>
+            <w:tcBorders>
+              <w:top w:val="single" w:color="BFC9D1" w:sz="4"/>
+              <w:left w:val="single" w:color="BFC9D1" w:sz="4"/>
+              <w:bottom w:val="single" w:color="BFC9D1" w:sz="4"/>
+              <w:right w:val="single" w:color="BFC9D1" w:sz="4"/>
+            </w:tcBorders>
+            <w:tcMar>
+              <w:top w:type="dxa" w:w="70"/>
+              <w:left w:type="dxa" w:w="110"/>
+              <w:bottom w:type="dxa" w:w="70"/>
+              <w:right w:type="dxa" w:w="110"/>
+            </w:tcMar>
+            <w:vAlign w:val="top"/>
+          </w:tcPr>
+          <w:p>
+            <w:pPr>
+              <w:keepNext/>
+            </w:pPr>
+            <w:r>
+              <w:t xml:space="preserve">Rádio</w:t>
+            </w:r>
+          </w:p>
+        </w:tc>
+        <w:tc>
+          <w:tcPr>
+            <w:tcW w:type="dxa" w:w="4626"/>
+            <w:tcBorders>
+              <w:top w:val="single" w:color="BFC9D1" w:sz="4"/>
+              <w:left w:val="single" w:color="BFC9D1" w:sz="4"/>
+              <w:bottom w:val="single" w:color="BFC9D1" w:sz="4"/>
+              <w:right w:val="single" w:color="BFC9D1" w:sz="4"/>
+            </w:tcBorders>
+            <w:tcMar>
+              <w:top w:type="dxa" w:w="70"/>
+              <w:left w:type="dxa" w:w="110"/>
+              <w:bottom w:type="dxa" w:w="70"/>
+              <w:right w:type="dxa" w:w="110"/>
+            </w:tcMar>
+            <w:vAlign w:val="top"/>
+          </w:tcPr>
+          <w:p>
+            <w:pPr>
+              <w:keepNext/>
+            </w:pPr>
+            <w:r>
+              <w:t xml:space="preserve">Sair da sala de dados para o Corredor A, depois da primeira conversa com o Henrique</w:t>
+            </w:r>
+          </w:p>
+        </w:tc>
+        <w:tc>
+          <w:tcPr>
+            <w:tcW w:type="dxa" w:w="2000"/>
+            <w:tcBorders>
+              <w:top w:val="single" w:color="BFC9D1" w:sz="4"/>
+              <w:left w:val="single" w:color="BFC9D1" w:sz="4"/>
+              <w:bottom w:val="single" w:color="BFC9D1" w:sz="4"/>
+              <w:right w:val="single" w:color="BFC9D1" w:sz="4"/>
+            </w:tcBorders>
+            <w:tcMar>
+              <w:top w:type="dxa" w:w="70"/>
+              <w:left w:type="dxa" w:w="110"/>
+              <w:bottom w:type="dxa" w:w="70"/>
+              <w:right w:type="dxa" w:w="110"/>
+            </w:tcMar>
+            <w:vAlign w:val="top"/>
+          </w:tcPr>
+          <w:p>
+            <w:pPr>
+              <w:keepNext/>
+            </w:pPr>
+            <w:r>
+              <w:t xml:space="preserve">No jogo</w:t>
+            </w:r>
+          </w:p>
+        </w:tc>
+      </w:tr>
+    </w:tbl>
+    <w:p>
+      <w:pPr>
+        <w:pStyle w:val="Cena"/>
+      </w:pPr>
+      <w:r>
+        <w:t xml:space="preserve">INT. BUNKER – CORREDOR A – 3026</w:t>
+      </w:r>
+    </w:p>
+    <w:p>
+      <w:pPr>
+        <w:pStyle w:val="Acao"/>
+      </w:pPr>
+      <w:r>
+        <w:t xml:space="preserve">O corredor principal do bunker, com canos, quadros elétricos e nichos. A Sentinela continua a ronda. O rádio chia assim que a porta da sala de dados se fecha.</w:t>
+      </w:r>
+    </w:p>
+    <w:p>
+      <w:pPr>
+        <w:pStyle w:val="Jogabilidade"/>
       </w:pPr>
       <w:r>
         <w:rPr>
@@ -33367,21 +32631,15 @@
           <w:bCs/>
           <w:color w:val="2A7F8E"/>
         </w:rPr>
-        <w:t xml:space="preserve">ESCOLHA  </w:t>
-      </w:r>
-      <w:r>
-        <w:t xml:space="preserve">“Alguma novidade do setor B?”</w:t>
-      </w:r>
-      <w:r>
-        <w:rPr>
-          <w:color w:val="7A8794"/>
-        </w:rPr>
-        <w:t xml:space="preserve">   → setor_b</w:t>
-      </w:r>
-    </w:p>
-    <w:p>
-      <w:pPr>
-        <w:pStyle w:val="Escolha"/>
+        <w:t xml:space="preserve">FALAS  </w:t>
+      </w:r>
+      <w:r>
+        <w:t xml:space="preserve">grupo_bunker_02: O que o Henrique faz lá dentro; a Diana tem pena dele; ir ao gerador. O texto está no Dialogos.docx.</w:t>
+      </w:r>
+    </w:p>
+    <w:p>
+      <w:pPr>
+        <w:pStyle w:val="Jogabilidade"/>
       </w:pPr>
       <w:r>
         <w:rPr>
@@ -33389,21 +32647,38 @@
           <w:bCs/>
           <w:color w:val="2A7F8E"/>
         </w:rPr>
-        <w:t xml:space="preserve">ESCOLHA  </w:t>
-      </w:r>
-      <w:r>
-        <w:t xml:space="preserve">“O que você está olhando?”</w:t>
+        <w:t xml:space="preserve">CADERNO  </w:t>
       </w:r>
       <w:r>
         <w:rPr>
-          <w:color w:val="7A8794"/>
+          <w:b/>
+          <w:bCs/>
         </w:rPr>
-        <w:t xml:space="preserve">   → olhando</w:t>
-      </w:r>
-    </w:p>
-    <w:p>
-      <w:pPr>
-        <w:pStyle w:val="Escolha"/>
+        <w:t xml:space="preserve">Depois do Henrique.</w:t>
+      </w:r>
+      <w:r>
+        <w:rPr>
+          <w:i/>
+          <w:iCs/>
+        </w:rPr>
+        <w:t xml:space="preserve"> Contei pelo rádio o que vi: o Henrique conta robôs e fica nervoso com a Âncora. O Zane desconfia mais. A Diana tem pena dele.</w:t>
+      </w:r>
+    </w:p>
+    <w:p>
+      <w:pPr>
+        <w:pStyle w:val="Jogabilidade"/>
+      </w:pPr>
+      <w:r>
+        <w:rPr>
+          <w:i/>
+          <w:iCs/>
+        </w:rPr>
+        <w:t xml:space="preserve">Próximo passo: religar o gerador, no setor B, para o Zane quebrar a senha.</w:t>
+      </w:r>
+    </w:p>
+    <w:p>
+      <w:pPr>
+        <w:pStyle w:val="Jogabilidade"/>
       </w:pPr>
       <w:r>
         <w:rPr>
@@ -33411,210 +32686,603 @@
           <w:bCs/>
           <w:color w:val="2A7F8E"/>
         </w:rPr>
-        <w:t xml:space="preserve">ESCOLHA  </w:t>
-      </w:r>
-      <w:r>
-        <w:t xml:space="preserve">“Nada, só passando.”</w:t>
-      </w:r>
+        <w:t xml:space="preserve">JOGABILIDADE  </w:t>
+      </w:r>
+      <w:r>
+        <w:t xml:space="preserve">Descer pela escada ao setor B e chegar ao gerador, passando pelo Rastreador. As duas salas antigas ficam no caminho, sem explicação.</w:t>
+      </w:r>
+    </w:p>
+    <w:p>
+      <w:pPr>
+        <w:pStyle w:val="Heading3"/>
+      </w:pPr>
+      <w:r>
+        <w:t xml:space="preserve">Cena 5.4 — A energia volta</w:t>
+      </w:r>
+    </w:p>
+    <w:tbl>
+      <w:tblPr>
+        <w:tblW w:type="dxa" w:w="9026"/>
+        <w:tblBorders>
+          <w:top w:val="single" w:color="auto" w:sz="4"/>
+          <w:left w:val="single" w:color="auto" w:sz="4"/>
+          <w:bottom w:val="single" w:color="auto" w:sz="4"/>
+          <w:right w:val="single" w:color="auto" w:sz="4"/>
+          <w:insideH w:val="single" w:color="auto" w:sz="4"/>
+          <w:insideV w:val="single" w:color="auto" w:sz="4"/>
+        </w:tblBorders>
+      </w:tblPr>
+      <w:tblGrid>
+        <w:gridCol w:w="2400"/>
+        <w:gridCol w:w="4626"/>
+        <w:gridCol w:w="2000"/>
+      </w:tblGrid>
+      <w:tr>
+        <w:tc>
+          <w:tcPr>
+            <w:tcW w:type="dxa" w:w="2400"/>
+            <w:tcBorders>
+              <w:top w:val="single" w:color="BFC9D1" w:sz="4"/>
+              <w:left w:val="single" w:color="BFC9D1" w:sz="4"/>
+              <w:bottom w:val="single" w:color="BFC9D1" w:sz="4"/>
+              <w:right w:val="single" w:color="BFC9D1" w:sz="4"/>
+            </w:tcBorders>
+            <w:shd w:fill="E8EEF2" w:color="auto" w:val="clear"/>
+            <w:tcMar>
+              <w:top w:type="dxa" w:w="70"/>
+              <w:left w:type="dxa" w:w="110"/>
+              <w:bottom w:type="dxa" w:w="70"/>
+              <w:right w:type="dxa" w:w="110"/>
+            </w:tcMar>
+            <w:vAlign w:val="top"/>
+          </w:tcPr>
+          <w:p>
+            <w:pPr>
+              <w:keepNext/>
+            </w:pPr>
+            <w:r>
+              <w:rPr>
+                <w:b/>
+                <w:bCs/>
+                <w:color w:val="1F2A3C"/>
+              </w:rPr>
+              <w:t xml:space="preserve">Tipo</w:t>
+            </w:r>
+          </w:p>
+        </w:tc>
+        <w:tc>
+          <w:tcPr>
+            <w:tcW w:type="dxa" w:w="4626"/>
+            <w:tcBorders>
+              <w:top w:val="single" w:color="BFC9D1" w:sz="4"/>
+              <w:left w:val="single" w:color="BFC9D1" w:sz="4"/>
+              <w:bottom w:val="single" w:color="BFC9D1" w:sz="4"/>
+              <w:right w:val="single" w:color="BFC9D1" w:sz="4"/>
+            </w:tcBorders>
+            <w:shd w:fill="E8EEF2" w:color="auto" w:val="clear"/>
+            <w:tcMar>
+              <w:top w:type="dxa" w:w="70"/>
+              <w:left w:type="dxa" w:w="110"/>
+              <w:bottom w:type="dxa" w:w="70"/>
+              <w:right w:type="dxa" w:w="110"/>
+            </w:tcMar>
+            <w:vAlign w:val="top"/>
+          </w:tcPr>
+          <w:p>
+            <w:pPr>
+              <w:keepNext/>
+            </w:pPr>
+            <w:r>
+              <w:rPr>
+                <w:b/>
+                <w:bCs/>
+                <w:color w:val="1F2A3C"/>
+              </w:rPr>
+              <w:t xml:space="preserve">Gatilho</w:t>
+            </w:r>
+          </w:p>
+        </w:tc>
+        <w:tc>
+          <w:tcPr>
+            <w:tcW w:type="dxa" w:w="2000"/>
+            <w:tcBorders>
+              <w:top w:val="single" w:color="BFC9D1" w:sz="4"/>
+              <w:left w:val="single" w:color="BFC9D1" w:sz="4"/>
+              <w:bottom w:val="single" w:color="BFC9D1" w:sz="4"/>
+              <w:right w:val="single" w:color="BFC9D1" w:sz="4"/>
+            </w:tcBorders>
+            <w:shd w:fill="E8EEF2" w:color="auto" w:val="clear"/>
+            <w:tcMar>
+              <w:top w:type="dxa" w:w="70"/>
+              <w:left w:type="dxa" w:w="110"/>
+              <w:bottom w:type="dxa" w:w="70"/>
+              <w:right w:type="dxa" w:w="110"/>
+            </w:tcMar>
+            <w:vAlign w:val="top"/>
+          </w:tcPr>
+          <w:p>
+            <w:pPr>
+              <w:keepNext/>
+            </w:pPr>
+            <w:r>
+              <w:rPr>
+                <w:b/>
+                <w:bCs/>
+                <w:color w:val="1F2A3C"/>
+              </w:rPr>
+              <w:t xml:space="preserve">Status</w:t>
+            </w:r>
+          </w:p>
+        </w:tc>
+      </w:tr>
+      <w:tr>
+        <w:trPr>
+          <w:trHeight w:val="420" w:hRule="atLeast"/>
+        </w:trPr>
+        <w:tc>
+          <w:tcPr>
+            <w:tcW w:type="dxa" w:w="2400"/>
+            <w:tcBorders>
+              <w:top w:val="single" w:color="BFC9D1" w:sz="4"/>
+              <w:left w:val="single" w:color="BFC9D1" w:sz="4"/>
+              <w:bottom w:val="single" w:color="BFC9D1" w:sz="4"/>
+              <w:right w:val="single" w:color="BFC9D1" w:sz="4"/>
+            </w:tcBorders>
+            <w:tcMar>
+              <w:top w:type="dxa" w:w="70"/>
+              <w:left w:type="dxa" w:w="110"/>
+              <w:bottom w:type="dxa" w:w="70"/>
+              <w:right w:type="dxa" w:w="110"/>
+            </w:tcMar>
+            <w:vAlign w:val="top"/>
+          </w:tcPr>
+          <w:p>
+            <w:pPr>
+              <w:keepNext/>
+            </w:pPr>
+            <w:r>
+              <w:t xml:space="preserve">Jogável e rádio</w:t>
+            </w:r>
+          </w:p>
+        </w:tc>
+        <w:tc>
+          <w:tcPr>
+            <w:tcW w:type="dxa" w:w="4626"/>
+            <w:tcBorders>
+              <w:top w:val="single" w:color="BFC9D1" w:sz="4"/>
+              <w:left w:val="single" w:color="BFC9D1" w:sz="4"/>
+              <w:bottom w:val="single" w:color="BFC9D1" w:sz="4"/>
+              <w:right w:val="single" w:color="BFC9D1" w:sz="4"/>
+            </w:tcBorders>
+            <w:tcMar>
+              <w:top w:type="dxa" w:w="70"/>
+              <w:left w:type="dxa" w:w="110"/>
+              <w:bottom w:type="dxa" w:w="70"/>
+              <w:right w:type="dxa" w:w="110"/>
+            </w:tcMar>
+            <w:vAlign w:val="top"/>
+          </w:tcPr>
+          <w:p>
+            <w:pPr>
+              <w:keepNext/>
+            </w:pPr>
+            <w:r>
+              <w:t xml:space="preserve">Resolver o quadro de religação do gerador</w:t>
+            </w:r>
+          </w:p>
+        </w:tc>
+        <w:tc>
+          <w:tcPr>
+            <w:tcW w:type="dxa" w:w="2000"/>
+            <w:tcBorders>
+              <w:top w:val="single" w:color="BFC9D1" w:sz="4"/>
+              <w:left w:val="single" w:color="BFC9D1" w:sz="4"/>
+              <w:bottom w:val="single" w:color="BFC9D1" w:sz="4"/>
+              <w:right w:val="single" w:color="BFC9D1" w:sz="4"/>
+            </w:tcBorders>
+            <w:tcMar>
+              <w:top w:type="dxa" w:w="70"/>
+              <w:left w:type="dxa" w:w="110"/>
+              <w:bottom w:type="dxa" w:w="70"/>
+              <w:right w:type="dxa" w:w="110"/>
+            </w:tcMar>
+            <w:vAlign w:val="top"/>
+          </w:tcPr>
+          <w:p>
+            <w:pPr>
+              <w:keepNext/>
+            </w:pPr>
+            <w:r>
+              <w:t xml:space="preserve">No jogo</w:t>
+            </w:r>
+          </w:p>
+        </w:tc>
+      </w:tr>
+    </w:tbl>
+    <w:p>
+      <w:pPr>
+        <w:pStyle w:val="Cena"/>
+      </w:pPr>
+      <w:r>
+        <w:t xml:space="preserve">INT. BUNKER – GERADOR – 3026</w:t>
+      </w:r>
+    </w:p>
+    <w:p>
+      <w:pPr>
+        <w:pStyle w:val="Acao"/>
+      </w:pPr>
+      <w:r>
+        <w:t xml:space="preserve">Dois geradores a diesel, tambores de combustível e o quadro de religação. Com o cabo do carretel, Gabriel leva a energia aos sete pontos do bunker. As luzes voltam.</w:t>
+      </w:r>
+    </w:p>
+    <w:p>
+      <w:pPr>
+        <w:pStyle w:val="Jogabilidade"/>
+      </w:pPr>
       <w:r>
         <w:rPr>
-          <w:color w:val="7A8794"/>
+          <w:b/>
+          <w:bCs/>
+          <w:color w:val="2A7F8E"/>
         </w:rPr>
-        <w:t xml:space="preserve">   → tchau</w:t>
-      </w:r>
-    </w:p>
-    <w:p>
-      <w:pPr>
-        <w:pStyle w:val="Trecho"/>
-      </w:pPr>
+        <w:t xml:space="preserve">JOGABILIDADE  </w:t>
+      </w:r>
+      <w:r>
+        <w:t xml:space="preserve">Ligar os sete pontos com os 23 m de cabo: só existe um jeito, a árvore geradora mínima (Kruskal). A energia libera o elevador e o arsenal.</w:t>
+      </w:r>
+    </w:p>
+    <w:p>
+      <w:pPr>
+        <w:pStyle w:val="Jogabilidade"/>
+      </w:pPr>
+      <w:r>
+        <w:rPr>
+          <w:b/>
+          <w:bCs/>
+          <w:color w:val="2A7F8E"/>
+        </w:rPr>
+        <w:t xml:space="preserve">FALAS  </w:t>
+      </w:r>
+      <w:r>
+        <w:t xml:space="preserve">zane_bunker_01: A luz voltou; o setor B baixou a guarda. Vem pra sala de dados: tá todo mundo aqui. O texto está no Dialogos.docx.</w:t>
+      </w:r>
+    </w:p>
+    <w:p>
+      <w:pPr>
+        <w:pStyle w:val="Jogabilidade"/>
+      </w:pPr>
+      <w:r>
+        <w:rPr>
+          <w:b/>
+          <w:bCs/>
+          <w:color w:val="2A7F8E"/>
+        </w:rPr>
+        <w:t xml:space="preserve">CADERNO  </w:t>
+      </w:r>
       <w:r>
         <w:rPr>
           <w:b/>
           <w:bCs/>
         </w:rPr>
-        <w:t xml:space="preserve">TRECHO  </w:t>
-      </w:r>
-      <w:r>
-        <w:t xml:space="preserve">conserto</w:t>
-      </w:r>
-    </w:p>
-    <w:p>
-      <w:pPr>
-        <w:pStyle w:val="Personagem"/>
-      </w:pPr>
-      <w:r>
-        <w:t xml:space="preserve">HENRIQUE (nervoso)</w:t>
-      </w:r>
-    </w:p>
-    <w:p>
-      <w:pPr>
-        <w:pStyle w:val="Dialogo"/>
-      </w:pPr>
-      <w:r>
-        <w:t xml:space="preserve">Vai. Quer dizer... vai indo. As contas ainda não fecham.</w:t>
-      </w:r>
-    </w:p>
-    <w:p>
-      <w:pPr>
-        <w:pStyle w:val="Personagem"/>
-      </w:pPr>
-      <w:r>
-        <w:t xml:space="preserve">HENRIQUE</w:t>
-      </w:r>
-    </w:p>
-    <w:p>
-      <w:pPr>
-        <w:pStyle w:val="Dialogo"/>
-      </w:pPr>
-      <w:r>
-        <w:t xml:space="preserve">Quando fecharem, eu aviso a Clarice. Ela avisa vocês.</w:t>
-      </w:r>
-    </w:p>
-    <w:p>
-      <w:pPr>
-        <w:pStyle w:val="Trecho"/>
-      </w:pPr>
+        <w:t xml:space="preserve">A energia voltou ao bunker.</w:t>
+      </w:r>
+      <w:r>
+        <w:rPr>
+          <w:i/>
+          <w:iCs/>
+        </w:rPr>
+        <w:t xml:space="preserve"> Religuei o quadro do gerador com o cabo do carretel. O elevador e o arsenal ganharam energia. O Zane chamou pelo rádio: está todo mundo na sala de dados.</w:t>
+      </w:r>
+    </w:p>
+    <w:p>
+      <w:pPr>
+        <w:pStyle w:val="Heading3"/>
+      </w:pPr>
+      <w:r>
+        <w:t xml:space="preserve">Cena 5.5 — O encontro</w:t>
+      </w:r>
+    </w:p>
+    <w:tbl>
+      <w:tblPr>
+        <w:tblW w:type="dxa" w:w="9026"/>
+        <w:tblBorders>
+          <w:top w:val="single" w:color="auto" w:sz="4"/>
+          <w:left w:val="single" w:color="auto" w:sz="4"/>
+          <w:bottom w:val="single" w:color="auto" w:sz="4"/>
+          <w:right w:val="single" w:color="auto" w:sz="4"/>
+          <w:insideH w:val="single" w:color="auto" w:sz="4"/>
+          <w:insideV w:val="single" w:color="auto" w:sz="4"/>
+        </w:tblBorders>
+      </w:tblPr>
+      <w:tblGrid>
+        <w:gridCol w:w="2400"/>
+        <w:gridCol w:w="4626"/>
+        <w:gridCol w:w="2000"/>
+      </w:tblGrid>
+      <w:tr>
+        <w:tc>
+          <w:tcPr>
+            <w:tcW w:type="dxa" w:w="2400"/>
+            <w:tcBorders>
+              <w:top w:val="single" w:color="BFC9D1" w:sz="4"/>
+              <w:left w:val="single" w:color="BFC9D1" w:sz="4"/>
+              <w:bottom w:val="single" w:color="BFC9D1" w:sz="4"/>
+              <w:right w:val="single" w:color="BFC9D1" w:sz="4"/>
+            </w:tcBorders>
+            <w:shd w:fill="E8EEF2" w:color="auto" w:val="clear"/>
+            <w:tcMar>
+              <w:top w:type="dxa" w:w="70"/>
+              <w:left w:type="dxa" w:w="110"/>
+              <w:bottom w:type="dxa" w:w="70"/>
+              <w:right w:type="dxa" w:w="110"/>
+            </w:tcMar>
+            <w:vAlign w:val="top"/>
+          </w:tcPr>
+          <w:p>
+            <w:pPr>
+              <w:keepNext/>
+            </w:pPr>
+            <w:r>
+              <w:rPr>
+                <w:b/>
+                <w:bCs/>
+                <w:color w:val="1F2A3C"/>
+              </w:rPr>
+              <w:t xml:space="preserve">Tipo</w:t>
+            </w:r>
+          </w:p>
+        </w:tc>
+        <w:tc>
+          <w:tcPr>
+            <w:tcW w:type="dxa" w:w="4626"/>
+            <w:tcBorders>
+              <w:top w:val="single" w:color="BFC9D1" w:sz="4"/>
+              <w:left w:val="single" w:color="BFC9D1" w:sz="4"/>
+              <w:bottom w:val="single" w:color="BFC9D1" w:sz="4"/>
+              <w:right w:val="single" w:color="BFC9D1" w:sz="4"/>
+            </w:tcBorders>
+            <w:shd w:fill="E8EEF2" w:color="auto" w:val="clear"/>
+            <w:tcMar>
+              <w:top w:type="dxa" w:w="70"/>
+              <w:left w:type="dxa" w:w="110"/>
+              <w:bottom w:type="dxa" w:w="70"/>
+              <w:right w:type="dxa" w:w="110"/>
+            </w:tcMar>
+            <w:vAlign w:val="top"/>
+          </w:tcPr>
+          <w:p>
+            <w:pPr>
+              <w:keepNext/>
+            </w:pPr>
+            <w:r>
+              <w:rPr>
+                <w:b/>
+                <w:bCs/>
+                <w:color w:val="1F2A3C"/>
+              </w:rPr>
+              <w:t xml:space="preserve">Gatilho</w:t>
+            </w:r>
+          </w:p>
+        </w:tc>
+        <w:tc>
+          <w:tcPr>
+            <w:tcW w:type="dxa" w:w="2000"/>
+            <w:tcBorders>
+              <w:top w:val="single" w:color="BFC9D1" w:sz="4"/>
+              <w:left w:val="single" w:color="BFC9D1" w:sz="4"/>
+              <w:bottom w:val="single" w:color="BFC9D1" w:sz="4"/>
+              <w:right w:val="single" w:color="BFC9D1" w:sz="4"/>
+            </w:tcBorders>
+            <w:shd w:fill="E8EEF2" w:color="auto" w:val="clear"/>
+            <w:tcMar>
+              <w:top w:type="dxa" w:w="70"/>
+              <w:left w:type="dxa" w:w="110"/>
+              <w:bottom w:type="dxa" w:w="70"/>
+              <w:right w:type="dxa" w:w="110"/>
+            </w:tcMar>
+            <w:vAlign w:val="top"/>
+          </w:tcPr>
+          <w:p>
+            <w:pPr>
+              <w:keepNext/>
+            </w:pPr>
+            <w:r>
+              <w:rPr>
+                <w:b/>
+                <w:bCs/>
+                <w:color w:val="1F2A3C"/>
+              </w:rPr>
+              <w:t xml:space="preserve">Status</w:t>
+            </w:r>
+          </w:p>
+        </w:tc>
+      </w:tr>
+      <w:tr>
+        <w:trPr>
+          <w:trHeight w:val="420" w:hRule="atLeast"/>
+        </w:trPr>
+        <w:tc>
+          <w:tcPr>
+            <w:tcW w:type="dxa" w:w="2400"/>
+            <w:tcBorders>
+              <w:top w:val="single" w:color="BFC9D1" w:sz="4"/>
+              <w:left w:val="single" w:color="BFC9D1" w:sz="4"/>
+              <w:bottom w:val="single" w:color="BFC9D1" w:sz="4"/>
+              <w:right w:val="single" w:color="BFC9D1" w:sz="4"/>
+            </w:tcBorders>
+            <w:tcMar>
+              <w:top w:type="dxa" w:w="70"/>
+              <w:left w:type="dxa" w:w="110"/>
+              <w:bottom w:type="dxa" w:w="70"/>
+              <w:right w:type="dxa" w:w="110"/>
+            </w:tcMar>
+            <w:vAlign w:val="top"/>
+          </w:tcPr>
+          <w:p>
+            <w:pPr>
+              <w:keepNext/>
+            </w:pPr>
+            <w:r>
+              <w:t xml:space="preserve">Diálogo</w:t>
+            </w:r>
+          </w:p>
+        </w:tc>
+        <w:tc>
+          <w:tcPr>
+            <w:tcW w:type="dxa" w:w="4626"/>
+            <w:tcBorders>
+              <w:top w:val="single" w:color="BFC9D1" w:sz="4"/>
+              <w:left w:val="single" w:color="BFC9D1" w:sz="4"/>
+              <w:bottom w:val="single" w:color="BFC9D1" w:sz="4"/>
+              <w:right w:val="single" w:color="BFC9D1" w:sz="4"/>
+            </w:tcBorders>
+            <w:tcMar>
+              <w:top w:type="dxa" w:w="70"/>
+              <w:left w:type="dxa" w:w="110"/>
+              <w:bottom w:type="dxa" w:w="70"/>
+              <w:right w:type="dxa" w:w="110"/>
+            </w:tcMar>
+            <w:vAlign w:val="top"/>
+          </w:tcPr>
+          <w:p>
+            <w:pPr>
+              <w:keepNext/>
+            </w:pPr>
+            <w:r>
+              <w:t xml:space="preserve">Voltar à sala de dados depois de religar a energia (começa sozinho quando Gabriel chega perto)</w:t>
+            </w:r>
+          </w:p>
+        </w:tc>
+        <w:tc>
+          <w:tcPr>
+            <w:tcW w:type="dxa" w:w="2000"/>
+            <w:tcBorders>
+              <w:top w:val="single" w:color="BFC9D1" w:sz="4"/>
+              <w:left w:val="single" w:color="BFC9D1" w:sz="4"/>
+              <w:bottom w:val="single" w:color="BFC9D1" w:sz="4"/>
+              <w:right w:val="single" w:color="BFC9D1" w:sz="4"/>
+            </w:tcBorders>
+            <w:tcMar>
+              <w:top w:type="dxa" w:w="70"/>
+              <w:left w:type="dxa" w:w="110"/>
+              <w:bottom w:type="dxa" w:w="70"/>
+              <w:right w:type="dxa" w:w="110"/>
+            </w:tcMar>
+            <w:vAlign w:val="top"/>
+          </w:tcPr>
+          <w:p>
+            <w:pPr>
+              <w:keepNext/>
+            </w:pPr>
+            <w:r>
+              <w:t xml:space="preserve">No jogo, rascunho</w:t>
+            </w:r>
+          </w:p>
+        </w:tc>
+      </w:tr>
+    </w:tbl>
+    <w:p>
+      <w:pPr>
+        <w:pStyle w:val="Cena"/>
+      </w:pPr>
+      <w:r>
+        <w:t xml:space="preserve">INT. BUNKER – CENTRAL DE DADOS – 3026</w:t>
+      </w:r>
+    </w:p>
+    <w:p>
+      <w:pPr>
+        <w:pStyle w:val="Acao"/>
+      </w:pPr>
+      <w:r>
+        <w:t xml:space="preserve">Na sala de dados, pela primeira vez, estão todos numa sala só: o Henrique, o Zane, a Clarice e a Diana. A comporta do núcleo, no fim do Corredor B, está destravada.</w:t>
+      </w:r>
+    </w:p>
+    <w:p>
+      <w:pPr>
+        <w:pStyle w:val="Jogabilidade"/>
+      </w:pPr>
+      <w:r>
+        <w:rPr>
+          <w:b/>
+          <w:bCs/>
+          <w:color w:val="2A7F8E"/>
+        </w:rPr>
+        <w:t xml:space="preserve">FALAS  </w:t>
+      </w:r>
+      <w:r>
+        <w:t xml:space="preserve">bunker_encontro: O grupo se encontra pela primeira vez numa sala só. Rascunho. O texto está no Dialogos.docx.</w:t>
+      </w:r>
+    </w:p>
+    <w:p>
+      <w:pPr>
+        <w:pStyle w:val="Jogabilidade"/>
+      </w:pPr>
+      <w:r>
+        <w:rPr>
+          <w:b/>
+          <w:bCs/>
+          <w:color w:val="2A7F8E"/>
+        </w:rPr>
+        <w:t xml:space="preserve">CADERNO  </w:t>
+      </w:r>
       <w:r>
         <w:rPr>
           <w:b/>
           <w:bCs/>
         </w:rPr>
-        <w:t xml:space="preserve">TRECHO  </w:t>
-      </w:r>
-      <w:r>
-        <w:t xml:space="preserve">setor_b</w:t>
-      </w:r>
-    </w:p>
-    <w:p>
-      <w:pPr>
-        <w:pStyle w:val="Personagem"/>
-      </w:pPr>
-      <w:r>
-        <w:t xml:space="preserve">HENRIQUE</w:t>
-      </w:r>
-    </w:p>
-    <w:p>
-      <w:pPr>
-        <w:pStyle w:val="Dialogo"/>
-      </w:pPr>
-      <w:r>
-        <w:t xml:space="preserve">Ainda não. O Zane diz que a senha tem doze caracteres e que o sistema o expulsa a cada três tentativas.</w:t>
-      </w:r>
-    </w:p>
-    <w:p>
-      <w:pPr>
-        <w:pStyle w:val="Dialogo"/>
-      </w:pPr>
-      <w:r>
-        <w:t xml:space="preserve">Se você achar algum disquete com senha por aí... traz.</w:t>
-      </w:r>
-    </w:p>
-    <w:p>
-      <w:pPr>
-        <w:pStyle w:val="Trecho"/>
+        <w:t xml:space="preserve">Todos na sala de dados.</w:t>
+      </w:r>
+      <w:r>
+        <w:rPr>
+          <w:i/>
+          <w:iCs/>
+        </w:rPr>
+        <w:t xml:space="preserve"> Religuei a energia do bunker e o Zane quebrou a senha do setor B. Quando cheguei à sala de dados, estavam todos lá: o Henrique, o Zane, a Clarice e a Diana. A primeira vez de todo mundo numa sala só.</w:t>
+      </w:r>
+    </w:p>
+    <w:p>
+      <w:pPr>
+        <w:pStyle w:val="Jogabilidade"/>
+      </w:pPr>
+      <w:r>
+        <w:rPr>
+          <w:i/>
+          <w:iCs/>
+        </w:rPr>
+        <w:t xml:space="preserve">A comporta do núcleo, no fim do Corredor B, está destravada.</w:t>
+      </w:r>
+    </w:p>
+    <w:p>
+      <w:pPr>
+        <w:pStyle w:val="Jogabilidade"/>
       </w:pPr>
       <w:r>
         <w:rPr>
           <w:b/>
           <w:bCs/>
+          <w:color w:val="2A7F8E"/>
         </w:rPr>
-        <w:t xml:space="preserve">TRECHO  </w:t>
-      </w:r>
-      <w:r>
-        <w:t xml:space="preserve">olhando</w:t>
-      </w:r>
-    </w:p>
-    <w:p>
-      <w:pPr>
-        <w:pStyle w:val="Personagem"/>
-      </w:pPr>
-      <w:r>
-        <w:t xml:space="preserve">HENRIQUE</w:t>
-      </w:r>
-    </w:p>
-    <w:p>
-      <w:pPr>
-        <w:pStyle w:val="Dialogo"/>
-      </w:pPr>
-      <w:r>
-        <w:t xml:space="preserve">As rondas. Eu anoto o horário em que cada robô passa por cada câmera. É... um hábito. Para quando eu precisar corrigir.</w:t>
-      </w:r>
-    </w:p>
-    <w:p>
-      <w:pPr>
-        <w:pStyle w:val="Personagem"/>
-      </w:pPr>
-      <w:r>
-        <w:t xml:space="preserve">HENRIQUE (tímido)</w:t>
-      </w:r>
-    </w:p>
-    <w:p>
-      <w:pPr>
-        <w:pStyle w:val="Dialogo"/>
-      </w:pPr>
-      <w:r>
-        <w:t xml:space="preserve">Tem um que atrasa três segundos toda vez que passa pelo refeitório. Não sei o que significa. Mas anotei.</w:t>
-      </w:r>
-    </w:p>
-    <w:p>
-      <w:pPr>
-        <w:pStyle w:val="Trecho"/>
-      </w:pPr>
-      <w:r>
-        <w:rPr>
-          <w:b/>
-          <w:bCs/>
-        </w:rPr>
-        <w:t xml:space="preserve">TRECHO  </w:t>
-      </w:r>
-      <w:r>
-        <w:t xml:space="preserve">tchau</w:t>
-      </w:r>
-    </w:p>
-    <w:p>
-      <w:pPr>
-        <w:pStyle w:val="Personagem"/>
-      </w:pPr>
-      <w:r>
-        <w:t xml:space="preserve">HENRIQUE (tímido)</w:t>
-      </w:r>
-    </w:p>
-    <w:p>
-      <w:pPr>
-        <w:pStyle w:val="Dialogo"/>
-      </w:pPr>
-      <w:r>
-        <w:t xml:space="preserve">Até. Cuidado no corredor. O robô daqui passa a cada... bom. Escuta antes de sair.</w:t>
+        <w:t xml:space="preserve">JOGABILIDADE  </w:t>
+      </w:r>
+      <w:r>
+        <w:t xml:space="preserve">Descer pela comporta do núcleo, no fim do Corredor B, rumo ao Laboratório (D-Tec).</w:t>
       </w:r>
     </w:p>
     <w:p>
       <w:pPr>
         <w:pStyle w:val="NotaTime"/>
-        <w:spacing w:after="60" w:before="60"/>
-      </w:pPr>
-      <w:r>
-        <w:t xml:space="preserve">Nota: Na conversa, o Henrique diz que está tentando consertar tudo. A mentira dele ainda não aparece (História Completa, “A virada”).</w:t>
-      </w:r>
-    </w:p>
-    <w:p>
-      <w:pPr>
-        <w:spacing w:after="200"/>
-      </w:pPr>
+        <w:spacing w:after="60"/>
+      </w:pPr>
+      <w:r>
+        <w:t xml:space="preserve">Nota: A cena é provisória (História Completa, Ato 3): as falas são rascunho, e como a Clarice e a Diana chegam ao bunker continua em aberto.</w:t>
+      </w:r>
     </w:p>
     <w:p>
       <w:pPr>
         <w:pStyle w:val="Heading3"/>
       </w:pPr>
       <w:r>
-        <w:t xml:space="preserve">Cena 5.2 — </w:t>
-      </w:r>
-      <w:r>
-        <w:rPr>
-          <w:i/>
-          <w:iCs/>
-          <w:color w:val="7A8794"/>
-        </w:rPr>
-        <w:t xml:space="preserve">[nova cena]</w:t>
+        <w:t xml:space="preserve">Cena 5.6 — [nova cena]</w:t>
       </w:r>
     </w:p>
     <w:tbl>
@@ -34098,7 +33766,7 @@
                 <w:sz w:val="15"/>
                 <w:szCs w:val="15"/>
               </w:rPr>
-              <w:t xml:space="preserve">henrique_primeiro_encontro</w:t>
+              <w:t xml:space="preserve">grupo_bunker_01</w:t>
             </w:r>
           </w:p>
         </w:tc>
@@ -34121,7 +33789,7 @@
           </w:tcPr>
           <w:p>
             <w:r>
-              <w:t xml:space="preserve">Henrique, Gabriel</w:t>
+              <w:t xml:space="preserve">Diana, Clarice, Gabriel, Zane</w:t>
             </w:r>
           </w:p>
         </w:tc>
@@ -34144,7 +33812,7 @@
           </w:tcPr>
           <w:p>
             <w:r>
-              <w:t xml:space="preserve">em pessoa</w:t>
+              <w:t xml:space="preserve">rádio</w:t>
             </w:r>
           </w:p>
         </w:tc>
@@ -34167,7 +33835,7 @@
           </w:tcPr>
           <w:p>
             <w:r>
-              <w:t xml:space="preserve">Cena 5.1. Falar com o Henrique na estação</w:t>
+              <w:t xml:space="preserve">Cena 5.1. Chegar à entrada do bunker</w:t>
             </w:r>
           </w:p>
         </w:tc>
@@ -34190,7 +33858,7 @@
           </w:tcPr>
           <w:p>
             <w:r>
-              <w:t xml:space="preserve">Gabriel o reconhece pela lenda do campus. Ele se diz tentando consertar tudo e prefere cada um no seu canto.</w:t>
+              <w:t xml:space="preserve">Robôs também no bunker; o Henrique vai abrir a porta. O Zane: "repara no que ele não fala".</w:t>
             </w:r>
           </w:p>
         </w:tc>
@@ -34223,6 +33891,131 @@
                 <w:sz w:val="15"/>
                 <w:szCs w:val="15"/>
               </w:rPr>
+              <w:t xml:space="preserve">henrique_primeiro_encontro</w:t>
+            </w:r>
+          </w:p>
+        </w:tc>
+        <w:tc>
+          <w:tcPr>
+            <w:tcW w:type="dxa" w:w="1200"/>
+            <w:tcBorders>
+              <w:top w:val="single" w:color="BFC9D1" w:sz="4"/>
+              <w:left w:val="single" w:color="BFC9D1" w:sz="4"/>
+              <w:bottom w:val="single" w:color="BFC9D1" w:sz="4"/>
+              <w:right w:val="single" w:color="BFC9D1" w:sz="4"/>
+            </w:tcBorders>
+            <w:tcMar>
+              <w:top w:type="dxa" w:w="70"/>
+              <w:left w:type="dxa" w:w="110"/>
+              <w:bottom w:type="dxa" w:w="70"/>
+              <w:right w:type="dxa" w:w="110"/>
+            </w:tcMar>
+            <w:vAlign w:val="top"/>
+          </w:tcPr>
+          <w:p>
+            <w:r>
+              <w:t xml:space="preserve">Henrique, Gabriel</w:t>
+            </w:r>
+          </w:p>
+        </w:tc>
+        <w:tc>
+          <w:tcPr>
+            <w:tcW w:type="dxa" w:w="1100"/>
+            <w:tcBorders>
+              <w:top w:val="single" w:color="BFC9D1" w:sz="4"/>
+              <w:left w:val="single" w:color="BFC9D1" w:sz="4"/>
+              <w:bottom w:val="single" w:color="BFC9D1" w:sz="4"/>
+              <w:right w:val="single" w:color="BFC9D1" w:sz="4"/>
+            </w:tcBorders>
+            <w:tcMar>
+              <w:top w:type="dxa" w:w="70"/>
+              <w:left w:type="dxa" w:w="110"/>
+              <w:bottom w:type="dxa" w:w="70"/>
+              <w:right w:type="dxa" w:w="110"/>
+            </w:tcMar>
+            <w:vAlign w:val="top"/>
+          </w:tcPr>
+          <w:p>
+            <w:r>
+              <w:t xml:space="preserve">em pessoa</w:t>
+            </w:r>
+          </w:p>
+        </w:tc>
+        <w:tc>
+          <w:tcPr>
+            <w:tcW w:type="dxa" w:w="2000"/>
+            <w:tcBorders>
+              <w:top w:val="single" w:color="BFC9D1" w:sz="4"/>
+              <w:left w:val="single" w:color="BFC9D1" w:sz="4"/>
+              <w:bottom w:val="single" w:color="BFC9D1" w:sz="4"/>
+              <w:right w:val="single" w:color="BFC9D1" w:sz="4"/>
+            </w:tcBorders>
+            <w:tcMar>
+              <w:top w:type="dxa" w:w="70"/>
+              <w:left w:type="dxa" w:w="110"/>
+              <w:bottom w:type="dxa" w:w="70"/>
+              <w:right w:type="dxa" w:w="110"/>
+            </w:tcMar>
+            <w:vAlign w:val="top"/>
+          </w:tcPr>
+          <w:p>
+            <w:r>
+              <w:t xml:space="preserve">Cena 5.2. Falar com o Henrique na estação</w:t>
+            </w:r>
+          </w:p>
+        </w:tc>
+        <w:tc>
+          <w:tcPr>
+            <w:tcW w:type="dxa" w:w="2426"/>
+            <w:tcBorders>
+              <w:top w:val="single" w:color="BFC9D1" w:sz="4"/>
+              <w:left w:val="single" w:color="BFC9D1" w:sz="4"/>
+              <w:bottom w:val="single" w:color="BFC9D1" w:sz="4"/>
+              <w:right w:val="single" w:color="BFC9D1" w:sz="4"/>
+            </w:tcBorders>
+            <w:tcMar>
+              <w:top w:type="dxa" w:w="70"/>
+              <w:left w:type="dxa" w:w="110"/>
+              <w:bottom w:type="dxa" w:w="70"/>
+              <w:right w:type="dxa" w:w="110"/>
+            </w:tcMar>
+            <w:vAlign w:val="top"/>
+          </w:tcPr>
+          <w:p>
+            <w:r>
+              <w:t xml:space="preserve">Gabriel o reconhece pela lenda do campus. Ele se diz tentando consertar tudo e prefere cada um no seu canto.</w:t>
+            </w:r>
+          </w:p>
+        </w:tc>
+      </w:tr>
+      <w:tr>
+        <w:trPr>
+          <w:trHeight w:val="480" w:hRule="atLeast"/>
+        </w:trPr>
+        <w:tc>
+          <w:tcPr>
+            <w:tcW w:type="dxa" w:w="2300"/>
+            <w:tcBorders>
+              <w:top w:val="single" w:color="BFC9D1" w:sz="4"/>
+              <w:left w:val="single" w:color="BFC9D1" w:sz="4"/>
+              <w:bottom w:val="single" w:color="BFC9D1" w:sz="4"/>
+              <w:right w:val="single" w:color="BFC9D1" w:sz="4"/>
+            </w:tcBorders>
+            <w:tcMar>
+              <w:top w:type="dxa" w:w="70"/>
+              <w:left w:type="dxa" w:w="110"/>
+              <w:bottom w:type="dxa" w:w="70"/>
+              <w:right w:type="dxa" w:w="110"/>
+            </w:tcMar>
+            <w:vAlign w:val="top"/>
+          </w:tcPr>
+          <w:p>
+            <w:r>
+              <w:rPr>
+                <w:rFonts w:ascii="Courier New" w:cs="Courier New" w:eastAsia="Courier New" w:hAnsi="Courier New"/>
+                <w:sz w:val="15"/>
+                <w:szCs w:val="15"/>
+              </w:rPr>
               <w:t xml:space="preserve">henrique_de_novo</w:t>
             </w:r>
           </w:p>
@@ -34292,7 +34085,7 @@
           </w:tcPr>
           <w:p>
             <w:r>
-              <w:t xml:space="preserve">Cena 5.1. Se gabriel voltar a falar com ele</w:t>
+              <w:t xml:space="preserve">Cena 5.2. Se gabriel voltar a falar com ele</w:t>
             </w:r>
           </w:p>
         </w:tc>
@@ -34316,6 +34109,381 @@
           <w:p>
             <w:r>
               <w:t xml:space="preserve">Menu de conversa: o conserto, o setor B e as rondas.</w:t>
+            </w:r>
+          </w:p>
+        </w:tc>
+      </w:tr>
+      <w:tr>
+        <w:trPr>
+          <w:trHeight w:val="480" w:hRule="atLeast"/>
+        </w:trPr>
+        <w:tc>
+          <w:tcPr>
+            <w:tcW w:type="dxa" w:w="2300"/>
+            <w:tcBorders>
+              <w:top w:val="single" w:color="BFC9D1" w:sz="4"/>
+              <w:left w:val="single" w:color="BFC9D1" w:sz="4"/>
+              <w:bottom w:val="single" w:color="BFC9D1" w:sz="4"/>
+              <w:right w:val="single" w:color="BFC9D1" w:sz="4"/>
+            </w:tcBorders>
+            <w:tcMar>
+              <w:top w:type="dxa" w:w="70"/>
+              <w:left w:type="dxa" w:w="110"/>
+              <w:bottom w:type="dxa" w:w="70"/>
+              <w:right w:type="dxa" w:w="110"/>
+            </w:tcMar>
+            <w:vAlign w:val="top"/>
+          </w:tcPr>
+          <w:p>
+            <w:r>
+              <w:rPr>
+                <w:rFonts w:ascii="Courier New" w:cs="Courier New" w:eastAsia="Courier New" w:hAnsi="Courier New"/>
+                <w:sz w:val="15"/>
+                <w:szCs w:val="15"/>
+              </w:rPr>
+              <w:t xml:space="preserve">grupo_bunker_02</w:t>
+            </w:r>
+          </w:p>
+        </w:tc>
+        <w:tc>
+          <w:tcPr>
+            <w:tcW w:type="dxa" w:w="1200"/>
+            <w:tcBorders>
+              <w:top w:val="single" w:color="BFC9D1" w:sz="4"/>
+              <w:left w:val="single" w:color="BFC9D1" w:sz="4"/>
+              <w:bottom w:val="single" w:color="BFC9D1" w:sz="4"/>
+              <w:right w:val="single" w:color="BFC9D1" w:sz="4"/>
+            </w:tcBorders>
+            <w:tcMar>
+              <w:top w:type="dxa" w:w="70"/>
+              <w:left w:type="dxa" w:w="110"/>
+              <w:bottom w:type="dxa" w:w="70"/>
+              <w:right w:type="dxa" w:w="110"/>
+            </w:tcMar>
+            <w:vAlign w:val="top"/>
+          </w:tcPr>
+          <w:p>
+            <w:r>
+              <w:t xml:space="preserve">Zane, Gabriel, Clarice, Diana</w:t>
+            </w:r>
+          </w:p>
+        </w:tc>
+        <w:tc>
+          <w:tcPr>
+            <w:tcW w:type="dxa" w:w="1100"/>
+            <w:tcBorders>
+              <w:top w:val="single" w:color="BFC9D1" w:sz="4"/>
+              <w:left w:val="single" w:color="BFC9D1" w:sz="4"/>
+              <w:bottom w:val="single" w:color="BFC9D1" w:sz="4"/>
+              <w:right w:val="single" w:color="BFC9D1" w:sz="4"/>
+            </w:tcBorders>
+            <w:tcMar>
+              <w:top w:type="dxa" w:w="70"/>
+              <w:left w:type="dxa" w:w="110"/>
+              <w:bottom w:type="dxa" w:w="70"/>
+              <w:right w:type="dxa" w:w="110"/>
+            </w:tcMar>
+            <w:vAlign w:val="top"/>
+          </w:tcPr>
+          <w:p>
+            <w:r>
+              <w:t xml:space="preserve">rádio</w:t>
+            </w:r>
+          </w:p>
+        </w:tc>
+        <w:tc>
+          <w:tcPr>
+            <w:tcW w:type="dxa" w:w="2000"/>
+            <w:tcBorders>
+              <w:top w:val="single" w:color="BFC9D1" w:sz="4"/>
+              <w:left w:val="single" w:color="BFC9D1" w:sz="4"/>
+              <w:bottom w:val="single" w:color="BFC9D1" w:sz="4"/>
+              <w:right w:val="single" w:color="BFC9D1" w:sz="4"/>
+            </w:tcBorders>
+            <w:tcMar>
+              <w:top w:type="dxa" w:w="70"/>
+              <w:left w:type="dxa" w:w="110"/>
+              <w:bottom w:type="dxa" w:w="70"/>
+              <w:right w:type="dxa" w:w="110"/>
+            </w:tcMar>
+            <w:vAlign w:val="top"/>
+          </w:tcPr>
+          <w:p>
+            <w:r>
+              <w:t xml:space="preserve">Cena 5.3. Sair da sala de dados depois da conversa com o Henrique</w:t>
+            </w:r>
+          </w:p>
+        </w:tc>
+        <w:tc>
+          <w:tcPr>
+            <w:tcW w:type="dxa" w:w="2426"/>
+            <w:tcBorders>
+              <w:top w:val="single" w:color="BFC9D1" w:sz="4"/>
+              <w:left w:val="single" w:color="BFC9D1" w:sz="4"/>
+              <w:bottom w:val="single" w:color="BFC9D1" w:sz="4"/>
+              <w:right w:val="single" w:color="BFC9D1" w:sz="4"/>
+            </w:tcBorders>
+            <w:tcMar>
+              <w:top w:type="dxa" w:w="70"/>
+              <w:left w:type="dxa" w:w="110"/>
+              <w:bottom w:type="dxa" w:w="70"/>
+              <w:right w:type="dxa" w:w="110"/>
+            </w:tcMar>
+            <w:vAlign w:val="top"/>
+          </w:tcPr>
+          <w:p>
+            <w:r>
+              <w:t xml:space="preserve">O que o Henrique faz lá dentro; a Diana tem pena dele; ir ao gerador.</w:t>
+            </w:r>
+          </w:p>
+        </w:tc>
+      </w:tr>
+      <w:tr>
+        <w:trPr>
+          <w:trHeight w:val="480" w:hRule="atLeast"/>
+        </w:trPr>
+        <w:tc>
+          <w:tcPr>
+            <w:tcW w:type="dxa" w:w="2300"/>
+            <w:tcBorders>
+              <w:top w:val="single" w:color="BFC9D1" w:sz="4"/>
+              <w:left w:val="single" w:color="BFC9D1" w:sz="4"/>
+              <w:bottom w:val="single" w:color="BFC9D1" w:sz="4"/>
+              <w:right w:val="single" w:color="BFC9D1" w:sz="4"/>
+            </w:tcBorders>
+            <w:tcMar>
+              <w:top w:type="dxa" w:w="70"/>
+              <w:left w:type="dxa" w:w="110"/>
+              <w:bottom w:type="dxa" w:w="70"/>
+              <w:right w:type="dxa" w:w="110"/>
+            </w:tcMar>
+            <w:vAlign w:val="top"/>
+          </w:tcPr>
+          <w:p>
+            <w:r>
+              <w:rPr>
+                <w:rFonts w:ascii="Courier New" w:cs="Courier New" w:eastAsia="Courier New" w:hAnsi="Courier New"/>
+                <w:sz w:val="15"/>
+                <w:szCs w:val="15"/>
+              </w:rPr>
+              <w:t xml:space="preserve">zane_bunker_01</w:t>
+            </w:r>
+          </w:p>
+        </w:tc>
+        <w:tc>
+          <w:tcPr>
+            <w:tcW w:type="dxa" w:w="1200"/>
+            <w:tcBorders>
+              <w:top w:val="single" w:color="BFC9D1" w:sz="4"/>
+              <w:left w:val="single" w:color="BFC9D1" w:sz="4"/>
+              <w:bottom w:val="single" w:color="BFC9D1" w:sz="4"/>
+              <w:right w:val="single" w:color="BFC9D1" w:sz="4"/>
+            </w:tcBorders>
+            <w:tcMar>
+              <w:top w:type="dxa" w:w="70"/>
+              <w:left w:type="dxa" w:w="110"/>
+              <w:bottom w:type="dxa" w:w="70"/>
+              <w:right w:type="dxa" w:w="110"/>
+            </w:tcMar>
+            <w:vAlign w:val="top"/>
+          </w:tcPr>
+          <w:p>
+            <w:r>
+              <w:t xml:space="preserve">ZANE</w:t>
+            </w:r>
+          </w:p>
+        </w:tc>
+        <w:tc>
+          <w:tcPr>
+            <w:tcW w:type="dxa" w:w="1100"/>
+            <w:tcBorders>
+              <w:top w:val="single" w:color="BFC9D1" w:sz="4"/>
+              <w:left w:val="single" w:color="BFC9D1" w:sz="4"/>
+              <w:bottom w:val="single" w:color="BFC9D1" w:sz="4"/>
+              <w:right w:val="single" w:color="BFC9D1" w:sz="4"/>
+            </w:tcBorders>
+            <w:tcMar>
+              <w:top w:type="dxa" w:w="70"/>
+              <w:left w:type="dxa" w:w="110"/>
+              <w:bottom w:type="dxa" w:w="70"/>
+              <w:right w:type="dxa" w:w="110"/>
+            </w:tcMar>
+            <w:vAlign w:val="top"/>
+          </w:tcPr>
+          <w:p>
+            <w:r>
+              <w:t xml:space="preserve">rádio</w:t>
+            </w:r>
+          </w:p>
+        </w:tc>
+        <w:tc>
+          <w:tcPr>
+            <w:tcW w:type="dxa" w:w="2000"/>
+            <w:tcBorders>
+              <w:top w:val="single" w:color="BFC9D1" w:sz="4"/>
+              <w:left w:val="single" w:color="BFC9D1" w:sz="4"/>
+              <w:bottom w:val="single" w:color="BFC9D1" w:sz="4"/>
+              <w:right w:val="single" w:color="BFC9D1" w:sz="4"/>
+            </w:tcBorders>
+            <w:tcMar>
+              <w:top w:type="dxa" w:w="70"/>
+              <w:left w:type="dxa" w:w="110"/>
+              <w:bottom w:type="dxa" w:w="70"/>
+              <w:right w:type="dxa" w:w="110"/>
+            </w:tcMar>
+            <w:vAlign w:val="top"/>
+          </w:tcPr>
+          <w:p>
+            <w:r>
+              <w:t xml:space="preserve">Cena 5.4. Religar o quadro do gerador</w:t>
+            </w:r>
+          </w:p>
+        </w:tc>
+        <w:tc>
+          <w:tcPr>
+            <w:tcW w:type="dxa" w:w="2426"/>
+            <w:tcBorders>
+              <w:top w:val="single" w:color="BFC9D1" w:sz="4"/>
+              <w:left w:val="single" w:color="BFC9D1" w:sz="4"/>
+              <w:bottom w:val="single" w:color="BFC9D1" w:sz="4"/>
+              <w:right w:val="single" w:color="BFC9D1" w:sz="4"/>
+            </w:tcBorders>
+            <w:tcMar>
+              <w:top w:type="dxa" w:w="70"/>
+              <w:left w:type="dxa" w:w="110"/>
+              <w:bottom w:type="dxa" w:w="70"/>
+              <w:right w:type="dxa" w:w="110"/>
+            </w:tcMar>
+            <w:vAlign w:val="top"/>
+          </w:tcPr>
+          <w:p>
+            <w:r>
+              <w:t xml:space="preserve">A luz voltou; o setor B baixou a guarda. Vem pra sala de dados: tá todo mundo aqui.</w:t>
+            </w:r>
+          </w:p>
+        </w:tc>
+      </w:tr>
+      <w:tr>
+        <w:trPr>
+          <w:trHeight w:val="480" w:hRule="atLeast"/>
+        </w:trPr>
+        <w:tc>
+          <w:tcPr>
+            <w:tcW w:type="dxa" w:w="2300"/>
+            <w:tcBorders>
+              <w:top w:val="single" w:color="BFC9D1" w:sz="4"/>
+              <w:left w:val="single" w:color="BFC9D1" w:sz="4"/>
+              <w:bottom w:val="single" w:color="BFC9D1" w:sz="4"/>
+              <w:right w:val="single" w:color="BFC9D1" w:sz="4"/>
+            </w:tcBorders>
+            <w:tcMar>
+              <w:top w:type="dxa" w:w="70"/>
+              <w:left w:type="dxa" w:w="110"/>
+              <w:bottom w:type="dxa" w:w="70"/>
+              <w:right w:type="dxa" w:w="110"/>
+            </w:tcMar>
+            <w:vAlign w:val="top"/>
+          </w:tcPr>
+          <w:p>
+            <w:r>
+              <w:rPr>
+                <w:rFonts w:ascii="Courier New" w:cs="Courier New" w:eastAsia="Courier New" w:hAnsi="Courier New"/>
+                <w:sz w:val="15"/>
+                <w:szCs w:val="15"/>
+              </w:rPr>
+              <w:t xml:space="preserve">bunker_encontro</w:t>
+            </w:r>
+          </w:p>
+        </w:tc>
+        <w:tc>
+          <w:tcPr>
+            <w:tcW w:type="dxa" w:w="1200"/>
+            <w:tcBorders>
+              <w:top w:val="single" w:color="BFC9D1" w:sz="4"/>
+              <w:left w:val="single" w:color="BFC9D1" w:sz="4"/>
+              <w:bottom w:val="single" w:color="BFC9D1" w:sz="4"/>
+              <w:right w:val="single" w:color="BFC9D1" w:sz="4"/>
+            </w:tcBorders>
+            <w:tcMar>
+              <w:top w:type="dxa" w:w="70"/>
+              <w:left w:type="dxa" w:w="110"/>
+              <w:bottom w:type="dxa" w:w="70"/>
+              <w:right w:type="dxa" w:w="110"/>
+            </w:tcMar>
+            <w:vAlign w:val="top"/>
+          </w:tcPr>
+          <w:p>
+            <w:r>
+              <w:t xml:space="preserve">Zane, Clarice, Diana, Henrique, Gabriel</w:t>
+            </w:r>
+          </w:p>
+        </w:tc>
+        <w:tc>
+          <w:tcPr>
+            <w:tcW w:type="dxa" w:w="1100"/>
+            <w:tcBorders>
+              <w:top w:val="single" w:color="BFC9D1" w:sz="4"/>
+              <w:left w:val="single" w:color="BFC9D1" w:sz="4"/>
+              <w:bottom w:val="single" w:color="BFC9D1" w:sz="4"/>
+              <w:right w:val="single" w:color="BFC9D1" w:sz="4"/>
+            </w:tcBorders>
+            <w:tcMar>
+              <w:top w:type="dxa" w:w="70"/>
+              <w:left w:type="dxa" w:w="110"/>
+              <w:bottom w:type="dxa" w:w="70"/>
+              <w:right w:type="dxa" w:w="110"/>
+            </w:tcMar>
+            <w:vAlign w:val="top"/>
+          </w:tcPr>
+          <w:p>
+            <w:r>
+              <w:t xml:space="preserve">em pessoa</w:t>
+            </w:r>
+          </w:p>
+        </w:tc>
+        <w:tc>
+          <w:tcPr>
+            <w:tcW w:type="dxa" w:w="2000"/>
+            <w:tcBorders>
+              <w:top w:val="single" w:color="BFC9D1" w:sz="4"/>
+              <w:left w:val="single" w:color="BFC9D1" w:sz="4"/>
+              <w:bottom w:val="single" w:color="BFC9D1" w:sz="4"/>
+              <w:right w:val="single" w:color="BFC9D1" w:sz="4"/>
+            </w:tcBorders>
+            <w:tcMar>
+              <w:top w:type="dxa" w:w="70"/>
+              <w:left w:type="dxa" w:w="110"/>
+              <w:bottom w:type="dxa" w:w="70"/>
+              <w:right w:type="dxa" w:w="110"/>
+            </w:tcMar>
+            <w:vAlign w:val="top"/>
+          </w:tcPr>
+          <w:p>
+            <w:r>
+              <w:t xml:space="preserve">Cena 5.5. Voltar à sala de dados com a energia</w:t>
+            </w:r>
+          </w:p>
+        </w:tc>
+        <w:tc>
+          <w:tcPr>
+            <w:tcW w:type="dxa" w:w="2426"/>
+            <w:tcBorders>
+              <w:top w:val="single" w:color="BFC9D1" w:sz="4"/>
+              <w:left w:val="single" w:color="BFC9D1" w:sz="4"/>
+              <w:bottom w:val="single" w:color="BFC9D1" w:sz="4"/>
+              <w:right w:val="single" w:color="BFC9D1" w:sz="4"/>
+            </w:tcBorders>
+            <w:tcMar>
+              <w:top w:type="dxa" w:w="70"/>
+              <w:left w:type="dxa" w:w="110"/>
+              <w:bottom w:type="dxa" w:w="70"/>
+              <w:right w:type="dxa" w:w="110"/>
+            </w:tcMar>
+            <w:vAlign w:val="top"/>
+          </w:tcPr>
+          <w:p>
+            <w:r>
+              <w:t xml:space="preserve">O grupo se encontra pela primeira vez numa sala só. Rascunho.</w:t>
             </w:r>
           </w:p>
         </w:tc>
@@ -37811,7 +37979,7 @@
         <w:spacing w:after="60"/>
       </w:pPr>
       <w:r>
-        <w:t xml:space="preserve">Diana: só é citada pela Clarice (Bloco de salas). Nenhuma cena com ela.</w:t>
+        <w:t xml:space="preserve">Diana: fala pelo rádio nas conversas do grupo (Atos 1 a 5), mas ainda não aparece em pessoa.</w:t>
       </w:r>
     </w:p>
     <w:p>
@@ -37824,7 +37992,7 @@
         <w:spacing w:after="60"/>
       </w:pPr>
       <w:r>
-        <w:t xml:space="preserve">Baltazar: só o diário e o acampamento, no Ato 1. Ele nunca aparece em pessoa.</w:t>
+        <w:t xml:space="preserve">Baltazar: só o diário e o acampamento, no Ato 1, e a conversa grupo_labirinto_02, em que o grupo descobre que existe alguém de 1750. Ele nunca aparece em pessoa.</w:t>
       </w:r>
     </w:p>
     <w:p>
@@ -37871,7 +38039,7 @@
         <w:spacing w:after="60"/>
       </w:pPr>
       <w:r>
-        <w:t xml:space="preserve">O Henrique diz no bunker que o Zane está tentando quebrar a senha do setor B, mas o Zane não fala do bunker nem do Henrique em nenhuma conversa do Labirinto nem no rádio do Centro de Convivência. A História Completa diz que o Zane desconfia do Henrique desde antes (Ato 2).</w:t>
+        <w:t xml:space="preserve">Resolvido em 26/10/2026: o Zane agora fala do bunker e do Henrique no Labirinto (cenas 3.1, 3.2 e 3.3), e a desconfiança dele volta nas conversas do grupo pelo rádio.</w:t>
       </w:r>
     </w:p>
     <w:p>
@@ -37884,23 +38052,7 @@
         <w:spacing w:after="60"/>
       </w:pPr>
       <w:r>
-        <w:t xml:space="preserve">docs/fases/biblioteca.md, seção 6, diz que o disquete da Clarice e a primeira ligação do Zane não existem. Os dois já existem no jogo (Ato 1, cenas 1.6 e 1.7).</w:t>
-      </w:r>
-    </w:p>
-    <w:p>
-      <w:pPr>
-        <w:pStyle w:val="Heading2"/>
-      </w:pPr>
-      <w:r>
-        <w:t xml:space="preserve">Revisão das falas novas (cenas 1.3 e 1.7)</w:t>
-      </w:r>
-    </w:p>
-    <w:p>
-      <w:pPr>
-        <w:spacing w:after="100"/>
-      </w:pPr>
-      <w:r>
-        <w:t xml:space="preserve">Cada item diz se foi decidido ou aplicado nas cenas.</w:t>
+        <w:t xml:space="preserve">A transmissão zane_convivencia_01 (cena 4.1) tem duas falas que passam de duas linhas e são cortadas na caixa do rádio (cada fala cabe ~170 caracteres). A fala não foi mudada: o grupo decide como encurtar.</w:t>
       </w:r>
     </w:p>
     <w:p>
@@ -37910,313 +38062,10 @@
           <w:ilvl w:val="0"/>
           <w:numId w:val="2"/>
         </w:numPr>
-        <w:spacing w:after="80"/>
-      </w:pPr>
-      <w:r>
-        <w:rPr>
-          <w:b/>
-          <w:bCs/>
-        </w:rPr>
-        <w:t xml:space="preserve">1. O rádio e o telefone aceitam resposta. Decidido em 18/10.</w:t>
-      </w:r>
-      <w:r>
-        <w:t xml:space="preserve"> Hoje uma transmissão tem um falante só e toca sem pausar o jogo, então o Gabriel ainda não responde. Falta escolher como isso funciona no jogo: um diálogo com retratos, que pausa, ou uma transmissão com mais de um falante. Como é uma decisão de mecânica, vale registrar em docs/decisoes.md.</w:t>
-      </w:r>
-    </w:p>
-    <w:p>
-      <w:pPr>
-        <w:pStyle w:val="ListParagraph"/>
-        <w:numPr>
-          <w:ilvl w:val="0"/>
-          <w:numId w:val="2"/>
-        </w:numPr>
-        <w:spacing w:after="80"/>
-      </w:pPr>
-      <w:r>
-        <w:rPr>
-          <w:b/>
-          <w:bCs/>
-        </w:rPr>
-        <w:t xml:space="preserve">2. O tom do Gabriel. Lembrete para cada cena nova.</w:t>
-      </w:r>
-      <w:r>
-        <w:t xml:space="preserve"> A ficha dele diz: frases curtas, ironia seca, mais ouvinte que falante. As falas novas desta versão são longas e fazem várias perguntas de uma vez. A ideia combina com o prólogo, mas falta a ironia. Exemplo: “Peraí. Isso é pegadinha? Eu tenho lista de equação pra entregar, não tô no clima.”</w:t>
-      </w:r>
-    </w:p>
-    <w:p>
-      <w:pPr>
-        <w:pStyle w:val="ListParagraph"/>
-        <w:numPr>
-          <w:ilvl w:val="0"/>
-          <w:numId w:val="2"/>
-        </w:numPr>
-        <w:spacing w:after="80"/>
-      </w:pPr>
-      <w:r>
-        <w:rPr>
-          <w:b/>
-          <w:bCs/>
-        </w:rPr>
-        <w:t xml:space="preserve">3. Quando ele duvida. Aplicado.</w:t>
-      </w:r>
-      <w:r>
-        <w:t xml:space="preserve"> A descrença ficou na 1.3, a primeira conversa pelo rádio. Na 1.7 o Gabriel já se escondeu de robôs, religou a energia e leu o bilhete e o disquete, então ali ele fica com a curiosidade e a ironia.</w:t>
-      </w:r>
-    </w:p>
-    <w:p>
-      <w:pPr>
-        <w:pStyle w:val="ListParagraph"/>
-        <w:numPr>
-          <w:ilvl w:val="0"/>
-          <w:numId w:val="2"/>
-        </w:numPr>
-        <w:spacing w:after="80"/>
-      </w:pPr>
-      <w:r>
-        <w:rPr>
-          <w:b/>
-          <w:bCs/>
-        </w:rPr>
-        <w:t xml:space="preserve">4. A voz da Clarice e do Zane. Aplicado, em pequeno.</w:t>
-      </w:r>
-      <w:r>
-        <w:t xml:space="preserve"> Clarice: um deboche (“Pegadinha com robô de verdade custaria uma fortuna, meu filho.”) e o “E não confia nas luzes.” de volta. Zane: ele corta a pergunta do Gabriel e escapa no assunto do tempo dele. A ficha do Zane fala em gírias de um futuro que ninguém reconhece, mas ainda não há exemplos delas. Vale o grupo inventar algumas.</w:t>
-      </w:r>
-    </w:p>
-    <w:p>
-      <w:pPr>
-        <w:pStyle w:val="ListParagraph"/>
-        <w:numPr>
-          <w:ilvl w:val="0"/>
-          <w:numId w:val="2"/>
-        </w:numPr>
-        <w:spacing w:after="80"/>
-      </w:pPr>
-      <w:r>
-        <w:rPr>
-          <w:b/>
-          <w:bCs/>
-        </w:rPr>
-        <w:t xml:space="preserve">5. “Como assim, seu tempo?” Decidido: indício, sem resposta.</w:t>
-      </w:r>
-      <w:r>
-        <w:t xml:space="preserve"> O Zane deixa escapar e muda de assunto, e o Gabriel fica na dúvida. Um cuidado: a anotação do Caderno desta cena se chama “Zane, 2123” e entrega a resposta. Para manter a dúvida, o título pode virar só “Zane”. Isso é no arquivo dados/transmissoes/zane_01.tres.</w:t>
-      </w:r>
-    </w:p>
-    <w:p>
-      <w:pPr>
-        <w:pStyle w:val="ListParagraph"/>
-        <w:numPr>
-          <w:ilvl w:val="0"/>
-          <w:numId w:val="2"/>
-        </w:numPr>
-        <w:spacing w:after="80"/>
-      </w:pPr>
-      <w:r>
-        <w:rPr>
-          <w:b/>
-          <w:bCs/>
-        </w:rPr>
-        <w:t xml:space="preserve">6. Onde achar a Clarice. Aplicado.</w:t>
-      </w:r>
-      <w:r>
-        <w:t xml:space="preserve"> Na 1.3 a Clarice agora diz que é no Bloco de salas. O Zane continua dizendo só que a Clarice explica.</w:t>
-      </w:r>
-    </w:p>
-    <w:p>
-      <w:pPr>
-        <w:pStyle w:val="ListParagraph"/>
-        <w:numPr>
-          <w:ilvl w:val="0"/>
-          <w:numId w:val="2"/>
-        </w:numPr>
-        <w:spacing w:after="80"/>
-      </w:pPr>
-      <w:r>
-        <w:rPr>
-          <w:b/>
-          <w:bCs/>
-        </w:rPr>
-        <w:t xml:space="preserve">7. O que funcionou.</w:t>
-      </w:r>
-      <w:r>
-        <w:t xml:space="preserve"> O Gabriel dizer o nome na ligação resolve de graça como o Zane sabe o nome dele no rádio do Centro de Convivência. E o “não foi só você” da Clarice combina com ela ter chegado antes.</w:t>
-      </w:r>
-    </w:p>
-    <w:p>
-      <w:pPr>
-        <w:pStyle w:val="Heading2"/>
-      </w:pPr>
-      <w:r>
-        <w:t xml:space="preserve">Revisão do Ato 2 (Bloco de salas)</w:t>
-      </w:r>
-    </w:p>
-    <w:p>
-      <w:pPr>
-        <w:spacing w:after="100"/>
-      </w:pPr>
-      <w:r>
-        <w:t xml:space="preserve">As falas novas estão na cena 2.2. Cada item diz se foi aplicado, decidido ou se ainda espera resposta.</w:t>
-      </w:r>
-    </w:p>
-    <w:p>
-      <w:pPr>
-        <w:pStyle w:val="ListParagraph"/>
-        <w:numPr>
-          <w:ilvl w:val="0"/>
-          <w:numId w:val="2"/>
-        </w:numPr>
-        <w:spacing w:after="80"/>
-      </w:pPr>
-      <w:r>
-        <w:rPr>
-          <w:b/>
-          <w:bCs/>
-        </w:rPr>
-        <w:t xml:space="preserve">1. O que funcionou.</w:t>
-      </w:r>
-      <w:r>
-        <w:t xml:space="preserve"> O duelo de ironias entre o Gabriel e a Clarice (“Surreal é pouco” e o DeLorean) é o que a ficha pede para os dois. O DeLorean também encaixa no 1990 da Clarice: De Volta para o Futuro Parte III é um filme de 1990, e “eu ia nesse fim de semana” fica coerente. A conta dela fecha: de 1990 a 3026 são 1036 anos. E o Henrique como “nossa esperança” prepara bem a virada dele.</w:t>
-      </w:r>
-    </w:p>
-    <w:p>
-      <w:pPr>
-        <w:pStyle w:val="ListParagraph"/>
-        <w:numPr>
-          <w:ilvl w:val="0"/>
-          <w:numId w:val="2"/>
-        </w:numPr>
-        <w:spacing w:after="80"/>
-      </w:pPr>
-      <w:r>
-        <w:rPr>
-          <w:b/>
-          <w:bCs/>
-        </w:rPr>
-        <w:t xml:space="preserve">2. Os dias. Aplicado.</w:t>
-      </w:r>
-      <w:r>
-        <w:t xml:space="preserve"> Cada chegada vem 3 dias depois da anterior (registrado na História Completa e em docs/decisoes.md). Contando a partir da chegada do Gabriel: Diana 3, Clarice 6, Zane 9, Henrique 12. A Clarice diz “seis dias” e “nove”. Se o Baltazar entrar antes da Clarice, os dois números sobem 3.</w:t>
-      </w:r>
-    </w:p>
-    <w:p>
-      <w:pPr>
-        <w:pStyle w:val="ListParagraph"/>
-        <w:numPr>
-          <w:ilvl w:val="0"/>
-          <w:numId w:val="2"/>
-        </w:numPr>
-        <w:spacing w:after="80"/>
-      </w:pPr>
-      <w:r>
-        <w:rPr>
-          <w:b/>
-          <w:bCs/>
-        </w:rPr>
-        <w:t xml:space="preserve">3. Cinco pessoas e o Baltazar. Decidido.</w:t>
-      </w:r>
-      <w:r>
-        <w:t xml:space="preserve"> A Clarice não sabe do Baltazar, então “cinco” fica. O grupo descobre o Baltazar no Ato 3, pelo Zane (nota na cena 3.1).</w:t>
-      </w:r>
-    </w:p>
-    <w:p>
-      <w:pPr>
-        <w:pStyle w:val="ListParagraph"/>
-        <w:numPr>
-          <w:ilvl w:val="0"/>
-          <w:numId w:val="2"/>
-        </w:numPr>
-        <w:spacing w:after="80"/>
-      </w:pPr>
-      <w:r>
-        <w:rPr>
-          <w:b/>
-          <w:bCs/>
-        </w:rPr>
-        <w:t xml:space="preserve">4. O ano da Clarice. Aplicado.</w:t>
-      </w:r>
-      <w:r>
-        <w:t xml:space="preserve"> O Gabriel diz que já sabe pelo bilhete, e a Clarice reage. A reação dela é minha.</w:t>
-      </w:r>
-    </w:p>
-    <w:p>
-      <w:pPr>
-        <w:pStyle w:val="ListParagraph"/>
-        <w:numPr>
-          <w:ilvl w:val="0"/>
-          <w:numId w:val="2"/>
-        </w:numPr>
-        <w:spacing w:after="80"/>
-      </w:pPr>
-      <w:r>
-        <w:rPr>
-          <w:b/>
-          <w:bCs/>
-        </w:rPr>
-        <w:t xml:space="preserve">5. O ramo opcional. Aplicado.</w:t>
-      </w:r>
-      <w:r>
-        <w:t xml:space="preserve"> Tirei as duas escolhas, então todo jogador ouve que há mais gente e de outras épocas. No arquivo do jogo as escolhas ainda existem.</w:t>
-      </w:r>
-    </w:p>
-    <w:p>
-      <w:pPr>
-        <w:pStyle w:val="ListParagraph"/>
-        <w:numPr>
-          <w:ilvl w:val="0"/>
-          <w:numId w:val="2"/>
-        </w:numPr>
-        <w:spacing w:after="80"/>
-      </w:pPr>
-      <w:r>
-        <w:rPr>
-          <w:b/>
-          <w:bCs/>
-        </w:rPr>
-        <w:t xml:space="preserve">6. Fala longa. Aplicado.</w:t>
-      </w:r>
-      <w:r>
-        <w:t xml:space="preserve"> A terceira fala da Clarice virou quatro.</w:t>
-      </w:r>
-    </w:p>
-    <w:p>
-      <w:pPr>
-        <w:pStyle w:val="ListParagraph"/>
-        <w:numPr>
-          <w:ilvl w:val="0"/>
-          <w:numId w:val="2"/>
-        </w:numPr>
-        <w:spacing w:after="80"/>
-      </w:pPr>
-      <w:r>
-        <w:rPr>
-          <w:b/>
-          <w:bCs/>
-        </w:rPr>
-        <w:t xml:space="preserve">7. Repete e contradiz a cena 2.4. Aguarda resposta.</w:t>
-      </w:r>
-      <w:r>
-        <w:t xml:space="preserve"> Na permuta a Clarice conta de novo que a Diana chegou depois e que o Henrique avisou do 3026: dá para cortar. E a anotação do Caderno dessa conversa diz “A Clarice chegou primeiro”, o que contradiz a história e a fala nova. Sugestão: “A Clarice chegou antes de mim.” Fica em dados/dialogos/clarice_bloco_devolve_chave.json.</w:t>
-      </w:r>
-    </w:p>
-    <w:p>
-      <w:pPr>
-        <w:pStyle w:val="ListParagraph"/>
-        <w:numPr>
-          <w:ilvl w:val="0"/>
-          <w:numId w:val="2"/>
-        </w:numPr>
-        <w:spacing w:after="80"/>
-      </w:pPr>
-      <w:r>
-        <w:rPr>
-          <w:b/>
-          <w:bCs/>
-        </w:rPr>
-        <w:t xml:space="preserve">8. O tom do Gabriel (lembrete).</w:t>
-      </w:r>
-      <w:r>
-        <w:t xml:space="preserve"> “Quê? Viagem no tempo? Isso é real?” são três perguntas seguidas, e a ficha pede frases curtas e ironia seca. O DeLorean está no tom. Exemplo para a primeira: “Mil anos. Ótimo. E a lista de equações, como fica?”</w:t>
+        <w:spacing w:after="60"/>
+      </w:pPr>
+      <w:r>
+        <w:t xml:space="preserve">docs/fases/biblioteca.md, seção 6, diz que o disquete da Clarice e a primeira ligação do Zane não existem. Os dois já existem no jogo (Ato 1, cenas 1.6 e 1.7).</w:t>
       </w:r>
     </w:p>
     <w:p>
@@ -38623,917 +38472,11 @@
     </w:p>
     <w:p>
       <w:pPr>
-        <w:pStyle w:val="Heading2"/>
-      </w:pPr>
-      <w:r>
-        <w:t xml:space="preserve">Diálogos que existem nos arquivos, mas não tocam no jogo</w:t>
-      </w:r>
-    </w:p>
-    <w:p>
-      <w:pPr>
-        <w:spacing w:after="120"/>
-      </w:pPr>
-      <w:r>
-        <w:t xml:space="preserve">Os dois diálogos abaixo estão ligados à cena personagens/clarice.tscn, que não é usada em nenhuma sala. Eles põem a Clarice num bunker, com três monitores, e a fazem dizer “sempre” como se já conhecesse o Gabriel. No jogo, a Clarice está na sala 103 e conhece o Gabriel ali. Decidam se aproveitam, reescrevem ou apagam.</w:t>
-      </w:r>
-    </w:p>
-    <w:p>
-      <w:pPr>
         <w:pStyle w:val="NotaTime"/>
         <w:spacing w:after="60"/>
       </w:pPr>
       <w:r>
-        <w:t xml:space="preserve">Diálogo clarice_primeiro_encontro  (dados/dialogos/clarice_primeiro_encontro.json)</w:t>
-      </w:r>
-    </w:p>
-    <w:p>
-      <w:pPr>
-        <w:pStyle w:val="Trecho"/>
-      </w:pPr>
-      <w:r>
-        <w:rPr>
-          <w:b/>
-          <w:bCs/>
-        </w:rPr>
-        <w:t xml:space="preserve">TRECHO  </w:t>
-      </w:r>
-      <w:r>
-        <w:t xml:space="preserve">abertura  (começa aqui)</w:t>
-      </w:r>
-    </w:p>
-    <w:p>
-      <w:pPr>
-        <w:pStyle w:val="Personagem"/>
-      </w:pPr>
-      <w:r>
-        <w:t xml:space="preserve">CLARICE (séria)</w:t>
-      </w:r>
-    </w:p>
-    <w:p>
-      <w:pPr>
-        <w:pStyle w:val="Dialogo"/>
-      </w:pPr>
-      <w:r>
-        <w:t xml:space="preserve">Não encosta em nada. Tô compilando, e se esse troço travar eu perco a noite inteira.</w:t>
-      </w:r>
-    </w:p>
-    <w:p>
-      <w:pPr>
-        <w:pStyle w:val="Personagem"/>
-      </w:pPr>
-      <w:r>
-        <w:t xml:space="preserve">GABRIEL (surpreso)</w:t>
-      </w:r>
-    </w:p>
-    <w:p>
-      <w:pPr>
-        <w:pStyle w:val="Dialogo"/>
-      </w:pPr>
-      <w:r>
-        <w:t xml:space="preserve">Você... é a Clarice? Do bilhete da Biblioteca?</w:t>
-      </w:r>
-    </w:p>
-    <w:p>
-      <w:pPr>
-        <w:pStyle w:val="Personagem"/>
-      </w:pPr>
-      <w:r>
-        <w:t xml:space="preserve">CLARICE (sorrindo)</w:t>
-      </w:r>
-    </w:p>
-    <w:p>
-      <w:pPr>
-        <w:pStyle w:val="Dialogo"/>
-      </w:pPr>
-      <w:r>
-        <w:t xml:space="preserve">Parecia despedida, né? Relaxa. Tô vivinha da silva. Meio pálida de tanto monitor, mas viva.</w:t>
-      </w:r>
-    </w:p>
-    <w:p>
-      <w:pPr>
-        <w:pStyle w:val="Personagem"/>
-      </w:pPr>
-      <w:r>
-        <w:t xml:space="preserve">GABRIEL (preocupado)</w:t>
-      </w:r>
-    </w:p>
-    <w:p>
-      <w:pPr>
-        <w:pStyle w:val="Dialogo"/>
-      </w:pPr>
-      <w:r>
-        <w:t xml:space="preserve">Como você sabe que eu li o bilhete?</w:t>
-      </w:r>
-    </w:p>
-    <w:p>
-      <w:pPr>
-        <w:pStyle w:val="Personagem"/>
-      </w:pPr>
-      <w:r>
-        <w:t xml:space="preserve">CLARICE</w:t>
-      </w:r>
-    </w:p>
-    <w:p>
-      <w:pPr>
-        <w:pStyle w:val="Dialogo"/>
-      </w:pPr>
-      <w:r>
-        <w:t xml:space="preserve">Você sempre lê. E sempre chega aqui com essa cara de quem viu assombração.</w:t>
-      </w:r>
-    </w:p>
-    <w:p>
-      <w:pPr>
-        <w:pStyle w:val="Escolha"/>
-      </w:pPr>
-      <w:r>
-        <w:rPr>
-          <w:b/>
-          <w:bCs/>
-          <w:color w:val="2A7F8E"/>
-        </w:rPr>
-        <w:t xml:space="preserve">ESCOLHA  </w:t>
-      </w:r>
-      <w:r>
-        <w:t xml:space="preserve">“Como assim, "sempre"?”</w:t>
-      </w:r>
-      <w:r>
-        <w:rPr>
-          <w:color w:val="7A8794"/>
-        </w:rPr>
-        <w:t xml:space="preserve">   → sempre</w:t>
-      </w:r>
-    </w:p>
-    <w:p>
-      <w:pPr>
-        <w:pStyle w:val="Escolha"/>
-      </w:pPr>
-      <w:r>
-        <w:rPr>
-          <w:b/>
-          <w:bCs/>
-          <w:color w:val="2A7F8E"/>
-        </w:rPr>
-        <w:t xml:space="preserve">ESCOLHA  </w:t>
-      </w:r>
-      <w:r>
-        <w:t xml:space="preserve">“Que lugar é este?”</w:t>
-      </w:r>
-      <w:r>
-        <w:rPr>
-          <w:color w:val="7A8794"/>
-        </w:rPr>
-        <w:t xml:space="preserve">   → bunker</w:t>
-      </w:r>
-    </w:p>
-    <w:p>
-      <w:pPr>
-        <w:pStyle w:val="Escolha"/>
-      </w:pPr>
-      <w:r>
-        <w:rPr>
-          <w:b/>
-          <w:bCs/>
-          <w:color w:val="2A7F8E"/>
-        </w:rPr>
-        <w:t xml:space="preserve">ESCOLHA  </w:t>
-      </w:r>
-      <w:r>
-        <w:t xml:space="preserve">“Como você sobrevive aqui?”</w:t>
-      </w:r>
-      <w:r>
-        <w:rPr>
-          <w:color w:val="7A8794"/>
-        </w:rPr>
-        <w:t xml:space="preserve">   → sobreviver</w:t>
-      </w:r>
-    </w:p>
-    <w:p>
-      <w:pPr>
-        <w:pStyle w:val="Trecho"/>
-      </w:pPr>
-      <w:r>
-        <w:rPr>
-          <w:b/>
-          <w:bCs/>
-        </w:rPr>
-        <w:t xml:space="preserve">TRECHO  </w:t>
-      </w:r>
-      <w:r>
-        <w:t xml:space="preserve">sempre</w:t>
-      </w:r>
-    </w:p>
-    <w:p>
-      <w:pPr>
-        <w:pStyle w:val="Personagem"/>
-      </w:pPr>
-      <w:r>
-        <w:t xml:space="preserve">CLARICE (séria)</w:t>
-      </w:r>
-    </w:p>
-    <w:p>
-      <w:pPr>
-        <w:pStyle w:val="Dialogo"/>
-      </w:pPr>
-      <w:r>
-        <w:t xml:space="preserve">Esquece. Força de expressão.</w:t>
-      </w:r>
-    </w:p>
-    <w:p>
-      <w:pPr>
-        <w:pStyle w:val="Personagem"/>
-      </w:pPr>
-      <w:r>
-        <w:t xml:space="preserve">GABRIEL (preocupado)</w:t>
-      </w:r>
-    </w:p>
-    <w:p>
-      <w:pPr>
-        <w:pStyle w:val="Dialogo"/>
-      </w:pPr>
-      <w:r>
-        <w:t xml:space="preserve">Você falou "sempre" duas vezes.</w:t>
-      </w:r>
-    </w:p>
-    <w:p>
-      <w:pPr>
-        <w:pStyle w:val="Personagem"/>
-      </w:pPr>
-      <w:r>
-        <w:t xml:space="preserve">CLARICE (sorrindo)</w:t>
-      </w:r>
-    </w:p>
-    <w:p>
-      <w:pPr>
-        <w:pStyle w:val="Dialogo"/>
-      </w:pPr>
-      <w:r>
-        <w:t xml:space="preserve">E você sempre repara. Próxima pergunta.</w:t>
-      </w:r>
-    </w:p>
-    <w:p>
-      <w:pPr>
-        <w:pStyle w:val="Fluxo"/>
-      </w:pPr>
-      <w:r>
-        <w:t xml:space="preserve">segue para o trecho mais_alguma</w:t>
-      </w:r>
-    </w:p>
-    <w:p>
-      <w:pPr>
-        <w:pStyle w:val="Trecho"/>
-      </w:pPr>
-      <w:r>
-        <w:rPr>
-          <w:b/>
-          <w:bCs/>
-        </w:rPr>
-        <w:t xml:space="preserve">TRECHO  </w:t>
-      </w:r>
-      <w:r>
-        <w:t xml:space="preserve">bunker</w:t>
-      </w:r>
-    </w:p>
-    <w:p>
-      <w:pPr>
-        <w:pStyle w:val="Personagem"/>
-      </w:pPr>
-      <w:r>
-        <w:t xml:space="preserve">CLARICE</w:t>
-      </w:r>
-    </w:p>
-    <w:p>
-      <w:pPr>
-        <w:pStyle w:val="Dialogo"/>
-      </w:pPr>
-      <w:r>
-        <w:t xml:space="preserve">Bunker de pesquisa, embaixo do núcleo da Âncora. Os robôs não descem aqui. Acho que nem sabem que existe.</w:t>
-      </w:r>
-    </w:p>
-    <w:p>
-      <w:pPr>
-        <w:pStyle w:val="Dialogo"/>
-      </w:pPr>
-      <w:r>
-        <w:t xml:space="preserve">A energia vem direto da Âncora. É o único lugar do campus onde a luz é de confiança.</w:t>
-      </w:r>
-    </w:p>
-    <w:p>
-      <w:pPr>
-        <w:pStyle w:val="Personagem"/>
-      </w:pPr>
-      <w:r>
-        <w:t xml:space="preserve">GABRIEL</w:t>
-      </w:r>
-    </w:p>
-    <w:p>
-      <w:pPr>
-        <w:pStyle w:val="Dialogo"/>
-      </w:pPr>
-      <w:r>
-        <w:t xml:space="preserve">E as portas trancadas lá no corredor?</w:t>
-      </w:r>
-    </w:p>
-    <w:p>
-      <w:pPr>
-        <w:pStyle w:val="Personagem"/>
-      </w:pPr>
-      <w:r>
-        <w:t xml:space="preserve">CLARICE (séria)</w:t>
-      </w:r>
-    </w:p>
-    <w:p>
-      <w:pPr>
-        <w:pStyle w:val="Dialogo"/>
-      </w:pPr>
-      <w:r>
-        <w:t xml:space="preserve">Setor B: laboratório, arquivo e o acesso ao núcleo. Lacrados pelo sistema. Tô quebrando a senha, um disquete por vez.</w:t>
-      </w:r>
-    </w:p>
-    <w:p>
-      <w:pPr>
-        <w:pStyle w:val="Fluxo"/>
-      </w:pPr>
-      <w:r>
-        <w:t xml:space="preserve">segue para o trecho mais_alguma</w:t>
-      </w:r>
-    </w:p>
-    <w:p>
-      <w:pPr>
-        <w:pStyle w:val="Trecho"/>
-      </w:pPr>
-      <w:r>
-        <w:rPr>
-          <w:b/>
-          <w:bCs/>
-        </w:rPr>
-        <w:t xml:space="preserve">TRECHO  </w:t>
-      </w:r>
-      <w:r>
-        <w:t xml:space="preserve">sobreviver</w:t>
-      </w:r>
-    </w:p>
-    <w:p>
-      <w:pPr>
-        <w:pStyle w:val="Personagem"/>
-      </w:pPr>
-      <w:r>
-        <w:t xml:space="preserve">CLARICE</w:t>
-      </w:r>
-    </w:p>
-    <w:p>
-      <w:pPr>
-        <w:pStyle w:val="Dialogo"/>
-      </w:pPr>
-      <w:r>
-        <w:t xml:space="preserve">Enlatado de mil anos, água do reservatório e muita teimosia. O depósito ainda tem coisa, se você procurar.</w:t>
-      </w:r>
-    </w:p>
-    <w:p>
-      <w:pPr>
-        <w:pStyle w:val="Personagem"/>
-      </w:pPr>
-      <w:r>
-        <w:t xml:space="preserve">CLARICE (sorrindo)</w:t>
-      </w:r>
-    </w:p>
-    <w:p>
-      <w:pPr>
-        <w:pStyle w:val="Dialogo"/>
-      </w:pPr>
-      <w:r>
-        <w:t xml:space="preserve">E eu mapeei os robôs. Rota de patrulha é um grafo: ponto, ligação, ponto. É só não estar no ponto errado.</w:t>
-      </w:r>
-    </w:p>
-    <w:p>
-      <w:pPr>
-        <w:pStyle w:val="Personagem"/>
-      </w:pPr>
-      <w:r>
-        <w:t xml:space="preserve">GABRIEL (surpreso)</w:t>
-      </w:r>
-    </w:p>
-    <w:p>
-      <w:pPr>
-        <w:pStyle w:val="Dialogo"/>
-      </w:pPr>
-      <w:r>
-        <w:t xml:space="preserve">Você fez tudo isso sozinha?</w:t>
-      </w:r>
-    </w:p>
-    <w:p>
-      <w:pPr>
-        <w:pStyle w:val="Personagem"/>
-      </w:pPr>
-      <w:r>
-        <w:t xml:space="preserve">CLARICE (sorrindo)</w:t>
-      </w:r>
-    </w:p>
-    <w:p>
-      <w:pPr>
-        <w:pStyle w:val="Dialogo"/>
-      </w:pPr>
-      <w:r>
-        <w:t xml:space="preserve">Processamento de dados, meu filho. Me dá um problema que eu resolvo. Isso aqui é só um problema grande.</w:t>
-      </w:r>
-    </w:p>
-    <w:p>
-      <w:pPr>
-        <w:pStyle w:val="Fluxo"/>
-      </w:pPr>
-      <w:r>
-        <w:t xml:space="preserve">segue para o trecho mais_alguma</w:t>
-      </w:r>
-    </w:p>
-    <w:p>
-      <w:pPr>
-        <w:pStyle w:val="Trecho"/>
-      </w:pPr>
-      <w:r>
-        <w:rPr>
-          <w:b/>
-          <w:bCs/>
-        </w:rPr>
-        <w:t xml:space="preserve">TRECHO  </w:t>
-      </w:r>
-      <w:r>
-        <w:t xml:space="preserve">mais_alguma</w:t>
-      </w:r>
-    </w:p>
-    <w:p>
-      <w:pPr>
-        <w:pStyle w:val="Personagem"/>
-      </w:pPr>
-      <w:r>
-        <w:t xml:space="preserve">CLARICE</w:t>
-      </w:r>
-    </w:p>
-    <w:p>
-      <w:pPr>
-        <w:pStyle w:val="Dialogo"/>
-      </w:pPr>
-      <w:r>
-        <w:t xml:space="preserve">Mais alguma coisa? Meu código não vai se escrever sozinho.</w:t>
-      </w:r>
-    </w:p>
-    <w:p>
-      <w:pPr>
-        <w:pStyle w:val="Escolha"/>
-      </w:pPr>
-      <w:r>
-        <w:rPr>
-          <w:b/>
-          <w:bCs/>
-          <w:color w:val="2A7F8E"/>
-        </w:rPr>
-        <w:t xml:space="preserve">ESCOLHA  </w:t>
-      </w:r>
-      <w:r>
-        <w:t xml:space="preserve">“Como assim, "sempre"?”</w:t>
-      </w:r>
-      <w:r>
-        <w:rPr>
-          <w:color w:val="7A8794"/>
-        </w:rPr>
-        <w:t xml:space="preserve">   → sempre</w:t>
-      </w:r>
-    </w:p>
-    <w:p>
-      <w:pPr>
-        <w:pStyle w:val="Escolha"/>
-      </w:pPr>
-      <w:r>
-        <w:rPr>
-          <w:b/>
-          <w:bCs/>
-          <w:color w:val="2A7F8E"/>
-        </w:rPr>
-        <w:t xml:space="preserve">ESCOLHA  </w:t>
-      </w:r>
-      <w:r>
-        <w:t xml:space="preserve">“Que lugar é este?”</w:t>
-      </w:r>
-      <w:r>
-        <w:rPr>
-          <w:color w:val="7A8794"/>
-        </w:rPr>
-        <w:t xml:space="preserve">   → bunker</w:t>
-      </w:r>
-    </w:p>
-    <w:p>
-      <w:pPr>
-        <w:pStyle w:val="Escolha"/>
-      </w:pPr>
-      <w:r>
-        <w:rPr>
-          <w:b/>
-          <w:bCs/>
-          <w:color w:val="2A7F8E"/>
-        </w:rPr>
-        <w:t xml:space="preserve">ESCOLHA  </w:t>
-      </w:r>
-      <w:r>
-        <w:t xml:space="preserve">“Como você sobrevive aqui?”</w:t>
-      </w:r>
-      <w:r>
-        <w:rPr>
-          <w:color w:val="7A8794"/>
-        </w:rPr>
-        <w:t xml:space="preserve">   → sobreviver</w:t>
-      </w:r>
-    </w:p>
-    <w:p>
-      <w:pPr>
-        <w:pStyle w:val="Escolha"/>
-      </w:pPr>
-      <w:r>
-        <w:rPr>
-          <w:b/>
-          <w:bCs/>
-          <w:color w:val="2A7F8E"/>
-        </w:rPr>
-        <w:t xml:space="preserve">ESCOLHA  </w:t>
-      </w:r>
-      <w:r>
-        <w:t xml:space="preserve">“Preciso ir.”</w:t>
-      </w:r>
-      <w:r>
-        <w:rPr>
-          <w:color w:val="7A8794"/>
-        </w:rPr>
-        <w:t xml:space="preserve">   → despedida</w:t>
-      </w:r>
-    </w:p>
-    <w:p>
-      <w:pPr>
-        <w:pStyle w:val="Trecho"/>
-      </w:pPr>
-      <w:r>
-        <w:rPr>
-          <w:b/>
-          <w:bCs/>
-        </w:rPr>
-        <w:t xml:space="preserve">TRECHO  </w:t>
-      </w:r>
-      <w:r>
-        <w:t xml:space="preserve">despedida</w:t>
-      </w:r>
-    </w:p>
-    <w:p>
-      <w:pPr>
-        <w:pStyle w:val="Personagem"/>
-      </w:pPr>
-      <w:r>
-        <w:t xml:space="preserve">CLARICE</w:t>
-      </w:r>
-    </w:p>
-    <w:p>
-      <w:pPr>
-        <w:pStyle w:val="Dialogo"/>
-      </w:pPr>
-      <w:r>
-        <w:t xml:space="preserve">Vai lá. Mas escuta: se um telefone tocar pelo campus, atende. Sou eu.</w:t>
-      </w:r>
-    </w:p>
-    <w:p>
-      <w:pPr>
-        <w:pStyle w:val="Personagem"/>
-      </w:pPr>
-      <w:r>
-        <w:t xml:space="preserve">CLARICE (séria)</w:t>
-      </w:r>
-    </w:p>
-    <w:p>
-      <w:pPr>
-        <w:pStyle w:val="Dialogo"/>
-      </w:pPr>
-      <w:r>
-        <w:t xml:space="preserve">E se alguma luz piscar do jeito errado... você sabe.</w:t>
-      </w:r>
-    </w:p>
-    <w:p>
-      <w:pPr>
-        <w:pStyle w:val="Personagem"/>
-      </w:pPr>
-      <w:r>
-        <w:t xml:space="preserve">GABRIEL</w:t>
-      </w:r>
-    </w:p>
-    <w:p>
-      <w:pPr>
-        <w:pStyle w:val="Dialogo"/>
-      </w:pPr>
-      <w:r>
-        <w:t xml:space="preserve">Não confiar nas luzes.</w:t>
-      </w:r>
-    </w:p>
-    <w:p>
-      <w:pPr>
-        <w:pStyle w:val="Personagem"/>
-      </w:pPr>
-      <w:r>
-        <w:t xml:space="preserve">CLARICE (sorrindo)</w:t>
-      </w:r>
-    </w:p>
-    <w:p>
-      <w:pPr>
-        <w:pStyle w:val="Dialogo"/>
-      </w:pPr>
-      <w:r>
-        <w:t xml:space="preserve">Olha só. Aprendeu mais rápido dessa vez.</w:t>
-      </w:r>
-    </w:p>
-    <w:p>
-      <w:pPr>
-        <w:pStyle w:val="Jogabilidade"/>
-      </w:pPr>
-      <w:r>
-        <w:rPr>
-          <w:b/>
-          <w:bCs/>
-          <w:color w:val="2A7F8E"/>
-        </w:rPr>
-        <w:t xml:space="preserve">CADERNO  </w:t>
-      </w:r>
-      <w:r>
-        <w:rPr>
-          <w:b/>
-          <w:bCs/>
-        </w:rPr>
-        <w:t xml:space="preserve">Clarice está viva.</w:t>
-      </w:r>
-      <w:r>
-        <w:rPr>
-          <w:i/>
-          <w:iCs/>
-        </w:rPr>
-        <w:t xml:space="preserve"> Achei a Clarice num bunker embaixo do núcleo da Âncora. Montou uma central com três monitores e diz que as rotas dos robôs formam um grafo.</w:t>
-      </w:r>
-    </w:p>
-    <w:p>
-      <w:pPr>
-        <w:pStyle w:val="Jogabilidade"/>
-      </w:pPr>
-      <w:r>
-        <w:rPr>
-          <w:i/>
-          <w:iCs/>
-        </w:rPr>
-        <w:t xml:space="preserve">O setor B está lacrado pelo sistema. Ela está quebrando a senha.</w:t>
-      </w:r>
-    </w:p>
-    <w:p>
-      <w:pPr>
-        <w:pStyle w:val="Jogabilidade"/>
-      </w:pPr>
-      <w:r>
-        <w:rPr>
-          <w:i/>
-          <w:iCs/>
-        </w:rPr>
-        <w:t xml:space="preserve">Se um telefone tocar pelo campus, é ela.</w:t>
-      </w:r>
-    </w:p>
-    <w:p>
-      <w:pPr>
-        <w:pStyle w:val="Jogabilidade"/>
-      </w:pPr>
-      <w:r>
-        <w:rPr>
-          <w:i/>
-          <w:iCs/>
-        </w:rPr>
-        <w:t xml:space="preserve">Falou "sempre" como se já me conhecesse.</w:t>
-      </w:r>
-    </w:p>
-    <w:p>
-      <w:pPr>
-        <w:pStyle w:val="NotaTime"/>
-        <w:spacing w:after="60"/>
-      </w:pPr>
-      <w:r>
-        <w:t xml:space="preserve">Diálogo clarice_de_novo  (dados/dialogos/clarice_de_novo.json)</w:t>
-      </w:r>
-    </w:p>
-    <w:p>
-      <w:pPr>
-        <w:pStyle w:val="Trecho"/>
-      </w:pPr>
-      <w:r>
-        <w:rPr>
-          <w:b/>
-          <w:bCs/>
-        </w:rPr>
-        <w:t xml:space="preserve">TRECHO  </w:t>
-      </w:r>
-      <w:r>
-        <w:t xml:space="preserve">abertura  (começa aqui)</w:t>
-      </w:r>
-    </w:p>
-    <w:p>
-      <w:pPr>
-        <w:pStyle w:val="Personagem"/>
-      </w:pPr>
-      <w:r>
-        <w:t xml:space="preserve">CLARICE</w:t>
-      </w:r>
-    </w:p>
-    <w:p>
-      <w:pPr>
-        <w:pStyle w:val="Dialogo"/>
-      </w:pPr>
-      <w:r>
-        <w:t xml:space="preserve">Fala. Tô no meio de uma coisa aqui.</w:t>
-      </w:r>
-    </w:p>
-    <w:p>
-      <w:pPr>
-        <w:pStyle w:val="Escolha"/>
-      </w:pPr>
-      <w:r>
-        <w:rPr>
-          <w:b/>
-          <w:bCs/>
-          <w:color w:val="2A7F8E"/>
-        </w:rPr>
-        <w:t xml:space="preserve">ESCOLHA  </w:t>
-      </w:r>
-      <w:r>
-        <w:t xml:space="preserve">“Alguma novidade do setor B?”</w:t>
-      </w:r>
-      <w:r>
-        <w:rPr>
-          <w:color w:val="7A8794"/>
-        </w:rPr>
-        <w:t xml:space="preserve">   → setor_b</w:t>
-      </w:r>
-    </w:p>
-    <w:p>
-      <w:pPr>
-        <w:pStyle w:val="Escolha"/>
-      </w:pPr>
-      <w:r>
-        <w:rPr>
-          <w:b/>
-          <w:bCs/>
-          <w:color w:val="2A7F8E"/>
-        </w:rPr>
-        <w:t xml:space="preserve">ESCOLHA  </w:t>
-      </w:r>
-      <w:r>
-        <w:t xml:space="preserve">“O que você está fazendo?”</w:t>
-      </w:r>
-      <w:r>
-        <w:rPr>
-          <w:color w:val="7A8794"/>
-        </w:rPr>
-        <w:t xml:space="preserve">   → fazendo</w:t>
-      </w:r>
-    </w:p>
-    <w:p>
-      <w:pPr>
-        <w:pStyle w:val="Escolha"/>
-      </w:pPr>
-      <w:r>
-        <w:rPr>
-          <w:b/>
-          <w:bCs/>
-          <w:color w:val="2A7F8E"/>
-        </w:rPr>
-        <w:t xml:space="preserve">ESCOLHA  </w:t>
-      </w:r>
-      <w:r>
-        <w:t xml:space="preserve">“Nada, só passando.”</w:t>
-      </w:r>
-      <w:r>
-        <w:rPr>
-          <w:color w:val="7A8794"/>
-        </w:rPr>
-        <w:t xml:space="preserve">   → tchau</w:t>
-      </w:r>
-    </w:p>
-    <w:p>
-      <w:pPr>
-        <w:pStyle w:val="Trecho"/>
-      </w:pPr>
-      <w:r>
-        <w:rPr>
-          <w:b/>
-          <w:bCs/>
-        </w:rPr>
-        <w:t xml:space="preserve">TRECHO  </w:t>
-      </w:r>
-      <w:r>
-        <w:t xml:space="preserve">setor_b</w:t>
-      </w:r>
-    </w:p>
-    <w:p>
-      <w:pPr>
-        <w:pStyle w:val="Personagem"/>
-      </w:pPr>
-      <w:r>
-        <w:t xml:space="preserve">CLARICE (séria)</w:t>
-      </w:r>
-    </w:p>
-    <w:p>
-      <w:pPr>
-        <w:pStyle w:val="Dialogo"/>
-      </w:pPr>
-      <w:r>
-        <w:t xml:space="preserve">Ainda não. A senha tem doze caracteres e o sistema me expulsa a cada três tentativas.</w:t>
-      </w:r>
-    </w:p>
-    <w:p>
-      <w:pPr>
-        <w:pStyle w:val="Personagem"/>
-      </w:pPr>
-      <w:r>
-        <w:t xml:space="preserve">CLARICE</w:t>
-      </w:r>
-    </w:p>
-    <w:p>
-      <w:pPr>
-        <w:pStyle w:val="Dialogo"/>
-      </w:pPr>
-      <w:r>
-        <w:t xml:space="preserve">Volta mais tarde. Ou traz um disquete com senha, se achar algum por aí.</w:t>
-      </w:r>
-    </w:p>
-    <w:p>
-      <w:pPr>
-        <w:pStyle w:val="Trecho"/>
-      </w:pPr>
-      <w:r>
-        <w:rPr>
-          <w:b/>
-          <w:bCs/>
-        </w:rPr>
-        <w:t xml:space="preserve">TRECHO  </w:t>
-      </w:r>
-      <w:r>
-        <w:t xml:space="preserve">fazendo</w:t>
-      </w:r>
-    </w:p>
-    <w:p>
-      <w:pPr>
-        <w:pStyle w:val="Personagem"/>
-      </w:pPr>
-      <w:r>
-        <w:t xml:space="preserve">CLARICE</w:t>
-      </w:r>
-    </w:p>
-    <w:p>
-      <w:pPr>
-        <w:pStyle w:val="Dialogo"/>
-      </w:pPr>
-      <w:r>
-        <w:t xml:space="preserve">Tentando fazer os robôs me contarem por onde vão passar amanhã. Eles repetem tudo, sabia?</w:t>
-      </w:r>
-    </w:p>
-    <w:p>
-      <w:pPr>
-        <w:pStyle w:val="Personagem"/>
-      </w:pPr>
-      <w:r>
-        <w:t xml:space="preserve">CLARICE (sorrindo)</w:t>
-      </w:r>
-    </w:p>
-    <w:p>
-      <w:pPr>
-        <w:pStyle w:val="Dialogo"/>
-      </w:pPr>
-      <w:r>
-        <w:t xml:space="preserve">Igualzinho a certas pessoas que eu conheço.</w:t>
-      </w:r>
-    </w:p>
-    <w:p>
-      <w:pPr>
-        <w:pStyle w:val="Trecho"/>
-      </w:pPr>
-      <w:r>
-        <w:rPr>
-          <w:b/>
-          <w:bCs/>
-        </w:rPr>
-        <w:t xml:space="preserve">TRECHO  </w:t>
-      </w:r>
-      <w:r>
-        <w:t xml:space="preserve">tchau</w:t>
-      </w:r>
-    </w:p>
-    <w:p>
-      <w:pPr>
-        <w:pStyle w:val="Personagem"/>
-      </w:pPr>
-      <w:r>
-        <w:t xml:space="preserve">CLARICE (sorrindo)</w:t>
-      </w:r>
-    </w:p>
-    <w:p>
-      <w:pPr>
-        <w:pStyle w:val="Dialogo"/>
-      </w:pPr>
-      <w:r>
-        <w:t xml:space="preserve">Falou. Cuidado lá em cima. E não fica parado debaixo de lâmpada.</w:t>
+        <w:t xml:space="preserve">As revisões das falas novas (cenas 1.3, 1.7 e 2.2) e a nota sobre os diálogos apagados da Clarice foram para o anexo do Dialogos.docx, junto das falas.</w:t>
       </w:r>
     </w:p>
     <w:p>
@@ -40366,7 +39309,7 @@
       </w:tr>
       <w:tr>
         <w:trPr>
-          <w:trHeight w:val="560" w:hRule="atLeast"/>
+          <w:trHeight w:val="480" w:hRule="atLeast"/>
         </w:trPr>
         <w:tc>
           <w:tcPr>
@@ -40387,58 +39330,58 @@
           </w:tcPr>
           <w:p>
             <w:r>
+              <w:t xml:space="preserve">0.8</w:t>
+            </w:r>
+          </w:p>
+        </w:tc>
+        <w:tc>
+          <w:tcPr>
+            <w:tcW w:type="dxa" w:w="1400"/>
+            <w:tcBorders>
+              <w:top w:val="single" w:color="BFC9D1" w:sz="4"/>
+              <w:left w:val="single" w:color="BFC9D1" w:sz="4"/>
+              <w:bottom w:val="single" w:color="BFC9D1" w:sz="4"/>
+              <w:right w:val="single" w:color="BFC9D1" w:sz="4"/>
+            </w:tcBorders>
+            <w:tcMar>
+              <w:top w:type="dxa" w:w="70"/>
+              <w:left w:type="dxa" w:w="110"/>
+              <w:bottom w:type="dxa" w:w="70"/>
+              <w:right w:type="dxa" w:w="110"/>
+            </w:tcMar>
+            <w:vAlign w:val="top"/>
+          </w:tcPr>
+          <w:p>
+            <w:r>
+              <w:t xml:space="preserve">26/10/2026</w:t>
+            </w:r>
+          </w:p>
+        </w:tc>
+        <w:tc>
+          <w:tcPr>
+            <w:tcW w:type="dxa" w:w="2000"/>
+            <w:tcBorders>
+              <w:top w:val="single" w:color="BFC9D1" w:sz="4"/>
+              <w:left w:val="single" w:color="BFC9D1" w:sz="4"/>
+              <w:bottom w:val="single" w:color="BFC9D1" w:sz="4"/>
+              <w:right w:val="single" w:color="BFC9D1" w:sz="4"/>
+            </w:tcBorders>
+            <w:tcMar>
+              <w:top w:type="dxa" w:w="70"/>
+              <w:left w:type="dxa" w:w="110"/>
+              <w:bottom w:type="dxa" w:w="70"/>
+              <w:right w:type="dxa" w:w="110"/>
+            </w:tcMar>
+            <w:vAlign w:val="top"/>
+          </w:tcPr>
+          <w:p>
+            <w:r>
               <w:t xml:space="preserve"/>
             </w:r>
           </w:p>
         </w:tc>
         <w:tc>
           <w:tcPr>
-            <w:tcW w:type="dxa" w:w="1400"/>
-            <w:tcBorders>
-              <w:top w:val="single" w:color="BFC9D1" w:sz="4"/>
-              <w:left w:val="single" w:color="BFC9D1" w:sz="4"/>
-              <w:bottom w:val="single" w:color="BFC9D1" w:sz="4"/>
-              <w:right w:val="single" w:color="BFC9D1" w:sz="4"/>
-            </w:tcBorders>
-            <w:tcMar>
-              <w:top w:type="dxa" w:w="70"/>
-              <w:left w:type="dxa" w:w="110"/>
-              <w:bottom w:type="dxa" w:w="70"/>
-              <w:right w:type="dxa" w:w="110"/>
-            </w:tcMar>
-            <w:vAlign w:val="top"/>
-          </w:tcPr>
-          <w:p>
-            <w:r>
-              <w:t xml:space="preserve"/>
-            </w:r>
-          </w:p>
-        </w:tc>
-        <w:tc>
-          <w:tcPr>
-            <w:tcW w:type="dxa" w:w="2000"/>
-            <w:tcBorders>
-              <w:top w:val="single" w:color="BFC9D1" w:sz="4"/>
-              <w:left w:val="single" w:color="BFC9D1" w:sz="4"/>
-              <w:bottom w:val="single" w:color="BFC9D1" w:sz="4"/>
-              <w:right w:val="single" w:color="BFC9D1" w:sz="4"/>
-            </w:tcBorders>
-            <w:tcMar>
-              <w:top w:type="dxa" w:w="70"/>
-              <w:left w:type="dxa" w:w="110"/>
-              <w:bottom w:type="dxa" w:w="70"/>
-              <w:right w:type="dxa" w:w="110"/>
-            </w:tcMar>
-            <w:vAlign w:val="top"/>
-          </w:tcPr>
-          <w:p>
-            <w:r>
-              <w:t xml:space="preserve"/>
-            </w:r>
-          </w:p>
-        </w:tc>
-        <w:tc>
-          <w:tcPr>
             <w:tcW w:type="dxa" w:w="4526"/>
             <w:tcBorders>
               <w:top w:val="single" w:color="BFC9D1" w:sz="4"/>
@@ -40456,14 +39399,14 @@
           </w:tcPr>
           <w:p>
             <w:r>
-              <w:t xml:space="preserve"/>
+              <w:t xml:space="preserve">Dez conversas do grupo pelo rádio, com várias vozes, nas cenas em que tocam. Bunker transcrito inteiro (chegada, depois do Henrique, energia e encontro). Zane no Labirinto com a desconfiança do Henrique. Canhotos do cinema nas fileiras novas. Saem os diálogos antigos da Clarice.</w:t>
             </w:r>
           </w:p>
         </w:tc>
       </w:tr>
       <w:tr>
         <w:trPr>
-          <w:trHeight w:val="560" w:hRule="atLeast"/>
+          <w:trHeight w:val="480" w:hRule="atLeast"/>
         </w:trPr>
         <w:tc>
           <w:tcPr>
@@ -40484,58 +39427,58 @@
           </w:tcPr>
           <w:p>
             <w:r>
+              <w:t xml:space="preserve">0.9</w:t>
+            </w:r>
+          </w:p>
+        </w:tc>
+        <w:tc>
+          <w:tcPr>
+            <w:tcW w:type="dxa" w:w="1400"/>
+            <w:tcBorders>
+              <w:top w:val="single" w:color="BFC9D1" w:sz="4"/>
+              <w:left w:val="single" w:color="BFC9D1" w:sz="4"/>
+              <w:bottom w:val="single" w:color="BFC9D1" w:sz="4"/>
+              <w:right w:val="single" w:color="BFC9D1" w:sz="4"/>
+            </w:tcBorders>
+            <w:tcMar>
+              <w:top w:type="dxa" w:w="70"/>
+              <w:left w:type="dxa" w:w="110"/>
+              <w:bottom w:type="dxa" w:w="70"/>
+              <w:right w:type="dxa" w:w="110"/>
+            </w:tcMar>
+            <w:vAlign w:val="top"/>
+          </w:tcPr>
+          <w:p>
+            <w:r>
+              <w:t xml:space="preserve">26/10/2026</w:t>
+            </w:r>
+          </w:p>
+        </w:tc>
+        <w:tc>
+          <w:tcPr>
+            <w:tcW w:type="dxa" w:w="2000"/>
+            <w:tcBorders>
+              <w:top w:val="single" w:color="BFC9D1" w:sz="4"/>
+              <w:left w:val="single" w:color="BFC9D1" w:sz="4"/>
+              <w:bottom w:val="single" w:color="BFC9D1" w:sz="4"/>
+              <w:right w:val="single" w:color="BFC9D1" w:sz="4"/>
+            </w:tcBorders>
+            <w:tcMar>
+              <w:top w:type="dxa" w:w="70"/>
+              <w:left w:type="dxa" w:w="110"/>
+              <w:bottom w:type="dxa" w:w="70"/>
+              <w:right w:type="dxa" w:w="110"/>
+            </w:tcMar>
+            <w:vAlign w:val="top"/>
+          </w:tcPr>
+          <w:p>
+            <w:r>
               <w:t xml:space="preserve"/>
             </w:r>
           </w:p>
         </w:tc>
         <w:tc>
           <w:tcPr>
-            <w:tcW w:type="dxa" w:w="1400"/>
-            <w:tcBorders>
-              <w:top w:val="single" w:color="BFC9D1" w:sz="4"/>
-              <w:left w:val="single" w:color="BFC9D1" w:sz="4"/>
-              <w:bottom w:val="single" w:color="BFC9D1" w:sz="4"/>
-              <w:right w:val="single" w:color="BFC9D1" w:sz="4"/>
-            </w:tcBorders>
-            <w:tcMar>
-              <w:top w:type="dxa" w:w="70"/>
-              <w:left w:type="dxa" w:w="110"/>
-              <w:bottom w:type="dxa" w:w="70"/>
-              <w:right w:type="dxa" w:w="110"/>
-            </w:tcMar>
-            <w:vAlign w:val="top"/>
-          </w:tcPr>
-          <w:p>
-            <w:r>
-              <w:t xml:space="preserve"/>
-            </w:r>
-          </w:p>
-        </w:tc>
-        <w:tc>
-          <w:tcPr>
-            <w:tcW w:type="dxa" w:w="2000"/>
-            <w:tcBorders>
-              <w:top w:val="single" w:color="BFC9D1" w:sz="4"/>
-              <w:left w:val="single" w:color="BFC9D1" w:sz="4"/>
-              <w:bottom w:val="single" w:color="BFC9D1" w:sz="4"/>
-              <w:right w:val="single" w:color="BFC9D1" w:sz="4"/>
-            </w:tcBorders>
-            <w:tcMar>
-              <w:top w:type="dxa" w:w="70"/>
-              <w:left w:type="dxa" w:w="110"/>
-              <w:bottom w:type="dxa" w:w="70"/>
-              <w:right w:type="dxa" w:w="110"/>
-            </w:tcMar>
-            <w:vAlign w:val="top"/>
-          </w:tcPr>
-          <w:p>
-            <w:r>
-              <w:t xml:space="preserve"/>
-            </w:r>
-          </w:p>
-        </w:tc>
-        <w:tc>
-          <w:tcPr>
             <w:tcW w:type="dxa" w:w="4526"/>
             <w:tcBorders>
               <w:top w:val="single" w:color="BFC9D1" w:sz="4"/>
@@ -40553,7 +39496,7 @@
           </w:tcPr>
           <w:p>
             <w:r>
-              <w:t xml:space="preserve"/>
+              <w:t xml:space="preserve">As falas saem do roteiro e vão para docs/historia/dialogos/Dialogos.docx (com os rascunhos e as revisões das falas). Aqui fica a descrição do que acontece, com uma linha FALAS por conversa.</w:t>
             </w:r>
           </w:p>
         </w:tc>
@@ -40622,7 +39565,7 @@
         <w:sz w:val="17"/>
         <w:szCs w:val="17"/>
       </w:rPr>
-      <w:t xml:space="preserve">Versão 0.7 — Rascunho</w:t>
+      <w:t xml:space="preserve">Versão 0.9 — Rascunho</w:t>
     </w:r>
     <w:r>
       <w:rPr>

--- a/docs/historia/roteiro/Roteiro.docx
+++ b/docs/historia/roteiro/Roteiro.docx
@@ -126,7 +126,7 @@
           </w:tcPr>
           <w:p>
             <w:r>
-              <w:t xml:space="preserve">0.9 — Rascunho</w:t>
+              <w:t xml:space="preserve">0.10 — Rascunho</w:t>
             </w:r>
           </w:p>
         </w:tc>
@@ -20909,7 +20909,7 @@
         <w:t xml:space="preserve">FALAS  </w:t>
       </w:r>
       <w:r>
-        <w:t xml:space="preserve">zane_labirinto_primeiro_encontro: Apresenta o problema: a mesma trava lacra a saída e o bunker, e lê três nós de controle. O Zane desconfia do Henrique. O texto está no Dialogos.docx.</w:t>
+        <w:t xml:space="preserve">zane_labirinto_primeiro_encontro: Apresenta o problema: a mesma trava lacra a saída e o bunker, e lê três nós de controle. O Zane desconfia do Henrique. No fim, avisa de duas salas fora do mapa: a parede quente do corredor de cima e a porta âmbar. O texto está no Dialogos.docx.</w:t>
       </w:r>
     </w:p>
     <w:p>
@@ -20961,6 +20961,18 @@
           <w:iCs/>
         </w:rPr>
         <w:t xml:space="preserve">O Zane desconfia do Henrique. Diz que ele está trancado no bunker "consertando tudo" e nunca mostrou nada, e que tudo o que o grupo sabe passa por ele.</w:t>
+      </w:r>
+    </w:p>
+    <w:p>
+      <w:pPr>
+        <w:pStyle w:val="Jogabilidade"/>
+      </w:pPr>
+      <w:r>
+        <w:rPr>
+          <w:i/>
+          <w:iCs/>
+        </w:rPr>
+        <w:t xml:space="preserve">O Zane falou de duas coisas fora do mapa: uma parede no corredor de cima que esquenta como se tivesse gente atrás (apontar a lanterna para ela) e uma porta âmbar entre os nós, uma sala de teste opcional, com cronômetro.</w:t>
       </w:r>
     </w:p>
     <w:p>
@@ -21354,7 +21366,7 @@
         <w:t xml:space="preserve">FALAS  </w:t>
       </w:r>
       <w:r>
-        <w:t xml:space="preserve">zane_labirinto_de_novo: Dicas: como invadir um nó, como são os robôs e por que desconfiar do Henrique. O texto está no Dialogos.docx.</w:t>
+        <w:t xml:space="preserve">zane_labirinto_de_novo: Dicas: como invadir um nó, como são os robôs, por que desconfiar do Henrique e as duas salas fora do mapa. O texto está no Dialogos.docx.</w:t>
       </w:r>
     </w:p>
     <w:p>
@@ -22410,7 +22422,7 @@
           </w:tcPr>
           <w:p>
             <w:r>
-              <w:t xml:space="preserve">Apresenta o problema: a mesma trava lacra a saída e o bunker, e lê três nós de controle. O Zane desconfia do Henrique.</w:t>
+              <w:t xml:space="preserve">Apresenta o problema: a mesma trava lacra a saída e o bunker, e lê três nós de controle. O Zane desconfia do Henrique. No fim, avisa de duas salas fora do mapa: a parede quente do corredor de cima e a porta âmbar.</w:t>
             </w:r>
           </w:p>
         </w:tc>
@@ -22785,7 +22797,7 @@
           </w:tcPr>
           <w:p>
             <w:r>
-              <w:t xml:space="preserve">Dicas: como invadir um nó, como são os robôs e por que desconfiar do Henrique.</w:t>
+              <w:t xml:space="preserve">Dicas: como invadir um nó, como são os robôs, por que desconfiar do Henrique e as duas salas fora do mapa.</w:t>
             </w:r>
           </w:p>
         </w:tc>
@@ -39501,6 +39513,103 @@
           </w:p>
         </w:tc>
       </w:tr>
+      <w:tr>
+        <w:trPr>
+          <w:trHeight w:val="480" w:hRule="atLeast"/>
+        </w:trPr>
+        <w:tc>
+          <w:tcPr>
+            <w:tcW w:type="dxa" w:w="1100"/>
+            <w:tcBorders>
+              <w:top w:val="single" w:color="BFC9D1" w:sz="4"/>
+              <w:left w:val="single" w:color="BFC9D1" w:sz="4"/>
+              <w:bottom w:val="single" w:color="BFC9D1" w:sz="4"/>
+              <w:right w:val="single" w:color="BFC9D1" w:sz="4"/>
+            </w:tcBorders>
+            <w:tcMar>
+              <w:top w:type="dxa" w:w="70"/>
+              <w:left w:type="dxa" w:w="110"/>
+              <w:bottom w:type="dxa" w:w="70"/>
+              <w:right w:type="dxa" w:w="110"/>
+            </w:tcMar>
+            <w:vAlign w:val="top"/>
+          </w:tcPr>
+          <w:p>
+            <w:r>
+              <w:t xml:space="preserve">0.10</w:t>
+            </w:r>
+          </w:p>
+        </w:tc>
+        <w:tc>
+          <w:tcPr>
+            <w:tcW w:type="dxa" w:w="1400"/>
+            <w:tcBorders>
+              <w:top w:val="single" w:color="BFC9D1" w:sz="4"/>
+              <w:left w:val="single" w:color="BFC9D1" w:sz="4"/>
+              <w:bottom w:val="single" w:color="BFC9D1" w:sz="4"/>
+              <w:right w:val="single" w:color="BFC9D1" w:sz="4"/>
+            </w:tcBorders>
+            <w:tcMar>
+              <w:top w:type="dxa" w:w="70"/>
+              <w:left w:type="dxa" w:w="110"/>
+              <w:bottom w:type="dxa" w:w="70"/>
+              <w:right w:type="dxa" w:w="110"/>
+            </w:tcMar>
+            <w:vAlign w:val="top"/>
+          </w:tcPr>
+          <w:p>
+            <w:r>
+              <w:t xml:space="preserve">28/10/2026</w:t>
+            </w:r>
+          </w:p>
+        </w:tc>
+        <w:tc>
+          <w:tcPr>
+            <w:tcW w:type="dxa" w:w="2000"/>
+            <w:tcBorders>
+              <w:top w:val="single" w:color="BFC9D1" w:sz="4"/>
+              <w:left w:val="single" w:color="BFC9D1" w:sz="4"/>
+              <w:bottom w:val="single" w:color="BFC9D1" w:sz="4"/>
+              <w:right w:val="single" w:color="BFC9D1" w:sz="4"/>
+            </w:tcBorders>
+            <w:tcMar>
+              <w:top w:type="dxa" w:w="70"/>
+              <w:left w:type="dxa" w:w="110"/>
+              <w:bottom w:type="dxa" w:w="70"/>
+              <w:right w:type="dxa" w:w="110"/>
+            </w:tcMar>
+            <w:vAlign w:val="top"/>
+          </w:tcPr>
+          <w:p>
+            <w:r>
+              <w:t xml:space="preserve"/>
+            </w:r>
+          </w:p>
+        </w:tc>
+        <w:tc>
+          <w:tcPr>
+            <w:tcW w:type="dxa" w:w="4526"/>
+            <w:tcBorders>
+              <w:top w:val="single" w:color="BFC9D1" w:sz="4"/>
+              <w:left w:val="single" w:color="BFC9D1" w:sz="4"/>
+              <w:bottom w:val="single" w:color="BFC9D1" w:sz="4"/>
+              <w:right w:val="single" w:color="BFC9D1" w:sz="4"/>
+            </w:tcBorders>
+            <w:tcMar>
+              <w:top w:type="dxa" w:w="70"/>
+              <w:left w:type="dxa" w:w="110"/>
+              <w:bottom w:type="dxa" w:w="70"/>
+              <w:right w:type="dxa" w:w="110"/>
+            </w:tcMar>
+            <w:vAlign w:val="top"/>
+          </w:tcPr>
+          <w:p>
+            <w:r>
+              <w:t xml:space="preserve">Cena 3.1: o Zane avisa de duas salas fora do mapa (o esconderijo do Baltazar e o Corredor do Tempo), e o caderno anota.</w:t>
+            </w:r>
+          </w:p>
+        </w:tc>
+      </w:tr>
     </w:tbl>
     <w:sectPr>
       <w:headerReference w:type="default" r:id="rId6"/>
@@ -39565,7 +39674,7 @@
         <w:sz w:val="17"/>
         <w:szCs w:val="17"/>
       </w:rPr>
-      <w:t xml:space="preserve">Versão 0.9 — Rascunho</w:t>
+      <w:t xml:space="preserve">Versão 0.10 — Rascunho</w:t>
     </w:r>
     <w:r>
       <w:rPr>

--- a/docs/historia/roteiro/Roteiro.docx
+++ b/docs/historia/roteiro/Roteiro.docx
@@ -126,7 +126,7 @@
           </w:tcPr>
           <w:p>
             <w:r>
-              <w:t xml:space="preserve">0.10 — Rascunho</w:t>
+              <w:t xml:space="preserve">0.11 — Rascunho</w:t>
             </w:r>
           </w:p>
         </w:tc>
@@ -3319,7 +3319,7 @@
           </w:tcPr>
           <w:p>
             <w:r>
-              <w:t xml:space="preserve">Ato 1 (só o diário e o acampamento). No Ato 3 o grupo descobre pelo rádio que existe alguém de 1750</w:t>
+              <w:t xml:space="preserve">Ato 1 (o diário e o acampamento). Ato 3: o grupo descobre pelo rádio que existe alguém de 1750, e o Gabriel pode encontrá-lo no esconderijo do Labirinto (opcional)</w:t>
             </w:r>
           </w:p>
         </w:tc>
@@ -19892,7 +19892,7 @@
           </w:tcPr>
           <w:p>
             <w:r>
-              <w:t xml:space="preserve">Subsolo escuro do centro de pesquisa da Âncora: seis robôs, a oficina do Zane e três salões com nós de controle.</w:t>
+              <w:t xml:space="preserve">Subsolo escuro do centro de pesquisa da Âncora: seis robôs, a oficina do Zane e três salões com nós de controle. Opcionais: o esconderijo do Baltazar e o Corredor do Tempo.</w:t>
             </w:r>
           </w:p>
         </w:tc>
@@ -19949,7 +19949,7 @@
           </w:tcPr>
           <w:p>
             <w:r>
-              <w:t xml:space="preserve">Gabriel e Zane (em pessoa). Clarice e Diana pelo rádio. Robôs: Sentinela e Rastreador.</w:t>
+              <w:t xml:space="preserve">Gabriel e Zane (em pessoa). Baltazar em pessoa, no esconderijo (opcional). Clarice e Diana pelo rádio. Robôs: Sentinela e Rastreador.</w:t>
             </w:r>
           </w:p>
         </w:tc>
@@ -20615,6 +20615,174 @@
           </w:tcPr>
           <w:p>
             <w:r>
+              <w:t xml:space="preserve">O esconderijo do Baltazar (opcional)</w:t>
+            </w:r>
+          </w:p>
+        </w:tc>
+        <w:tc>
+          <w:tcPr>
+            <w:tcW w:type="dxa" w:w="4000"/>
+            <w:tcBorders>
+              <w:top w:val="single" w:color="BFC9D1" w:sz="4"/>
+              <w:left w:val="single" w:color="BFC9D1" w:sz="4"/>
+              <w:bottom w:val="single" w:color="BFC9D1" w:sz="4"/>
+              <w:right w:val="single" w:color="BFC9D1" w:sz="4"/>
+            </w:tcBorders>
+            <w:tcMar>
+              <w:top w:type="dxa" w:w="70"/>
+              <w:left w:type="dxa" w:w="110"/>
+              <w:bottom w:type="dxa" w:w="70"/>
+              <w:right w:type="dxa" w:w="110"/>
+            </w:tcMar>
+            <w:vAlign w:val="top"/>
+          </w:tcPr>
+          <w:p>
+            <w:r>
+              <w:t xml:space="preserve">LABIRINTO – ESCONDERIJO DO BALTAZAR – 3026</w:t>
+            </w:r>
+          </w:p>
+        </w:tc>
+      </w:tr>
+      <w:tr>
+        <w:trPr>
+          <w:trHeight w:val="480" w:hRule="atLeast"/>
+        </w:trPr>
+        <w:tc>
+          <w:tcPr>
+            <w:tcW w:type="dxa" w:w="900"/>
+            <w:tcBorders>
+              <w:top w:val="single" w:color="BFC9D1" w:sz="4"/>
+              <w:left w:val="single" w:color="BFC9D1" w:sz="4"/>
+              <w:bottom w:val="single" w:color="BFC9D1" w:sz="4"/>
+              <w:right w:val="single" w:color="BFC9D1" w:sz="4"/>
+            </w:tcBorders>
+            <w:tcMar>
+              <w:top w:type="dxa" w:w="70"/>
+              <w:left w:type="dxa" w:w="110"/>
+              <w:bottom w:type="dxa" w:w="70"/>
+              <w:right w:type="dxa" w:w="110"/>
+            </w:tcMar>
+            <w:vAlign w:val="top"/>
+          </w:tcPr>
+          <w:p>
+            <w:pPr>
+              <w:rPr>
+                <w:b/>
+                <w:bCs/>
+              </w:rPr>
+            </w:pPr>
+            <w:r>
+              <w:rPr>
+                <w:b/>
+                <w:bCs/>
+              </w:rPr>
+              <w:t xml:space="preserve">3.4</w:t>
+            </w:r>
+          </w:p>
+        </w:tc>
+        <w:tc>
+          <w:tcPr>
+            <w:tcW w:type="dxa" w:w="4126"/>
+            <w:tcBorders>
+              <w:top w:val="single" w:color="BFC9D1" w:sz="4"/>
+              <w:left w:val="single" w:color="BFC9D1" w:sz="4"/>
+              <w:bottom w:val="single" w:color="BFC9D1" w:sz="4"/>
+              <w:right w:val="single" w:color="BFC9D1" w:sz="4"/>
+            </w:tcBorders>
+            <w:tcMar>
+              <w:top w:type="dxa" w:w="70"/>
+              <w:left w:type="dxa" w:w="110"/>
+              <w:bottom w:type="dxa" w:w="70"/>
+              <w:right w:type="dxa" w:w="110"/>
+            </w:tcMar>
+            <w:vAlign w:val="top"/>
+          </w:tcPr>
+          <w:p>
+            <w:r>
+              <w:t xml:space="preserve">O Corredor do Tempo (opcional)</w:t>
+            </w:r>
+          </w:p>
+        </w:tc>
+        <w:tc>
+          <w:tcPr>
+            <w:tcW w:type="dxa" w:w="4000"/>
+            <w:tcBorders>
+              <w:top w:val="single" w:color="BFC9D1" w:sz="4"/>
+              <w:left w:val="single" w:color="BFC9D1" w:sz="4"/>
+              <w:bottom w:val="single" w:color="BFC9D1" w:sz="4"/>
+              <w:right w:val="single" w:color="BFC9D1" w:sz="4"/>
+            </w:tcBorders>
+            <w:tcMar>
+              <w:top w:type="dxa" w:w="70"/>
+              <w:left w:type="dxa" w:w="110"/>
+              <w:bottom w:type="dxa" w:w="70"/>
+              <w:right w:type="dxa" w:w="110"/>
+            </w:tcMar>
+            <w:vAlign w:val="top"/>
+          </w:tcPr>
+          <w:p>
+            <w:r>
+              <w:t xml:space="preserve">LABIRINTO – CORREDOR DO TEMPO – 3026</w:t>
+            </w:r>
+          </w:p>
+        </w:tc>
+      </w:tr>
+      <w:tr>
+        <w:trPr>
+          <w:trHeight w:val="480" w:hRule="atLeast"/>
+        </w:trPr>
+        <w:tc>
+          <w:tcPr>
+            <w:tcW w:type="dxa" w:w="900"/>
+            <w:tcBorders>
+              <w:top w:val="single" w:color="BFC9D1" w:sz="4"/>
+              <w:left w:val="single" w:color="BFC9D1" w:sz="4"/>
+              <w:bottom w:val="single" w:color="BFC9D1" w:sz="4"/>
+              <w:right w:val="single" w:color="BFC9D1" w:sz="4"/>
+            </w:tcBorders>
+            <w:tcMar>
+              <w:top w:type="dxa" w:w="70"/>
+              <w:left w:type="dxa" w:w="110"/>
+              <w:bottom w:type="dxa" w:w="70"/>
+              <w:right w:type="dxa" w:w="110"/>
+            </w:tcMar>
+            <w:vAlign w:val="top"/>
+          </w:tcPr>
+          <w:p>
+            <w:pPr>
+              <w:rPr>
+                <w:b/>
+                <w:bCs/>
+              </w:rPr>
+            </w:pPr>
+            <w:r>
+              <w:rPr>
+                <w:b/>
+                <w:bCs/>
+              </w:rPr>
+              <w:t xml:space="preserve">3.5</w:t>
+            </w:r>
+          </w:p>
+        </w:tc>
+        <w:tc>
+          <w:tcPr>
+            <w:tcW w:type="dxa" w:w="4126"/>
+            <w:tcBorders>
+              <w:top w:val="single" w:color="BFC9D1" w:sz="4"/>
+              <w:left w:val="single" w:color="BFC9D1" w:sz="4"/>
+              <w:bottom w:val="single" w:color="BFC9D1" w:sz="4"/>
+              <w:right w:val="single" w:color="BFC9D1" w:sz="4"/>
+            </w:tcBorders>
+            <w:tcMar>
+              <w:top w:type="dxa" w:w="70"/>
+              <w:left w:type="dxa" w:w="110"/>
+              <w:bottom w:type="dxa" w:w="70"/>
+              <w:right w:type="dxa" w:w="110"/>
+            </w:tcMar>
+            <w:vAlign w:val="top"/>
+          </w:tcPr>
+          <w:p>
+            <w:r>
               <w:t xml:space="preserve">O alçapão</w:t>
             </w:r>
           </w:p>
@@ -21509,7 +21677,7 @@
         <w:pStyle w:val="Heading3"/>
       </w:pPr>
       <w:r>
-        <w:t xml:space="preserve">Cena 3.3 — O alçapão</w:t>
+        <w:t xml:space="preserve">Cena 3.3 — O esconderijo do Baltazar</w:t>
       </w:r>
     </w:p>
     <w:tbl>
@@ -21653,7 +21821,7 @@
               <w:keepNext/>
             </w:pPr>
             <w:r>
-              <w:t xml:space="preserve">Diálogo</w:t>
+              <w:t xml:space="preserve">Jogável e diálogo (opcional)</w:t>
             </w:r>
           </w:p>
         </w:tc>
@@ -21679,7 +21847,7 @@
               <w:keepNext/>
             </w:pPr>
             <w:r>
-              <w:t xml:space="preserve">Falar com o Zane depois que a rede do subsolo é invadida</w:t>
+              <w:t xml:space="preserve">Ver com a lanterna o painel solto na parede do corredor de cima e afastá-lo</w:t>
             </w:r>
           </w:p>
         </w:tc>
@@ -21713,16 +21881,10 @@
     </w:tbl>
     <w:p>
       <w:pPr>
-        <w:keepNext/>
-        <w:spacing w:after="100"/>
-      </w:pPr>
-    </w:p>
-    <w:p>
-      <w:pPr>
         <w:pStyle w:val="Cena"/>
       </w:pPr>
       <w:r>
-        <w:t xml:space="preserve">INT. LABIRINTO – OFICINA DO ZANE – 3026</w:t>
+        <w:t xml:space="preserve">INT. LABIRINTO – ESCONDERIJO DO BALTAZAR – 3026</w:t>
       </w:r>
     </w:p>
     <w:p>
@@ -21730,7 +21892,31 @@
         <w:pStyle w:val="Acao"/>
       </w:pPr>
       <w:r>
-        <w:t xml:space="preserve">Debaixo de uma lona, junto à bancada, fica o alçapão de manutenção que o sistema mantinha lacrado. O Zane o abre.</w:t>
+        <w:t xml:space="preserve">No corredor de cima, um trecho de parede parece concreto maciço. Com a lanterna apontada, aparecem as emendas de um painel solto, riscado com o Cruzeiro do Sul e uma cruz.</w:t>
+      </w:r>
+    </w:p>
+    <w:p>
+      <w:pPr>
+        <w:pStyle w:val="Acao"/>
+      </w:pPr>
+      <w:r>
+        <w:t xml:space="preserve">Atrás do painel, uma sala que os robôs nunca acharam: velas acesas, um altar, um ninho de panos, livros trazidos da Biblioteca, um robô desmontado peça por peça e uma chapa com estrelas. O Baltazar está lá, com medo.</w:t>
+      </w:r>
+    </w:p>
+    <w:p>
+      <w:pPr>
+        <w:pStyle w:val="Jogabilidade"/>
+      </w:pPr>
+      <w:r>
+        <w:rPr>
+          <w:b/>
+          <w:bCs/>
+          <w:color w:val="2A7F8E"/>
+        </w:rPr>
+        <w:t xml:space="preserve">JOGABILIDADE  </w:t>
+      </w:r>
+      <w:r>
+        <w:t xml:space="preserve">Apontar a lanterna para a parede (o painel só aparece dentro do cone de luz, calculado por produto escalar), apertar E para afastar o painel e entrar. Nenhum robô acha caminho até a sala. A conversa começa sozinha quando o Gabriel chega perto. Opcional: não faz parte do caminho dos três nós.</w:t>
       </w:r>
     </w:p>
     <w:p>
@@ -21746,7 +21932,7 @@
         <w:t xml:space="preserve">FALAS  </w:t>
       </w:r>
       <w:r>
-        <w:t xml:space="preserve">zane_labirinto_alcapao: Revela a saída: um duto até a passarela do Centro de Convivência. A trava do bunker soltou junto: "fica de olho no Henrique". O texto está no Dialogos.docx.</w:t>
+        <w:t xml:space="preserve">baltazar_labirinto_primeiro_encontro: O Baltazar se assusta, acha que é o fim do mundo, conta que seguiu a luz até ali e não quer sair. O Gabriel diz só o primeiro nome: o parentesco fica para depois. O texto está no Dialogos.docx.</w:t>
       </w:r>
     </w:p>
     <w:p>
@@ -21766,14 +21952,14 @@
           <w:b/>
           <w:bCs/>
         </w:rPr>
-        <w:t xml:space="preserve">O alçapão da oficina.</w:t>
+        <w:t xml:space="preserve">Baltazar, no esconderijo do Labirinto.</w:t>
       </w:r>
       <w:r>
         <w:rPr>
           <w:i/>
           <w:iCs/>
         </w:rPr>
-        <w:t xml:space="preserve"> Invadi os três nós e voltei ao Zane. A saída do subsolo não é uma porta: é um alçapão de manutenção escondido debaixo de uma lona, na oficina dele, que o sistema mantinha lacrado.</w:t>
+        <w:t xml:space="preserve"> Atrás de um painel solto no Labirinto, riscado com estrelas e uma cruz, mora um rapaz de 1750: o Baltazar. É ele o dono do acampamento e do diário da Biblioteca.</w:t>
       </w:r>
     </w:p>
     <w:p>
@@ -21785,7 +21971,19 @@
           <w:i/>
           <w:iCs/>
         </w:rPr>
-        <w:t xml:space="preserve">O Zane o abriu. O duto sai na passarela do Centro de Convivência, por onde dá para chegar ao elevador de carga do bunker. A trava do bunker soltou junto. O Zane continua no rádio comigo e pediu que eu fique de olho no Henrique.</w:t>
+        <w:t xml:space="preserve">Seguiu a luz até aqui embaixo e se escondeu. Acha que tudo isso é o Juízo Final. Ouve as "caixas que falam" pelos corredores e não responde: não está na frequência do grupo.</w:t>
+      </w:r>
+    </w:p>
+    <w:p>
+      <w:pPr>
+        <w:pStyle w:val="Jogabilidade"/>
+      </w:pPr>
+      <w:r>
+        <w:rPr>
+          <w:i/>
+          <w:iCs/>
+        </w:rPr>
+        <w:t xml:space="preserve">Não quer sair. Os robôs nunca acharam a porta dele. Para voltar, é só apontar a lanterna para o Cruzeiro riscado na parede.</w:t>
       </w:r>
     </w:p>
     <w:p>
@@ -21793,7 +21991,7 @@
         <w:pStyle w:val="Condicao"/>
       </w:pPr>
       <w:r>
-        <w:t xml:space="preserve">SE GABRIEL VOLTAR A FALAR COM ELE DEPOIS</w:t>
+        <w:t xml:space="preserve">SE GABRIEL VOLTAR A FALAR COM ELE</w:t>
       </w:r>
     </w:p>
     <w:p>
@@ -21809,7 +22007,7 @@
         <w:t xml:space="preserve">FALAS  </w:t>
       </w:r>
       <w:r>
-        <w:t xml:space="preserve">zane_labirinto_alcapao_de_novo: Pressa: o alçapão está aberto. O texto está no Dialogos.docx.</w:t>
+        <w:t xml:space="preserve">baltazar_labirinto_de_novo: Repete a dica do diário: os robôs de um olho só não veem quem passa pelas costas, e luz forte no olho os cega. O texto está no Dialogos.docx.</w:t>
       </w:r>
     </w:p>
     <w:p>
@@ -21825,6 +22023,627 @@
         <w:t xml:space="preserve">JOGABILIDADE  </w:t>
       </w:r>
       <w:r>
+        <w:t xml:space="preserve">Depois do primeiro encontro, aparece no chão, ao lado do ninho, o pingente do chapéu (peça 3 da coleção do Labirinto).</w:t>
+      </w:r>
+    </w:p>
+    <w:p>
+      <w:pPr>
+        <w:pStyle w:val="NotaTime"/>
+        <w:spacing w:after="60"/>
+      </w:pPr>
+      <w:r>
+        <w:t xml:space="preserve">Nota: O encontro é opcional, e o Zane avisa da parede quente na cena 3.1. Se o encontro deve ser obrigatório, e como o Baltazar sai do esconderijo, está pendente (História Completa, 10.4). O parentesco fica para depois, com o anel (10.5).</w:t>
+      </w:r>
+    </w:p>
+    <w:p>
+      <w:pPr>
+        <w:pStyle w:val="Heading3"/>
+      </w:pPr>
+      <w:r>
+        <w:t xml:space="preserve">Cena 3.4 — O Corredor do Tempo</w:t>
+      </w:r>
+    </w:p>
+    <w:tbl>
+      <w:tblPr>
+        <w:tblW w:type="dxa" w:w="9026"/>
+        <w:tblBorders>
+          <w:top w:val="single" w:color="auto" w:sz="4"/>
+          <w:left w:val="single" w:color="auto" w:sz="4"/>
+          <w:bottom w:val="single" w:color="auto" w:sz="4"/>
+          <w:right w:val="single" w:color="auto" w:sz="4"/>
+          <w:insideH w:val="single" w:color="auto" w:sz="4"/>
+          <w:insideV w:val="single" w:color="auto" w:sz="4"/>
+        </w:tblBorders>
+      </w:tblPr>
+      <w:tblGrid>
+        <w:gridCol w:w="2400"/>
+        <w:gridCol w:w="4626"/>
+        <w:gridCol w:w="2000"/>
+      </w:tblGrid>
+      <w:tr>
+        <w:tc>
+          <w:tcPr>
+            <w:tcW w:type="dxa" w:w="2400"/>
+            <w:tcBorders>
+              <w:top w:val="single" w:color="BFC9D1" w:sz="4"/>
+              <w:left w:val="single" w:color="BFC9D1" w:sz="4"/>
+              <w:bottom w:val="single" w:color="BFC9D1" w:sz="4"/>
+              <w:right w:val="single" w:color="BFC9D1" w:sz="4"/>
+            </w:tcBorders>
+            <w:shd w:fill="E8EEF2" w:color="auto" w:val="clear"/>
+            <w:tcMar>
+              <w:top w:type="dxa" w:w="70"/>
+              <w:left w:type="dxa" w:w="110"/>
+              <w:bottom w:type="dxa" w:w="70"/>
+              <w:right w:type="dxa" w:w="110"/>
+            </w:tcMar>
+            <w:vAlign w:val="top"/>
+          </w:tcPr>
+          <w:p>
+            <w:pPr>
+              <w:keepNext/>
+            </w:pPr>
+            <w:r>
+              <w:rPr>
+                <w:b/>
+                <w:bCs/>
+                <w:color w:val="1F2A3C"/>
+              </w:rPr>
+              <w:t xml:space="preserve">Tipo</w:t>
+            </w:r>
+          </w:p>
+        </w:tc>
+        <w:tc>
+          <w:tcPr>
+            <w:tcW w:type="dxa" w:w="4626"/>
+            <w:tcBorders>
+              <w:top w:val="single" w:color="BFC9D1" w:sz="4"/>
+              <w:left w:val="single" w:color="BFC9D1" w:sz="4"/>
+              <w:bottom w:val="single" w:color="BFC9D1" w:sz="4"/>
+              <w:right w:val="single" w:color="BFC9D1" w:sz="4"/>
+            </w:tcBorders>
+            <w:shd w:fill="E8EEF2" w:color="auto" w:val="clear"/>
+            <w:tcMar>
+              <w:top w:type="dxa" w:w="70"/>
+              <w:left w:type="dxa" w:w="110"/>
+              <w:bottom w:type="dxa" w:w="70"/>
+              <w:right w:type="dxa" w:w="110"/>
+            </w:tcMar>
+            <w:vAlign w:val="top"/>
+          </w:tcPr>
+          <w:p>
+            <w:pPr>
+              <w:keepNext/>
+            </w:pPr>
+            <w:r>
+              <w:rPr>
+                <w:b/>
+                <w:bCs/>
+                <w:color w:val="1F2A3C"/>
+              </w:rPr>
+              <w:t xml:space="preserve">Gatilho</w:t>
+            </w:r>
+          </w:p>
+        </w:tc>
+        <w:tc>
+          <w:tcPr>
+            <w:tcW w:type="dxa" w:w="2000"/>
+            <w:tcBorders>
+              <w:top w:val="single" w:color="BFC9D1" w:sz="4"/>
+              <w:left w:val="single" w:color="BFC9D1" w:sz="4"/>
+              <w:bottom w:val="single" w:color="BFC9D1" w:sz="4"/>
+              <w:right w:val="single" w:color="BFC9D1" w:sz="4"/>
+            </w:tcBorders>
+            <w:shd w:fill="E8EEF2" w:color="auto" w:val="clear"/>
+            <w:tcMar>
+              <w:top w:type="dxa" w:w="70"/>
+              <w:left w:type="dxa" w:w="110"/>
+              <w:bottom w:type="dxa" w:w="70"/>
+              <w:right w:type="dxa" w:w="110"/>
+            </w:tcMar>
+            <w:vAlign w:val="top"/>
+          </w:tcPr>
+          <w:p>
+            <w:pPr>
+              <w:keepNext/>
+            </w:pPr>
+            <w:r>
+              <w:rPr>
+                <w:b/>
+                <w:bCs/>
+                <w:color w:val="1F2A3C"/>
+              </w:rPr>
+              <w:t xml:space="preserve">Status</w:t>
+            </w:r>
+          </w:p>
+        </w:tc>
+      </w:tr>
+      <w:tr>
+        <w:trPr>
+          <w:trHeight w:val="420" w:hRule="atLeast"/>
+        </w:trPr>
+        <w:tc>
+          <w:tcPr>
+            <w:tcW w:type="dxa" w:w="2400"/>
+            <w:tcBorders>
+              <w:top w:val="single" w:color="BFC9D1" w:sz="4"/>
+              <w:left w:val="single" w:color="BFC9D1" w:sz="4"/>
+              <w:bottom w:val="single" w:color="BFC9D1" w:sz="4"/>
+              <w:right w:val="single" w:color="BFC9D1" w:sz="4"/>
+            </w:tcBorders>
+            <w:tcMar>
+              <w:top w:type="dxa" w:w="70"/>
+              <w:left w:type="dxa" w:w="110"/>
+              <w:bottom w:type="dxa" w:w="70"/>
+              <w:right w:type="dxa" w:w="110"/>
+            </w:tcMar>
+            <w:vAlign w:val="top"/>
+          </w:tcPr>
+          <w:p>
+            <w:pPr>
+              <w:keepNext/>
+            </w:pPr>
+            <w:r>
+              <w:t xml:space="preserve">Jogável (opcional, contra o relógio)</w:t>
+            </w:r>
+          </w:p>
+        </w:tc>
+        <w:tc>
+          <w:tcPr>
+            <w:tcW w:type="dxa" w:w="4626"/>
+            <w:tcBorders>
+              <w:top w:val="single" w:color="BFC9D1" w:sz="4"/>
+              <w:left w:val="single" w:color="BFC9D1" w:sz="4"/>
+              <w:bottom w:val="single" w:color="BFC9D1" w:sz="4"/>
+              <w:right w:val="single" w:color="BFC9D1" w:sz="4"/>
+            </w:tcBorders>
+            <w:tcMar>
+              <w:top w:type="dxa" w:w="70"/>
+              <w:left w:type="dxa" w:w="110"/>
+              <w:bottom w:type="dxa" w:w="70"/>
+              <w:right w:type="dxa" w:w="110"/>
+            </w:tcMar>
+            <w:vAlign w:val="top"/>
+          </w:tcPr>
+          <w:p>
+            <w:pPr>
+              <w:keepNext/>
+            </w:pPr>
+            <w:r>
+              <w:t xml:space="preserve">Entrar pela porta com luz âmbar, entre os nós 1 e 2</w:t>
+            </w:r>
+          </w:p>
+        </w:tc>
+        <w:tc>
+          <w:tcPr>
+            <w:tcW w:type="dxa" w:w="2000"/>
+            <w:tcBorders>
+              <w:top w:val="single" w:color="BFC9D1" w:sz="4"/>
+              <w:left w:val="single" w:color="BFC9D1" w:sz="4"/>
+              <w:bottom w:val="single" w:color="BFC9D1" w:sz="4"/>
+              <w:right w:val="single" w:color="BFC9D1" w:sz="4"/>
+            </w:tcBorders>
+            <w:tcMar>
+              <w:top w:type="dxa" w:w="70"/>
+              <w:left w:type="dxa" w:w="110"/>
+              <w:bottom w:type="dxa" w:w="70"/>
+              <w:right w:type="dxa" w:w="110"/>
+            </w:tcMar>
+            <w:vAlign w:val="top"/>
+          </w:tcPr>
+          <w:p>
+            <w:pPr>
+              <w:keepNext/>
+            </w:pPr>
+            <w:r>
+              <w:t xml:space="preserve">No jogo</w:t>
+            </w:r>
+          </w:p>
+        </w:tc>
+      </w:tr>
+    </w:tbl>
+    <w:p>
+      <w:pPr>
+        <w:pStyle w:val="Cena"/>
+      </w:pPr>
+      <w:r>
+        <w:t xml:space="preserve">INT. LABIRINTO – CORREDOR DO TEMPO – 3026</w:t>
+      </w:r>
+    </w:p>
+    <w:p>
+      <w:pPr>
+        <w:pStyle w:val="Acao"/>
+      </w:pPr>
+      <w:r>
+        <w:t xml:space="preserve">Um corredor com quatro portas e placas: JOGOS, FILMES, MICROS e TELEFONE. É onde quem construiu a Âncora testava a calibração com coisas dos anos 80. Quando o Gabriel entra, a porta tranca atrás dele e um relógio começa a contar: 2:00.</w:t>
+      </w:r>
+    </w:p>
+    <w:p>
+      <w:pPr>
+        <w:pStyle w:val="Jogabilidade"/>
+      </w:pPr>
+      <w:r>
+        <w:rPr>
+          <w:b/>
+          <w:bCs/>
+          <w:color w:val="2A7F8E"/>
+        </w:rPr>
+        <w:t xml:space="preserve">JOGABILIDADE  </w:t>
+      </w:r>
+      <w:r>
+        <w:t xml:space="preserve">Alinhar os quatro mecanismos antes de o relógio zerar, em qualquer ordem: o Genius (repetir as cores), os quadros de De Volta para o Futuro (o ano de cada filme), o micro (digitar LOAD ANCORA, LIST e RUN) e o telefone de disco (discar 1876). Errar tira 5 s; quanto menos tempo, mais a ansiedade sobe. Se o relógio zera, é game over.</w:t>
+      </w:r>
+    </w:p>
+    <w:p>
+      <w:pPr>
+        <w:pStyle w:val="Jogabilidade"/>
+      </w:pPr>
+      <w:r>
+        <w:rPr>
+          <w:b/>
+          <w:bCs/>
+          <w:color w:val="2A7F8E"/>
+        </w:rPr>
+        <w:t xml:space="preserve">DOCUMENTO  </w:t>
+      </w:r>
+      <w:r>
+        <w:t xml:space="preserve">Etiquetas de três fitas VHS (sala dos filmes) e Selo emoldurado (sala do telefone): as pistas dos anos.</w:t>
+      </w:r>
+    </w:p>
+    <w:p>
+      <w:pPr>
+        <w:pStyle w:val="Acao"/>
+      </w:pPr>
+      <w:r>
+        <w:t xml:space="preserve">Os quatro tempos batem juntos. O relógio para, tocam quatro sinos e a porta do corredor destrava. Na mesa do fim do corredor aparece uma folha.</w:t>
+      </w:r>
+    </w:p>
+    <w:p>
+      <w:pPr>
+        <w:pStyle w:val="Jogabilidade"/>
+      </w:pPr>
+      <w:r>
+        <w:rPr>
+          <w:b/>
+          <w:bCs/>
+          <w:color w:val="2A7F8E"/>
+        </w:rPr>
+        <w:t xml:space="preserve">DOCUMENTO  </w:t>
+      </w:r>
+      <w:r>
+        <w:t xml:space="preserve">Folha de calibração, assinada só “C.” (texto em Documentos e relíquias).</w:t>
+      </w:r>
+    </w:p>
+    <w:p>
+      <w:pPr>
+        <w:pStyle w:val="NotaTime"/>
+        <w:spacing w:after="60"/>
+      </w:pPr>
+      <w:r>
+        <w:t xml:space="preserve">Nota: Sem falas. A Folha de calibração é a primeira vez que o Carlos aparece, por escrito: a cada erro da Âncora, a fenda abre na Biblioteca e ele nem vai ver quem chegou; já foi um Faroleiro e quer ir para os anos 80 (História Completa, 4.3).</w:t>
+      </w:r>
+    </w:p>
+    <w:p>
+      <w:pPr>
+        <w:pStyle w:val="Heading3"/>
+      </w:pPr>
+      <w:r>
+        <w:t xml:space="preserve">Cena 3.5 — O alçapão</w:t>
+      </w:r>
+    </w:p>
+    <w:tbl>
+      <w:tblPr>
+        <w:tblW w:type="dxa" w:w="9026"/>
+        <w:tblBorders>
+          <w:top w:val="single" w:color="auto" w:sz="4"/>
+          <w:left w:val="single" w:color="auto" w:sz="4"/>
+          <w:bottom w:val="single" w:color="auto" w:sz="4"/>
+          <w:right w:val="single" w:color="auto" w:sz="4"/>
+          <w:insideH w:val="single" w:color="auto" w:sz="4"/>
+          <w:insideV w:val="single" w:color="auto" w:sz="4"/>
+        </w:tblBorders>
+      </w:tblPr>
+      <w:tblGrid>
+        <w:gridCol w:w="2400"/>
+        <w:gridCol w:w="4626"/>
+        <w:gridCol w:w="2000"/>
+      </w:tblGrid>
+      <w:tr>
+        <w:tc>
+          <w:tcPr>
+            <w:tcW w:type="dxa" w:w="2400"/>
+            <w:tcBorders>
+              <w:top w:val="single" w:color="BFC9D1" w:sz="4"/>
+              <w:left w:val="single" w:color="BFC9D1" w:sz="4"/>
+              <w:bottom w:val="single" w:color="BFC9D1" w:sz="4"/>
+              <w:right w:val="single" w:color="BFC9D1" w:sz="4"/>
+            </w:tcBorders>
+            <w:shd w:fill="E8EEF2" w:color="auto" w:val="clear"/>
+            <w:tcMar>
+              <w:top w:type="dxa" w:w="70"/>
+              <w:left w:type="dxa" w:w="110"/>
+              <w:bottom w:type="dxa" w:w="70"/>
+              <w:right w:type="dxa" w:w="110"/>
+            </w:tcMar>
+            <w:vAlign w:val="top"/>
+          </w:tcPr>
+          <w:p>
+            <w:pPr>
+              <w:keepNext/>
+            </w:pPr>
+            <w:r>
+              <w:rPr>
+                <w:b/>
+                <w:bCs/>
+                <w:color w:val="1F2A3C"/>
+              </w:rPr>
+              <w:t xml:space="preserve">Tipo</w:t>
+            </w:r>
+          </w:p>
+        </w:tc>
+        <w:tc>
+          <w:tcPr>
+            <w:tcW w:type="dxa" w:w="4626"/>
+            <w:tcBorders>
+              <w:top w:val="single" w:color="BFC9D1" w:sz="4"/>
+              <w:left w:val="single" w:color="BFC9D1" w:sz="4"/>
+              <w:bottom w:val="single" w:color="BFC9D1" w:sz="4"/>
+              <w:right w:val="single" w:color="BFC9D1" w:sz="4"/>
+            </w:tcBorders>
+            <w:shd w:fill="E8EEF2" w:color="auto" w:val="clear"/>
+            <w:tcMar>
+              <w:top w:type="dxa" w:w="70"/>
+              <w:left w:type="dxa" w:w="110"/>
+              <w:bottom w:type="dxa" w:w="70"/>
+              <w:right w:type="dxa" w:w="110"/>
+            </w:tcMar>
+            <w:vAlign w:val="top"/>
+          </w:tcPr>
+          <w:p>
+            <w:pPr>
+              <w:keepNext/>
+            </w:pPr>
+            <w:r>
+              <w:rPr>
+                <w:b/>
+                <w:bCs/>
+                <w:color w:val="1F2A3C"/>
+              </w:rPr>
+              <w:t xml:space="preserve">Gatilho</w:t>
+            </w:r>
+          </w:p>
+        </w:tc>
+        <w:tc>
+          <w:tcPr>
+            <w:tcW w:type="dxa" w:w="2000"/>
+            <w:tcBorders>
+              <w:top w:val="single" w:color="BFC9D1" w:sz="4"/>
+              <w:left w:val="single" w:color="BFC9D1" w:sz="4"/>
+              <w:bottom w:val="single" w:color="BFC9D1" w:sz="4"/>
+              <w:right w:val="single" w:color="BFC9D1" w:sz="4"/>
+            </w:tcBorders>
+            <w:shd w:fill="E8EEF2" w:color="auto" w:val="clear"/>
+            <w:tcMar>
+              <w:top w:type="dxa" w:w="70"/>
+              <w:left w:type="dxa" w:w="110"/>
+              <w:bottom w:type="dxa" w:w="70"/>
+              <w:right w:type="dxa" w:w="110"/>
+            </w:tcMar>
+            <w:vAlign w:val="top"/>
+          </w:tcPr>
+          <w:p>
+            <w:pPr>
+              <w:keepNext/>
+            </w:pPr>
+            <w:r>
+              <w:rPr>
+                <w:b/>
+                <w:bCs/>
+                <w:color w:val="1F2A3C"/>
+              </w:rPr>
+              <w:t xml:space="preserve">Status</w:t>
+            </w:r>
+          </w:p>
+        </w:tc>
+      </w:tr>
+      <w:tr>
+        <w:trPr>
+          <w:trHeight w:val="420" w:hRule="atLeast"/>
+        </w:trPr>
+        <w:tc>
+          <w:tcPr>
+            <w:tcW w:type="dxa" w:w="2400"/>
+            <w:tcBorders>
+              <w:top w:val="single" w:color="BFC9D1" w:sz="4"/>
+              <w:left w:val="single" w:color="BFC9D1" w:sz="4"/>
+              <w:bottom w:val="single" w:color="BFC9D1" w:sz="4"/>
+              <w:right w:val="single" w:color="BFC9D1" w:sz="4"/>
+            </w:tcBorders>
+            <w:tcMar>
+              <w:top w:type="dxa" w:w="70"/>
+              <w:left w:type="dxa" w:w="110"/>
+              <w:bottom w:type="dxa" w:w="70"/>
+              <w:right w:type="dxa" w:w="110"/>
+            </w:tcMar>
+            <w:vAlign w:val="top"/>
+          </w:tcPr>
+          <w:p>
+            <w:pPr>
+              <w:keepNext/>
+            </w:pPr>
+            <w:r>
+              <w:t xml:space="preserve">Diálogo</w:t>
+            </w:r>
+          </w:p>
+        </w:tc>
+        <w:tc>
+          <w:tcPr>
+            <w:tcW w:type="dxa" w:w="4626"/>
+            <w:tcBorders>
+              <w:top w:val="single" w:color="BFC9D1" w:sz="4"/>
+              <w:left w:val="single" w:color="BFC9D1" w:sz="4"/>
+              <w:bottom w:val="single" w:color="BFC9D1" w:sz="4"/>
+              <w:right w:val="single" w:color="BFC9D1" w:sz="4"/>
+            </w:tcBorders>
+            <w:tcMar>
+              <w:top w:type="dxa" w:w="70"/>
+              <w:left w:type="dxa" w:w="110"/>
+              <w:bottom w:type="dxa" w:w="70"/>
+              <w:right w:type="dxa" w:w="110"/>
+            </w:tcMar>
+            <w:vAlign w:val="top"/>
+          </w:tcPr>
+          <w:p>
+            <w:pPr>
+              <w:keepNext/>
+            </w:pPr>
+            <w:r>
+              <w:t xml:space="preserve">Falar com o Zane depois que a rede do subsolo é invadida</w:t>
+            </w:r>
+          </w:p>
+        </w:tc>
+        <w:tc>
+          <w:tcPr>
+            <w:tcW w:type="dxa" w:w="2000"/>
+            <w:tcBorders>
+              <w:top w:val="single" w:color="BFC9D1" w:sz="4"/>
+              <w:left w:val="single" w:color="BFC9D1" w:sz="4"/>
+              <w:bottom w:val="single" w:color="BFC9D1" w:sz="4"/>
+              <w:right w:val="single" w:color="BFC9D1" w:sz="4"/>
+            </w:tcBorders>
+            <w:tcMar>
+              <w:top w:type="dxa" w:w="70"/>
+              <w:left w:type="dxa" w:w="110"/>
+              <w:bottom w:type="dxa" w:w="70"/>
+              <w:right w:type="dxa" w:w="110"/>
+            </w:tcMar>
+            <w:vAlign w:val="top"/>
+          </w:tcPr>
+          <w:p>
+            <w:pPr>
+              <w:keepNext/>
+            </w:pPr>
+            <w:r>
+              <w:t xml:space="preserve">No jogo</w:t>
+            </w:r>
+          </w:p>
+        </w:tc>
+      </w:tr>
+    </w:tbl>
+    <w:p>
+      <w:pPr>
+        <w:keepNext/>
+        <w:spacing w:after="100"/>
+      </w:pPr>
+    </w:p>
+    <w:p>
+      <w:pPr>
+        <w:pStyle w:val="Cena"/>
+      </w:pPr>
+      <w:r>
+        <w:t xml:space="preserve">INT. LABIRINTO – OFICINA DO ZANE – 3026</w:t>
+      </w:r>
+    </w:p>
+    <w:p>
+      <w:pPr>
+        <w:pStyle w:val="Acao"/>
+      </w:pPr>
+      <w:r>
+        <w:t xml:space="preserve">Debaixo de uma lona, junto à bancada, fica o alçapão de manutenção que o sistema mantinha lacrado. O Zane o abre.</w:t>
+      </w:r>
+    </w:p>
+    <w:p>
+      <w:pPr>
+        <w:pStyle w:val="Jogabilidade"/>
+      </w:pPr>
+      <w:r>
+        <w:rPr>
+          <w:b/>
+          <w:bCs/>
+          <w:color w:val="2A7F8E"/>
+        </w:rPr>
+        <w:t xml:space="preserve">FALAS  </w:t>
+      </w:r>
+      <w:r>
+        <w:t xml:space="preserve">zane_labirinto_alcapao: Revela a saída: um duto até a passarela do Centro de Convivência. A trava do bunker soltou junto: "fica de olho no Henrique". O texto está no Dialogos.docx.</w:t>
+      </w:r>
+    </w:p>
+    <w:p>
+      <w:pPr>
+        <w:pStyle w:val="Jogabilidade"/>
+      </w:pPr>
+      <w:r>
+        <w:rPr>
+          <w:b/>
+          <w:bCs/>
+          <w:color w:val="2A7F8E"/>
+        </w:rPr>
+        <w:t xml:space="preserve">CADERNO  </w:t>
+      </w:r>
+      <w:r>
+        <w:rPr>
+          <w:b/>
+          <w:bCs/>
+        </w:rPr>
+        <w:t xml:space="preserve">O alçapão da oficina.</w:t>
+      </w:r>
+      <w:r>
+        <w:rPr>
+          <w:i/>
+          <w:iCs/>
+        </w:rPr>
+        <w:t xml:space="preserve"> Invadi os três nós e voltei ao Zane. A saída do subsolo não é uma porta: é um alçapão de manutenção escondido debaixo de uma lona, na oficina dele, que o sistema mantinha lacrado.</w:t>
+      </w:r>
+    </w:p>
+    <w:p>
+      <w:pPr>
+        <w:pStyle w:val="Jogabilidade"/>
+      </w:pPr>
+      <w:r>
+        <w:rPr>
+          <w:i/>
+          <w:iCs/>
+        </w:rPr>
+        <w:t xml:space="preserve">O Zane o abriu. O duto sai na passarela do Centro de Convivência, por onde dá para chegar ao elevador de carga do bunker. A trava do bunker soltou junto. O Zane continua no rádio comigo e pediu que eu fique de olho no Henrique.</w:t>
+      </w:r>
+    </w:p>
+    <w:p>
+      <w:pPr>
+        <w:pStyle w:val="Condicao"/>
+      </w:pPr>
+      <w:r>
+        <w:t xml:space="preserve">SE GABRIEL VOLTAR A FALAR COM ELE DEPOIS</w:t>
+      </w:r>
+    </w:p>
+    <w:p>
+      <w:pPr>
+        <w:pStyle w:val="Jogabilidade"/>
+      </w:pPr>
+      <w:r>
+        <w:rPr>
+          <w:b/>
+          <w:bCs/>
+          <w:color w:val="2A7F8E"/>
+        </w:rPr>
+        <w:t xml:space="preserve">FALAS  </w:t>
+      </w:r>
+      <w:r>
+        <w:t xml:space="preserve">zane_labirinto_alcapao_de_novo: Pressa: o alçapão está aberto. O texto está no Dialogos.docx.</w:t>
+      </w:r>
+    </w:p>
+    <w:p>
+      <w:pPr>
+        <w:pStyle w:val="Jogabilidade"/>
+      </w:pPr>
+      <w:r>
+        <w:rPr>
+          <w:b/>
+          <w:bCs/>
+          <w:color w:val="2A7F8E"/>
+        </w:rPr>
+        <w:t xml:space="preserve">JOGABILIDADE  </w:t>
+      </w:r>
+      <w:r>
         <w:t xml:space="preserve">Descer pelo alçapão rumo ao Centro de Convivência.</w:t>
       </w:r>
     </w:p>
@@ -21837,16 +22656,13 @@
       <w:pPr>
         <w:pStyle w:val="Heading3"/>
       </w:pPr>
-      <w:r>
-        <w:t xml:space="preserve">Cena 3.4 — </w:t>
-      </w:r>
       <w:r>
         <w:rPr>
           <w:i/>
           <w:iCs/>
           <w:color w:val="7A8794"/>
         </w:rPr>
-        <w:t xml:space="preserve">[nova cena]</w:t>
+        <w:t xml:space="preserve">Cena 3.6 — [nova cena]</w:t>
       </w:r>
     </w:p>
     <w:tbl>
@@ -23080,7 +23896,7 @@
                 <w:sz w:val="15"/>
                 <w:szCs w:val="15"/>
               </w:rPr>
-              <w:t xml:space="preserve">zane_labirinto_alcapao</w:t>
+              <w:t xml:space="preserve">baltazar_labirinto_primeiro_encontro</w:t>
             </w:r>
           </w:p>
         </w:tc>
@@ -23103,7 +23919,7 @@
           </w:tcPr>
           <w:p>
             <w:r>
-              <w:t xml:space="preserve">Zane, Gabriel</w:t>
+              <w:t xml:space="preserve">Baltazar, Gabriel</w:t>
             </w:r>
           </w:p>
         </w:tc>
@@ -23149,7 +23965,7 @@
           </w:tcPr>
           <w:p>
             <w:r>
-              <w:t xml:space="preserve">Cena 3.3. Falar com o Zane depois que a rede do subsolo é invadida</w:t>
+              <w:t xml:space="preserve">Cena 3.3. Chegar perto do Baltazar no esconderijo (começa sozinha)</w:t>
             </w:r>
           </w:p>
         </w:tc>
@@ -23172,7 +23988,7 @@
           </w:tcPr>
           <w:p>
             <w:r>
-              <w:t xml:space="preserve">Revela a saída: um duto até a passarela do Centro de Convivência. A trava do bunker soltou junto: "fica de olho no Henrique".</w:t>
+              <w:t xml:space="preserve">O Baltazar se assusta, acha que é o fim do mundo, conta que seguiu a luz até ali e não quer sair. O Gabriel diz só o primeiro nome: o parentesco fica para depois.</w:t>
             </w:r>
           </w:p>
         </w:tc>
@@ -23205,6 +24021,256 @@
                 <w:sz w:val="15"/>
                 <w:szCs w:val="15"/>
               </w:rPr>
+              <w:t xml:space="preserve">baltazar_labirinto_de_novo</w:t>
+            </w:r>
+          </w:p>
+        </w:tc>
+        <w:tc>
+          <w:tcPr>
+            <w:tcW w:type="dxa" w:w="1200"/>
+            <w:tcBorders>
+              <w:top w:val="single" w:color="BFC9D1" w:sz="4"/>
+              <w:left w:val="single" w:color="BFC9D1" w:sz="4"/>
+              <w:bottom w:val="single" w:color="BFC9D1" w:sz="4"/>
+              <w:right w:val="single" w:color="BFC9D1" w:sz="4"/>
+            </w:tcBorders>
+            <w:tcMar>
+              <w:top w:type="dxa" w:w="70"/>
+              <w:left w:type="dxa" w:w="110"/>
+              <w:bottom w:type="dxa" w:w="70"/>
+              <w:right w:type="dxa" w:w="110"/>
+            </w:tcMar>
+            <w:vAlign w:val="top"/>
+          </w:tcPr>
+          <w:p>
+            <w:r>
+              <w:t xml:space="preserve">Baltazar, Gabriel</w:t>
+            </w:r>
+          </w:p>
+        </w:tc>
+        <w:tc>
+          <w:tcPr>
+            <w:tcW w:type="dxa" w:w="1100"/>
+            <w:tcBorders>
+              <w:top w:val="single" w:color="BFC9D1" w:sz="4"/>
+              <w:left w:val="single" w:color="BFC9D1" w:sz="4"/>
+              <w:bottom w:val="single" w:color="BFC9D1" w:sz="4"/>
+              <w:right w:val="single" w:color="BFC9D1" w:sz="4"/>
+            </w:tcBorders>
+            <w:tcMar>
+              <w:top w:type="dxa" w:w="70"/>
+              <w:left w:type="dxa" w:w="110"/>
+              <w:bottom w:type="dxa" w:w="70"/>
+              <w:right w:type="dxa" w:w="110"/>
+            </w:tcMar>
+            <w:vAlign w:val="top"/>
+          </w:tcPr>
+          <w:p>
+            <w:r>
+              <w:t xml:space="preserve">em pessoa</w:t>
+            </w:r>
+          </w:p>
+        </w:tc>
+        <w:tc>
+          <w:tcPr>
+            <w:tcW w:type="dxa" w:w="2000"/>
+            <w:tcBorders>
+              <w:top w:val="single" w:color="BFC9D1" w:sz="4"/>
+              <w:left w:val="single" w:color="BFC9D1" w:sz="4"/>
+              <w:bottom w:val="single" w:color="BFC9D1" w:sz="4"/>
+              <w:right w:val="single" w:color="BFC9D1" w:sz="4"/>
+            </w:tcBorders>
+            <w:tcMar>
+              <w:top w:type="dxa" w:w="70"/>
+              <w:left w:type="dxa" w:w="110"/>
+              <w:bottom w:type="dxa" w:w="70"/>
+              <w:right w:type="dxa" w:w="110"/>
+            </w:tcMar>
+            <w:vAlign w:val="top"/>
+          </w:tcPr>
+          <w:p>
+            <w:r>
+              <w:t xml:space="preserve">Cena 3.3. Se gabriel voltar a falar com ele</w:t>
+            </w:r>
+          </w:p>
+        </w:tc>
+        <w:tc>
+          <w:tcPr>
+            <w:tcW w:type="dxa" w:w="2426"/>
+            <w:tcBorders>
+              <w:top w:val="single" w:color="BFC9D1" w:sz="4"/>
+              <w:left w:val="single" w:color="BFC9D1" w:sz="4"/>
+              <w:bottom w:val="single" w:color="BFC9D1" w:sz="4"/>
+              <w:right w:val="single" w:color="BFC9D1" w:sz="4"/>
+            </w:tcBorders>
+            <w:tcMar>
+              <w:top w:type="dxa" w:w="70"/>
+              <w:left w:type="dxa" w:w="110"/>
+              <w:bottom w:type="dxa" w:w="70"/>
+              <w:right w:type="dxa" w:w="110"/>
+            </w:tcMar>
+            <w:vAlign w:val="top"/>
+          </w:tcPr>
+          <w:p>
+            <w:r>
+              <w:t xml:space="preserve">Repete a dica do diário: os robôs de um olho só não veem quem passa pelas costas, e luz forte no olho os cega.</w:t>
+            </w:r>
+          </w:p>
+        </w:tc>
+      </w:tr>
+      <w:tr>
+        <w:trPr>
+          <w:trHeight w:val="480" w:hRule="atLeast"/>
+        </w:trPr>
+        <w:tc>
+          <w:tcPr>
+            <w:tcW w:type="dxa" w:w="2300"/>
+            <w:tcBorders>
+              <w:top w:val="single" w:color="BFC9D1" w:sz="4"/>
+              <w:left w:val="single" w:color="BFC9D1" w:sz="4"/>
+              <w:bottom w:val="single" w:color="BFC9D1" w:sz="4"/>
+              <w:right w:val="single" w:color="BFC9D1" w:sz="4"/>
+            </w:tcBorders>
+            <w:tcMar>
+              <w:top w:type="dxa" w:w="70"/>
+              <w:left w:type="dxa" w:w="110"/>
+              <w:bottom w:type="dxa" w:w="70"/>
+              <w:right w:type="dxa" w:w="110"/>
+            </w:tcMar>
+            <w:vAlign w:val="top"/>
+          </w:tcPr>
+          <w:p>
+            <w:r>
+              <w:rPr>
+                <w:rFonts w:ascii="Courier New" w:cs="Courier New" w:eastAsia="Courier New" w:hAnsi="Courier New"/>
+                <w:sz w:val="15"/>
+                <w:szCs w:val="15"/>
+              </w:rPr>
+              <w:t xml:space="preserve">zane_labirinto_alcapao</w:t>
+            </w:r>
+          </w:p>
+        </w:tc>
+        <w:tc>
+          <w:tcPr>
+            <w:tcW w:type="dxa" w:w="1200"/>
+            <w:tcBorders>
+              <w:top w:val="single" w:color="BFC9D1" w:sz="4"/>
+              <w:left w:val="single" w:color="BFC9D1" w:sz="4"/>
+              <w:bottom w:val="single" w:color="BFC9D1" w:sz="4"/>
+              <w:right w:val="single" w:color="BFC9D1" w:sz="4"/>
+            </w:tcBorders>
+            <w:tcMar>
+              <w:top w:type="dxa" w:w="70"/>
+              <w:left w:type="dxa" w:w="110"/>
+              <w:bottom w:type="dxa" w:w="70"/>
+              <w:right w:type="dxa" w:w="110"/>
+            </w:tcMar>
+            <w:vAlign w:val="top"/>
+          </w:tcPr>
+          <w:p>
+            <w:r>
+              <w:t xml:space="preserve">Zane, Gabriel</w:t>
+            </w:r>
+          </w:p>
+        </w:tc>
+        <w:tc>
+          <w:tcPr>
+            <w:tcW w:type="dxa" w:w="1100"/>
+            <w:tcBorders>
+              <w:top w:val="single" w:color="BFC9D1" w:sz="4"/>
+              <w:left w:val="single" w:color="BFC9D1" w:sz="4"/>
+              <w:bottom w:val="single" w:color="BFC9D1" w:sz="4"/>
+              <w:right w:val="single" w:color="BFC9D1" w:sz="4"/>
+            </w:tcBorders>
+            <w:tcMar>
+              <w:top w:type="dxa" w:w="70"/>
+              <w:left w:type="dxa" w:w="110"/>
+              <w:bottom w:type="dxa" w:w="70"/>
+              <w:right w:type="dxa" w:w="110"/>
+            </w:tcMar>
+            <w:vAlign w:val="top"/>
+          </w:tcPr>
+          <w:p>
+            <w:r>
+              <w:t xml:space="preserve">em pessoa</w:t>
+            </w:r>
+          </w:p>
+        </w:tc>
+        <w:tc>
+          <w:tcPr>
+            <w:tcW w:type="dxa" w:w="2000"/>
+            <w:tcBorders>
+              <w:top w:val="single" w:color="BFC9D1" w:sz="4"/>
+              <w:left w:val="single" w:color="BFC9D1" w:sz="4"/>
+              <w:bottom w:val="single" w:color="BFC9D1" w:sz="4"/>
+              <w:right w:val="single" w:color="BFC9D1" w:sz="4"/>
+            </w:tcBorders>
+            <w:tcMar>
+              <w:top w:type="dxa" w:w="70"/>
+              <w:left w:type="dxa" w:w="110"/>
+              <w:bottom w:type="dxa" w:w="70"/>
+              <w:right w:type="dxa" w:w="110"/>
+            </w:tcMar>
+            <w:vAlign w:val="top"/>
+          </w:tcPr>
+          <w:p>
+            <w:r>
+              <w:t xml:space="preserve">Cena 3.5. Falar com o Zane depois que a rede do subsolo é invadida</w:t>
+            </w:r>
+          </w:p>
+        </w:tc>
+        <w:tc>
+          <w:tcPr>
+            <w:tcW w:type="dxa" w:w="2426"/>
+            <w:tcBorders>
+              <w:top w:val="single" w:color="BFC9D1" w:sz="4"/>
+              <w:left w:val="single" w:color="BFC9D1" w:sz="4"/>
+              <w:bottom w:val="single" w:color="BFC9D1" w:sz="4"/>
+              <w:right w:val="single" w:color="BFC9D1" w:sz="4"/>
+            </w:tcBorders>
+            <w:tcMar>
+              <w:top w:type="dxa" w:w="70"/>
+              <w:left w:type="dxa" w:w="110"/>
+              <w:bottom w:type="dxa" w:w="70"/>
+              <w:right w:type="dxa" w:w="110"/>
+            </w:tcMar>
+            <w:vAlign w:val="top"/>
+          </w:tcPr>
+          <w:p>
+            <w:r>
+              <w:t xml:space="preserve">Revela a saída: um duto até a passarela do Centro de Convivência. A trava do bunker soltou junto: "fica de olho no Henrique".</w:t>
+            </w:r>
+          </w:p>
+        </w:tc>
+      </w:tr>
+      <w:tr>
+        <w:trPr>
+          <w:trHeight w:val="480" w:hRule="atLeast"/>
+        </w:trPr>
+        <w:tc>
+          <w:tcPr>
+            <w:tcW w:type="dxa" w:w="2300"/>
+            <w:tcBorders>
+              <w:top w:val="single" w:color="BFC9D1" w:sz="4"/>
+              <w:left w:val="single" w:color="BFC9D1" w:sz="4"/>
+              <w:bottom w:val="single" w:color="BFC9D1" w:sz="4"/>
+              <w:right w:val="single" w:color="BFC9D1" w:sz="4"/>
+            </w:tcBorders>
+            <w:tcMar>
+              <w:top w:type="dxa" w:w="70"/>
+              <w:left w:type="dxa" w:w="110"/>
+              <w:bottom w:type="dxa" w:w="70"/>
+              <w:right w:type="dxa" w:w="110"/>
+            </w:tcMar>
+            <w:vAlign w:val="top"/>
+          </w:tcPr>
+          <w:p>
+            <w:r>
+              <w:rPr>
+                <w:rFonts w:ascii="Courier New" w:cs="Courier New" w:eastAsia="Courier New" w:hAnsi="Courier New"/>
+                <w:sz w:val="15"/>
+                <w:szCs w:val="15"/>
+              </w:rPr>
               <w:t xml:space="preserve">zane_labirinto_alcapao_de_novo</w:t>
             </w:r>
           </w:p>
@@ -23274,7 +24340,7 @@
           </w:tcPr>
           <w:p>
             <w:r>
-              <w:t xml:space="preserve">Cena 3.3. Se gabriel voltar a falar com ele depois</w:t>
+              <w:t xml:space="preserve">Cena 3.5. Se gabriel voltar a falar com ele depois</w:t>
             </w:r>
           </w:p>
         </w:tc>
@@ -23598,7 +24664,7 @@
           </w:tcPr>
           <w:p>
             <w:r>
-              <w:t xml:space="preserve"/>
+              <w:t xml:space="preserve">Folha de calibração — C. · papel: carta</w:t>
             </w:r>
           </w:p>
         </w:tc>
@@ -23621,7 +24687,7 @@
           </w:tcPr>
           <w:p>
             <w:r>
-              <w:t xml:space="preserve"/>
+              <w:t xml:space="preserve">3026</w:t>
             </w:r>
           </w:p>
         </w:tc>
@@ -23644,7 +24710,7 @@
           </w:tcPr>
           <w:p>
             <w:r>
-              <w:t xml:space="preserve"/>
+              <w:t xml:space="preserve">Corredor do Tempo, na mesa do fim (aparece quando os quatro tempos batem)</w:t>
             </w:r>
           </w:p>
         </w:tc>
@@ -23667,7 +24733,7 @@
           </w:tcPr>
           <w:p>
             <w:r>
-              <w:t xml:space="preserve"/>
+              <w:t xml:space="preserve">Teste 214.  O Genius, os três filmes, o micro e o telefone. Quatro tempos que têm que bater juntos, na mesma batida, para a Âncora saber aonde ir. Um segundo de atraso em qualquer um e ela erra por anos. · · · Errou de novo. Abriu a fenda no chão da Biblioteca, como sempre, e eu continuei aqui.  Veio alguém pelo outro lado. Não sei quem nem de quando. Não fui ver. Não foi para isso que eu construí a máquina. · · · Eu já fui um Faroleiro. Eles ficaram para manter a luz acesa para quem está longe. A única luz que me interessa é a de um rádio ligado numa tarde dos anos 80.  O disco tocando, a rua cheia de gente, o mundo antes de dar errado. É para lá que eu vou.  Amanhã, teste 215. — C. Caderno: Uma folha de quem calibrava a Âncora aqui embaixo, com coisas dos anos 80: um Genius, os filmes de De Volta para o Futuro, um micro e um telefone. Assinou só "C."  Cada erro da máquina abre a fenda na Biblioteca e puxa alguém. Foi assim que eu cheguei. E ele nem foi ver quem era.  Já foi um Faroleiro. Quer ir para os anos 80.</w:t>
             </w:r>
           </w:p>
         </w:tc>
@@ -23695,7 +24761,7 @@
           </w:tcPr>
           <w:p>
             <w:r>
-              <w:t xml:space="preserve"/>
+              <w:t xml:space="preserve">Etiquetas de três fitas VHS · papel: carta</w:t>
             </w:r>
           </w:p>
         </w:tc>
@@ -23718,7 +24784,7 @@
           </w:tcPr>
           <w:p>
             <w:r>
-              <w:t xml:space="preserve"/>
+              <w:t xml:space="preserve">3026</w:t>
             </w:r>
           </w:p>
         </w:tc>
@@ -23741,7 +24807,7 @@
           </w:tcPr>
           <w:p>
             <w:r>
-              <w:t xml:space="preserve"/>
+              <w:t xml:space="preserve">Corredor do Tempo, sala dos filmes, em cima da mesa</w:t>
             </w:r>
           </w:p>
         </w:tc>
@@ -23764,7 +24830,7 @@
           </w:tcPr>
           <w:p>
             <w:r>
-              <w:t xml:space="preserve"/>
+              <w:t xml:space="preserve">Três fitas de vídeo em cima da mesa, uma do lado da outra. As etiquetas foram escritas à mão:  DE VOLTA PARA O FUTURO — 1985 DE VOLTA PARA O FUTURO II — 1989 DE VOLTA PARA O FUTURO III — 1990  A primeira está gasta de tanto rebobinar. Caderno: As fitas dos três De Volta para o Futuro: 1985, 1989 e 1990.  A primeira está gasta de tanto ver.</w:t>
             </w:r>
           </w:p>
         </w:tc>
@@ -23792,7 +24858,7 @@
           </w:tcPr>
           <w:p>
             <w:r>
-              <w:t xml:space="preserve"/>
+              <w:t xml:space="preserve">Selo emoldurado · papel: carta</w:t>
             </w:r>
           </w:p>
         </w:tc>
@@ -23815,7 +24881,7 @@
           </w:tcPr>
           <w:p>
             <w:r>
-              <w:t xml:space="preserve"/>
+              <w:t xml:space="preserve">1976</w:t>
             </w:r>
           </w:p>
         </w:tc>
@@ -23838,7 +24904,7 @@
           </w:tcPr>
           <w:p>
             <w:r>
-              <w:t xml:space="preserve"/>
+              <w:t xml:space="preserve">Corredor do Tempo, sala do telefone, na parede</w:t>
             </w:r>
           </w:p>
         </w:tc>
@@ -23861,7 +24927,7 @@
           </w:tcPr>
           <w:p>
             <w:r>
-              <w:t xml:space="preserve"/>
+              <w:t xml:space="preserve">Um selo dos Correios numa moldura dourada: um telefone antigo, de madeira, com o fone pendurado do lado.  Embaixo, em letras pequenas: CENTENÁRIO DO TELEFONE.  O carimbo por cima diz 1976. Caderno: Um selo do centenário do telefone, carimbado em 1976.  Cem anos antes.</w:t>
             </w:r>
           </w:p>
         </w:tc>
@@ -38004,7 +39070,7 @@
         <w:spacing w:after="60"/>
       </w:pPr>
       <w:r>
-        <w:t xml:space="preserve">Baltazar: só o diário e o acampamento, no Ato 1, e a conversa grupo_labirinto_02, em que o grupo descobre que existe alguém de 1750. Ele nunca aparece em pessoa.</w:t>
+        <w:t xml:space="preserve">Baltazar: o diário e o acampamento no Ato 1; a conversa grupo_labirinto_02, em que o grupo descobre que existe alguém de 1750; e, em pessoa, o esconderijo do Labirinto (cena 3.3, opcional).</w:t>
       </w:r>
     </w:p>
     <w:p>
@@ -38017,7 +39083,7 @@
         <w:spacing w:after="60"/>
       </w:pPr>
       <w:r>
-        <w:t xml:space="preserve">Carlos: não aparece nem é citado em nenhuma fala.</w:t>
+        <w:t xml:space="preserve">Carlos: não fala. Aparece por escrito na Folha de calibração do Corredor do Tempo (cena 3.4, opcional), assinada só “C.”.</w:t>
       </w:r>
     </w:p>
     <w:p>
@@ -38051,7 +39117,7 @@
         <w:spacing w:after="60"/>
       </w:pPr>
       <w:r>
-        <w:t xml:space="preserve">Resolvido em 26/10/2026: o Zane agora fala do bunker e do Henrique no Labirinto (cenas 3.1, 3.2 e 3.3), e a desconfiança dele volta nas conversas do grupo pelo rádio.</w:t>
+        <w:t xml:space="preserve">Resolvido em 26/10/2026: o Zane agora fala do bunker e do Henrique no Labirinto (cenas 3.1, 3.2 e 3.5), e a desconfiança dele volta nas conversas do grupo pelo rádio.</w:t>
       </w:r>
     </w:p>
     <w:p>
@@ -39610,6 +40676,103 @@
           </w:p>
         </w:tc>
       </w:tr>
+      <w:tr>
+        <w:trPr>
+          <w:trHeight w:val="480" w:hRule="atLeast"/>
+        </w:trPr>
+        <w:tc>
+          <w:tcPr>
+            <w:tcW w:type="dxa" w:w="1100"/>
+            <w:tcBorders>
+              <w:top w:val="single" w:color="BFC9D1" w:sz="4"/>
+              <w:left w:val="single" w:color="BFC9D1" w:sz="4"/>
+              <w:bottom w:val="single" w:color="BFC9D1" w:sz="4"/>
+              <w:right w:val="single" w:color="BFC9D1" w:sz="4"/>
+            </w:tcBorders>
+            <w:tcMar>
+              <w:top w:type="dxa" w:w="70"/>
+              <w:left w:type="dxa" w:w="110"/>
+              <w:bottom w:type="dxa" w:w="70"/>
+              <w:right w:type="dxa" w:w="110"/>
+            </w:tcMar>
+            <w:vAlign w:val="top"/>
+          </w:tcPr>
+          <w:p>
+            <w:r>
+              <w:t xml:space="preserve">0.11</w:t>
+            </w:r>
+          </w:p>
+        </w:tc>
+        <w:tc>
+          <w:tcPr>
+            <w:tcW w:type="dxa" w:w="1400"/>
+            <w:tcBorders>
+              <w:top w:val="single" w:color="BFC9D1" w:sz="4"/>
+              <w:left w:val="single" w:color="BFC9D1" w:sz="4"/>
+              <w:bottom w:val="single" w:color="BFC9D1" w:sz="4"/>
+              <w:right w:val="single" w:color="BFC9D1" w:sz="4"/>
+            </w:tcBorders>
+            <w:tcMar>
+              <w:top w:type="dxa" w:w="70"/>
+              <w:left w:type="dxa" w:w="110"/>
+              <w:bottom w:type="dxa" w:w="70"/>
+              <w:right w:type="dxa" w:w="110"/>
+            </w:tcMar>
+            <w:vAlign w:val="top"/>
+          </w:tcPr>
+          <w:p>
+            <w:r>
+              <w:t xml:space="preserve">29/10/2026</w:t>
+            </w:r>
+          </w:p>
+        </w:tc>
+        <w:tc>
+          <w:tcPr>
+            <w:tcW w:type="dxa" w:w="2000"/>
+            <w:tcBorders>
+              <w:top w:val="single" w:color="BFC9D1" w:sz="4"/>
+              <w:left w:val="single" w:color="BFC9D1" w:sz="4"/>
+              <w:bottom w:val="single" w:color="BFC9D1" w:sz="4"/>
+              <w:right w:val="single" w:color="BFC9D1" w:sz="4"/>
+            </w:tcBorders>
+            <w:tcMar>
+              <w:top w:type="dxa" w:w="70"/>
+              <w:left w:type="dxa" w:w="110"/>
+              <w:bottom w:type="dxa" w:w="70"/>
+              <w:right w:type="dxa" w:w="110"/>
+            </w:tcMar>
+            <w:vAlign w:val="top"/>
+          </w:tcPr>
+          <w:p>
+            <w:r>
+              <w:t xml:space="preserve"/>
+            </w:r>
+          </w:p>
+        </w:tc>
+        <w:tc>
+          <w:tcPr>
+            <w:tcW w:type="dxa" w:w="4526"/>
+            <w:tcBorders>
+              <w:top w:val="single" w:color="BFC9D1" w:sz="4"/>
+              <w:left w:val="single" w:color="BFC9D1" w:sz="4"/>
+              <w:bottom w:val="single" w:color="BFC9D1" w:sz="4"/>
+              <w:right w:val="single" w:color="BFC9D1" w:sz="4"/>
+            </w:tcBorders>
+            <w:tcMar>
+              <w:top w:type="dxa" w:w="70"/>
+              <w:left w:type="dxa" w:w="110"/>
+              <w:bottom w:type="dxa" w:w="70"/>
+              <w:right w:type="dxa" w:w="110"/>
+            </w:tcMar>
+            <w:vAlign w:val="top"/>
+          </w:tcPr>
+          <w:p>
+            <w:r>
+              <w:t xml:space="preserve">Ato 3: cena 3.3, o esconderijo do Baltazar, e cena 3.4, o Corredor do Tempo, com os três documentos. O alçapão passa a ser a 3.5. Elenco e Anexo B atualizados.</w:t>
+            </w:r>
+          </w:p>
+        </w:tc>
+      </w:tr>
     </w:tbl>
     <w:sectPr>
       <w:headerReference w:type="default" r:id="rId6"/>
@@ -39674,7 +40837,7 @@
         <w:sz w:val="17"/>
         <w:szCs w:val="17"/>
       </w:rPr>
-      <w:t xml:space="preserve">Versão 0.10 — Rascunho</w:t>
+      <w:t xml:space="preserve">Versão 0.11 — Rascunho</w:t>
     </w:r>
     <w:r>
       <w:rPr>

--- a/docs/historia/roteiro/Roteiro.docx
+++ b/docs/historia/roteiro/Roteiro.docx
@@ -126,7 +126,7 @@
           </w:tcPr>
           <w:p>
             <w:r>
-              <w:t xml:space="preserve">0.9 — Rascunho</w:t>
+              <w:t xml:space="preserve">0.11 — Rascunho</w:t>
             </w:r>
           </w:p>
         </w:tc>
@@ -3319,7 +3319,7 @@
           </w:tcPr>
           <w:p>
             <w:r>
-              <w:t xml:space="preserve">Ato 1 (só o diário e o acampamento). No Ato 3 o grupo descobre pelo rádio que existe alguém de 1750</w:t>
+              <w:t xml:space="preserve">Ato 1 (o diário e o acampamento). Ato 3: o grupo descobre pelo rádio que existe alguém de 1750, e o Gabriel pode encontrá-lo no esconderijo do Labirinto (opcional)</w:t>
             </w:r>
           </w:p>
         </w:tc>
@@ -19892,7 +19892,7 @@
           </w:tcPr>
           <w:p>
             <w:r>
-              <w:t xml:space="preserve">Subsolo escuro do centro de pesquisa da Âncora: seis robôs, a oficina do Zane e três salões com nós de controle.</w:t>
+              <w:t xml:space="preserve">Subsolo escuro do centro de pesquisa da Âncora: seis robôs, a oficina do Zane e três salões com nós de controle. Opcionais: o esconderijo do Baltazar e o Corredor do Tempo.</w:t>
             </w:r>
           </w:p>
         </w:tc>
@@ -19949,7 +19949,7 @@
           </w:tcPr>
           <w:p>
             <w:r>
-              <w:t xml:space="preserve">Gabriel e Zane (em pessoa). Clarice e Diana pelo rádio. Robôs: Sentinela e Rastreador.</w:t>
+              <w:t xml:space="preserve">Gabriel e Zane (em pessoa). Baltazar em pessoa, no esconderijo (opcional). Clarice e Diana pelo rádio. Robôs: Sentinela e Rastreador.</w:t>
             </w:r>
           </w:p>
         </w:tc>
@@ -20615,6 +20615,174 @@
           </w:tcPr>
           <w:p>
             <w:r>
+              <w:t xml:space="preserve">O esconderijo do Baltazar (opcional)</w:t>
+            </w:r>
+          </w:p>
+        </w:tc>
+        <w:tc>
+          <w:tcPr>
+            <w:tcW w:type="dxa" w:w="4000"/>
+            <w:tcBorders>
+              <w:top w:val="single" w:color="BFC9D1" w:sz="4"/>
+              <w:left w:val="single" w:color="BFC9D1" w:sz="4"/>
+              <w:bottom w:val="single" w:color="BFC9D1" w:sz="4"/>
+              <w:right w:val="single" w:color="BFC9D1" w:sz="4"/>
+            </w:tcBorders>
+            <w:tcMar>
+              <w:top w:type="dxa" w:w="70"/>
+              <w:left w:type="dxa" w:w="110"/>
+              <w:bottom w:type="dxa" w:w="70"/>
+              <w:right w:type="dxa" w:w="110"/>
+            </w:tcMar>
+            <w:vAlign w:val="top"/>
+          </w:tcPr>
+          <w:p>
+            <w:r>
+              <w:t xml:space="preserve">LABIRINTO – ESCONDERIJO DO BALTAZAR – 3026</w:t>
+            </w:r>
+          </w:p>
+        </w:tc>
+      </w:tr>
+      <w:tr>
+        <w:trPr>
+          <w:trHeight w:val="480" w:hRule="atLeast"/>
+        </w:trPr>
+        <w:tc>
+          <w:tcPr>
+            <w:tcW w:type="dxa" w:w="900"/>
+            <w:tcBorders>
+              <w:top w:val="single" w:color="BFC9D1" w:sz="4"/>
+              <w:left w:val="single" w:color="BFC9D1" w:sz="4"/>
+              <w:bottom w:val="single" w:color="BFC9D1" w:sz="4"/>
+              <w:right w:val="single" w:color="BFC9D1" w:sz="4"/>
+            </w:tcBorders>
+            <w:tcMar>
+              <w:top w:type="dxa" w:w="70"/>
+              <w:left w:type="dxa" w:w="110"/>
+              <w:bottom w:type="dxa" w:w="70"/>
+              <w:right w:type="dxa" w:w="110"/>
+            </w:tcMar>
+            <w:vAlign w:val="top"/>
+          </w:tcPr>
+          <w:p>
+            <w:pPr>
+              <w:rPr>
+                <w:b/>
+                <w:bCs/>
+              </w:rPr>
+            </w:pPr>
+            <w:r>
+              <w:rPr>
+                <w:b/>
+                <w:bCs/>
+              </w:rPr>
+              <w:t xml:space="preserve">3.4</w:t>
+            </w:r>
+          </w:p>
+        </w:tc>
+        <w:tc>
+          <w:tcPr>
+            <w:tcW w:type="dxa" w:w="4126"/>
+            <w:tcBorders>
+              <w:top w:val="single" w:color="BFC9D1" w:sz="4"/>
+              <w:left w:val="single" w:color="BFC9D1" w:sz="4"/>
+              <w:bottom w:val="single" w:color="BFC9D1" w:sz="4"/>
+              <w:right w:val="single" w:color="BFC9D1" w:sz="4"/>
+            </w:tcBorders>
+            <w:tcMar>
+              <w:top w:type="dxa" w:w="70"/>
+              <w:left w:type="dxa" w:w="110"/>
+              <w:bottom w:type="dxa" w:w="70"/>
+              <w:right w:type="dxa" w:w="110"/>
+            </w:tcMar>
+            <w:vAlign w:val="top"/>
+          </w:tcPr>
+          <w:p>
+            <w:r>
+              <w:t xml:space="preserve">O Corredor do Tempo (opcional)</w:t>
+            </w:r>
+          </w:p>
+        </w:tc>
+        <w:tc>
+          <w:tcPr>
+            <w:tcW w:type="dxa" w:w="4000"/>
+            <w:tcBorders>
+              <w:top w:val="single" w:color="BFC9D1" w:sz="4"/>
+              <w:left w:val="single" w:color="BFC9D1" w:sz="4"/>
+              <w:bottom w:val="single" w:color="BFC9D1" w:sz="4"/>
+              <w:right w:val="single" w:color="BFC9D1" w:sz="4"/>
+            </w:tcBorders>
+            <w:tcMar>
+              <w:top w:type="dxa" w:w="70"/>
+              <w:left w:type="dxa" w:w="110"/>
+              <w:bottom w:type="dxa" w:w="70"/>
+              <w:right w:type="dxa" w:w="110"/>
+            </w:tcMar>
+            <w:vAlign w:val="top"/>
+          </w:tcPr>
+          <w:p>
+            <w:r>
+              <w:t xml:space="preserve">LABIRINTO – CORREDOR DO TEMPO – 3026</w:t>
+            </w:r>
+          </w:p>
+        </w:tc>
+      </w:tr>
+      <w:tr>
+        <w:trPr>
+          <w:trHeight w:val="480" w:hRule="atLeast"/>
+        </w:trPr>
+        <w:tc>
+          <w:tcPr>
+            <w:tcW w:type="dxa" w:w="900"/>
+            <w:tcBorders>
+              <w:top w:val="single" w:color="BFC9D1" w:sz="4"/>
+              <w:left w:val="single" w:color="BFC9D1" w:sz="4"/>
+              <w:bottom w:val="single" w:color="BFC9D1" w:sz="4"/>
+              <w:right w:val="single" w:color="BFC9D1" w:sz="4"/>
+            </w:tcBorders>
+            <w:tcMar>
+              <w:top w:type="dxa" w:w="70"/>
+              <w:left w:type="dxa" w:w="110"/>
+              <w:bottom w:type="dxa" w:w="70"/>
+              <w:right w:type="dxa" w:w="110"/>
+            </w:tcMar>
+            <w:vAlign w:val="top"/>
+          </w:tcPr>
+          <w:p>
+            <w:pPr>
+              <w:rPr>
+                <w:b/>
+                <w:bCs/>
+              </w:rPr>
+            </w:pPr>
+            <w:r>
+              <w:rPr>
+                <w:b/>
+                <w:bCs/>
+              </w:rPr>
+              <w:t xml:space="preserve">3.5</w:t>
+            </w:r>
+          </w:p>
+        </w:tc>
+        <w:tc>
+          <w:tcPr>
+            <w:tcW w:type="dxa" w:w="4126"/>
+            <w:tcBorders>
+              <w:top w:val="single" w:color="BFC9D1" w:sz="4"/>
+              <w:left w:val="single" w:color="BFC9D1" w:sz="4"/>
+              <w:bottom w:val="single" w:color="BFC9D1" w:sz="4"/>
+              <w:right w:val="single" w:color="BFC9D1" w:sz="4"/>
+            </w:tcBorders>
+            <w:tcMar>
+              <w:top w:type="dxa" w:w="70"/>
+              <w:left w:type="dxa" w:w="110"/>
+              <w:bottom w:type="dxa" w:w="70"/>
+              <w:right w:type="dxa" w:w="110"/>
+            </w:tcMar>
+            <w:vAlign w:val="top"/>
+          </w:tcPr>
+          <w:p>
+            <w:r>
               <w:t xml:space="preserve">O alçapão</w:t>
             </w:r>
           </w:p>
@@ -20909,7 +21077,7 @@
         <w:t xml:space="preserve">FALAS  </w:t>
       </w:r>
       <w:r>
-        <w:t xml:space="preserve">zane_labirinto_primeiro_encontro: Apresenta o problema: a mesma trava lacra a saída e o bunker, e lê três nós de controle. O Zane desconfia do Henrique. O texto está no Dialogos.docx.</w:t>
+        <w:t xml:space="preserve">zane_labirinto_primeiro_encontro: Apresenta o problema: a mesma trava lacra a saída e o bunker, e lê três nós de controle. O Zane desconfia do Henrique. No fim, avisa de duas salas fora do mapa: a parede quente do corredor de cima e a porta âmbar. O texto está no Dialogos.docx.</w:t>
       </w:r>
     </w:p>
     <w:p>
@@ -20961,6 +21129,18 @@
           <w:iCs/>
         </w:rPr>
         <w:t xml:space="preserve">O Zane desconfia do Henrique. Diz que ele está trancado no bunker "consertando tudo" e nunca mostrou nada, e que tudo o que o grupo sabe passa por ele.</w:t>
+      </w:r>
+    </w:p>
+    <w:p>
+      <w:pPr>
+        <w:pStyle w:val="Jogabilidade"/>
+      </w:pPr>
+      <w:r>
+        <w:rPr>
+          <w:i/>
+          <w:iCs/>
+        </w:rPr>
+        <w:t xml:space="preserve">O Zane falou de duas coisas fora do mapa: uma parede no corredor de cima que esquenta como se tivesse gente atrás (apontar a lanterna para ela) e uma porta âmbar entre os nós, uma sala de teste opcional, com cronômetro.</w:t>
       </w:r>
     </w:p>
     <w:p>
@@ -21354,7 +21534,7 @@
         <w:t xml:space="preserve">FALAS  </w:t>
       </w:r>
       <w:r>
-        <w:t xml:space="preserve">zane_labirinto_de_novo: Dicas: como invadir um nó, como são os robôs e por que desconfiar do Henrique. O texto está no Dialogos.docx.</w:t>
+        <w:t xml:space="preserve">zane_labirinto_de_novo: Dicas: como invadir um nó, como são os robôs, por que desconfiar do Henrique e as duas salas fora do mapa. O texto está no Dialogos.docx.</w:t>
       </w:r>
     </w:p>
     <w:p>
@@ -21497,7 +21677,7 @@
         <w:pStyle w:val="Heading3"/>
       </w:pPr>
       <w:r>
-        <w:t xml:space="preserve">Cena 3.3 — O alçapão</w:t>
+        <w:t xml:space="preserve">Cena 3.3 — O esconderijo do Baltazar</w:t>
       </w:r>
     </w:p>
     <w:tbl>
@@ -21641,7 +21821,7 @@
               <w:keepNext/>
             </w:pPr>
             <w:r>
-              <w:t xml:space="preserve">Diálogo</w:t>
+              <w:t xml:space="preserve">Jogável e diálogo (opcional)</w:t>
             </w:r>
           </w:p>
         </w:tc>
@@ -21667,7 +21847,7 @@
               <w:keepNext/>
             </w:pPr>
             <w:r>
-              <w:t xml:space="preserve">Falar com o Zane depois que a rede do subsolo é invadida</w:t>
+              <w:t xml:space="preserve">Ver com a lanterna o painel solto na parede do corredor de cima e afastá-lo</w:t>
             </w:r>
           </w:p>
         </w:tc>
@@ -21701,16 +21881,10 @@
     </w:tbl>
     <w:p>
       <w:pPr>
-        <w:keepNext/>
-        <w:spacing w:after="100"/>
-      </w:pPr>
-    </w:p>
-    <w:p>
-      <w:pPr>
         <w:pStyle w:val="Cena"/>
       </w:pPr>
       <w:r>
-        <w:t xml:space="preserve">INT. LABIRINTO – OFICINA DO ZANE – 3026</w:t>
+        <w:t xml:space="preserve">INT. LABIRINTO – ESCONDERIJO DO BALTAZAR – 3026</w:t>
       </w:r>
     </w:p>
     <w:p>
@@ -21718,7 +21892,31 @@
         <w:pStyle w:val="Acao"/>
       </w:pPr>
       <w:r>
-        <w:t xml:space="preserve">Debaixo de uma lona, junto à bancada, fica o alçapão de manutenção que o sistema mantinha lacrado. O Zane o abre.</w:t>
+        <w:t xml:space="preserve">No corredor de cima, um trecho de parede parece concreto maciço. Com a lanterna apontada, aparecem as emendas de um painel solto, riscado com o Cruzeiro do Sul e uma cruz.</w:t>
+      </w:r>
+    </w:p>
+    <w:p>
+      <w:pPr>
+        <w:pStyle w:val="Acao"/>
+      </w:pPr>
+      <w:r>
+        <w:t xml:space="preserve">Atrás do painel, uma sala que os robôs nunca acharam: velas acesas, um altar, um ninho de panos, livros trazidos da Biblioteca, um robô desmontado peça por peça e uma chapa com estrelas. O Baltazar está lá, com medo.</w:t>
+      </w:r>
+    </w:p>
+    <w:p>
+      <w:pPr>
+        <w:pStyle w:val="Jogabilidade"/>
+      </w:pPr>
+      <w:r>
+        <w:rPr>
+          <w:b/>
+          <w:bCs/>
+          <w:color w:val="2A7F8E"/>
+        </w:rPr>
+        <w:t xml:space="preserve">JOGABILIDADE  </w:t>
+      </w:r>
+      <w:r>
+        <w:t xml:space="preserve">Apontar a lanterna para a parede (o painel só aparece dentro do cone de luz, calculado por produto escalar), apertar E para afastar o painel e entrar. Nenhum robô acha caminho até a sala. A conversa começa sozinha quando o Gabriel chega perto. Opcional: não faz parte do caminho dos três nós.</w:t>
       </w:r>
     </w:p>
     <w:p>
@@ -21734,7 +21932,7 @@
         <w:t xml:space="preserve">FALAS  </w:t>
       </w:r>
       <w:r>
-        <w:t xml:space="preserve">zane_labirinto_alcapao: Revela a saída: um duto até a passarela do Centro de Convivência. A trava do bunker soltou junto: "fica de olho no Henrique". O texto está no Dialogos.docx.</w:t>
+        <w:t xml:space="preserve">baltazar_labirinto_primeiro_encontro: O Baltazar se assusta, acha que é o fim do mundo, conta que seguiu a luz até ali e não quer sair. O Gabriel diz só o primeiro nome: o parentesco fica para depois. O texto está no Dialogos.docx.</w:t>
       </w:r>
     </w:p>
     <w:p>
@@ -21754,14 +21952,14 @@
           <w:b/>
           <w:bCs/>
         </w:rPr>
-        <w:t xml:space="preserve">O alçapão da oficina.</w:t>
+        <w:t xml:space="preserve">Baltazar, no esconderijo do Labirinto.</w:t>
       </w:r>
       <w:r>
         <w:rPr>
           <w:i/>
           <w:iCs/>
         </w:rPr>
-        <w:t xml:space="preserve"> Invadi os três nós e voltei ao Zane. A saída do subsolo não é uma porta: é um alçapão de manutenção escondido debaixo de uma lona, na oficina dele, que o sistema mantinha lacrado.</w:t>
+        <w:t xml:space="preserve"> Atrás de um painel solto no Labirinto, riscado com estrelas e uma cruz, mora um rapaz de 1750: o Baltazar. É ele o dono do acampamento e do diário da Biblioteca.</w:t>
       </w:r>
     </w:p>
     <w:p>
@@ -21773,7 +21971,19 @@
           <w:i/>
           <w:iCs/>
         </w:rPr>
-        <w:t xml:space="preserve">O Zane o abriu. O duto sai na passarela do Centro de Convivência, por onde dá para chegar ao elevador de carga do bunker. A trava do bunker soltou junto. O Zane continua no rádio comigo e pediu que eu fique de olho no Henrique.</w:t>
+        <w:t xml:space="preserve">Seguiu a luz até aqui embaixo e se escondeu. Acha que tudo isso é o Juízo Final. Ouve as "caixas que falam" pelos corredores e não responde: não está na frequência do grupo.</w:t>
+      </w:r>
+    </w:p>
+    <w:p>
+      <w:pPr>
+        <w:pStyle w:val="Jogabilidade"/>
+      </w:pPr>
+      <w:r>
+        <w:rPr>
+          <w:i/>
+          <w:iCs/>
+        </w:rPr>
+        <w:t xml:space="preserve">Não quer sair. Os robôs nunca acharam a porta dele. Para voltar, é só apontar a lanterna para o Cruzeiro riscado na parede.</w:t>
       </w:r>
     </w:p>
     <w:p>
@@ -21781,7 +21991,7 @@
         <w:pStyle w:val="Condicao"/>
       </w:pPr>
       <w:r>
-        <w:t xml:space="preserve">SE GABRIEL VOLTAR A FALAR COM ELE DEPOIS</w:t>
+        <w:t xml:space="preserve">SE GABRIEL VOLTAR A FALAR COM ELE</w:t>
       </w:r>
     </w:p>
     <w:p>
@@ -21797,7 +22007,7 @@
         <w:t xml:space="preserve">FALAS  </w:t>
       </w:r>
       <w:r>
-        <w:t xml:space="preserve">zane_labirinto_alcapao_de_novo: Pressa: o alçapão está aberto. O texto está no Dialogos.docx.</w:t>
+        <w:t xml:space="preserve">baltazar_labirinto_de_novo: Repete a dica do diário: os robôs de um olho só não veem quem passa pelas costas, e luz forte no olho os cega. O texto está no Dialogos.docx.</w:t>
       </w:r>
     </w:p>
     <w:p>
@@ -21813,6 +22023,627 @@
         <w:t xml:space="preserve">JOGABILIDADE  </w:t>
       </w:r>
       <w:r>
+        <w:t xml:space="preserve">Depois do primeiro encontro, aparece no chão, ao lado do ninho, o pingente do chapéu (peça 3 da coleção do Labirinto).</w:t>
+      </w:r>
+    </w:p>
+    <w:p>
+      <w:pPr>
+        <w:pStyle w:val="NotaTime"/>
+        <w:spacing w:after="60"/>
+      </w:pPr>
+      <w:r>
+        <w:t xml:space="preserve">Nota: O encontro é opcional, e o Zane avisa da parede quente na cena 3.1. Se o encontro deve ser obrigatório, e como o Baltazar sai do esconderijo, está pendente (História Completa, 10.4). O parentesco fica para depois, com o anel (10.5).</w:t>
+      </w:r>
+    </w:p>
+    <w:p>
+      <w:pPr>
+        <w:pStyle w:val="Heading3"/>
+      </w:pPr>
+      <w:r>
+        <w:t xml:space="preserve">Cena 3.4 — O Corredor do Tempo</w:t>
+      </w:r>
+    </w:p>
+    <w:tbl>
+      <w:tblPr>
+        <w:tblW w:type="dxa" w:w="9026"/>
+        <w:tblBorders>
+          <w:top w:val="single" w:color="auto" w:sz="4"/>
+          <w:left w:val="single" w:color="auto" w:sz="4"/>
+          <w:bottom w:val="single" w:color="auto" w:sz="4"/>
+          <w:right w:val="single" w:color="auto" w:sz="4"/>
+          <w:insideH w:val="single" w:color="auto" w:sz="4"/>
+          <w:insideV w:val="single" w:color="auto" w:sz="4"/>
+        </w:tblBorders>
+      </w:tblPr>
+      <w:tblGrid>
+        <w:gridCol w:w="2400"/>
+        <w:gridCol w:w="4626"/>
+        <w:gridCol w:w="2000"/>
+      </w:tblGrid>
+      <w:tr>
+        <w:tc>
+          <w:tcPr>
+            <w:tcW w:type="dxa" w:w="2400"/>
+            <w:tcBorders>
+              <w:top w:val="single" w:color="BFC9D1" w:sz="4"/>
+              <w:left w:val="single" w:color="BFC9D1" w:sz="4"/>
+              <w:bottom w:val="single" w:color="BFC9D1" w:sz="4"/>
+              <w:right w:val="single" w:color="BFC9D1" w:sz="4"/>
+            </w:tcBorders>
+            <w:shd w:fill="E8EEF2" w:color="auto" w:val="clear"/>
+            <w:tcMar>
+              <w:top w:type="dxa" w:w="70"/>
+              <w:left w:type="dxa" w:w="110"/>
+              <w:bottom w:type="dxa" w:w="70"/>
+              <w:right w:type="dxa" w:w="110"/>
+            </w:tcMar>
+            <w:vAlign w:val="top"/>
+          </w:tcPr>
+          <w:p>
+            <w:pPr>
+              <w:keepNext/>
+            </w:pPr>
+            <w:r>
+              <w:rPr>
+                <w:b/>
+                <w:bCs/>
+                <w:color w:val="1F2A3C"/>
+              </w:rPr>
+              <w:t xml:space="preserve">Tipo</w:t>
+            </w:r>
+          </w:p>
+        </w:tc>
+        <w:tc>
+          <w:tcPr>
+            <w:tcW w:type="dxa" w:w="4626"/>
+            <w:tcBorders>
+              <w:top w:val="single" w:color="BFC9D1" w:sz="4"/>
+              <w:left w:val="single" w:color="BFC9D1" w:sz="4"/>
+              <w:bottom w:val="single" w:color="BFC9D1" w:sz="4"/>
+              <w:right w:val="single" w:color="BFC9D1" w:sz="4"/>
+            </w:tcBorders>
+            <w:shd w:fill="E8EEF2" w:color="auto" w:val="clear"/>
+            <w:tcMar>
+              <w:top w:type="dxa" w:w="70"/>
+              <w:left w:type="dxa" w:w="110"/>
+              <w:bottom w:type="dxa" w:w="70"/>
+              <w:right w:type="dxa" w:w="110"/>
+            </w:tcMar>
+            <w:vAlign w:val="top"/>
+          </w:tcPr>
+          <w:p>
+            <w:pPr>
+              <w:keepNext/>
+            </w:pPr>
+            <w:r>
+              <w:rPr>
+                <w:b/>
+                <w:bCs/>
+                <w:color w:val="1F2A3C"/>
+              </w:rPr>
+              <w:t xml:space="preserve">Gatilho</w:t>
+            </w:r>
+          </w:p>
+        </w:tc>
+        <w:tc>
+          <w:tcPr>
+            <w:tcW w:type="dxa" w:w="2000"/>
+            <w:tcBorders>
+              <w:top w:val="single" w:color="BFC9D1" w:sz="4"/>
+              <w:left w:val="single" w:color="BFC9D1" w:sz="4"/>
+              <w:bottom w:val="single" w:color="BFC9D1" w:sz="4"/>
+              <w:right w:val="single" w:color="BFC9D1" w:sz="4"/>
+            </w:tcBorders>
+            <w:shd w:fill="E8EEF2" w:color="auto" w:val="clear"/>
+            <w:tcMar>
+              <w:top w:type="dxa" w:w="70"/>
+              <w:left w:type="dxa" w:w="110"/>
+              <w:bottom w:type="dxa" w:w="70"/>
+              <w:right w:type="dxa" w:w="110"/>
+            </w:tcMar>
+            <w:vAlign w:val="top"/>
+          </w:tcPr>
+          <w:p>
+            <w:pPr>
+              <w:keepNext/>
+            </w:pPr>
+            <w:r>
+              <w:rPr>
+                <w:b/>
+                <w:bCs/>
+                <w:color w:val="1F2A3C"/>
+              </w:rPr>
+              <w:t xml:space="preserve">Status</w:t>
+            </w:r>
+          </w:p>
+        </w:tc>
+      </w:tr>
+      <w:tr>
+        <w:trPr>
+          <w:trHeight w:val="420" w:hRule="atLeast"/>
+        </w:trPr>
+        <w:tc>
+          <w:tcPr>
+            <w:tcW w:type="dxa" w:w="2400"/>
+            <w:tcBorders>
+              <w:top w:val="single" w:color="BFC9D1" w:sz="4"/>
+              <w:left w:val="single" w:color="BFC9D1" w:sz="4"/>
+              <w:bottom w:val="single" w:color="BFC9D1" w:sz="4"/>
+              <w:right w:val="single" w:color="BFC9D1" w:sz="4"/>
+            </w:tcBorders>
+            <w:tcMar>
+              <w:top w:type="dxa" w:w="70"/>
+              <w:left w:type="dxa" w:w="110"/>
+              <w:bottom w:type="dxa" w:w="70"/>
+              <w:right w:type="dxa" w:w="110"/>
+            </w:tcMar>
+            <w:vAlign w:val="top"/>
+          </w:tcPr>
+          <w:p>
+            <w:pPr>
+              <w:keepNext/>
+            </w:pPr>
+            <w:r>
+              <w:t xml:space="preserve">Jogável (opcional, contra o relógio)</w:t>
+            </w:r>
+          </w:p>
+        </w:tc>
+        <w:tc>
+          <w:tcPr>
+            <w:tcW w:type="dxa" w:w="4626"/>
+            <w:tcBorders>
+              <w:top w:val="single" w:color="BFC9D1" w:sz="4"/>
+              <w:left w:val="single" w:color="BFC9D1" w:sz="4"/>
+              <w:bottom w:val="single" w:color="BFC9D1" w:sz="4"/>
+              <w:right w:val="single" w:color="BFC9D1" w:sz="4"/>
+            </w:tcBorders>
+            <w:tcMar>
+              <w:top w:type="dxa" w:w="70"/>
+              <w:left w:type="dxa" w:w="110"/>
+              <w:bottom w:type="dxa" w:w="70"/>
+              <w:right w:type="dxa" w:w="110"/>
+            </w:tcMar>
+            <w:vAlign w:val="top"/>
+          </w:tcPr>
+          <w:p>
+            <w:pPr>
+              <w:keepNext/>
+            </w:pPr>
+            <w:r>
+              <w:t xml:space="preserve">Entrar pela porta com luz âmbar, entre os nós 1 e 2</w:t>
+            </w:r>
+          </w:p>
+        </w:tc>
+        <w:tc>
+          <w:tcPr>
+            <w:tcW w:type="dxa" w:w="2000"/>
+            <w:tcBorders>
+              <w:top w:val="single" w:color="BFC9D1" w:sz="4"/>
+              <w:left w:val="single" w:color="BFC9D1" w:sz="4"/>
+              <w:bottom w:val="single" w:color="BFC9D1" w:sz="4"/>
+              <w:right w:val="single" w:color="BFC9D1" w:sz="4"/>
+            </w:tcBorders>
+            <w:tcMar>
+              <w:top w:type="dxa" w:w="70"/>
+              <w:left w:type="dxa" w:w="110"/>
+              <w:bottom w:type="dxa" w:w="70"/>
+              <w:right w:type="dxa" w:w="110"/>
+            </w:tcMar>
+            <w:vAlign w:val="top"/>
+          </w:tcPr>
+          <w:p>
+            <w:pPr>
+              <w:keepNext/>
+            </w:pPr>
+            <w:r>
+              <w:t xml:space="preserve">No jogo</w:t>
+            </w:r>
+          </w:p>
+        </w:tc>
+      </w:tr>
+    </w:tbl>
+    <w:p>
+      <w:pPr>
+        <w:pStyle w:val="Cena"/>
+      </w:pPr>
+      <w:r>
+        <w:t xml:space="preserve">INT. LABIRINTO – CORREDOR DO TEMPO – 3026</w:t>
+      </w:r>
+    </w:p>
+    <w:p>
+      <w:pPr>
+        <w:pStyle w:val="Acao"/>
+      </w:pPr>
+      <w:r>
+        <w:t xml:space="preserve">Um corredor com quatro portas e placas: JOGOS, FILMES, MICROS e TELEFONE. É onde quem construiu a Âncora testava a calibração com coisas dos anos 80. Quando o Gabriel entra, a porta tranca atrás dele e um relógio começa a contar: 2:00.</w:t>
+      </w:r>
+    </w:p>
+    <w:p>
+      <w:pPr>
+        <w:pStyle w:val="Jogabilidade"/>
+      </w:pPr>
+      <w:r>
+        <w:rPr>
+          <w:b/>
+          <w:bCs/>
+          <w:color w:val="2A7F8E"/>
+        </w:rPr>
+        <w:t xml:space="preserve">JOGABILIDADE  </w:t>
+      </w:r>
+      <w:r>
+        <w:t xml:space="preserve">Alinhar os quatro mecanismos antes de o relógio zerar, em qualquer ordem: o Genius (repetir as cores), os quadros de De Volta para o Futuro (o ano de cada filme), o micro (digitar LOAD ANCORA, LIST e RUN) e o telefone de disco (discar 1876). Errar tira 5 s; quanto menos tempo, mais a ansiedade sobe. Se o relógio zera, é game over.</w:t>
+      </w:r>
+    </w:p>
+    <w:p>
+      <w:pPr>
+        <w:pStyle w:val="Jogabilidade"/>
+      </w:pPr>
+      <w:r>
+        <w:rPr>
+          <w:b/>
+          <w:bCs/>
+          <w:color w:val="2A7F8E"/>
+        </w:rPr>
+        <w:t xml:space="preserve">DOCUMENTO  </w:t>
+      </w:r>
+      <w:r>
+        <w:t xml:space="preserve">Etiquetas de três fitas VHS (sala dos filmes) e Selo emoldurado (sala do telefone): as pistas dos anos.</w:t>
+      </w:r>
+    </w:p>
+    <w:p>
+      <w:pPr>
+        <w:pStyle w:val="Acao"/>
+      </w:pPr>
+      <w:r>
+        <w:t xml:space="preserve">Os quatro tempos batem juntos. O relógio para, tocam quatro sinos e a porta do corredor destrava. Na mesa do fim do corredor aparece uma folha.</w:t>
+      </w:r>
+    </w:p>
+    <w:p>
+      <w:pPr>
+        <w:pStyle w:val="Jogabilidade"/>
+      </w:pPr>
+      <w:r>
+        <w:rPr>
+          <w:b/>
+          <w:bCs/>
+          <w:color w:val="2A7F8E"/>
+        </w:rPr>
+        <w:t xml:space="preserve">DOCUMENTO  </w:t>
+      </w:r>
+      <w:r>
+        <w:t xml:space="preserve">Folha de calibração, assinada só “C.” (texto em Documentos e relíquias).</w:t>
+      </w:r>
+    </w:p>
+    <w:p>
+      <w:pPr>
+        <w:pStyle w:val="NotaTime"/>
+        <w:spacing w:after="60"/>
+      </w:pPr>
+      <w:r>
+        <w:t xml:space="preserve">Nota: Sem falas. A Folha de calibração é a primeira vez que o Carlos aparece, por escrito: a cada erro da Âncora, a fenda abre na Biblioteca e ele nem vai ver quem chegou; já foi um Faroleiro e quer ir para os anos 80 (História Completa, 4.3).</w:t>
+      </w:r>
+    </w:p>
+    <w:p>
+      <w:pPr>
+        <w:pStyle w:val="Heading3"/>
+      </w:pPr>
+      <w:r>
+        <w:t xml:space="preserve">Cena 3.5 — O alçapão</w:t>
+      </w:r>
+    </w:p>
+    <w:tbl>
+      <w:tblPr>
+        <w:tblW w:type="dxa" w:w="9026"/>
+        <w:tblBorders>
+          <w:top w:val="single" w:color="auto" w:sz="4"/>
+          <w:left w:val="single" w:color="auto" w:sz="4"/>
+          <w:bottom w:val="single" w:color="auto" w:sz="4"/>
+          <w:right w:val="single" w:color="auto" w:sz="4"/>
+          <w:insideH w:val="single" w:color="auto" w:sz="4"/>
+          <w:insideV w:val="single" w:color="auto" w:sz="4"/>
+        </w:tblBorders>
+      </w:tblPr>
+      <w:tblGrid>
+        <w:gridCol w:w="2400"/>
+        <w:gridCol w:w="4626"/>
+        <w:gridCol w:w="2000"/>
+      </w:tblGrid>
+      <w:tr>
+        <w:tc>
+          <w:tcPr>
+            <w:tcW w:type="dxa" w:w="2400"/>
+            <w:tcBorders>
+              <w:top w:val="single" w:color="BFC9D1" w:sz="4"/>
+              <w:left w:val="single" w:color="BFC9D1" w:sz="4"/>
+              <w:bottom w:val="single" w:color="BFC9D1" w:sz="4"/>
+              <w:right w:val="single" w:color="BFC9D1" w:sz="4"/>
+            </w:tcBorders>
+            <w:shd w:fill="E8EEF2" w:color="auto" w:val="clear"/>
+            <w:tcMar>
+              <w:top w:type="dxa" w:w="70"/>
+              <w:left w:type="dxa" w:w="110"/>
+              <w:bottom w:type="dxa" w:w="70"/>
+              <w:right w:type="dxa" w:w="110"/>
+            </w:tcMar>
+            <w:vAlign w:val="top"/>
+          </w:tcPr>
+          <w:p>
+            <w:pPr>
+              <w:keepNext/>
+            </w:pPr>
+            <w:r>
+              <w:rPr>
+                <w:b/>
+                <w:bCs/>
+                <w:color w:val="1F2A3C"/>
+              </w:rPr>
+              <w:t xml:space="preserve">Tipo</w:t>
+            </w:r>
+          </w:p>
+        </w:tc>
+        <w:tc>
+          <w:tcPr>
+            <w:tcW w:type="dxa" w:w="4626"/>
+            <w:tcBorders>
+              <w:top w:val="single" w:color="BFC9D1" w:sz="4"/>
+              <w:left w:val="single" w:color="BFC9D1" w:sz="4"/>
+              <w:bottom w:val="single" w:color="BFC9D1" w:sz="4"/>
+              <w:right w:val="single" w:color="BFC9D1" w:sz="4"/>
+            </w:tcBorders>
+            <w:shd w:fill="E8EEF2" w:color="auto" w:val="clear"/>
+            <w:tcMar>
+              <w:top w:type="dxa" w:w="70"/>
+              <w:left w:type="dxa" w:w="110"/>
+              <w:bottom w:type="dxa" w:w="70"/>
+              <w:right w:type="dxa" w:w="110"/>
+            </w:tcMar>
+            <w:vAlign w:val="top"/>
+          </w:tcPr>
+          <w:p>
+            <w:pPr>
+              <w:keepNext/>
+            </w:pPr>
+            <w:r>
+              <w:rPr>
+                <w:b/>
+                <w:bCs/>
+                <w:color w:val="1F2A3C"/>
+              </w:rPr>
+              <w:t xml:space="preserve">Gatilho</w:t>
+            </w:r>
+          </w:p>
+        </w:tc>
+        <w:tc>
+          <w:tcPr>
+            <w:tcW w:type="dxa" w:w="2000"/>
+            <w:tcBorders>
+              <w:top w:val="single" w:color="BFC9D1" w:sz="4"/>
+              <w:left w:val="single" w:color="BFC9D1" w:sz="4"/>
+              <w:bottom w:val="single" w:color="BFC9D1" w:sz="4"/>
+              <w:right w:val="single" w:color="BFC9D1" w:sz="4"/>
+            </w:tcBorders>
+            <w:shd w:fill="E8EEF2" w:color="auto" w:val="clear"/>
+            <w:tcMar>
+              <w:top w:type="dxa" w:w="70"/>
+              <w:left w:type="dxa" w:w="110"/>
+              <w:bottom w:type="dxa" w:w="70"/>
+              <w:right w:type="dxa" w:w="110"/>
+            </w:tcMar>
+            <w:vAlign w:val="top"/>
+          </w:tcPr>
+          <w:p>
+            <w:pPr>
+              <w:keepNext/>
+            </w:pPr>
+            <w:r>
+              <w:rPr>
+                <w:b/>
+                <w:bCs/>
+                <w:color w:val="1F2A3C"/>
+              </w:rPr>
+              <w:t xml:space="preserve">Status</w:t>
+            </w:r>
+          </w:p>
+        </w:tc>
+      </w:tr>
+      <w:tr>
+        <w:trPr>
+          <w:trHeight w:val="420" w:hRule="atLeast"/>
+        </w:trPr>
+        <w:tc>
+          <w:tcPr>
+            <w:tcW w:type="dxa" w:w="2400"/>
+            <w:tcBorders>
+              <w:top w:val="single" w:color="BFC9D1" w:sz="4"/>
+              <w:left w:val="single" w:color="BFC9D1" w:sz="4"/>
+              <w:bottom w:val="single" w:color="BFC9D1" w:sz="4"/>
+              <w:right w:val="single" w:color="BFC9D1" w:sz="4"/>
+            </w:tcBorders>
+            <w:tcMar>
+              <w:top w:type="dxa" w:w="70"/>
+              <w:left w:type="dxa" w:w="110"/>
+              <w:bottom w:type="dxa" w:w="70"/>
+              <w:right w:type="dxa" w:w="110"/>
+            </w:tcMar>
+            <w:vAlign w:val="top"/>
+          </w:tcPr>
+          <w:p>
+            <w:pPr>
+              <w:keepNext/>
+            </w:pPr>
+            <w:r>
+              <w:t xml:space="preserve">Diálogo</w:t>
+            </w:r>
+          </w:p>
+        </w:tc>
+        <w:tc>
+          <w:tcPr>
+            <w:tcW w:type="dxa" w:w="4626"/>
+            <w:tcBorders>
+              <w:top w:val="single" w:color="BFC9D1" w:sz="4"/>
+              <w:left w:val="single" w:color="BFC9D1" w:sz="4"/>
+              <w:bottom w:val="single" w:color="BFC9D1" w:sz="4"/>
+              <w:right w:val="single" w:color="BFC9D1" w:sz="4"/>
+            </w:tcBorders>
+            <w:tcMar>
+              <w:top w:type="dxa" w:w="70"/>
+              <w:left w:type="dxa" w:w="110"/>
+              <w:bottom w:type="dxa" w:w="70"/>
+              <w:right w:type="dxa" w:w="110"/>
+            </w:tcMar>
+            <w:vAlign w:val="top"/>
+          </w:tcPr>
+          <w:p>
+            <w:pPr>
+              <w:keepNext/>
+            </w:pPr>
+            <w:r>
+              <w:t xml:space="preserve">Falar com o Zane depois que a rede do subsolo é invadida</w:t>
+            </w:r>
+          </w:p>
+        </w:tc>
+        <w:tc>
+          <w:tcPr>
+            <w:tcW w:type="dxa" w:w="2000"/>
+            <w:tcBorders>
+              <w:top w:val="single" w:color="BFC9D1" w:sz="4"/>
+              <w:left w:val="single" w:color="BFC9D1" w:sz="4"/>
+              <w:bottom w:val="single" w:color="BFC9D1" w:sz="4"/>
+              <w:right w:val="single" w:color="BFC9D1" w:sz="4"/>
+            </w:tcBorders>
+            <w:tcMar>
+              <w:top w:type="dxa" w:w="70"/>
+              <w:left w:type="dxa" w:w="110"/>
+              <w:bottom w:type="dxa" w:w="70"/>
+              <w:right w:type="dxa" w:w="110"/>
+            </w:tcMar>
+            <w:vAlign w:val="top"/>
+          </w:tcPr>
+          <w:p>
+            <w:pPr>
+              <w:keepNext/>
+            </w:pPr>
+            <w:r>
+              <w:t xml:space="preserve">No jogo</w:t>
+            </w:r>
+          </w:p>
+        </w:tc>
+      </w:tr>
+    </w:tbl>
+    <w:p>
+      <w:pPr>
+        <w:keepNext/>
+        <w:spacing w:after="100"/>
+      </w:pPr>
+    </w:p>
+    <w:p>
+      <w:pPr>
+        <w:pStyle w:val="Cena"/>
+      </w:pPr>
+      <w:r>
+        <w:t xml:space="preserve">INT. LABIRINTO – OFICINA DO ZANE – 3026</w:t>
+      </w:r>
+    </w:p>
+    <w:p>
+      <w:pPr>
+        <w:pStyle w:val="Acao"/>
+      </w:pPr>
+      <w:r>
+        <w:t xml:space="preserve">Debaixo de uma lona, junto à bancada, fica o alçapão de manutenção que o sistema mantinha lacrado. O Zane o abre.</w:t>
+      </w:r>
+    </w:p>
+    <w:p>
+      <w:pPr>
+        <w:pStyle w:val="Jogabilidade"/>
+      </w:pPr>
+      <w:r>
+        <w:rPr>
+          <w:b/>
+          <w:bCs/>
+          <w:color w:val="2A7F8E"/>
+        </w:rPr>
+        <w:t xml:space="preserve">FALAS  </w:t>
+      </w:r>
+      <w:r>
+        <w:t xml:space="preserve">zane_labirinto_alcapao: Revela a saída: um duto até a passarela do Centro de Convivência. A trava do bunker soltou junto: "fica de olho no Henrique". O texto está no Dialogos.docx.</w:t>
+      </w:r>
+    </w:p>
+    <w:p>
+      <w:pPr>
+        <w:pStyle w:val="Jogabilidade"/>
+      </w:pPr>
+      <w:r>
+        <w:rPr>
+          <w:b/>
+          <w:bCs/>
+          <w:color w:val="2A7F8E"/>
+        </w:rPr>
+        <w:t xml:space="preserve">CADERNO  </w:t>
+      </w:r>
+      <w:r>
+        <w:rPr>
+          <w:b/>
+          <w:bCs/>
+        </w:rPr>
+        <w:t xml:space="preserve">O alçapão da oficina.</w:t>
+      </w:r>
+      <w:r>
+        <w:rPr>
+          <w:i/>
+          <w:iCs/>
+        </w:rPr>
+        <w:t xml:space="preserve"> Invadi os três nós e voltei ao Zane. A saída do subsolo não é uma porta: é um alçapão de manutenção escondido debaixo de uma lona, na oficina dele, que o sistema mantinha lacrado.</w:t>
+      </w:r>
+    </w:p>
+    <w:p>
+      <w:pPr>
+        <w:pStyle w:val="Jogabilidade"/>
+      </w:pPr>
+      <w:r>
+        <w:rPr>
+          <w:i/>
+          <w:iCs/>
+        </w:rPr>
+        <w:t xml:space="preserve">O Zane o abriu. O duto sai na passarela do Centro de Convivência, por onde dá para chegar ao elevador de carga do bunker. A trava do bunker soltou junto. O Zane continua no rádio comigo e pediu que eu fique de olho no Henrique.</w:t>
+      </w:r>
+    </w:p>
+    <w:p>
+      <w:pPr>
+        <w:pStyle w:val="Condicao"/>
+      </w:pPr>
+      <w:r>
+        <w:t xml:space="preserve">SE GABRIEL VOLTAR A FALAR COM ELE DEPOIS</w:t>
+      </w:r>
+    </w:p>
+    <w:p>
+      <w:pPr>
+        <w:pStyle w:val="Jogabilidade"/>
+      </w:pPr>
+      <w:r>
+        <w:rPr>
+          <w:b/>
+          <w:bCs/>
+          <w:color w:val="2A7F8E"/>
+        </w:rPr>
+        <w:t xml:space="preserve">FALAS  </w:t>
+      </w:r>
+      <w:r>
+        <w:t xml:space="preserve">zane_labirinto_alcapao_de_novo: Pressa: o alçapão está aberto. O texto está no Dialogos.docx.</w:t>
+      </w:r>
+    </w:p>
+    <w:p>
+      <w:pPr>
+        <w:pStyle w:val="Jogabilidade"/>
+      </w:pPr>
+      <w:r>
+        <w:rPr>
+          <w:b/>
+          <w:bCs/>
+          <w:color w:val="2A7F8E"/>
+        </w:rPr>
+        <w:t xml:space="preserve">JOGABILIDADE  </w:t>
+      </w:r>
+      <w:r>
         <w:t xml:space="preserve">Descer pelo alçapão rumo ao Centro de Convivência.</w:t>
       </w:r>
     </w:p>
@@ -21825,16 +22656,13 @@
       <w:pPr>
         <w:pStyle w:val="Heading3"/>
       </w:pPr>
-      <w:r>
-        <w:t xml:space="preserve">Cena 3.4 — </w:t>
-      </w:r>
       <w:r>
         <w:rPr>
           <w:i/>
           <w:iCs/>
           <w:color w:val="7A8794"/>
         </w:rPr>
-        <w:t xml:space="preserve">[nova cena]</w:t>
+        <w:t xml:space="preserve">Cena 3.6 — [nova cena]</w:t>
       </w:r>
     </w:p>
     <w:tbl>
@@ -22410,7 +23238,7 @@
           </w:tcPr>
           <w:p>
             <w:r>
-              <w:t xml:space="preserve">Apresenta o problema: a mesma trava lacra a saída e o bunker, e lê três nós de controle. O Zane desconfia do Henrique.</w:t>
+              <w:t xml:space="preserve">Apresenta o problema: a mesma trava lacra a saída e o bunker, e lê três nós de controle. O Zane desconfia do Henrique. No fim, avisa de duas salas fora do mapa: a parede quente do corredor de cima e a porta âmbar.</w:t>
             </w:r>
           </w:p>
         </w:tc>
@@ -22785,7 +23613,7 @@
           </w:tcPr>
           <w:p>
             <w:r>
-              <w:t xml:space="preserve">Dicas: como invadir um nó, como são os robôs e por que desconfiar do Henrique.</w:t>
+              <w:t xml:space="preserve">Dicas: como invadir um nó, como são os robôs, por que desconfiar do Henrique e as duas salas fora do mapa.</w:t>
             </w:r>
           </w:p>
         </w:tc>
@@ -23068,7 +23896,7 @@
                 <w:sz w:val="15"/>
                 <w:szCs w:val="15"/>
               </w:rPr>
-              <w:t xml:space="preserve">zane_labirinto_alcapao</w:t>
+              <w:t xml:space="preserve">baltazar_labirinto_primeiro_encontro</w:t>
             </w:r>
           </w:p>
         </w:tc>
@@ -23091,7 +23919,7 @@
           </w:tcPr>
           <w:p>
             <w:r>
-              <w:t xml:space="preserve">Zane, Gabriel</w:t>
+              <w:t xml:space="preserve">Baltazar, Gabriel</w:t>
             </w:r>
           </w:p>
         </w:tc>
@@ -23137,7 +23965,7 @@
           </w:tcPr>
           <w:p>
             <w:r>
-              <w:t xml:space="preserve">Cena 3.3. Falar com o Zane depois que a rede do subsolo é invadida</w:t>
+              <w:t xml:space="preserve">Cena 3.3. Chegar perto do Baltazar no esconderijo (começa sozinha)</w:t>
             </w:r>
           </w:p>
         </w:tc>
@@ -23160,7 +23988,7 @@
           </w:tcPr>
           <w:p>
             <w:r>
-              <w:t xml:space="preserve">Revela a saída: um duto até a passarela do Centro de Convivência. A trava do bunker soltou junto: "fica de olho no Henrique".</w:t>
+              <w:t xml:space="preserve">O Baltazar se assusta, acha que é o fim do mundo, conta que seguiu a luz até ali e não quer sair. O Gabriel diz só o primeiro nome: o parentesco fica para depois.</w:t>
             </w:r>
           </w:p>
         </w:tc>
@@ -23193,6 +24021,256 @@
                 <w:sz w:val="15"/>
                 <w:szCs w:val="15"/>
               </w:rPr>
+              <w:t xml:space="preserve">baltazar_labirinto_de_novo</w:t>
+            </w:r>
+          </w:p>
+        </w:tc>
+        <w:tc>
+          <w:tcPr>
+            <w:tcW w:type="dxa" w:w="1200"/>
+            <w:tcBorders>
+              <w:top w:val="single" w:color="BFC9D1" w:sz="4"/>
+              <w:left w:val="single" w:color="BFC9D1" w:sz="4"/>
+              <w:bottom w:val="single" w:color="BFC9D1" w:sz="4"/>
+              <w:right w:val="single" w:color="BFC9D1" w:sz="4"/>
+            </w:tcBorders>
+            <w:tcMar>
+              <w:top w:type="dxa" w:w="70"/>
+              <w:left w:type="dxa" w:w="110"/>
+              <w:bottom w:type="dxa" w:w="70"/>
+              <w:right w:type="dxa" w:w="110"/>
+            </w:tcMar>
+            <w:vAlign w:val="top"/>
+          </w:tcPr>
+          <w:p>
+            <w:r>
+              <w:t xml:space="preserve">Baltazar, Gabriel</w:t>
+            </w:r>
+          </w:p>
+        </w:tc>
+        <w:tc>
+          <w:tcPr>
+            <w:tcW w:type="dxa" w:w="1100"/>
+            <w:tcBorders>
+              <w:top w:val="single" w:color="BFC9D1" w:sz="4"/>
+              <w:left w:val="single" w:color="BFC9D1" w:sz="4"/>
+              <w:bottom w:val="single" w:color="BFC9D1" w:sz="4"/>
+              <w:right w:val="single" w:color="BFC9D1" w:sz="4"/>
+            </w:tcBorders>
+            <w:tcMar>
+              <w:top w:type="dxa" w:w="70"/>
+              <w:left w:type="dxa" w:w="110"/>
+              <w:bottom w:type="dxa" w:w="70"/>
+              <w:right w:type="dxa" w:w="110"/>
+            </w:tcMar>
+            <w:vAlign w:val="top"/>
+          </w:tcPr>
+          <w:p>
+            <w:r>
+              <w:t xml:space="preserve">em pessoa</w:t>
+            </w:r>
+          </w:p>
+        </w:tc>
+        <w:tc>
+          <w:tcPr>
+            <w:tcW w:type="dxa" w:w="2000"/>
+            <w:tcBorders>
+              <w:top w:val="single" w:color="BFC9D1" w:sz="4"/>
+              <w:left w:val="single" w:color="BFC9D1" w:sz="4"/>
+              <w:bottom w:val="single" w:color="BFC9D1" w:sz="4"/>
+              <w:right w:val="single" w:color="BFC9D1" w:sz="4"/>
+            </w:tcBorders>
+            <w:tcMar>
+              <w:top w:type="dxa" w:w="70"/>
+              <w:left w:type="dxa" w:w="110"/>
+              <w:bottom w:type="dxa" w:w="70"/>
+              <w:right w:type="dxa" w:w="110"/>
+            </w:tcMar>
+            <w:vAlign w:val="top"/>
+          </w:tcPr>
+          <w:p>
+            <w:r>
+              <w:t xml:space="preserve">Cena 3.3. Se gabriel voltar a falar com ele</w:t>
+            </w:r>
+          </w:p>
+        </w:tc>
+        <w:tc>
+          <w:tcPr>
+            <w:tcW w:type="dxa" w:w="2426"/>
+            <w:tcBorders>
+              <w:top w:val="single" w:color="BFC9D1" w:sz="4"/>
+              <w:left w:val="single" w:color="BFC9D1" w:sz="4"/>
+              <w:bottom w:val="single" w:color="BFC9D1" w:sz="4"/>
+              <w:right w:val="single" w:color="BFC9D1" w:sz="4"/>
+            </w:tcBorders>
+            <w:tcMar>
+              <w:top w:type="dxa" w:w="70"/>
+              <w:left w:type="dxa" w:w="110"/>
+              <w:bottom w:type="dxa" w:w="70"/>
+              <w:right w:type="dxa" w:w="110"/>
+            </w:tcMar>
+            <w:vAlign w:val="top"/>
+          </w:tcPr>
+          <w:p>
+            <w:r>
+              <w:t xml:space="preserve">Repete a dica do diário: os robôs de um olho só não veem quem passa pelas costas, e luz forte no olho os cega.</w:t>
+            </w:r>
+          </w:p>
+        </w:tc>
+      </w:tr>
+      <w:tr>
+        <w:trPr>
+          <w:trHeight w:val="480" w:hRule="atLeast"/>
+        </w:trPr>
+        <w:tc>
+          <w:tcPr>
+            <w:tcW w:type="dxa" w:w="2300"/>
+            <w:tcBorders>
+              <w:top w:val="single" w:color="BFC9D1" w:sz="4"/>
+              <w:left w:val="single" w:color="BFC9D1" w:sz="4"/>
+              <w:bottom w:val="single" w:color="BFC9D1" w:sz="4"/>
+              <w:right w:val="single" w:color="BFC9D1" w:sz="4"/>
+            </w:tcBorders>
+            <w:tcMar>
+              <w:top w:type="dxa" w:w="70"/>
+              <w:left w:type="dxa" w:w="110"/>
+              <w:bottom w:type="dxa" w:w="70"/>
+              <w:right w:type="dxa" w:w="110"/>
+            </w:tcMar>
+            <w:vAlign w:val="top"/>
+          </w:tcPr>
+          <w:p>
+            <w:r>
+              <w:rPr>
+                <w:rFonts w:ascii="Courier New" w:cs="Courier New" w:eastAsia="Courier New" w:hAnsi="Courier New"/>
+                <w:sz w:val="15"/>
+                <w:szCs w:val="15"/>
+              </w:rPr>
+              <w:t xml:space="preserve">zane_labirinto_alcapao</w:t>
+            </w:r>
+          </w:p>
+        </w:tc>
+        <w:tc>
+          <w:tcPr>
+            <w:tcW w:type="dxa" w:w="1200"/>
+            <w:tcBorders>
+              <w:top w:val="single" w:color="BFC9D1" w:sz="4"/>
+              <w:left w:val="single" w:color="BFC9D1" w:sz="4"/>
+              <w:bottom w:val="single" w:color="BFC9D1" w:sz="4"/>
+              <w:right w:val="single" w:color="BFC9D1" w:sz="4"/>
+            </w:tcBorders>
+            <w:tcMar>
+              <w:top w:type="dxa" w:w="70"/>
+              <w:left w:type="dxa" w:w="110"/>
+              <w:bottom w:type="dxa" w:w="70"/>
+              <w:right w:type="dxa" w:w="110"/>
+            </w:tcMar>
+            <w:vAlign w:val="top"/>
+          </w:tcPr>
+          <w:p>
+            <w:r>
+              <w:t xml:space="preserve">Zane, Gabriel</w:t>
+            </w:r>
+          </w:p>
+        </w:tc>
+        <w:tc>
+          <w:tcPr>
+            <w:tcW w:type="dxa" w:w="1100"/>
+            <w:tcBorders>
+              <w:top w:val="single" w:color="BFC9D1" w:sz="4"/>
+              <w:left w:val="single" w:color="BFC9D1" w:sz="4"/>
+              <w:bottom w:val="single" w:color="BFC9D1" w:sz="4"/>
+              <w:right w:val="single" w:color="BFC9D1" w:sz="4"/>
+            </w:tcBorders>
+            <w:tcMar>
+              <w:top w:type="dxa" w:w="70"/>
+              <w:left w:type="dxa" w:w="110"/>
+              <w:bottom w:type="dxa" w:w="70"/>
+              <w:right w:type="dxa" w:w="110"/>
+            </w:tcMar>
+            <w:vAlign w:val="top"/>
+          </w:tcPr>
+          <w:p>
+            <w:r>
+              <w:t xml:space="preserve">em pessoa</w:t>
+            </w:r>
+          </w:p>
+        </w:tc>
+        <w:tc>
+          <w:tcPr>
+            <w:tcW w:type="dxa" w:w="2000"/>
+            <w:tcBorders>
+              <w:top w:val="single" w:color="BFC9D1" w:sz="4"/>
+              <w:left w:val="single" w:color="BFC9D1" w:sz="4"/>
+              <w:bottom w:val="single" w:color="BFC9D1" w:sz="4"/>
+              <w:right w:val="single" w:color="BFC9D1" w:sz="4"/>
+            </w:tcBorders>
+            <w:tcMar>
+              <w:top w:type="dxa" w:w="70"/>
+              <w:left w:type="dxa" w:w="110"/>
+              <w:bottom w:type="dxa" w:w="70"/>
+              <w:right w:type="dxa" w:w="110"/>
+            </w:tcMar>
+            <w:vAlign w:val="top"/>
+          </w:tcPr>
+          <w:p>
+            <w:r>
+              <w:t xml:space="preserve">Cena 3.5. Falar com o Zane depois que a rede do subsolo é invadida</w:t>
+            </w:r>
+          </w:p>
+        </w:tc>
+        <w:tc>
+          <w:tcPr>
+            <w:tcW w:type="dxa" w:w="2426"/>
+            <w:tcBorders>
+              <w:top w:val="single" w:color="BFC9D1" w:sz="4"/>
+              <w:left w:val="single" w:color="BFC9D1" w:sz="4"/>
+              <w:bottom w:val="single" w:color="BFC9D1" w:sz="4"/>
+              <w:right w:val="single" w:color="BFC9D1" w:sz="4"/>
+            </w:tcBorders>
+            <w:tcMar>
+              <w:top w:type="dxa" w:w="70"/>
+              <w:left w:type="dxa" w:w="110"/>
+              <w:bottom w:type="dxa" w:w="70"/>
+              <w:right w:type="dxa" w:w="110"/>
+            </w:tcMar>
+            <w:vAlign w:val="top"/>
+          </w:tcPr>
+          <w:p>
+            <w:r>
+              <w:t xml:space="preserve">Revela a saída: um duto até a passarela do Centro de Convivência. A trava do bunker soltou junto: "fica de olho no Henrique".</w:t>
+            </w:r>
+          </w:p>
+        </w:tc>
+      </w:tr>
+      <w:tr>
+        <w:trPr>
+          <w:trHeight w:val="480" w:hRule="atLeast"/>
+        </w:trPr>
+        <w:tc>
+          <w:tcPr>
+            <w:tcW w:type="dxa" w:w="2300"/>
+            <w:tcBorders>
+              <w:top w:val="single" w:color="BFC9D1" w:sz="4"/>
+              <w:left w:val="single" w:color="BFC9D1" w:sz="4"/>
+              <w:bottom w:val="single" w:color="BFC9D1" w:sz="4"/>
+              <w:right w:val="single" w:color="BFC9D1" w:sz="4"/>
+            </w:tcBorders>
+            <w:tcMar>
+              <w:top w:type="dxa" w:w="70"/>
+              <w:left w:type="dxa" w:w="110"/>
+              <w:bottom w:type="dxa" w:w="70"/>
+              <w:right w:type="dxa" w:w="110"/>
+            </w:tcMar>
+            <w:vAlign w:val="top"/>
+          </w:tcPr>
+          <w:p>
+            <w:r>
+              <w:rPr>
+                <w:rFonts w:ascii="Courier New" w:cs="Courier New" w:eastAsia="Courier New" w:hAnsi="Courier New"/>
+                <w:sz w:val="15"/>
+                <w:szCs w:val="15"/>
+              </w:rPr>
               <w:t xml:space="preserve">zane_labirinto_alcapao_de_novo</w:t>
             </w:r>
           </w:p>
@@ -23262,7 +24340,7 @@
           </w:tcPr>
           <w:p>
             <w:r>
-              <w:t xml:space="preserve">Cena 3.3. Se gabriel voltar a falar com ele depois</w:t>
+              <w:t xml:space="preserve">Cena 3.5. Se gabriel voltar a falar com ele depois</w:t>
             </w:r>
           </w:p>
         </w:tc>
@@ -23586,7 +24664,7 @@
           </w:tcPr>
           <w:p>
             <w:r>
-              <w:t xml:space="preserve"/>
+              <w:t xml:space="preserve">Folha de calibração — C. · papel: carta</w:t>
             </w:r>
           </w:p>
         </w:tc>
@@ -23609,7 +24687,7 @@
           </w:tcPr>
           <w:p>
             <w:r>
-              <w:t xml:space="preserve"/>
+              <w:t xml:space="preserve">3026</w:t>
             </w:r>
           </w:p>
         </w:tc>
@@ -23632,7 +24710,7 @@
           </w:tcPr>
           <w:p>
             <w:r>
-              <w:t xml:space="preserve"/>
+              <w:t xml:space="preserve">Corredor do Tempo, na mesa do fim (aparece quando os quatro tempos batem)</w:t>
             </w:r>
           </w:p>
         </w:tc>
@@ -23655,7 +24733,7 @@
           </w:tcPr>
           <w:p>
             <w:r>
-              <w:t xml:space="preserve"/>
+              <w:t xml:space="preserve">Teste 214.  O Genius, os três filmes, o micro e o telefone. Quatro tempos que têm que bater juntos, na mesma batida, para a Âncora saber aonde ir. Um segundo de atraso em qualquer um e ela erra por anos. · · · Errou de novo. Abriu a fenda no chão da Biblioteca, como sempre, e eu continuei aqui.  Veio alguém pelo outro lado. Não sei quem nem de quando. Não fui ver. Não foi para isso que eu construí a máquina. · · · Eu já fui um Faroleiro. Eles ficaram para manter a luz acesa para quem está longe. A única luz que me interessa é a de um rádio ligado numa tarde dos anos 80.  O disco tocando, a rua cheia de gente, o mundo antes de dar errado. É para lá que eu vou.  Amanhã, teste 215. — C. Caderno: Uma folha de quem calibrava a Âncora aqui embaixo, com coisas dos anos 80: um Genius, os filmes de De Volta para o Futuro, um micro e um telefone. Assinou só "C."  Cada erro da máquina abre a fenda na Biblioteca e puxa alguém. Foi assim que eu cheguei. E ele nem foi ver quem era.  Já foi um Faroleiro. Quer ir para os anos 80.</w:t>
             </w:r>
           </w:p>
         </w:tc>
@@ -23683,7 +24761,7 @@
           </w:tcPr>
           <w:p>
             <w:r>
-              <w:t xml:space="preserve"/>
+              <w:t xml:space="preserve">Etiquetas de três fitas VHS · papel: carta</w:t>
             </w:r>
           </w:p>
         </w:tc>
@@ -23706,7 +24784,7 @@
           </w:tcPr>
           <w:p>
             <w:r>
-              <w:t xml:space="preserve"/>
+              <w:t xml:space="preserve">3026</w:t>
             </w:r>
           </w:p>
         </w:tc>
@@ -23729,7 +24807,7 @@
           </w:tcPr>
           <w:p>
             <w:r>
-              <w:t xml:space="preserve"/>
+              <w:t xml:space="preserve">Corredor do Tempo, sala dos filmes, em cima da mesa</w:t>
             </w:r>
           </w:p>
         </w:tc>
@@ -23752,7 +24830,7 @@
           </w:tcPr>
           <w:p>
             <w:r>
-              <w:t xml:space="preserve"/>
+              <w:t xml:space="preserve">Três fitas de vídeo em cima da mesa, uma do lado da outra. As etiquetas foram escritas à mão:  DE VOLTA PARA O FUTURO — 1985 DE VOLTA PARA O FUTURO II — 1989 DE VOLTA PARA O FUTURO III — 1990  A primeira está gasta de tanto rebobinar. Caderno: As fitas dos três De Volta para o Futuro: 1985, 1989 e 1990.  A primeira está gasta de tanto ver.</w:t>
             </w:r>
           </w:p>
         </w:tc>
@@ -23780,7 +24858,7 @@
           </w:tcPr>
           <w:p>
             <w:r>
-              <w:t xml:space="preserve"/>
+              <w:t xml:space="preserve">Selo emoldurado · papel: carta</w:t>
             </w:r>
           </w:p>
         </w:tc>
@@ -23803,7 +24881,7 @@
           </w:tcPr>
           <w:p>
             <w:r>
-              <w:t xml:space="preserve"/>
+              <w:t xml:space="preserve">1976</w:t>
             </w:r>
           </w:p>
         </w:tc>
@@ -23826,7 +24904,7 @@
           </w:tcPr>
           <w:p>
             <w:r>
-              <w:t xml:space="preserve"/>
+              <w:t xml:space="preserve">Corredor do Tempo, sala do telefone, na parede</w:t>
             </w:r>
           </w:p>
         </w:tc>
@@ -23849,7 +24927,7 @@
           </w:tcPr>
           <w:p>
             <w:r>
-              <w:t xml:space="preserve"/>
+              <w:t xml:space="preserve">Um selo dos Correios numa moldura dourada: um telefone antigo, de madeira, com o fone pendurado do lado.  Embaixo, em letras pequenas: CENTENÁRIO DO TELEFONE.  O carimbo por cima diz 1976. Caderno: Um selo do centenário do telefone, carimbado em 1976.  Cem anos antes.</w:t>
             </w:r>
           </w:p>
         </w:tc>
@@ -37992,7 +39070,7 @@
         <w:spacing w:after="60"/>
       </w:pPr>
       <w:r>
-        <w:t xml:space="preserve">Baltazar: só o diário e o acampamento, no Ato 1, e a conversa grupo_labirinto_02, em que o grupo descobre que existe alguém de 1750. Ele nunca aparece em pessoa.</w:t>
+        <w:t xml:space="preserve">Baltazar: o diário e o acampamento no Ato 1; a conversa grupo_labirinto_02, em que o grupo descobre que existe alguém de 1750; e, em pessoa, o esconderijo do Labirinto (cena 3.3, opcional).</w:t>
       </w:r>
     </w:p>
     <w:p>
@@ -38005,7 +39083,7 @@
         <w:spacing w:after="60"/>
       </w:pPr>
       <w:r>
-        <w:t xml:space="preserve">Carlos: não aparece nem é citado em nenhuma fala.</w:t>
+        <w:t xml:space="preserve">Carlos: não fala. Aparece por escrito na Folha de calibração do Corredor do Tempo (cena 3.4, opcional), assinada só “C.”.</w:t>
       </w:r>
     </w:p>
     <w:p>
@@ -38039,7 +39117,7 @@
         <w:spacing w:after="60"/>
       </w:pPr>
       <w:r>
-        <w:t xml:space="preserve">Resolvido em 26/10/2026: o Zane agora fala do bunker e do Henrique no Labirinto (cenas 3.1, 3.2 e 3.3), e a desconfiança dele volta nas conversas do grupo pelo rádio.</w:t>
+        <w:t xml:space="preserve">Resolvido em 26/10/2026: o Zane agora fala do bunker e do Henrique no Labirinto (cenas 3.1, 3.2 e 3.5), e a desconfiança dele volta nas conversas do grupo pelo rádio.</w:t>
       </w:r>
     </w:p>
     <w:p>
@@ -39501,6 +40579,200 @@
           </w:p>
         </w:tc>
       </w:tr>
+      <w:tr>
+        <w:trPr>
+          <w:trHeight w:val="480" w:hRule="atLeast"/>
+        </w:trPr>
+        <w:tc>
+          <w:tcPr>
+            <w:tcW w:type="dxa" w:w="1100"/>
+            <w:tcBorders>
+              <w:top w:val="single" w:color="BFC9D1" w:sz="4"/>
+              <w:left w:val="single" w:color="BFC9D1" w:sz="4"/>
+              <w:bottom w:val="single" w:color="BFC9D1" w:sz="4"/>
+              <w:right w:val="single" w:color="BFC9D1" w:sz="4"/>
+            </w:tcBorders>
+            <w:tcMar>
+              <w:top w:type="dxa" w:w="70"/>
+              <w:left w:type="dxa" w:w="110"/>
+              <w:bottom w:type="dxa" w:w="70"/>
+              <w:right w:type="dxa" w:w="110"/>
+            </w:tcMar>
+            <w:vAlign w:val="top"/>
+          </w:tcPr>
+          <w:p>
+            <w:r>
+              <w:t xml:space="preserve">0.10</w:t>
+            </w:r>
+          </w:p>
+        </w:tc>
+        <w:tc>
+          <w:tcPr>
+            <w:tcW w:type="dxa" w:w="1400"/>
+            <w:tcBorders>
+              <w:top w:val="single" w:color="BFC9D1" w:sz="4"/>
+              <w:left w:val="single" w:color="BFC9D1" w:sz="4"/>
+              <w:bottom w:val="single" w:color="BFC9D1" w:sz="4"/>
+              <w:right w:val="single" w:color="BFC9D1" w:sz="4"/>
+            </w:tcBorders>
+            <w:tcMar>
+              <w:top w:type="dxa" w:w="70"/>
+              <w:left w:type="dxa" w:w="110"/>
+              <w:bottom w:type="dxa" w:w="70"/>
+              <w:right w:type="dxa" w:w="110"/>
+            </w:tcMar>
+            <w:vAlign w:val="top"/>
+          </w:tcPr>
+          <w:p>
+            <w:r>
+              <w:t xml:space="preserve">28/10/2026</w:t>
+            </w:r>
+          </w:p>
+        </w:tc>
+        <w:tc>
+          <w:tcPr>
+            <w:tcW w:type="dxa" w:w="2000"/>
+            <w:tcBorders>
+              <w:top w:val="single" w:color="BFC9D1" w:sz="4"/>
+              <w:left w:val="single" w:color="BFC9D1" w:sz="4"/>
+              <w:bottom w:val="single" w:color="BFC9D1" w:sz="4"/>
+              <w:right w:val="single" w:color="BFC9D1" w:sz="4"/>
+            </w:tcBorders>
+            <w:tcMar>
+              <w:top w:type="dxa" w:w="70"/>
+              <w:left w:type="dxa" w:w="110"/>
+              <w:bottom w:type="dxa" w:w="70"/>
+              <w:right w:type="dxa" w:w="110"/>
+            </w:tcMar>
+            <w:vAlign w:val="top"/>
+          </w:tcPr>
+          <w:p>
+            <w:r>
+              <w:t xml:space="preserve"/>
+            </w:r>
+          </w:p>
+        </w:tc>
+        <w:tc>
+          <w:tcPr>
+            <w:tcW w:type="dxa" w:w="4526"/>
+            <w:tcBorders>
+              <w:top w:val="single" w:color="BFC9D1" w:sz="4"/>
+              <w:left w:val="single" w:color="BFC9D1" w:sz="4"/>
+              <w:bottom w:val="single" w:color="BFC9D1" w:sz="4"/>
+              <w:right w:val="single" w:color="BFC9D1" w:sz="4"/>
+            </w:tcBorders>
+            <w:tcMar>
+              <w:top w:type="dxa" w:w="70"/>
+              <w:left w:type="dxa" w:w="110"/>
+              <w:bottom w:type="dxa" w:w="70"/>
+              <w:right w:type="dxa" w:w="110"/>
+            </w:tcMar>
+            <w:vAlign w:val="top"/>
+          </w:tcPr>
+          <w:p>
+            <w:r>
+              <w:t xml:space="preserve">Cena 3.1: o Zane avisa de duas salas fora do mapa (o esconderijo do Baltazar e o Corredor do Tempo), e o caderno anota.</w:t>
+            </w:r>
+          </w:p>
+        </w:tc>
+      </w:tr>
+      <w:tr>
+        <w:trPr>
+          <w:trHeight w:val="480" w:hRule="atLeast"/>
+        </w:trPr>
+        <w:tc>
+          <w:tcPr>
+            <w:tcW w:type="dxa" w:w="1100"/>
+            <w:tcBorders>
+              <w:top w:val="single" w:color="BFC9D1" w:sz="4"/>
+              <w:left w:val="single" w:color="BFC9D1" w:sz="4"/>
+              <w:bottom w:val="single" w:color="BFC9D1" w:sz="4"/>
+              <w:right w:val="single" w:color="BFC9D1" w:sz="4"/>
+            </w:tcBorders>
+            <w:tcMar>
+              <w:top w:type="dxa" w:w="70"/>
+              <w:left w:type="dxa" w:w="110"/>
+              <w:bottom w:type="dxa" w:w="70"/>
+              <w:right w:type="dxa" w:w="110"/>
+            </w:tcMar>
+            <w:vAlign w:val="top"/>
+          </w:tcPr>
+          <w:p>
+            <w:r>
+              <w:t xml:space="preserve">0.11</w:t>
+            </w:r>
+          </w:p>
+        </w:tc>
+        <w:tc>
+          <w:tcPr>
+            <w:tcW w:type="dxa" w:w="1400"/>
+            <w:tcBorders>
+              <w:top w:val="single" w:color="BFC9D1" w:sz="4"/>
+              <w:left w:val="single" w:color="BFC9D1" w:sz="4"/>
+              <w:bottom w:val="single" w:color="BFC9D1" w:sz="4"/>
+              <w:right w:val="single" w:color="BFC9D1" w:sz="4"/>
+            </w:tcBorders>
+            <w:tcMar>
+              <w:top w:type="dxa" w:w="70"/>
+              <w:left w:type="dxa" w:w="110"/>
+              <w:bottom w:type="dxa" w:w="70"/>
+              <w:right w:type="dxa" w:w="110"/>
+            </w:tcMar>
+            <w:vAlign w:val="top"/>
+          </w:tcPr>
+          <w:p>
+            <w:r>
+              <w:t xml:space="preserve">29/10/2026</w:t>
+            </w:r>
+          </w:p>
+        </w:tc>
+        <w:tc>
+          <w:tcPr>
+            <w:tcW w:type="dxa" w:w="2000"/>
+            <w:tcBorders>
+              <w:top w:val="single" w:color="BFC9D1" w:sz="4"/>
+              <w:left w:val="single" w:color="BFC9D1" w:sz="4"/>
+              <w:bottom w:val="single" w:color="BFC9D1" w:sz="4"/>
+              <w:right w:val="single" w:color="BFC9D1" w:sz="4"/>
+            </w:tcBorders>
+            <w:tcMar>
+              <w:top w:type="dxa" w:w="70"/>
+              <w:left w:type="dxa" w:w="110"/>
+              <w:bottom w:type="dxa" w:w="70"/>
+              <w:right w:type="dxa" w:w="110"/>
+            </w:tcMar>
+            <w:vAlign w:val="top"/>
+          </w:tcPr>
+          <w:p>
+            <w:r>
+              <w:t xml:space="preserve"/>
+            </w:r>
+          </w:p>
+        </w:tc>
+        <w:tc>
+          <w:tcPr>
+            <w:tcW w:type="dxa" w:w="4526"/>
+            <w:tcBorders>
+              <w:top w:val="single" w:color="BFC9D1" w:sz="4"/>
+              <w:left w:val="single" w:color="BFC9D1" w:sz="4"/>
+              <w:bottom w:val="single" w:color="BFC9D1" w:sz="4"/>
+              <w:right w:val="single" w:color="BFC9D1" w:sz="4"/>
+            </w:tcBorders>
+            <w:tcMar>
+              <w:top w:type="dxa" w:w="70"/>
+              <w:left w:type="dxa" w:w="110"/>
+              <w:bottom w:type="dxa" w:w="70"/>
+              <w:right w:type="dxa" w:w="110"/>
+            </w:tcMar>
+            <w:vAlign w:val="top"/>
+          </w:tcPr>
+          <w:p>
+            <w:r>
+              <w:t xml:space="preserve">Ato 3: cena 3.3, o esconderijo do Baltazar, e cena 3.4, o Corredor do Tempo, com os três documentos. O alçapão passa a ser a 3.5. Elenco e Anexo B atualizados.</w:t>
+            </w:r>
+          </w:p>
+        </w:tc>
+      </w:tr>
     </w:tbl>
     <w:sectPr>
       <w:headerReference w:type="default" r:id="rId6"/>
@@ -39565,7 +40837,7 @@
         <w:sz w:val="17"/>
         <w:szCs w:val="17"/>
       </w:rPr>
-      <w:t xml:space="preserve">Versão 0.9 — Rascunho</w:t>
+      <w:t xml:space="preserve">Versão 0.11 — Rascunho</w:t>
     </w:r>
     <w:r>
       <w:rPr>
